--- a/build/docx/vkr-draft-1.docx
+++ b/build/docx/vkr-draft-1.docx
@@ -13,7 +13,7 @@
           <w:rFonts w:ascii="Times New Roman" w:hAnsi="Times New Roman" w:eastAsia="Times New Roman"/>
           <w:b w:val="0"/>
           <w:i w:val="0"/>
-          <w:sz w:val="28"/>
+          <w:sz w:val="22"/>
         </w:rPr>
         <w:t>МИНИСТЕРСТВО НАУКИ И ВЫСШЕГО ОБРАЗОВАНИЯ РОССИЙСКОЙ ФЕДЕРАЦИИ</w:t>
       </w:r>
@@ -29,7 +29,7 @@
           <w:rFonts w:ascii="Times New Roman" w:hAnsi="Times New Roman" w:eastAsia="Times New Roman"/>
           <w:b w:val="0"/>
           <w:i w:val="0"/>
-          <w:sz w:val="26"/>
+          <w:sz w:val="20"/>
         </w:rPr>
         <w:t>федеральное государственное автономное образовательное учреждение высшего образования</w:t>
       </w:r>
@@ -45,14 +45,14 @@
           <w:rFonts w:ascii="Times New Roman" w:hAnsi="Times New Roman" w:eastAsia="Times New Roman"/>
           <w:b w:val="0"/>
           <w:i w:val="0"/>
-          <w:sz w:val="28"/>
+          <w:sz w:val="22"/>
         </w:rPr>
         <w:t>«САНКТ-ПЕТЕРБУРГСКИЙ ГОСУДАРСТВЕННЫЙ УНИВЕРСИТЕТ</w:t>
       </w:r>
     </w:p>
     <w:p>
       <w:pPr>
-        <w:spacing w:line="276" w:lineRule="auto" w:after="360"/>
+        <w:spacing w:line="276" w:lineRule="auto" w:after="80"/>
         <w:ind w:firstLine="0"/>
         <w:jc w:val="center"/>
       </w:pPr>
@@ -61,7 +61,7 @@
           <w:rFonts w:ascii="Times New Roman" w:hAnsi="Times New Roman" w:eastAsia="Times New Roman"/>
           <w:b w:val="0"/>
           <w:i w:val="0"/>
-          <w:sz w:val="28"/>
+          <w:sz w:val="22"/>
         </w:rPr>
         <w:t>АЭРОКОСМИЧЕСКОГО ПРИБОРОСТРОЕНИЯ»</w:t>
       </w:r>
@@ -89,10 +89,18 @@
               <w:insideH w:val="nil"/>
               <w:insideV w:val="nil"/>
             </w:tcBorders>
+            <w:tcMar>
+              <w:top w:w="0" w:type="dxa"/>
+              <w:left w:w="0" w:type="dxa"/>
+              <w:bottom w:w="0" w:type="dxa"/>
+              <w:right w:w="0" w:type="dxa"/>
+            </w:tcMar>
             <w:vAlign w:val="center"/>
           </w:tcPr>
           <w:p>
             <w:pPr>
+              <w:spacing w:line="240" w:lineRule="auto" w:before="0" w:after="0"/>
+              <w:ind w:firstLine="0"/>
               <w:jc w:val="left"/>
             </w:pPr>
             <w:r/>
@@ -100,7 +108,7 @@
               <w:rPr>
                 <w:rFonts w:ascii="Times New Roman" w:hAnsi="Times New Roman" w:eastAsia="Times New Roman"/>
                 <w:b w:val="0"/>
-                <w:sz w:val="28"/>
+                <w:sz w:val="20"/>
               </w:rPr>
               <w:t>ДОПУСТИТЬ К ЗАЩИТЕ</w:t>
             </w:r>
@@ -117,6 +125,12 @@
               <w:insideH w:val="nil"/>
               <w:insideV w:val="nil"/>
             </w:tcBorders>
+            <w:tcMar>
+              <w:top w:w="0" w:type="dxa"/>
+              <w:left w:w="0" w:type="dxa"/>
+              <w:bottom w:w="0" w:type="dxa"/>
+              <w:right w:w="0" w:type="dxa"/>
+            </w:tcMar>
           </w:tcPr>
           <w:p/>
         </w:tc>
@@ -131,6 +145,12 @@
               <w:insideH w:val="nil"/>
               <w:insideV w:val="nil"/>
             </w:tcBorders>
+            <w:tcMar>
+              <w:top w:w="0" w:type="dxa"/>
+              <w:left w:w="0" w:type="dxa"/>
+              <w:bottom w:w="0" w:type="dxa"/>
+              <w:right w:w="0" w:type="dxa"/>
+            </w:tcMar>
           </w:tcPr>
           <w:p/>
         </w:tc>
@@ -147,10 +167,18 @@
               <w:insideH w:val="nil"/>
               <w:insideV w:val="nil"/>
             </w:tcBorders>
+            <w:tcMar>
+              <w:top w:w="0" w:type="dxa"/>
+              <w:left w:w="0" w:type="dxa"/>
+              <w:bottom w:w="0" w:type="dxa"/>
+              <w:right w:w="0" w:type="dxa"/>
+            </w:tcMar>
             <w:vAlign w:val="center"/>
           </w:tcPr>
           <w:p>
             <w:pPr>
+              <w:spacing w:line="240" w:lineRule="auto" w:before="0" w:after="0"/>
+              <w:ind w:firstLine="0"/>
               <w:jc w:val="left"/>
             </w:pPr>
             <w:r/>
@@ -158,7 +186,7 @@
               <w:rPr>
                 <w:rFonts w:ascii="Times New Roman" w:hAnsi="Times New Roman" w:eastAsia="Times New Roman"/>
                 <w:b w:val="0"/>
-                <w:sz w:val="28"/>
+                <w:sz w:val="20"/>
               </w:rPr>
               <w:t>Заведующий кафедрой № 43</w:t>
             </w:r>
@@ -175,6 +203,12 @@
               <w:insideH w:val="nil"/>
               <w:insideV w:val="nil"/>
             </w:tcBorders>
+            <w:tcMar>
+              <w:top w:w="0" w:type="dxa"/>
+              <w:left w:w="0" w:type="dxa"/>
+              <w:bottom w:w="0" w:type="dxa"/>
+              <w:right w:w="0" w:type="dxa"/>
+            </w:tcMar>
           </w:tcPr>
           <w:p/>
         </w:tc>
@@ -189,6 +223,12 @@
               <w:insideH w:val="nil"/>
               <w:insideV w:val="nil"/>
             </w:tcBorders>
+            <w:tcMar>
+              <w:top w:w="0" w:type="dxa"/>
+              <w:left w:w="0" w:type="dxa"/>
+              <w:bottom w:w="0" w:type="dxa"/>
+              <w:right w:w="0" w:type="dxa"/>
+            </w:tcMar>
           </w:tcPr>
           <w:p/>
         </w:tc>
@@ -205,10 +245,18 @@
               <w:insideH w:val="nil"/>
               <w:insideV w:val="nil"/>
             </w:tcBorders>
+            <w:tcMar>
+              <w:top w:w="0" w:type="dxa"/>
+              <w:left w:w="0" w:type="dxa"/>
+              <w:bottom w:w="0" w:type="dxa"/>
+              <w:right w:w="0" w:type="dxa"/>
+            </w:tcMar>
             <w:vAlign w:val="center"/>
           </w:tcPr>
           <w:p>
             <w:pPr>
+              <w:spacing w:line="240" w:lineRule="auto" w:before="0" w:after="0"/>
+              <w:ind w:firstLine="0"/>
               <w:jc w:val="center"/>
             </w:pPr>
             <w:r/>
@@ -216,7 +264,7 @@
               <w:rPr>
                 <w:rFonts w:ascii="Times New Roman" w:hAnsi="Times New Roman" w:eastAsia="Times New Roman"/>
                 <w:b w:val="0"/>
-                <w:sz w:val="28"/>
+                <w:sz w:val="20"/>
               </w:rPr>
               <w:t>________________________</w:t>
             </w:r>
@@ -233,10 +281,18 @@
               <w:insideH w:val="nil"/>
               <w:insideV w:val="nil"/>
             </w:tcBorders>
+            <w:tcMar>
+              <w:top w:w="0" w:type="dxa"/>
+              <w:left w:w="0" w:type="dxa"/>
+              <w:bottom w:w="0" w:type="dxa"/>
+              <w:right w:w="0" w:type="dxa"/>
+            </w:tcMar>
             <w:vAlign w:val="center"/>
           </w:tcPr>
           <w:p>
             <w:pPr>
+              <w:spacing w:line="240" w:lineRule="auto" w:before="0" w:after="0"/>
+              <w:ind w:firstLine="0"/>
               <w:jc w:val="center"/>
             </w:pPr>
             <w:r/>
@@ -244,7 +300,7 @@
               <w:rPr>
                 <w:rFonts w:ascii="Times New Roman" w:hAnsi="Times New Roman" w:eastAsia="Times New Roman"/>
                 <w:b w:val="0"/>
-                <w:sz w:val="28"/>
+                <w:sz w:val="20"/>
               </w:rPr>
               <w:t>________________________</w:t>
             </w:r>
@@ -261,10 +317,18 @@
               <w:insideH w:val="nil"/>
               <w:insideV w:val="nil"/>
             </w:tcBorders>
+            <w:tcMar>
+              <w:top w:w="0" w:type="dxa"/>
+              <w:left w:w="0" w:type="dxa"/>
+              <w:bottom w:w="0" w:type="dxa"/>
+              <w:right w:w="0" w:type="dxa"/>
+            </w:tcMar>
             <w:vAlign w:val="center"/>
           </w:tcPr>
           <w:p>
             <w:pPr>
+              <w:spacing w:line="240" w:lineRule="auto" w:before="0" w:after="0"/>
+              <w:ind w:firstLine="0"/>
               <w:jc w:val="center"/>
             </w:pPr>
             <w:r/>
@@ -272,7 +336,7 @@
               <w:rPr>
                 <w:rFonts w:ascii="Times New Roman" w:hAnsi="Times New Roman" w:eastAsia="Times New Roman"/>
                 <w:b w:val="0"/>
-                <w:sz w:val="28"/>
+                <w:sz w:val="20"/>
               </w:rPr>
               <w:t>М.Ю. Охтилев</w:t>
             </w:r>
@@ -291,10 +355,18 @@
               <w:insideH w:val="nil"/>
               <w:insideV w:val="nil"/>
             </w:tcBorders>
+            <w:tcMar>
+              <w:top w:w="0" w:type="dxa"/>
+              <w:left w:w="0" w:type="dxa"/>
+              <w:bottom w:w="0" w:type="dxa"/>
+              <w:right w:w="0" w:type="dxa"/>
+            </w:tcMar>
             <w:vAlign w:val="center"/>
           </w:tcPr>
           <w:p>
             <w:pPr>
+              <w:spacing w:line="240" w:lineRule="auto" w:before="0" w:after="0"/>
+              <w:ind w:firstLine="0"/>
               <w:jc w:val="center"/>
             </w:pPr>
             <w:r/>
@@ -302,7 +374,7 @@
               <w:rPr>
                 <w:rFonts w:ascii="Times New Roman" w:hAnsi="Times New Roman" w:eastAsia="Times New Roman"/>
                 <w:b w:val="0"/>
-                <w:sz w:val="20"/>
+                <w:sz w:val="14"/>
               </w:rPr>
               <w:t>должность, уч. степень, звание</w:t>
             </w:r>
@@ -319,10 +391,18 @@
               <w:insideH w:val="nil"/>
               <w:insideV w:val="nil"/>
             </w:tcBorders>
+            <w:tcMar>
+              <w:top w:w="0" w:type="dxa"/>
+              <w:left w:w="0" w:type="dxa"/>
+              <w:bottom w:w="0" w:type="dxa"/>
+              <w:right w:w="0" w:type="dxa"/>
+            </w:tcMar>
             <w:vAlign w:val="center"/>
           </w:tcPr>
           <w:p>
             <w:pPr>
+              <w:spacing w:line="240" w:lineRule="auto" w:before="0" w:after="0"/>
+              <w:ind w:firstLine="0"/>
               <w:jc w:val="center"/>
             </w:pPr>
             <w:r/>
@@ -330,7 +410,7 @@
               <w:rPr>
                 <w:rFonts w:ascii="Times New Roman" w:hAnsi="Times New Roman" w:eastAsia="Times New Roman"/>
                 <w:b w:val="0"/>
-                <w:sz w:val="20"/>
+                <w:sz w:val="14"/>
               </w:rPr>
               <w:t>подпись, дата</w:t>
             </w:r>
@@ -347,10 +427,18 @@
               <w:insideH w:val="nil"/>
               <w:insideV w:val="nil"/>
             </w:tcBorders>
+            <w:tcMar>
+              <w:top w:w="0" w:type="dxa"/>
+              <w:left w:w="0" w:type="dxa"/>
+              <w:bottom w:w="0" w:type="dxa"/>
+              <w:right w:w="0" w:type="dxa"/>
+            </w:tcMar>
             <w:vAlign w:val="center"/>
           </w:tcPr>
           <w:p>
             <w:pPr>
+              <w:spacing w:line="240" w:lineRule="auto" w:before="0" w:after="0"/>
+              <w:ind w:firstLine="0"/>
               <w:jc w:val="center"/>
             </w:pPr>
             <w:r/>
@@ -358,7 +446,7 @@
               <w:rPr>
                 <w:rFonts w:ascii="Times New Roman" w:hAnsi="Times New Roman" w:eastAsia="Times New Roman"/>
                 <w:b w:val="0"/>
-                <w:sz w:val="20"/>
+                <w:sz w:val="14"/>
               </w:rPr>
               <w:t>инициалы, фамилия</w:t>
             </w:r>
@@ -366,11 +454,15 @@
         </w:tc>
       </w:tr>
     </w:tbl>
-    <w:p/>
-    <w:p/>
     <w:p>
       <w:pPr>
-        <w:spacing w:line="276" w:lineRule="auto" w:after="480"/>
+        <w:spacing w:line="240" w:lineRule="auto" w:before="0" w:after="80"/>
+        <w:ind w:firstLine="0"/>
+      </w:pPr>
+    </w:p>
+    <w:p>
+      <w:pPr>
+        <w:spacing w:line="276" w:lineRule="auto" w:after="80"/>
         <w:ind w:firstLine="0"/>
         <w:jc w:val="center"/>
       </w:pPr>
@@ -379,7 +471,7 @@
           <w:rFonts w:ascii="Times New Roman" w:hAnsi="Times New Roman" w:eastAsia="Times New Roman"/>
           <w:b/>
           <w:i w:val="0"/>
-          <w:sz w:val="32"/>
+          <w:sz w:val="28"/>
         </w:rPr>
         <w:t>БАКАЛАВРСКАЯ РАБОТА</w:t>
       </w:r>
@@ -395,14 +487,14 @@
           <w:rFonts w:ascii="Times New Roman" w:hAnsi="Times New Roman" w:eastAsia="Times New Roman"/>
           <w:b w:val="0"/>
           <w:i w:val="0"/>
-          <w:sz w:val="28"/>
+          <w:sz w:val="24"/>
         </w:rPr>
         <w:t>на тему</w:t>
       </w:r>
     </w:p>
     <w:p>
       <w:pPr>
-        <w:spacing w:line="276" w:lineRule="auto" w:after="360"/>
+        <w:spacing w:line="276" w:lineRule="auto" w:after="80"/>
         <w:ind w:firstLine="0"/>
         <w:jc w:val="center"/>
       </w:pPr>
@@ -411,7 +503,7 @@
           <w:rFonts w:ascii="Times New Roman" w:hAnsi="Times New Roman" w:eastAsia="Times New Roman"/>
           <w:b w:val="0"/>
           <w:i w:val="0"/>
-          <w:sz w:val="28"/>
+          <w:sz w:val="24"/>
         </w:rPr>
         <w:t>Разработка real-time интерфейса с поддержкой горизонтального масштабирования WebSocket-соединений для системы отслеживания задач</w:t>
       </w:r>
@@ -438,10 +530,18 @@
               <w:insideH w:val="nil"/>
               <w:insideV w:val="nil"/>
             </w:tcBorders>
+            <w:tcMar>
+              <w:top w:w="0" w:type="dxa"/>
+              <w:left w:w="0" w:type="dxa"/>
+              <w:bottom w:w="0" w:type="dxa"/>
+              <w:right w:w="0" w:type="dxa"/>
+            </w:tcMar>
             <w:vAlign w:val="center"/>
           </w:tcPr>
           <w:p>
             <w:pPr>
+              <w:spacing w:line="240" w:lineRule="auto" w:before="0" w:after="0"/>
+              <w:ind w:firstLine="0"/>
               <w:jc w:val="center"/>
             </w:pPr>
             <w:r/>
@@ -449,7 +549,7 @@
               <w:rPr>
                 <w:rFonts w:ascii="Times New Roman" w:hAnsi="Times New Roman" w:eastAsia="Times New Roman"/>
                 <w:b w:val="0"/>
-                <w:sz w:val="28"/>
+                <w:sz w:val="20"/>
               </w:rPr>
               <w:t>выполнена</w:t>
             </w:r>
@@ -466,10 +566,18 @@
               <w:insideH w:val="nil"/>
               <w:insideV w:val="nil"/>
             </w:tcBorders>
+            <w:tcMar>
+              <w:top w:w="0" w:type="dxa"/>
+              <w:left w:w="0" w:type="dxa"/>
+              <w:bottom w:w="0" w:type="dxa"/>
+              <w:right w:w="0" w:type="dxa"/>
+            </w:tcMar>
             <w:vAlign w:val="center"/>
           </w:tcPr>
           <w:p>
             <w:pPr>
+              <w:spacing w:line="240" w:lineRule="auto" w:before="0" w:after="0"/>
+              <w:ind w:firstLine="0"/>
               <w:jc w:val="center"/>
             </w:pPr>
             <w:r/>
@@ -477,7 +585,7 @@
               <w:rPr>
                 <w:rFonts w:ascii="Times New Roman" w:hAnsi="Times New Roman" w:eastAsia="Times New Roman"/>
                 <w:b w:val="0"/>
-                <w:sz w:val="28"/>
+                <w:sz w:val="20"/>
               </w:rPr>
               <w:t>Зайцевым Александром Сергеевичем</w:t>
             </w:r>
@@ -494,94 +602,18 @@
               <w:insideH w:val="nil"/>
               <w:insideV w:val="nil"/>
             </w:tcBorders>
+            <w:tcMar>
+              <w:top w:w="0" w:type="dxa"/>
+              <w:left w:w="0" w:type="dxa"/>
+              <w:bottom w:w="0" w:type="dxa"/>
+              <w:right w:w="0" w:type="dxa"/>
+            </w:tcMar>
             <w:vAlign w:val="center"/>
           </w:tcPr>
           <w:p>
             <w:pPr>
-              <w:jc w:val="center"/>
-            </w:pPr>
-            <w:r/>
-            <w:r>
-              <w:rPr>
-                <w:rFonts w:ascii="Times New Roman" w:hAnsi="Times New Roman" w:eastAsia="Times New Roman"/>
-                <w:b w:val="0"/>
-                <w:sz w:val="28"/>
-              </w:rPr>
-            </w:r>
-          </w:p>
-        </w:tc>
-      </w:tr>
-      <w:tr>
-        <w:tc>
-          <w:tcPr>
-            <w:tcW w:type="dxa" w:w="2948"/>
-            <w:tcBorders>
-              <w:top w:val="nil"/>
-              <w:left w:val="nil"/>
-              <w:bottom w:val="nil"/>
-              <w:right w:val="nil"/>
-              <w:insideH w:val="nil"/>
-              <w:insideV w:val="nil"/>
-            </w:tcBorders>
-            <w:vAlign w:val="center"/>
-          </w:tcPr>
-          <w:p>
-            <w:pPr>
-              <w:jc w:val="center"/>
-            </w:pPr>
-            <w:r/>
-            <w:r>
-              <w:rPr>
-                <w:rFonts w:ascii="Times New Roman" w:hAnsi="Times New Roman" w:eastAsia="Times New Roman"/>
-                <w:b w:val="0"/>
-                <w:sz w:val="20"/>
-              </w:rPr>
-            </w:r>
-          </w:p>
-        </w:tc>
-        <w:tc>
-          <w:tcPr>
-            <w:tcW w:type="dxa" w:w="2948"/>
-            <w:tcBorders>
-              <w:top w:val="nil"/>
-              <w:left w:val="nil"/>
-              <w:bottom w:val="nil"/>
-              <w:right w:val="nil"/>
-              <w:insideH w:val="nil"/>
-              <w:insideV w:val="nil"/>
-            </w:tcBorders>
-            <w:vAlign w:val="center"/>
-          </w:tcPr>
-          <w:p>
-            <w:pPr>
-              <w:jc w:val="center"/>
-            </w:pPr>
-            <w:r/>
-            <w:r>
-              <w:rPr>
-                <w:rFonts w:ascii="Times New Roman" w:hAnsi="Times New Roman" w:eastAsia="Times New Roman"/>
-                <w:b w:val="0"/>
-                <w:sz w:val="20"/>
-              </w:rPr>
-              <w:t>фамилия, имя, отчество студента в творительном падеже</w:t>
-            </w:r>
-          </w:p>
-        </w:tc>
-        <w:tc>
-          <w:tcPr>
-            <w:tcW w:type="dxa" w:w="2948"/>
-            <w:tcBorders>
-              <w:top w:val="nil"/>
-              <w:left w:val="nil"/>
-              <w:bottom w:val="nil"/>
-              <w:right w:val="nil"/>
-              <w:insideH w:val="nil"/>
-              <w:insideV w:val="nil"/>
-            </w:tcBorders>
-            <w:vAlign w:val="center"/>
-          </w:tcPr>
-          <w:p>
-            <w:pPr>
+              <w:spacing w:line="240" w:lineRule="auto" w:before="0" w:after="0"/>
+              <w:ind w:firstLine="0"/>
               <w:jc w:val="center"/>
             </w:pPr>
             <w:r/>
@@ -607,10 +639,18 @@
               <w:insideH w:val="nil"/>
               <w:insideV w:val="nil"/>
             </w:tcBorders>
+            <w:tcMar>
+              <w:top w:w="0" w:type="dxa"/>
+              <w:left w:w="0" w:type="dxa"/>
+              <w:bottom w:w="0" w:type="dxa"/>
+              <w:right w:w="0" w:type="dxa"/>
+            </w:tcMar>
             <w:vAlign w:val="center"/>
           </w:tcPr>
           <w:p>
             <w:pPr>
+              <w:spacing w:line="240" w:lineRule="auto" w:before="0" w:after="0"/>
+              <w:ind w:firstLine="0"/>
               <w:jc w:val="center"/>
             </w:pPr>
             <w:r/>
@@ -618,7 +658,115 @@
               <w:rPr>
                 <w:rFonts w:ascii="Times New Roman" w:hAnsi="Times New Roman" w:eastAsia="Times New Roman"/>
                 <w:b w:val="0"/>
-                <w:sz w:val="28"/>
+                <w:sz w:val="14"/>
+              </w:rPr>
+            </w:r>
+          </w:p>
+        </w:tc>
+        <w:tc>
+          <w:tcPr>
+            <w:tcW w:type="dxa" w:w="2948"/>
+            <w:tcBorders>
+              <w:top w:val="nil"/>
+              <w:left w:val="nil"/>
+              <w:bottom w:val="nil"/>
+              <w:right w:val="nil"/>
+              <w:insideH w:val="nil"/>
+              <w:insideV w:val="nil"/>
+            </w:tcBorders>
+            <w:tcMar>
+              <w:top w:w="0" w:type="dxa"/>
+              <w:left w:w="0" w:type="dxa"/>
+              <w:bottom w:w="0" w:type="dxa"/>
+              <w:right w:w="0" w:type="dxa"/>
+            </w:tcMar>
+            <w:vAlign w:val="center"/>
+          </w:tcPr>
+          <w:p>
+            <w:pPr>
+              <w:spacing w:line="240" w:lineRule="auto" w:before="0" w:after="0"/>
+              <w:ind w:firstLine="0"/>
+              <w:jc w:val="center"/>
+            </w:pPr>
+            <w:r/>
+            <w:r>
+              <w:rPr>
+                <w:rFonts w:ascii="Times New Roman" w:hAnsi="Times New Roman" w:eastAsia="Times New Roman"/>
+                <w:b w:val="0"/>
+                <w:sz w:val="14"/>
+              </w:rPr>
+              <w:t>фамилия, имя, отчество студента в творительном падеже</w:t>
+            </w:r>
+          </w:p>
+        </w:tc>
+        <w:tc>
+          <w:tcPr>
+            <w:tcW w:type="dxa" w:w="2948"/>
+            <w:tcBorders>
+              <w:top w:val="nil"/>
+              <w:left w:val="nil"/>
+              <w:bottom w:val="nil"/>
+              <w:right w:val="nil"/>
+              <w:insideH w:val="nil"/>
+              <w:insideV w:val="nil"/>
+            </w:tcBorders>
+            <w:tcMar>
+              <w:top w:w="0" w:type="dxa"/>
+              <w:left w:w="0" w:type="dxa"/>
+              <w:bottom w:w="0" w:type="dxa"/>
+              <w:right w:w="0" w:type="dxa"/>
+            </w:tcMar>
+            <w:vAlign w:val="center"/>
+          </w:tcPr>
+          <w:p>
+            <w:pPr>
+              <w:spacing w:line="240" w:lineRule="auto" w:before="0" w:after="0"/>
+              <w:ind w:firstLine="0"/>
+              <w:jc w:val="center"/>
+            </w:pPr>
+            <w:r/>
+            <w:r>
+              <w:rPr>
+                <w:rFonts w:ascii="Times New Roman" w:hAnsi="Times New Roman" w:eastAsia="Times New Roman"/>
+                <w:b w:val="0"/>
+                <w:sz w:val="14"/>
+              </w:rPr>
+            </w:r>
+          </w:p>
+        </w:tc>
+      </w:tr>
+      <w:tr>
+        <w:tc>
+          <w:tcPr>
+            <w:tcW w:type="dxa" w:w="2948"/>
+            <w:tcBorders>
+              <w:top w:val="nil"/>
+              <w:left w:val="nil"/>
+              <w:bottom w:val="nil"/>
+              <w:right w:val="nil"/>
+              <w:insideH w:val="nil"/>
+              <w:insideV w:val="nil"/>
+            </w:tcBorders>
+            <w:tcMar>
+              <w:top w:w="0" w:type="dxa"/>
+              <w:left w:w="0" w:type="dxa"/>
+              <w:bottom w:w="0" w:type="dxa"/>
+              <w:right w:w="0" w:type="dxa"/>
+            </w:tcMar>
+            <w:vAlign w:val="center"/>
+          </w:tcPr>
+          <w:p>
+            <w:pPr>
+              <w:spacing w:line="240" w:lineRule="auto" w:before="0" w:after="0"/>
+              <w:ind w:firstLine="0"/>
+              <w:jc w:val="center"/>
+            </w:pPr>
+            <w:r/>
+            <w:r>
+              <w:rPr>
+                <w:rFonts w:ascii="Times New Roman" w:hAnsi="Times New Roman" w:eastAsia="Times New Roman"/>
+                <w:b w:val="0"/>
+                <w:sz w:val="20"/>
               </w:rPr>
               <w:t>по направлению подготовки</w:t>
             </w:r>
@@ -635,10 +783,18 @@
               <w:insideH w:val="nil"/>
               <w:insideV w:val="nil"/>
             </w:tcBorders>
+            <w:tcMar>
+              <w:top w:w="0" w:type="dxa"/>
+              <w:left w:w="0" w:type="dxa"/>
+              <w:bottom w:w="0" w:type="dxa"/>
+              <w:right w:w="0" w:type="dxa"/>
+            </w:tcMar>
             <w:vAlign w:val="center"/>
           </w:tcPr>
           <w:p>
             <w:pPr>
+              <w:spacing w:line="240" w:lineRule="auto" w:before="0" w:after="0"/>
+              <w:ind w:firstLine="0"/>
               <w:jc w:val="center"/>
             </w:pPr>
             <w:r/>
@@ -646,7 +802,7 @@
               <w:rPr>
                 <w:rFonts w:ascii="Times New Roman" w:hAnsi="Times New Roman" w:eastAsia="Times New Roman"/>
                 <w:b w:val="0"/>
-                <w:sz w:val="28"/>
+                <w:sz w:val="20"/>
               </w:rPr>
               <w:t>09.03.04</w:t>
             </w:r>
@@ -663,10 +819,18 @@
               <w:insideH w:val="nil"/>
               <w:insideV w:val="nil"/>
             </w:tcBorders>
+            <w:tcMar>
+              <w:top w:w="0" w:type="dxa"/>
+              <w:left w:w="0" w:type="dxa"/>
+              <w:bottom w:w="0" w:type="dxa"/>
+              <w:right w:w="0" w:type="dxa"/>
+            </w:tcMar>
             <w:vAlign w:val="center"/>
           </w:tcPr>
           <w:p>
             <w:pPr>
+              <w:spacing w:line="240" w:lineRule="auto" w:before="0" w:after="0"/>
+              <w:ind w:firstLine="0"/>
               <w:jc w:val="center"/>
             </w:pPr>
             <w:r/>
@@ -674,7 +838,7 @@
               <w:rPr>
                 <w:rFonts w:ascii="Times New Roman" w:hAnsi="Times New Roman" w:eastAsia="Times New Roman"/>
                 <w:b w:val="0"/>
-                <w:sz w:val="28"/>
+                <w:sz w:val="20"/>
               </w:rPr>
               <w:t>Программная инженерия</w:t>
             </w:r>
@@ -693,10 +857,18 @@
               <w:insideH w:val="nil"/>
               <w:insideV w:val="nil"/>
             </w:tcBorders>
+            <w:tcMar>
+              <w:top w:w="0" w:type="dxa"/>
+              <w:left w:w="0" w:type="dxa"/>
+              <w:bottom w:w="0" w:type="dxa"/>
+              <w:right w:w="0" w:type="dxa"/>
+            </w:tcMar>
             <w:vAlign w:val="center"/>
           </w:tcPr>
           <w:p>
             <w:pPr>
+              <w:spacing w:line="240" w:lineRule="auto" w:before="0" w:after="0"/>
+              <w:ind w:firstLine="0"/>
               <w:jc w:val="center"/>
             </w:pPr>
             <w:r/>
@@ -704,7 +876,7 @@
               <w:rPr>
                 <w:rFonts w:ascii="Times New Roman" w:hAnsi="Times New Roman" w:eastAsia="Times New Roman"/>
                 <w:b w:val="0"/>
-                <w:sz w:val="20"/>
+                <w:sz w:val="14"/>
               </w:rPr>
             </w:r>
           </w:p>
@@ -720,10 +892,18 @@
               <w:insideH w:val="nil"/>
               <w:insideV w:val="nil"/>
             </w:tcBorders>
+            <w:tcMar>
+              <w:top w:w="0" w:type="dxa"/>
+              <w:left w:w="0" w:type="dxa"/>
+              <w:bottom w:w="0" w:type="dxa"/>
+              <w:right w:w="0" w:type="dxa"/>
+            </w:tcMar>
             <w:vAlign w:val="center"/>
           </w:tcPr>
           <w:p>
             <w:pPr>
+              <w:spacing w:line="240" w:lineRule="auto" w:before="0" w:after="0"/>
+              <w:ind w:firstLine="0"/>
               <w:jc w:val="center"/>
             </w:pPr>
             <w:r/>
@@ -731,7 +911,7 @@
               <w:rPr>
                 <w:rFonts w:ascii="Times New Roman" w:hAnsi="Times New Roman" w:eastAsia="Times New Roman"/>
                 <w:b w:val="0"/>
-                <w:sz w:val="20"/>
+                <w:sz w:val="14"/>
               </w:rPr>
               <w:t>код</w:t>
             </w:r>
@@ -748,10 +928,18 @@
               <w:insideH w:val="nil"/>
               <w:insideV w:val="nil"/>
             </w:tcBorders>
+            <w:tcMar>
+              <w:top w:w="0" w:type="dxa"/>
+              <w:left w:w="0" w:type="dxa"/>
+              <w:bottom w:w="0" w:type="dxa"/>
+              <w:right w:w="0" w:type="dxa"/>
+            </w:tcMar>
             <w:vAlign w:val="center"/>
           </w:tcPr>
           <w:p>
             <w:pPr>
+              <w:spacing w:line="240" w:lineRule="auto" w:before="0" w:after="0"/>
+              <w:ind w:firstLine="0"/>
               <w:jc w:val="center"/>
             </w:pPr>
             <w:r/>
@@ -759,7 +947,7 @@
               <w:rPr>
                 <w:rFonts w:ascii="Times New Roman" w:hAnsi="Times New Roman" w:eastAsia="Times New Roman"/>
                 <w:b w:val="0"/>
-                <w:sz w:val="20"/>
+                <w:sz w:val="14"/>
               </w:rPr>
               <w:t>наименование направления</w:t>
             </w:r>
@@ -778,10 +966,18 @@
               <w:insideH w:val="nil"/>
               <w:insideV w:val="nil"/>
             </w:tcBorders>
+            <w:tcMar>
+              <w:top w:w="0" w:type="dxa"/>
+              <w:left w:w="0" w:type="dxa"/>
+              <w:bottom w:w="0" w:type="dxa"/>
+              <w:right w:w="0" w:type="dxa"/>
+            </w:tcMar>
             <w:vAlign w:val="center"/>
           </w:tcPr>
           <w:p>
             <w:pPr>
+              <w:spacing w:line="240" w:lineRule="auto" w:before="0" w:after="0"/>
+              <w:ind w:firstLine="0"/>
               <w:jc w:val="center"/>
             </w:pPr>
             <w:r/>
@@ -789,7 +985,7 @@
               <w:rPr>
                 <w:rFonts w:ascii="Times New Roman" w:hAnsi="Times New Roman" w:eastAsia="Times New Roman"/>
                 <w:b w:val="0"/>
-                <w:sz w:val="28"/>
+                <w:sz w:val="20"/>
               </w:rPr>
               <w:t>направленности</w:t>
             </w:r>
@@ -806,10 +1002,18 @@
               <w:insideH w:val="nil"/>
               <w:insideV w:val="nil"/>
             </w:tcBorders>
+            <w:tcMar>
+              <w:top w:w="0" w:type="dxa"/>
+              <w:left w:w="0" w:type="dxa"/>
+              <w:bottom w:w="0" w:type="dxa"/>
+              <w:right w:w="0" w:type="dxa"/>
+            </w:tcMar>
             <w:vAlign w:val="center"/>
           </w:tcPr>
           <w:p>
             <w:pPr>
+              <w:spacing w:line="240" w:lineRule="auto" w:before="0" w:after="0"/>
+              <w:ind w:firstLine="0"/>
               <w:jc w:val="center"/>
             </w:pPr>
             <w:r/>
@@ -817,7 +1021,7 @@
               <w:rPr>
                 <w:rFonts w:ascii="Times New Roman" w:hAnsi="Times New Roman" w:eastAsia="Times New Roman"/>
                 <w:b w:val="0"/>
-                <w:sz w:val="28"/>
+                <w:sz w:val="20"/>
               </w:rPr>
               <w:t>02</w:t>
             </w:r>
@@ -834,10 +1038,18 @@
               <w:insideH w:val="nil"/>
               <w:insideV w:val="nil"/>
             </w:tcBorders>
+            <w:tcMar>
+              <w:top w:w="0" w:type="dxa"/>
+              <w:left w:w="0" w:type="dxa"/>
+              <w:bottom w:w="0" w:type="dxa"/>
+              <w:right w:w="0" w:type="dxa"/>
+            </w:tcMar>
             <w:vAlign w:val="center"/>
           </w:tcPr>
           <w:p>
             <w:pPr>
+              <w:spacing w:line="240" w:lineRule="auto" w:before="0" w:after="0"/>
+              <w:ind w:firstLine="0"/>
               <w:jc w:val="center"/>
             </w:pPr>
             <w:r/>
@@ -845,7 +1057,7 @@
               <w:rPr>
                 <w:rFonts w:ascii="Times New Roman" w:hAnsi="Times New Roman" w:eastAsia="Times New Roman"/>
                 <w:b w:val="0"/>
-                <w:sz w:val="28"/>
+                <w:sz w:val="20"/>
               </w:rPr>
               <w:t>Проектирование программных систем</w:t>
             </w:r>
@@ -853,7 +1065,12 @@
         </w:tc>
       </w:tr>
     </w:tbl>
-    <w:p/>
+    <w:p>
+      <w:pPr>
+        <w:spacing w:line="240" w:lineRule="auto" w:before="0" w:after="80"/>
+        <w:ind w:firstLine="0"/>
+      </w:pPr>
+    </w:p>
     <w:tbl>
       <w:tblPr>
         <w:tblW w:type="auto" w:w="0"/>
@@ -876,10 +1093,18 @@
               <w:insideH w:val="nil"/>
               <w:insideV w:val="nil"/>
             </w:tcBorders>
+            <w:tcMar>
+              <w:top w:w="0" w:type="dxa"/>
+              <w:left w:w="0" w:type="dxa"/>
+              <w:bottom w:w="0" w:type="dxa"/>
+              <w:right w:w="0" w:type="dxa"/>
+            </w:tcMar>
             <w:vAlign w:val="center"/>
           </w:tcPr>
           <w:p>
             <w:pPr>
+              <w:spacing w:line="240" w:lineRule="auto" w:before="0" w:after="0"/>
+              <w:ind w:firstLine="0"/>
               <w:jc w:val="left"/>
             </w:pPr>
             <w:r/>
@@ -887,7 +1112,7 @@
               <w:rPr>
                 <w:rFonts w:ascii="Times New Roman" w:hAnsi="Times New Roman" w:eastAsia="Times New Roman"/>
                 <w:b w:val="0"/>
-                <w:sz w:val="24"/>
+                <w:sz w:val="20"/>
               </w:rPr>
               <w:t>Студент группы № 4131з</w:t>
             </w:r>
@@ -904,10 +1129,18 @@
               <w:insideH w:val="nil"/>
               <w:insideV w:val="nil"/>
             </w:tcBorders>
+            <w:tcMar>
+              <w:top w:w="0" w:type="dxa"/>
+              <w:left w:w="0" w:type="dxa"/>
+              <w:bottom w:w="0" w:type="dxa"/>
+              <w:right w:w="0" w:type="dxa"/>
+            </w:tcMar>
             <w:vAlign w:val="center"/>
           </w:tcPr>
           <w:p>
             <w:pPr>
+              <w:spacing w:line="240" w:lineRule="auto" w:before="0" w:after="0"/>
+              <w:ind w:firstLine="0"/>
               <w:jc w:val="center"/>
             </w:pPr>
             <w:r/>
@@ -915,7 +1148,7 @@
               <w:rPr>
                 <w:rFonts w:ascii="Times New Roman" w:hAnsi="Times New Roman" w:eastAsia="Times New Roman"/>
                 <w:b w:val="0"/>
-                <w:sz w:val="28"/>
+                <w:sz w:val="20"/>
               </w:rPr>
               <w:t>____________________</w:t>
             </w:r>
@@ -932,10 +1165,18 @@
               <w:insideH w:val="nil"/>
               <w:insideV w:val="nil"/>
             </w:tcBorders>
+            <w:tcMar>
+              <w:top w:w="0" w:type="dxa"/>
+              <w:left w:w="0" w:type="dxa"/>
+              <w:bottom w:w="0" w:type="dxa"/>
+              <w:right w:w="0" w:type="dxa"/>
+            </w:tcMar>
             <w:vAlign w:val="center"/>
           </w:tcPr>
           <w:p>
             <w:pPr>
+              <w:spacing w:line="240" w:lineRule="auto" w:before="0" w:after="0"/>
+              <w:ind w:firstLine="0"/>
               <w:jc w:val="center"/>
             </w:pPr>
             <w:r/>
@@ -943,7 +1184,7 @@
               <w:rPr>
                 <w:rFonts w:ascii="Times New Roman" w:hAnsi="Times New Roman" w:eastAsia="Times New Roman"/>
                 <w:b w:val="0"/>
-                <w:sz w:val="28"/>
+                <w:sz w:val="20"/>
               </w:rPr>
               <w:t>А.С. Зайцев</w:t>
             </w:r>
@@ -962,6 +1203,12 @@
               <w:insideH w:val="nil"/>
               <w:insideV w:val="nil"/>
             </w:tcBorders>
+            <w:tcMar>
+              <w:top w:w="0" w:type="dxa"/>
+              <w:left w:w="0" w:type="dxa"/>
+              <w:bottom w:w="0" w:type="dxa"/>
+              <w:right w:w="0" w:type="dxa"/>
+            </w:tcMar>
           </w:tcPr>
           <w:p/>
         </w:tc>
@@ -976,10 +1223,18 @@
               <w:insideH w:val="nil"/>
               <w:insideV w:val="nil"/>
             </w:tcBorders>
+            <w:tcMar>
+              <w:top w:w="0" w:type="dxa"/>
+              <w:left w:w="0" w:type="dxa"/>
+              <w:bottom w:w="0" w:type="dxa"/>
+              <w:right w:w="0" w:type="dxa"/>
+            </w:tcMar>
             <w:vAlign w:val="center"/>
           </w:tcPr>
           <w:p>
             <w:pPr>
+              <w:spacing w:line="240" w:lineRule="auto" w:before="0" w:after="0"/>
+              <w:ind w:firstLine="0"/>
               <w:jc w:val="center"/>
             </w:pPr>
             <w:r/>
@@ -987,7 +1242,7 @@
               <w:rPr>
                 <w:rFonts w:ascii="Times New Roman" w:hAnsi="Times New Roman" w:eastAsia="Times New Roman"/>
                 <w:b w:val="0"/>
-                <w:sz w:val="20"/>
+                <w:sz w:val="14"/>
               </w:rPr>
               <w:t>подпись, дата</w:t>
             </w:r>
@@ -1004,10 +1259,18 @@
               <w:insideH w:val="nil"/>
               <w:insideV w:val="nil"/>
             </w:tcBorders>
+            <w:tcMar>
+              <w:top w:w="0" w:type="dxa"/>
+              <w:left w:w="0" w:type="dxa"/>
+              <w:bottom w:w="0" w:type="dxa"/>
+              <w:right w:w="0" w:type="dxa"/>
+            </w:tcMar>
             <w:vAlign w:val="center"/>
           </w:tcPr>
           <w:p>
             <w:pPr>
+              <w:spacing w:line="240" w:lineRule="auto" w:before="0" w:after="0"/>
+              <w:ind w:firstLine="0"/>
               <w:jc w:val="center"/>
             </w:pPr>
             <w:r/>
@@ -1015,7 +1278,7 @@
               <w:rPr>
                 <w:rFonts w:ascii="Times New Roman" w:hAnsi="Times New Roman" w:eastAsia="Times New Roman"/>
                 <w:b w:val="0"/>
-                <w:sz w:val="20"/>
+                <w:sz w:val="14"/>
               </w:rPr>
               <w:t>инициалы, фамилия</w:t>
             </w:r>
@@ -1034,10 +1297,18 @@
               <w:insideH w:val="nil"/>
               <w:insideV w:val="nil"/>
             </w:tcBorders>
+            <w:tcMar>
+              <w:top w:w="0" w:type="dxa"/>
+              <w:left w:w="0" w:type="dxa"/>
+              <w:bottom w:w="0" w:type="dxa"/>
+              <w:right w:w="0" w:type="dxa"/>
+            </w:tcMar>
             <w:vAlign w:val="center"/>
           </w:tcPr>
           <w:p>
             <w:pPr>
+              <w:spacing w:line="240" w:lineRule="auto" w:before="0" w:after="0"/>
+              <w:ind w:firstLine="0"/>
               <w:jc w:val="left"/>
             </w:pPr>
             <w:r/>
@@ -1045,7 +1316,7 @@
               <w:rPr>
                 <w:rFonts w:ascii="Times New Roman" w:hAnsi="Times New Roman" w:eastAsia="Times New Roman"/>
                 <w:b w:val="0"/>
-                <w:sz w:val="28"/>
+                <w:sz w:val="20"/>
               </w:rPr>
               <w:t>Руководитель</w:t>
             </w:r>
@@ -1062,10 +1333,18 @@
               <w:insideH w:val="nil"/>
               <w:insideV w:val="nil"/>
             </w:tcBorders>
+            <w:tcMar>
+              <w:top w:w="0" w:type="dxa"/>
+              <w:left w:w="0" w:type="dxa"/>
+              <w:bottom w:w="0" w:type="dxa"/>
+              <w:right w:w="0" w:type="dxa"/>
+            </w:tcMar>
             <w:vAlign w:val="center"/>
           </w:tcPr>
           <w:p>
             <w:pPr>
+              <w:spacing w:line="240" w:lineRule="auto" w:before="0" w:after="0"/>
+              <w:ind w:firstLine="0"/>
               <w:jc w:val="center"/>
             </w:pPr>
             <w:r/>
@@ -1073,7 +1352,7 @@
               <w:rPr>
                 <w:rFonts w:ascii="Times New Roman" w:hAnsi="Times New Roman" w:eastAsia="Times New Roman"/>
                 <w:b w:val="0"/>
-                <w:sz w:val="28"/>
+                <w:sz w:val="20"/>
               </w:rPr>
               <w:t>____________________</w:t>
             </w:r>
@@ -1090,10 +1369,18 @@
               <w:insideH w:val="nil"/>
               <w:insideV w:val="nil"/>
             </w:tcBorders>
+            <w:tcMar>
+              <w:top w:w="0" w:type="dxa"/>
+              <w:left w:w="0" w:type="dxa"/>
+              <w:bottom w:w="0" w:type="dxa"/>
+              <w:right w:w="0" w:type="dxa"/>
+            </w:tcMar>
             <w:vAlign w:val="center"/>
           </w:tcPr>
           <w:p>
             <w:pPr>
+              <w:spacing w:line="240" w:lineRule="auto" w:before="0" w:after="0"/>
+              <w:ind w:firstLine="0"/>
               <w:jc w:val="center"/>
             </w:pPr>
             <w:r/>
@@ -1101,7 +1388,7 @@
               <w:rPr>
                 <w:rFonts w:ascii="Times New Roman" w:hAnsi="Times New Roman" w:eastAsia="Times New Roman"/>
                 <w:b w:val="0"/>
-                <w:sz w:val="28"/>
+                <w:sz w:val="20"/>
               </w:rPr>
               <w:t>С.А. Рогачев</w:t>
             </w:r>
@@ -1120,10 +1407,18 @@
               <w:insideH w:val="nil"/>
               <w:insideV w:val="nil"/>
             </w:tcBorders>
+            <w:tcMar>
+              <w:top w:w="0" w:type="dxa"/>
+              <w:left w:w="0" w:type="dxa"/>
+              <w:bottom w:w="0" w:type="dxa"/>
+              <w:right w:w="0" w:type="dxa"/>
+            </w:tcMar>
             <w:vAlign w:val="center"/>
           </w:tcPr>
           <w:p>
             <w:pPr>
+              <w:spacing w:line="240" w:lineRule="auto" w:before="0" w:after="0"/>
+              <w:ind w:firstLine="0"/>
               <w:jc w:val="center"/>
             </w:pPr>
             <w:r/>
@@ -1131,7 +1426,7 @@
               <w:rPr>
                 <w:rFonts w:ascii="Times New Roman" w:hAnsi="Times New Roman" w:eastAsia="Times New Roman"/>
                 <w:b w:val="0"/>
-                <w:sz w:val="20"/>
+                <w:sz w:val="14"/>
               </w:rPr>
               <w:t>ст. преподаватель</w:t>
             </w:r>
@@ -1148,10 +1443,18 @@
               <w:insideH w:val="nil"/>
               <w:insideV w:val="nil"/>
             </w:tcBorders>
+            <w:tcMar>
+              <w:top w:w="0" w:type="dxa"/>
+              <w:left w:w="0" w:type="dxa"/>
+              <w:bottom w:w="0" w:type="dxa"/>
+              <w:right w:w="0" w:type="dxa"/>
+            </w:tcMar>
             <w:vAlign w:val="center"/>
           </w:tcPr>
           <w:p>
             <w:pPr>
+              <w:spacing w:line="240" w:lineRule="auto" w:before="0" w:after="0"/>
+              <w:ind w:firstLine="0"/>
               <w:jc w:val="center"/>
             </w:pPr>
             <w:r/>
@@ -1159,7 +1462,7 @@
               <w:rPr>
                 <w:rFonts w:ascii="Times New Roman" w:hAnsi="Times New Roman" w:eastAsia="Times New Roman"/>
                 <w:b w:val="0"/>
-                <w:sz w:val="20"/>
+                <w:sz w:val="14"/>
               </w:rPr>
               <w:t>подпись, дата</w:t>
             </w:r>
@@ -1176,10 +1479,18 @@
               <w:insideH w:val="nil"/>
               <w:insideV w:val="nil"/>
             </w:tcBorders>
+            <w:tcMar>
+              <w:top w:w="0" w:type="dxa"/>
+              <w:left w:w="0" w:type="dxa"/>
+              <w:bottom w:w="0" w:type="dxa"/>
+              <w:right w:w="0" w:type="dxa"/>
+            </w:tcMar>
             <w:vAlign w:val="center"/>
           </w:tcPr>
           <w:p>
             <w:pPr>
+              <w:spacing w:line="240" w:lineRule="auto" w:before="0" w:after="0"/>
+              <w:ind w:firstLine="0"/>
               <w:jc w:val="center"/>
             </w:pPr>
             <w:r/>
@@ -1187,7 +1498,7 @@
               <w:rPr>
                 <w:rFonts w:ascii="Times New Roman" w:hAnsi="Times New Roman" w:eastAsia="Times New Roman"/>
                 <w:b w:val="0"/>
-                <w:sz w:val="20"/>
+                <w:sz w:val="14"/>
               </w:rPr>
               <w:t>инициалы, фамилия</w:t>
             </w:r>
@@ -1195,8 +1506,12 @@
         </w:tc>
       </w:tr>
     </w:tbl>
-    <w:p/>
-    <w:p/>
+    <w:p>
+      <w:pPr>
+        <w:spacing w:line="240" w:lineRule="auto" w:before="0" w:after="80"/>
+        <w:ind w:firstLine="0"/>
+      </w:pPr>
+    </w:p>
     <w:p>
       <w:pPr>
         <w:spacing w:line="276" w:lineRule="auto" w:after="0"/>
@@ -1208,7 +1523,7 @@
           <w:rFonts w:ascii="Times New Roman" w:hAnsi="Times New Roman" w:eastAsia="Times New Roman"/>
           <w:b w:val="0"/>
           <w:i w:val="0"/>
-          <w:sz w:val="28"/>
+          <w:sz w:val="20"/>
         </w:rPr>
         <w:t>Санкт-Петербург 2026</w:t>
       </w:r>
@@ -1591,20 +1906,572 @@
     </w:p>
     <w:p>
       <w:pPr>
-        <w:ind w:firstLine="0"/>
+        <w:spacing w:line="240" w:lineRule="auto" w:after="0"/>
+        <w:ind w:firstLine="0" w:left="0"/>
       </w:pPr>
       <w:r>
         <w:rPr>
           <w:rFonts w:ascii="Times New Roman" w:hAnsi="Times New Roman" w:eastAsia="Times New Roman"/>
-          <w:b w:val="0"/>
-          <w:i w:val="0"/>
-          <w:sz w:val="28"/>
-        </w:rPr>
-        <w:fldChar w:fldCharType="begin"/>
-        <w:instrText xml:space="preserve">TOC \o "1-3" \h \z \u</w:instrText>
-        <w:fldChar w:fldCharType="separate"/>
-        <w:t>Обновите поле в Word</w:t>
-        <w:fldChar w:fldCharType="end"/>
+          <w:b/>
+          <w:i w:val="0"/>
+          <w:sz w:val="22"/>
+        </w:rPr>
+        <w:t>РЕФЕРАТ ........................................................................... 1</w:t>
+      </w:r>
+    </w:p>
+    <w:p>
+      <w:pPr>
+        <w:spacing w:line="240" w:lineRule="auto" w:after="0"/>
+        <w:ind w:firstLine="0" w:left="0"/>
+      </w:pPr>
+      <w:r>
+        <w:rPr>
+          <w:rFonts w:ascii="Times New Roman" w:hAnsi="Times New Roman" w:eastAsia="Times New Roman"/>
+          <w:b/>
+          <w:i w:val="0"/>
+          <w:sz w:val="22"/>
+        </w:rPr>
+        <w:t>ПЕРЕЧЕНЬ СОКРАЩЕНИЙ И ОБОЗНАЧЕНИЙ ................................................. 3</w:t>
+      </w:r>
+    </w:p>
+    <w:p>
+      <w:pPr>
+        <w:spacing w:line="240" w:lineRule="auto" w:after="0"/>
+        <w:ind w:firstLine="0" w:left="0"/>
+      </w:pPr>
+      <w:r>
+        <w:rPr>
+          <w:rFonts w:ascii="Times New Roman" w:hAnsi="Times New Roman" w:eastAsia="Times New Roman"/>
+          <w:b/>
+          <w:i w:val="0"/>
+          <w:sz w:val="22"/>
+        </w:rPr>
+        <w:t>ВВЕДЕНИЕ .......................................................................... 4</w:t>
+      </w:r>
+    </w:p>
+    <w:p>
+      <w:pPr>
+        <w:spacing w:line="240" w:lineRule="auto" w:after="0"/>
+        <w:ind w:firstLine="0" w:left="0"/>
+      </w:pPr>
+      <w:r>
+        <w:rPr>
+          <w:rFonts w:ascii="Times New Roman" w:hAnsi="Times New Roman" w:eastAsia="Times New Roman"/>
+          <w:b/>
+          <w:i w:val="0"/>
+          <w:sz w:val="22"/>
+        </w:rPr>
+        <w:t>1. Анализ предметной области и существующих подходов .............................. 7</w:t>
+      </w:r>
+    </w:p>
+    <w:p>
+      <w:pPr>
+        <w:spacing w:line="240" w:lineRule="auto" w:after="0"/>
+        <w:ind w:firstLine="0" w:left="425"/>
+      </w:pPr>
+      <w:r>
+        <w:rPr>
+          <w:rFonts w:ascii="Times New Roman" w:hAnsi="Times New Roman" w:eastAsia="Times New Roman"/>
+          <w:b w:val="0"/>
+          <w:i w:val="0"/>
+          <w:sz w:val="22"/>
+        </w:rPr>
+        <w:t>1.1 Real-time взаимодействие в системах отслеживания задач .................. 7</w:t>
+      </w:r>
+    </w:p>
+    <w:p>
+      <w:pPr>
+        <w:spacing w:line="240" w:lineRule="auto" w:after="0"/>
+        <w:ind w:firstLine="0" w:left="425"/>
+      </w:pPr>
+      <w:r>
+        <w:rPr>
+          <w:rFonts w:ascii="Times New Roman" w:hAnsi="Times New Roman" w:eastAsia="Times New Roman"/>
+          <w:b w:val="0"/>
+          <w:i w:val="0"/>
+          <w:sz w:val="22"/>
+        </w:rPr>
+        <w:t>1.2 WebSocket и SignalR как основа real-time контура ........................ 7</w:t>
+      </w:r>
+    </w:p>
+    <w:p>
+      <w:pPr>
+        <w:spacing w:line="240" w:lineRule="auto" w:after="0"/>
+        <w:ind w:firstLine="0" w:left="425"/>
+      </w:pPr>
+      <w:r>
+        <w:rPr>
+          <w:rFonts w:ascii="Times New Roman" w:hAnsi="Times New Roman" w:eastAsia="Times New Roman"/>
+          <w:b w:val="0"/>
+          <w:i w:val="0"/>
+          <w:sz w:val="22"/>
+        </w:rPr>
+        <w:t>1.3 Ограничение single-node WebSocket-архитектуры ........................... 8</w:t>
+      </w:r>
+    </w:p>
+    <w:p>
+      <w:pPr>
+        <w:spacing w:line="240" w:lineRule="auto" w:after="0"/>
+        <w:ind w:firstLine="0" w:left="425"/>
+      </w:pPr>
+      <w:r>
+        <w:rPr>
+          <w:rFonts w:ascii="Times New Roman" w:hAnsi="Times New Roman" w:eastAsia="Times New Roman"/>
+          <w:b w:val="0"/>
+          <w:i w:val="0"/>
+          <w:sz w:val="22"/>
+        </w:rPr>
+        <w:t>1.4 Сравнение подходов к масштабированию .................................... 9</w:t>
+      </w:r>
+    </w:p>
+    <w:p>
+      <w:pPr>
+        <w:spacing w:line="240" w:lineRule="auto" w:after="0"/>
+        <w:ind w:firstLine="0" w:left="425"/>
+      </w:pPr>
+      <w:r>
+        <w:rPr>
+          <w:rFonts w:ascii="Times New Roman" w:hAnsi="Times New Roman" w:eastAsia="Times New Roman"/>
+          <w:b w:val="0"/>
+          <w:i w:val="0"/>
+          <w:sz w:val="22"/>
+        </w:rPr>
+        <w:t>1.5 Вывод по главе .......................................................... 10</w:t>
+      </w:r>
+    </w:p>
+    <w:p>
+      <w:pPr>
+        <w:spacing w:line="240" w:lineRule="auto" w:after="0"/>
+        <w:ind w:firstLine="0" w:left="0"/>
+      </w:pPr>
+      <w:r>
+        <w:rPr>
+          <w:rFonts w:ascii="Times New Roman" w:hAnsi="Times New Roman" w:eastAsia="Times New Roman"/>
+          <w:b/>
+          <w:i w:val="0"/>
+          <w:sz w:val="22"/>
+        </w:rPr>
+        <w:t>2. Анализ целевой системы и постановка задачи ..................................... 11</w:t>
+      </w:r>
+    </w:p>
+    <w:p>
+      <w:pPr>
+        <w:spacing w:line="240" w:lineRule="auto" w:after="0"/>
+        <w:ind w:firstLine="0" w:left="425"/>
+      </w:pPr>
+      <w:r>
+        <w:rPr>
+          <w:rFonts w:ascii="Times New Roman" w:hAnsi="Times New Roman" w:eastAsia="Times New Roman"/>
+          <w:b w:val="0"/>
+          <w:i w:val="0"/>
+          <w:sz w:val="22"/>
+        </w:rPr>
+        <w:t>2.1 Характеристика целевой системы .......................................... 11</w:t>
+      </w:r>
+    </w:p>
+    <w:p>
+      <w:pPr>
+        <w:spacing w:line="240" w:lineRule="auto" w:after="0"/>
+        <w:ind w:firstLine="0" w:left="425"/>
+      </w:pPr>
+      <w:r>
+        <w:rPr>
+          <w:rFonts w:ascii="Times New Roman" w:hAnsi="Times New Roman" w:eastAsia="Times New Roman"/>
+          <w:b w:val="0"/>
+          <w:i w:val="0"/>
+          <w:sz w:val="22"/>
+        </w:rPr>
+        <w:t>2.2 Исходная реализация real-time взаимодействия ............................ 11</w:t>
+      </w:r>
+    </w:p>
+    <w:p>
+      <w:pPr>
+        <w:spacing w:line="240" w:lineRule="auto" w:after="0"/>
+        <w:ind w:firstLine="0" w:left="425"/>
+      </w:pPr>
+      <w:r>
+        <w:rPr>
+          <w:rFonts w:ascii="Times New Roman" w:hAnsi="Times New Roman" w:eastAsia="Times New Roman"/>
+          <w:b w:val="0"/>
+          <w:i w:val="0"/>
+          <w:sz w:val="22"/>
+        </w:rPr>
+        <w:t>2.3 Требования к разрабатываемому решению ................................... 12</w:t>
+      </w:r>
+    </w:p>
+    <w:p>
+      <w:pPr>
+        <w:spacing w:line="240" w:lineRule="auto" w:after="0"/>
+        <w:ind w:firstLine="0" w:left="425"/>
+      </w:pPr>
+      <w:r>
+        <w:rPr>
+          <w:rFonts w:ascii="Times New Roman" w:hAnsi="Times New Roman" w:eastAsia="Times New Roman"/>
+          <w:b w:val="0"/>
+          <w:i w:val="0"/>
+          <w:sz w:val="22"/>
+        </w:rPr>
+        <w:t>2.4 Постановка задачи ....................................................... 13</w:t>
+      </w:r>
+    </w:p>
+    <w:p>
+      <w:pPr>
+        <w:spacing w:line="240" w:lineRule="auto" w:after="0"/>
+        <w:ind w:firstLine="0" w:left="0"/>
+      </w:pPr>
+      <w:r>
+        <w:rPr>
+          <w:rFonts w:ascii="Times New Roman" w:hAnsi="Times New Roman" w:eastAsia="Times New Roman"/>
+          <w:b/>
+          <w:i w:val="0"/>
+          <w:sz w:val="22"/>
+        </w:rPr>
+        <w:t>3. Проектирование масштабируемого real-time контура ............................... 14</w:t>
+      </w:r>
+    </w:p>
+    <w:p>
+      <w:pPr>
+        <w:spacing w:line="240" w:lineRule="auto" w:after="0"/>
+        <w:ind w:firstLine="0" w:left="425"/>
+      </w:pPr>
+      <w:r>
+        <w:rPr>
+          <w:rFonts w:ascii="Times New Roman" w:hAnsi="Times New Roman" w:eastAsia="Times New Roman"/>
+          <w:b w:val="0"/>
+          <w:i w:val="0"/>
+          <w:sz w:val="22"/>
+        </w:rPr>
+        <w:t>3.1 Исходная архитектура .................................................... 14</w:t>
+      </w:r>
+    </w:p>
+    <w:p>
+      <w:pPr>
+        <w:spacing w:line="240" w:lineRule="auto" w:after="0"/>
+        <w:ind w:firstLine="0" w:left="425"/>
+      </w:pPr>
+      <w:r>
+        <w:rPr>
+          <w:rFonts w:ascii="Times New Roman" w:hAnsi="Times New Roman" w:eastAsia="Times New Roman"/>
+          <w:b w:val="0"/>
+          <w:i w:val="0"/>
+          <w:sz w:val="22"/>
+        </w:rPr>
+        <w:t>3.2 Целевая архитектура ..................................................... 14</w:t>
+      </w:r>
+    </w:p>
+    <w:p>
+      <w:pPr>
+        <w:spacing w:line="240" w:lineRule="auto" w:after="0"/>
+        <w:ind w:firstLine="0" w:left="425"/>
+      </w:pPr>
+      <w:r>
+        <w:rPr>
+          <w:rFonts w:ascii="Times New Roman" w:hAnsi="Times New Roman" w:eastAsia="Times New Roman"/>
+          <w:b w:val="0"/>
+          <w:i w:val="0"/>
+          <w:sz w:val="22"/>
+        </w:rPr>
+        <w:t>3.3 Поток real-time события ................................................. 15</w:t>
+      </w:r>
+    </w:p>
+    <w:p>
+      <w:pPr>
+        <w:spacing w:line="240" w:lineRule="auto" w:after="0"/>
+        <w:ind w:firstLine="0" w:left="425"/>
+      </w:pPr>
+      <w:r>
+        <w:rPr>
+          <w:rFonts w:ascii="Times New Roman" w:hAnsi="Times New Roman" w:eastAsia="Times New Roman"/>
+          <w:b w:val="0"/>
+          <w:i w:val="0"/>
+          <w:sz w:val="22"/>
+        </w:rPr>
+        <w:t>3.4 Модель групп и повторной подписки ....................................... 16</w:t>
+      </w:r>
+    </w:p>
+    <w:p>
+      <w:pPr>
+        <w:spacing w:line="240" w:lineRule="auto" w:after="0"/>
+        <w:ind w:firstLine="0" w:left="425"/>
+      </w:pPr>
+      <w:r>
+        <w:rPr>
+          <w:rFonts w:ascii="Times New Roman" w:hAnsi="Times New Roman" w:eastAsia="Times New Roman"/>
+          <w:b w:val="0"/>
+          <w:i w:val="0"/>
+          <w:sz w:val="22"/>
+        </w:rPr>
+        <w:t>3.5 Диагностический контур .................................................. 17</w:t>
+      </w:r>
+    </w:p>
+    <w:p>
+      <w:pPr>
+        <w:spacing w:line="240" w:lineRule="auto" w:after="0"/>
+        <w:ind w:firstLine="0" w:left="0"/>
+      </w:pPr>
+      <w:r>
+        <w:rPr>
+          <w:rFonts w:ascii="Times New Roman" w:hAnsi="Times New Roman" w:eastAsia="Times New Roman"/>
+          <w:b/>
+          <w:i w:val="0"/>
+          <w:sz w:val="22"/>
+        </w:rPr>
+        <w:t>4. Реализация решения в целевой системе ........................................... 18</w:t>
+      </w:r>
+    </w:p>
+    <w:p>
+      <w:pPr>
+        <w:spacing w:line="240" w:lineRule="auto" w:after="0"/>
+        <w:ind w:firstLine="0" w:left="425"/>
+      </w:pPr>
+      <w:r>
+        <w:rPr>
+          <w:rFonts w:ascii="Times New Roman" w:hAnsi="Times New Roman" w:eastAsia="Times New Roman"/>
+          <w:b w:val="0"/>
+          <w:i w:val="0"/>
+          <w:sz w:val="22"/>
+        </w:rPr>
+        <w:t>4.1 Организация работ ....................................................... 18</w:t>
+      </w:r>
+    </w:p>
+    <w:p>
+      <w:pPr>
+        <w:spacing w:line="240" w:lineRule="auto" w:after="0"/>
+        <w:ind w:firstLine="0" w:left="425"/>
+      </w:pPr>
+      <w:r>
+        <w:rPr>
+          <w:rFonts w:ascii="Times New Roman" w:hAnsi="Times New Roman" w:eastAsia="Times New Roman"/>
+          <w:b w:val="0"/>
+          <w:i w:val="0"/>
+          <w:sz w:val="22"/>
+        </w:rPr>
+        <w:t>4.2 Изменения backend ....................................................... 18</w:t>
+      </w:r>
+    </w:p>
+    <w:p>
+      <w:pPr>
+        <w:spacing w:line="240" w:lineRule="auto" w:after="0"/>
+        <w:ind w:firstLine="0" w:left="425"/>
+      </w:pPr>
+      <w:r>
+        <w:rPr>
+          <w:rFonts w:ascii="Times New Roman" w:hAnsi="Times New Roman" w:eastAsia="Times New Roman"/>
+          <w:b w:val="0"/>
+          <w:i w:val="0"/>
+          <w:sz w:val="22"/>
+        </w:rPr>
+        <w:t>4.3 Проверочный клиент ...................................................... 19</w:t>
+      </w:r>
+    </w:p>
+    <w:p>
+      <w:pPr>
+        <w:spacing w:line="240" w:lineRule="auto" w:after="0"/>
+        <w:ind w:firstLine="0" w:left="425"/>
+      </w:pPr>
+      <w:r>
+        <w:rPr>
+          <w:rFonts w:ascii="Times New Roman" w:hAnsi="Times New Roman" w:eastAsia="Times New Roman"/>
+          <w:b w:val="0"/>
+          <w:i w:val="0"/>
+          <w:sz w:val="22"/>
+        </w:rPr>
+        <w:t>4.4 Инфраструктурные изменения .............................................. 19</w:t>
+      </w:r>
+    </w:p>
+    <w:p>
+      <w:pPr>
+        <w:spacing w:line="240" w:lineRule="auto" w:after="0"/>
+        <w:ind w:firstLine="0" w:left="425"/>
+      </w:pPr>
+      <w:r>
+        <w:rPr>
+          <w:rFonts w:ascii="Times New Roman" w:hAnsi="Times New Roman" w:eastAsia="Times New Roman"/>
+          <w:b w:val="0"/>
+          <w:i w:val="0"/>
+          <w:sz w:val="22"/>
+        </w:rPr>
+        <w:t>4.5 Автоматизированный сценарий проверки .................................... 20</w:t>
+      </w:r>
+    </w:p>
+    <w:p>
+      <w:pPr>
+        <w:spacing w:line="240" w:lineRule="auto" w:after="0"/>
+        <w:ind w:firstLine="0" w:left="0"/>
+      </w:pPr>
+      <w:r>
+        <w:rPr>
+          <w:rFonts w:ascii="Times New Roman" w:hAnsi="Times New Roman" w:eastAsia="Times New Roman"/>
+          <w:b/>
+          <w:i w:val="0"/>
+          <w:sz w:val="22"/>
+        </w:rPr>
+        <w:t>5. Испытания и оценка результатов ................................................. 22</w:t>
+      </w:r>
+    </w:p>
+    <w:p>
+      <w:pPr>
+        <w:spacing w:line="240" w:lineRule="auto" w:after="0"/>
+        <w:ind w:firstLine="0" w:left="425"/>
+      </w:pPr>
+      <w:r>
+        <w:rPr>
+          <w:rFonts w:ascii="Times New Roman" w:hAnsi="Times New Roman" w:eastAsia="Times New Roman"/>
+          <w:b w:val="0"/>
+          <w:i w:val="0"/>
+          <w:sz w:val="22"/>
+        </w:rPr>
+        <w:t>5.1 Цель и программа испытаний .............................................. 22</w:t>
+      </w:r>
+    </w:p>
+    <w:p>
+      <w:pPr>
+        <w:spacing w:line="240" w:lineRule="auto" w:after="0"/>
+        <w:ind w:firstLine="0" w:left="425"/>
+      </w:pPr>
+      <w:r>
+        <w:rPr>
+          <w:rFonts w:ascii="Times New Roman" w:hAnsi="Times New Roman" w:eastAsia="Times New Roman"/>
+          <w:b w:val="0"/>
+          <w:i w:val="0"/>
+          <w:sz w:val="22"/>
+        </w:rPr>
+        <w:t>5.2 Стенд испытаний ......................................................... 22</w:t>
+      </w:r>
+    </w:p>
+    <w:p>
+      <w:pPr>
+        <w:spacing w:line="240" w:lineRule="auto" w:after="0"/>
+        <w:ind w:firstLine="0" w:left="425"/>
+      </w:pPr>
+      <w:r>
+        <w:rPr>
+          <w:rFonts w:ascii="Times New Roman" w:hAnsi="Times New Roman" w:eastAsia="Times New Roman"/>
+          <w:b w:val="0"/>
+          <w:i w:val="0"/>
+          <w:sz w:val="22"/>
+        </w:rPr>
+        <w:t>5.3 Результат без Redis backplane ........................................... 23</w:t>
+      </w:r>
+    </w:p>
+    <w:p>
+      <w:pPr>
+        <w:spacing w:line="240" w:lineRule="auto" w:after="0"/>
+        <w:ind w:firstLine="0" w:left="425"/>
+      </w:pPr>
+      <w:r>
+        <w:rPr>
+          <w:rFonts w:ascii="Times New Roman" w:hAnsi="Times New Roman" w:eastAsia="Times New Roman"/>
+          <w:b w:val="0"/>
+          <w:i w:val="0"/>
+          <w:sz w:val="22"/>
+        </w:rPr>
+        <w:t>5.4 Результат с Redis backplane ............................................. 23</w:t>
+      </w:r>
+    </w:p>
+    <w:p>
+      <w:pPr>
+        <w:spacing w:line="240" w:lineRule="auto" w:after="0"/>
+        <w:ind w:firstLine="0" w:left="425"/>
+      </w:pPr>
+      <w:r>
+        <w:rPr>
+          <w:rFonts w:ascii="Times New Roman" w:hAnsi="Times New Roman" w:eastAsia="Times New Roman"/>
+          <w:b w:val="0"/>
+          <w:i w:val="0"/>
+          <w:sz w:val="22"/>
+        </w:rPr>
+        <w:t>5.5 Сравнительная таблица результатов ....................................... 24</w:t>
+      </w:r>
+    </w:p>
+    <w:p>
+      <w:pPr>
+        <w:spacing w:line="240" w:lineRule="auto" w:after="0"/>
+        <w:ind w:firstLine="0" w:left="425"/>
+      </w:pPr>
+      <w:r>
+        <w:rPr>
+          <w:rFonts w:ascii="Times New Roman" w:hAnsi="Times New Roman" w:eastAsia="Times New Roman"/>
+          <w:b w:val="0"/>
+          <w:i w:val="0"/>
+          <w:sz w:val="22"/>
+        </w:rPr>
+        <w:t>5.6 Проверка входной точки стенда ........................................... 24</w:t>
+      </w:r>
+    </w:p>
+    <w:p>
+      <w:pPr>
+        <w:spacing w:line="240" w:lineRule="auto" w:after="0"/>
+        <w:ind w:firstLine="0" w:left="425"/>
+      </w:pPr>
+      <w:r>
+        <w:rPr>
+          <w:rFonts w:ascii="Times New Roman" w:hAnsi="Times New Roman" w:eastAsia="Times New Roman"/>
+          <w:b w:val="0"/>
+          <w:i w:val="0"/>
+          <w:sz w:val="22"/>
+        </w:rPr>
+        <w:t>5.7 Ограничения эксперимента ................................................ 24</w:t>
+      </w:r>
+    </w:p>
+    <w:p>
+      <w:pPr>
+        <w:spacing w:line="240" w:lineRule="auto" w:after="0"/>
+        <w:ind w:firstLine="0" w:left="425"/>
+      </w:pPr>
+      <w:r>
+        <w:rPr>
+          <w:rFonts w:ascii="Times New Roman" w:hAnsi="Times New Roman" w:eastAsia="Times New Roman"/>
+          <w:b w:val="0"/>
+          <w:i w:val="0"/>
+          <w:sz w:val="22"/>
+        </w:rPr>
+        <w:t>5.8 Вывод по испытаниям ..................................................... 25</w:t>
+      </w:r>
+    </w:p>
+    <w:p>
+      <w:pPr>
+        <w:spacing w:line="240" w:lineRule="auto" w:after="0"/>
+        <w:ind w:firstLine="0" w:left="0"/>
+      </w:pPr>
+      <w:r>
+        <w:rPr>
+          <w:rFonts w:ascii="Times New Roman" w:hAnsi="Times New Roman" w:eastAsia="Times New Roman"/>
+          <w:b/>
+          <w:i w:val="0"/>
+          <w:sz w:val="22"/>
+        </w:rPr>
+        <w:t>ЗАКЛЮЧЕНИЕ ........................................................................ 25</w:t>
+      </w:r>
+    </w:p>
+    <w:p>
+      <w:pPr>
+        <w:spacing w:line="240" w:lineRule="auto" w:after="0"/>
+        <w:ind w:firstLine="0" w:left="0"/>
+      </w:pPr>
+      <w:r>
+        <w:rPr>
+          <w:rFonts w:ascii="Times New Roman" w:hAnsi="Times New Roman" w:eastAsia="Times New Roman"/>
+          <w:b/>
+          <w:i w:val="0"/>
+          <w:sz w:val="22"/>
+        </w:rPr>
+        <w:t>СПИСОК ИСПОЛЬЗОВАННЫХ ИСТОЧНИКОВ .................................................. 27</w:t>
+      </w:r>
+    </w:p>
+    <w:p>
+      <w:pPr>
+        <w:spacing w:line="240" w:lineRule="auto" w:after="0"/>
+        <w:ind w:firstLine="0" w:left="0"/>
+      </w:pPr>
+      <w:r>
+        <w:rPr>
+          <w:rFonts w:ascii="Times New Roman" w:hAnsi="Times New Roman" w:eastAsia="Times New Roman"/>
+          <w:b/>
+          <w:i w:val="0"/>
+          <w:sz w:val="22"/>
+        </w:rPr>
+        <w:t>ПРИЛОЖЕНИЕ А ...................................................................... 29</w:t>
       </w:r>
     </w:p>
     <w:p>
@@ -1640,6 +2507,8 @@
           </w:tcPr>
           <w:p>
             <w:pPr>
+              <w:spacing w:line="240" w:lineRule="auto" w:before="0" w:after="0"/>
+              <w:ind w:firstLine="0"/>
               <w:jc w:val="center"/>
             </w:pPr>
             <w:r/>
@@ -1660,6 +2529,8 @@
           </w:tcPr>
           <w:p>
             <w:pPr>
+              <w:spacing w:line="240" w:lineRule="auto" w:before="0" w:after="0"/>
+              <w:ind w:firstLine="0"/>
               <w:jc w:val="center"/>
             </w:pPr>
             <w:r/>
@@ -1682,6 +2553,8 @@
           </w:tcPr>
           <w:p>
             <w:pPr>
+              <w:spacing w:line="240" w:lineRule="auto" w:before="0" w:after="0"/>
+              <w:ind w:firstLine="0"/>
               <w:jc w:val="center"/>
             </w:pPr>
             <w:r/>
@@ -1702,6 +2575,8 @@
           </w:tcPr>
           <w:p>
             <w:pPr>
+              <w:spacing w:line="240" w:lineRule="auto" w:before="0" w:after="0"/>
+              <w:ind w:firstLine="0"/>
               <w:jc w:val="left"/>
             </w:pPr>
             <w:r/>
@@ -1724,6 +2599,8 @@
           </w:tcPr>
           <w:p>
             <w:pPr>
+              <w:spacing w:line="240" w:lineRule="auto" w:before="0" w:after="0"/>
+              <w:ind w:firstLine="0"/>
               <w:jc w:val="center"/>
             </w:pPr>
             <w:r/>
@@ -1744,6 +2621,8 @@
           </w:tcPr>
           <w:p>
             <w:pPr>
+              <w:spacing w:line="240" w:lineRule="auto" w:before="0" w:after="0"/>
+              <w:ind w:firstLine="0"/>
               <w:jc w:val="left"/>
             </w:pPr>
             <w:r/>
@@ -1766,6 +2645,8 @@
           </w:tcPr>
           <w:p>
             <w:pPr>
+              <w:spacing w:line="240" w:lineRule="auto" w:before="0" w:after="0"/>
+              <w:ind w:firstLine="0"/>
               <w:jc w:val="center"/>
             </w:pPr>
             <w:r/>
@@ -1786,6 +2667,8 @@
           </w:tcPr>
           <w:p>
             <w:pPr>
+              <w:spacing w:line="240" w:lineRule="auto" w:before="0" w:after="0"/>
+              <w:ind w:firstLine="0"/>
               <w:jc w:val="left"/>
             </w:pPr>
             <w:r/>
@@ -1808,6 +2691,8 @@
           </w:tcPr>
           <w:p>
             <w:pPr>
+              <w:spacing w:line="240" w:lineRule="auto" w:before="0" w:after="0"/>
+              <w:ind w:firstLine="0"/>
               <w:jc w:val="center"/>
             </w:pPr>
             <w:r/>
@@ -1828,6 +2713,8 @@
           </w:tcPr>
           <w:p>
             <w:pPr>
+              <w:spacing w:line="240" w:lineRule="auto" w:before="0" w:after="0"/>
+              <w:ind w:firstLine="0"/>
               <w:jc w:val="left"/>
             </w:pPr>
             <w:r/>
@@ -1850,6 +2737,8 @@
           </w:tcPr>
           <w:p>
             <w:pPr>
+              <w:spacing w:line="240" w:lineRule="auto" w:before="0" w:after="0"/>
+              <w:ind w:firstLine="0"/>
               <w:jc w:val="center"/>
             </w:pPr>
             <w:r/>
@@ -1870,6 +2759,8 @@
           </w:tcPr>
           <w:p>
             <w:pPr>
+              <w:spacing w:line="240" w:lineRule="auto" w:before="0" w:after="0"/>
+              <w:ind w:firstLine="0"/>
               <w:jc w:val="left"/>
             </w:pPr>
             <w:r/>
@@ -1892,6 +2783,8 @@
           </w:tcPr>
           <w:p>
             <w:pPr>
+              <w:spacing w:line="240" w:lineRule="auto" w:before="0" w:after="0"/>
+              <w:ind w:firstLine="0"/>
               <w:jc w:val="center"/>
             </w:pPr>
             <w:r/>
@@ -1912,6 +2805,8 @@
           </w:tcPr>
           <w:p>
             <w:pPr>
+              <w:spacing w:line="240" w:lineRule="auto" w:before="0" w:after="0"/>
+              <w:ind w:firstLine="0"/>
               <w:jc w:val="left"/>
             </w:pPr>
             <w:r/>
@@ -1934,6 +2829,8 @@
           </w:tcPr>
           <w:p>
             <w:pPr>
+              <w:spacing w:line="240" w:lineRule="auto" w:before="0" w:after="0"/>
+              <w:ind w:firstLine="0"/>
               <w:jc w:val="center"/>
             </w:pPr>
             <w:r/>
@@ -1954,6 +2851,8 @@
           </w:tcPr>
           <w:p>
             <w:pPr>
+              <w:spacing w:line="240" w:lineRule="auto" w:before="0" w:after="0"/>
+              <w:ind w:firstLine="0"/>
               <w:jc w:val="left"/>
             </w:pPr>
             <w:r/>
@@ -1976,6 +2875,8 @@
           </w:tcPr>
           <w:p>
             <w:pPr>
+              <w:spacing w:line="240" w:lineRule="auto" w:before="0" w:after="0"/>
+              <w:ind w:firstLine="0"/>
               <w:jc w:val="center"/>
             </w:pPr>
             <w:r/>
@@ -1996,6 +2897,8 @@
           </w:tcPr>
           <w:p>
             <w:pPr>
+              <w:spacing w:line="240" w:lineRule="auto" w:before="0" w:after="0"/>
+              <w:ind w:firstLine="0"/>
               <w:jc w:val="left"/>
             </w:pPr>
             <w:r/>
@@ -2018,6 +2921,8 @@
           </w:tcPr>
           <w:p>
             <w:pPr>
+              <w:spacing w:line="240" w:lineRule="auto" w:before="0" w:after="0"/>
+              <w:ind w:firstLine="0"/>
               <w:jc w:val="center"/>
             </w:pPr>
             <w:r/>
@@ -2038,6 +2943,8 @@
           </w:tcPr>
           <w:p>
             <w:pPr>
+              <w:spacing w:line="240" w:lineRule="auto" w:before="0" w:after="0"/>
+              <w:ind w:firstLine="0"/>
               <w:jc w:val="left"/>
             </w:pPr>
             <w:r/>
@@ -2060,6 +2967,8 @@
           </w:tcPr>
           <w:p>
             <w:pPr>
+              <w:spacing w:line="240" w:lineRule="auto" w:before="0" w:after="0"/>
+              <w:ind w:firstLine="0"/>
               <w:jc w:val="center"/>
             </w:pPr>
             <w:r/>
@@ -2080,6 +2989,8 @@
           </w:tcPr>
           <w:p>
             <w:pPr>
+              <w:spacing w:line="240" w:lineRule="auto" w:before="0" w:after="0"/>
+              <w:ind w:firstLine="0"/>
               <w:jc w:val="left"/>
             </w:pPr>
             <w:r/>
@@ -2102,6 +3013,8 @@
           </w:tcPr>
           <w:p>
             <w:pPr>
+              <w:spacing w:line="240" w:lineRule="auto" w:before="0" w:after="0"/>
+              <w:ind w:firstLine="0"/>
               <w:jc w:val="center"/>
             </w:pPr>
             <w:r/>
@@ -2122,6 +3035,8 @@
           </w:tcPr>
           <w:p>
             <w:pPr>
+              <w:spacing w:line="240" w:lineRule="auto" w:before="0" w:after="0"/>
+              <w:ind w:firstLine="0"/>
               <w:jc w:val="left"/>
             </w:pPr>
             <w:r/>
@@ -2452,25 +3367,7 @@
           <w:i w:val="0"/>
           <w:sz w:val="28"/>
         </w:rPr>
-        <w:t xml:space="preserve">Практическая значимость работы состоит в создании прототипа масштабируемого real-time контура, который может быть использован как основа для дальнейшего развития системы </w:t>
-      </w:r>
-      <w:r>
-        <w:rPr>
-          <w:rFonts w:ascii="Courier New" w:hAnsi="Courier New" w:eastAsia="Courier New"/>
-          <w:b w:val="0"/>
-          <w:i w:val="0"/>
-          <w:sz w:val="28"/>
-        </w:rPr>
-        <w:t>bugget</w:t>
-      </w:r>
-      <w:r>
-        <w:rPr>
-          <w:rFonts w:ascii="Times New Roman" w:hAnsi="Times New Roman" w:eastAsia="Times New Roman"/>
-          <w:b w:val="0"/>
-          <w:i w:val="0"/>
-          <w:sz w:val="28"/>
-        </w:rPr>
-        <w:t>. Подготовленные конфигурации, диагностические средства и сценарии испытаний позволяют воспроизводимо демонстрировать переход от single-node реализации к multi-instance режиму с корректной межузловой доставкой событий.</w:t>
+        <w:t>Практическая значимость работы состоит в создании прототипа масштабируемого real-time контура, который может быть использован как основа для дальнейшего развития системы отслеживания задач. Подготовленные конфигурации, диагностические средства и сценарии испытаний позволяют воспроизводимо демонстрировать переход от single-node реализации к multi-instance режиму с корректной межузловой доставкой событий.</w:t>
       </w:r>
     </w:p>
     <w:p>
@@ -2644,7 +3541,7 @@
           <w:i w:val="0"/>
           <w:sz w:val="28"/>
         </w:rPr>
-        <w:t>bugget-api-1</w:t>
+        <w:t>app-api-1</w:t>
       </w:r>
       <w:r>
         <w:rPr>
@@ -2662,7 +3559,7 @@
           <w:i w:val="0"/>
           <w:sz w:val="28"/>
         </w:rPr>
-        <w:t>bugget-api-2</w:t>
+        <w:t>app-api-2</w:t>
       </w:r>
       <w:r>
         <w:rPr>
@@ -2751,6 +3648,8 @@
           </w:tcPr>
           <w:p>
             <w:pPr>
+              <w:spacing w:line="240" w:lineRule="auto" w:before="0" w:after="0"/>
+              <w:ind w:firstLine="0"/>
               <w:jc w:val="center"/>
             </w:pPr>
             <w:r/>
@@ -2771,6 +3670,8 @@
           </w:tcPr>
           <w:p>
             <w:pPr>
+              <w:spacing w:line="240" w:lineRule="auto" w:before="0" w:after="0"/>
+              <w:ind w:firstLine="0"/>
               <w:jc w:val="center"/>
             </w:pPr>
             <w:r/>
@@ -2791,6 +3692,8 @@
           </w:tcPr>
           <w:p>
             <w:pPr>
+              <w:spacing w:line="240" w:lineRule="auto" w:before="0" w:after="0"/>
+              <w:ind w:firstLine="0"/>
               <w:jc w:val="center"/>
             </w:pPr>
             <w:r/>
@@ -2811,6 +3714,8 @@
           </w:tcPr>
           <w:p>
             <w:pPr>
+              <w:spacing w:line="240" w:lineRule="auto" w:before="0" w:after="0"/>
+              <w:ind w:firstLine="0"/>
               <w:jc w:val="center"/>
             </w:pPr>
             <w:r/>
@@ -2831,6 +3736,8 @@
           </w:tcPr>
           <w:p>
             <w:pPr>
+              <w:spacing w:line="240" w:lineRule="auto" w:before="0" w:after="0"/>
+              <w:ind w:firstLine="0"/>
               <w:jc w:val="center"/>
             </w:pPr>
             <w:r/>
@@ -2853,6 +3760,8 @@
           </w:tcPr>
           <w:p>
             <w:pPr>
+              <w:spacing w:line="240" w:lineRule="auto" w:before="0" w:after="0"/>
+              <w:ind w:firstLine="0"/>
               <w:jc w:val="left"/>
             </w:pPr>
             <w:r/>
@@ -2873,6 +3782,8 @@
           </w:tcPr>
           <w:p>
             <w:pPr>
+              <w:spacing w:line="240" w:lineRule="auto" w:before="0" w:after="0"/>
+              <w:ind w:firstLine="0"/>
               <w:jc w:val="left"/>
             </w:pPr>
             <w:r/>
@@ -2893,6 +3804,8 @@
           </w:tcPr>
           <w:p>
             <w:pPr>
+              <w:spacing w:line="240" w:lineRule="auto" w:before="0" w:after="0"/>
+              <w:ind w:firstLine="0"/>
               <w:jc w:val="left"/>
             </w:pPr>
             <w:r/>
@@ -2913,6 +3826,8 @@
           </w:tcPr>
           <w:p>
             <w:pPr>
+              <w:spacing w:line="240" w:lineRule="auto" w:before="0" w:after="0"/>
+              <w:ind w:firstLine="0"/>
               <w:jc w:val="left"/>
             </w:pPr>
             <w:r/>
@@ -2933,6 +3848,8 @@
           </w:tcPr>
           <w:p>
             <w:pPr>
+              <w:spacing w:line="240" w:lineRule="auto" w:before="0" w:after="0"/>
+              <w:ind w:firstLine="0"/>
               <w:jc w:val="left"/>
             </w:pPr>
             <w:r/>
@@ -2955,6 +3872,8 @@
           </w:tcPr>
           <w:p>
             <w:pPr>
+              <w:spacing w:line="240" w:lineRule="auto" w:before="0" w:after="0"/>
+              <w:ind w:firstLine="0"/>
               <w:jc w:val="left"/>
             </w:pPr>
             <w:r/>
@@ -2975,6 +3894,8 @@
           </w:tcPr>
           <w:p>
             <w:pPr>
+              <w:spacing w:line="240" w:lineRule="auto" w:before="0" w:after="0"/>
+              <w:ind w:firstLine="0"/>
               <w:jc w:val="left"/>
             </w:pPr>
             <w:r/>
@@ -2995,6 +3916,8 @@
           </w:tcPr>
           <w:p>
             <w:pPr>
+              <w:spacing w:line="240" w:lineRule="auto" w:before="0" w:after="0"/>
+              <w:ind w:firstLine="0"/>
               <w:jc w:val="left"/>
             </w:pPr>
             <w:r/>
@@ -3015,6 +3938,8 @@
           </w:tcPr>
           <w:p>
             <w:pPr>
+              <w:spacing w:line="240" w:lineRule="auto" w:before="0" w:after="0"/>
+              <w:ind w:firstLine="0"/>
               <w:jc w:val="left"/>
             </w:pPr>
             <w:r/>
@@ -3035,6 +3960,8 @@
           </w:tcPr>
           <w:p>
             <w:pPr>
+              <w:spacing w:line="240" w:lineRule="auto" w:before="0" w:after="0"/>
+              <w:ind w:firstLine="0"/>
               <w:jc w:val="left"/>
             </w:pPr>
             <w:r/>
@@ -3057,6 +3984,8 @@
           </w:tcPr>
           <w:p>
             <w:pPr>
+              <w:spacing w:line="240" w:lineRule="auto" w:before="0" w:after="0"/>
+              <w:ind w:firstLine="0"/>
               <w:jc w:val="left"/>
             </w:pPr>
             <w:r/>
@@ -3077,6 +4006,8 @@
           </w:tcPr>
           <w:p>
             <w:pPr>
+              <w:spacing w:line="240" w:lineRule="auto" w:before="0" w:after="0"/>
+              <w:ind w:firstLine="0"/>
               <w:jc w:val="left"/>
             </w:pPr>
             <w:r/>
@@ -3097,6 +4028,8 @@
           </w:tcPr>
           <w:p>
             <w:pPr>
+              <w:spacing w:line="240" w:lineRule="auto" w:before="0" w:after="0"/>
+              <w:ind w:firstLine="0"/>
               <w:jc w:val="left"/>
             </w:pPr>
             <w:r/>
@@ -3117,6 +4050,8 @@
           </w:tcPr>
           <w:p>
             <w:pPr>
+              <w:spacing w:line="240" w:lineRule="auto" w:before="0" w:after="0"/>
+              <w:ind w:firstLine="0"/>
               <w:jc w:val="left"/>
             </w:pPr>
             <w:r/>
@@ -3137,6 +4072,8 @@
           </w:tcPr>
           <w:p>
             <w:pPr>
+              <w:spacing w:line="240" w:lineRule="auto" w:before="0" w:after="0"/>
+              <w:ind w:firstLine="0"/>
               <w:jc w:val="left"/>
             </w:pPr>
             <w:r/>
@@ -3159,6 +4096,8 @@
           </w:tcPr>
           <w:p>
             <w:pPr>
+              <w:spacing w:line="240" w:lineRule="auto" w:before="0" w:after="0"/>
+              <w:ind w:firstLine="0"/>
               <w:jc w:val="left"/>
             </w:pPr>
             <w:r/>
@@ -3179,6 +4118,8 @@
           </w:tcPr>
           <w:p>
             <w:pPr>
+              <w:spacing w:line="240" w:lineRule="auto" w:before="0" w:after="0"/>
+              <w:ind w:firstLine="0"/>
               <w:jc w:val="left"/>
             </w:pPr>
             <w:r/>
@@ -3199,6 +4140,8 @@
           </w:tcPr>
           <w:p>
             <w:pPr>
+              <w:spacing w:line="240" w:lineRule="auto" w:before="0" w:after="0"/>
+              <w:ind w:firstLine="0"/>
               <w:jc w:val="left"/>
             </w:pPr>
             <w:r/>
@@ -3219,6 +4162,8 @@
           </w:tcPr>
           <w:p>
             <w:pPr>
+              <w:spacing w:line="240" w:lineRule="auto" w:before="0" w:after="0"/>
+              <w:ind w:firstLine="0"/>
               <w:jc w:val="left"/>
             </w:pPr>
             <w:r/>
@@ -3239,6 +4184,8 @@
           </w:tcPr>
           <w:p>
             <w:pPr>
+              <w:spacing w:line="240" w:lineRule="auto" w:before="0" w:after="0"/>
+              <w:ind w:firstLine="0"/>
               <w:jc w:val="left"/>
             </w:pPr>
             <w:r/>
@@ -3261,6 +4208,8 @@
           </w:tcPr>
           <w:p>
             <w:pPr>
+              <w:spacing w:line="240" w:lineRule="auto" w:before="0" w:after="0"/>
+              <w:ind w:firstLine="0"/>
               <w:jc w:val="left"/>
             </w:pPr>
             <w:r/>
@@ -3281,6 +4230,8 @@
           </w:tcPr>
           <w:p>
             <w:pPr>
+              <w:spacing w:line="240" w:lineRule="auto" w:before="0" w:after="0"/>
+              <w:ind w:firstLine="0"/>
               <w:jc w:val="left"/>
             </w:pPr>
             <w:r/>
@@ -3301,6 +4252,8 @@
           </w:tcPr>
           <w:p>
             <w:pPr>
+              <w:spacing w:line="240" w:lineRule="auto" w:before="0" w:after="0"/>
+              <w:ind w:firstLine="0"/>
               <w:jc w:val="left"/>
             </w:pPr>
             <w:r/>
@@ -3321,6 +4274,8 @@
           </w:tcPr>
           <w:p>
             <w:pPr>
+              <w:spacing w:line="240" w:lineRule="auto" w:before="0" w:after="0"/>
+              <w:ind w:firstLine="0"/>
               <w:jc w:val="left"/>
             </w:pPr>
             <w:r/>
@@ -3341,6 +4296,8 @@
           </w:tcPr>
           <w:p>
             <w:pPr>
+              <w:spacing w:line="240" w:lineRule="auto" w:before="0" w:after="0"/>
+              <w:ind w:firstLine="0"/>
               <w:jc w:val="left"/>
             </w:pPr>
             <w:r/>
@@ -3363,6 +4320,8 @@
           </w:tcPr>
           <w:p>
             <w:pPr>
+              <w:spacing w:line="240" w:lineRule="auto" w:before="0" w:after="0"/>
+              <w:ind w:firstLine="0"/>
               <w:jc w:val="left"/>
             </w:pPr>
             <w:r/>
@@ -3383,6 +4342,8 @@
           </w:tcPr>
           <w:p>
             <w:pPr>
+              <w:spacing w:line="240" w:lineRule="auto" w:before="0" w:after="0"/>
+              <w:ind w:firstLine="0"/>
               <w:jc w:val="left"/>
             </w:pPr>
             <w:r/>
@@ -3403,6 +4364,8 @@
           </w:tcPr>
           <w:p>
             <w:pPr>
+              <w:spacing w:line="240" w:lineRule="auto" w:before="0" w:after="0"/>
+              <w:ind w:firstLine="0"/>
               <w:jc w:val="left"/>
             </w:pPr>
             <w:r/>
@@ -3423,6 +4386,8 @@
           </w:tcPr>
           <w:p>
             <w:pPr>
+              <w:spacing w:line="240" w:lineRule="auto" w:before="0" w:after="0"/>
+              <w:ind w:firstLine="0"/>
               <w:jc w:val="left"/>
             </w:pPr>
             <w:r/>
@@ -3443,6 +4408,8 @@
           </w:tcPr>
           <w:p>
             <w:pPr>
+              <w:spacing w:line="240" w:lineRule="auto" w:before="0" w:after="0"/>
+              <w:ind w:firstLine="0"/>
               <w:jc w:val="left"/>
             </w:pPr>
             <w:r/>
@@ -3532,7 +4499,7 @@
           <w:i w:val="0"/>
           <w:sz w:val="28"/>
         </w:rPr>
-        <w:t xml:space="preserve">Целевая система </w:t>
+        <w:t xml:space="preserve">Целевая система представляет собой веб-систему для работы с отчетами, задачами, комментариями, вложениями и связанными сущностями. В рамках ВКР рассматривается не вся продуктовая инфраструктура, а минимальный контур real-time взаимодействия: прикладной backend-сервис </w:t>
       </w:r>
       <w:r>
         <w:rPr>
@@ -3541,7 +4508,7 @@
           <w:i w:val="0"/>
           <w:sz w:val="28"/>
         </w:rPr>
-        <w:t>bugget</w:t>
+        <w:t>app-api</w:t>
       </w:r>
       <w:r>
         <w:rPr>
@@ -3550,7 +4517,7 @@
           <w:i w:val="0"/>
           <w:sz w:val="28"/>
         </w:rPr>
-        <w:t xml:space="preserve"> представляет собой веб-систему для работы с отчетами, ошибками, комментариями, вложениями и связанными сущностями. Архитектурно проект включает backend на ASP.NET Core, frontend на React, reverse proxy на nginx, PostgreSQL, Redis, а также отдельные сервисы авторизации и пользователей.</w:t>
+        <w:t>, PostgreSQL, Redis, reverse proxy на nginx и отдельный проверочный клиент.</w:t>
       </w:r>
     </w:p>
     <w:p>
@@ -3952,25 +4919,7 @@
           <w:i w:val="0"/>
           <w:sz w:val="28"/>
         </w:rPr>
-        <w:t xml:space="preserve">Необходимо разработать и проверить масштабируемый real-time контур для системы </w:t>
-      </w:r>
-      <w:r>
-        <w:rPr>
-          <w:rFonts w:ascii="Courier New" w:hAnsi="Courier New" w:eastAsia="Courier New"/>
-          <w:b w:val="0"/>
-          <w:i w:val="0"/>
-          <w:sz w:val="28"/>
-        </w:rPr>
-        <w:t>bugget</w:t>
-      </w:r>
-      <w:r>
-        <w:rPr>
-          <w:rFonts w:ascii="Times New Roman" w:hAnsi="Times New Roman" w:eastAsia="Times New Roman"/>
-          <w:b w:val="0"/>
-          <w:i w:val="0"/>
-          <w:sz w:val="28"/>
-        </w:rPr>
-        <w:t>. Для этого требуется:</w:t>
+        <w:t>Необходимо разработать и проверить масштабируемый real-time контур для системы отслеживания задач. Для этого требуется:</w:t>
       </w:r>
     </w:p>
     <w:p>
@@ -4002,7 +4951,7 @@
           <w:i w:val="0"/>
           <w:sz w:val="28"/>
         </w:rPr>
-        <w:t>Подготовить multi-instance стенд с двумя экземплярами `bugget-api`.</w:t>
+        <w:t>Подготовить multi-instance стенд с двумя экземплярами `app-api`.</w:t>
       </w:r>
     </w:p>
     <w:p>
@@ -4050,7 +4999,7 @@
           <w:i w:val="0"/>
           <w:sz w:val="28"/>
         </w:rPr>
-        <w:t>Обеспечить визуальную демонстрацию состояния real-time соединения на frontend.</w:t>
+        <w:t>Подготовить простой проверочный клиент, фиксирующий серверный узел, идентификатор соединения и факт получения события.</w:t>
       </w:r>
     </w:p>
     <w:p>
@@ -4128,7 +5077,7 @@
           <w:i w:val="0"/>
           <w:sz w:val="28"/>
         </w:rPr>
-        <w:t>bugget-api</w:t>
+        <w:t>app-api</w:t>
       </w:r>
       <w:r>
         <w:rPr>
@@ -4138,21 +5087,6 @@
           <w:sz w:val="28"/>
         </w:rPr>
         <w:t>. Все клиенты устанавливают WebSocket-соединение с одним серверным процессом. Этот процесс хранит сведения о соединениях и группах, а при изменении сущности отправляет событие в нужную группу [3], [5].</w:t>
-      </w:r>
-    </w:p>
-    <w:p>
-      <w:pPr>
-        <w:ind w:firstLine="0"/>
-        <w:jc w:val="center"/>
-      </w:pPr>
-      <w:r>
-        <w:rPr>
-          <w:rFonts w:ascii="Times New Roman" w:hAnsi="Times New Roman" w:eastAsia="Times New Roman"/>
-          <w:b w:val="0"/>
-          <w:i/>
-          <w:sz w:val="24"/>
-        </w:rPr>
-        <w:t>Рисунок — схема будет оформлена на следующем этапе верстки.</w:t>
       </w:r>
     </w:p>
     <w:p>
@@ -4168,33 +5102,63 @@
           <w:i w:val="0"/>
           <w:sz w:val="28"/>
         </w:rPr>
-        <w:t xml:space="preserve">Недостаток этой архитектуры состоит в том, что она не показывает, как система должна вести себя при нескольких экземплярах </w:t>
-      </w:r>
-      <w:r>
-        <w:rPr>
-          <w:rFonts w:ascii="Courier New" w:hAnsi="Courier New" w:eastAsia="Courier New"/>
-          <w:b w:val="0"/>
-          <w:i w:val="0"/>
-          <w:sz w:val="28"/>
-        </w:rPr>
-        <w:t>bugget-api</w:t>
-      </w:r>
-      <w:r>
-        <w:rPr>
-          <w:rFonts w:ascii="Times New Roman" w:hAnsi="Times New Roman" w:eastAsia="Times New Roman"/>
-          <w:b w:val="0"/>
-          <w:i w:val="0"/>
-          <w:sz w:val="28"/>
-        </w:rPr>
-        <w:t>. Если просто добавить второй экземпляр без backplane, каждый процесс будет иметь собственное локальное состояние соединений [3].</w:t>
+        <w:t>Схема исходной архитектуры представлена на рисунке 1.</w:t>
       </w:r>
     </w:p>
     <w:p>
       <w:pPr>
-        <w:pStyle w:val="Heading2"/>
-      </w:pPr>
-      <w:r>
-        <w:t>3.2 Целевая архитектура</w:t>
+        <w:ind w:firstLine="0"/>
+        <w:jc w:val="center"/>
+      </w:pPr>
+      <w:r>
+        <w:drawing>
+          <wp:inline xmlns:a="http://schemas.openxmlformats.org/drawingml/2006/main" xmlns:pic="http://schemas.openxmlformats.org/drawingml/2006/picture">
+            <wp:extent cx="5580000" cy="3138750"/>
+            <wp:docPr id="1" name="Picture 1"/>
+            <wp:cNvGraphicFramePr>
+              <a:graphicFrameLocks noChangeAspect="1"/>
+            </wp:cNvGraphicFramePr>
+            <a:graphic>
+              <a:graphicData uri="http://schemas.openxmlformats.org/drawingml/2006/picture">
+                <pic:pic>
+                  <pic:nvPicPr>
+                    <pic:cNvPr id="0" name="figure-1-single-node.png"/>
+                    <pic:cNvPicPr/>
+                  </pic:nvPicPr>
+                  <pic:blipFill>
+                    <a:blip r:embed="rId11"/>
+                    <a:stretch>
+                      <a:fillRect/>
+                    </a:stretch>
+                  </pic:blipFill>
+                  <pic:spPr>
+                    <a:xfrm>
+                      <a:off x="0" y="0"/>
+                      <a:ext cx="5580000" cy="3138750"/>
+                    </a:xfrm>
+                    <a:prstGeom prst="rect"/>
+                  </pic:spPr>
+                </pic:pic>
+              </a:graphicData>
+            </a:graphic>
+          </wp:inline>
+        </w:drawing>
+      </w:r>
+    </w:p>
+    <w:p>
+      <w:pPr>
+        <w:spacing w:after="120"/>
+        <w:ind w:firstLine="0"/>
+        <w:jc w:val="center"/>
+      </w:pPr>
+      <w:r>
+        <w:rPr>
+          <w:rFonts w:ascii="Times New Roman" w:hAnsi="Times New Roman" w:eastAsia="Times New Roman"/>
+          <w:b w:val="0"/>
+          <w:i/>
+          <w:sz w:val="24"/>
+        </w:rPr>
+        <w:t>Рисунок 1 — Исходная single-node архитектура real-time контура</w:t>
       </w:r>
     </w:p>
     <w:p>
@@ -4210,7 +5174,7 @@
           <w:i w:val="0"/>
           <w:sz w:val="28"/>
         </w:rPr>
-        <w:t xml:space="preserve">В целевой архитектуре перед backend-сервисами находится nginx, а приложение запускается в двух экземплярах: </w:t>
+        <w:t xml:space="preserve">Недостаток этой архитектуры состоит в том, что она не показывает, как система должна вести себя при нескольких экземплярах </w:t>
       </w:r>
       <w:r>
         <w:rPr>
@@ -4219,7 +5183,7 @@
           <w:i w:val="0"/>
           <w:sz w:val="28"/>
         </w:rPr>
-        <w:t>bugget-api-1</w:t>
+        <w:t>app-api</w:t>
       </w:r>
       <w:r>
         <w:rPr>
@@ -4228,40 +5192,15 @@
           <w:i w:val="0"/>
           <w:sz w:val="28"/>
         </w:rPr>
-        <w:t xml:space="preserve"> и </w:t>
-      </w:r>
-      <w:r>
-        <w:rPr>
-          <w:rFonts w:ascii="Courier New" w:hAnsi="Courier New" w:eastAsia="Courier New"/>
-          <w:b w:val="0"/>
-          <w:i w:val="0"/>
-          <w:sz w:val="28"/>
-        </w:rPr>
-        <w:t>bugget-api-2</w:t>
-      </w:r>
-      <w:r>
-        <w:rPr>
-          <w:rFonts w:ascii="Times New Roman" w:hAnsi="Times New Roman" w:eastAsia="Times New Roman"/>
-          <w:b w:val="0"/>
-          <w:i w:val="0"/>
-          <w:sz w:val="28"/>
-        </w:rPr>
-        <w:t>. Оба экземпляра подключены к общей базе данных и к Redis. SignalR использует Redis backplane для межузловой доставки событий [4], [11], [12].</w:t>
+        <w:t>. Если просто добавить второй экземпляр без backplane, каждый процесс будет иметь собственное локальное состояние соединений [3].</w:t>
       </w:r>
     </w:p>
     <w:p>
       <w:pPr>
-        <w:ind w:firstLine="0"/>
-        <w:jc w:val="center"/>
-      </w:pPr>
-      <w:r>
-        <w:rPr>
-          <w:rFonts w:ascii="Times New Roman" w:hAnsi="Times New Roman" w:eastAsia="Times New Roman"/>
-          <w:b w:val="0"/>
-          <w:i/>
-          <w:sz w:val="24"/>
-        </w:rPr>
-        <w:t>Рисунок — схема будет оформлена на следующем этапе верстки.</w:t>
+        <w:pStyle w:val="Heading2"/>
+      </w:pPr>
+      <w:r>
+        <w:t>3.2 Целевая архитектура</w:t>
       </w:r>
     </w:p>
     <w:p>
@@ -4277,7 +5216,7 @@
           <w:i w:val="0"/>
           <w:sz w:val="28"/>
         </w:rPr>
-        <w:t xml:space="preserve">Целевое свойство архитектуры: если событие создано на </w:t>
+        <w:t xml:space="preserve">В целевой архитектуре перед backend-сервисами находится nginx, а приложение запускается в двух экземплярах: </w:t>
       </w:r>
       <w:r>
         <w:rPr>
@@ -4286,7 +5225,7 @@
           <w:i w:val="0"/>
           <w:sz w:val="28"/>
         </w:rPr>
-        <w:t>bugget-api-1</w:t>
+        <w:t>app-api-1</w:t>
       </w:r>
       <w:r>
         <w:rPr>
@@ -4295,7 +5234,7 @@
           <w:i w:val="0"/>
           <w:sz w:val="28"/>
         </w:rPr>
-        <w:t xml:space="preserve">, оно должно быть доставлено клиентам группы, даже если часть этих клиентов подключена к </w:t>
+        <w:t xml:space="preserve"> и </w:t>
       </w:r>
       <w:r>
         <w:rPr>
@@ -4304,7 +5243,7 @@
           <w:i w:val="0"/>
           <w:sz w:val="28"/>
         </w:rPr>
-        <w:t>bugget-api-2</w:t>
+        <w:t>app-api-2</w:t>
       </w:r>
       <w:r>
         <w:rPr>
@@ -4313,15 +5252,7 @@
           <w:i w:val="0"/>
           <w:sz w:val="28"/>
         </w:rPr>
-        <w:t>. Redis backplane выполняет роль механизма межузловой публикации и подписки для SignalR [4], [9].</w:t>
-      </w:r>
-    </w:p>
-    <w:p>
-      <w:pPr>
-        <w:pStyle w:val="Heading2"/>
-      </w:pPr>
-      <w:r>
-        <w:t>3.3 Поток real-time события</w:t>
+        <w:t>. Оба экземпляра подключены к общей базе данных и к Redis. SignalR использует Redis backplane для межузловой доставки событий [4], [11], [12].</w:t>
       </w:r>
     </w:p>
     <w:p>
@@ -4337,6 +5268,138 @@
           <w:i w:val="0"/>
           <w:sz w:val="28"/>
         </w:rPr>
+        <w:t>Схема целевой архитектуры представлена на рисунке 2.</w:t>
+      </w:r>
+    </w:p>
+    <w:p>
+      <w:pPr>
+        <w:ind w:firstLine="0"/>
+        <w:jc w:val="center"/>
+      </w:pPr>
+      <w:r>
+        <w:drawing>
+          <wp:inline xmlns:a="http://schemas.openxmlformats.org/drawingml/2006/main" xmlns:pic="http://schemas.openxmlformats.org/drawingml/2006/picture">
+            <wp:extent cx="5580000" cy="3138750"/>
+            <wp:docPr id="2" name="Picture 2"/>
+            <wp:cNvGraphicFramePr>
+              <a:graphicFrameLocks noChangeAspect="1"/>
+            </wp:cNvGraphicFramePr>
+            <a:graphic>
+              <a:graphicData uri="http://schemas.openxmlformats.org/drawingml/2006/picture">
+                <pic:pic>
+                  <pic:nvPicPr>
+                    <pic:cNvPr id="0" name="figure-2-scaleout.png"/>
+                    <pic:cNvPicPr/>
+                  </pic:nvPicPr>
+                  <pic:blipFill>
+                    <a:blip r:embed="rId12"/>
+                    <a:stretch>
+                      <a:fillRect/>
+                    </a:stretch>
+                  </pic:blipFill>
+                  <pic:spPr>
+                    <a:xfrm>
+                      <a:off x="0" y="0"/>
+                      <a:ext cx="5580000" cy="3138750"/>
+                    </a:xfrm>
+                    <a:prstGeom prst="rect"/>
+                  </pic:spPr>
+                </pic:pic>
+              </a:graphicData>
+            </a:graphic>
+          </wp:inline>
+        </w:drawing>
+      </w:r>
+    </w:p>
+    <w:p>
+      <w:pPr>
+        <w:spacing w:after="120"/>
+        <w:ind w:firstLine="0"/>
+        <w:jc w:val="center"/>
+      </w:pPr>
+      <w:r>
+        <w:rPr>
+          <w:rFonts w:ascii="Times New Roman" w:hAnsi="Times New Roman" w:eastAsia="Times New Roman"/>
+          <w:b w:val="0"/>
+          <w:i/>
+          <w:sz w:val="24"/>
+        </w:rPr>
+        <w:t>Рисунок 2 — Целевая multi-instance архитектура с Redis backplane</w:t>
+      </w:r>
+    </w:p>
+    <w:p>
+      <w:pPr>
+        <w:spacing w:line="360" w:lineRule="auto"/>
+        <w:ind w:firstLine="709"/>
+        <w:jc w:val="both"/>
+      </w:pPr>
+      <w:r>
+        <w:rPr>
+          <w:rFonts w:ascii="Times New Roman" w:hAnsi="Times New Roman" w:eastAsia="Times New Roman"/>
+          <w:b w:val="0"/>
+          <w:i w:val="0"/>
+          <w:sz w:val="28"/>
+        </w:rPr>
+        <w:t xml:space="preserve">Целевое свойство архитектуры: если событие создано на </w:t>
+      </w:r>
+      <w:r>
+        <w:rPr>
+          <w:rFonts w:ascii="Courier New" w:hAnsi="Courier New" w:eastAsia="Courier New"/>
+          <w:b w:val="0"/>
+          <w:i w:val="0"/>
+          <w:sz w:val="28"/>
+        </w:rPr>
+        <w:t>app-api-1</w:t>
+      </w:r>
+      <w:r>
+        <w:rPr>
+          <w:rFonts w:ascii="Times New Roman" w:hAnsi="Times New Roman" w:eastAsia="Times New Roman"/>
+          <w:b w:val="0"/>
+          <w:i w:val="0"/>
+          <w:sz w:val="28"/>
+        </w:rPr>
+        <w:t xml:space="preserve">, оно должно быть доставлено клиентам группы, даже если часть этих клиентов подключена к </w:t>
+      </w:r>
+      <w:r>
+        <w:rPr>
+          <w:rFonts w:ascii="Courier New" w:hAnsi="Courier New" w:eastAsia="Courier New"/>
+          <w:b w:val="0"/>
+          <w:i w:val="0"/>
+          <w:sz w:val="28"/>
+        </w:rPr>
+        <w:t>app-api-2</w:t>
+      </w:r>
+      <w:r>
+        <w:rPr>
+          <w:rFonts w:ascii="Times New Roman" w:hAnsi="Times New Roman" w:eastAsia="Times New Roman"/>
+          <w:b w:val="0"/>
+          <w:i w:val="0"/>
+          <w:sz w:val="28"/>
+        </w:rPr>
+        <w:t>. Redis backplane выполняет роль механизма межузловой публикации и подписки для SignalR [4], [9].</w:t>
+      </w:r>
+    </w:p>
+    <w:p>
+      <w:pPr>
+        <w:pStyle w:val="Heading2"/>
+      </w:pPr>
+      <w:r>
+        <w:t>3.3 Поток real-time события</w:t>
+      </w:r>
+    </w:p>
+    <w:p>
+      <w:pPr>
+        <w:spacing w:line="360" w:lineRule="auto"/>
+        <w:ind w:firstLine="709"/>
+        <w:jc w:val="both"/>
+      </w:pPr>
+      <w:r>
+        <w:rPr>
+          <w:rFonts w:ascii="Times New Roman" w:hAnsi="Times New Roman" w:eastAsia="Times New Roman"/>
+          <w:b w:val="0"/>
+          <w:i w:val="0"/>
+          <w:sz w:val="28"/>
+        </w:rPr>
         <w:t>Поток события в целевой архитектуре выглядит следующим образом:</w:t>
       </w:r>
     </w:p>
@@ -4433,7 +5496,7 @@
           <w:i w:val="0"/>
           <w:sz w:val="28"/>
         </w:rPr>
-        <w:t>Через Redis backplane событие становится доступным другим экземплярам `bugget-api`.</w:t>
+        <w:t>Через Redis backplane событие становится доступным другим экземплярам `app-api`.</w:t>
       </w:r>
     </w:p>
     <w:p>
@@ -4465,30 +5528,7 @@
           <w:i w:val="0"/>
           <w:sz w:val="28"/>
         </w:rPr>
-        <w:t>Frontend получает событие и обновляет локальное состояние интерфейса.</w:t>
-      </w:r>
-    </w:p>
-    <w:p>
-      <w:pPr>
-        <w:ind w:firstLine="0"/>
-        <w:jc w:val="center"/>
-      </w:pPr>
-      <w:r>
-        <w:rPr>
-          <w:rFonts w:ascii="Times New Roman" w:hAnsi="Times New Roman" w:eastAsia="Times New Roman"/>
-          <w:b w:val="0"/>
-          <w:i/>
-          <w:sz w:val="24"/>
-        </w:rPr>
-        <w:t>Рисунок — схема будет оформлена на следующем этапе верстки.</w:t>
-      </w:r>
-    </w:p>
-    <w:p>
-      <w:pPr>
-        <w:pStyle w:val="Heading2"/>
-      </w:pPr>
-      <w:r>
-        <w:t>3.4 Модель групп и повторной подписки</w:t>
+        <w:t>Проверочный клиент получает событие и фиксирует результат доставки.</w:t>
       </w:r>
     </w:p>
     <w:p>
@@ -4504,7 +5544,71 @@
           <w:i w:val="0"/>
           <w:sz w:val="28"/>
         </w:rPr>
-        <w:t>Группа SignalR соответствует контексту отчета. При открытии страницы отчета клиент вызывает метод вступления в группу. На сервере идентификатор отчета разрешается с учетом alias/public/team контекста, после чего формируется ключ группы. Такой подход позволяет объединить в одну real-time область всех клиентов, работающих с одним отчетом.</w:t>
+        <w:t>Последовательность межузловой доставки события представлена на рисунке 3.</w:t>
+      </w:r>
+    </w:p>
+    <w:p>
+      <w:pPr>
+        <w:ind w:firstLine="0"/>
+        <w:jc w:val="center"/>
+      </w:pPr>
+      <w:r>
+        <w:drawing>
+          <wp:inline xmlns:a="http://schemas.openxmlformats.org/drawingml/2006/main" xmlns:pic="http://schemas.openxmlformats.org/drawingml/2006/picture">
+            <wp:extent cx="5580000" cy="3138750"/>
+            <wp:docPr id="3" name="Picture 3"/>
+            <wp:cNvGraphicFramePr>
+              <a:graphicFrameLocks noChangeAspect="1"/>
+            </wp:cNvGraphicFramePr>
+            <a:graphic>
+              <a:graphicData uri="http://schemas.openxmlformats.org/drawingml/2006/picture">
+                <pic:pic>
+                  <pic:nvPicPr>
+                    <pic:cNvPr id="0" name="figure-3-event-flow.png"/>
+                    <pic:cNvPicPr/>
+                  </pic:nvPicPr>
+                  <pic:blipFill>
+                    <a:blip r:embed="rId13"/>
+                    <a:stretch>
+                      <a:fillRect/>
+                    </a:stretch>
+                  </pic:blipFill>
+                  <pic:spPr>
+                    <a:xfrm>
+                      <a:off x="0" y="0"/>
+                      <a:ext cx="5580000" cy="3138750"/>
+                    </a:xfrm>
+                    <a:prstGeom prst="rect"/>
+                  </pic:spPr>
+                </pic:pic>
+              </a:graphicData>
+            </a:graphic>
+          </wp:inline>
+        </w:drawing>
+      </w:r>
+    </w:p>
+    <w:p>
+      <w:pPr>
+        <w:spacing w:after="120"/>
+        <w:ind w:firstLine="0"/>
+        <w:jc w:val="center"/>
+      </w:pPr>
+      <w:r>
+        <w:rPr>
+          <w:rFonts w:ascii="Times New Roman" w:hAnsi="Times New Roman" w:eastAsia="Times New Roman"/>
+          <w:b w:val="0"/>
+          <w:i/>
+          <w:sz w:val="24"/>
+        </w:rPr>
+        <w:t>Рисунок 3 — Последовательность межузловой доставки события ReceiveReportPatch</w:t>
+      </w:r>
+    </w:p>
+    <w:p>
+      <w:pPr>
+        <w:pStyle w:val="Heading2"/>
+      </w:pPr>
+      <w:r>
+        <w:t>3.4 Модель групп и повторной подписки</w:t>
       </w:r>
     </w:p>
     <w:p>
@@ -4520,15 +5624,7 @@
           <w:i w:val="0"/>
           <w:sz w:val="28"/>
         </w:rPr>
-        <w:t>Поскольку membership группы является оперативным состоянием SignalR, клиент должен повторять вступление в группу после переподключения. В существующем frontend уже предусмотрена логика автоматического reconnect и повторного присоединения к группе отчета. В рамках ВКР это свойство используется как часть устойчивости real-time контура [5], [6].</w:t>
-      </w:r>
-    </w:p>
-    <w:p>
-      <w:pPr>
-        <w:pStyle w:val="Heading2"/>
-      </w:pPr>
-      <w:r>
-        <w:t>3.5 Диагностический контур</w:t>
+        <w:t>Группа SignalR соответствует контексту отчета. При открытии страницы отчета клиент вызывает метод вступления в группу. На сервере идентификатор отчета разрешается с учетом alias/public/team контекста, после чего формируется ключ группы. Такой подход позволяет объединить в одну real-time область всех клиентов, работающих с одним отчетом.</w:t>
       </w:r>
     </w:p>
     <w:p>
@@ -4544,6 +5640,30 @@
           <w:i w:val="0"/>
           <w:sz w:val="28"/>
         </w:rPr>
+        <w:t>Поскольку membership группы является оперативным состоянием SignalR, клиент должен повторять вступление в группу после переподключения. В проверочном клиенте и клиентском real-time слое используется автоматическое восстановление соединения и повторное присоединение к группе отчета. В рамках ВКР это свойство рассматривается как часть устойчивости real-time контура [5], [6].</w:t>
+      </w:r>
+    </w:p>
+    <w:p>
+      <w:pPr>
+        <w:pStyle w:val="Heading2"/>
+      </w:pPr>
+      <w:r>
+        <w:t>3.5 Диагностический контур</w:t>
+      </w:r>
+    </w:p>
+    <w:p>
+      <w:pPr>
+        <w:spacing w:line="360" w:lineRule="auto"/>
+        <w:ind w:firstLine="709"/>
+        <w:jc w:val="both"/>
+      </w:pPr>
+      <w:r>
+        <w:rPr>
+          <w:rFonts w:ascii="Times New Roman" w:hAnsi="Times New Roman" w:eastAsia="Times New Roman"/>
+          <w:b w:val="0"/>
+          <w:i w:val="0"/>
+          <w:sz w:val="28"/>
+        </w:rPr>
         <w:t>Для доказательства результата недостаточно утверждать, что событие доставлено. Нужно показать, что клиенты действительно подключены к разным экземплярам backend-сервиса. Поэтому в проект добавлен диагностический контур:</w:t>
       </w:r>
     </w:p>
@@ -4624,7 +5744,7 @@
           <w:i w:val="0"/>
           <w:sz w:val="28"/>
         </w:rPr>
-        <w:t>Frontend хранит diagnostics в состоянии socket-модели и отображает debug-badge в dev-режиме.</w:t>
+        <w:t>Проверочный клиент выводит diagnostics в JSON-результате эксперимента.</w:t>
       </w:r>
     </w:p>
     <w:p>
@@ -4695,7 +5815,7 @@
           <w:i w:val="0"/>
           <w:sz w:val="28"/>
         </w:rPr>
-        <w:t>. Выбор отдельной ветки позволяет изолировать изменения, связанные с ВКР, от основного потока разработки. Это важно, поскольку часть артефактов имеет демонстрационный и исследовательский характер: отдельный compose-стенд, debug-badge, диагностические методы и проверочный скрипт.</w:t>
+        <w:t>. Выбор отдельной ветки позволяет изолировать изменения, связанные с ВКР, от основного потока разработки. Это важно, поскольку часть артефактов имеет демонстрационный и исследовательский характер: отдельный compose-стенд, диагностические методы и проверочный скрипт.</w:t>
       </w:r>
     </w:p>
     <w:p>
@@ -4780,7 +5900,7 @@
           <w:i w:val="0"/>
           <w:sz w:val="28"/>
         </w:rPr>
-        <w:t>bugget-api-realtime</w:t>
+        <w:t>app-api-realtime</w:t>
       </w:r>
       <w:r>
         <w:rPr>
@@ -4832,7 +5952,7 @@
           <w:i w:val="0"/>
           <w:sz w:val="28"/>
         </w:rPr>
-        <w:t>bugget-api-1</w:t>
+        <w:t>app-api-1</w:t>
       </w:r>
       <w:r>
         <w:rPr>
@@ -4850,7 +5970,7 @@
           <w:i w:val="0"/>
           <w:sz w:val="28"/>
         </w:rPr>
-        <w:t>bugget-api-2</w:t>
+        <w:t>app-api-2</w:t>
       </w:r>
       <w:r>
         <w:rPr>
@@ -4999,7 +6119,7 @@
           <w:i w:val="0"/>
           <w:sz w:val="28"/>
         </w:rPr>
-        <w:t>, логируются имя события, ключ группы, идентификатор серверного экземпляра и исключаемый connectionId. Существующие payload'ы событий сохранены, что снижает риск регрессий во frontend и прикладной логике [5], [8].</w:t>
+        <w:t>, логируются имя события, ключ группы, идентификатор серверного экземпляра и исключаемый connectionId. Существующие payload'ы событий сохранены, что снижает риск регрессий в прикладной логике [5], [8].</w:t>
       </w:r>
     </w:p>
     <w:p>
@@ -5007,7 +6127,7 @@
         <w:pStyle w:val="Heading2"/>
       </w:pPr>
       <w:r>
-        <w:t>4.3 Изменения frontend</w:t>
+        <w:t>4.3 Проверочный клиент</w:t>
       </w:r>
     </w:p>
     <w:p>
@@ -5023,7 +6143,7 @@
           <w:i w:val="0"/>
           <w:sz w:val="28"/>
         </w:rPr>
-        <w:t xml:space="preserve">На стороне frontend сохранена существующая модель SignalR-соединения, но добавлены средства диагностики. После старта соединения и после переподключения клиент вызывает </w:t>
+        <w:t xml:space="preserve">Для доказательства результата подготовлен простой Node.js-клиент, который не зависит от пользовательского интерфейса продукта. Клиент напрямую подключается к двум экземплярам </w:t>
       </w:r>
       <w:r>
         <w:rPr>
@@ -5032,6 +6152,24 @@
           <w:i w:val="0"/>
           <w:sz w:val="28"/>
         </w:rPr>
+        <w:t>app-api</w:t>
+      </w:r>
+      <w:r>
+        <w:rPr>
+          <w:rFonts w:ascii="Times New Roman" w:hAnsi="Times New Roman" w:eastAsia="Times New Roman"/>
+          <w:b w:val="0"/>
+          <w:i w:val="0"/>
+          <w:sz w:val="28"/>
+        </w:rPr>
+        <w:t xml:space="preserve">, вызывает метод </w:t>
+      </w:r>
+      <w:r>
+        <w:rPr>
+          <w:rFonts w:ascii="Courier New" w:hAnsi="Courier New" w:eastAsia="Courier New"/>
+          <w:b w:val="0"/>
+          <w:i w:val="0"/>
+          <w:sz w:val="28"/>
+        </w:rPr>
         <w:t>GetConnectionDiagnosticsAsync()</w:t>
       </w:r>
       <w:r>
@@ -5041,7 +6179,7 @@
           <w:i w:val="0"/>
           <w:sz w:val="28"/>
         </w:rPr>
-        <w:t xml:space="preserve"> и сохраняет полученные данные. На основе diagnostics обновляется </w:t>
+        <w:t xml:space="preserve"> и фиксирует </w:t>
       </w:r>
       <w:r>
         <w:rPr>
@@ -5050,7 +6188,7 @@
           <w:i w:val="0"/>
           <w:sz w:val="28"/>
         </w:rPr>
-        <w:t>X-Signal-R-Connection-Id</w:t>
+        <w:t>serverInstanceId</w:t>
       </w:r>
       <w:r>
         <w:rPr>
@@ -5059,7 +6197,25 @@
           <w:i w:val="0"/>
           <w:sz w:val="28"/>
         </w:rPr>
-        <w:t>, который используется при HTTP-запросах для исключения собственного соединения из рассылки там, где это предусмотрено логикой приложения [6], [8].</w:t>
+        <w:t xml:space="preserve">, </w:t>
+      </w:r>
+      <w:r>
+        <w:rPr>
+          <w:rFonts w:ascii="Courier New" w:hAnsi="Courier New" w:eastAsia="Courier New"/>
+          <w:b w:val="0"/>
+          <w:i w:val="0"/>
+          <w:sz w:val="28"/>
+        </w:rPr>
+        <w:t>connectionId</w:t>
+      </w:r>
+      <w:r>
+        <w:rPr>
+          <w:rFonts w:ascii="Times New Roman" w:hAnsi="Times New Roman" w:eastAsia="Times New Roman"/>
+          <w:b w:val="0"/>
+          <w:i w:val="0"/>
+          <w:sz w:val="28"/>
+        </w:rPr>
+        <w:t>, идентификатор отчета и полученное real-time событие [6], [8].</w:t>
       </w:r>
     </w:p>
     <w:p>
@@ -5075,61 +6231,7 @@
           <w:i w:val="0"/>
           <w:sz w:val="28"/>
         </w:rPr>
-        <w:t xml:space="preserve">Для демонстрации на стенде добавлен </w:t>
-      </w:r>
-      <w:r>
-        <w:rPr>
-          <w:rFonts w:ascii="Courier New" w:hAnsi="Courier New" w:eastAsia="Courier New"/>
-          <w:b w:val="0"/>
-          <w:i w:val="0"/>
-          <w:sz w:val="28"/>
-        </w:rPr>
-        <w:t>RealtimeDebugBadge</w:t>
-      </w:r>
-      <w:r>
-        <w:rPr>
-          <w:rFonts w:ascii="Times New Roman" w:hAnsi="Times New Roman" w:eastAsia="Times New Roman"/>
-          <w:b w:val="0"/>
-          <w:i w:val="0"/>
-          <w:sz w:val="28"/>
-        </w:rPr>
-        <w:t xml:space="preserve">. В dev-режиме или при включенном флаге в localStorage он показывает текущий </w:t>
-      </w:r>
-      <w:r>
-        <w:rPr>
-          <w:rFonts w:ascii="Courier New" w:hAnsi="Courier New" w:eastAsia="Courier New"/>
-          <w:b w:val="0"/>
-          <w:i w:val="0"/>
-          <w:sz w:val="28"/>
-        </w:rPr>
-        <w:t>serverInstanceId</w:t>
-      </w:r>
-      <w:r>
-        <w:rPr>
-          <w:rFonts w:ascii="Times New Roman" w:hAnsi="Times New Roman" w:eastAsia="Times New Roman"/>
-          <w:b w:val="0"/>
-          <w:i w:val="0"/>
-          <w:sz w:val="28"/>
-        </w:rPr>
-        <w:t xml:space="preserve"> и укороченный </w:t>
-      </w:r>
-      <w:r>
-        <w:rPr>
-          <w:rFonts w:ascii="Courier New" w:hAnsi="Courier New" w:eastAsia="Courier New"/>
-          <w:b w:val="0"/>
-          <w:i w:val="0"/>
-          <w:sz w:val="28"/>
-        </w:rPr>
-        <w:t>connectionId</w:t>
-      </w:r>
-      <w:r>
-        <w:rPr>
-          <w:rFonts w:ascii="Times New Roman" w:hAnsi="Times New Roman" w:eastAsia="Times New Roman"/>
-          <w:b w:val="0"/>
-          <w:i w:val="0"/>
-          <w:sz w:val="28"/>
-        </w:rPr>
-        <w:t>. Это позволяет визуально подтвердить, что разные браузерные клиенты подключены к разным backend-экземплярам.</w:t>
+        <w:t>Такой подход делает эксперимент независимым от полноценного пользовательского интерфейса. ВКР проверяет именно серверный real-time контур и межузловую доставку событий, а не особенности конкретного экрана клиентского приложения.</w:t>
       </w:r>
     </w:p>
     <w:p>
@@ -5145,25 +6247,7 @@
           <w:i w:val="0"/>
           <w:sz w:val="28"/>
         </w:rPr>
-        <w:t xml:space="preserve">В конфигурацию соединения добавлена поддержка переменной </w:t>
-      </w:r>
-      <w:r>
-        <w:rPr>
-          <w:rFonts w:ascii="Courier New" w:hAnsi="Courier New" w:eastAsia="Courier New"/>
-          <w:b w:val="0"/>
-          <w:i w:val="0"/>
-          <w:sz w:val="28"/>
-        </w:rPr>
-        <w:t>VITE_SIGNALR_SKIP_NEGOTIATION</w:t>
-      </w:r>
-      <w:r>
-        <w:rPr>
-          <w:rFonts w:ascii="Times New Roman" w:hAnsi="Times New Roman" w:eastAsia="Times New Roman"/>
-          <w:b w:val="0"/>
-          <w:i w:val="0"/>
-          <w:sz w:val="28"/>
-        </w:rPr>
-        <w:t>. Для thesis-стенда она используется совместно с WebSocket-only режимом, что упрощает проверку через nginx и делает поведение соединения более предсказуемым [7], [11].</w:t>
+        <w:t>Клиент использует WebSocket-транспорт SignalR, подключается к двум разным адресам узлов и передает необходимые заголовки тестовой идентичности. При изменении отчета через первый узел клиент ожидает событие на соединении, открытом ко второму узлу.</w:t>
       </w:r>
     </w:p>
     <w:p>
@@ -5221,7 +6305,7 @@
           <w:i w:val="0"/>
           <w:sz w:val="28"/>
         </w:rPr>
-        <w:t>`postgres_bugget_thesis`;</w:t>
+        <w:t>`postgres_app_thesis`;</w:t>
       </w:r>
     </w:p>
     <w:p>
@@ -5237,7 +6321,7 @@
           <w:i w:val="0"/>
           <w:sz w:val="28"/>
         </w:rPr>
-        <w:t>`redis_bugget_thesis`;</w:t>
+        <w:t>`redis_app_thesis`;</w:t>
       </w:r>
     </w:p>
     <w:p>
@@ -5253,7 +6337,7 @@
           <w:i w:val="0"/>
           <w:sz w:val="28"/>
         </w:rPr>
-        <w:t>`authorization-api-thesis`;</w:t>
+        <w:t>`app-api-1`;</w:t>
       </w:r>
     </w:p>
     <w:p>
@@ -5269,7 +6353,7 @@
           <w:i w:val="0"/>
           <w:sz w:val="28"/>
         </w:rPr>
-        <w:t>`users-api-thesis`;</w:t>
+        <w:t>`app-api-2`;</w:t>
       </w:r>
     </w:p>
     <w:p>
@@ -5285,7 +6369,280 @@
           <w:i w:val="0"/>
           <w:sz w:val="28"/>
         </w:rPr>
-        <w:t>`bugget-api-1`;</w:t>
+        <w:t>`nginx_app_thesis`.</w:t>
+      </w:r>
+    </w:p>
+    <w:p>
+      <w:pPr>
+        <w:spacing w:line="360" w:lineRule="auto"/>
+        <w:ind w:firstLine="709"/>
+        <w:jc w:val="both"/>
+      </w:pPr>
+      <w:r>
+        <w:rPr>
+          <w:rFonts w:ascii="Times New Roman" w:hAnsi="Times New Roman" w:eastAsia="Times New Roman"/>
+          <w:b w:val="0"/>
+          <w:i w:val="0"/>
+          <w:sz w:val="28"/>
+        </w:rPr>
+        <w:t xml:space="preserve">Оба экземпляра </w:t>
+      </w:r>
+      <w:r>
+        <w:rPr>
+          <w:rFonts w:ascii="Courier New" w:hAnsi="Courier New" w:eastAsia="Courier New"/>
+          <w:b w:val="0"/>
+          <w:i w:val="0"/>
+          <w:sz w:val="28"/>
+        </w:rPr>
+        <w:t>app-api</w:t>
+      </w:r>
+      <w:r>
+        <w:rPr>
+          <w:rFonts w:ascii="Times New Roman" w:hAnsi="Times New Roman" w:eastAsia="Times New Roman"/>
+          <w:b w:val="0"/>
+          <w:i w:val="0"/>
+          <w:sz w:val="28"/>
+        </w:rPr>
+        <w:t xml:space="preserve"> собираются из одного Dockerfile, подключаются к одной базе данных и одному Redis, но получают разные значения </w:t>
+      </w:r>
+      <w:r>
+        <w:rPr>
+          <w:rFonts w:ascii="Courier New" w:hAnsi="Courier New" w:eastAsia="Courier New"/>
+          <w:b w:val="0"/>
+          <w:i w:val="0"/>
+          <w:sz w:val="28"/>
+        </w:rPr>
+        <w:t>SERVER_INSTANCE_ID</w:t>
+      </w:r>
+      <w:r>
+        <w:rPr>
+          <w:rFonts w:ascii="Times New Roman" w:hAnsi="Times New Roman" w:eastAsia="Times New Roman"/>
+          <w:b w:val="0"/>
+          <w:i w:val="0"/>
+          <w:sz w:val="28"/>
+        </w:rPr>
+        <w:t xml:space="preserve">. Для проверки исходного ограничения добавлен override </w:t>
+      </w:r>
+      <w:r>
+        <w:rPr>
+          <w:rFonts w:ascii="Courier New" w:hAnsi="Courier New" w:eastAsia="Courier New"/>
+          <w:b w:val="0"/>
+          <w:i w:val="0"/>
+          <w:sz w:val="28"/>
+        </w:rPr>
+        <w:t>docker-compose.thesis.no-backplane.yml</w:t>
+      </w:r>
+      <w:r>
+        <w:rPr>
+          <w:rFonts w:ascii="Times New Roman" w:hAnsi="Times New Roman" w:eastAsia="Times New Roman"/>
+          <w:b w:val="0"/>
+          <w:i w:val="0"/>
+          <w:sz w:val="28"/>
+        </w:rPr>
+        <w:t xml:space="preserve">, который устанавливает </w:t>
+      </w:r>
+      <w:r>
+        <w:rPr>
+          <w:rFonts w:ascii="Courier New" w:hAnsi="Courier New" w:eastAsia="Courier New"/>
+          <w:b w:val="0"/>
+          <w:i w:val="0"/>
+          <w:sz w:val="28"/>
+        </w:rPr>
+        <w:t>REDIS_CONNECTION_STRING</w:t>
+      </w:r>
+      <w:r>
+        <w:rPr>
+          <w:rFonts w:ascii="Times New Roman" w:hAnsi="Times New Roman" w:eastAsia="Times New Roman"/>
+          <w:b w:val="0"/>
+          <w:i w:val="0"/>
+          <w:sz w:val="28"/>
+        </w:rPr>
+        <w:t xml:space="preserve"> в пустую строку для обоих экземпляров.</w:t>
+      </w:r>
+    </w:p>
+    <w:p>
+      <w:pPr>
+        <w:spacing w:line="360" w:lineRule="auto"/>
+        <w:ind w:firstLine="709"/>
+        <w:jc w:val="both"/>
+      </w:pPr>
+      <w:r>
+        <w:rPr>
+          <w:rFonts w:ascii="Times New Roman" w:hAnsi="Times New Roman" w:eastAsia="Times New Roman"/>
+          <w:b w:val="0"/>
+          <w:i w:val="0"/>
+          <w:sz w:val="28"/>
+        </w:rPr>
+        <w:t xml:space="preserve">Отдельный nginx upstream </w:t>
+      </w:r>
+      <w:r>
+        <w:rPr>
+          <w:rFonts w:ascii="Courier New" w:hAnsi="Courier New" w:eastAsia="Courier New"/>
+          <w:b w:val="0"/>
+          <w:i w:val="0"/>
+          <w:sz w:val="28"/>
+        </w:rPr>
+        <w:t>upstreams.thesis.conf</w:t>
+      </w:r>
+      <w:r>
+        <w:rPr>
+          <w:rFonts w:ascii="Times New Roman" w:hAnsi="Times New Roman" w:eastAsia="Times New Roman"/>
+          <w:b w:val="0"/>
+          <w:i w:val="0"/>
+          <w:sz w:val="28"/>
+        </w:rPr>
+        <w:t xml:space="preserve"> содержит два backend-сервера [12]:</w:t>
+      </w:r>
+    </w:p>
+    <w:p>
+      <w:pPr>
+        <w:spacing w:line="240" w:lineRule="auto"/>
+        <w:ind w:firstLine="0" w:left="709"/>
+      </w:pPr>
+      <w:r>
+        <w:rPr>
+          <w:rFonts w:ascii="Courier New" w:hAnsi="Courier New" w:eastAsia="Courier New"/>
+          <w:b w:val="0"/>
+          <w:i w:val="0"/>
+          <w:sz w:val="20"/>
+        </w:rPr>
+        <w:t>upstream app-api {</w:t>
+      </w:r>
+    </w:p>
+    <w:p>
+      <w:pPr>
+        <w:spacing w:line="240" w:lineRule="auto"/>
+        <w:ind w:firstLine="0" w:left="709"/>
+      </w:pPr>
+      <w:r>
+        <w:rPr>
+          <w:rFonts w:ascii="Courier New" w:hAnsi="Courier New" w:eastAsia="Courier New"/>
+          <w:b w:val="0"/>
+          <w:i w:val="0"/>
+          <w:sz w:val="20"/>
+        </w:rPr>
+        <w:t xml:space="preserve">    zone app-api 64k;</w:t>
+      </w:r>
+    </w:p>
+    <w:p>
+      <w:pPr>
+        <w:spacing w:line="240" w:lineRule="auto"/>
+        <w:ind w:firstLine="0" w:left="709"/>
+      </w:pPr>
+      <w:r>
+        <w:rPr>
+          <w:rFonts w:ascii="Courier New" w:hAnsi="Courier New" w:eastAsia="Courier New"/>
+          <w:b w:val="0"/>
+          <w:i w:val="0"/>
+          <w:sz w:val="20"/>
+        </w:rPr>
+        <w:t xml:space="preserve">    server app-api-1:7777;</w:t>
+      </w:r>
+    </w:p>
+    <w:p>
+      <w:pPr>
+        <w:spacing w:line="240" w:lineRule="auto"/>
+        <w:ind w:firstLine="0" w:left="709"/>
+      </w:pPr>
+      <w:r>
+        <w:rPr>
+          <w:rFonts w:ascii="Courier New" w:hAnsi="Courier New" w:eastAsia="Courier New"/>
+          <w:b w:val="0"/>
+          <w:i w:val="0"/>
+          <w:sz w:val="20"/>
+        </w:rPr>
+        <w:t xml:space="preserve">    server app-api-2:7777;</w:t>
+      </w:r>
+    </w:p>
+    <w:p>
+      <w:pPr>
+        <w:spacing w:line="240" w:lineRule="auto"/>
+        <w:ind w:firstLine="0" w:left="709"/>
+      </w:pPr>
+      <w:r>
+        <w:rPr>
+          <w:rFonts w:ascii="Courier New" w:hAnsi="Courier New" w:eastAsia="Courier New"/>
+          <w:b w:val="0"/>
+          <w:i w:val="0"/>
+          <w:sz w:val="20"/>
+        </w:rPr>
+        <w:t>}</w:t>
+      </w:r>
+    </w:p>
+    <w:p>
+      <w:pPr>
+        <w:spacing w:line="360" w:lineRule="auto"/>
+        <w:ind w:firstLine="709"/>
+        <w:jc w:val="both"/>
+      </w:pPr>
+      <w:r>
+        <w:rPr>
+          <w:rFonts w:ascii="Times New Roman" w:hAnsi="Times New Roman" w:eastAsia="Times New Roman"/>
+          <w:b w:val="0"/>
+          <w:i w:val="0"/>
+          <w:sz w:val="28"/>
+        </w:rPr>
+        <w:t xml:space="preserve">Для стенда добавлена отдельная конфигурация nginx, в которой reverse proxy направляет HTTP- и WebSocket-трафик на upstream </w:t>
+      </w:r>
+      <w:r>
+        <w:rPr>
+          <w:rFonts w:ascii="Courier New" w:hAnsi="Courier New" w:eastAsia="Courier New"/>
+          <w:b w:val="0"/>
+          <w:i w:val="0"/>
+          <w:sz w:val="28"/>
+        </w:rPr>
+        <w:t>app-api</w:t>
+      </w:r>
+      <w:r>
+        <w:rPr>
+          <w:rFonts w:ascii="Times New Roman" w:hAnsi="Times New Roman" w:eastAsia="Times New Roman"/>
+          <w:b w:val="0"/>
+          <w:i w:val="0"/>
+          <w:sz w:val="28"/>
+        </w:rPr>
+        <w:t>. Конфигурация не зависит от дополнительных сервисов авторизации или пользовательского профиля и предназначена только для проверки real-time контура [11], [12].</w:t>
+      </w:r>
+    </w:p>
+    <w:p>
+      <w:pPr>
+        <w:pStyle w:val="Heading2"/>
+      </w:pPr>
+      <w:r>
+        <w:t>4.5 Автоматизированный сценарий проверки</w:t>
+      </w:r>
+    </w:p>
+    <w:p>
+      <w:pPr>
+        <w:spacing w:line="360" w:lineRule="auto"/>
+        <w:ind w:firstLine="709"/>
+        <w:jc w:val="both"/>
+      </w:pPr>
+      <w:r>
+        <w:rPr>
+          <w:rFonts w:ascii="Times New Roman" w:hAnsi="Times New Roman" w:eastAsia="Times New Roman"/>
+          <w:b w:val="0"/>
+          <w:i w:val="0"/>
+          <w:sz w:val="28"/>
+        </w:rPr>
+        <w:t xml:space="preserve">Для воспроизводимой проверки добавлен сценарий </w:t>
+      </w:r>
+      <w:r>
+        <w:rPr>
+          <w:rFonts w:ascii="Courier New" w:hAnsi="Courier New" w:eastAsia="Courier New"/>
+          <w:b w:val="0"/>
+          <w:i w:val="0"/>
+          <w:sz w:val="28"/>
+        </w:rPr>
+        <w:t>npm run test:realtime-scaleout</w:t>
+      </w:r>
+      <w:r>
+        <w:rPr>
+          <w:rFonts w:ascii="Times New Roman" w:hAnsi="Times New Roman" w:eastAsia="Times New Roman"/>
+          <w:b w:val="0"/>
+          <w:i w:val="0"/>
+          <w:sz w:val="28"/>
+        </w:rPr>
+        <w:t>. Он выполняет следующие действия:</w:t>
       </w:r>
     </w:p>
     <w:p>
@@ -5301,7 +6658,7 @@
           <w:i w:val="0"/>
           <w:sz w:val="28"/>
         </w:rPr>
-        <w:t>`bugget-api-2`;</w:t>
+        <w:t>Создает отчет через `app-api-1`.</w:t>
       </w:r>
     </w:p>
     <w:p>
@@ -5317,7 +6674,87 @@
           <w:i w:val="0"/>
           <w:sz w:val="28"/>
         </w:rPr>
-        <w:t>`nginx_bugget_thesis`.</w:t>
+        <w:t>Подключает SignalR-клиент A к `app-api-1`.</w:t>
+      </w:r>
+    </w:p>
+    <w:p>
+      <w:pPr>
+        <w:pStyle w:val="ListNumber"/>
+        <w:spacing w:line="360" w:lineRule="auto"/>
+        <w:ind w:left="709" w:hanging="283"/>
+      </w:pPr>
+      <w:r>
+        <w:rPr>
+          <w:rFonts w:ascii="Times New Roman" w:hAnsi="Times New Roman" w:eastAsia="Times New Roman"/>
+          <w:b w:val="0"/>
+          <w:i w:val="0"/>
+          <w:sz w:val="28"/>
+        </w:rPr>
+        <w:t>Подключает SignalR-клиент B к `app-api-2`.</w:t>
+      </w:r>
+    </w:p>
+    <w:p>
+      <w:pPr>
+        <w:pStyle w:val="ListNumber"/>
+        <w:spacing w:line="360" w:lineRule="auto"/>
+        <w:ind w:left="709" w:hanging="283"/>
+      </w:pPr>
+      <w:r>
+        <w:rPr>
+          <w:rFonts w:ascii="Times New Roman" w:hAnsi="Times New Roman" w:eastAsia="Times New Roman"/>
+          <w:b w:val="0"/>
+          <w:i w:val="0"/>
+          <w:sz w:val="28"/>
+        </w:rPr>
+        <w:t>Подписывает оба клиента на группу созданного отчета.</w:t>
+      </w:r>
+    </w:p>
+    <w:p>
+      <w:pPr>
+        <w:pStyle w:val="ListNumber"/>
+        <w:spacing w:line="360" w:lineRule="auto"/>
+        <w:ind w:left="709" w:hanging="283"/>
+      </w:pPr>
+      <w:r>
+        <w:rPr>
+          <w:rFonts w:ascii="Times New Roman" w:hAnsi="Times New Roman" w:eastAsia="Times New Roman"/>
+          <w:b w:val="0"/>
+          <w:i w:val="0"/>
+          <w:sz w:val="28"/>
+        </w:rPr>
+        <w:t>Изменяет заголовок отчета через `app-api-1`.</w:t>
+      </w:r>
+    </w:p>
+    <w:p>
+      <w:pPr>
+        <w:pStyle w:val="ListNumber"/>
+        <w:spacing w:line="360" w:lineRule="auto"/>
+        <w:ind w:left="709" w:hanging="283"/>
+      </w:pPr>
+      <w:r>
+        <w:rPr>
+          <w:rFonts w:ascii="Times New Roman" w:hAnsi="Times New Roman" w:eastAsia="Times New Roman"/>
+          <w:b w:val="0"/>
+          <w:i w:val="0"/>
+          <w:sz w:val="28"/>
+        </w:rPr>
+        <w:t>Ожидает событие `ReceiveReportPatch` на клиенте B.</w:t>
+      </w:r>
+    </w:p>
+    <w:p>
+      <w:pPr>
+        <w:pStyle w:val="ListNumber"/>
+        <w:spacing w:line="360" w:lineRule="auto"/>
+        <w:ind w:left="709" w:hanging="283"/>
+      </w:pPr>
+      <w:r>
+        <w:rPr>
+          <w:rFonts w:ascii="Times New Roman" w:hAnsi="Times New Roman" w:eastAsia="Times New Roman"/>
+          <w:b w:val="0"/>
+          <w:i w:val="0"/>
+          <w:sz w:val="28"/>
+        </w:rPr>
+        <w:t>Выводит diagnostics обоих клиентов и полученный payload события.</w:t>
       </w:r>
     </w:p>
     <w:p>
@@ -5333,79 +6770,28 @@
           <w:i w:val="0"/>
           <w:sz w:val="28"/>
         </w:rPr>
-        <w:t xml:space="preserve">Оба экземпляра </w:t>
-      </w:r>
-      <w:r>
-        <w:rPr>
-          <w:rFonts w:ascii="Courier New" w:hAnsi="Courier New" w:eastAsia="Courier New"/>
-          <w:b w:val="0"/>
-          <w:i w:val="0"/>
-          <w:sz w:val="28"/>
-        </w:rPr>
-        <w:t>bugget-api</w:t>
-      </w:r>
-      <w:r>
-        <w:rPr>
-          <w:rFonts w:ascii="Times New Roman" w:hAnsi="Times New Roman" w:eastAsia="Times New Roman"/>
-          <w:b w:val="0"/>
-          <w:i w:val="0"/>
-          <w:sz w:val="28"/>
-        </w:rPr>
-        <w:t xml:space="preserve"> собираются из одного Dockerfile, подключаются к одной базе данных и одному Redis, но получают разные значения </w:t>
-      </w:r>
-      <w:r>
-        <w:rPr>
-          <w:rFonts w:ascii="Courier New" w:hAnsi="Courier New" w:eastAsia="Courier New"/>
-          <w:b w:val="0"/>
-          <w:i w:val="0"/>
-          <w:sz w:val="28"/>
-        </w:rPr>
-        <w:t>SERVER_INSTANCE_ID</w:t>
-      </w:r>
-      <w:r>
-        <w:rPr>
-          <w:rFonts w:ascii="Times New Roman" w:hAnsi="Times New Roman" w:eastAsia="Times New Roman"/>
-          <w:b w:val="0"/>
-          <w:i w:val="0"/>
-          <w:sz w:val="28"/>
-        </w:rPr>
-        <w:t xml:space="preserve">. Для проверки исходного ограничения добавлен override </w:t>
-      </w:r>
-      <w:r>
-        <w:rPr>
-          <w:rFonts w:ascii="Courier New" w:hAnsi="Courier New" w:eastAsia="Courier New"/>
-          <w:b w:val="0"/>
-          <w:i w:val="0"/>
-          <w:sz w:val="28"/>
-        </w:rPr>
-        <w:t>docker-compose.thesis.no-backplane.yml</w:t>
-      </w:r>
-      <w:r>
-        <w:rPr>
-          <w:rFonts w:ascii="Times New Roman" w:hAnsi="Times New Roman" w:eastAsia="Times New Roman"/>
-          <w:b w:val="0"/>
-          <w:i w:val="0"/>
-          <w:sz w:val="28"/>
-        </w:rPr>
-        <w:t xml:space="preserve">, который устанавливает </w:t>
-      </w:r>
-      <w:r>
-        <w:rPr>
-          <w:rFonts w:ascii="Courier New" w:hAnsi="Courier New" w:eastAsia="Courier New"/>
-          <w:b w:val="0"/>
-          <w:i w:val="0"/>
-          <w:sz w:val="28"/>
-        </w:rPr>
-        <w:t>REDIS_CONNECTION_STRING</w:t>
-      </w:r>
-      <w:r>
-        <w:rPr>
-          <w:rFonts w:ascii="Times New Roman" w:hAnsi="Times New Roman" w:eastAsia="Times New Roman"/>
-          <w:b w:val="0"/>
-          <w:i w:val="0"/>
-          <w:sz w:val="28"/>
-        </w:rPr>
-        <w:t xml:space="preserve"> в пустую строку для обоих экземпляров.</w:t>
+        <w:t>Такой сценарий важен, потому что он исключает случайность балансировки: клиенты намеренно подключаются к разным backend-узлам. Если событие приходит клиенту на втором узле, это является прямым подтверждением межузловой доставки.</w:t>
+      </w:r>
+    </w:p>
+    <w:p>
+      <w:r>
+        <w:br w:type="page"/>
+      </w:r>
+    </w:p>
+    <w:p>
+      <w:pPr>
+        <w:pStyle w:val="Heading1"/>
+      </w:pPr>
+      <w:r>
+        <w:t>5. Испытания и оценка результатов</w:t>
+      </w:r>
+    </w:p>
+    <w:p>
+      <w:pPr>
+        <w:pStyle w:val="Heading2"/>
+      </w:pPr>
+      <w:r>
+        <w:t>5.1 Цель и программа испытаний</w:t>
       </w:r>
     </w:p>
     <w:p>
@@ -5421,100 +6807,7 @@
           <w:i w:val="0"/>
           <w:sz w:val="28"/>
         </w:rPr>
-        <w:t xml:space="preserve">Отдельный nginx upstream </w:t>
-      </w:r>
-      <w:r>
-        <w:rPr>
-          <w:rFonts w:ascii="Courier New" w:hAnsi="Courier New" w:eastAsia="Courier New"/>
-          <w:b w:val="0"/>
-          <w:i w:val="0"/>
-          <w:sz w:val="28"/>
-        </w:rPr>
-        <w:t>upstreams.thesis.conf</w:t>
-      </w:r>
-      <w:r>
-        <w:rPr>
-          <w:rFonts w:ascii="Times New Roman" w:hAnsi="Times New Roman" w:eastAsia="Times New Roman"/>
-          <w:b w:val="0"/>
-          <w:i w:val="0"/>
-          <w:sz w:val="28"/>
-        </w:rPr>
-        <w:t xml:space="preserve"> содержит два backend-сервера [12]:</w:t>
-      </w:r>
-    </w:p>
-    <w:p>
-      <w:pPr>
-        <w:spacing w:line="240" w:lineRule="auto"/>
-        <w:ind w:firstLine="0" w:left="709"/>
-      </w:pPr>
-      <w:r>
-        <w:rPr>
-          <w:rFonts w:ascii="Courier New" w:hAnsi="Courier New" w:eastAsia="Courier New"/>
-          <w:b w:val="0"/>
-          <w:i w:val="0"/>
-          <w:sz w:val="20"/>
-        </w:rPr>
-        <w:t>upstream app-api {</w:t>
-      </w:r>
-    </w:p>
-    <w:p>
-      <w:pPr>
-        <w:spacing w:line="240" w:lineRule="auto"/>
-        <w:ind w:firstLine="0" w:left="709"/>
-      </w:pPr>
-      <w:r>
-        <w:rPr>
-          <w:rFonts w:ascii="Courier New" w:hAnsi="Courier New" w:eastAsia="Courier New"/>
-          <w:b w:val="0"/>
-          <w:i w:val="0"/>
-          <w:sz w:val="20"/>
-        </w:rPr>
-        <w:t xml:space="preserve">    zone app-api 64k;</w:t>
-      </w:r>
-    </w:p>
-    <w:p>
-      <w:pPr>
-        <w:spacing w:line="240" w:lineRule="auto"/>
-        <w:ind w:firstLine="0" w:left="709"/>
-      </w:pPr>
-      <w:r>
-        <w:rPr>
-          <w:rFonts w:ascii="Courier New" w:hAnsi="Courier New" w:eastAsia="Courier New"/>
-          <w:b w:val="0"/>
-          <w:i w:val="0"/>
-          <w:sz w:val="20"/>
-        </w:rPr>
-        <w:t xml:space="preserve">    server bugget-api-1:7777;</w:t>
-      </w:r>
-    </w:p>
-    <w:p>
-      <w:pPr>
-        <w:spacing w:line="240" w:lineRule="auto"/>
-        <w:ind w:firstLine="0" w:left="709"/>
-      </w:pPr>
-      <w:r>
-        <w:rPr>
-          <w:rFonts w:ascii="Courier New" w:hAnsi="Courier New" w:eastAsia="Courier New"/>
-          <w:b w:val="0"/>
-          <w:i w:val="0"/>
-          <w:sz w:val="20"/>
-        </w:rPr>
-        <w:t xml:space="preserve">    server bugget-api-2:7777;</w:t>
-      </w:r>
-    </w:p>
-    <w:p>
-      <w:pPr>
-        <w:spacing w:line="240" w:lineRule="auto"/>
-        <w:ind w:firstLine="0" w:left="709"/>
-      </w:pPr>
-      <w:r>
-        <w:rPr>
-          <w:rFonts w:ascii="Courier New" w:hAnsi="Courier New" w:eastAsia="Courier New"/>
-          <w:b w:val="0"/>
-          <w:i w:val="0"/>
-          <w:sz w:val="20"/>
-        </w:rPr>
-        <w:t>}</w:t>
+        <w:t>Цель испытаний — подтвердить, что реализованное решение устраняет ограничение single-node WebSocket-архитектуры и обеспечивает доставку real-time событий между клиентами, подключенными к разным экземплярам backend-сервиса [3], [4].</w:t>
       </w:r>
     </w:p>
     <w:p>
@@ -5530,33 +6823,39 @@
           <w:i w:val="0"/>
           <w:sz w:val="28"/>
         </w:rPr>
-        <w:t xml:space="preserve">Для демонстрационного frontend dev server добавлены thesis-only настройки nginx. Они позволяют открывать UI через единый адрес </w:t>
-      </w:r>
-      <w:r>
-        <w:rPr>
-          <w:rFonts w:ascii="Courier New" w:hAnsi="Courier New" w:eastAsia="Courier New"/>
-          <w:b w:val="0"/>
-          <w:i w:val="0"/>
-          <w:sz w:val="28"/>
-        </w:rPr>
-        <w:t>http://localhost:18080</w:t>
-      </w:r>
-      <w:r>
-        <w:rPr>
-          <w:rFonts w:ascii="Times New Roman" w:hAnsi="Times New Roman" w:eastAsia="Times New Roman"/>
-          <w:b w:val="0"/>
-          <w:i w:val="0"/>
-          <w:sz w:val="28"/>
-        </w:rPr>
-        <w:t>, сохраняют внешний порт при auth-редиректе и проксируют dev-ресурсы Vite. Эти изменения изолированы от основного self-hosted сценария [11], [12].</w:t>
+        <w:t>Программа испытаний включает два основных режима:</w:t>
       </w:r>
     </w:p>
     <w:p>
       <w:pPr>
-        <w:pStyle w:val="Heading2"/>
-      </w:pPr>
-      <w:r>
-        <w:t>4.5 Автоматизированный сценарий проверки</w:t>
+        <w:pStyle w:val="ListNumber"/>
+        <w:spacing w:line="360" w:lineRule="auto"/>
+        <w:ind w:left="709" w:hanging="283"/>
+      </w:pPr>
+      <w:r>
+        <w:rPr>
+          <w:rFonts w:ascii="Times New Roman" w:hAnsi="Times New Roman" w:eastAsia="Times New Roman"/>
+          <w:b w:val="0"/>
+          <w:i w:val="0"/>
+          <w:sz w:val="28"/>
+        </w:rPr>
+        <w:t>Multi-instance без Redis backplane.</w:t>
+      </w:r>
+    </w:p>
+    <w:p>
+      <w:pPr>
+        <w:pStyle w:val="ListNumber"/>
+        <w:spacing w:line="360" w:lineRule="auto"/>
+        <w:ind w:left="709" w:hanging="283"/>
+      </w:pPr>
+      <w:r>
+        <w:rPr>
+          <w:rFonts w:ascii="Times New Roman" w:hAnsi="Times New Roman" w:eastAsia="Times New Roman"/>
+          <w:b w:val="0"/>
+          <w:i w:val="0"/>
+          <w:sz w:val="28"/>
+        </w:rPr>
+        <w:t>Multi-instance с Redis backplane.</w:t>
       </w:r>
     </w:p>
     <w:p>
@@ -5572,7 +6871,7 @@
           <w:i w:val="0"/>
           <w:sz w:val="28"/>
         </w:rPr>
-        <w:t xml:space="preserve">Для воспроизводимой проверки добавлен сценарий </w:t>
+        <w:t xml:space="preserve">Первый режим нужен для воспроизведения проблемы. Второй режим нужен для подтверждения результата. Оба режима используют один и тот же код, один и тот же сценарий проверки и отличаются только значением </w:t>
       </w:r>
       <w:r>
         <w:rPr>
@@ -5581,7 +6880,7 @@
           <w:i w:val="0"/>
           <w:sz w:val="28"/>
         </w:rPr>
-        <w:t>npm run test:realtime-scaleout</w:t>
+        <w:t>REDIS_CONNECTION_STRING</w:t>
       </w:r>
       <w:r>
         <w:rPr>
@@ -5590,119 +6889,15 @@
           <w:i w:val="0"/>
           <w:sz w:val="28"/>
         </w:rPr>
-        <w:t>. Он выполняет следующие действия:</w:t>
+        <w:t>.</w:t>
       </w:r>
     </w:p>
     <w:p>
       <w:pPr>
-        <w:pStyle w:val="ListNumber"/>
-        <w:spacing w:line="360" w:lineRule="auto"/>
-        <w:ind w:left="709" w:hanging="283"/>
-      </w:pPr>
-      <w:r>
-        <w:rPr>
-          <w:rFonts w:ascii="Times New Roman" w:hAnsi="Times New Roman" w:eastAsia="Times New Roman"/>
-          <w:b w:val="0"/>
-          <w:i w:val="0"/>
-          <w:sz w:val="28"/>
-        </w:rPr>
-        <w:t>Создает отчет через `bugget-api-1`.</w:t>
-      </w:r>
-    </w:p>
-    <w:p>
-      <w:pPr>
-        <w:pStyle w:val="ListNumber"/>
-        <w:spacing w:line="360" w:lineRule="auto"/>
-        <w:ind w:left="709" w:hanging="283"/>
-      </w:pPr>
-      <w:r>
-        <w:rPr>
-          <w:rFonts w:ascii="Times New Roman" w:hAnsi="Times New Roman" w:eastAsia="Times New Roman"/>
-          <w:b w:val="0"/>
-          <w:i w:val="0"/>
-          <w:sz w:val="28"/>
-        </w:rPr>
-        <w:t>Подключает SignalR-клиент A к `bugget-api-1`.</w:t>
-      </w:r>
-    </w:p>
-    <w:p>
-      <w:pPr>
-        <w:pStyle w:val="ListNumber"/>
-        <w:spacing w:line="360" w:lineRule="auto"/>
-        <w:ind w:left="709" w:hanging="283"/>
-      </w:pPr>
-      <w:r>
-        <w:rPr>
-          <w:rFonts w:ascii="Times New Roman" w:hAnsi="Times New Roman" w:eastAsia="Times New Roman"/>
-          <w:b w:val="0"/>
-          <w:i w:val="0"/>
-          <w:sz w:val="28"/>
-        </w:rPr>
-        <w:t>Подключает SignalR-клиент B к `bugget-api-2`.</w:t>
-      </w:r>
-    </w:p>
-    <w:p>
-      <w:pPr>
-        <w:pStyle w:val="ListNumber"/>
-        <w:spacing w:line="360" w:lineRule="auto"/>
-        <w:ind w:left="709" w:hanging="283"/>
-      </w:pPr>
-      <w:r>
-        <w:rPr>
-          <w:rFonts w:ascii="Times New Roman" w:hAnsi="Times New Roman" w:eastAsia="Times New Roman"/>
-          <w:b w:val="0"/>
-          <w:i w:val="0"/>
-          <w:sz w:val="28"/>
-        </w:rPr>
-        <w:t>Подписывает оба клиента на группу созданного отчета.</w:t>
-      </w:r>
-    </w:p>
-    <w:p>
-      <w:pPr>
-        <w:pStyle w:val="ListNumber"/>
-        <w:spacing w:line="360" w:lineRule="auto"/>
-        <w:ind w:left="709" w:hanging="283"/>
-      </w:pPr>
-      <w:r>
-        <w:rPr>
-          <w:rFonts w:ascii="Times New Roman" w:hAnsi="Times New Roman" w:eastAsia="Times New Roman"/>
-          <w:b w:val="0"/>
-          <w:i w:val="0"/>
-          <w:sz w:val="28"/>
-        </w:rPr>
-        <w:t>Изменяет заголовок отчета через `bugget-api-1`.</w:t>
-      </w:r>
-    </w:p>
-    <w:p>
-      <w:pPr>
-        <w:pStyle w:val="ListNumber"/>
-        <w:spacing w:line="360" w:lineRule="auto"/>
-        <w:ind w:left="709" w:hanging="283"/>
-      </w:pPr>
-      <w:r>
-        <w:rPr>
-          <w:rFonts w:ascii="Times New Roman" w:hAnsi="Times New Roman" w:eastAsia="Times New Roman"/>
-          <w:b w:val="0"/>
-          <w:i w:val="0"/>
-          <w:sz w:val="28"/>
-        </w:rPr>
-        <w:t>Ожидает событие `ReceiveReportPatch` на клиенте B.</w:t>
-      </w:r>
-    </w:p>
-    <w:p>
-      <w:pPr>
-        <w:pStyle w:val="ListNumber"/>
-        <w:spacing w:line="360" w:lineRule="auto"/>
-        <w:ind w:left="709" w:hanging="283"/>
-      </w:pPr>
-      <w:r>
-        <w:rPr>
-          <w:rFonts w:ascii="Times New Roman" w:hAnsi="Times New Roman" w:eastAsia="Times New Roman"/>
-          <w:b w:val="0"/>
-          <w:i w:val="0"/>
-          <w:sz w:val="28"/>
-        </w:rPr>
-        <w:t>Выводит diagnostics обоих клиентов и полученный payload события.</w:t>
+        <w:pStyle w:val="Heading2"/>
+      </w:pPr>
+      <w:r>
+        <w:t>5.2 Стенд испытаний</w:t>
       </w:r>
     </w:p>
     <w:p>
@@ -5718,28 +6913,25 @@
           <w:i w:val="0"/>
           <w:sz w:val="28"/>
         </w:rPr>
-        <w:t>Такой сценарий важен, потому что он исключает случайность балансировки: клиенты намеренно подключаются к разным backend-узлам. Если событие приходит клиенту на втором узле, это является прямым подтверждением межузловой доставки.</w:t>
-      </w:r>
-    </w:p>
-    <w:p>
-      <w:r>
-        <w:br w:type="page"/>
-      </w:r>
-    </w:p>
-    <w:p>
-      <w:pPr>
-        <w:pStyle w:val="Heading1"/>
-      </w:pPr>
-      <w:r>
-        <w:t>5. Испытания и оценка результатов</w:t>
-      </w:r>
-    </w:p>
-    <w:p>
-      <w:pPr>
-        <w:pStyle w:val="Heading2"/>
-      </w:pPr>
-      <w:r>
-        <w:t>5.1 Цель и программа испытаний</w:t>
+        <w:t xml:space="preserve">Стенд запускается в локальном окружении Docker Compose. В режиме с backplane используются два экземпляра </w:t>
+      </w:r>
+      <w:r>
+        <w:rPr>
+          <w:rFonts w:ascii="Courier New" w:hAnsi="Courier New" w:eastAsia="Courier New"/>
+          <w:b w:val="0"/>
+          <w:i w:val="0"/>
+          <w:sz w:val="28"/>
+        </w:rPr>
+        <w:t>app-api</w:t>
+      </w:r>
+      <w:r>
+        <w:rPr>
+          <w:rFonts w:ascii="Times New Roman" w:hAnsi="Times New Roman" w:eastAsia="Times New Roman"/>
+          <w:b w:val="0"/>
+          <w:i w:val="0"/>
+          <w:sz w:val="28"/>
+        </w:rPr>
+        <w:t>, Redis, PostgreSQL и nginx. Полноценный пользовательский интерфейс и дополнительные продуктовые сервисы не входят в доказательный контур, поскольку проверка выполняется отдельным Node.js-клиентом.</w:t>
       </w:r>
     </w:p>
     <w:p>
@@ -5755,7 +6947,37 @@
           <w:i w:val="0"/>
           <w:sz w:val="28"/>
         </w:rPr>
-        <w:t>Цель испытаний — подтвердить, что реализованное решение устраняет ограничение single-node WebSocket-архитектуры и обеспечивает доставку real-time событий между клиентами, подключенными к разным экземплярам backend-сервиса [3], [4].</w:t>
+        <w:t>Команда запуска режима с Redis backplane:</w:t>
+      </w:r>
+    </w:p>
+    <w:p>
+      <w:pPr>
+        <w:spacing w:line="240" w:lineRule="auto"/>
+        <w:ind w:firstLine="0" w:left="709"/>
+      </w:pPr>
+      <w:r>
+        <w:rPr>
+          <w:rFonts w:ascii="Courier New" w:hAnsi="Courier New" w:eastAsia="Courier New"/>
+          <w:b w:val="0"/>
+          <w:i w:val="0"/>
+          <w:sz w:val="20"/>
+        </w:rPr>
+        <w:t>cd &lt;project-root&gt;</w:t>
+      </w:r>
+    </w:p>
+    <w:p>
+      <w:pPr>
+        <w:spacing w:line="240" w:lineRule="auto"/>
+        <w:ind w:firstLine="0" w:left="709"/>
+      </w:pPr>
+      <w:r>
+        <w:rPr>
+          <w:rFonts w:ascii="Courier New" w:hAnsi="Courier New" w:eastAsia="Courier New"/>
+          <w:b w:val="0"/>
+          <w:i w:val="0"/>
+          <w:sz w:val="20"/>
+        </w:rPr>
+        <w:t>docker compose -f docker-compose.thesis.yml up -d --build</w:t>
       </w:r>
     </w:p>
     <w:p>
@@ -5771,39 +6993,37 @@
           <w:i w:val="0"/>
           <w:sz w:val="28"/>
         </w:rPr>
-        <w:t>Программа испытаний включает два основных режима:</w:t>
+        <w:t>Команда запуска режима без Redis backplane:</w:t>
       </w:r>
     </w:p>
     <w:p>
       <w:pPr>
-        <w:pStyle w:val="ListNumber"/>
-        <w:spacing w:line="360" w:lineRule="auto"/>
-        <w:ind w:left="709" w:hanging="283"/>
-      </w:pPr>
-      <w:r>
-        <w:rPr>
-          <w:rFonts w:ascii="Times New Roman" w:hAnsi="Times New Roman" w:eastAsia="Times New Roman"/>
-          <w:b w:val="0"/>
-          <w:i w:val="0"/>
-          <w:sz w:val="28"/>
-        </w:rPr>
-        <w:t>Multi-instance без Redis backplane.</w:t>
+        <w:spacing w:line="240" w:lineRule="auto"/>
+        <w:ind w:firstLine="0" w:left="709"/>
+      </w:pPr>
+      <w:r>
+        <w:rPr>
+          <w:rFonts w:ascii="Courier New" w:hAnsi="Courier New" w:eastAsia="Courier New"/>
+          <w:b w:val="0"/>
+          <w:i w:val="0"/>
+          <w:sz w:val="20"/>
+        </w:rPr>
+        <w:t>cd &lt;project-root&gt;</w:t>
       </w:r>
     </w:p>
     <w:p>
       <w:pPr>
-        <w:pStyle w:val="ListNumber"/>
-        <w:spacing w:line="360" w:lineRule="auto"/>
-        <w:ind w:left="709" w:hanging="283"/>
-      </w:pPr>
-      <w:r>
-        <w:rPr>
-          <w:rFonts w:ascii="Times New Roman" w:hAnsi="Times New Roman" w:eastAsia="Times New Roman"/>
-          <w:b w:val="0"/>
-          <w:i w:val="0"/>
-          <w:sz w:val="28"/>
-        </w:rPr>
-        <w:t>Multi-instance с Redis backplane.</w:t>
+        <w:spacing w:line="240" w:lineRule="auto"/>
+        <w:ind w:firstLine="0" w:left="709"/>
+      </w:pPr>
+      <w:r>
+        <w:rPr>
+          <w:rFonts w:ascii="Courier New" w:hAnsi="Courier New" w:eastAsia="Courier New"/>
+          <w:b w:val="0"/>
+          <w:i w:val="0"/>
+          <w:sz w:val="20"/>
+        </w:rPr>
+        <w:t>docker compose -f docker-compose.thesis.yml -f docker-compose.thesis.no-backplane.yml up -d --build</w:t>
       </w:r>
     </w:p>
     <w:p>
@@ -5819,33 +7039,45 @@
           <w:i w:val="0"/>
           <w:sz w:val="28"/>
         </w:rPr>
-        <w:t xml:space="preserve">Первый режим нужен для воспроизведения проблемы. Второй режим нужен для подтверждения результата. Оба режима используют один и тот же код, один и тот же сценарий проверки и отличаются только значением </w:t>
-      </w:r>
-      <w:r>
-        <w:rPr>
-          <w:rFonts w:ascii="Courier New" w:hAnsi="Courier New" w:eastAsia="Courier New"/>
-          <w:b w:val="0"/>
-          <w:i w:val="0"/>
-          <w:sz w:val="28"/>
-        </w:rPr>
-        <w:t>REDIS_CONNECTION_STRING</w:t>
-      </w:r>
-      <w:r>
-        <w:rPr>
-          <w:rFonts w:ascii="Times New Roman" w:hAnsi="Times New Roman" w:eastAsia="Times New Roman"/>
-          <w:b w:val="0"/>
-          <w:i w:val="0"/>
-          <w:sz w:val="28"/>
-        </w:rPr>
-        <w:t>.</w:t>
+        <w:t>Проверочный клиент запускается командой:</w:t>
       </w:r>
     </w:p>
     <w:p>
       <w:pPr>
+        <w:spacing w:line="240" w:lineRule="auto"/>
+        <w:ind w:firstLine="0" w:left="709"/>
+      </w:pPr>
+      <w:r>
+        <w:rPr>
+          <w:rFonts w:ascii="Courier New" w:hAnsi="Courier New" w:eastAsia="Courier New"/>
+          <w:b w:val="0"/>
+          <w:i w:val="0"/>
+          <w:sz w:val="20"/>
+        </w:rPr>
+        <w:t>cd &lt;project-root&gt;</w:t>
+      </w:r>
+    </w:p>
+    <w:p>
+      <w:pPr>
+        <w:spacing w:line="240" w:lineRule="auto"/>
+        <w:ind w:firstLine="0" w:left="709"/>
+      </w:pPr>
+      <w:r>
+        <w:rPr>
+          <w:rFonts w:ascii="Courier New" w:hAnsi="Courier New" w:eastAsia="Courier New"/>
+          <w:b w:val="0"/>
+          <w:i w:val="0"/>
+          <w:sz w:val="20"/>
+        </w:rPr>
+        <w:t>node scripts/realtime-scaleout-check.mjs</w:t>
+      </w:r>
+    </w:p>
+    <w:p>
+      <w:pPr>
         <w:pStyle w:val="Heading2"/>
       </w:pPr>
       <w:r>
-        <w:t>5.2 Стенд испытаний</w:t>
+        <w:t>5.3 Результат без Redis backplane</w:t>
       </w:r>
     </w:p>
     <w:p>
@@ -5861,7 +7093,7 @@
           <w:i w:val="0"/>
           <w:sz w:val="28"/>
         </w:rPr>
-        <w:t xml:space="preserve">Стенд запускается в локальном окружении Docker Compose. В режиме с backplane используются два экземпляра </w:t>
+        <w:t xml:space="preserve">В режиме без backplane оба экземпляра </w:t>
       </w:r>
       <w:r>
         <w:rPr>
@@ -5870,7 +7102,7 @@
           <w:i w:val="0"/>
           <w:sz w:val="28"/>
         </w:rPr>
-        <w:t>bugget-api</w:t>
+        <w:t>app-api</w:t>
       </w:r>
       <w:r>
         <w:rPr>
@@ -5879,25 +7111,22 @@
           <w:i w:val="0"/>
           <w:sz w:val="28"/>
         </w:rPr>
-        <w:t xml:space="preserve">, Redis, PostgreSQL, nginx, сервис авторизации и сервис пользователей. Frontend запускается отдельно как Vite dev server и доступен через nginx по адресу </w:t>
-      </w:r>
+        <w:t xml:space="preserve"> работают, но SignalR не имеет межузлового канала доставки событий. Проверочный сценарий завершился timeout:</w:t>
+      </w:r>
+    </w:p>
+    <w:p>
+      <w:pPr>
+        <w:spacing w:line="240" w:lineRule="auto"/>
+        <w:ind w:firstLine="0" w:left="709"/>
+      </w:pPr>
       <w:r>
         <w:rPr>
           <w:rFonts w:ascii="Courier New" w:hAnsi="Courier New" w:eastAsia="Courier New"/>
           <w:b w:val="0"/>
           <w:i w:val="0"/>
-          <w:sz w:val="28"/>
-        </w:rPr>
-        <w:t>http://localhost:18080</w:t>
-      </w:r>
-      <w:r>
-        <w:rPr>
-          <w:rFonts w:ascii="Times New Roman" w:hAnsi="Times New Roman" w:eastAsia="Times New Roman"/>
-          <w:b w:val="0"/>
-          <w:i w:val="0"/>
-          <w:sz w:val="28"/>
-        </w:rPr>
-        <w:t>.</w:t>
+          <w:sz w:val="20"/>
+        </w:rPr>
+        <w:t>Error: ReceiveReportPatch timed out after 10000ms</w:t>
       </w:r>
     </w:p>
     <w:p>
@@ -5913,37 +7142,15 @@
           <w:i w:val="0"/>
           <w:sz w:val="28"/>
         </w:rPr>
-        <w:t>Команда запуска режима с Redis backplane:</w:t>
+        <w:t>Интерпретация результата: клиент A был подключен к одному экземпляру сервиса, клиент B — к другому. Событие изменения отчета было создано через первый экземпляр, но не дошло до клиента, подключенного ко второму экземпляру. Этот результат подтверждает исходное архитектурное ограничение: простой запуск нескольких backend-процессов не обеспечивает глобальную real-time доставку [3].</w:t>
       </w:r>
     </w:p>
     <w:p>
       <w:pPr>
-        <w:spacing w:line="240" w:lineRule="auto"/>
-        <w:ind w:firstLine="0" w:left="709"/>
-      </w:pPr>
-      <w:r>
-        <w:rPr>
-          <w:rFonts w:ascii="Courier New" w:hAnsi="Courier New" w:eastAsia="Courier New"/>
-          <w:b w:val="0"/>
-          <w:i w:val="0"/>
-          <w:sz w:val="20"/>
-        </w:rPr>
-        <w:t>cd /Users/gently/projects/bugreport-root/bugget</w:t>
-      </w:r>
-    </w:p>
-    <w:p>
-      <w:pPr>
-        <w:spacing w:line="240" w:lineRule="auto"/>
-        <w:ind w:firstLine="0" w:left="709"/>
-      </w:pPr>
-      <w:r>
-        <w:rPr>
-          <w:rFonts w:ascii="Courier New" w:hAnsi="Courier New" w:eastAsia="Courier New"/>
-          <w:b w:val="0"/>
-          <w:i w:val="0"/>
-          <w:sz w:val="20"/>
-        </w:rPr>
-        <w:t>docker compose -f docker-compose.thesis.yml up -d --build</w:t>
+        <w:pStyle w:val="Heading2"/>
+      </w:pPr>
+      <w:r>
+        <w:t>5.4 Результат с Redis backplane</w:t>
       </w:r>
     </w:p>
     <w:p>
@@ -5959,7 +7166,7 @@
           <w:i w:val="0"/>
           <w:sz w:val="28"/>
         </w:rPr>
-        <w:t>Команда запуска режима без Redis backplane:</w:t>
+        <w:t>В режиме с Redis backplane проверочный сценарий завершился успешно. Один из зафиксированных результатов:</w:t>
       </w:r>
     </w:p>
     <w:p>
@@ -5974,7 +7181,7 @@
           <w:i w:val="0"/>
           <w:sz w:val="20"/>
         </w:rPr>
-        <w:t>cd /Users/gently/projects/bugreport-root/bugget</w:t>
+        <w:t>{</w:t>
       </w:r>
     </w:p>
     <w:p>
@@ -5989,7 +7196,292 @@
           <w:i w:val="0"/>
           <w:sz w:val="20"/>
         </w:rPr>
-        <w:t>docker compose -f docker-compose.thesis.yml -f docker-compose.thesis.no-backplane.yml up -d --build</w:t>
+        <w:t xml:space="preserve">  "ok": true,</w:t>
+      </w:r>
+    </w:p>
+    <w:p>
+      <w:pPr>
+        <w:spacing w:line="240" w:lineRule="auto"/>
+        <w:ind w:firstLine="0" w:left="709"/>
+      </w:pPr>
+      <w:r>
+        <w:rPr>
+          <w:rFonts w:ascii="Courier New" w:hAnsi="Courier New" w:eastAsia="Courier New"/>
+          <w:b w:val="0"/>
+          <w:i w:val="0"/>
+          <w:sz w:val="20"/>
+        </w:rPr>
+        <w:t xml:space="preserve">  "reportId": "3",</w:t>
+      </w:r>
+    </w:p>
+    <w:p>
+      <w:pPr>
+        <w:spacing w:line="240" w:lineRule="auto"/>
+        <w:ind w:firstLine="0" w:left="709"/>
+      </w:pPr>
+      <w:r>
+        <w:rPr>
+          <w:rFonts w:ascii="Courier New" w:hAnsi="Courier New" w:eastAsia="Courier New"/>
+          <w:b w:val="0"/>
+          <w:i w:val="0"/>
+          <w:sz w:val="20"/>
+        </w:rPr>
+        <w:t xml:space="preserve">  "patchedTitle": "scaleout-patched-1778316874715",</w:t>
+      </w:r>
+    </w:p>
+    <w:p>
+      <w:pPr>
+        <w:spacing w:line="240" w:lineRule="auto"/>
+        <w:ind w:firstLine="0" w:left="709"/>
+      </w:pPr>
+      <w:r>
+        <w:rPr>
+          <w:rFonts w:ascii="Courier New" w:hAnsi="Courier New" w:eastAsia="Courier New"/>
+          <w:b w:val="0"/>
+          <w:i w:val="0"/>
+          <w:sz w:val="20"/>
+        </w:rPr>
+        <w:t xml:space="preserve">  "nodeA": {</w:t>
+      </w:r>
+    </w:p>
+    <w:p>
+      <w:pPr>
+        <w:spacing w:line="240" w:lineRule="auto"/>
+        <w:ind w:firstLine="0" w:left="709"/>
+      </w:pPr>
+      <w:r>
+        <w:rPr>
+          <w:rFonts w:ascii="Courier New" w:hAnsi="Courier New" w:eastAsia="Courier New"/>
+          <w:b w:val="0"/>
+          <w:i w:val="0"/>
+          <w:sz w:val="20"/>
+        </w:rPr>
+        <w:t xml:space="preserve">    "serverInstanceId": "app-api-1",</w:t>
+      </w:r>
+    </w:p>
+    <w:p>
+      <w:pPr>
+        <w:spacing w:line="240" w:lineRule="auto"/>
+        <w:ind w:firstLine="0" w:left="709"/>
+      </w:pPr>
+      <w:r>
+        <w:rPr>
+          <w:rFonts w:ascii="Courier New" w:hAnsi="Courier New" w:eastAsia="Courier New"/>
+          <w:b w:val="0"/>
+          <w:i w:val="0"/>
+          <w:sz w:val="20"/>
+        </w:rPr>
+        <w:t xml:space="preserve">    "machineName": "21ee5de48b13",</w:t>
+      </w:r>
+    </w:p>
+    <w:p>
+      <w:pPr>
+        <w:spacing w:line="240" w:lineRule="auto"/>
+        <w:ind w:firstLine="0" w:left="709"/>
+      </w:pPr>
+      <w:r>
+        <w:rPr>
+          <w:rFonts w:ascii="Courier New" w:hAnsi="Courier New" w:eastAsia="Courier New"/>
+          <w:b w:val="0"/>
+          <w:i w:val="0"/>
+          <w:sz w:val="20"/>
+        </w:rPr>
+        <w:t xml:space="preserve">    "connectionId": "9iIIs9uWgfJlf6BHXER8XA",</w:t>
+      </w:r>
+    </w:p>
+    <w:p>
+      <w:pPr>
+        <w:spacing w:line="240" w:lineRule="auto"/>
+        <w:ind w:firstLine="0" w:left="709"/>
+      </w:pPr>
+      <w:r>
+        <w:rPr>
+          <w:rFonts w:ascii="Courier New" w:hAnsi="Courier New" w:eastAsia="Courier New"/>
+          <w:b w:val="0"/>
+          <w:i w:val="0"/>
+          <w:sz w:val="20"/>
+        </w:rPr>
+        <w:t xml:space="preserve">    "userIdentifier": "thesis-user"</w:t>
+      </w:r>
+    </w:p>
+    <w:p>
+      <w:pPr>
+        <w:spacing w:line="240" w:lineRule="auto"/>
+        <w:ind w:firstLine="0" w:left="709"/>
+      </w:pPr>
+      <w:r>
+        <w:rPr>
+          <w:rFonts w:ascii="Courier New" w:hAnsi="Courier New" w:eastAsia="Courier New"/>
+          <w:b w:val="0"/>
+          <w:i w:val="0"/>
+          <w:sz w:val="20"/>
+        </w:rPr>
+        <w:t xml:space="preserve">  },</w:t>
+      </w:r>
+    </w:p>
+    <w:p>
+      <w:pPr>
+        <w:spacing w:line="240" w:lineRule="auto"/>
+        <w:ind w:firstLine="0" w:left="709"/>
+      </w:pPr>
+      <w:r>
+        <w:rPr>
+          <w:rFonts w:ascii="Courier New" w:hAnsi="Courier New" w:eastAsia="Courier New"/>
+          <w:b w:val="0"/>
+          <w:i w:val="0"/>
+          <w:sz w:val="20"/>
+        </w:rPr>
+        <w:t xml:space="preserve">  "nodeB": {</w:t>
+      </w:r>
+    </w:p>
+    <w:p>
+      <w:pPr>
+        <w:spacing w:line="240" w:lineRule="auto"/>
+        <w:ind w:firstLine="0" w:left="709"/>
+      </w:pPr>
+      <w:r>
+        <w:rPr>
+          <w:rFonts w:ascii="Courier New" w:hAnsi="Courier New" w:eastAsia="Courier New"/>
+          <w:b w:val="0"/>
+          <w:i w:val="0"/>
+          <w:sz w:val="20"/>
+        </w:rPr>
+        <w:t xml:space="preserve">    "serverInstanceId": "app-api-2",</w:t>
+      </w:r>
+    </w:p>
+    <w:p>
+      <w:pPr>
+        <w:spacing w:line="240" w:lineRule="auto"/>
+        <w:ind w:firstLine="0" w:left="709"/>
+      </w:pPr>
+      <w:r>
+        <w:rPr>
+          <w:rFonts w:ascii="Courier New" w:hAnsi="Courier New" w:eastAsia="Courier New"/>
+          <w:b w:val="0"/>
+          <w:i w:val="0"/>
+          <w:sz w:val="20"/>
+        </w:rPr>
+        <w:t xml:space="preserve">    "machineName": "1d6a8589cdae",</w:t>
+      </w:r>
+    </w:p>
+    <w:p>
+      <w:pPr>
+        <w:spacing w:line="240" w:lineRule="auto"/>
+        <w:ind w:firstLine="0" w:left="709"/>
+      </w:pPr>
+      <w:r>
+        <w:rPr>
+          <w:rFonts w:ascii="Courier New" w:hAnsi="Courier New" w:eastAsia="Courier New"/>
+          <w:b w:val="0"/>
+          <w:i w:val="0"/>
+          <w:sz w:val="20"/>
+        </w:rPr>
+        <w:t xml:space="preserve">    "connectionId": "NpH7DSAYYJW1EWM2XKhyqQ",</w:t>
+      </w:r>
+    </w:p>
+    <w:p>
+      <w:pPr>
+        <w:spacing w:line="240" w:lineRule="auto"/>
+        <w:ind w:firstLine="0" w:left="709"/>
+      </w:pPr>
+      <w:r>
+        <w:rPr>
+          <w:rFonts w:ascii="Courier New" w:hAnsi="Courier New" w:eastAsia="Courier New"/>
+          <w:b w:val="0"/>
+          <w:i w:val="0"/>
+          <w:sz w:val="20"/>
+        </w:rPr>
+        <w:t xml:space="preserve">    "userIdentifier": "thesis-user"</w:t>
+      </w:r>
+    </w:p>
+    <w:p>
+      <w:pPr>
+        <w:spacing w:line="240" w:lineRule="auto"/>
+        <w:ind w:firstLine="0" w:left="709"/>
+      </w:pPr>
+      <w:r>
+        <w:rPr>
+          <w:rFonts w:ascii="Courier New" w:hAnsi="Courier New" w:eastAsia="Courier New"/>
+          <w:b w:val="0"/>
+          <w:i w:val="0"/>
+          <w:sz w:val="20"/>
+        </w:rPr>
+        <w:t xml:space="preserve">  },</w:t>
+      </w:r>
+    </w:p>
+    <w:p>
+      <w:pPr>
+        <w:spacing w:line="240" w:lineRule="auto"/>
+        <w:ind w:firstLine="0" w:left="709"/>
+      </w:pPr>
+      <w:r>
+        <w:rPr>
+          <w:rFonts w:ascii="Courier New" w:hAnsi="Courier New" w:eastAsia="Courier New"/>
+          <w:b w:val="0"/>
+          <w:i w:val="0"/>
+          <w:sz w:val="20"/>
+        </w:rPr>
+        <w:t xml:space="preserve">  "receivedPatch": {</w:t>
+      </w:r>
+    </w:p>
+    <w:p>
+      <w:pPr>
+        <w:spacing w:line="240" w:lineRule="auto"/>
+        <w:ind w:firstLine="0" w:left="709"/>
+      </w:pPr>
+      <w:r>
+        <w:rPr>
+          <w:rFonts w:ascii="Courier New" w:hAnsi="Courier New" w:eastAsia="Courier New"/>
+          <w:b w:val="0"/>
+          <w:i w:val="0"/>
+          <w:sz w:val="20"/>
+        </w:rPr>
+        <w:t xml:space="preserve">    "title": "scaleout-patched-1778316874715",</w:t>
+      </w:r>
+    </w:p>
+    <w:p>
+      <w:pPr>
+        <w:spacing w:line="240" w:lineRule="auto"/>
+        <w:ind w:firstLine="0" w:left="709"/>
+      </w:pPr>
+      <w:r>
+        <w:rPr>
+          <w:rFonts w:ascii="Courier New" w:hAnsi="Courier New" w:eastAsia="Courier New"/>
+          <w:b w:val="0"/>
+          <w:i w:val="0"/>
+          <w:sz w:val="20"/>
+        </w:rPr>
+        <w:t xml:space="preserve">    "updatedAt": "2026-05-09T08:54:35.186614+00:00"</w:t>
+      </w:r>
+    </w:p>
+    <w:p>
+      <w:pPr>
+        <w:spacing w:line="240" w:lineRule="auto"/>
+        <w:ind w:firstLine="0" w:left="709"/>
+      </w:pPr>
+      <w:r>
+        <w:rPr>
+          <w:rFonts w:ascii="Courier New" w:hAnsi="Courier New" w:eastAsia="Courier New"/>
+          <w:b w:val="0"/>
+          <w:i w:val="0"/>
+          <w:sz w:val="20"/>
+        </w:rPr>
+        <w:t xml:space="preserve">  }</w:t>
+      </w:r>
+    </w:p>
+    <w:p>
+      <w:pPr>
+        <w:spacing w:line="240" w:lineRule="auto"/>
+        <w:ind w:firstLine="0" w:left="709"/>
+      </w:pPr>
+      <w:r>
+        <w:rPr>
+          <w:rFonts w:ascii="Courier New" w:hAnsi="Courier New" w:eastAsia="Courier New"/>
+          <w:b w:val="0"/>
+          <w:i w:val="0"/>
+          <w:sz w:val="20"/>
+        </w:rPr>
+        <w:t>}</w:t>
       </w:r>
     </w:p>
     <w:p>
@@ -6005,492 +7497,34 @@
           <w:i w:val="0"/>
           <w:sz w:val="28"/>
         </w:rPr>
-        <w:t>Frontend для демонстрации запускается командой:</w:t>
-      </w:r>
-    </w:p>
-    <w:p>
-      <w:pPr>
-        <w:spacing w:line="240" w:lineRule="auto"/>
-        <w:ind w:firstLine="0" w:left="709"/>
-      </w:pPr>
+        <w:t xml:space="preserve">Из результата видно, что клиент A был подключен к </w:t>
+      </w:r>
       <w:r>
         <w:rPr>
           <w:rFonts w:ascii="Courier New" w:hAnsi="Courier New" w:eastAsia="Courier New"/>
           <w:b w:val="0"/>
           <w:i w:val="0"/>
-          <w:sz w:val="20"/>
-        </w:rPr>
-        <w:t>cd /Users/gently/projects/bugreport-root/bugget/frontend</w:t>
-      </w:r>
-    </w:p>
-    <w:p>
-      <w:pPr>
-        <w:spacing w:line="240" w:lineRule="auto"/>
-        <w:ind w:firstLine="0" w:left="709"/>
-      </w:pPr>
+          <w:sz w:val="28"/>
+        </w:rPr>
+        <w:t>app-api-1</w:t>
+      </w:r>
+      <w:r>
+        <w:rPr>
+          <w:rFonts w:ascii="Times New Roman" w:hAnsi="Times New Roman" w:eastAsia="Times New Roman"/>
+          <w:b w:val="0"/>
+          <w:i w:val="0"/>
+          <w:sz w:val="28"/>
+        </w:rPr>
+        <w:t xml:space="preserve">, а клиент B — к </w:t>
+      </w:r>
       <w:r>
         <w:rPr>
           <w:rFonts w:ascii="Courier New" w:hAnsi="Courier New" w:eastAsia="Courier New"/>
           <w:b w:val="0"/>
           <w:i w:val="0"/>
-          <w:sz w:val="20"/>
-        </w:rPr>
-        <w:t>VITE_SIGNALR_SKIP_NEGOTIATION=true npm run dev -- --host 0.0.0.0</w:t>
-      </w:r>
-    </w:p>
-    <w:p>
-      <w:pPr>
-        <w:pStyle w:val="Heading2"/>
-      </w:pPr>
-      <w:r>
-        <w:t>5.3 Результат без Redis backplane</w:t>
-      </w:r>
-    </w:p>
-    <w:p>
-      <w:pPr>
-        <w:spacing w:line="360" w:lineRule="auto"/>
-        <w:ind w:firstLine="709"/>
-        <w:jc w:val="both"/>
-      </w:pPr>
-      <w:r>
-        <w:rPr>
-          <w:rFonts w:ascii="Times New Roman" w:hAnsi="Times New Roman" w:eastAsia="Times New Roman"/>
-          <w:b w:val="0"/>
-          <w:i w:val="0"/>
           <w:sz w:val="28"/>
         </w:rPr>
-        <w:t xml:space="preserve">В режиме без backplane оба экземпляра </w:t>
-      </w:r>
-      <w:r>
-        <w:rPr>
-          <w:rFonts w:ascii="Courier New" w:hAnsi="Courier New" w:eastAsia="Courier New"/>
-          <w:b w:val="0"/>
-          <w:i w:val="0"/>
-          <w:sz w:val="28"/>
-        </w:rPr>
-        <w:t>bugget-api</w:t>
-      </w:r>
-      <w:r>
-        <w:rPr>
-          <w:rFonts w:ascii="Times New Roman" w:hAnsi="Times New Roman" w:eastAsia="Times New Roman"/>
-          <w:b w:val="0"/>
-          <w:i w:val="0"/>
-          <w:sz w:val="28"/>
-        </w:rPr>
-        <w:t xml:space="preserve"> работают, но SignalR не имеет межузлового канала доставки событий. Проверочный сценарий завершился timeout:</w:t>
-      </w:r>
-    </w:p>
-    <w:p>
-      <w:pPr>
-        <w:spacing w:line="240" w:lineRule="auto"/>
-        <w:ind w:firstLine="0" w:left="709"/>
-      </w:pPr>
-      <w:r>
-        <w:rPr>
-          <w:rFonts w:ascii="Courier New" w:hAnsi="Courier New" w:eastAsia="Courier New"/>
-          <w:b w:val="0"/>
-          <w:i w:val="0"/>
-          <w:sz w:val="20"/>
-        </w:rPr>
-        <w:t>Error: ReceiveReportPatch timed out after 10000ms</w:t>
-      </w:r>
-    </w:p>
-    <w:p>
-      <w:pPr>
-        <w:spacing w:line="360" w:lineRule="auto"/>
-        <w:ind w:firstLine="709"/>
-        <w:jc w:val="both"/>
-      </w:pPr>
-      <w:r>
-        <w:rPr>
-          <w:rFonts w:ascii="Times New Roman" w:hAnsi="Times New Roman" w:eastAsia="Times New Roman"/>
-          <w:b w:val="0"/>
-          <w:i w:val="0"/>
-          <w:sz w:val="28"/>
-        </w:rPr>
-        <w:t>Интерпретация результата: клиент A был подключен к одному экземпляру сервиса, клиент B — к другому. Событие изменения отчета было создано через первый экземпляр, но не дошло до клиента, подключенного ко второму экземпляру. Этот результат подтверждает исходное архитектурное ограничение: простой запуск нескольких backend-процессов не обеспечивает глобальную real-time доставку [3].</w:t>
-      </w:r>
-    </w:p>
-    <w:p>
-      <w:pPr>
-        <w:pStyle w:val="Heading2"/>
-      </w:pPr>
-      <w:r>
-        <w:t>5.4 Результат с Redis backplane</w:t>
-      </w:r>
-    </w:p>
-    <w:p>
-      <w:pPr>
-        <w:spacing w:line="360" w:lineRule="auto"/>
-        <w:ind w:firstLine="709"/>
-        <w:jc w:val="both"/>
-      </w:pPr>
-      <w:r>
-        <w:rPr>
-          <w:rFonts w:ascii="Times New Roman" w:hAnsi="Times New Roman" w:eastAsia="Times New Roman"/>
-          <w:b w:val="0"/>
-          <w:i w:val="0"/>
-          <w:sz w:val="28"/>
-        </w:rPr>
-        <w:t>В режиме с Redis backplane проверочный сценарий завершился успешно. Один из зафиксированных результатов:</w:t>
-      </w:r>
-    </w:p>
-    <w:p>
-      <w:pPr>
-        <w:spacing w:line="240" w:lineRule="auto"/>
-        <w:ind w:firstLine="0" w:left="709"/>
-      </w:pPr>
-      <w:r>
-        <w:rPr>
-          <w:rFonts w:ascii="Courier New" w:hAnsi="Courier New" w:eastAsia="Courier New"/>
-          <w:b w:val="0"/>
-          <w:i w:val="0"/>
-          <w:sz w:val="20"/>
-        </w:rPr>
-        <w:t>{</w:t>
-      </w:r>
-    </w:p>
-    <w:p>
-      <w:pPr>
-        <w:spacing w:line="240" w:lineRule="auto"/>
-        <w:ind w:firstLine="0" w:left="709"/>
-      </w:pPr>
-      <w:r>
-        <w:rPr>
-          <w:rFonts w:ascii="Courier New" w:hAnsi="Courier New" w:eastAsia="Courier New"/>
-          <w:b w:val="0"/>
-          <w:i w:val="0"/>
-          <w:sz w:val="20"/>
-        </w:rPr>
-        <w:t xml:space="preserve">  "ok": true,</w:t>
-      </w:r>
-    </w:p>
-    <w:p>
-      <w:pPr>
-        <w:spacing w:line="240" w:lineRule="auto"/>
-        <w:ind w:firstLine="0" w:left="709"/>
-      </w:pPr>
-      <w:r>
-        <w:rPr>
-          <w:rFonts w:ascii="Courier New" w:hAnsi="Courier New" w:eastAsia="Courier New"/>
-          <w:b w:val="0"/>
-          <w:i w:val="0"/>
-          <w:sz w:val="20"/>
-        </w:rPr>
-        <w:t xml:space="preserve">  "reportId": "8",</w:t>
-      </w:r>
-    </w:p>
-    <w:p>
-      <w:pPr>
-        <w:spacing w:line="240" w:lineRule="auto"/>
-        <w:ind w:firstLine="0" w:left="709"/>
-      </w:pPr>
-      <w:r>
-        <w:rPr>
-          <w:rFonts w:ascii="Courier New" w:hAnsi="Courier New" w:eastAsia="Courier New"/>
-          <w:b w:val="0"/>
-          <w:i w:val="0"/>
-          <w:sz w:val="20"/>
-        </w:rPr>
-        <w:t xml:space="preserve">  "patchedTitle": "scaleout-patched-1778276339113",</w:t>
-      </w:r>
-    </w:p>
-    <w:p>
-      <w:pPr>
-        <w:spacing w:line="240" w:lineRule="auto"/>
-        <w:ind w:firstLine="0" w:left="709"/>
-      </w:pPr>
-      <w:r>
-        <w:rPr>
-          <w:rFonts w:ascii="Courier New" w:hAnsi="Courier New" w:eastAsia="Courier New"/>
-          <w:b w:val="0"/>
-          <w:i w:val="0"/>
-          <w:sz w:val="20"/>
-        </w:rPr>
-        <w:t xml:space="preserve">  "nodeA": {</w:t>
-      </w:r>
-    </w:p>
-    <w:p>
-      <w:pPr>
-        <w:spacing w:line="240" w:lineRule="auto"/>
-        <w:ind w:firstLine="0" w:left="709"/>
-      </w:pPr>
-      <w:r>
-        <w:rPr>
-          <w:rFonts w:ascii="Courier New" w:hAnsi="Courier New" w:eastAsia="Courier New"/>
-          <w:b w:val="0"/>
-          <w:i w:val="0"/>
-          <w:sz w:val="20"/>
-        </w:rPr>
-        <w:t xml:space="preserve">    "serverInstanceId": "bugget-api-1",</w:t>
-      </w:r>
-    </w:p>
-    <w:p>
-      <w:pPr>
-        <w:spacing w:line="240" w:lineRule="auto"/>
-        <w:ind w:firstLine="0" w:left="709"/>
-      </w:pPr>
-      <w:r>
-        <w:rPr>
-          <w:rFonts w:ascii="Courier New" w:hAnsi="Courier New" w:eastAsia="Courier New"/>
-          <w:b w:val="0"/>
-          <w:i w:val="0"/>
-          <w:sz w:val="20"/>
-        </w:rPr>
-        <w:t xml:space="preserve">    "machineName": "855bc0100a30",</w:t>
-      </w:r>
-    </w:p>
-    <w:p>
-      <w:pPr>
-        <w:spacing w:line="240" w:lineRule="auto"/>
-        <w:ind w:firstLine="0" w:left="709"/>
-      </w:pPr>
-      <w:r>
-        <w:rPr>
-          <w:rFonts w:ascii="Courier New" w:hAnsi="Courier New" w:eastAsia="Courier New"/>
-          <w:b w:val="0"/>
-          <w:i w:val="0"/>
-          <w:sz w:val="20"/>
-        </w:rPr>
-        <w:t xml:space="preserve">    "connectionId": "vmXX43lNLIi_llZ_Pi9asg",</w:t>
-      </w:r>
-    </w:p>
-    <w:p>
-      <w:pPr>
-        <w:spacing w:line="240" w:lineRule="auto"/>
-        <w:ind w:firstLine="0" w:left="709"/>
-      </w:pPr>
-      <w:r>
-        <w:rPr>
-          <w:rFonts w:ascii="Courier New" w:hAnsi="Courier New" w:eastAsia="Courier New"/>
-          <w:b w:val="0"/>
-          <w:i w:val="0"/>
-          <w:sz w:val="20"/>
-        </w:rPr>
-        <w:t xml:space="preserve">    "userIdentifier": "thesis-user"</w:t>
-      </w:r>
-    </w:p>
-    <w:p>
-      <w:pPr>
-        <w:spacing w:line="240" w:lineRule="auto"/>
-        <w:ind w:firstLine="0" w:left="709"/>
-      </w:pPr>
-      <w:r>
-        <w:rPr>
-          <w:rFonts w:ascii="Courier New" w:hAnsi="Courier New" w:eastAsia="Courier New"/>
-          <w:b w:val="0"/>
-          <w:i w:val="0"/>
-          <w:sz w:val="20"/>
-        </w:rPr>
-        <w:t xml:space="preserve">  },</w:t>
-      </w:r>
-    </w:p>
-    <w:p>
-      <w:pPr>
-        <w:spacing w:line="240" w:lineRule="auto"/>
-        <w:ind w:firstLine="0" w:left="709"/>
-      </w:pPr>
-      <w:r>
-        <w:rPr>
-          <w:rFonts w:ascii="Courier New" w:hAnsi="Courier New" w:eastAsia="Courier New"/>
-          <w:b w:val="0"/>
-          <w:i w:val="0"/>
-          <w:sz w:val="20"/>
-        </w:rPr>
-        <w:t xml:space="preserve">  "nodeB": {</w:t>
-      </w:r>
-    </w:p>
-    <w:p>
-      <w:pPr>
-        <w:spacing w:line="240" w:lineRule="auto"/>
-        <w:ind w:firstLine="0" w:left="709"/>
-      </w:pPr>
-      <w:r>
-        <w:rPr>
-          <w:rFonts w:ascii="Courier New" w:hAnsi="Courier New" w:eastAsia="Courier New"/>
-          <w:b w:val="0"/>
-          <w:i w:val="0"/>
-          <w:sz w:val="20"/>
-        </w:rPr>
-        <w:t xml:space="preserve">    "serverInstanceId": "bugget-api-2",</w:t>
-      </w:r>
-    </w:p>
-    <w:p>
-      <w:pPr>
-        <w:spacing w:line="240" w:lineRule="auto"/>
-        <w:ind w:firstLine="0" w:left="709"/>
-      </w:pPr>
-      <w:r>
-        <w:rPr>
-          <w:rFonts w:ascii="Courier New" w:hAnsi="Courier New" w:eastAsia="Courier New"/>
-          <w:b w:val="0"/>
-          <w:i w:val="0"/>
-          <w:sz w:val="20"/>
-        </w:rPr>
-        <w:t xml:space="preserve">    "machineName": "5cdcd6f5f7be",</w:t>
-      </w:r>
-    </w:p>
-    <w:p>
-      <w:pPr>
-        <w:spacing w:line="240" w:lineRule="auto"/>
-        <w:ind w:firstLine="0" w:left="709"/>
-      </w:pPr>
-      <w:r>
-        <w:rPr>
-          <w:rFonts w:ascii="Courier New" w:hAnsi="Courier New" w:eastAsia="Courier New"/>
-          <w:b w:val="0"/>
-          <w:i w:val="0"/>
-          <w:sz w:val="20"/>
-        </w:rPr>
-        <w:t xml:space="preserve">    "connectionId": "G-ckoeAvaOk-h3KnIQkBgw",</w:t>
-      </w:r>
-    </w:p>
-    <w:p>
-      <w:pPr>
-        <w:spacing w:line="240" w:lineRule="auto"/>
-        <w:ind w:firstLine="0" w:left="709"/>
-      </w:pPr>
-      <w:r>
-        <w:rPr>
-          <w:rFonts w:ascii="Courier New" w:hAnsi="Courier New" w:eastAsia="Courier New"/>
-          <w:b w:val="0"/>
-          <w:i w:val="0"/>
-          <w:sz w:val="20"/>
-        </w:rPr>
-        <w:t xml:space="preserve">    "userIdentifier": "thesis-user"</w:t>
-      </w:r>
-    </w:p>
-    <w:p>
-      <w:pPr>
-        <w:spacing w:line="240" w:lineRule="auto"/>
-        <w:ind w:firstLine="0" w:left="709"/>
-      </w:pPr>
-      <w:r>
-        <w:rPr>
-          <w:rFonts w:ascii="Courier New" w:hAnsi="Courier New" w:eastAsia="Courier New"/>
-          <w:b w:val="0"/>
-          <w:i w:val="0"/>
-          <w:sz w:val="20"/>
-        </w:rPr>
-        <w:t xml:space="preserve">  },</w:t>
-      </w:r>
-    </w:p>
-    <w:p>
-      <w:pPr>
-        <w:spacing w:line="240" w:lineRule="auto"/>
-        <w:ind w:firstLine="0" w:left="709"/>
-      </w:pPr>
-      <w:r>
-        <w:rPr>
-          <w:rFonts w:ascii="Courier New" w:hAnsi="Courier New" w:eastAsia="Courier New"/>
-          <w:b w:val="0"/>
-          <w:i w:val="0"/>
-          <w:sz w:val="20"/>
-        </w:rPr>
-        <w:t xml:space="preserve">  "receivedPatch": {</w:t>
-      </w:r>
-    </w:p>
-    <w:p>
-      <w:pPr>
-        <w:spacing w:line="240" w:lineRule="auto"/>
-        <w:ind w:firstLine="0" w:left="709"/>
-      </w:pPr>
-      <w:r>
-        <w:rPr>
-          <w:rFonts w:ascii="Courier New" w:hAnsi="Courier New" w:eastAsia="Courier New"/>
-          <w:b w:val="0"/>
-          <w:i w:val="0"/>
-          <w:sz w:val="20"/>
-        </w:rPr>
-        <w:t xml:space="preserve">    "title": "scaleout-patched-1778276339113",</w:t>
-      </w:r>
-    </w:p>
-    <w:p>
-      <w:pPr>
-        <w:spacing w:line="240" w:lineRule="auto"/>
-        <w:ind w:firstLine="0" w:left="709"/>
-      </w:pPr>
-      <w:r>
-        <w:rPr>
-          <w:rFonts w:ascii="Courier New" w:hAnsi="Courier New" w:eastAsia="Courier New"/>
-          <w:b w:val="0"/>
-          <w:i w:val="0"/>
-          <w:sz w:val="20"/>
-        </w:rPr>
-        <w:t xml:space="preserve">    "updatedAt": "2026-05-08T21:38:59.475596+00:00"</w:t>
-      </w:r>
-    </w:p>
-    <w:p>
-      <w:pPr>
-        <w:spacing w:line="240" w:lineRule="auto"/>
-        <w:ind w:firstLine="0" w:left="709"/>
-      </w:pPr>
-      <w:r>
-        <w:rPr>
-          <w:rFonts w:ascii="Courier New" w:hAnsi="Courier New" w:eastAsia="Courier New"/>
-          <w:b w:val="0"/>
-          <w:i w:val="0"/>
-          <w:sz w:val="20"/>
-        </w:rPr>
-        <w:t xml:space="preserve">  }</w:t>
-      </w:r>
-    </w:p>
-    <w:p>
-      <w:pPr>
-        <w:spacing w:line="240" w:lineRule="auto"/>
-        <w:ind w:firstLine="0" w:left="709"/>
-      </w:pPr>
-      <w:r>
-        <w:rPr>
-          <w:rFonts w:ascii="Courier New" w:hAnsi="Courier New" w:eastAsia="Courier New"/>
-          <w:b w:val="0"/>
-          <w:i w:val="0"/>
-          <w:sz w:val="20"/>
-        </w:rPr>
-        <w:t>}</w:t>
-      </w:r>
-    </w:p>
-    <w:p>
-      <w:pPr>
-        <w:spacing w:line="360" w:lineRule="auto"/>
-        <w:ind w:firstLine="709"/>
-        <w:jc w:val="both"/>
-      </w:pPr>
-      <w:r>
-        <w:rPr>
-          <w:rFonts w:ascii="Times New Roman" w:hAnsi="Times New Roman" w:eastAsia="Times New Roman"/>
-          <w:b w:val="0"/>
-          <w:i w:val="0"/>
-          <w:sz w:val="28"/>
-        </w:rPr>
-        <w:t xml:space="preserve">Из результата видно, что клиент A был подключен к </w:t>
-      </w:r>
-      <w:r>
-        <w:rPr>
-          <w:rFonts w:ascii="Courier New" w:hAnsi="Courier New" w:eastAsia="Courier New"/>
-          <w:b w:val="0"/>
-          <w:i w:val="0"/>
-          <w:sz w:val="28"/>
-        </w:rPr>
-        <w:t>bugget-api-1</w:t>
-      </w:r>
-      <w:r>
-        <w:rPr>
-          <w:rFonts w:ascii="Times New Roman" w:hAnsi="Times New Roman" w:eastAsia="Times New Roman"/>
-          <w:b w:val="0"/>
-          <w:i w:val="0"/>
-          <w:sz w:val="28"/>
-        </w:rPr>
-        <w:t xml:space="preserve">, а клиент B — к </w:t>
-      </w:r>
-      <w:r>
-        <w:rPr>
-          <w:rFonts w:ascii="Courier New" w:hAnsi="Courier New" w:eastAsia="Courier New"/>
-          <w:b w:val="0"/>
-          <w:i w:val="0"/>
-          <w:sz w:val="28"/>
-        </w:rPr>
-        <w:t>bugget-api-2</w:t>
+        <w:t>app-api-2</w:t>
       </w:r>
       <w:r>
         <w:rPr>
@@ -6566,6 +7600,8 @@
           </w:tcPr>
           <w:p>
             <w:pPr>
+              <w:spacing w:line="240" w:lineRule="auto" w:before="0" w:after="0"/>
+              <w:ind w:firstLine="0"/>
               <w:jc w:val="center"/>
             </w:pPr>
             <w:r/>
@@ -6586,6 +7622,8 @@
           </w:tcPr>
           <w:p>
             <w:pPr>
+              <w:spacing w:line="240" w:lineRule="auto" w:before="0" w:after="0"/>
+              <w:ind w:firstLine="0"/>
               <w:jc w:val="center"/>
             </w:pPr>
             <w:r/>
@@ -6606,6 +7644,8 @@
           </w:tcPr>
           <w:p>
             <w:pPr>
+              <w:spacing w:line="240" w:lineRule="auto" w:before="0" w:after="0"/>
+              <w:ind w:firstLine="0"/>
               <w:jc w:val="center"/>
             </w:pPr>
             <w:r/>
@@ -6626,6 +7666,8 @@
           </w:tcPr>
           <w:p>
             <w:pPr>
+              <w:spacing w:line="240" w:lineRule="auto" w:before="0" w:after="0"/>
+              <w:ind w:firstLine="0"/>
               <w:jc w:val="center"/>
             </w:pPr>
             <w:r/>
@@ -6646,6 +7688,8 @@
           </w:tcPr>
           <w:p>
             <w:pPr>
+              <w:spacing w:line="240" w:lineRule="auto" w:before="0" w:after="0"/>
+              <w:ind w:firstLine="0"/>
               <w:jc w:val="center"/>
             </w:pPr>
             <w:r/>
@@ -6666,6 +7710,8 @@
           </w:tcPr>
           <w:p>
             <w:pPr>
+              <w:spacing w:line="240" w:lineRule="auto" w:before="0" w:after="0"/>
+              <w:ind w:firstLine="0"/>
               <w:jc w:val="center"/>
             </w:pPr>
             <w:r/>
@@ -6688,6 +7734,8 @@
           </w:tcPr>
           <w:p>
             <w:pPr>
+              <w:spacing w:line="240" w:lineRule="auto" w:before="0" w:after="0"/>
+              <w:ind w:firstLine="0"/>
               <w:jc w:val="left"/>
             </w:pPr>
             <w:r/>
@@ -6708,6 +7756,8 @@
           </w:tcPr>
           <w:p>
             <w:pPr>
+              <w:spacing w:line="240" w:lineRule="auto" w:before="0" w:after="0"/>
+              <w:ind w:firstLine="0"/>
               <w:jc w:val="left"/>
             </w:pPr>
             <w:r/>
@@ -6728,6 +7778,8 @@
           </w:tcPr>
           <w:p>
             <w:pPr>
+              <w:spacing w:line="240" w:lineRule="auto" w:before="0" w:after="0"/>
+              <w:ind w:firstLine="0"/>
               <w:jc w:val="left"/>
             </w:pPr>
             <w:r/>
@@ -6748,6 +7800,8 @@
           </w:tcPr>
           <w:p>
             <w:pPr>
+              <w:spacing w:line="240" w:lineRule="auto" w:before="0" w:after="0"/>
+              <w:ind w:firstLine="0"/>
               <w:jc w:val="left"/>
             </w:pPr>
             <w:r/>
@@ -6768,6 +7822,8 @@
           </w:tcPr>
           <w:p>
             <w:pPr>
+              <w:spacing w:line="240" w:lineRule="auto" w:before="0" w:after="0"/>
+              <w:ind w:firstLine="0"/>
               <w:jc w:val="left"/>
             </w:pPr>
             <w:r/>
@@ -6788,6 +7844,8 @@
           </w:tcPr>
           <w:p>
             <w:pPr>
+              <w:spacing w:line="240" w:lineRule="auto" w:before="0" w:after="0"/>
+              <w:ind w:firstLine="0"/>
               <w:jc w:val="left"/>
             </w:pPr>
             <w:r/>
@@ -6810,6 +7868,8 @@
           </w:tcPr>
           <w:p>
             <w:pPr>
+              <w:spacing w:line="240" w:lineRule="auto" w:before="0" w:after="0"/>
+              <w:ind w:firstLine="0"/>
               <w:jc w:val="left"/>
             </w:pPr>
             <w:r/>
@@ -6830,6 +7890,8 @@
           </w:tcPr>
           <w:p>
             <w:pPr>
+              <w:spacing w:line="240" w:lineRule="auto" w:before="0" w:after="0"/>
+              <w:ind w:firstLine="0"/>
               <w:jc w:val="left"/>
             </w:pPr>
             <w:r/>
@@ -6850,6 +7912,8 @@
           </w:tcPr>
           <w:p>
             <w:pPr>
+              <w:spacing w:line="240" w:lineRule="auto" w:before="0" w:after="0"/>
+              <w:ind w:firstLine="0"/>
               <w:jc w:val="left"/>
             </w:pPr>
             <w:r/>
@@ -6870,6 +7934,8 @@
           </w:tcPr>
           <w:p>
             <w:pPr>
+              <w:spacing w:line="240" w:lineRule="auto" w:before="0" w:after="0"/>
+              <w:ind w:firstLine="0"/>
               <w:jc w:val="left"/>
             </w:pPr>
             <w:r/>
@@ -6890,6 +7956,8 @@
           </w:tcPr>
           <w:p>
             <w:pPr>
+              <w:spacing w:line="240" w:lineRule="auto" w:before="0" w:after="0"/>
+              <w:ind w:firstLine="0"/>
               <w:jc w:val="left"/>
             </w:pPr>
             <w:r/>
@@ -6910,6 +7978,8 @@
           </w:tcPr>
           <w:p>
             <w:pPr>
+              <w:spacing w:line="240" w:lineRule="auto" w:before="0" w:after="0"/>
+              <w:ind w:firstLine="0"/>
               <w:jc w:val="left"/>
             </w:pPr>
             <w:r/>
@@ -6930,7 +8000,7 @@
         <w:pStyle w:val="Heading2"/>
       </w:pPr>
       <w:r>
-        <w:t>5.6 Проверка UI-стенда</w:t>
+        <w:t>5.6 Проверка входной точки стенда</w:t>
       </w:r>
     </w:p>
     <w:p>
@@ -6946,7 +8016,7 @@
           <w:i w:val="0"/>
           <w:sz w:val="28"/>
         </w:rPr>
-        <w:t xml:space="preserve">Дополнительно проверена доступность UI через единый nginx-вход. Корневой URL </w:t>
+        <w:t xml:space="preserve">Дополнительно проверена доступность единой nginx-точки входа. URL </w:t>
       </w:r>
       <w:r>
         <w:rPr>
@@ -6955,7 +8025,7 @@
           <w:i w:val="0"/>
           <w:sz w:val="28"/>
         </w:rPr>
-        <w:t>http://localhost:18080/</w:t>
+        <w:t>http://localhost:18080/health</w:t>
       </w:r>
       <w:r>
         <w:rPr>
@@ -6964,7 +8034,7 @@
           <w:i w:val="0"/>
           <w:sz w:val="28"/>
         </w:rPr>
-        <w:t xml:space="preserve"> возвращает редирект на </w:t>
+        <w:t xml:space="preserve"> возвращает </w:t>
       </w:r>
       <w:r>
         <w:rPr>
@@ -6973,7 +8043,7 @@
           <w:i w:val="0"/>
           <w:sz w:val="28"/>
         </w:rPr>
-        <w:t>/login?next=/</w:t>
+        <w:t>ok</w:t>
       </w:r>
       <w:r>
         <w:rPr>
@@ -6982,7 +8052,7 @@
           <w:i w:val="0"/>
           <w:sz w:val="28"/>
         </w:rPr>
-        <w:t xml:space="preserve">, а </w:t>
+        <w:t xml:space="preserve">, а reverse proxy направляет HTTP- и WebSocket-трафик на upstream </w:t>
       </w:r>
       <w:r>
         <w:rPr>
@@ -6991,7 +8061,7 @@
           <w:i w:val="0"/>
           <w:sz w:val="28"/>
         </w:rPr>
-        <w:t>http://localhost:18080/login</w:t>
+        <w:t>app-api</w:t>
       </w:r>
       <w:r>
         <w:rPr>
@@ -7000,61 +8070,7 @@
           <w:i w:val="0"/>
           <w:sz w:val="28"/>
         </w:rPr>
-        <w:t xml:space="preserve">, </w:t>
-      </w:r>
-      <w:r>
-        <w:rPr>
-          <w:rFonts w:ascii="Courier New" w:hAnsi="Courier New" w:eastAsia="Courier New"/>
-          <w:b w:val="0"/>
-          <w:i w:val="0"/>
-          <w:sz w:val="28"/>
-        </w:rPr>
-        <w:t>/@vite/client</w:t>
-      </w:r>
-      <w:r>
-        <w:rPr>
-          <w:rFonts w:ascii="Times New Roman" w:hAnsi="Times New Roman" w:eastAsia="Times New Roman"/>
-          <w:b w:val="0"/>
-          <w:i w:val="0"/>
-          <w:sz w:val="28"/>
-        </w:rPr>
-        <w:t xml:space="preserve">, </w:t>
-      </w:r>
-      <w:r>
-        <w:rPr>
-          <w:rFonts w:ascii="Courier New" w:hAnsi="Courier New" w:eastAsia="Courier New"/>
-          <w:b w:val="0"/>
-          <w:i w:val="0"/>
-          <w:sz w:val="28"/>
-        </w:rPr>
-        <w:t>/src/app/main.tsx</w:t>
-      </w:r>
-      <w:r>
-        <w:rPr>
-          <w:rFonts w:ascii="Times New Roman" w:hAnsi="Times New Roman" w:eastAsia="Times New Roman"/>
-          <w:b w:val="0"/>
-          <w:i w:val="0"/>
-          <w:sz w:val="28"/>
-        </w:rPr>
-        <w:t xml:space="preserve"> и </w:t>
-      </w:r>
-      <w:r>
-        <w:rPr>
-          <w:rFonts w:ascii="Courier New" w:hAnsi="Courier New" w:eastAsia="Courier New"/>
-          <w:b w:val="0"/>
-          <w:i w:val="0"/>
-          <w:sz w:val="28"/>
-        </w:rPr>
-        <w:t>/env.js</w:t>
-      </w:r>
-      <w:r>
-        <w:rPr>
-          <w:rFonts w:ascii="Times New Roman" w:hAnsi="Times New Roman" w:eastAsia="Times New Roman"/>
-          <w:b w:val="0"/>
-          <w:i w:val="0"/>
-          <w:sz w:val="28"/>
-        </w:rPr>
-        <w:t xml:space="preserve"> возвращают корректные ответы. Это подтверждает, что демонстрационный стенд пригоден для визуальной проверки, скриншотов и защиты.</w:t>
+        <w:t>. Это подтверждает, что демонстрационный стенд пригоден для воспроизводимой проверки real-time контура без зависимости от полноценного пользовательского интерфейса и дополнительных продуктовых сервисов.</w:t>
       </w:r>
     </w:p>
     <w:p>
@@ -7126,7 +8142,7 @@
           <w:i w:val="0"/>
           <w:sz w:val="28"/>
         </w:rPr>
-        <w:t>Сценарием остановки одного экземпляра `bugget-api` и проверки восстановления соединения.</w:t>
+        <w:t>Сценарием остановки одного экземпляра `app-api` и проверки восстановления соединения.</w:t>
       </w:r>
     </w:p>
     <w:p>
@@ -7207,7 +8223,7 @@
           <w:i w:val="0"/>
           <w:sz w:val="28"/>
         </w:rPr>
-        <w:t>bugget-api-1</w:t>
+        <w:t>app-api-1</w:t>
       </w:r>
       <w:r>
         <w:rPr>
@@ -7225,7 +8241,7 @@
           <w:i w:val="0"/>
           <w:sz w:val="28"/>
         </w:rPr>
-        <w:t>bugget-api-2</w:t>
+        <w:t>app-api-2</w:t>
       </w:r>
       <w:r>
         <w:rPr>
@@ -7284,7 +8300,7 @@
           <w:i w:val="0"/>
           <w:sz w:val="28"/>
         </w:rPr>
-        <w:t>bugget-api</w:t>
+        <w:t>app-api</w:t>
       </w:r>
       <w:r>
         <w:rPr>
@@ -7293,7 +8309,7 @@
           <w:i w:val="0"/>
           <w:sz w:val="28"/>
         </w:rPr>
-        <w:t>, nginx как reverse proxy и Redis backplane для межузловой доставки SignalR-событий. В отдельной ветке проекта реализована поддержка конфигурируемого Redis backplane, добавлены идентификаторы серверных экземпляров, диагностический метод хаба, логирование real-time событий, frontend debug-badge и воспроизводимый Docker Compose стенд [4], [8], [11], [12].</w:t>
+        <w:t>, nginx как reverse proxy и Redis backplane для межузловой доставки SignalR-событий. В отдельной ветке проекта реализована поддержка конфигурируемого Redis backplane, добавлены идентификаторы серверных экземпляров, диагностический метод хаба, логирование real-time событий, проверочный клиент и воспроизводимый Docker Compose стенд [4], [8], [11], [12].</w:t>
       </w:r>
     </w:p>
     <w:p>
@@ -7318,7 +8334,7 @@
           <w:i w:val="0"/>
           <w:sz w:val="28"/>
         </w:rPr>
-        <w:t>bugget-api-2</w:t>
+        <w:t>app-api-2</w:t>
       </w:r>
       <w:r>
         <w:rPr>
@@ -7336,7 +8352,7 @@
           <w:i w:val="0"/>
           <w:sz w:val="28"/>
         </w:rPr>
-        <w:t>bugget-api-1</w:t>
+        <w:t>app-api-1</w:t>
       </w:r>
       <w:r>
         <w:rPr>
@@ -7361,25 +8377,7 @@
           <w:i w:val="0"/>
           <w:sz w:val="28"/>
         </w:rPr>
-        <w:t xml:space="preserve">Полученные результаты имеют практическую значимость для дальнейшего развития системы </w:t>
-      </w:r>
-      <w:r>
-        <w:rPr>
-          <w:rFonts w:ascii="Courier New" w:hAnsi="Courier New" w:eastAsia="Courier New"/>
-          <w:b w:val="0"/>
-          <w:i w:val="0"/>
-          <w:sz w:val="28"/>
-        </w:rPr>
-        <w:t>bugget</w:t>
-      </w:r>
-      <w:r>
-        <w:rPr>
-          <w:rFonts w:ascii="Times New Roman" w:hAnsi="Times New Roman" w:eastAsia="Times New Roman"/>
-          <w:b w:val="0"/>
-          <w:i w:val="0"/>
-          <w:sz w:val="28"/>
-        </w:rPr>
-        <w:t>, поскольку предложенное решение позволяет перейти от локального real-time механизма к масштабируемому контуру совместной работы над сущностями. В дальнейшем решение может быть расширено метриками задержек, отказными сценариями, дополнительной трассировкой событий и проверкой на большем числе одновременных клиентов [8], [15].</w:t>
+        <w:t>Полученные результаты имеют практическую значимость для дальнейшего развития системы отслеживания задач, поскольку предложенное решение позволяет перейти от локального real-time механизма к масштабируемому контуру совместной работы над сущностями. В дальнейшем решение может быть расширено метриками задержек, отказными сценариями, дополнительной трассировкой событий и проверкой на большем числе одновременных клиентов [8], [15].</w:t>
       </w:r>
     </w:p>
     <w:p>
@@ -7769,25 +8767,7 @@
           <w:i w:val="0"/>
           <w:sz w:val="28"/>
         </w:rPr>
-        <w:t xml:space="preserve">, компонента </w:t>
-      </w:r>
-      <w:r>
-        <w:rPr>
-          <w:rFonts w:ascii="Courier New" w:hAnsi="Courier New" w:eastAsia="Courier New"/>
-          <w:b w:val="0"/>
-          <w:i w:val="0"/>
-          <w:sz w:val="28"/>
-        </w:rPr>
-        <w:t>RealtimeDebugBadge</w:t>
-      </w:r>
-      <w:r>
-        <w:rPr>
-          <w:rFonts w:ascii="Times New Roman" w:hAnsi="Times New Roman" w:eastAsia="Times New Roman"/>
-          <w:b w:val="0"/>
-          <w:i w:val="0"/>
-          <w:sz w:val="28"/>
-        </w:rPr>
-        <w:t>, а также выводы автоматизированного сценария проверки.</w:t>
+        <w:t>, минимального проверочного клиента, а также выводы автоматизированного сценария проверки.</w:t>
       </w:r>
     </w:p>
     <w:p>

--- a/build/docx/vkr-draft-1.docx
+++ b/build/docx/vkr-draft-1.docx
@@ -2381,7 +2381,7 @@
           <w:i w:val="0"/>
           <w:sz w:val="22"/>
         </w:rPr>
-        <w:t>5.5 Сравнительная таблица результатов ....................................... 24</w:t>
+        <w:t>5.5 Серийная проверка и задержка доставки ................................... 24</w:t>
       </w:r>
     </w:p>
     <w:p>
@@ -2396,7 +2396,7 @@
           <w:i w:val="0"/>
           <w:sz w:val="22"/>
         </w:rPr>
-        <w:t>5.6 Проверка входной точки стенда ........................................... 24</w:t>
+        <w:t>5.6 Сравнительная таблица результатов ....................................... 25</w:t>
       </w:r>
     </w:p>
     <w:p>
@@ -2411,7 +2411,7 @@
           <w:i w:val="0"/>
           <w:sz w:val="22"/>
         </w:rPr>
-        <w:t>5.7 Ограничения эксперимента ................................................ 24</w:t>
+        <w:t>5.7 Проверка входной точки стенда ........................................... 25</w:t>
       </w:r>
     </w:p>
     <w:p>
@@ -2426,7 +2426,22 @@
           <w:i w:val="0"/>
           <w:sz w:val="22"/>
         </w:rPr>
-        <w:t>5.8 Вывод по испытаниям ..................................................... 25</w:t>
+        <w:t>5.8 Ограничения эксперимента ................................................ 25</w:t>
+      </w:r>
+    </w:p>
+    <w:p>
+      <w:pPr>
+        <w:spacing w:line="240" w:lineRule="auto" w:after="0"/>
+        <w:ind w:firstLine="0" w:left="425"/>
+      </w:pPr>
+      <w:r>
+        <w:rPr>
+          <w:rFonts w:ascii="Times New Roman" w:hAnsi="Times New Roman" w:eastAsia="Times New Roman"/>
+          <w:b w:val="0"/>
+          <w:i w:val="0"/>
+          <w:sz w:val="22"/>
+        </w:rPr>
+        <w:t>5.9 Вывод по испытаниям ..................................................... 26</w:t>
       </w:r>
     </w:p>
     <w:p>
@@ -2441,7 +2456,7 @@
           <w:i w:val="0"/>
           <w:sz w:val="22"/>
         </w:rPr>
-        <w:t>ЗАКЛЮЧЕНИЕ ........................................................................ 25</w:t>
+        <w:t>ЗАКЛЮЧЕНИЕ ........................................................................ 26</w:t>
       </w:r>
     </w:p>
     <w:p>
@@ -2456,7 +2471,7 @@
           <w:i w:val="0"/>
           <w:sz w:val="22"/>
         </w:rPr>
-        <w:t>СПИСОК ИСПОЛЬЗОВАННЫХ ИСТОЧНИКОВ .................................................. 27</w:t>
+        <w:t>СПИСОК ИСПОЛЬЗОВАННЫХ ИСТОЧНИКОВ .................................................. 28</w:t>
       </w:r>
     </w:p>
     <w:p>
@@ -2471,7 +2486,7 @@
           <w:i w:val="0"/>
           <w:sz w:val="22"/>
         </w:rPr>
-        <w:t>ПРИЛОЖЕНИЕ А ...................................................................... 29</w:t>
+        <w:t>ПРИЛОЖЕНИЕ А ...................................................................... 30</w:t>
       </w:r>
     </w:p>
     <w:p>
@@ -6754,7 +6769,23 @@
           <w:i w:val="0"/>
           <w:sz w:val="28"/>
         </w:rPr>
-        <w:t>Выводит diagnostics обоих клиентов и полученный payload события.</w:t>
+        <w:t>Измеряет задержку от отправки PATCH-запроса до получения события на клиенте B.</w:t>
+      </w:r>
+    </w:p>
+    <w:p>
+      <w:pPr>
+        <w:pStyle w:val="ListNumber"/>
+        <w:spacing w:line="360" w:lineRule="auto"/>
+        <w:ind w:left="709" w:hanging="283"/>
+      </w:pPr>
+      <w:r>
+        <w:rPr>
+          <w:rFonts w:ascii="Times New Roman" w:hAnsi="Times New Roman" w:eastAsia="Times New Roman"/>
+          <w:b w:val="0"/>
+          <w:i w:val="0"/>
+          <w:sz w:val="28"/>
+        </w:rPr>
+        <w:t>Выводит diagnostics обоих клиентов, полученный payload события и метрики доставки.</w:t>
       </w:r>
     </w:p>
     <w:p>
@@ -6774,27 +6805,6 @@
       </w:r>
     </w:p>
     <w:p>
-      <w:r>
-        <w:br w:type="page"/>
-      </w:r>
-    </w:p>
-    <w:p>
-      <w:pPr>
-        <w:pStyle w:val="Heading1"/>
-      </w:pPr>
-      <w:r>
-        <w:t>5. Испытания и оценка результатов</w:t>
-      </w:r>
-    </w:p>
-    <w:p>
-      <w:pPr>
-        <w:pStyle w:val="Heading2"/>
-      </w:pPr>
-      <w:r>
-        <w:t>5.1 Цель и программа испытаний</w:t>
-      </w:r>
-    </w:p>
-    <w:p>
       <w:pPr>
         <w:spacing w:line="360" w:lineRule="auto"/>
         <w:ind w:firstLine="709"/>
@@ -6807,7 +6817,46 @@
           <w:i w:val="0"/>
           <w:sz w:val="28"/>
         </w:rPr>
-        <w:t>Цель испытаний — подтвердить, что реализованное решение устраняет ограничение single-node WebSocket-архитектуры и обеспечивает доставку real-time событий между клиентами, подключенными к разным экземплярам backend-сервиса [3], [4].</w:t>
+        <w:t xml:space="preserve">Для получения простой количественной оценки сценарий поддерживает серийный режим через переменную </w:t>
+      </w:r>
+      <w:r>
+        <w:rPr>
+          <w:rFonts w:ascii="Courier New" w:hAnsi="Courier New" w:eastAsia="Courier New"/>
+          <w:b w:val="0"/>
+          <w:i w:val="0"/>
+          <w:sz w:val="28"/>
+        </w:rPr>
+        <w:t>THESIS_ITERATIONS</w:t>
+      </w:r>
+      <w:r>
+        <w:rPr>
+          <w:rFonts w:ascii="Times New Roman" w:hAnsi="Times New Roman" w:eastAsia="Times New Roman"/>
+          <w:b w:val="0"/>
+          <w:i w:val="0"/>
+          <w:sz w:val="28"/>
+        </w:rPr>
+        <w:t>. В этом режиме выполняется несколько независимых проверок, после чего скрипт выводит число успешных доставок и агрегированные значения задержки: минимум, максимум, среднее, p50 и p95.</w:t>
+      </w:r>
+    </w:p>
+    <w:p>
+      <w:r>
+        <w:br w:type="page"/>
+      </w:r>
+    </w:p>
+    <w:p>
+      <w:pPr>
+        <w:pStyle w:val="Heading1"/>
+      </w:pPr>
+      <w:r>
+        <w:t>5. Испытания и оценка результатов</w:t>
+      </w:r>
+    </w:p>
+    <w:p>
+      <w:pPr>
+        <w:pStyle w:val="Heading2"/>
+      </w:pPr>
+      <w:r>
+        <w:t>5.1 Цель и программа испытаний</w:t>
       </w:r>
     </w:p>
     <w:p>
@@ -6823,6 +6872,22 @@
           <w:i w:val="0"/>
           <w:sz w:val="28"/>
         </w:rPr>
+        <w:t>Цель испытаний — подтвердить, что реализованное решение устраняет ограничение single-node WebSocket-архитектуры и обеспечивает доставку real-time событий между клиентами, подключенными к разным экземплярам backend-сервиса [3], [4].</w:t>
+      </w:r>
+    </w:p>
+    <w:p>
+      <w:pPr>
+        <w:spacing w:line="360" w:lineRule="auto"/>
+        <w:ind w:firstLine="709"/>
+        <w:jc w:val="both"/>
+      </w:pPr>
+      <w:r>
+        <w:rPr>
+          <w:rFonts w:ascii="Times New Roman" w:hAnsi="Times New Roman" w:eastAsia="Times New Roman"/>
+          <w:b w:val="0"/>
+          <w:i w:val="0"/>
+          <w:sz w:val="28"/>
+        </w:rPr>
         <w:t>Программа испытаний включает два основных режима:</w:t>
       </w:r>
     </w:p>
@@ -7074,14 +7139,6 @@
     </w:p>
     <w:p>
       <w:pPr>
-        <w:pStyle w:val="Heading2"/>
-      </w:pPr>
-      <w:r>
-        <w:t>5.3 Результат без Redis backplane</w:t>
-      </w:r>
-    </w:p>
-    <w:p>
-      <w:pPr>
         <w:spacing w:line="360" w:lineRule="auto"/>
         <w:ind w:firstLine="709"/>
         <w:jc w:val="both"/>
@@ -7093,25 +7150,7 @@
           <w:i w:val="0"/>
           <w:sz w:val="28"/>
         </w:rPr>
-        <w:t xml:space="preserve">В режиме без backplane оба экземпляра </w:t>
-      </w:r>
-      <w:r>
-        <w:rPr>
-          <w:rFonts w:ascii="Courier New" w:hAnsi="Courier New" w:eastAsia="Courier New"/>
-          <w:b w:val="0"/>
-          <w:i w:val="0"/>
-          <w:sz w:val="28"/>
-        </w:rPr>
-        <w:t>app-api</w:t>
-      </w:r>
-      <w:r>
-        <w:rPr>
-          <w:rFonts w:ascii="Times New Roman" w:hAnsi="Times New Roman" w:eastAsia="Times New Roman"/>
-          <w:b w:val="0"/>
-          <w:i w:val="0"/>
-          <w:sz w:val="28"/>
-        </w:rPr>
-        <w:t xml:space="preserve"> работают, но SignalR не имеет межузлового канала доставки событий. Проверочный сценарий завершился timeout:</w:t>
+        <w:t>Для серийной проверки доставки и задержки используется команда:</w:t>
       </w:r>
     </w:p>
     <w:p>
@@ -7126,7 +7165,30 @@
           <w:i w:val="0"/>
           <w:sz w:val="20"/>
         </w:rPr>
-        <w:t>Error: ReceiveReportPatch timed out after 10000ms</w:t>
+        <w:t>cd &lt;project-root&gt;</w:t>
+      </w:r>
+    </w:p>
+    <w:p>
+      <w:pPr>
+        <w:spacing w:line="240" w:lineRule="auto"/>
+        <w:ind w:firstLine="0" w:left="709"/>
+      </w:pPr>
+      <w:r>
+        <w:rPr>
+          <w:rFonts w:ascii="Courier New" w:hAnsi="Courier New" w:eastAsia="Courier New"/>
+          <w:b w:val="0"/>
+          <w:i w:val="0"/>
+          <w:sz w:val="20"/>
+        </w:rPr>
+        <w:t>THESIS_ITERATIONS=5 node scripts/realtime-scaleout-check.mjs</w:t>
+      </w:r>
+    </w:p>
+    <w:p>
+      <w:pPr>
+        <w:pStyle w:val="Heading2"/>
+      </w:pPr>
+      <w:r>
+        <w:t>5.3 Результат без Redis backplane</w:t>
       </w:r>
     </w:p>
     <w:p>
@@ -7142,15 +7204,40 @@
           <w:i w:val="0"/>
           <w:sz w:val="28"/>
         </w:rPr>
-        <w:t>Интерпретация результата: клиент A был подключен к одному экземпляру сервиса, клиент B — к другому. Событие изменения отчета было создано через первый экземпляр, но не дошло до клиента, подключенного ко второму экземпляру. Этот результат подтверждает исходное архитектурное ограничение: простой запуск нескольких backend-процессов не обеспечивает глобальную real-time доставку [3].</w:t>
-      </w:r>
-    </w:p>
-    <w:p>
-      <w:pPr>
-        <w:pStyle w:val="Heading2"/>
-      </w:pPr>
-      <w:r>
-        <w:t>5.4 Результат с Redis backplane</w:t>
+        <w:t xml:space="preserve">В режиме без backplane оба экземпляра </w:t>
+      </w:r>
+      <w:r>
+        <w:rPr>
+          <w:rFonts w:ascii="Courier New" w:hAnsi="Courier New" w:eastAsia="Courier New"/>
+          <w:b w:val="0"/>
+          <w:i w:val="0"/>
+          <w:sz w:val="28"/>
+        </w:rPr>
+        <w:t>app-api</w:t>
+      </w:r>
+      <w:r>
+        <w:rPr>
+          <w:rFonts w:ascii="Times New Roman" w:hAnsi="Times New Roman" w:eastAsia="Times New Roman"/>
+          <w:b w:val="0"/>
+          <w:i w:val="0"/>
+          <w:sz w:val="28"/>
+        </w:rPr>
+        <w:t xml:space="preserve"> работают, но SignalR не имеет межузлового канала доставки событий. Проверочный сценарий завершился timeout:</w:t>
+      </w:r>
+    </w:p>
+    <w:p>
+      <w:pPr>
+        <w:spacing w:line="240" w:lineRule="auto"/>
+        <w:ind w:firstLine="0" w:left="709"/>
+      </w:pPr>
+      <w:r>
+        <w:rPr>
+          <w:rFonts w:ascii="Courier New" w:hAnsi="Courier New" w:eastAsia="Courier New"/>
+          <w:b w:val="0"/>
+          <w:i w:val="0"/>
+          <w:sz w:val="20"/>
+        </w:rPr>
+        <w:t>Error: ReceiveReportPatch timed out after 10000ms</w:t>
       </w:r>
     </w:p>
     <w:p>
@@ -7166,322 +7253,15 @@
           <w:i w:val="0"/>
           <w:sz w:val="28"/>
         </w:rPr>
-        <w:t>В режиме с Redis backplane проверочный сценарий завершился успешно. Один из зафиксированных результатов:</w:t>
-      </w:r>
-    </w:p>
-    <w:p>
-      <w:pPr>
-        <w:spacing w:line="240" w:lineRule="auto"/>
-        <w:ind w:firstLine="0" w:left="709"/>
-      </w:pPr>
-      <w:r>
-        <w:rPr>
-          <w:rFonts w:ascii="Courier New" w:hAnsi="Courier New" w:eastAsia="Courier New"/>
-          <w:b w:val="0"/>
-          <w:i w:val="0"/>
-          <w:sz w:val="20"/>
-        </w:rPr>
-        <w:t>{</w:t>
-      </w:r>
-    </w:p>
-    <w:p>
-      <w:pPr>
-        <w:spacing w:line="240" w:lineRule="auto"/>
-        <w:ind w:firstLine="0" w:left="709"/>
-      </w:pPr>
-      <w:r>
-        <w:rPr>
-          <w:rFonts w:ascii="Courier New" w:hAnsi="Courier New" w:eastAsia="Courier New"/>
-          <w:b w:val="0"/>
-          <w:i w:val="0"/>
-          <w:sz w:val="20"/>
-        </w:rPr>
-        <w:t xml:space="preserve">  "ok": true,</w:t>
-      </w:r>
-    </w:p>
-    <w:p>
-      <w:pPr>
-        <w:spacing w:line="240" w:lineRule="auto"/>
-        <w:ind w:firstLine="0" w:left="709"/>
-      </w:pPr>
-      <w:r>
-        <w:rPr>
-          <w:rFonts w:ascii="Courier New" w:hAnsi="Courier New" w:eastAsia="Courier New"/>
-          <w:b w:val="0"/>
-          <w:i w:val="0"/>
-          <w:sz w:val="20"/>
-        </w:rPr>
-        <w:t xml:space="preserve">  "reportId": "3",</w:t>
-      </w:r>
-    </w:p>
-    <w:p>
-      <w:pPr>
-        <w:spacing w:line="240" w:lineRule="auto"/>
-        <w:ind w:firstLine="0" w:left="709"/>
-      </w:pPr>
-      <w:r>
-        <w:rPr>
-          <w:rFonts w:ascii="Courier New" w:hAnsi="Courier New" w:eastAsia="Courier New"/>
-          <w:b w:val="0"/>
-          <w:i w:val="0"/>
-          <w:sz w:val="20"/>
-        </w:rPr>
-        <w:t xml:space="preserve">  "patchedTitle": "scaleout-patched-1778316874715",</w:t>
-      </w:r>
-    </w:p>
-    <w:p>
-      <w:pPr>
-        <w:spacing w:line="240" w:lineRule="auto"/>
-        <w:ind w:firstLine="0" w:left="709"/>
-      </w:pPr>
-      <w:r>
-        <w:rPr>
-          <w:rFonts w:ascii="Courier New" w:hAnsi="Courier New" w:eastAsia="Courier New"/>
-          <w:b w:val="0"/>
-          <w:i w:val="0"/>
-          <w:sz w:val="20"/>
-        </w:rPr>
-        <w:t xml:space="preserve">  "nodeA": {</w:t>
-      </w:r>
-    </w:p>
-    <w:p>
-      <w:pPr>
-        <w:spacing w:line="240" w:lineRule="auto"/>
-        <w:ind w:firstLine="0" w:left="709"/>
-      </w:pPr>
-      <w:r>
-        <w:rPr>
-          <w:rFonts w:ascii="Courier New" w:hAnsi="Courier New" w:eastAsia="Courier New"/>
-          <w:b w:val="0"/>
-          <w:i w:val="0"/>
-          <w:sz w:val="20"/>
-        </w:rPr>
-        <w:t xml:space="preserve">    "serverInstanceId": "app-api-1",</w:t>
-      </w:r>
-    </w:p>
-    <w:p>
-      <w:pPr>
-        <w:spacing w:line="240" w:lineRule="auto"/>
-        <w:ind w:firstLine="0" w:left="709"/>
-      </w:pPr>
-      <w:r>
-        <w:rPr>
-          <w:rFonts w:ascii="Courier New" w:hAnsi="Courier New" w:eastAsia="Courier New"/>
-          <w:b w:val="0"/>
-          <w:i w:val="0"/>
-          <w:sz w:val="20"/>
-        </w:rPr>
-        <w:t xml:space="preserve">    "machineName": "21ee5de48b13",</w:t>
-      </w:r>
-    </w:p>
-    <w:p>
-      <w:pPr>
-        <w:spacing w:line="240" w:lineRule="auto"/>
-        <w:ind w:firstLine="0" w:left="709"/>
-      </w:pPr>
-      <w:r>
-        <w:rPr>
-          <w:rFonts w:ascii="Courier New" w:hAnsi="Courier New" w:eastAsia="Courier New"/>
-          <w:b w:val="0"/>
-          <w:i w:val="0"/>
-          <w:sz w:val="20"/>
-        </w:rPr>
-        <w:t xml:space="preserve">    "connectionId": "9iIIs9uWgfJlf6BHXER8XA",</w:t>
-      </w:r>
-    </w:p>
-    <w:p>
-      <w:pPr>
-        <w:spacing w:line="240" w:lineRule="auto"/>
-        <w:ind w:firstLine="0" w:left="709"/>
-      </w:pPr>
-      <w:r>
-        <w:rPr>
-          <w:rFonts w:ascii="Courier New" w:hAnsi="Courier New" w:eastAsia="Courier New"/>
-          <w:b w:val="0"/>
-          <w:i w:val="0"/>
-          <w:sz w:val="20"/>
-        </w:rPr>
-        <w:t xml:space="preserve">    "userIdentifier": "thesis-user"</w:t>
-      </w:r>
-    </w:p>
-    <w:p>
-      <w:pPr>
-        <w:spacing w:line="240" w:lineRule="auto"/>
-        <w:ind w:firstLine="0" w:left="709"/>
-      </w:pPr>
-      <w:r>
-        <w:rPr>
-          <w:rFonts w:ascii="Courier New" w:hAnsi="Courier New" w:eastAsia="Courier New"/>
-          <w:b w:val="0"/>
-          <w:i w:val="0"/>
-          <w:sz w:val="20"/>
-        </w:rPr>
-        <w:t xml:space="preserve">  },</w:t>
-      </w:r>
-    </w:p>
-    <w:p>
-      <w:pPr>
-        <w:spacing w:line="240" w:lineRule="auto"/>
-        <w:ind w:firstLine="0" w:left="709"/>
-      </w:pPr>
-      <w:r>
-        <w:rPr>
-          <w:rFonts w:ascii="Courier New" w:hAnsi="Courier New" w:eastAsia="Courier New"/>
-          <w:b w:val="0"/>
-          <w:i w:val="0"/>
-          <w:sz w:val="20"/>
-        </w:rPr>
-        <w:t xml:space="preserve">  "nodeB": {</w:t>
-      </w:r>
-    </w:p>
-    <w:p>
-      <w:pPr>
-        <w:spacing w:line="240" w:lineRule="auto"/>
-        <w:ind w:firstLine="0" w:left="709"/>
-      </w:pPr>
-      <w:r>
-        <w:rPr>
-          <w:rFonts w:ascii="Courier New" w:hAnsi="Courier New" w:eastAsia="Courier New"/>
-          <w:b w:val="0"/>
-          <w:i w:val="0"/>
-          <w:sz w:val="20"/>
-        </w:rPr>
-        <w:t xml:space="preserve">    "serverInstanceId": "app-api-2",</w:t>
-      </w:r>
-    </w:p>
-    <w:p>
-      <w:pPr>
-        <w:spacing w:line="240" w:lineRule="auto"/>
-        <w:ind w:firstLine="0" w:left="709"/>
-      </w:pPr>
-      <w:r>
-        <w:rPr>
-          <w:rFonts w:ascii="Courier New" w:hAnsi="Courier New" w:eastAsia="Courier New"/>
-          <w:b w:val="0"/>
-          <w:i w:val="0"/>
-          <w:sz w:val="20"/>
-        </w:rPr>
-        <w:t xml:space="preserve">    "machineName": "1d6a8589cdae",</w:t>
-      </w:r>
-    </w:p>
-    <w:p>
-      <w:pPr>
-        <w:spacing w:line="240" w:lineRule="auto"/>
-        <w:ind w:firstLine="0" w:left="709"/>
-      </w:pPr>
-      <w:r>
-        <w:rPr>
-          <w:rFonts w:ascii="Courier New" w:hAnsi="Courier New" w:eastAsia="Courier New"/>
-          <w:b w:val="0"/>
-          <w:i w:val="0"/>
-          <w:sz w:val="20"/>
-        </w:rPr>
-        <w:t xml:space="preserve">    "connectionId": "NpH7DSAYYJW1EWM2XKhyqQ",</w:t>
-      </w:r>
-    </w:p>
-    <w:p>
-      <w:pPr>
-        <w:spacing w:line="240" w:lineRule="auto"/>
-        <w:ind w:firstLine="0" w:left="709"/>
-      </w:pPr>
-      <w:r>
-        <w:rPr>
-          <w:rFonts w:ascii="Courier New" w:hAnsi="Courier New" w:eastAsia="Courier New"/>
-          <w:b w:val="0"/>
-          <w:i w:val="0"/>
-          <w:sz w:val="20"/>
-        </w:rPr>
-        <w:t xml:space="preserve">    "userIdentifier": "thesis-user"</w:t>
-      </w:r>
-    </w:p>
-    <w:p>
-      <w:pPr>
-        <w:spacing w:line="240" w:lineRule="auto"/>
-        <w:ind w:firstLine="0" w:left="709"/>
-      </w:pPr>
-      <w:r>
-        <w:rPr>
-          <w:rFonts w:ascii="Courier New" w:hAnsi="Courier New" w:eastAsia="Courier New"/>
-          <w:b w:val="0"/>
-          <w:i w:val="0"/>
-          <w:sz w:val="20"/>
-        </w:rPr>
-        <w:t xml:space="preserve">  },</w:t>
-      </w:r>
-    </w:p>
-    <w:p>
-      <w:pPr>
-        <w:spacing w:line="240" w:lineRule="auto"/>
-        <w:ind w:firstLine="0" w:left="709"/>
-      </w:pPr>
-      <w:r>
-        <w:rPr>
-          <w:rFonts w:ascii="Courier New" w:hAnsi="Courier New" w:eastAsia="Courier New"/>
-          <w:b w:val="0"/>
-          <w:i w:val="0"/>
-          <w:sz w:val="20"/>
-        </w:rPr>
-        <w:t xml:space="preserve">  "receivedPatch": {</w:t>
-      </w:r>
-    </w:p>
-    <w:p>
-      <w:pPr>
-        <w:spacing w:line="240" w:lineRule="auto"/>
-        <w:ind w:firstLine="0" w:left="709"/>
-      </w:pPr>
-      <w:r>
-        <w:rPr>
-          <w:rFonts w:ascii="Courier New" w:hAnsi="Courier New" w:eastAsia="Courier New"/>
-          <w:b w:val="0"/>
-          <w:i w:val="0"/>
-          <w:sz w:val="20"/>
-        </w:rPr>
-        <w:t xml:space="preserve">    "title": "scaleout-patched-1778316874715",</w:t>
-      </w:r>
-    </w:p>
-    <w:p>
-      <w:pPr>
-        <w:spacing w:line="240" w:lineRule="auto"/>
-        <w:ind w:firstLine="0" w:left="709"/>
-      </w:pPr>
-      <w:r>
-        <w:rPr>
-          <w:rFonts w:ascii="Courier New" w:hAnsi="Courier New" w:eastAsia="Courier New"/>
-          <w:b w:val="0"/>
-          <w:i w:val="0"/>
-          <w:sz w:val="20"/>
-        </w:rPr>
-        <w:t xml:space="preserve">    "updatedAt": "2026-05-09T08:54:35.186614+00:00"</w:t>
-      </w:r>
-    </w:p>
-    <w:p>
-      <w:pPr>
-        <w:spacing w:line="240" w:lineRule="auto"/>
-        <w:ind w:firstLine="0" w:left="709"/>
-      </w:pPr>
-      <w:r>
-        <w:rPr>
-          <w:rFonts w:ascii="Courier New" w:hAnsi="Courier New" w:eastAsia="Courier New"/>
-          <w:b w:val="0"/>
-          <w:i w:val="0"/>
-          <w:sz w:val="20"/>
-        </w:rPr>
-        <w:t xml:space="preserve">  }</w:t>
-      </w:r>
-    </w:p>
-    <w:p>
-      <w:pPr>
-        <w:spacing w:line="240" w:lineRule="auto"/>
-        <w:ind w:firstLine="0" w:left="709"/>
-      </w:pPr>
-      <w:r>
-        <w:rPr>
-          <w:rFonts w:ascii="Courier New" w:hAnsi="Courier New" w:eastAsia="Courier New"/>
-          <w:b w:val="0"/>
-          <w:i w:val="0"/>
-          <w:sz w:val="20"/>
-        </w:rPr>
-        <w:t>}</w:t>
+        <w:t>Интерпретация результата: клиент A был подключен к одному экземпляру сервиса, клиент B — к другому. Событие изменения отчета было создано через первый экземпляр, но не дошло до клиента, подключенного ко второму экземпляру. Этот результат подтверждает исходное архитектурное ограничение: простой запуск нескольких backend-процессов не обеспечивает глобальную real-time доставку [3].</w:t>
+      </w:r>
+    </w:p>
+    <w:p>
+      <w:pPr>
+        <w:pStyle w:val="Heading2"/>
+      </w:pPr>
+      <w:r>
+        <w:t>5.4 Результат с Redis backplane</w:t>
       </w:r>
     </w:p>
     <w:p>
@@ -7497,6 +7277,397 @@
           <w:i w:val="0"/>
           <w:sz w:val="28"/>
         </w:rPr>
+        <w:t>В режиме с Redis backplane проверочный сценарий завершился успешно. Один из зафиксированных результатов:</w:t>
+      </w:r>
+    </w:p>
+    <w:p>
+      <w:pPr>
+        <w:spacing w:line="240" w:lineRule="auto"/>
+        <w:ind w:firstLine="0" w:left="709"/>
+      </w:pPr>
+      <w:r>
+        <w:rPr>
+          <w:rFonts w:ascii="Courier New" w:hAnsi="Courier New" w:eastAsia="Courier New"/>
+          <w:b w:val="0"/>
+          <w:i w:val="0"/>
+          <w:sz w:val="20"/>
+        </w:rPr>
+        <w:t>{</w:t>
+      </w:r>
+    </w:p>
+    <w:p>
+      <w:pPr>
+        <w:spacing w:line="240" w:lineRule="auto"/>
+        <w:ind w:firstLine="0" w:left="709"/>
+      </w:pPr>
+      <w:r>
+        <w:rPr>
+          <w:rFonts w:ascii="Courier New" w:hAnsi="Courier New" w:eastAsia="Courier New"/>
+          <w:b w:val="0"/>
+          <w:i w:val="0"/>
+          <w:sz w:val="20"/>
+        </w:rPr>
+        <w:t xml:space="preserve">  "ok": true,</w:t>
+      </w:r>
+    </w:p>
+    <w:p>
+      <w:pPr>
+        <w:spacing w:line="240" w:lineRule="auto"/>
+        <w:ind w:firstLine="0" w:left="709"/>
+      </w:pPr>
+      <w:r>
+        <w:rPr>
+          <w:rFonts w:ascii="Courier New" w:hAnsi="Courier New" w:eastAsia="Courier New"/>
+          <w:b w:val="0"/>
+          <w:i w:val="0"/>
+          <w:sz w:val="20"/>
+        </w:rPr>
+        <w:t xml:space="preserve">  "reportId": "3",</w:t>
+      </w:r>
+    </w:p>
+    <w:p>
+      <w:pPr>
+        <w:spacing w:line="240" w:lineRule="auto"/>
+        <w:ind w:firstLine="0" w:left="709"/>
+      </w:pPr>
+      <w:r>
+        <w:rPr>
+          <w:rFonts w:ascii="Courier New" w:hAnsi="Courier New" w:eastAsia="Courier New"/>
+          <w:b w:val="0"/>
+          <w:i w:val="0"/>
+          <w:sz w:val="20"/>
+        </w:rPr>
+        <w:t xml:space="preserve">  "patchedTitle": "scaleout-patched-1778316874715",</w:t>
+      </w:r>
+    </w:p>
+    <w:p>
+      <w:pPr>
+        <w:spacing w:line="240" w:lineRule="auto"/>
+        <w:ind w:firstLine="0" w:left="709"/>
+      </w:pPr>
+      <w:r>
+        <w:rPr>
+          <w:rFonts w:ascii="Courier New" w:hAnsi="Courier New" w:eastAsia="Courier New"/>
+          <w:b w:val="0"/>
+          <w:i w:val="0"/>
+          <w:sz w:val="20"/>
+        </w:rPr>
+        <w:t xml:space="preserve">  "nodeA": {</w:t>
+      </w:r>
+    </w:p>
+    <w:p>
+      <w:pPr>
+        <w:spacing w:line="240" w:lineRule="auto"/>
+        <w:ind w:firstLine="0" w:left="709"/>
+      </w:pPr>
+      <w:r>
+        <w:rPr>
+          <w:rFonts w:ascii="Courier New" w:hAnsi="Courier New" w:eastAsia="Courier New"/>
+          <w:b w:val="0"/>
+          <w:i w:val="0"/>
+          <w:sz w:val="20"/>
+        </w:rPr>
+        <w:t xml:space="preserve">    "serverInstanceId": "app-api-1",</w:t>
+      </w:r>
+    </w:p>
+    <w:p>
+      <w:pPr>
+        <w:spacing w:line="240" w:lineRule="auto"/>
+        <w:ind w:firstLine="0" w:left="709"/>
+      </w:pPr>
+      <w:r>
+        <w:rPr>
+          <w:rFonts w:ascii="Courier New" w:hAnsi="Courier New" w:eastAsia="Courier New"/>
+          <w:b w:val="0"/>
+          <w:i w:val="0"/>
+          <w:sz w:val="20"/>
+        </w:rPr>
+        <w:t xml:space="preserve">    "machineName": "21ee5de48b13",</w:t>
+      </w:r>
+    </w:p>
+    <w:p>
+      <w:pPr>
+        <w:spacing w:line="240" w:lineRule="auto"/>
+        <w:ind w:firstLine="0" w:left="709"/>
+      </w:pPr>
+      <w:r>
+        <w:rPr>
+          <w:rFonts w:ascii="Courier New" w:hAnsi="Courier New" w:eastAsia="Courier New"/>
+          <w:b w:val="0"/>
+          <w:i w:val="0"/>
+          <w:sz w:val="20"/>
+        </w:rPr>
+        <w:t xml:space="preserve">    "connectionId": "9iIIs9uWgfJlf6BHXER8XA",</w:t>
+      </w:r>
+    </w:p>
+    <w:p>
+      <w:pPr>
+        <w:spacing w:line="240" w:lineRule="auto"/>
+        <w:ind w:firstLine="0" w:left="709"/>
+      </w:pPr>
+      <w:r>
+        <w:rPr>
+          <w:rFonts w:ascii="Courier New" w:hAnsi="Courier New" w:eastAsia="Courier New"/>
+          <w:b w:val="0"/>
+          <w:i w:val="0"/>
+          <w:sz w:val="20"/>
+        </w:rPr>
+        <w:t xml:space="preserve">    "userIdentifier": "thesis-user"</w:t>
+      </w:r>
+    </w:p>
+    <w:p>
+      <w:pPr>
+        <w:spacing w:line="240" w:lineRule="auto"/>
+        <w:ind w:firstLine="0" w:left="709"/>
+      </w:pPr>
+      <w:r>
+        <w:rPr>
+          <w:rFonts w:ascii="Courier New" w:hAnsi="Courier New" w:eastAsia="Courier New"/>
+          <w:b w:val="0"/>
+          <w:i w:val="0"/>
+          <w:sz w:val="20"/>
+        </w:rPr>
+        <w:t xml:space="preserve">  },</w:t>
+      </w:r>
+    </w:p>
+    <w:p>
+      <w:pPr>
+        <w:spacing w:line="240" w:lineRule="auto"/>
+        <w:ind w:firstLine="0" w:left="709"/>
+      </w:pPr>
+      <w:r>
+        <w:rPr>
+          <w:rFonts w:ascii="Courier New" w:hAnsi="Courier New" w:eastAsia="Courier New"/>
+          <w:b w:val="0"/>
+          <w:i w:val="0"/>
+          <w:sz w:val="20"/>
+        </w:rPr>
+        <w:t xml:space="preserve">  "nodeB": {</w:t>
+      </w:r>
+    </w:p>
+    <w:p>
+      <w:pPr>
+        <w:spacing w:line="240" w:lineRule="auto"/>
+        <w:ind w:firstLine="0" w:left="709"/>
+      </w:pPr>
+      <w:r>
+        <w:rPr>
+          <w:rFonts w:ascii="Courier New" w:hAnsi="Courier New" w:eastAsia="Courier New"/>
+          <w:b w:val="0"/>
+          <w:i w:val="0"/>
+          <w:sz w:val="20"/>
+        </w:rPr>
+        <w:t xml:space="preserve">    "serverInstanceId": "app-api-2",</w:t>
+      </w:r>
+    </w:p>
+    <w:p>
+      <w:pPr>
+        <w:spacing w:line="240" w:lineRule="auto"/>
+        <w:ind w:firstLine="0" w:left="709"/>
+      </w:pPr>
+      <w:r>
+        <w:rPr>
+          <w:rFonts w:ascii="Courier New" w:hAnsi="Courier New" w:eastAsia="Courier New"/>
+          <w:b w:val="0"/>
+          <w:i w:val="0"/>
+          <w:sz w:val="20"/>
+        </w:rPr>
+        <w:t xml:space="preserve">    "machineName": "1d6a8589cdae",</w:t>
+      </w:r>
+    </w:p>
+    <w:p>
+      <w:pPr>
+        <w:spacing w:line="240" w:lineRule="auto"/>
+        <w:ind w:firstLine="0" w:left="709"/>
+      </w:pPr>
+      <w:r>
+        <w:rPr>
+          <w:rFonts w:ascii="Courier New" w:hAnsi="Courier New" w:eastAsia="Courier New"/>
+          <w:b w:val="0"/>
+          <w:i w:val="0"/>
+          <w:sz w:val="20"/>
+        </w:rPr>
+        <w:t xml:space="preserve">    "connectionId": "NpH7DSAYYJW1EWM2XKhyqQ",</w:t>
+      </w:r>
+    </w:p>
+    <w:p>
+      <w:pPr>
+        <w:spacing w:line="240" w:lineRule="auto"/>
+        <w:ind w:firstLine="0" w:left="709"/>
+      </w:pPr>
+      <w:r>
+        <w:rPr>
+          <w:rFonts w:ascii="Courier New" w:hAnsi="Courier New" w:eastAsia="Courier New"/>
+          <w:b w:val="0"/>
+          <w:i w:val="0"/>
+          <w:sz w:val="20"/>
+        </w:rPr>
+        <w:t xml:space="preserve">    "userIdentifier": "thesis-user"</w:t>
+      </w:r>
+    </w:p>
+    <w:p>
+      <w:pPr>
+        <w:spacing w:line="240" w:lineRule="auto"/>
+        <w:ind w:firstLine="0" w:left="709"/>
+      </w:pPr>
+      <w:r>
+        <w:rPr>
+          <w:rFonts w:ascii="Courier New" w:hAnsi="Courier New" w:eastAsia="Courier New"/>
+          <w:b w:val="0"/>
+          <w:i w:val="0"/>
+          <w:sz w:val="20"/>
+        </w:rPr>
+        <w:t xml:space="preserve">  },</w:t>
+      </w:r>
+    </w:p>
+    <w:p>
+      <w:pPr>
+        <w:spacing w:line="240" w:lineRule="auto"/>
+        <w:ind w:firstLine="0" w:left="709"/>
+      </w:pPr>
+      <w:r>
+        <w:rPr>
+          <w:rFonts w:ascii="Courier New" w:hAnsi="Courier New" w:eastAsia="Courier New"/>
+          <w:b w:val="0"/>
+          <w:i w:val="0"/>
+          <w:sz w:val="20"/>
+        </w:rPr>
+        <w:t xml:space="preserve">  "receivedPatch": {</w:t>
+      </w:r>
+    </w:p>
+    <w:p>
+      <w:pPr>
+        <w:spacing w:line="240" w:lineRule="auto"/>
+        <w:ind w:firstLine="0" w:left="709"/>
+      </w:pPr>
+      <w:r>
+        <w:rPr>
+          <w:rFonts w:ascii="Courier New" w:hAnsi="Courier New" w:eastAsia="Courier New"/>
+          <w:b w:val="0"/>
+          <w:i w:val="0"/>
+          <w:sz w:val="20"/>
+        </w:rPr>
+        <w:t xml:space="preserve">    "title": "scaleout-patched-1778316874715",</w:t>
+      </w:r>
+    </w:p>
+    <w:p>
+      <w:pPr>
+        <w:spacing w:line="240" w:lineRule="auto"/>
+        <w:ind w:firstLine="0" w:left="709"/>
+      </w:pPr>
+      <w:r>
+        <w:rPr>
+          <w:rFonts w:ascii="Courier New" w:hAnsi="Courier New" w:eastAsia="Courier New"/>
+          <w:b w:val="0"/>
+          <w:i w:val="0"/>
+          <w:sz w:val="20"/>
+        </w:rPr>
+        <w:t xml:space="preserve">    "updatedAt": "2026-05-09T08:54:35.186614+00:00"</w:t>
+      </w:r>
+    </w:p>
+    <w:p>
+      <w:pPr>
+        <w:spacing w:line="240" w:lineRule="auto"/>
+        <w:ind w:firstLine="0" w:left="709"/>
+      </w:pPr>
+      <w:r>
+        <w:rPr>
+          <w:rFonts w:ascii="Courier New" w:hAnsi="Courier New" w:eastAsia="Courier New"/>
+          <w:b w:val="0"/>
+          <w:i w:val="0"/>
+          <w:sz w:val="20"/>
+        </w:rPr>
+        <w:t xml:space="preserve">  },</w:t>
+      </w:r>
+    </w:p>
+    <w:p>
+      <w:pPr>
+        <w:spacing w:line="240" w:lineRule="auto"/>
+        <w:ind w:firstLine="0" w:left="709"/>
+      </w:pPr>
+      <w:r>
+        <w:rPr>
+          <w:rFonts w:ascii="Courier New" w:hAnsi="Courier New" w:eastAsia="Courier New"/>
+          <w:b w:val="0"/>
+          <w:i w:val="0"/>
+          <w:sz w:val="20"/>
+        </w:rPr>
+        <w:t xml:space="preserve">  "metrics": {</w:t>
+      </w:r>
+    </w:p>
+    <w:p>
+      <w:pPr>
+        <w:spacing w:line="240" w:lineRule="auto"/>
+        <w:ind w:firstLine="0" w:left="709"/>
+      </w:pPr>
+      <w:r>
+        <w:rPr>
+          <w:rFonts w:ascii="Courier New" w:hAnsi="Courier New" w:eastAsia="Courier New"/>
+          <w:b w:val="0"/>
+          <w:i w:val="0"/>
+          <w:sz w:val="20"/>
+        </w:rPr>
+        <w:t xml:space="preserve">    "deliveryLatencyMs": 9.5,</w:t>
+      </w:r>
+    </w:p>
+    <w:p>
+      <w:pPr>
+        <w:spacing w:line="240" w:lineRule="auto"/>
+        <w:ind w:firstLine="0" w:left="709"/>
+      </w:pPr>
+      <w:r>
+        <w:rPr>
+          <w:rFonts w:ascii="Courier New" w:hAnsi="Courier New" w:eastAsia="Courier New"/>
+          <w:b w:val="0"/>
+          <w:i w:val="0"/>
+          <w:sz w:val="20"/>
+        </w:rPr>
+        <w:t xml:space="preserve">    "patchRequestMs": 8.5</w:t>
+      </w:r>
+    </w:p>
+    <w:p>
+      <w:pPr>
+        <w:spacing w:line="240" w:lineRule="auto"/>
+        <w:ind w:firstLine="0" w:left="709"/>
+      </w:pPr>
+      <w:r>
+        <w:rPr>
+          <w:rFonts w:ascii="Courier New" w:hAnsi="Courier New" w:eastAsia="Courier New"/>
+          <w:b w:val="0"/>
+          <w:i w:val="0"/>
+          <w:sz w:val="20"/>
+        </w:rPr>
+        <w:t xml:space="preserve">  }</w:t>
+      </w:r>
+    </w:p>
+    <w:p>
+      <w:pPr>
+        <w:spacing w:line="240" w:lineRule="auto"/>
+        <w:ind w:firstLine="0" w:left="709"/>
+      </w:pPr>
+      <w:r>
+        <w:rPr>
+          <w:rFonts w:ascii="Courier New" w:hAnsi="Courier New" w:eastAsia="Courier New"/>
+          <w:b w:val="0"/>
+          <w:i w:val="0"/>
+          <w:sz w:val="20"/>
+        </w:rPr>
+        <w:t>}</w:t>
+      </w:r>
+    </w:p>
+    <w:p>
+      <w:pPr>
+        <w:spacing w:line="360" w:lineRule="auto"/>
+        <w:ind w:firstLine="709"/>
+        <w:jc w:val="both"/>
+      </w:pPr>
+      <w:r>
+        <w:rPr>
+          <w:rFonts w:ascii="Times New Roman" w:hAnsi="Times New Roman" w:eastAsia="Times New Roman"/>
+          <w:b w:val="0"/>
+          <w:i w:val="0"/>
+          <w:sz w:val="28"/>
+        </w:rPr>
         <w:t xml:space="preserve">Из результата видно, что клиент A был подключен к </w:t>
       </w:r>
       <w:r>
@@ -7559,7 +7730,314 @@
         <w:pStyle w:val="Heading2"/>
       </w:pPr>
       <w:r>
-        <w:t>5.5 Сравнительная таблица результатов</w:t>
+        <w:t>5.5 Серийная проверка и задержка доставки</w:t>
+      </w:r>
+    </w:p>
+    <w:p>
+      <w:pPr>
+        <w:spacing w:line="360" w:lineRule="auto"/>
+        <w:ind w:firstLine="709"/>
+        <w:jc w:val="both"/>
+      </w:pPr>
+      <w:r>
+        <w:rPr>
+          <w:rFonts w:ascii="Times New Roman" w:hAnsi="Times New Roman" w:eastAsia="Times New Roman"/>
+          <w:b w:val="0"/>
+          <w:i w:val="0"/>
+          <w:sz w:val="28"/>
+        </w:rPr>
+        <w:t>Для дополнительной проверки был выполнен серийный запуск из пяти независимых итераций в режиме с Redis backplane:</w:t>
+      </w:r>
+    </w:p>
+    <w:p>
+      <w:pPr>
+        <w:spacing w:line="240" w:lineRule="auto"/>
+        <w:ind w:firstLine="0" w:left="709"/>
+      </w:pPr>
+      <w:r>
+        <w:rPr>
+          <w:rFonts w:ascii="Courier New" w:hAnsi="Courier New" w:eastAsia="Courier New"/>
+          <w:b w:val="0"/>
+          <w:i w:val="0"/>
+          <w:sz w:val="20"/>
+        </w:rPr>
+        <w:t>THESIS_ITERATIONS=5 node scripts/realtime-scaleout-check.mjs</w:t>
+      </w:r>
+    </w:p>
+    <w:p>
+      <w:pPr>
+        <w:spacing w:line="360" w:lineRule="auto"/>
+        <w:ind w:firstLine="709"/>
+        <w:jc w:val="both"/>
+      </w:pPr>
+      <w:r>
+        <w:rPr>
+          <w:rFonts w:ascii="Times New Roman" w:hAnsi="Times New Roman" w:eastAsia="Times New Roman"/>
+          <w:b w:val="0"/>
+          <w:i w:val="0"/>
+          <w:sz w:val="28"/>
+        </w:rPr>
+        <w:t>Результат:</w:t>
+      </w:r>
+    </w:p>
+    <w:p>
+      <w:pPr>
+        <w:spacing w:line="240" w:lineRule="auto"/>
+        <w:ind w:firstLine="0" w:left="709"/>
+      </w:pPr>
+      <w:r>
+        <w:rPr>
+          <w:rFonts w:ascii="Courier New" w:hAnsi="Courier New" w:eastAsia="Courier New"/>
+          <w:b w:val="0"/>
+          <w:i w:val="0"/>
+          <w:sz w:val="20"/>
+        </w:rPr>
+        <w:t>{</w:t>
+      </w:r>
+    </w:p>
+    <w:p>
+      <w:pPr>
+        <w:spacing w:line="240" w:lineRule="auto"/>
+        <w:ind w:firstLine="0" w:left="709"/>
+      </w:pPr>
+      <w:r>
+        <w:rPr>
+          <w:rFonts w:ascii="Courier New" w:hAnsi="Courier New" w:eastAsia="Courier New"/>
+          <w:b w:val="0"/>
+          <w:i w:val="0"/>
+          <w:sz w:val="20"/>
+        </w:rPr>
+        <w:t xml:space="preserve">  "ok": true,</w:t>
+      </w:r>
+    </w:p>
+    <w:p>
+      <w:pPr>
+        <w:spacing w:line="240" w:lineRule="auto"/>
+        <w:ind w:firstLine="0" w:left="709"/>
+      </w:pPr>
+      <w:r>
+        <w:rPr>
+          <w:rFonts w:ascii="Courier New" w:hAnsi="Courier New" w:eastAsia="Courier New"/>
+          <w:b w:val="0"/>
+          <w:i w:val="0"/>
+          <w:sz w:val="20"/>
+        </w:rPr>
+        <w:t xml:space="preserve">  "iterations": 5,</w:t>
+      </w:r>
+    </w:p>
+    <w:p>
+      <w:pPr>
+        <w:spacing w:line="240" w:lineRule="auto"/>
+        <w:ind w:firstLine="0" w:left="709"/>
+      </w:pPr>
+      <w:r>
+        <w:rPr>
+          <w:rFonts w:ascii="Courier New" w:hAnsi="Courier New" w:eastAsia="Courier New"/>
+          <w:b w:val="0"/>
+          <w:i w:val="0"/>
+          <w:sz w:val="20"/>
+        </w:rPr>
+        <w:t xml:space="preserve">  "successful": 5,</w:t>
+      </w:r>
+    </w:p>
+    <w:p>
+      <w:pPr>
+        <w:spacing w:line="240" w:lineRule="auto"/>
+        <w:ind w:firstLine="0" w:left="709"/>
+      </w:pPr>
+      <w:r>
+        <w:rPr>
+          <w:rFonts w:ascii="Courier New" w:hAnsi="Courier New" w:eastAsia="Courier New"/>
+          <w:b w:val="0"/>
+          <w:i w:val="0"/>
+          <w:sz w:val="20"/>
+        </w:rPr>
+        <w:t xml:space="preserve">  "failed": 0,</w:t>
+      </w:r>
+    </w:p>
+    <w:p>
+      <w:pPr>
+        <w:spacing w:line="240" w:lineRule="auto"/>
+        <w:ind w:firstLine="0" w:left="709"/>
+      </w:pPr>
+      <w:r>
+        <w:rPr>
+          <w:rFonts w:ascii="Courier New" w:hAnsi="Courier New" w:eastAsia="Courier New"/>
+          <w:b w:val="0"/>
+          <w:i w:val="0"/>
+          <w:sz w:val="20"/>
+        </w:rPr>
+        <w:t xml:space="preserve">  "latencyMs": {</w:t>
+      </w:r>
+    </w:p>
+    <w:p>
+      <w:pPr>
+        <w:spacing w:line="240" w:lineRule="auto"/>
+        <w:ind w:firstLine="0" w:left="709"/>
+      </w:pPr>
+      <w:r>
+        <w:rPr>
+          <w:rFonts w:ascii="Courier New" w:hAnsi="Courier New" w:eastAsia="Courier New"/>
+          <w:b w:val="0"/>
+          <w:i w:val="0"/>
+          <w:sz w:val="20"/>
+        </w:rPr>
+        <w:t xml:space="preserve">    "min": 3.6,</w:t>
+      </w:r>
+    </w:p>
+    <w:p>
+      <w:pPr>
+        <w:spacing w:line="240" w:lineRule="auto"/>
+        <w:ind w:firstLine="0" w:left="709"/>
+      </w:pPr>
+      <w:r>
+        <w:rPr>
+          <w:rFonts w:ascii="Courier New" w:hAnsi="Courier New" w:eastAsia="Courier New"/>
+          <w:b w:val="0"/>
+          <w:i w:val="0"/>
+          <w:sz w:val="20"/>
+        </w:rPr>
+        <w:t xml:space="preserve">    "max": 9.5,</w:t>
+      </w:r>
+    </w:p>
+    <w:p>
+      <w:pPr>
+        <w:spacing w:line="240" w:lineRule="auto"/>
+        <w:ind w:firstLine="0" w:left="709"/>
+      </w:pPr>
+      <w:r>
+        <w:rPr>
+          <w:rFonts w:ascii="Courier New" w:hAnsi="Courier New" w:eastAsia="Courier New"/>
+          <w:b w:val="0"/>
+          <w:i w:val="0"/>
+          <w:sz w:val="20"/>
+        </w:rPr>
+        <w:t xml:space="preserve">    "avg": 5.5,</w:t>
+      </w:r>
+    </w:p>
+    <w:p>
+      <w:pPr>
+        <w:spacing w:line="240" w:lineRule="auto"/>
+        <w:ind w:firstLine="0" w:left="709"/>
+      </w:pPr>
+      <w:r>
+        <w:rPr>
+          <w:rFonts w:ascii="Courier New" w:hAnsi="Courier New" w:eastAsia="Courier New"/>
+          <w:b w:val="0"/>
+          <w:i w:val="0"/>
+          <w:sz w:val="20"/>
+        </w:rPr>
+        <w:t xml:space="preserve">    "p50": 4.4,</w:t>
+      </w:r>
+    </w:p>
+    <w:p>
+      <w:pPr>
+        <w:spacing w:line="240" w:lineRule="auto"/>
+        <w:ind w:firstLine="0" w:left="709"/>
+      </w:pPr>
+      <w:r>
+        <w:rPr>
+          <w:rFonts w:ascii="Courier New" w:hAnsi="Courier New" w:eastAsia="Courier New"/>
+          <w:b w:val="0"/>
+          <w:i w:val="0"/>
+          <w:sz w:val="20"/>
+        </w:rPr>
+        <w:t xml:space="preserve">    "p95": 9.5</w:t>
+      </w:r>
+    </w:p>
+    <w:p>
+      <w:pPr>
+        <w:spacing w:line="240" w:lineRule="auto"/>
+        <w:ind w:firstLine="0" w:left="709"/>
+      </w:pPr>
+      <w:r>
+        <w:rPr>
+          <w:rFonts w:ascii="Courier New" w:hAnsi="Courier New" w:eastAsia="Courier New"/>
+          <w:b w:val="0"/>
+          <w:i w:val="0"/>
+          <w:sz w:val="20"/>
+        </w:rPr>
+        <w:t xml:space="preserve">  }</w:t>
+      </w:r>
+    </w:p>
+    <w:p>
+      <w:pPr>
+        <w:spacing w:line="240" w:lineRule="auto"/>
+        <w:ind w:firstLine="0" w:left="709"/>
+      </w:pPr>
+      <w:r>
+        <w:rPr>
+          <w:rFonts w:ascii="Courier New" w:hAnsi="Courier New" w:eastAsia="Courier New"/>
+          <w:b w:val="0"/>
+          <w:i w:val="0"/>
+          <w:sz w:val="20"/>
+        </w:rPr>
+        <w:t>}</w:t>
+      </w:r>
+    </w:p>
+    <w:p>
+      <w:pPr>
+        <w:spacing w:line="360" w:lineRule="auto"/>
+        <w:ind w:firstLine="709"/>
+        <w:jc w:val="both"/>
+      </w:pPr>
+      <w:r>
+        <w:rPr>
+          <w:rFonts w:ascii="Times New Roman" w:hAnsi="Times New Roman" w:eastAsia="Times New Roman"/>
+          <w:b w:val="0"/>
+          <w:i w:val="0"/>
+          <w:sz w:val="28"/>
+        </w:rPr>
+        <w:t xml:space="preserve">Все пять проверок завершились успешно: каждый раз клиент, подключенный к </w:t>
+      </w:r>
+      <w:r>
+        <w:rPr>
+          <w:rFonts w:ascii="Courier New" w:hAnsi="Courier New" w:eastAsia="Courier New"/>
+          <w:b w:val="0"/>
+          <w:i w:val="0"/>
+          <w:sz w:val="28"/>
+        </w:rPr>
+        <w:t>app-api-2</w:t>
+      </w:r>
+      <w:r>
+        <w:rPr>
+          <w:rFonts w:ascii="Times New Roman" w:hAnsi="Times New Roman" w:eastAsia="Times New Roman"/>
+          <w:b w:val="0"/>
+          <w:i w:val="0"/>
+          <w:sz w:val="28"/>
+        </w:rPr>
+        <w:t xml:space="preserve">, получал событие, инициированное через </w:t>
+      </w:r>
+      <w:r>
+        <w:rPr>
+          <w:rFonts w:ascii="Courier New" w:hAnsi="Courier New" w:eastAsia="Courier New"/>
+          <w:b w:val="0"/>
+          <w:i w:val="0"/>
+          <w:sz w:val="28"/>
+        </w:rPr>
+        <w:t>app-api-1</w:t>
+      </w:r>
+      <w:r>
+        <w:rPr>
+          <w:rFonts w:ascii="Times New Roman" w:hAnsi="Times New Roman" w:eastAsia="Times New Roman"/>
+          <w:b w:val="0"/>
+          <w:i w:val="0"/>
+          <w:sz w:val="28"/>
+        </w:rPr>
+        <w:t>. Измеренная задержка доставки в локальном стенде составила в среднем 5,5 мс, p50 — 4,4 мс, p95 — 9,5 мс. Эти значения не следует трактовать как промышленный нагрузочный тест, поскольку стенд локальный и число итераций невелико. Однако они подтверждают, что реализованная межузловая доставка работает не только в единичном запуске, но и в серии повторных проверок.</w:t>
+      </w:r>
+    </w:p>
+    <w:p>
+      <w:r>
+        <w:br w:type="page"/>
+      </w:r>
+    </w:p>
+    <w:p>
+      <w:pPr>
+        <w:pStyle w:val="Heading2"/>
+      </w:pPr>
+      <w:r>
+        <w:t>5.6 Сравнительная таблица результатов</w:t>
       </w:r>
     </w:p>
     <w:p>
@@ -7879,7 +8357,7 @@
                 <w:b w:val="0"/>
                 <w:sz w:val="22"/>
               </w:rPr>
-              <w:t>Multi-instance с backplane</w:t>
+              <w:t>Multi-instance с backplane, одиночный запуск</w:t>
             </w:r>
           </w:p>
         </w:tc>
@@ -7994,13 +8472,147 @@
           </w:p>
         </w:tc>
       </w:tr>
+      <w:tr>
+        <w:tc>
+          <w:tcPr>
+            <w:tcW w:type="dxa" w:w="1615"/>
+            <w:vAlign w:val="center"/>
+          </w:tcPr>
+          <w:p>
+            <w:pPr>
+              <w:spacing w:line="240" w:lineRule="auto" w:before="0" w:after="0"/>
+              <w:ind w:firstLine="0"/>
+              <w:jc w:val="left"/>
+            </w:pPr>
+            <w:r/>
+            <w:r>
+              <w:rPr>
+                <w:rFonts w:ascii="Times New Roman" w:hAnsi="Times New Roman" w:eastAsia="Times New Roman"/>
+                <w:b w:val="0"/>
+                <w:sz w:val="22"/>
+              </w:rPr>
+              <w:t>Multi-instance с backplane, 5 итераций</w:t>
+            </w:r>
+          </w:p>
+        </w:tc>
+        <w:tc>
+          <w:tcPr>
+            <w:tcW w:type="dxa" w:w="1615"/>
+            <w:vAlign w:val="center"/>
+          </w:tcPr>
+          <w:p>
+            <w:pPr>
+              <w:spacing w:line="240" w:lineRule="auto" w:before="0" w:after="0"/>
+              <w:ind w:firstLine="0"/>
+              <w:jc w:val="left"/>
+            </w:pPr>
+            <w:r/>
+            <w:r>
+              <w:rPr>
+                <w:rFonts w:ascii="Times New Roman" w:hAnsi="Times New Roman" w:eastAsia="Times New Roman"/>
+                <w:b w:val="0"/>
+                <w:sz w:val="22"/>
+              </w:rPr>
+              <w:t>Да</w:t>
+            </w:r>
+          </w:p>
+        </w:tc>
+        <w:tc>
+          <w:tcPr>
+            <w:tcW w:type="dxa" w:w="1615"/>
+            <w:vAlign w:val="center"/>
+          </w:tcPr>
+          <w:p>
+            <w:pPr>
+              <w:spacing w:line="240" w:lineRule="auto" w:before="0" w:after="0"/>
+              <w:ind w:firstLine="0"/>
+              <w:jc w:val="left"/>
+            </w:pPr>
+            <w:r/>
+            <w:r>
+              <w:rPr>
+                <w:rFonts w:ascii="Times New Roman" w:hAnsi="Times New Roman" w:eastAsia="Times New Roman"/>
+                <w:b w:val="0"/>
+                <w:sz w:val="22"/>
+              </w:rPr>
+              <w:t>Да</w:t>
+            </w:r>
+          </w:p>
+        </w:tc>
+        <w:tc>
+          <w:tcPr>
+            <w:tcW w:type="dxa" w:w="1615"/>
+            <w:vAlign w:val="center"/>
+          </w:tcPr>
+          <w:p>
+            <w:pPr>
+              <w:spacing w:line="240" w:lineRule="auto" w:before="0" w:after="0"/>
+              <w:ind w:firstLine="0"/>
+              <w:jc w:val="left"/>
+            </w:pPr>
+            <w:r/>
+            <w:r>
+              <w:rPr>
+                <w:rFonts w:ascii="Times New Roman" w:hAnsi="Times New Roman" w:eastAsia="Times New Roman"/>
+                <w:b w:val="0"/>
+                <w:sz w:val="22"/>
+              </w:rPr>
+              <w:t>Все события доставляются между узлами</w:t>
+            </w:r>
+          </w:p>
+        </w:tc>
+        <w:tc>
+          <w:tcPr>
+            <w:tcW w:type="dxa" w:w="1615"/>
+            <w:vAlign w:val="center"/>
+          </w:tcPr>
+          <w:p>
+            <w:pPr>
+              <w:spacing w:line="240" w:lineRule="auto" w:before="0" w:after="0"/>
+              <w:ind w:firstLine="0"/>
+              <w:jc w:val="left"/>
+            </w:pPr>
+            <w:r/>
+            <w:r>
+              <w:rPr>
+                <w:rFonts w:ascii="Times New Roman" w:hAnsi="Times New Roman" w:eastAsia="Times New Roman"/>
+                <w:b w:val="0"/>
+                <w:sz w:val="22"/>
+              </w:rPr>
+              <w:t>5 из 5 успешно, p95 = 9,5 мс</w:t>
+            </w:r>
+          </w:p>
+        </w:tc>
+        <w:tc>
+          <w:tcPr>
+            <w:tcW w:type="dxa" w:w="1615"/>
+            <w:vAlign w:val="center"/>
+          </w:tcPr>
+          <w:p>
+            <w:pPr>
+              <w:spacing w:line="240" w:lineRule="auto" w:before="0" w:after="0"/>
+              <w:ind w:firstLine="0"/>
+              <w:jc w:val="left"/>
+            </w:pPr>
+            <w:r/>
+            <w:r>
+              <w:rPr>
+                <w:rFonts w:ascii="Times New Roman" w:hAnsi="Times New Roman" w:eastAsia="Times New Roman"/>
+                <w:b w:val="0"/>
+                <w:sz w:val="22"/>
+              </w:rPr>
+              <w:t>Подтверждена повторяемость результата</w:t>
+            </w:r>
+          </w:p>
+        </w:tc>
+      </w:tr>
     </w:tbl>
     <w:p>
       <w:pPr>
         <w:pStyle w:val="Heading2"/>
       </w:pPr>
       <w:r>
-        <w:t>5.6 Проверка входной точки стенда</w:t>
+        <w:t>5.7 Проверка входной точки стенда</w:t>
       </w:r>
     </w:p>
     <w:p>
@@ -8078,7 +8690,7 @@
         <w:pStyle w:val="Heading2"/>
       </w:pPr>
       <w:r>
-        <w:t>5.7 Ограничения эксперимента</w:t>
+        <w:t>5.8 Ограничения эксперимента</w:t>
       </w:r>
     </w:p>
     <w:p>
@@ -8110,7 +8722,7 @@
           <w:i w:val="0"/>
           <w:sz w:val="28"/>
         </w:rPr>
-        <w:t>Серией из N последовательных изменений для оценки доли успешно доставленных событий.</w:t>
+        <w:t>Сценарием остановки одного экземпляра `app-api` и проверки восстановления соединения.</w:t>
       </w:r>
     </w:p>
     <w:p>
@@ -8126,7 +8738,7 @@
           <w:i w:val="0"/>
           <w:sz w:val="28"/>
         </w:rPr>
-        <w:t>Измерением p50 и p95 задержки доставки с учетом того, что задержка влияет на качество real-time совместной работы [15].</w:t>
+        <w:t>Проверкой повторного вступления в группу после reconnect.</w:t>
       </w:r>
     </w:p>
     <w:p>
@@ -8142,7 +8754,7 @@
           <w:i w:val="0"/>
           <w:sz w:val="28"/>
         </w:rPr>
-        <w:t>Сценарием остановки одного экземпляра `app-api` и проверки восстановления соединения.</w:t>
+        <w:t>Увеличением числа одновременных клиентов и числа событий.</w:t>
       </w:r>
     </w:p>
     <w:p>
@@ -8158,7 +8770,7 @@
           <w:i w:val="0"/>
           <w:sz w:val="28"/>
         </w:rPr>
-        <w:t>Проверкой повторного вступления в группу после reconnect.</w:t>
+        <w:t>Сравнением поведения при разных стратегиях балансировки.</w:t>
       </w:r>
     </w:p>
     <w:p>
@@ -8174,7 +8786,7 @@
           <w:i w:val="0"/>
           <w:sz w:val="28"/>
         </w:rPr>
-        <w:t>Сравнением поведения при разных стратегиях балансировки.</w:t>
+        <w:t>Сбором p99 и распределения задержек на более длинной серии запусков с учетом того, что задержка влияет на качество real-time совместной работы [15].</w:t>
       </w:r>
     </w:p>
     <w:p>
@@ -8198,7 +8810,7 @@
         <w:pStyle w:val="Heading2"/>
       </w:pPr>
       <w:r>
-        <w:t>5.8 Вывод по испытаниям</w:t>
+        <w:t>5.9 Вывод по испытаниям</w:t>
       </w:r>
     </w:p>
     <w:p>
@@ -8250,7 +8862,7 @@
           <w:i w:val="0"/>
           <w:sz w:val="28"/>
         </w:rPr>
-        <w:t>. Таким образом, реализованное решение подтверждает заявленный тезис работы: single-node ограничение WebSocket-архитектуры устранено за счет распределенного real-time контура [3], [4].</w:t>
+        <w:t>. Серийная проверка показала 5 успешных доставок из 5, а p95 задержки в локальном стенде составил 9,5 мс. Таким образом, реализованное решение подтверждает заявленный тезис работы: single-node ограничение WebSocket-архитектуры устранено за счет распределенного real-time контура [3], [4].</w:t>
       </w:r>
     </w:p>
     <w:p>
@@ -8361,7 +8973,7 @@
           <w:i w:val="0"/>
           <w:sz w:val="28"/>
         </w:rPr>
-        <w:t>. Это подтверждает устранение ограничения single-node WebSocket-архитектуры [3], [4].</w:t>
+        <w:t>. Серийный запуск из пяти итераций подтвердил повторяемость результата и позволил получить первичную оценку задержки доставки. Это подтверждает устранение ограничения single-node WebSocket-архитектуры [3], [4].</w:t>
       </w:r>
     </w:p>
     <w:p>
@@ -8377,7 +8989,7 @@
           <w:i w:val="0"/>
           <w:sz w:val="28"/>
         </w:rPr>
-        <w:t>Полученные результаты имеют практическую значимость для дальнейшего развития системы отслеживания задач, поскольку предложенное решение позволяет перейти от локального real-time механизма к масштабируемому контуру совместной работы над сущностями. В дальнейшем решение может быть расширено метриками задержек, отказными сценариями, дополнительной трассировкой событий и проверкой на большем числе одновременных клиентов [8], [15].</w:t>
+        <w:t>Полученные результаты имеют практическую значимость для дальнейшего развития системы отслеживания задач, поскольку предложенное решение позволяет перейти от локального real-time механизма к масштабируемому контуру совместной работы над сущностями. В дальнейшем решение может быть расширено отказными сценариями, дополнительной трассировкой событий, более длинной серией измерений задержек и проверкой на большем числе одновременных клиентов [8], [15].</w:t>
       </w:r>
     </w:p>
     <w:p>

--- a/build/docx/vkr-draft-1.docx
+++ b/build/docx/vkr-draft-1.docx
@@ -1823,7 +1823,7 @@
           <w:i w:val="0"/>
           <w:sz w:val="28"/>
         </w:rPr>
-        <w:t>Выпускная квалификационная работа содержит введение, пять глав, заключение, список использованных источников из 15 наименований и приложения. Количество страниц, рисунков и таблиц уточняется после финальной верстки.</w:t>
+        <w:t>Выпускная квалификационная работа содержит введение, пять глав, заключение, список использованных источников из 20 наименований и приложения. Количество страниц, рисунков и таблиц уточняется после финальной верстки.</w:t>
       </w:r>
     </w:p>
     <w:p>
@@ -2396,7 +2396,7 @@
           <w:i w:val="0"/>
           <w:sz w:val="22"/>
         </w:rPr>
-        <w:t>5.6 Сравнительная таблица результатов ....................................... 25</w:t>
+        <w:t>5.6 Проверка восстановления соединения и отказа узла ........................ 24</w:t>
       </w:r>
     </w:p>
     <w:p>
@@ -2411,7 +2411,7 @@
           <w:i w:val="0"/>
           <w:sz w:val="22"/>
         </w:rPr>
-        <w:t>5.7 Проверка входной точки стенда ........................................... 25</w:t>
+        <w:t>5.7 Сравнительная таблица результатов ....................................... 26</w:t>
       </w:r>
     </w:p>
     <w:p>
@@ -2426,7 +2426,7 @@
           <w:i w:val="0"/>
           <w:sz w:val="22"/>
         </w:rPr>
-        <w:t>5.8 Ограничения эксперимента ................................................ 25</w:t>
+        <w:t>5.8 Проверка входной точки стенда ........................................... 26</w:t>
       </w:r>
     </w:p>
     <w:p>
@@ -2441,7 +2441,22 @@
           <w:i w:val="0"/>
           <w:sz w:val="22"/>
         </w:rPr>
-        <w:t>5.9 Вывод по испытаниям ..................................................... 26</w:t>
+        <w:t>5.9 Ограничения эксперимента ................................................ 26</w:t>
+      </w:r>
+    </w:p>
+    <w:p>
+      <w:pPr>
+        <w:spacing w:line="240" w:lineRule="auto" w:after="0"/>
+        <w:ind w:firstLine="0" w:left="425"/>
+      </w:pPr>
+      <w:r>
+        <w:rPr>
+          <w:rFonts w:ascii="Times New Roman" w:hAnsi="Times New Roman" w:eastAsia="Times New Roman"/>
+          <w:b w:val="0"/>
+          <w:i w:val="0"/>
+          <w:sz w:val="22"/>
+        </w:rPr>
+        <w:t>5.10 Вывод по испытаниям .................................................... 27</w:t>
       </w:r>
     </w:p>
     <w:p>
@@ -2456,7 +2471,7 @@
           <w:i w:val="0"/>
           <w:sz w:val="22"/>
         </w:rPr>
-        <w:t>ЗАКЛЮЧЕНИЕ ........................................................................ 26</w:t>
+        <w:t>ЗАКЛЮЧЕНИЕ ........................................................................ 27</w:t>
       </w:r>
     </w:p>
     <w:p>
@@ -2471,7 +2486,7 @@
           <w:i w:val="0"/>
           <w:sz w:val="22"/>
         </w:rPr>
-        <w:t>СПИСОК ИСПОЛЬЗОВАННЫХ ИСТОЧНИКОВ .................................................. 28</w:t>
+        <w:t>СПИСОК ИСПОЛЬЗОВАННЫХ ИСТОЧНИКОВ .................................................. 29</w:t>
       </w:r>
     </w:p>
     <w:p>
@@ -2486,7 +2501,7 @@
           <w:i w:val="0"/>
           <w:sz w:val="22"/>
         </w:rPr>
-        <w:t>ПРИЛОЖЕНИЕ А ...................................................................... 30</w:t>
+        <w:t>ПРИЛОЖЕНИЕ А ...................................................................... 31</w:t>
       </w:r>
     </w:p>
     <w:p>
@@ -3094,7 +3109,7 @@
           <w:i w:val="0"/>
           <w:sz w:val="28"/>
         </w:rPr>
-        <w:t>Современные системы отслеживания задач используются не только как хранилище карточек, статусов и комментариев, но и как рабочая среда для совместной координации действий команды. Пользователи ожидают, что изменения задач, комментариев, вложений, статусов и участников будут отображаться без ручного обновления страницы. Поэтому real-time интерфейс в такой системе следует рассматривать не как декоративный элемент, а как часть прикладного контура совместной работы, обеспечивающую оперативную синхронизацию состояния между участниками [13], [14].</w:t>
+        <w:t>Современные системы отслеживания задач используются не только как хранилище карточек, статусов и комментариев, но и как рабочая среда для совместной координации действий команды. Пользователи ожидают, что изменения задач, комментариев, вложений, статусов и участников будут отображаться без ручного обновления страницы. Поэтому real-time интерфейс в такой системе следует рассматривать не как декоративный элемент, а как часть прикладного контура совместной работы, обеспечивающую оперативную синхронизацию состояния между участниками [15], [19].</w:t>
       </w:r>
     </w:p>
     <w:p>
@@ -3366,7 +3381,7 @@
           <w:i w:val="0"/>
           <w:sz w:val="28"/>
         </w:rPr>
-        <w:t>Новизна работы заключается в инженерно-исследовательском обосновании и экспериментальной проверке распределенного real-time контура для системы отслеживания задач. В рамках работы не разрабатывается новый сетевой протокол, но выполняется авторская композиция архитектурного решения, включающая SignalR, несколько экземпляров backend-сервиса, балансировщик, Redis backplane, диагностический контур и воспроизводимую программу испытаний [2], [4], [8], [11].</w:t>
+        <w:t>Элемент новизны работы заключается в инженерно-исследовательском обосновании и экспериментальной проверке распределенного real-time контура для системы отслеживания задач. В рамках работы не разрабатывается новый сетевой протокол, но выполняется авторская композиция архитектурного решения, включающая SignalR, несколько экземпляров backend-сервиса, балансировщик, Redis backplane, диагностический контур и воспроизводимую программу испытаний [2], [4], [8], [10].</w:t>
       </w:r>
     </w:p>
     <w:p>
@@ -3386,27 +3401,6 @@
       </w:r>
     </w:p>
     <w:p>
-      <w:r>
-        <w:br w:type="page"/>
-      </w:r>
-    </w:p>
-    <w:p>
-      <w:pPr>
-        <w:pStyle w:val="Heading1"/>
-      </w:pPr>
-      <w:r>
-        <w:t>1. Анализ предметной области и существующих подходов</w:t>
-      </w:r>
-    </w:p>
-    <w:p>
-      <w:pPr>
-        <w:pStyle w:val="Heading2"/>
-      </w:pPr>
-      <w:r>
-        <w:t>1.1 Real-time взаимодействие в системах отслеживания задач</w:t>
-      </w:r>
-    </w:p>
-    <w:p>
       <w:pPr>
         <w:spacing w:line="360" w:lineRule="auto"/>
         <w:ind w:firstLine="709"/>
@@ -3419,7 +3413,28 @@
           <w:i w:val="0"/>
           <w:sz w:val="28"/>
         </w:rPr>
-        <w:t>Системы отслеживания задач предназначены для фиксации, распределения и контроля выполнения работ. В таких системах ключевыми сущностями являются задачи, отчеты, комментарии, вложения, исполнители, статусы, команды и рабочие пространства. В отличие от статичных справочников, эти сущности часто изменяются несколькими пользователями в течение короткого времени. Один участник может изменить статус задачи, второй добавить комментарий, третий прикрепить файл или уточнить шаг воспроизведения ошибки.</w:t>
+        <w:t>Оформление текстовой части, списка использованных источников и версии отчета по преддипломной практике выполняется с учетом требований ГОСТ 7.32-2017, ГОСТ Р 7.0.100-2018 и методических рекомендаций кафедры [11], [12], [13].</w:t>
+      </w:r>
+    </w:p>
+    <w:p>
+      <w:r>
+        <w:br w:type="page"/>
+      </w:r>
+    </w:p>
+    <w:p>
+      <w:pPr>
+        <w:pStyle w:val="Heading1"/>
+      </w:pPr>
+      <w:r>
+        <w:t>1. Анализ предметной области и существующих подходов</w:t>
+      </w:r>
+    </w:p>
+    <w:p>
+      <w:pPr>
+        <w:pStyle w:val="Heading2"/>
+      </w:pPr>
+      <w:r>
+        <w:t>1.1 Real-time взаимодействие в системах отслеживания задач</w:t>
       </w:r>
     </w:p>
     <w:p>
@@ -3435,7 +3450,7 @@
           <w:i w:val="0"/>
           <w:sz w:val="28"/>
         </w:rPr>
-        <w:t>Если изменения становятся видимыми только после ручного обновления страницы, у пользователей возникает рассогласованное представление о состоянии системы. Это приводит к дублированию действий, работе с устаревшими данными и дополнительным коммуникационным издержкам. Поэтому для систем отслеживания задач важна поддержка awareness-составляющей: пользователь должен понимать, что объект уже изменился, кто присоединился к работе, какие комментарии или вложения появились и какие поля были обновлены [13], [14].</w:t>
+        <w:t>Системы отслеживания задач предназначены для фиксации, распределения и контроля выполнения работ. В таких системах ключевыми сущностями являются задачи, отчеты, комментарии, вложения, исполнители, статусы, команды и рабочие пространства. В отличие от статичных справочников, эти сущности часто изменяются несколькими пользователями в течение короткого времени. Один участник может изменить статус задачи, второй добавить комментарий, третий прикрепить файл или уточнить шаг воспроизведения ошибки [16], [18].</w:t>
       </w:r>
     </w:p>
     <w:p>
@@ -3451,15 +3466,7 @@
           <w:i w:val="0"/>
           <w:sz w:val="28"/>
         </w:rPr>
-        <w:t>В контексте данной работы real-time интерфейс определяется как интерфейсный и серверный контур, обеспечивающий оперативное распространение событий изменения сущностей между клиентами. Такой контур включает клиентское WebSocket-соединение, серверный хаб, модель подписок, механизм групп, доставку событий и обработку переподключений [1], [2], [5], [6].</w:t>
-      </w:r>
-    </w:p>
-    <w:p>
-      <w:pPr>
-        <w:pStyle w:val="Heading2"/>
-      </w:pPr>
-      <w:r>
-        <w:t>1.2 WebSocket и SignalR как основа real-time контура</w:t>
+        <w:t>Если изменения становятся видимыми только после ручного обновления страницы, у пользователей возникает рассогласованное представление о состоянии системы. Это приводит к дублированию действий, работе с устаревшими данными и дополнительным коммуникационным издержкам. Поэтому для систем отслеживания задач важна поддержка согласованного представления о состоянии объекта: пользователь должен понимать, что объект уже изменился, кто присоединился к работе, какие комментарии или вложения появились и какие поля были обновлены [15], [19].</w:t>
       </w:r>
     </w:p>
     <w:p>
@@ -3475,7 +3482,15 @@
           <w:i w:val="0"/>
           <w:sz w:val="28"/>
         </w:rPr>
-        <w:t>WebSocket обеспечивает двусторонний обмен данными поверх одного длительно открытого соединения. Для web-интерфейсов совместной работы это удобнее, чем периодический polling, поскольку сервер может самостоятельно отправлять клиентам события сразу после изменения состояния. В платформе ASP.NET Core над WebSocket часто используется SignalR. Он предоставляет более высокоуровневую модель: серверные хабы, клиентские методы, группы, отправку событий конкретным пользователям или всем участникам группы [1], [2].</w:t>
+        <w:t>В контексте данной работы real-time интерфейс определяется как интерфейсный и серверный контур, обеспечивающий оперативное распространение событий изменения сущностей между клиентами. Такой контур включает клиентское WebSocket-соединение, серверный хаб, модель подписок, механизм групп, доставку событий и обработку переподключений [1], [2], [5], [6], [14].</w:t>
+      </w:r>
+    </w:p>
+    <w:p>
+      <w:pPr>
+        <w:pStyle w:val="Heading2"/>
+      </w:pPr>
+      <w:r>
+        <w:t>1.2 WebSocket и SignalR как основа real-time контура</w:t>
       </w:r>
     </w:p>
     <w:p>
@@ -3491,7 +3506,7 @@
           <w:i w:val="0"/>
           <w:sz w:val="28"/>
         </w:rPr>
-        <w:t>Для системы отслеживания задач особенно полезна модель групп. Клиент может вступить в группу, соответствующую конкретному отчету или задаче, после чего сервер отправляет события изменения только заинтересованным участникам. Такой подход снижает лишний трафик и делает real-time контур предметно ориентированным: событие связано не с абстрактным каналом, а с конкретной сущностью системы [5].</w:t>
+        <w:t>WebSocket обеспечивает двусторонний обмен данными поверх одного длительно открытого соединения. Для web-интерфейсов совместной работы это удобнее, чем периодический polling, поскольку сервер может самостоятельно отправлять клиентам события сразу после изменения состояния. В платформе ASP.NET Core над WebSocket часто используется SignalR. Он предоставляет более высокоуровневую модель: серверные хабы, клиентские методы, группы, отправку событий конкретным пользователям или всем участникам группы [1], [2].</w:t>
       </w:r>
     </w:p>
     <w:p>
@@ -3507,15 +3522,7 @@
           <w:i w:val="0"/>
           <w:sz w:val="28"/>
         </w:rPr>
-        <w:t>В то же время группы SignalR являются оперативным механизмом доставки, а не долговременным источником истины. Сведения о членстве соединений в группах хранятся в памяти серверного процесса и не должны использоваться как единственная база для авторизации, аудита или долговременного учета присутствия. Это обстоятельство важно при проектировании масштабируемого контура, поскольку при переподключении клиент должен заново восстановить необходимые подписки [5], [6].</w:t>
-      </w:r>
-    </w:p>
-    <w:p>
-      <w:pPr>
-        <w:pStyle w:val="Heading2"/>
-      </w:pPr>
-      <w:r>
-        <w:t>1.3 Ограничение single-node WebSocket-архитектуры</w:t>
+        <w:t>Для системы отслеживания задач особенно полезна модель групп. Клиент может вступить в группу, соответствующую конкретному отчету или задаче, после чего сервер отправляет события изменения только заинтересованным участникам. Такой подход снижает лишний трафик и делает real-time контур предметно ориентированным: событие связано не с абстрактным каналом, а с конкретной сущностью системы [5].</w:t>
       </w:r>
     </w:p>
     <w:p>
@@ -3531,7 +3538,15 @@
           <w:i w:val="0"/>
           <w:sz w:val="28"/>
         </w:rPr>
-        <w:t>Single-node архитектура означает, что все WebSocket-соединения обслуживаются одним экземпляром backend-сервиса. Такой вариант прост в реализации и достаточен для раннего прототипа. Сервер хранит локальную таблицу активных соединений и групп, а при изменении сущности отправляет событие клиентам, подключенным к этому же процессу [3], [5].</w:t>
+        <w:t>В то же время группы SignalR являются оперативным механизмом доставки, а не долговременным источником истины. Сведения о членстве соединений в группах хранятся в памяти серверного процесса и не должны использоваться как единственная база для авторизации, аудита или долговременного учета присутствия. Это обстоятельство важно при проектировании масштабируемого контура, поскольку при переподключении клиент должен заново восстановить необходимые подписки [5], [6].</w:t>
+      </w:r>
+    </w:p>
+    <w:p>
+      <w:pPr>
+        <w:pStyle w:val="Heading2"/>
+      </w:pPr>
+      <w:r>
+        <w:t>1.3 Ограничение single-node WebSocket-архитектуры</w:t>
       </w:r>
     </w:p>
     <w:p>
@@ -3547,43 +3562,7 @@
           <w:i w:val="0"/>
           <w:sz w:val="28"/>
         </w:rPr>
-        <w:t xml:space="preserve">Проблема возникает при горизонтальном масштабировании. Если приложение запускается в нескольких экземплярах, входящий трафик распределяется между ними балансировщиком. Клиент A может оказаться подключенным к </w:t>
-      </w:r>
-      <w:r>
-        <w:rPr>
-          <w:rFonts w:ascii="Courier New" w:hAnsi="Courier New" w:eastAsia="Courier New"/>
-          <w:b w:val="0"/>
-          <w:i w:val="0"/>
-          <w:sz w:val="28"/>
-        </w:rPr>
-        <w:t>app-api-1</w:t>
-      </w:r>
-      <w:r>
-        <w:rPr>
-          <w:rFonts w:ascii="Times New Roman" w:hAnsi="Times New Roman" w:eastAsia="Times New Roman"/>
-          <w:b w:val="0"/>
-          <w:i w:val="0"/>
-          <w:sz w:val="28"/>
-        </w:rPr>
-        <w:t xml:space="preserve">, а клиент B — к </w:t>
-      </w:r>
-      <w:r>
-        <w:rPr>
-          <w:rFonts w:ascii="Courier New" w:hAnsi="Courier New" w:eastAsia="Courier New"/>
-          <w:b w:val="0"/>
-          <w:i w:val="0"/>
-          <w:sz w:val="28"/>
-        </w:rPr>
-        <w:t>app-api-2</w:t>
-      </w:r>
-      <w:r>
-        <w:rPr>
-          <w:rFonts w:ascii="Times New Roman" w:hAnsi="Times New Roman" w:eastAsia="Times New Roman"/>
-          <w:b w:val="0"/>
-          <w:i w:val="0"/>
-          <w:sz w:val="28"/>
-        </w:rPr>
-        <w:t>. Если событие изменения отчета создано на первом узле, то без межузловой синхронизации второй узел не узнает, что нужно отправить событие своим клиентам. Формально система уже имеет два backend-экземпляра, но real-time пространство фрагментируется на независимые острова [3], [12].</w:t>
+        <w:t>Single-node архитектура означает, что все WebSocket-соединения обслуживаются одним экземпляром backend-сервиса. Такой вариант прост в реализации и достаточен для раннего прототипа. Сервер хранит локальную таблицу активных соединений и групп, а при изменении сущности отправляет событие клиентам, подключенным к этому же процессу [3], [5].</w:t>
       </w:r>
     </w:p>
     <w:p>
@@ -3599,15 +3578,43 @@
           <w:i w:val="0"/>
           <w:sz w:val="28"/>
         </w:rPr>
-        <w:t>Для системы совместной работы это является функциональным дефектом. Пользователь не обязан знать, через какой серверный процесс он подключен. Ожидаемое свойство интерфейса состоит в том, что изменение сущности доставляется всем заинтересованным участникам. Следовательно, поддержка горизонтального масштабирования WebSocket-соединений должна включать не только запуск нескольких процессов, но и межузловую доставку событий [3], [13].</w:t>
-      </w:r>
-    </w:p>
-    <w:p>
-      <w:pPr>
-        <w:pStyle w:val="Heading2"/>
-      </w:pPr>
-      <w:r>
-        <w:t>1.4 Сравнение подходов к масштабированию</w:t>
+        <w:t xml:space="preserve">Проблема возникает при горизонтальном масштабировании. Если приложение запускается в нескольких экземплярах, входящий трафик распределяется между ними балансировщиком. Клиент A может оказаться подключенным к </w:t>
+      </w:r>
+      <w:r>
+        <w:rPr>
+          <w:rFonts w:ascii="Courier New" w:hAnsi="Courier New" w:eastAsia="Courier New"/>
+          <w:b w:val="0"/>
+          <w:i w:val="0"/>
+          <w:sz w:val="28"/>
+        </w:rPr>
+        <w:t>app-api-1</w:t>
+      </w:r>
+      <w:r>
+        <w:rPr>
+          <w:rFonts w:ascii="Times New Roman" w:hAnsi="Times New Roman" w:eastAsia="Times New Roman"/>
+          <w:b w:val="0"/>
+          <w:i w:val="0"/>
+          <w:sz w:val="28"/>
+        </w:rPr>
+        <w:t xml:space="preserve">, а клиент B — к </w:t>
+      </w:r>
+      <w:r>
+        <w:rPr>
+          <w:rFonts w:ascii="Courier New" w:hAnsi="Courier New" w:eastAsia="Courier New"/>
+          <w:b w:val="0"/>
+          <w:i w:val="0"/>
+          <w:sz w:val="28"/>
+        </w:rPr>
+        <w:t>app-api-2</w:t>
+      </w:r>
+      <w:r>
+        <w:rPr>
+          <w:rFonts w:ascii="Times New Roman" w:hAnsi="Times New Roman" w:eastAsia="Times New Roman"/>
+          <w:b w:val="0"/>
+          <w:i w:val="0"/>
+          <w:sz w:val="28"/>
+        </w:rPr>
+        <w:t>. Если событие изменения отчета создано на первом узле, то без межузловой синхронизации второй узел не узнает, что нужно отправить событие своим клиентам. Формально система уже имеет два backend-экземпляра, но real-time пространство фрагментируется на независимые острова [3], [10].</w:t>
       </w:r>
     </w:p>
     <w:p>
@@ -3623,7 +3630,31 @@
           <w:i w:val="0"/>
           <w:sz w:val="28"/>
         </w:rPr>
-        <w:t>В рамках работы рассматривались несколько подходов к построению масштабируемого real-time контура [3], [4], [9], [10], [12].</w:t>
+        <w:t>Для системы совместной работы это является функциональным дефектом. Пользователь не обязан знать, через какой серверный процесс он подключен. Ожидаемое свойство интерфейса состоит в том, что изменение сущности доставляется всем заинтересованным участникам. Следовательно, поддержка горизонтального масштабирования WebSocket-соединений должна включать не только запуск нескольких процессов, но и межузловую доставку событий [3], [15].</w:t>
+      </w:r>
+    </w:p>
+    <w:p>
+      <w:pPr>
+        <w:pStyle w:val="Heading2"/>
+      </w:pPr>
+      <w:r>
+        <w:t>1.4 Сравнение подходов к масштабированию</w:t>
+      </w:r>
+    </w:p>
+    <w:p>
+      <w:pPr>
+        <w:spacing w:line="360" w:lineRule="auto"/>
+        <w:ind w:firstLine="709"/>
+        <w:jc w:val="both"/>
+      </w:pPr>
+      <w:r>
+        <w:rPr>
+          <w:rFonts w:ascii="Times New Roman" w:hAnsi="Times New Roman" w:eastAsia="Times New Roman"/>
+          <w:b w:val="0"/>
+          <w:i w:val="0"/>
+          <w:sz w:val="28"/>
+        </w:rPr>
+        <w:t>В рамках работы рассматривались несколько подходов к построению масштабируемого real-time контура [3], [4], [7], [9], [10].</w:t>
       </w:r>
     </w:p>
     <w:p>
@@ -3638,7 +3669,7 @@
           <w:i w:val="0"/>
           <w:sz w:val="24"/>
         </w:rPr>
-        <w:t>Таблица 1 — Подход</w:t>
+        <w:t>Таблица 1 — Сравнение подходов к масштабированию WebSocket-соединений</w:t>
       </w:r>
     </w:p>
     <w:tbl>
@@ -4477,7 +4508,7 @@
           <w:i w:val="0"/>
           <w:sz w:val="28"/>
         </w:rPr>
-        <w:t>Анализ показал, что real-time интерфейс в системе отслеживания задач должен рассматриваться как контур совместной работы над сущностями, а не только как клиентский WebSocket. Главным ограничением single-node реализации является локальность сведений о соединениях и группах. Для устранения этого ограничения требуется архитектура, в которой несколько экземпляров backend-сервиса обмениваются real-time событиями через межузловой механизм. Для рассматриваемой системы рациональным решением является использование Redis backplane в составе SignalR [3], [4], [13].</w:t>
+        <w:t>Анализ показал, что real-time интерфейс в системе отслеживания задач должен рассматриваться как контур совместной работы над сущностями, а не только как клиентский WebSocket. Главным ограничением single-node реализации является локальность сведений о соединениях и группах. Для устранения этого ограничения требуется архитектура, в которой несколько экземпляров backend-сервиса обмениваются real-time событиями через межузловой механизм. Для рассматриваемой системы рациональным решением является использование Redis backplane в составе SignalR [3], [4], [15].</w:t>
       </w:r>
     </w:p>
     <w:p>
@@ -5267,7 +5298,7 @@
           <w:i w:val="0"/>
           <w:sz w:val="28"/>
         </w:rPr>
-        <w:t>. Оба экземпляра подключены к общей базе данных и к Redis. SignalR использует Redis backplane для межузловой доставки событий [4], [11], [12].</w:t>
+        <w:t>. Оба экземпляра подключены к общей базе данных и к Redis. SignalR использует Redis backplane для межузловой доставки событий [4], [10], [14].</w:t>
       </w:r>
     </w:p>
     <w:p>
@@ -6472,7 +6503,7 @@
           <w:i w:val="0"/>
           <w:sz w:val="28"/>
         </w:rPr>
-        <w:t xml:space="preserve"> в пустую строку для обоих экземпляров.</w:t>
+        <w:t xml:space="preserve"> в пустую строку для обоих экземпляров [17].</w:t>
       </w:r>
     </w:p>
     <w:p>
@@ -6506,7 +6537,7 @@
           <w:i w:val="0"/>
           <w:sz w:val="28"/>
         </w:rPr>
-        <w:t xml:space="preserve"> содержит два backend-сервера [12]:</w:t>
+        <w:t xml:space="preserve"> содержит два backend-сервера [10]:</w:t>
       </w:r>
     </w:p>
     <w:p>
@@ -6615,7 +6646,7 @@
           <w:i w:val="0"/>
           <w:sz w:val="28"/>
         </w:rPr>
-        <w:t>. Конфигурация не зависит от дополнительных сервисов авторизации или пользовательского профиля и предназначена только для проверки real-time контура [11], [12].</w:t>
+        <w:t>. Конфигурация не зависит от дополнительных сервисов авторизации или пользовательского профиля и предназначена только для проверки real-time контура [10], [14].</w:t>
       </w:r>
     </w:p>
     <w:p>
@@ -6835,7 +6866,61 @@
           <w:i w:val="0"/>
           <w:sz w:val="28"/>
         </w:rPr>
-        <w:t>. В этом режиме выполняется несколько независимых проверок, после чего скрипт выводит число успешных доставок и агрегированные значения задержки: минимум, максимум, среднее, p50 и p95.</w:t>
+        <w:t xml:space="preserve">. В этом режиме выполняется несколько независимых проверок, после чего скрипт выводит число успешных доставок и агрегированные значения задержки: минимум, максимум, среднее, p50 и p95. Дополнительно предусмотрены режимы </w:t>
+      </w:r>
+      <w:r>
+        <w:rPr>
+          <w:rFonts w:ascii="Courier New" w:hAnsi="Courier New" w:eastAsia="Courier New"/>
+          <w:b w:val="0"/>
+          <w:i w:val="0"/>
+          <w:sz w:val="28"/>
+        </w:rPr>
+        <w:t>THESIS_SCENARIO=rejoin</w:t>
+      </w:r>
+      <w:r>
+        <w:rPr>
+          <w:rFonts w:ascii="Times New Roman" w:hAnsi="Times New Roman" w:eastAsia="Times New Roman"/>
+          <w:b w:val="0"/>
+          <w:i w:val="0"/>
+          <w:sz w:val="28"/>
+        </w:rPr>
+        <w:t xml:space="preserve"> и </w:t>
+      </w:r>
+      <w:r>
+        <w:rPr>
+          <w:rFonts w:ascii="Courier New" w:hAnsi="Courier New" w:eastAsia="Courier New"/>
+          <w:b w:val="0"/>
+          <w:i w:val="0"/>
+          <w:sz w:val="28"/>
+        </w:rPr>
+        <w:t>THESIS_SCENARIO=failover</w:t>
+      </w:r>
+      <w:r>
+        <w:rPr>
+          <w:rFonts w:ascii="Times New Roman" w:hAnsi="Times New Roman" w:eastAsia="Times New Roman"/>
+          <w:b w:val="0"/>
+          <w:i w:val="0"/>
+          <w:sz w:val="28"/>
+        </w:rPr>
+        <w:t xml:space="preserve">: первый проверяет повторное вступление в группу после разрыва соединения, второй — переподключение через nginx после остановки одного экземпляра </w:t>
+      </w:r>
+      <w:r>
+        <w:rPr>
+          <w:rFonts w:ascii="Courier New" w:hAnsi="Courier New" w:eastAsia="Courier New"/>
+          <w:b w:val="0"/>
+          <w:i w:val="0"/>
+          <w:sz w:val="28"/>
+        </w:rPr>
+        <w:t>app-api</w:t>
+      </w:r>
+      <w:r>
+        <w:rPr>
+          <w:rFonts w:ascii="Times New Roman" w:hAnsi="Times New Roman" w:eastAsia="Times New Roman"/>
+          <w:b w:val="0"/>
+          <w:i w:val="0"/>
+          <w:sz w:val="28"/>
+        </w:rPr>
+        <w:t>.</w:t>
       </w:r>
     </w:p>
     <w:p>
@@ -7185,14 +7270,6 @@
     </w:p>
     <w:p>
       <w:pPr>
-        <w:pStyle w:val="Heading2"/>
-      </w:pPr>
-      <w:r>
-        <w:t>5.3 Результат без Redis backplane</w:t>
-      </w:r>
-    </w:p>
-    <w:p>
-      <w:pPr>
         <w:spacing w:line="360" w:lineRule="auto"/>
         <w:ind w:firstLine="709"/>
         <w:jc w:val="both"/>
@@ -7204,25 +7281,7 @@
           <w:i w:val="0"/>
           <w:sz w:val="28"/>
         </w:rPr>
-        <w:t xml:space="preserve">В режиме без backplane оба экземпляра </w:t>
-      </w:r>
-      <w:r>
-        <w:rPr>
-          <w:rFonts w:ascii="Courier New" w:hAnsi="Courier New" w:eastAsia="Courier New"/>
-          <w:b w:val="0"/>
-          <w:i w:val="0"/>
-          <w:sz w:val="28"/>
-        </w:rPr>
-        <w:t>app-api</w:t>
-      </w:r>
-      <w:r>
-        <w:rPr>
-          <w:rFonts w:ascii="Times New Roman" w:hAnsi="Times New Roman" w:eastAsia="Times New Roman"/>
-          <w:b w:val="0"/>
-          <w:i w:val="0"/>
-          <w:sz w:val="28"/>
-        </w:rPr>
-        <w:t xml:space="preserve"> работают, но SignalR не имеет межузлового канала доставки событий. Проверочный сценарий завершился timeout:</w:t>
+        <w:t>Для проверки восстановления подписки и отказа узла используются команды:</w:t>
       </w:r>
     </w:p>
     <w:p>
@@ -7237,7 +7296,30 @@
           <w:i w:val="0"/>
           <w:sz w:val="20"/>
         </w:rPr>
-        <w:t>Error: ReceiveReportPatch timed out after 10000ms</w:t>
+        <w:t>THESIS_SCENARIO=rejoin node scripts/realtime-scaleout-check.mjs</w:t>
+      </w:r>
+    </w:p>
+    <w:p>
+      <w:pPr>
+        <w:spacing w:line="240" w:lineRule="auto"/>
+        <w:ind w:firstLine="0" w:left="709"/>
+      </w:pPr>
+      <w:r>
+        <w:rPr>
+          <w:rFonts w:ascii="Courier New" w:hAnsi="Courier New" w:eastAsia="Courier New"/>
+          <w:b w:val="0"/>
+          <w:i w:val="0"/>
+          <w:sz w:val="20"/>
+        </w:rPr>
+        <w:t>THESIS_SCENARIO=failover THESIS_ALLOW_DOCKER_CONTROL=1 THESIS_TIMEOUT_MS=20000 node scripts/realtime-scaleout-check.mjs</w:t>
+      </w:r>
+    </w:p>
+    <w:p>
+      <w:pPr>
+        <w:pStyle w:val="Heading2"/>
+      </w:pPr>
+      <w:r>
+        <w:t>5.3 Результат без Redis backplane</w:t>
       </w:r>
     </w:p>
     <w:p>
@@ -7253,15 +7335,40 @@
           <w:i w:val="0"/>
           <w:sz w:val="28"/>
         </w:rPr>
-        <w:t>Интерпретация результата: клиент A был подключен к одному экземпляру сервиса, клиент B — к другому. Событие изменения отчета было создано через первый экземпляр, но не дошло до клиента, подключенного ко второму экземпляру. Этот результат подтверждает исходное архитектурное ограничение: простой запуск нескольких backend-процессов не обеспечивает глобальную real-time доставку [3].</w:t>
-      </w:r>
-    </w:p>
-    <w:p>
-      <w:pPr>
-        <w:pStyle w:val="Heading2"/>
-      </w:pPr>
-      <w:r>
-        <w:t>5.4 Результат с Redis backplane</w:t>
+        <w:t xml:space="preserve">В режиме без backplane оба экземпляра </w:t>
+      </w:r>
+      <w:r>
+        <w:rPr>
+          <w:rFonts w:ascii="Courier New" w:hAnsi="Courier New" w:eastAsia="Courier New"/>
+          <w:b w:val="0"/>
+          <w:i w:val="0"/>
+          <w:sz w:val="28"/>
+        </w:rPr>
+        <w:t>app-api</w:t>
+      </w:r>
+      <w:r>
+        <w:rPr>
+          <w:rFonts w:ascii="Times New Roman" w:hAnsi="Times New Roman" w:eastAsia="Times New Roman"/>
+          <w:b w:val="0"/>
+          <w:i w:val="0"/>
+          <w:sz w:val="28"/>
+        </w:rPr>
+        <w:t xml:space="preserve"> работают, но SignalR не имеет межузлового канала доставки событий. Проверочный сценарий завершился timeout:</w:t>
+      </w:r>
+    </w:p>
+    <w:p>
+      <w:pPr>
+        <w:spacing w:line="240" w:lineRule="auto"/>
+        <w:ind w:firstLine="0" w:left="709"/>
+      </w:pPr>
+      <w:r>
+        <w:rPr>
+          <w:rFonts w:ascii="Courier New" w:hAnsi="Courier New" w:eastAsia="Courier New"/>
+          <w:b w:val="0"/>
+          <w:i w:val="0"/>
+          <w:sz w:val="20"/>
+        </w:rPr>
+        <w:t>Error: ReceiveReportPatch timed out after 10000ms</w:t>
       </w:r>
     </w:p>
     <w:p>
@@ -7277,382 +7384,15 @@
           <w:i w:val="0"/>
           <w:sz w:val="28"/>
         </w:rPr>
-        <w:t>В режиме с Redis backplane проверочный сценарий завершился успешно. Один из зафиксированных результатов:</w:t>
-      </w:r>
-    </w:p>
-    <w:p>
-      <w:pPr>
-        <w:spacing w:line="240" w:lineRule="auto"/>
-        <w:ind w:firstLine="0" w:left="709"/>
-      </w:pPr>
-      <w:r>
-        <w:rPr>
-          <w:rFonts w:ascii="Courier New" w:hAnsi="Courier New" w:eastAsia="Courier New"/>
-          <w:b w:val="0"/>
-          <w:i w:val="0"/>
-          <w:sz w:val="20"/>
-        </w:rPr>
-        <w:t>{</w:t>
-      </w:r>
-    </w:p>
-    <w:p>
-      <w:pPr>
-        <w:spacing w:line="240" w:lineRule="auto"/>
-        <w:ind w:firstLine="0" w:left="709"/>
-      </w:pPr>
-      <w:r>
-        <w:rPr>
-          <w:rFonts w:ascii="Courier New" w:hAnsi="Courier New" w:eastAsia="Courier New"/>
-          <w:b w:val="0"/>
-          <w:i w:val="0"/>
-          <w:sz w:val="20"/>
-        </w:rPr>
-        <w:t xml:space="preserve">  "ok": true,</w:t>
-      </w:r>
-    </w:p>
-    <w:p>
-      <w:pPr>
-        <w:spacing w:line="240" w:lineRule="auto"/>
-        <w:ind w:firstLine="0" w:left="709"/>
-      </w:pPr>
-      <w:r>
-        <w:rPr>
-          <w:rFonts w:ascii="Courier New" w:hAnsi="Courier New" w:eastAsia="Courier New"/>
-          <w:b w:val="0"/>
-          <w:i w:val="0"/>
-          <w:sz w:val="20"/>
-        </w:rPr>
-        <w:t xml:space="preserve">  "reportId": "3",</w:t>
-      </w:r>
-    </w:p>
-    <w:p>
-      <w:pPr>
-        <w:spacing w:line="240" w:lineRule="auto"/>
-        <w:ind w:firstLine="0" w:left="709"/>
-      </w:pPr>
-      <w:r>
-        <w:rPr>
-          <w:rFonts w:ascii="Courier New" w:hAnsi="Courier New" w:eastAsia="Courier New"/>
-          <w:b w:val="0"/>
-          <w:i w:val="0"/>
-          <w:sz w:val="20"/>
-        </w:rPr>
-        <w:t xml:space="preserve">  "patchedTitle": "scaleout-patched-1778316874715",</w:t>
-      </w:r>
-    </w:p>
-    <w:p>
-      <w:pPr>
-        <w:spacing w:line="240" w:lineRule="auto"/>
-        <w:ind w:firstLine="0" w:left="709"/>
-      </w:pPr>
-      <w:r>
-        <w:rPr>
-          <w:rFonts w:ascii="Courier New" w:hAnsi="Courier New" w:eastAsia="Courier New"/>
-          <w:b w:val="0"/>
-          <w:i w:val="0"/>
-          <w:sz w:val="20"/>
-        </w:rPr>
-        <w:t xml:space="preserve">  "nodeA": {</w:t>
-      </w:r>
-    </w:p>
-    <w:p>
-      <w:pPr>
-        <w:spacing w:line="240" w:lineRule="auto"/>
-        <w:ind w:firstLine="0" w:left="709"/>
-      </w:pPr>
-      <w:r>
-        <w:rPr>
-          <w:rFonts w:ascii="Courier New" w:hAnsi="Courier New" w:eastAsia="Courier New"/>
-          <w:b w:val="0"/>
-          <w:i w:val="0"/>
-          <w:sz w:val="20"/>
-        </w:rPr>
-        <w:t xml:space="preserve">    "serverInstanceId": "app-api-1",</w:t>
-      </w:r>
-    </w:p>
-    <w:p>
-      <w:pPr>
-        <w:spacing w:line="240" w:lineRule="auto"/>
-        <w:ind w:firstLine="0" w:left="709"/>
-      </w:pPr>
-      <w:r>
-        <w:rPr>
-          <w:rFonts w:ascii="Courier New" w:hAnsi="Courier New" w:eastAsia="Courier New"/>
-          <w:b w:val="0"/>
-          <w:i w:val="0"/>
-          <w:sz w:val="20"/>
-        </w:rPr>
-        <w:t xml:space="preserve">    "machineName": "21ee5de48b13",</w:t>
-      </w:r>
-    </w:p>
-    <w:p>
-      <w:pPr>
-        <w:spacing w:line="240" w:lineRule="auto"/>
-        <w:ind w:firstLine="0" w:left="709"/>
-      </w:pPr>
-      <w:r>
-        <w:rPr>
-          <w:rFonts w:ascii="Courier New" w:hAnsi="Courier New" w:eastAsia="Courier New"/>
-          <w:b w:val="0"/>
-          <w:i w:val="0"/>
-          <w:sz w:val="20"/>
-        </w:rPr>
-        <w:t xml:space="preserve">    "connectionId": "9iIIs9uWgfJlf6BHXER8XA",</w:t>
-      </w:r>
-    </w:p>
-    <w:p>
-      <w:pPr>
-        <w:spacing w:line="240" w:lineRule="auto"/>
-        <w:ind w:firstLine="0" w:left="709"/>
-      </w:pPr>
-      <w:r>
-        <w:rPr>
-          <w:rFonts w:ascii="Courier New" w:hAnsi="Courier New" w:eastAsia="Courier New"/>
-          <w:b w:val="0"/>
-          <w:i w:val="0"/>
-          <w:sz w:val="20"/>
-        </w:rPr>
-        <w:t xml:space="preserve">    "userIdentifier": "thesis-user"</w:t>
-      </w:r>
-    </w:p>
-    <w:p>
-      <w:pPr>
-        <w:spacing w:line="240" w:lineRule="auto"/>
-        <w:ind w:firstLine="0" w:left="709"/>
-      </w:pPr>
-      <w:r>
-        <w:rPr>
-          <w:rFonts w:ascii="Courier New" w:hAnsi="Courier New" w:eastAsia="Courier New"/>
-          <w:b w:val="0"/>
-          <w:i w:val="0"/>
-          <w:sz w:val="20"/>
-        </w:rPr>
-        <w:t xml:space="preserve">  },</w:t>
-      </w:r>
-    </w:p>
-    <w:p>
-      <w:pPr>
-        <w:spacing w:line="240" w:lineRule="auto"/>
-        <w:ind w:firstLine="0" w:left="709"/>
-      </w:pPr>
-      <w:r>
-        <w:rPr>
-          <w:rFonts w:ascii="Courier New" w:hAnsi="Courier New" w:eastAsia="Courier New"/>
-          <w:b w:val="0"/>
-          <w:i w:val="0"/>
-          <w:sz w:val="20"/>
-        </w:rPr>
-        <w:t xml:space="preserve">  "nodeB": {</w:t>
-      </w:r>
-    </w:p>
-    <w:p>
-      <w:pPr>
-        <w:spacing w:line="240" w:lineRule="auto"/>
-        <w:ind w:firstLine="0" w:left="709"/>
-      </w:pPr>
-      <w:r>
-        <w:rPr>
-          <w:rFonts w:ascii="Courier New" w:hAnsi="Courier New" w:eastAsia="Courier New"/>
-          <w:b w:val="0"/>
-          <w:i w:val="0"/>
-          <w:sz w:val="20"/>
-        </w:rPr>
-        <w:t xml:space="preserve">    "serverInstanceId": "app-api-2",</w:t>
-      </w:r>
-    </w:p>
-    <w:p>
-      <w:pPr>
-        <w:spacing w:line="240" w:lineRule="auto"/>
-        <w:ind w:firstLine="0" w:left="709"/>
-      </w:pPr>
-      <w:r>
-        <w:rPr>
-          <w:rFonts w:ascii="Courier New" w:hAnsi="Courier New" w:eastAsia="Courier New"/>
-          <w:b w:val="0"/>
-          <w:i w:val="0"/>
-          <w:sz w:val="20"/>
-        </w:rPr>
-        <w:t xml:space="preserve">    "machineName": "1d6a8589cdae",</w:t>
-      </w:r>
-    </w:p>
-    <w:p>
-      <w:pPr>
-        <w:spacing w:line="240" w:lineRule="auto"/>
-        <w:ind w:firstLine="0" w:left="709"/>
-      </w:pPr>
-      <w:r>
-        <w:rPr>
-          <w:rFonts w:ascii="Courier New" w:hAnsi="Courier New" w:eastAsia="Courier New"/>
-          <w:b w:val="0"/>
-          <w:i w:val="0"/>
-          <w:sz w:val="20"/>
-        </w:rPr>
-        <w:t xml:space="preserve">    "connectionId": "NpH7DSAYYJW1EWM2XKhyqQ",</w:t>
-      </w:r>
-    </w:p>
-    <w:p>
-      <w:pPr>
-        <w:spacing w:line="240" w:lineRule="auto"/>
-        <w:ind w:firstLine="0" w:left="709"/>
-      </w:pPr>
-      <w:r>
-        <w:rPr>
-          <w:rFonts w:ascii="Courier New" w:hAnsi="Courier New" w:eastAsia="Courier New"/>
-          <w:b w:val="0"/>
-          <w:i w:val="0"/>
-          <w:sz w:val="20"/>
-        </w:rPr>
-        <w:t xml:space="preserve">    "userIdentifier": "thesis-user"</w:t>
-      </w:r>
-    </w:p>
-    <w:p>
-      <w:pPr>
-        <w:spacing w:line="240" w:lineRule="auto"/>
-        <w:ind w:firstLine="0" w:left="709"/>
-      </w:pPr>
-      <w:r>
-        <w:rPr>
-          <w:rFonts w:ascii="Courier New" w:hAnsi="Courier New" w:eastAsia="Courier New"/>
-          <w:b w:val="0"/>
-          <w:i w:val="0"/>
-          <w:sz w:val="20"/>
-        </w:rPr>
-        <w:t xml:space="preserve">  },</w:t>
-      </w:r>
-    </w:p>
-    <w:p>
-      <w:pPr>
-        <w:spacing w:line="240" w:lineRule="auto"/>
-        <w:ind w:firstLine="0" w:left="709"/>
-      </w:pPr>
-      <w:r>
-        <w:rPr>
-          <w:rFonts w:ascii="Courier New" w:hAnsi="Courier New" w:eastAsia="Courier New"/>
-          <w:b w:val="0"/>
-          <w:i w:val="0"/>
-          <w:sz w:val="20"/>
-        </w:rPr>
-        <w:t xml:space="preserve">  "receivedPatch": {</w:t>
-      </w:r>
-    </w:p>
-    <w:p>
-      <w:pPr>
-        <w:spacing w:line="240" w:lineRule="auto"/>
-        <w:ind w:firstLine="0" w:left="709"/>
-      </w:pPr>
-      <w:r>
-        <w:rPr>
-          <w:rFonts w:ascii="Courier New" w:hAnsi="Courier New" w:eastAsia="Courier New"/>
-          <w:b w:val="0"/>
-          <w:i w:val="0"/>
-          <w:sz w:val="20"/>
-        </w:rPr>
-        <w:t xml:space="preserve">    "title": "scaleout-patched-1778316874715",</w:t>
-      </w:r>
-    </w:p>
-    <w:p>
-      <w:pPr>
-        <w:spacing w:line="240" w:lineRule="auto"/>
-        <w:ind w:firstLine="0" w:left="709"/>
-      </w:pPr>
-      <w:r>
-        <w:rPr>
-          <w:rFonts w:ascii="Courier New" w:hAnsi="Courier New" w:eastAsia="Courier New"/>
-          <w:b w:val="0"/>
-          <w:i w:val="0"/>
-          <w:sz w:val="20"/>
-        </w:rPr>
-        <w:t xml:space="preserve">    "updatedAt": "2026-05-09T08:54:35.186614+00:00"</w:t>
-      </w:r>
-    </w:p>
-    <w:p>
-      <w:pPr>
-        <w:spacing w:line="240" w:lineRule="auto"/>
-        <w:ind w:firstLine="0" w:left="709"/>
-      </w:pPr>
-      <w:r>
-        <w:rPr>
-          <w:rFonts w:ascii="Courier New" w:hAnsi="Courier New" w:eastAsia="Courier New"/>
-          <w:b w:val="0"/>
-          <w:i w:val="0"/>
-          <w:sz w:val="20"/>
-        </w:rPr>
-        <w:t xml:space="preserve">  },</w:t>
-      </w:r>
-    </w:p>
-    <w:p>
-      <w:pPr>
-        <w:spacing w:line="240" w:lineRule="auto"/>
-        <w:ind w:firstLine="0" w:left="709"/>
-      </w:pPr>
-      <w:r>
-        <w:rPr>
-          <w:rFonts w:ascii="Courier New" w:hAnsi="Courier New" w:eastAsia="Courier New"/>
-          <w:b w:val="0"/>
-          <w:i w:val="0"/>
-          <w:sz w:val="20"/>
-        </w:rPr>
-        <w:t xml:space="preserve">  "metrics": {</w:t>
-      </w:r>
-    </w:p>
-    <w:p>
-      <w:pPr>
-        <w:spacing w:line="240" w:lineRule="auto"/>
-        <w:ind w:firstLine="0" w:left="709"/>
-      </w:pPr>
-      <w:r>
-        <w:rPr>
-          <w:rFonts w:ascii="Courier New" w:hAnsi="Courier New" w:eastAsia="Courier New"/>
-          <w:b w:val="0"/>
-          <w:i w:val="0"/>
-          <w:sz w:val="20"/>
-        </w:rPr>
-        <w:t xml:space="preserve">    "deliveryLatencyMs": 9.5,</w:t>
-      </w:r>
-    </w:p>
-    <w:p>
-      <w:pPr>
-        <w:spacing w:line="240" w:lineRule="auto"/>
-        <w:ind w:firstLine="0" w:left="709"/>
-      </w:pPr>
-      <w:r>
-        <w:rPr>
-          <w:rFonts w:ascii="Courier New" w:hAnsi="Courier New" w:eastAsia="Courier New"/>
-          <w:b w:val="0"/>
-          <w:i w:val="0"/>
-          <w:sz w:val="20"/>
-        </w:rPr>
-        <w:t xml:space="preserve">    "patchRequestMs": 8.5</w:t>
-      </w:r>
-    </w:p>
-    <w:p>
-      <w:pPr>
-        <w:spacing w:line="240" w:lineRule="auto"/>
-        <w:ind w:firstLine="0" w:left="709"/>
-      </w:pPr>
-      <w:r>
-        <w:rPr>
-          <w:rFonts w:ascii="Courier New" w:hAnsi="Courier New" w:eastAsia="Courier New"/>
-          <w:b w:val="0"/>
-          <w:i w:val="0"/>
-          <w:sz w:val="20"/>
-        </w:rPr>
-        <w:t xml:space="preserve">  }</w:t>
-      </w:r>
-    </w:p>
-    <w:p>
-      <w:pPr>
-        <w:spacing w:line="240" w:lineRule="auto"/>
-        <w:ind w:firstLine="0" w:left="709"/>
-      </w:pPr>
-      <w:r>
-        <w:rPr>
-          <w:rFonts w:ascii="Courier New" w:hAnsi="Courier New" w:eastAsia="Courier New"/>
-          <w:b w:val="0"/>
-          <w:i w:val="0"/>
-          <w:sz w:val="20"/>
-        </w:rPr>
-        <w:t>}</w:t>
+        <w:t>Интерпретация результата: клиент A был подключен к одному экземпляру сервиса, клиент B — к другому. Событие изменения отчета было создано через первый экземпляр, но не дошло до клиента, подключенного ко второму экземпляру. Этот результат подтверждает исходное архитектурное ограничение: простой запуск нескольких backend-процессов не обеспечивает глобальную real-time доставку [3].</w:t>
+      </w:r>
+    </w:p>
+    <w:p>
+      <w:pPr>
+        <w:pStyle w:val="Heading2"/>
+      </w:pPr>
+      <w:r>
+        <w:t>5.4 Результат с Redis backplane</w:t>
       </w:r>
     </w:p>
     <w:p>
@@ -7668,69 +7408,382 @@
           <w:i w:val="0"/>
           <w:sz w:val="28"/>
         </w:rPr>
-        <w:t xml:space="preserve">Из результата видно, что клиент A был подключен к </w:t>
-      </w:r>
+        <w:t>В режиме с Redis backplane проверочный сценарий завершился успешно. Один из зафиксированных результатов:</w:t>
+      </w:r>
+    </w:p>
+    <w:p>
+      <w:pPr>
+        <w:spacing w:line="240" w:lineRule="auto"/>
+        <w:ind w:firstLine="0" w:left="709"/>
+      </w:pPr>
       <w:r>
         <w:rPr>
           <w:rFonts w:ascii="Courier New" w:hAnsi="Courier New" w:eastAsia="Courier New"/>
           <w:b w:val="0"/>
           <w:i w:val="0"/>
-          <w:sz w:val="28"/>
-        </w:rPr>
-        <w:t>app-api-1</w:t>
-      </w:r>
-      <w:r>
-        <w:rPr>
-          <w:rFonts w:ascii="Times New Roman" w:hAnsi="Times New Roman" w:eastAsia="Times New Roman"/>
-          <w:b w:val="0"/>
-          <w:i w:val="0"/>
-          <w:sz w:val="28"/>
-        </w:rPr>
-        <w:t xml:space="preserve">, а клиент B — к </w:t>
-      </w:r>
+          <w:sz w:val="20"/>
+        </w:rPr>
+        <w:t>{</w:t>
+      </w:r>
+    </w:p>
+    <w:p>
+      <w:pPr>
+        <w:spacing w:line="240" w:lineRule="auto"/>
+        <w:ind w:firstLine="0" w:left="709"/>
+      </w:pPr>
       <w:r>
         <w:rPr>
           <w:rFonts w:ascii="Courier New" w:hAnsi="Courier New" w:eastAsia="Courier New"/>
           <w:b w:val="0"/>
           <w:i w:val="0"/>
-          <w:sz w:val="28"/>
-        </w:rPr>
-        <w:t>app-api-2</w:t>
-      </w:r>
-      <w:r>
-        <w:rPr>
-          <w:rFonts w:ascii="Times New Roman" w:hAnsi="Times New Roman" w:eastAsia="Times New Roman"/>
-          <w:b w:val="0"/>
-          <w:i w:val="0"/>
-          <w:sz w:val="28"/>
-        </w:rPr>
-        <w:t xml:space="preserve">. При этом клиент B получил событие </w:t>
-      </w:r>
+          <w:sz w:val="20"/>
+        </w:rPr>
+        <w:t xml:space="preserve">  "ok": true,</w:t>
+      </w:r>
+    </w:p>
+    <w:p>
+      <w:pPr>
+        <w:spacing w:line="240" w:lineRule="auto"/>
+        <w:ind w:firstLine="0" w:left="709"/>
+      </w:pPr>
       <w:r>
         <w:rPr>
           <w:rFonts w:ascii="Courier New" w:hAnsi="Courier New" w:eastAsia="Courier New"/>
           <w:b w:val="0"/>
           <w:i w:val="0"/>
-          <w:sz w:val="28"/>
-        </w:rPr>
-        <w:t>ReceiveReportPatch</w:t>
-      </w:r>
-      <w:r>
-        <w:rPr>
-          <w:rFonts w:ascii="Times New Roman" w:hAnsi="Times New Roman" w:eastAsia="Times New Roman"/>
-          <w:b w:val="0"/>
-          <w:i w:val="0"/>
-          <w:sz w:val="28"/>
-        </w:rPr>
-        <w:t>, инициированное через первый узел. Это подтверждает, что Redis backplane обеспечил межузловую доставку real-time события [4], [9].</w:t>
-      </w:r>
-    </w:p>
-    <w:p>
-      <w:pPr>
-        <w:pStyle w:val="Heading2"/>
-      </w:pPr>
-      <w:r>
-        <w:t>5.5 Серийная проверка и задержка доставки</w:t>
+          <w:sz w:val="20"/>
+        </w:rPr>
+        <w:t xml:space="preserve">  "reportId": "3",</w:t>
+      </w:r>
+    </w:p>
+    <w:p>
+      <w:pPr>
+        <w:spacing w:line="240" w:lineRule="auto"/>
+        <w:ind w:firstLine="0" w:left="709"/>
+      </w:pPr>
+      <w:r>
+        <w:rPr>
+          <w:rFonts w:ascii="Courier New" w:hAnsi="Courier New" w:eastAsia="Courier New"/>
+          <w:b w:val="0"/>
+          <w:i w:val="0"/>
+          <w:sz w:val="20"/>
+        </w:rPr>
+        <w:t xml:space="preserve">  "patchedTitle": "scaleout-patched-1778316874715",</w:t>
+      </w:r>
+    </w:p>
+    <w:p>
+      <w:pPr>
+        <w:spacing w:line="240" w:lineRule="auto"/>
+        <w:ind w:firstLine="0" w:left="709"/>
+      </w:pPr>
+      <w:r>
+        <w:rPr>
+          <w:rFonts w:ascii="Courier New" w:hAnsi="Courier New" w:eastAsia="Courier New"/>
+          <w:b w:val="0"/>
+          <w:i w:val="0"/>
+          <w:sz w:val="20"/>
+        </w:rPr>
+        <w:t xml:space="preserve">  "nodeA": {</w:t>
+      </w:r>
+    </w:p>
+    <w:p>
+      <w:pPr>
+        <w:spacing w:line="240" w:lineRule="auto"/>
+        <w:ind w:firstLine="0" w:left="709"/>
+      </w:pPr>
+      <w:r>
+        <w:rPr>
+          <w:rFonts w:ascii="Courier New" w:hAnsi="Courier New" w:eastAsia="Courier New"/>
+          <w:b w:val="0"/>
+          <w:i w:val="0"/>
+          <w:sz w:val="20"/>
+        </w:rPr>
+        <w:t xml:space="preserve">    "serverInstanceId": "app-api-1",</w:t>
+      </w:r>
+    </w:p>
+    <w:p>
+      <w:pPr>
+        <w:spacing w:line="240" w:lineRule="auto"/>
+        <w:ind w:firstLine="0" w:left="709"/>
+      </w:pPr>
+      <w:r>
+        <w:rPr>
+          <w:rFonts w:ascii="Courier New" w:hAnsi="Courier New" w:eastAsia="Courier New"/>
+          <w:b w:val="0"/>
+          <w:i w:val="0"/>
+          <w:sz w:val="20"/>
+        </w:rPr>
+        <w:t xml:space="preserve">    "machineName": "21ee5de48b13",</w:t>
+      </w:r>
+    </w:p>
+    <w:p>
+      <w:pPr>
+        <w:spacing w:line="240" w:lineRule="auto"/>
+        <w:ind w:firstLine="0" w:left="709"/>
+      </w:pPr>
+      <w:r>
+        <w:rPr>
+          <w:rFonts w:ascii="Courier New" w:hAnsi="Courier New" w:eastAsia="Courier New"/>
+          <w:b w:val="0"/>
+          <w:i w:val="0"/>
+          <w:sz w:val="20"/>
+        </w:rPr>
+        <w:t xml:space="preserve">    "connectionId": "9iIIs9uWgfJlf6BHXER8XA",</w:t>
+      </w:r>
+    </w:p>
+    <w:p>
+      <w:pPr>
+        <w:spacing w:line="240" w:lineRule="auto"/>
+        <w:ind w:firstLine="0" w:left="709"/>
+      </w:pPr>
+      <w:r>
+        <w:rPr>
+          <w:rFonts w:ascii="Courier New" w:hAnsi="Courier New" w:eastAsia="Courier New"/>
+          <w:b w:val="0"/>
+          <w:i w:val="0"/>
+          <w:sz w:val="20"/>
+        </w:rPr>
+        <w:t xml:space="preserve">    "userIdentifier": "thesis-user"</w:t>
+      </w:r>
+    </w:p>
+    <w:p>
+      <w:pPr>
+        <w:spacing w:line="240" w:lineRule="auto"/>
+        <w:ind w:firstLine="0" w:left="709"/>
+      </w:pPr>
+      <w:r>
+        <w:rPr>
+          <w:rFonts w:ascii="Courier New" w:hAnsi="Courier New" w:eastAsia="Courier New"/>
+          <w:b w:val="0"/>
+          <w:i w:val="0"/>
+          <w:sz w:val="20"/>
+        </w:rPr>
+        <w:t xml:space="preserve">  },</w:t>
+      </w:r>
+    </w:p>
+    <w:p>
+      <w:pPr>
+        <w:spacing w:line="240" w:lineRule="auto"/>
+        <w:ind w:firstLine="0" w:left="709"/>
+      </w:pPr>
+      <w:r>
+        <w:rPr>
+          <w:rFonts w:ascii="Courier New" w:hAnsi="Courier New" w:eastAsia="Courier New"/>
+          <w:b w:val="0"/>
+          <w:i w:val="0"/>
+          <w:sz w:val="20"/>
+        </w:rPr>
+        <w:t xml:space="preserve">  "nodeB": {</w:t>
+      </w:r>
+    </w:p>
+    <w:p>
+      <w:pPr>
+        <w:spacing w:line="240" w:lineRule="auto"/>
+        <w:ind w:firstLine="0" w:left="709"/>
+      </w:pPr>
+      <w:r>
+        <w:rPr>
+          <w:rFonts w:ascii="Courier New" w:hAnsi="Courier New" w:eastAsia="Courier New"/>
+          <w:b w:val="0"/>
+          <w:i w:val="0"/>
+          <w:sz w:val="20"/>
+        </w:rPr>
+        <w:t xml:space="preserve">    "serverInstanceId": "app-api-2",</w:t>
+      </w:r>
+    </w:p>
+    <w:p>
+      <w:pPr>
+        <w:spacing w:line="240" w:lineRule="auto"/>
+        <w:ind w:firstLine="0" w:left="709"/>
+      </w:pPr>
+      <w:r>
+        <w:rPr>
+          <w:rFonts w:ascii="Courier New" w:hAnsi="Courier New" w:eastAsia="Courier New"/>
+          <w:b w:val="0"/>
+          <w:i w:val="0"/>
+          <w:sz w:val="20"/>
+        </w:rPr>
+        <w:t xml:space="preserve">    "machineName": "1d6a8589cdae",</w:t>
+      </w:r>
+    </w:p>
+    <w:p>
+      <w:pPr>
+        <w:spacing w:line="240" w:lineRule="auto"/>
+        <w:ind w:firstLine="0" w:left="709"/>
+      </w:pPr>
+      <w:r>
+        <w:rPr>
+          <w:rFonts w:ascii="Courier New" w:hAnsi="Courier New" w:eastAsia="Courier New"/>
+          <w:b w:val="0"/>
+          <w:i w:val="0"/>
+          <w:sz w:val="20"/>
+        </w:rPr>
+        <w:t xml:space="preserve">    "connectionId": "NpH7DSAYYJW1EWM2XKhyqQ",</w:t>
+      </w:r>
+    </w:p>
+    <w:p>
+      <w:pPr>
+        <w:spacing w:line="240" w:lineRule="auto"/>
+        <w:ind w:firstLine="0" w:left="709"/>
+      </w:pPr>
+      <w:r>
+        <w:rPr>
+          <w:rFonts w:ascii="Courier New" w:hAnsi="Courier New" w:eastAsia="Courier New"/>
+          <w:b w:val="0"/>
+          <w:i w:val="0"/>
+          <w:sz w:val="20"/>
+        </w:rPr>
+        <w:t xml:space="preserve">    "userIdentifier": "thesis-user"</w:t>
+      </w:r>
+    </w:p>
+    <w:p>
+      <w:pPr>
+        <w:spacing w:line="240" w:lineRule="auto"/>
+        <w:ind w:firstLine="0" w:left="709"/>
+      </w:pPr>
+      <w:r>
+        <w:rPr>
+          <w:rFonts w:ascii="Courier New" w:hAnsi="Courier New" w:eastAsia="Courier New"/>
+          <w:b w:val="0"/>
+          <w:i w:val="0"/>
+          <w:sz w:val="20"/>
+        </w:rPr>
+        <w:t xml:space="preserve">  },</w:t>
+      </w:r>
+    </w:p>
+    <w:p>
+      <w:pPr>
+        <w:spacing w:line="240" w:lineRule="auto"/>
+        <w:ind w:firstLine="0" w:left="709"/>
+      </w:pPr>
+      <w:r>
+        <w:rPr>
+          <w:rFonts w:ascii="Courier New" w:hAnsi="Courier New" w:eastAsia="Courier New"/>
+          <w:b w:val="0"/>
+          <w:i w:val="0"/>
+          <w:sz w:val="20"/>
+        </w:rPr>
+        <w:t xml:space="preserve">  "receivedPatch": {</w:t>
+      </w:r>
+    </w:p>
+    <w:p>
+      <w:pPr>
+        <w:spacing w:line="240" w:lineRule="auto"/>
+        <w:ind w:firstLine="0" w:left="709"/>
+      </w:pPr>
+      <w:r>
+        <w:rPr>
+          <w:rFonts w:ascii="Courier New" w:hAnsi="Courier New" w:eastAsia="Courier New"/>
+          <w:b w:val="0"/>
+          <w:i w:val="0"/>
+          <w:sz w:val="20"/>
+        </w:rPr>
+        <w:t xml:space="preserve">    "title": "scaleout-patched-1778316874715",</w:t>
+      </w:r>
+    </w:p>
+    <w:p>
+      <w:pPr>
+        <w:spacing w:line="240" w:lineRule="auto"/>
+        <w:ind w:firstLine="0" w:left="709"/>
+      </w:pPr>
+      <w:r>
+        <w:rPr>
+          <w:rFonts w:ascii="Courier New" w:hAnsi="Courier New" w:eastAsia="Courier New"/>
+          <w:b w:val="0"/>
+          <w:i w:val="0"/>
+          <w:sz w:val="20"/>
+        </w:rPr>
+        <w:t xml:space="preserve">    "updatedAt": "2026-05-09T08:54:35.186614+00:00"</w:t>
+      </w:r>
+    </w:p>
+    <w:p>
+      <w:pPr>
+        <w:spacing w:line="240" w:lineRule="auto"/>
+        <w:ind w:firstLine="0" w:left="709"/>
+      </w:pPr>
+      <w:r>
+        <w:rPr>
+          <w:rFonts w:ascii="Courier New" w:hAnsi="Courier New" w:eastAsia="Courier New"/>
+          <w:b w:val="0"/>
+          <w:i w:val="0"/>
+          <w:sz w:val="20"/>
+        </w:rPr>
+        <w:t xml:space="preserve">  },</w:t>
+      </w:r>
+    </w:p>
+    <w:p>
+      <w:pPr>
+        <w:spacing w:line="240" w:lineRule="auto"/>
+        <w:ind w:firstLine="0" w:left="709"/>
+      </w:pPr>
+      <w:r>
+        <w:rPr>
+          <w:rFonts w:ascii="Courier New" w:hAnsi="Courier New" w:eastAsia="Courier New"/>
+          <w:b w:val="0"/>
+          <w:i w:val="0"/>
+          <w:sz w:val="20"/>
+        </w:rPr>
+        <w:t xml:space="preserve">  "metrics": {</w:t>
+      </w:r>
+    </w:p>
+    <w:p>
+      <w:pPr>
+        <w:spacing w:line="240" w:lineRule="auto"/>
+        <w:ind w:firstLine="0" w:left="709"/>
+      </w:pPr>
+      <w:r>
+        <w:rPr>
+          <w:rFonts w:ascii="Courier New" w:hAnsi="Courier New" w:eastAsia="Courier New"/>
+          <w:b w:val="0"/>
+          <w:i w:val="0"/>
+          <w:sz w:val="20"/>
+        </w:rPr>
+        <w:t xml:space="preserve">    "deliveryLatencyMs": 9.5,</w:t>
+      </w:r>
+    </w:p>
+    <w:p>
+      <w:pPr>
+        <w:spacing w:line="240" w:lineRule="auto"/>
+        <w:ind w:firstLine="0" w:left="709"/>
+      </w:pPr>
+      <w:r>
+        <w:rPr>
+          <w:rFonts w:ascii="Courier New" w:hAnsi="Courier New" w:eastAsia="Courier New"/>
+          <w:b w:val="0"/>
+          <w:i w:val="0"/>
+          <w:sz w:val="20"/>
+        </w:rPr>
+        <w:t xml:space="preserve">    "patchRequestMs": 8.5</w:t>
+      </w:r>
+    </w:p>
+    <w:p>
+      <w:pPr>
+        <w:spacing w:line="240" w:lineRule="auto"/>
+        <w:ind w:firstLine="0" w:left="709"/>
+      </w:pPr>
+      <w:r>
+        <w:rPr>
+          <w:rFonts w:ascii="Courier New" w:hAnsi="Courier New" w:eastAsia="Courier New"/>
+          <w:b w:val="0"/>
+          <w:i w:val="0"/>
+          <w:sz w:val="20"/>
+        </w:rPr>
+        <w:t xml:space="preserve">  }</w:t>
+      </w:r>
+    </w:p>
+    <w:p>
+      <w:pPr>
+        <w:spacing w:line="240" w:lineRule="auto"/>
+        <w:ind w:firstLine="0" w:left="709"/>
+      </w:pPr>
+      <w:r>
+        <w:rPr>
+          <w:rFonts w:ascii="Courier New" w:hAnsi="Courier New" w:eastAsia="Courier New"/>
+          <w:b w:val="0"/>
+          <w:i w:val="0"/>
+          <w:sz w:val="20"/>
+        </w:rPr>
+        <w:t>}</w:t>
       </w:r>
     </w:p>
     <w:p>
@@ -7746,22 +7799,69 @@
           <w:i w:val="0"/>
           <w:sz w:val="28"/>
         </w:rPr>
-        <w:t>Для дополнительной проверки был выполнен серийный запуск из пяти независимых итераций в режиме с Redis backplane:</w:t>
-      </w:r>
-    </w:p>
-    <w:p>
-      <w:pPr>
-        <w:spacing w:line="240" w:lineRule="auto"/>
-        <w:ind w:firstLine="0" w:left="709"/>
-      </w:pPr>
+        <w:t xml:space="preserve">Из результата видно, что клиент A был подключен к </w:t>
+      </w:r>
       <w:r>
         <w:rPr>
           <w:rFonts w:ascii="Courier New" w:hAnsi="Courier New" w:eastAsia="Courier New"/>
           <w:b w:val="0"/>
           <w:i w:val="0"/>
-          <w:sz w:val="20"/>
-        </w:rPr>
-        <w:t>THESIS_ITERATIONS=5 node scripts/realtime-scaleout-check.mjs</w:t>
+          <w:sz w:val="28"/>
+        </w:rPr>
+        <w:t>app-api-1</w:t>
+      </w:r>
+      <w:r>
+        <w:rPr>
+          <w:rFonts w:ascii="Times New Roman" w:hAnsi="Times New Roman" w:eastAsia="Times New Roman"/>
+          <w:b w:val="0"/>
+          <w:i w:val="0"/>
+          <w:sz w:val="28"/>
+        </w:rPr>
+        <w:t xml:space="preserve">, а клиент B — к </w:t>
+      </w:r>
+      <w:r>
+        <w:rPr>
+          <w:rFonts w:ascii="Courier New" w:hAnsi="Courier New" w:eastAsia="Courier New"/>
+          <w:b w:val="0"/>
+          <w:i w:val="0"/>
+          <w:sz w:val="28"/>
+        </w:rPr>
+        <w:t>app-api-2</w:t>
+      </w:r>
+      <w:r>
+        <w:rPr>
+          <w:rFonts w:ascii="Times New Roman" w:hAnsi="Times New Roman" w:eastAsia="Times New Roman"/>
+          <w:b w:val="0"/>
+          <w:i w:val="0"/>
+          <w:sz w:val="28"/>
+        </w:rPr>
+        <w:t xml:space="preserve">. При этом клиент B получил событие </w:t>
+      </w:r>
+      <w:r>
+        <w:rPr>
+          <w:rFonts w:ascii="Courier New" w:hAnsi="Courier New" w:eastAsia="Courier New"/>
+          <w:b w:val="0"/>
+          <w:i w:val="0"/>
+          <w:sz w:val="28"/>
+        </w:rPr>
+        <w:t>ReceiveReportPatch</w:t>
+      </w:r>
+      <w:r>
+        <w:rPr>
+          <w:rFonts w:ascii="Times New Roman" w:hAnsi="Times New Roman" w:eastAsia="Times New Roman"/>
+          <w:b w:val="0"/>
+          <w:i w:val="0"/>
+          <w:sz w:val="28"/>
+        </w:rPr>
+        <w:t>, инициированное через первый узел. Это подтверждает, что Redis backplane обеспечил межузловую доставку real-time события [4], [9].</w:t>
+      </w:r>
+    </w:p>
+    <w:p>
+      <w:pPr>
+        <w:pStyle w:val="Heading2"/>
+      </w:pPr>
+      <w:r>
+        <w:t>5.5 Серийная проверка и задержка доставки</w:t>
       </w:r>
     </w:p>
     <w:p>
@@ -7777,7 +7877,7 @@
           <w:i w:val="0"/>
           <w:sz w:val="28"/>
         </w:rPr>
-        <w:t>Результат:</w:t>
+        <w:t>Для дополнительной проверки был выполнен серийный запуск из пяти независимых итераций в режиме с Redis backplane:</w:t>
       </w:r>
     </w:p>
     <w:p>
@@ -7792,187 +7892,7 @@
           <w:i w:val="0"/>
           <w:sz w:val="20"/>
         </w:rPr>
-        <w:t>{</w:t>
-      </w:r>
-    </w:p>
-    <w:p>
-      <w:pPr>
-        <w:spacing w:line="240" w:lineRule="auto"/>
-        <w:ind w:firstLine="0" w:left="709"/>
-      </w:pPr>
-      <w:r>
-        <w:rPr>
-          <w:rFonts w:ascii="Courier New" w:hAnsi="Courier New" w:eastAsia="Courier New"/>
-          <w:b w:val="0"/>
-          <w:i w:val="0"/>
-          <w:sz w:val="20"/>
-        </w:rPr>
-        <w:t xml:space="preserve">  "ok": true,</w:t>
-      </w:r>
-    </w:p>
-    <w:p>
-      <w:pPr>
-        <w:spacing w:line="240" w:lineRule="auto"/>
-        <w:ind w:firstLine="0" w:left="709"/>
-      </w:pPr>
-      <w:r>
-        <w:rPr>
-          <w:rFonts w:ascii="Courier New" w:hAnsi="Courier New" w:eastAsia="Courier New"/>
-          <w:b w:val="0"/>
-          <w:i w:val="0"/>
-          <w:sz w:val="20"/>
-        </w:rPr>
-        <w:t xml:space="preserve">  "iterations": 5,</w:t>
-      </w:r>
-    </w:p>
-    <w:p>
-      <w:pPr>
-        <w:spacing w:line="240" w:lineRule="auto"/>
-        <w:ind w:firstLine="0" w:left="709"/>
-      </w:pPr>
-      <w:r>
-        <w:rPr>
-          <w:rFonts w:ascii="Courier New" w:hAnsi="Courier New" w:eastAsia="Courier New"/>
-          <w:b w:val="0"/>
-          <w:i w:val="0"/>
-          <w:sz w:val="20"/>
-        </w:rPr>
-        <w:t xml:space="preserve">  "successful": 5,</w:t>
-      </w:r>
-    </w:p>
-    <w:p>
-      <w:pPr>
-        <w:spacing w:line="240" w:lineRule="auto"/>
-        <w:ind w:firstLine="0" w:left="709"/>
-      </w:pPr>
-      <w:r>
-        <w:rPr>
-          <w:rFonts w:ascii="Courier New" w:hAnsi="Courier New" w:eastAsia="Courier New"/>
-          <w:b w:val="0"/>
-          <w:i w:val="0"/>
-          <w:sz w:val="20"/>
-        </w:rPr>
-        <w:t xml:space="preserve">  "failed": 0,</w:t>
-      </w:r>
-    </w:p>
-    <w:p>
-      <w:pPr>
-        <w:spacing w:line="240" w:lineRule="auto"/>
-        <w:ind w:firstLine="0" w:left="709"/>
-      </w:pPr>
-      <w:r>
-        <w:rPr>
-          <w:rFonts w:ascii="Courier New" w:hAnsi="Courier New" w:eastAsia="Courier New"/>
-          <w:b w:val="0"/>
-          <w:i w:val="0"/>
-          <w:sz w:val="20"/>
-        </w:rPr>
-        <w:t xml:space="preserve">  "latencyMs": {</w:t>
-      </w:r>
-    </w:p>
-    <w:p>
-      <w:pPr>
-        <w:spacing w:line="240" w:lineRule="auto"/>
-        <w:ind w:firstLine="0" w:left="709"/>
-      </w:pPr>
-      <w:r>
-        <w:rPr>
-          <w:rFonts w:ascii="Courier New" w:hAnsi="Courier New" w:eastAsia="Courier New"/>
-          <w:b w:val="0"/>
-          <w:i w:val="0"/>
-          <w:sz w:val="20"/>
-        </w:rPr>
-        <w:t xml:space="preserve">    "min": 3.6,</w:t>
-      </w:r>
-    </w:p>
-    <w:p>
-      <w:pPr>
-        <w:spacing w:line="240" w:lineRule="auto"/>
-        <w:ind w:firstLine="0" w:left="709"/>
-      </w:pPr>
-      <w:r>
-        <w:rPr>
-          <w:rFonts w:ascii="Courier New" w:hAnsi="Courier New" w:eastAsia="Courier New"/>
-          <w:b w:val="0"/>
-          <w:i w:val="0"/>
-          <w:sz w:val="20"/>
-        </w:rPr>
-        <w:t xml:space="preserve">    "max": 9.5,</w:t>
-      </w:r>
-    </w:p>
-    <w:p>
-      <w:pPr>
-        <w:spacing w:line="240" w:lineRule="auto"/>
-        <w:ind w:firstLine="0" w:left="709"/>
-      </w:pPr>
-      <w:r>
-        <w:rPr>
-          <w:rFonts w:ascii="Courier New" w:hAnsi="Courier New" w:eastAsia="Courier New"/>
-          <w:b w:val="0"/>
-          <w:i w:val="0"/>
-          <w:sz w:val="20"/>
-        </w:rPr>
-        <w:t xml:space="preserve">    "avg": 5.5,</w:t>
-      </w:r>
-    </w:p>
-    <w:p>
-      <w:pPr>
-        <w:spacing w:line="240" w:lineRule="auto"/>
-        <w:ind w:firstLine="0" w:left="709"/>
-      </w:pPr>
-      <w:r>
-        <w:rPr>
-          <w:rFonts w:ascii="Courier New" w:hAnsi="Courier New" w:eastAsia="Courier New"/>
-          <w:b w:val="0"/>
-          <w:i w:val="0"/>
-          <w:sz w:val="20"/>
-        </w:rPr>
-        <w:t xml:space="preserve">    "p50": 4.4,</w:t>
-      </w:r>
-    </w:p>
-    <w:p>
-      <w:pPr>
-        <w:spacing w:line="240" w:lineRule="auto"/>
-        <w:ind w:firstLine="0" w:left="709"/>
-      </w:pPr>
-      <w:r>
-        <w:rPr>
-          <w:rFonts w:ascii="Courier New" w:hAnsi="Courier New" w:eastAsia="Courier New"/>
-          <w:b w:val="0"/>
-          <w:i w:val="0"/>
-          <w:sz w:val="20"/>
-        </w:rPr>
-        <w:t xml:space="preserve">    "p95": 9.5</w:t>
-      </w:r>
-    </w:p>
-    <w:p>
-      <w:pPr>
-        <w:spacing w:line="240" w:lineRule="auto"/>
-        <w:ind w:firstLine="0" w:left="709"/>
-      </w:pPr>
-      <w:r>
-        <w:rPr>
-          <w:rFonts w:ascii="Courier New" w:hAnsi="Courier New" w:eastAsia="Courier New"/>
-          <w:b w:val="0"/>
-          <w:i w:val="0"/>
-          <w:sz w:val="20"/>
-        </w:rPr>
-        <w:t xml:space="preserve">  }</w:t>
-      </w:r>
-    </w:p>
-    <w:p>
-      <w:pPr>
-        <w:spacing w:line="240" w:lineRule="auto"/>
-        <w:ind w:firstLine="0" w:left="709"/>
-      </w:pPr>
-      <w:r>
-        <w:rPr>
-          <w:rFonts w:ascii="Courier New" w:hAnsi="Courier New" w:eastAsia="Courier New"/>
-          <w:b w:val="0"/>
-          <w:i w:val="0"/>
-          <w:sz w:val="20"/>
-        </w:rPr>
-        <w:t>}</w:t>
+        <w:t>THESIS_ITERATIONS=5 node scripts/realtime-scaleout-check.mjs</w:t>
       </w:r>
     </w:p>
     <w:p>
@@ -7988,6 +7908,217 @@
           <w:i w:val="0"/>
           <w:sz w:val="28"/>
         </w:rPr>
+        <w:t>Результат:</w:t>
+      </w:r>
+    </w:p>
+    <w:p>
+      <w:pPr>
+        <w:spacing w:line="240" w:lineRule="auto"/>
+        <w:ind w:firstLine="0" w:left="709"/>
+      </w:pPr>
+      <w:r>
+        <w:rPr>
+          <w:rFonts w:ascii="Courier New" w:hAnsi="Courier New" w:eastAsia="Courier New"/>
+          <w:b w:val="0"/>
+          <w:i w:val="0"/>
+          <w:sz w:val="20"/>
+        </w:rPr>
+        <w:t>{</w:t>
+      </w:r>
+    </w:p>
+    <w:p>
+      <w:pPr>
+        <w:spacing w:line="240" w:lineRule="auto"/>
+        <w:ind w:firstLine="0" w:left="709"/>
+      </w:pPr>
+      <w:r>
+        <w:rPr>
+          <w:rFonts w:ascii="Courier New" w:hAnsi="Courier New" w:eastAsia="Courier New"/>
+          <w:b w:val="0"/>
+          <w:i w:val="0"/>
+          <w:sz w:val="20"/>
+        </w:rPr>
+        <w:t xml:space="preserve">  "ok": true,</w:t>
+      </w:r>
+    </w:p>
+    <w:p>
+      <w:pPr>
+        <w:spacing w:line="240" w:lineRule="auto"/>
+        <w:ind w:firstLine="0" w:left="709"/>
+      </w:pPr>
+      <w:r>
+        <w:rPr>
+          <w:rFonts w:ascii="Courier New" w:hAnsi="Courier New" w:eastAsia="Courier New"/>
+          <w:b w:val="0"/>
+          <w:i w:val="0"/>
+          <w:sz w:val="20"/>
+        </w:rPr>
+        <w:t xml:space="preserve">  "iterations": 5,</w:t>
+      </w:r>
+    </w:p>
+    <w:p>
+      <w:pPr>
+        <w:spacing w:line="240" w:lineRule="auto"/>
+        <w:ind w:firstLine="0" w:left="709"/>
+      </w:pPr>
+      <w:r>
+        <w:rPr>
+          <w:rFonts w:ascii="Courier New" w:hAnsi="Courier New" w:eastAsia="Courier New"/>
+          <w:b w:val="0"/>
+          <w:i w:val="0"/>
+          <w:sz w:val="20"/>
+        </w:rPr>
+        <w:t xml:space="preserve">  "successful": 5,</w:t>
+      </w:r>
+    </w:p>
+    <w:p>
+      <w:pPr>
+        <w:spacing w:line="240" w:lineRule="auto"/>
+        <w:ind w:firstLine="0" w:left="709"/>
+      </w:pPr>
+      <w:r>
+        <w:rPr>
+          <w:rFonts w:ascii="Courier New" w:hAnsi="Courier New" w:eastAsia="Courier New"/>
+          <w:b w:val="0"/>
+          <w:i w:val="0"/>
+          <w:sz w:val="20"/>
+        </w:rPr>
+        <w:t xml:space="preserve">  "failed": 0,</w:t>
+      </w:r>
+    </w:p>
+    <w:p>
+      <w:pPr>
+        <w:spacing w:line="240" w:lineRule="auto"/>
+        <w:ind w:firstLine="0" w:left="709"/>
+      </w:pPr>
+      <w:r>
+        <w:rPr>
+          <w:rFonts w:ascii="Courier New" w:hAnsi="Courier New" w:eastAsia="Courier New"/>
+          <w:b w:val="0"/>
+          <w:i w:val="0"/>
+          <w:sz w:val="20"/>
+        </w:rPr>
+        <w:t xml:space="preserve">  "latencyMs": {</w:t>
+      </w:r>
+    </w:p>
+    <w:p>
+      <w:pPr>
+        <w:spacing w:line="240" w:lineRule="auto"/>
+        <w:ind w:firstLine="0" w:left="709"/>
+      </w:pPr>
+      <w:r>
+        <w:rPr>
+          <w:rFonts w:ascii="Courier New" w:hAnsi="Courier New" w:eastAsia="Courier New"/>
+          <w:b w:val="0"/>
+          <w:i w:val="0"/>
+          <w:sz w:val="20"/>
+        </w:rPr>
+        <w:t xml:space="preserve">    "min": 5.5,</w:t>
+      </w:r>
+    </w:p>
+    <w:p>
+      <w:pPr>
+        <w:spacing w:line="240" w:lineRule="auto"/>
+        <w:ind w:firstLine="0" w:left="709"/>
+      </w:pPr>
+      <w:r>
+        <w:rPr>
+          <w:rFonts w:ascii="Courier New" w:hAnsi="Courier New" w:eastAsia="Courier New"/>
+          <w:b w:val="0"/>
+          <w:i w:val="0"/>
+          <w:sz w:val="20"/>
+        </w:rPr>
+        <w:t xml:space="preserve">    "max": 11.6,</w:t>
+      </w:r>
+    </w:p>
+    <w:p>
+      <w:pPr>
+        <w:spacing w:line="240" w:lineRule="auto"/>
+        <w:ind w:firstLine="0" w:left="709"/>
+      </w:pPr>
+      <w:r>
+        <w:rPr>
+          <w:rFonts w:ascii="Courier New" w:hAnsi="Courier New" w:eastAsia="Courier New"/>
+          <w:b w:val="0"/>
+          <w:i w:val="0"/>
+          <w:sz w:val="20"/>
+        </w:rPr>
+        <w:t xml:space="preserve">    "avg": 8.4,</w:t>
+      </w:r>
+    </w:p>
+    <w:p>
+      <w:pPr>
+        <w:spacing w:line="240" w:lineRule="auto"/>
+        <w:ind w:firstLine="0" w:left="709"/>
+      </w:pPr>
+      <w:r>
+        <w:rPr>
+          <w:rFonts w:ascii="Courier New" w:hAnsi="Courier New" w:eastAsia="Courier New"/>
+          <w:b w:val="0"/>
+          <w:i w:val="0"/>
+          <w:sz w:val="20"/>
+        </w:rPr>
+        <w:t xml:space="preserve">    "p50": 9.1,</w:t>
+      </w:r>
+    </w:p>
+    <w:p>
+      <w:pPr>
+        <w:spacing w:line="240" w:lineRule="auto"/>
+        <w:ind w:firstLine="0" w:left="709"/>
+      </w:pPr>
+      <w:r>
+        <w:rPr>
+          <w:rFonts w:ascii="Courier New" w:hAnsi="Courier New" w:eastAsia="Courier New"/>
+          <w:b w:val="0"/>
+          <w:i w:val="0"/>
+          <w:sz w:val="20"/>
+        </w:rPr>
+        <w:t xml:space="preserve">    "p95": 11.6</w:t>
+      </w:r>
+    </w:p>
+    <w:p>
+      <w:pPr>
+        <w:spacing w:line="240" w:lineRule="auto"/>
+        <w:ind w:firstLine="0" w:left="709"/>
+      </w:pPr>
+      <w:r>
+        <w:rPr>
+          <w:rFonts w:ascii="Courier New" w:hAnsi="Courier New" w:eastAsia="Courier New"/>
+          <w:b w:val="0"/>
+          <w:i w:val="0"/>
+          <w:sz w:val="20"/>
+        </w:rPr>
+        <w:t xml:space="preserve">  }</w:t>
+      </w:r>
+    </w:p>
+    <w:p>
+      <w:pPr>
+        <w:spacing w:line="240" w:lineRule="auto"/>
+        <w:ind w:firstLine="0" w:left="709"/>
+      </w:pPr>
+      <w:r>
+        <w:rPr>
+          <w:rFonts w:ascii="Courier New" w:hAnsi="Courier New" w:eastAsia="Courier New"/>
+          <w:b w:val="0"/>
+          <w:i w:val="0"/>
+          <w:sz w:val="20"/>
+        </w:rPr>
+        <w:t>}</w:t>
+      </w:r>
+    </w:p>
+    <w:p>
+      <w:pPr>
+        <w:spacing w:line="360" w:lineRule="auto"/>
+        <w:ind w:firstLine="709"/>
+        <w:jc w:val="both"/>
+      </w:pPr>
+      <w:r>
+        <w:rPr>
+          <w:rFonts w:ascii="Times New Roman" w:hAnsi="Times New Roman" w:eastAsia="Times New Roman"/>
+          <w:b w:val="0"/>
+          <w:i w:val="0"/>
+          <w:sz w:val="28"/>
+        </w:rPr>
         <w:t xml:space="preserve">Все пять проверок завершились успешно: каждый раз клиент, подключенный к </w:t>
       </w:r>
       <w:r>
@@ -8024,7 +8155,227 @@
           <w:i w:val="0"/>
           <w:sz w:val="28"/>
         </w:rPr>
-        <w:t>. Измеренная задержка доставки в локальном стенде составила в среднем 5,5 мс, p50 — 4,4 мс, p95 — 9,5 мс. Эти значения не следует трактовать как промышленный нагрузочный тест, поскольку стенд локальный и число итераций невелико. Однако они подтверждают, что реализованная межузловая доставка работает не только в единичном запуске, но и в серии повторных проверок.</w:t>
+        <w:t>. Измеренная задержка доставки в локальном стенде составила в среднем 8,4 мс, p50 — 9,1 мс, p95 — 11,6 мс. Эти значения не следует трактовать как промышленный нагрузочный тест, поскольку стенд локальный и число итераций невелико. Однако они подтверждают, что реализованная межузловая доставка работает не только в единичном запуске, но и в серии повторных проверок.</w:t>
+      </w:r>
+    </w:p>
+    <w:p>
+      <w:pPr>
+        <w:pStyle w:val="Heading2"/>
+      </w:pPr>
+      <w:r>
+        <w:t>5.6 Проверка восстановления соединения и отказа узла</w:t>
+      </w:r>
+    </w:p>
+    <w:p>
+      <w:pPr>
+        <w:spacing w:line="360" w:lineRule="auto"/>
+        <w:ind w:firstLine="709"/>
+        <w:jc w:val="both"/>
+      </w:pPr>
+      <w:r>
+        <w:rPr>
+          <w:rFonts w:ascii="Times New Roman" w:hAnsi="Times New Roman" w:eastAsia="Times New Roman"/>
+          <w:b w:val="0"/>
+          <w:i w:val="0"/>
+          <w:sz w:val="28"/>
+        </w:rPr>
+        <w:t xml:space="preserve">Режим </w:t>
+      </w:r>
+      <w:r>
+        <w:rPr>
+          <w:rFonts w:ascii="Courier New" w:hAnsi="Courier New" w:eastAsia="Courier New"/>
+          <w:b w:val="0"/>
+          <w:i w:val="0"/>
+          <w:sz w:val="28"/>
+        </w:rPr>
+        <w:t>THESIS_SCENARIO=rejoin</w:t>
+      </w:r>
+      <w:r>
+        <w:rPr>
+          <w:rFonts w:ascii="Times New Roman" w:hAnsi="Times New Roman" w:eastAsia="Times New Roman"/>
+          <w:b w:val="0"/>
+          <w:i w:val="0"/>
+          <w:sz w:val="28"/>
+        </w:rPr>
+        <w:t xml:space="preserve"> проверяет, что после разрыва соединения клиент может создать новое SignalR-подключение, повторно вступить в группу отчета и получить следующее событие. В зафиксированном запуске клиент B сначала был подключен к </w:t>
+      </w:r>
+      <w:r>
+        <w:rPr>
+          <w:rFonts w:ascii="Courier New" w:hAnsi="Courier New" w:eastAsia="Courier New"/>
+          <w:b w:val="0"/>
+          <w:i w:val="0"/>
+          <w:sz w:val="28"/>
+        </w:rPr>
+        <w:t>app-api-2</w:t>
+      </w:r>
+      <w:r>
+        <w:rPr>
+          <w:rFonts w:ascii="Times New Roman" w:hAnsi="Times New Roman" w:eastAsia="Times New Roman"/>
+          <w:b w:val="0"/>
+          <w:i w:val="0"/>
+          <w:sz w:val="28"/>
+        </w:rPr>
+        <w:t xml:space="preserve">, затем получил новое соединение с другим </w:t>
+      </w:r>
+      <w:r>
+        <w:rPr>
+          <w:rFonts w:ascii="Courier New" w:hAnsi="Courier New" w:eastAsia="Courier New"/>
+          <w:b w:val="0"/>
+          <w:i w:val="0"/>
+          <w:sz w:val="28"/>
+        </w:rPr>
+        <w:t>connectionId</w:t>
+      </w:r>
+      <w:r>
+        <w:rPr>
+          <w:rFonts w:ascii="Times New Roman" w:hAnsi="Times New Roman" w:eastAsia="Times New Roman"/>
+          <w:b w:val="0"/>
+          <w:i w:val="0"/>
+          <w:sz w:val="28"/>
+        </w:rPr>
+        <w:t xml:space="preserve">, повторно выполнил </w:t>
+      </w:r>
+      <w:r>
+        <w:rPr>
+          <w:rFonts w:ascii="Courier New" w:hAnsi="Courier New" w:eastAsia="Courier New"/>
+          <w:b w:val="0"/>
+          <w:i w:val="0"/>
+          <w:sz w:val="28"/>
+        </w:rPr>
+        <w:t>JoinReportGroupAsync</w:t>
+      </w:r>
+      <w:r>
+        <w:rPr>
+          <w:rFonts w:ascii="Times New Roman" w:hAnsi="Times New Roman" w:eastAsia="Times New Roman"/>
+          <w:b w:val="0"/>
+          <w:i w:val="0"/>
+          <w:sz w:val="28"/>
+        </w:rPr>
+        <w:t xml:space="preserve"> и получил событие </w:t>
+      </w:r>
+      <w:r>
+        <w:rPr>
+          <w:rFonts w:ascii="Courier New" w:hAnsi="Courier New" w:eastAsia="Courier New"/>
+          <w:b w:val="0"/>
+          <w:i w:val="0"/>
+          <w:sz w:val="28"/>
+        </w:rPr>
+        <w:t>ReceiveReportPatch</w:t>
+      </w:r>
+      <w:r>
+        <w:rPr>
+          <w:rFonts w:ascii="Times New Roman" w:hAnsi="Times New Roman" w:eastAsia="Times New Roman"/>
+          <w:b w:val="0"/>
+          <w:i w:val="0"/>
+          <w:sz w:val="28"/>
+        </w:rPr>
+        <w:t>. Время повторного подключения и вступления в группу составило 12,9 мс, задержка доставки после повторного вступления — 6,6 мс.</w:t>
+      </w:r>
+    </w:p>
+    <w:p>
+      <w:pPr>
+        <w:spacing w:line="360" w:lineRule="auto"/>
+        <w:ind w:firstLine="709"/>
+        <w:jc w:val="both"/>
+      </w:pPr>
+      <w:r>
+        <w:rPr>
+          <w:rFonts w:ascii="Times New Roman" w:hAnsi="Times New Roman" w:eastAsia="Times New Roman"/>
+          <w:b w:val="0"/>
+          <w:i w:val="0"/>
+          <w:sz w:val="28"/>
+        </w:rPr>
+        <w:t xml:space="preserve">Режим </w:t>
+      </w:r>
+      <w:r>
+        <w:rPr>
+          <w:rFonts w:ascii="Courier New" w:hAnsi="Courier New" w:eastAsia="Courier New"/>
+          <w:b w:val="0"/>
+          <w:i w:val="0"/>
+          <w:sz w:val="28"/>
+        </w:rPr>
+        <w:t>THESIS_SCENARIO=failover</w:t>
+      </w:r>
+      <w:r>
+        <w:rPr>
+          <w:rFonts w:ascii="Times New Roman" w:hAnsi="Times New Roman" w:eastAsia="Times New Roman"/>
+          <w:b w:val="0"/>
+          <w:i w:val="0"/>
+          <w:sz w:val="28"/>
+        </w:rPr>
+        <w:t xml:space="preserve"> проверяет поведение при остановке одного экземпляра. Клиент B был подключен через nginx к </w:t>
+      </w:r>
+      <w:r>
+        <w:rPr>
+          <w:rFonts w:ascii="Courier New" w:hAnsi="Courier New" w:eastAsia="Courier New"/>
+          <w:b w:val="0"/>
+          <w:i w:val="0"/>
+          <w:sz w:val="28"/>
+        </w:rPr>
+        <w:t>app-api-2</w:t>
+      </w:r>
+      <w:r>
+        <w:rPr>
+          <w:rFonts w:ascii="Times New Roman" w:hAnsi="Times New Roman" w:eastAsia="Times New Roman"/>
+          <w:b w:val="0"/>
+          <w:i w:val="0"/>
+          <w:sz w:val="28"/>
+        </w:rPr>
+        <w:t xml:space="preserve">, после чего контейнер </w:t>
+      </w:r>
+      <w:r>
+        <w:rPr>
+          <w:rFonts w:ascii="Courier New" w:hAnsi="Courier New" w:eastAsia="Courier New"/>
+          <w:b w:val="0"/>
+          <w:i w:val="0"/>
+          <w:sz w:val="28"/>
+        </w:rPr>
+        <w:t>app-api-2</w:t>
+      </w:r>
+      <w:r>
+        <w:rPr>
+          <w:rFonts w:ascii="Times New Roman" w:hAnsi="Times New Roman" w:eastAsia="Times New Roman"/>
+          <w:b w:val="0"/>
+          <w:i w:val="0"/>
+          <w:sz w:val="28"/>
+        </w:rPr>
+        <w:t xml:space="preserve"> был остановлен. SignalR-клиент переподключился через nginx к </w:t>
+      </w:r>
+      <w:r>
+        <w:rPr>
+          <w:rFonts w:ascii="Courier New" w:hAnsi="Courier New" w:eastAsia="Courier New"/>
+          <w:b w:val="0"/>
+          <w:i w:val="0"/>
+          <w:sz w:val="28"/>
+        </w:rPr>
+        <w:t>app-api-1</w:t>
+      </w:r>
+      <w:r>
+        <w:rPr>
+          <w:rFonts w:ascii="Times New Roman" w:hAnsi="Times New Roman" w:eastAsia="Times New Roman"/>
+          <w:b w:val="0"/>
+          <w:i w:val="0"/>
+          <w:sz w:val="28"/>
+        </w:rPr>
+        <w:t xml:space="preserve">, повторно вступил в группу отчета и получил новое событие. Время переподключения и повторного вступления составило 240,3 мс, задержка доставки после failover — 7,3 мс. Для WebSocket-only проверки через балансировщик в клиенте используется </w:t>
+      </w:r>
+      <w:r>
+        <w:rPr>
+          <w:rFonts w:ascii="Courier New" w:hAnsi="Courier New" w:eastAsia="Courier New"/>
+          <w:b w:val="0"/>
+          <w:i w:val="0"/>
+          <w:sz w:val="28"/>
+        </w:rPr>
+        <w:t>skipNegotiation</w:t>
+      </w:r>
+      <w:r>
+        <w:rPr>
+          <w:rFonts w:ascii="Times New Roman" w:hAnsi="Times New Roman" w:eastAsia="Times New Roman"/>
+          <w:b w:val="0"/>
+          <w:i w:val="0"/>
+          <w:sz w:val="28"/>
+        </w:rPr>
+        <w:t>, чтобы установить соединение одним WebSocket-запросом и не зависеть от sticky sessions на этапе negotiate.</w:t>
       </w:r>
     </w:p>
     <w:p>
@@ -8037,7 +8388,7 @@
         <w:pStyle w:val="Heading2"/>
       </w:pPr>
       <w:r>
-        <w:t>5.6 Сравнительная таблица результатов</w:t>
+        <w:t>5.7 Сравнительная таблица результатов</w:t>
       </w:r>
     </w:p>
     <w:p>
@@ -8052,7 +8403,7 @@
           <w:i w:val="0"/>
           <w:sz w:val="24"/>
         </w:rPr>
-        <w:t>Таблица 2 — Режим</w:t>
+        <w:t>Таблица 2 — Сравнительная таблица результатов испытаний</w:t>
       </w:r>
     </w:p>
     <w:tbl>
@@ -8579,7 +8930,7 @@
                 <w:b w:val="0"/>
                 <w:sz w:val="22"/>
               </w:rPr>
-              <w:t>5 из 5 успешно, p95 = 9,5 мс</w:t>
+              <w:t>5 из 5 успешно, p95 = 11,6 мс</w:t>
             </w:r>
           </w:p>
         </w:tc>
@@ -8606,13 +8957,281 @@
           </w:p>
         </w:tc>
       </w:tr>
+      <w:tr>
+        <w:tc>
+          <w:tcPr>
+            <w:tcW w:type="dxa" w:w="1615"/>
+            <w:vAlign w:val="center"/>
+          </w:tcPr>
+          <w:p>
+            <w:pPr>
+              <w:spacing w:line="240" w:lineRule="auto" w:before="0" w:after="0"/>
+              <w:ind w:firstLine="0"/>
+              <w:jc w:val="left"/>
+            </w:pPr>
+            <w:r/>
+            <w:r>
+              <w:rPr>
+                <w:rFonts w:ascii="Times New Roman" w:hAnsi="Times New Roman" w:eastAsia="Times New Roman"/>
+                <w:b w:val="0"/>
+                <w:sz w:val="22"/>
+              </w:rPr>
+              <w:t>Rejoin после разрыва</w:t>
+            </w:r>
+          </w:p>
+        </w:tc>
+        <w:tc>
+          <w:tcPr>
+            <w:tcW w:type="dxa" w:w="1615"/>
+            <w:vAlign w:val="center"/>
+          </w:tcPr>
+          <w:p>
+            <w:pPr>
+              <w:spacing w:line="240" w:lineRule="auto" w:before="0" w:after="0"/>
+              <w:ind w:firstLine="0"/>
+              <w:jc w:val="left"/>
+            </w:pPr>
+            <w:r/>
+            <w:r>
+              <w:rPr>
+                <w:rFonts w:ascii="Times New Roman" w:hAnsi="Times New Roman" w:eastAsia="Times New Roman"/>
+                <w:b w:val="0"/>
+                <w:sz w:val="22"/>
+              </w:rPr>
+              <w:t>Да</w:t>
+            </w:r>
+          </w:p>
+        </w:tc>
+        <w:tc>
+          <w:tcPr>
+            <w:tcW w:type="dxa" w:w="1615"/>
+            <w:vAlign w:val="center"/>
+          </w:tcPr>
+          <w:p>
+            <w:pPr>
+              <w:spacing w:line="240" w:lineRule="auto" w:before="0" w:after="0"/>
+              <w:ind w:firstLine="0"/>
+              <w:jc w:val="left"/>
+            </w:pPr>
+            <w:r/>
+            <w:r>
+              <w:rPr>
+                <w:rFonts w:ascii="Times New Roman" w:hAnsi="Times New Roman" w:eastAsia="Times New Roman"/>
+                <w:b w:val="0"/>
+                <w:sz w:val="22"/>
+              </w:rPr>
+              <w:t>Да</w:t>
+            </w:r>
+          </w:p>
+        </w:tc>
+        <w:tc>
+          <w:tcPr>
+            <w:tcW w:type="dxa" w:w="1615"/>
+            <w:vAlign w:val="center"/>
+          </w:tcPr>
+          <w:p>
+            <w:pPr>
+              <w:spacing w:line="240" w:lineRule="auto" w:before="0" w:after="0"/>
+              <w:ind w:firstLine="0"/>
+              <w:jc w:val="left"/>
+            </w:pPr>
+            <w:r/>
+            <w:r>
+              <w:rPr>
+                <w:rFonts w:ascii="Times New Roman" w:hAnsi="Times New Roman" w:eastAsia="Times New Roman"/>
+                <w:b w:val="0"/>
+                <w:sz w:val="22"/>
+              </w:rPr>
+              <w:t>После нового подключения клиент повторно вступает в группу</w:t>
+            </w:r>
+          </w:p>
+        </w:tc>
+        <w:tc>
+          <w:tcPr>
+            <w:tcW w:type="dxa" w:w="1615"/>
+            <w:vAlign w:val="center"/>
+          </w:tcPr>
+          <w:p>
+            <w:pPr>
+              <w:spacing w:line="240" w:lineRule="auto" w:before="0" w:after="0"/>
+              <w:ind w:firstLine="0"/>
+              <w:jc w:val="left"/>
+            </w:pPr>
+            <w:r/>
+            <w:r>
+              <w:rPr>
+                <w:rFonts w:ascii="Times New Roman" w:hAnsi="Times New Roman" w:eastAsia="Times New Roman"/>
+                <w:b w:val="0"/>
+                <w:sz w:val="22"/>
+              </w:rPr>
+              <w:t>Событие после rejoin получено, 6,6 мс</w:t>
+            </w:r>
+          </w:p>
+        </w:tc>
+        <w:tc>
+          <w:tcPr>
+            <w:tcW w:type="dxa" w:w="1615"/>
+            <w:vAlign w:val="center"/>
+          </w:tcPr>
+          <w:p>
+            <w:pPr>
+              <w:spacing w:line="240" w:lineRule="auto" w:before="0" w:after="0"/>
+              <w:ind w:firstLine="0"/>
+              <w:jc w:val="left"/>
+            </w:pPr>
+            <w:r/>
+            <w:r>
+              <w:rPr>
+                <w:rFonts w:ascii="Times New Roman" w:hAnsi="Times New Roman" w:eastAsia="Times New Roman"/>
+                <w:b w:val="0"/>
+                <w:sz w:val="22"/>
+              </w:rPr>
+              <w:t>Подтверждена повторная подписка</w:t>
+            </w:r>
+          </w:p>
+        </w:tc>
+      </w:tr>
+      <w:tr>
+        <w:tc>
+          <w:tcPr>
+            <w:tcW w:type="dxa" w:w="1615"/>
+            <w:vAlign w:val="center"/>
+          </w:tcPr>
+          <w:p>
+            <w:pPr>
+              <w:spacing w:line="240" w:lineRule="auto" w:before="0" w:after="0"/>
+              <w:ind w:firstLine="0"/>
+              <w:jc w:val="left"/>
+            </w:pPr>
+            <w:r/>
+            <w:r>
+              <w:rPr>
+                <w:rFonts w:ascii="Times New Roman" w:hAnsi="Times New Roman" w:eastAsia="Times New Roman"/>
+                <w:b w:val="0"/>
+                <w:sz w:val="22"/>
+              </w:rPr>
+              <w:t>Failover одного узла</w:t>
+            </w:r>
+          </w:p>
+        </w:tc>
+        <w:tc>
+          <w:tcPr>
+            <w:tcW w:type="dxa" w:w="1615"/>
+            <w:vAlign w:val="center"/>
+          </w:tcPr>
+          <w:p>
+            <w:pPr>
+              <w:spacing w:line="240" w:lineRule="auto" w:before="0" w:after="0"/>
+              <w:ind w:firstLine="0"/>
+              <w:jc w:val="left"/>
+            </w:pPr>
+            <w:r/>
+            <w:r>
+              <w:rPr>
+                <w:rFonts w:ascii="Times New Roman" w:hAnsi="Times New Roman" w:eastAsia="Times New Roman"/>
+                <w:b w:val="0"/>
+                <w:sz w:val="22"/>
+              </w:rPr>
+              <w:t>Да</w:t>
+            </w:r>
+          </w:p>
+        </w:tc>
+        <w:tc>
+          <w:tcPr>
+            <w:tcW w:type="dxa" w:w="1615"/>
+            <w:vAlign w:val="center"/>
+          </w:tcPr>
+          <w:p>
+            <w:pPr>
+              <w:spacing w:line="240" w:lineRule="auto" w:before="0" w:after="0"/>
+              <w:ind w:firstLine="0"/>
+              <w:jc w:val="left"/>
+            </w:pPr>
+            <w:r/>
+            <w:r>
+              <w:rPr>
+                <w:rFonts w:ascii="Times New Roman" w:hAnsi="Times New Roman" w:eastAsia="Times New Roman"/>
+                <w:b w:val="0"/>
+                <w:sz w:val="22"/>
+              </w:rPr>
+              <w:t>Да</w:t>
+            </w:r>
+          </w:p>
+        </w:tc>
+        <w:tc>
+          <w:tcPr>
+            <w:tcW w:type="dxa" w:w="1615"/>
+            <w:vAlign w:val="center"/>
+          </w:tcPr>
+          <w:p>
+            <w:pPr>
+              <w:spacing w:line="240" w:lineRule="auto" w:before="0" w:after="0"/>
+              <w:ind w:firstLine="0"/>
+              <w:jc w:val="left"/>
+            </w:pPr>
+            <w:r/>
+            <w:r>
+              <w:rPr>
+                <w:rFonts w:ascii="Times New Roman" w:hAnsi="Times New Roman" w:eastAsia="Times New Roman"/>
+                <w:b w:val="0"/>
+                <w:sz w:val="22"/>
+              </w:rPr>
+              <w:t>Клиент переподключается через nginx к доступному узлу</w:t>
+            </w:r>
+          </w:p>
+        </w:tc>
+        <w:tc>
+          <w:tcPr>
+            <w:tcW w:type="dxa" w:w="1615"/>
+            <w:vAlign w:val="center"/>
+          </w:tcPr>
+          <w:p>
+            <w:pPr>
+              <w:spacing w:line="240" w:lineRule="auto" w:before="0" w:after="0"/>
+              <w:ind w:firstLine="0"/>
+              <w:jc w:val="left"/>
+            </w:pPr>
+            <w:r/>
+            <w:r>
+              <w:rPr>
+                <w:rFonts w:ascii="Times New Roman" w:hAnsi="Times New Roman" w:eastAsia="Times New Roman"/>
+                <w:b w:val="0"/>
+                <w:sz w:val="22"/>
+              </w:rPr>
+              <w:t>`app-api-2` -&gt; `app-api-1`, событие получено</w:t>
+            </w:r>
+          </w:p>
+        </w:tc>
+        <w:tc>
+          <w:tcPr>
+            <w:tcW w:type="dxa" w:w="1615"/>
+            <w:vAlign w:val="center"/>
+          </w:tcPr>
+          <w:p>
+            <w:pPr>
+              <w:spacing w:line="240" w:lineRule="auto" w:before="0" w:after="0"/>
+              <w:ind w:firstLine="0"/>
+              <w:jc w:val="left"/>
+            </w:pPr>
+            <w:r/>
+            <w:r>
+              <w:rPr>
+                <w:rFonts w:ascii="Times New Roman" w:hAnsi="Times New Roman" w:eastAsia="Times New Roman"/>
+                <w:b w:val="0"/>
+                <w:sz w:val="22"/>
+              </w:rPr>
+              <w:t>Подтверждено восстановление после отказа</w:t>
+            </w:r>
+          </w:p>
+        </w:tc>
+      </w:tr>
     </w:tbl>
     <w:p>
       <w:pPr>
         <w:pStyle w:val="Heading2"/>
       </w:pPr>
       <w:r>
-        <w:t>5.7 Проверка входной точки стенда</w:t>
+        <w:t>5.8 Проверка входной точки стенда</w:t>
       </w:r>
     </w:p>
     <w:p>
@@ -8690,7 +9309,7 @@
         <w:pStyle w:val="Heading2"/>
       </w:pPr>
       <w:r>
-        <w:t>5.8 Ограничения эксперимента</w:t>
+        <w:t>5.9 Ограничения эксперимента</w:t>
       </w:r>
     </w:p>
     <w:p>
@@ -8722,7 +9341,7 @@
           <w:i w:val="0"/>
           <w:sz w:val="28"/>
         </w:rPr>
-        <w:t>Сценарием остановки одного экземпляра `app-api` и проверки восстановления соединения.</w:t>
+        <w:t>Увеличением числа одновременных клиентов и числа событий.</w:t>
       </w:r>
     </w:p>
     <w:p>
@@ -8738,7 +9357,7 @@
           <w:i w:val="0"/>
           <w:sz w:val="28"/>
         </w:rPr>
-        <w:t>Проверкой повторного вступления в группу после reconnect.</w:t>
+        <w:t>Сравнением поведения при разных стратегиях балансировки.</w:t>
       </w:r>
     </w:p>
     <w:p>
@@ -8754,7 +9373,7 @@
           <w:i w:val="0"/>
           <w:sz w:val="28"/>
         </w:rPr>
-        <w:t>Увеличением числа одновременных клиентов и числа событий.</w:t>
+        <w:t>Сбором p99 и распределения задержек на более длинной серии запусков с учетом того, что задержка влияет на качество real-time совместной работы [20].</w:t>
       </w:r>
     </w:p>
     <w:p>
@@ -8770,23 +9389,7 @@
           <w:i w:val="0"/>
           <w:sz w:val="28"/>
         </w:rPr>
-        <w:t>Сравнением поведения при разных стратегиях балансировки.</w:t>
-      </w:r>
-    </w:p>
-    <w:p>
-      <w:pPr>
-        <w:pStyle w:val="ListNumber"/>
-        <w:spacing w:line="360" w:lineRule="auto"/>
-        <w:ind w:left="709" w:hanging="283"/>
-      </w:pPr>
-      <w:r>
-        <w:rPr>
-          <w:rFonts w:ascii="Times New Roman" w:hAnsi="Times New Roman" w:eastAsia="Times New Roman"/>
-          <w:b w:val="0"/>
-          <w:i w:val="0"/>
-          <w:sz w:val="28"/>
-        </w:rPr>
-        <w:t>Сбором p99 и распределения задержек на более длинной серии запусков с учетом того, что задержка влияет на качество real-time совместной работы [15].</w:t>
+        <w:t>Проверкой поведения при длительной недоступности Redis.</w:t>
       </w:r>
     </w:p>
     <w:p>
@@ -8810,7 +9413,7 @@
         <w:pStyle w:val="Heading2"/>
       </w:pPr>
       <w:r>
-        <w:t>5.9 Вывод по испытаниям</w:t>
+        <w:t>5.10 Вывод по испытаниям</w:t>
       </w:r>
     </w:p>
     <w:p>
@@ -8862,7 +9465,7 @@
           <w:i w:val="0"/>
           <w:sz w:val="28"/>
         </w:rPr>
-        <w:t>. Серийная проверка показала 5 успешных доставок из 5, а p95 задержки в локальном стенде составил 9,5 мс. Таким образом, реализованное решение подтверждает заявленный тезис работы: single-node ограничение WebSocket-архитектуры устранено за счет распределенного real-time контура [3], [4].</w:t>
+        <w:t>. Серийная проверка показала 5 успешных доставок из 5, p95 задержки в локальном стенде составил 11,6 мс. Дополнительно подтверждены повторное вступление в группу после разрыва соединения и восстановление после остановки одного узла. Таким образом, реализованное решение подтверждает заявленный тезис работы: single-node ограничение WebSocket-архитектуры устранено за счет распределенного real-time контура [3], [4].</w:t>
       </w:r>
     </w:p>
     <w:p>
@@ -8921,7 +9524,7 @@
           <w:i w:val="0"/>
           <w:sz w:val="28"/>
         </w:rPr>
-        <w:t>, nginx как reverse proxy и Redis backplane для межузловой доставки SignalR-событий. В отдельной ветке проекта реализована поддержка конфигурируемого Redis backplane, добавлены идентификаторы серверных экземпляров, диагностический метод хаба, логирование real-time событий, проверочный клиент и воспроизводимый Docker Compose стенд [4], [8], [11], [12].</w:t>
+        <w:t>, nginx как reverse proxy и Redis backplane для межузловой доставки SignalR-событий. В отдельной ветке проекта реализована поддержка конфигурируемого Redis backplane, добавлены идентификаторы серверных экземпляров, диагностический метод хаба, логирование real-time событий, проверочный клиент и воспроизводимый Docker Compose стенд [4], [8], [10], [14].</w:t>
       </w:r>
     </w:p>
     <w:p>
@@ -8973,7 +9576,7 @@
           <w:i w:val="0"/>
           <w:sz w:val="28"/>
         </w:rPr>
-        <w:t>. Серийный запуск из пяти итераций подтвердил повторяемость результата и позволил получить первичную оценку задержки доставки. Это подтверждает устранение ограничения single-node WebSocket-архитектуры [3], [4].</w:t>
+        <w:t>. Серийный запуск из пяти итераций подтвердил повторяемость результата и позволил получить первичную оценку задержки доставки. Сценарии rejoin и failover показали, что клиент может восстановить рабочую подписку после разрыва соединения и после остановки одного backend-экземпляра. Это подтверждает устранение ограничения single-node WebSocket-архитектуры [3], [4].</w:t>
       </w:r>
     </w:p>
     <w:p>
@@ -8989,7 +9592,7 @@
           <w:i w:val="0"/>
           <w:sz w:val="28"/>
         </w:rPr>
-        <w:t>Полученные результаты имеют практическую значимость для дальнейшего развития системы отслеживания задач, поскольку предложенное решение позволяет перейти от локального real-time механизма к масштабируемому контуру совместной работы над сущностями. В дальнейшем решение может быть расширено отказными сценариями, дополнительной трассировкой событий, более длинной серией измерений задержек и проверкой на большем числе одновременных клиентов [8], [15].</w:t>
+        <w:t>Полученные результаты имеют практическую значимость для дальнейшего развития системы отслеживания задач, поскольку предложенное решение позволяет перейти от локального real-time механизма к масштабируемому контуру совместной работы над сущностями. В дальнейшем решение может быть расширено дополнительной трассировкой событий, более длинной серией измерений задержек, проверкой на большем числе одновременных клиентов и анализом поведения при недоступности Redis [8], [19].</w:t>
       </w:r>
     </w:p>
     <w:p>
@@ -9008,242 +9611,322 @@
     </w:p>
     <w:p>
       <w:pPr>
-        <w:pStyle w:val="ListNumber"/>
-        <w:spacing w:line="360" w:lineRule="auto"/>
-        <w:ind w:left="709" w:hanging="283"/>
+        <w:spacing w:line="240" w:lineRule="auto" w:after="60"/>
+        <w:ind w:firstLine="0" w:left="425"/>
+        <w:jc w:val="left"/>
       </w:pPr>
       <w:r>
         <w:rPr>
           <w:rFonts w:ascii="Times New Roman" w:hAnsi="Times New Roman" w:eastAsia="Times New Roman"/>
           <w:b w:val="0"/>
           <w:i w:val="0"/>
-          <w:sz w:val="28"/>
-        </w:rPr>
-        <w:t>Fette I., Melnikov A. RFC 6455: The WebSocket Protocol. IETF, 2011. URL: https://www.rfc-editor.org/rfc/rfc6455 (дата обращения: 09.05.2026).</w:t>
-      </w:r>
-    </w:p>
-    <w:p>
-      <w:pPr>
-        <w:pStyle w:val="ListNumber"/>
-        <w:spacing w:line="360" w:lineRule="auto"/>
-        <w:ind w:left="709" w:hanging="283"/>
+          <w:sz w:val="24"/>
+        </w:rPr>
+        <w:t>1. Fette I., Melnikov A. The WebSocket Protocol: RFC 6455. IETF, 2011. URL: https://www.rfc-editor.org/rfc/rfc6455 (дата обращения: 09.05.2026).</w:t>
+      </w:r>
+    </w:p>
+    <w:p>
+      <w:pPr>
+        <w:spacing w:line="240" w:lineRule="auto" w:after="60"/>
+        <w:ind w:firstLine="0" w:left="425"/>
+        <w:jc w:val="left"/>
       </w:pPr>
       <w:r>
         <w:rPr>
           <w:rFonts w:ascii="Times New Roman" w:hAnsi="Times New Roman" w:eastAsia="Times New Roman"/>
           <w:b w:val="0"/>
           <w:i w:val="0"/>
-          <w:sz w:val="28"/>
-        </w:rPr>
-        <w:t>Microsoft. Overview of ASP.NET Core SignalR. URL: https://learn.microsoft.com/en-us/aspnet/core/signalr/introduction?view=aspnetcore-9.0 (дата обращения: 09.05.2026).</w:t>
-      </w:r>
-    </w:p>
-    <w:p>
-      <w:pPr>
-        <w:pStyle w:val="ListNumber"/>
-        <w:spacing w:line="360" w:lineRule="auto"/>
-        <w:ind w:left="709" w:hanging="283"/>
+          <w:sz w:val="24"/>
+        </w:rPr>
+        <w:t>2. Microsoft. Overview of ASP.NET Core SignalR. URL: https://learn.microsoft.com/en-us/aspnet/core/signalr/introduction (дата обращения: 09.05.2026).</w:t>
+      </w:r>
+    </w:p>
+    <w:p>
+      <w:pPr>
+        <w:spacing w:line="240" w:lineRule="auto" w:after="60"/>
+        <w:ind w:firstLine="0" w:left="425"/>
+        <w:jc w:val="left"/>
       </w:pPr>
       <w:r>
         <w:rPr>
           <w:rFonts w:ascii="Times New Roman" w:hAnsi="Times New Roman" w:eastAsia="Times New Roman"/>
           <w:b w:val="0"/>
           <w:i w:val="0"/>
-          <w:sz w:val="28"/>
-        </w:rPr>
-        <w:t>Microsoft. ASP.NET Core SignalR production hosting and scaling. URL: https://learn.microsoft.com/en-us/aspnet/core/signalr/scale?view=aspnetcore-9.0 (дата обращения: 09.05.2026).</w:t>
-      </w:r>
-    </w:p>
-    <w:p>
-      <w:pPr>
-        <w:pStyle w:val="ListNumber"/>
-        <w:spacing w:line="360" w:lineRule="auto"/>
-        <w:ind w:left="709" w:hanging="283"/>
+          <w:sz w:val="24"/>
+        </w:rPr>
+        <w:t>3. Microsoft. ASP.NET Core SignalR production hosting and scaling. URL: https://learn.microsoft.com/en-us/aspnet/core/signalr/scale (дата обращения: 09.05.2026).</w:t>
+      </w:r>
+    </w:p>
+    <w:p>
+      <w:pPr>
+        <w:spacing w:line="240" w:lineRule="auto" w:after="60"/>
+        <w:ind w:firstLine="0" w:left="425"/>
+        <w:jc w:val="left"/>
       </w:pPr>
       <w:r>
         <w:rPr>
           <w:rFonts w:ascii="Times New Roman" w:hAnsi="Times New Roman" w:eastAsia="Times New Roman"/>
           <w:b w:val="0"/>
           <w:i w:val="0"/>
-          <w:sz w:val="28"/>
-        </w:rPr>
-        <w:t>Microsoft. Redis backplane for ASP.NET Core SignalR scale-out. URL: https://learn.microsoft.com/en-us/aspnet/core/signalr/redis-backplane?view=aspnetcore-9.0 (дата обращения: 09.05.2026).</w:t>
-      </w:r>
-    </w:p>
-    <w:p>
-      <w:pPr>
-        <w:pStyle w:val="ListNumber"/>
-        <w:spacing w:line="360" w:lineRule="auto"/>
-        <w:ind w:left="709" w:hanging="283"/>
+          <w:sz w:val="24"/>
+        </w:rPr>
+        <w:t>4. Microsoft. Redis backplane for ASP.NET Core SignalR scale-out. URL: https://learn.microsoft.com/en-us/aspnet/core/signalr/redis-backplane (дата обращения: 09.05.2026).</w:t>
+      </w:r>
+    </w:p>
+    <w:p>
+      <w:pPr>
+        <w:spacing w:line="240" w:lineRule="auto" w:after="60"/>
+        <w:ind w:firstLine="0" w:left="425"/>
+        <w:jc w:val="left"/>
       </w:pPr>
       <w:r>
         <w:rPr>
           <w:rFonts w:ascii="Times New Roman" w:hAnsi="Times New Roman" w:eastAsia="Times New Roman"/>
           <w:b w:val="0"/>
           <w:i w:val="0"/>
-          <w:sz w:val="28"/>
-        </w:rPr>
-        <w:t>Microsoft. Manage users and groups in SignalR. URL: https://learn.microsoft.com/en-us/aspnet/core/signalr/groups?view=aspnetcore-9.0 (дата обращения: 09.05.2026).</w:t>
-      </w:r>
-    </w:p>
-    <w:p>
-      <w:pPr>
-        <w:pStyle w:val="ListNumber"/>
-        <w:spacing w:line="360" w:lineRule="auto"/>
-        <w:ind w:left="709" w:hanging="283"/>
+          <w:sz w:val="24"/>
+        </w:rPr>
+        <w:t>5. Microsoft. Manage users and groups in SignalR. URL: https://learn.microsoft.com/en-us/aspnet/core/signalr/groups (дата обращения: 09.05.2026).</w:t>
+      </w:r>
+    </w:p>
+    <w:p>
+      <w:pPr>
+        <w:spacing w:line="240" w:lineRule="auto" w:after="60"/>
+        <w:ind w:firstLine="0" w:left="425"/>
+        <w:jc w:val="left"/>
       </w:pPr>
       <w:r>
         <w:rPr>
           <w:rFonts w:ascii="Times New Roman" w:hAnsi="Times New Roman" w:eastAsia="Times New Roman"/>
           <w:b w:val="0"/>
           <w:i w:val="0"/>
-          <w:sz w:val="28"/>
-        </w:rPr>
-        <w:t>Microsoft. ASP.NET Core SignalR JavaScript client. URL: https://learn.microsoft.com/en-us/aspnet/core/signalr/javascript-client?view=aspnetcore-9.0 (дата обращения: 09.05.2026).</w:t>
-      </w:r>
-    </w:p>
-    <w:p>
-      <w:pPr>
-        <w:pStyle w:val="ListNumber"/>
-        <w:spacing w:line="360" w:lineRule="auto"/>
-        <w:ind w:left="709" w:hanging="283"/>
+          <w:sz w:val="24"/>
+        </w:rPr>
+        <w:t>6. Microsoft. ASP.NET Core SignalR JavaScript client. URL: https://learn.microsoft.com/en-us/aspnet/core/signalr/javascript-client (дата обращения: 09.05.2026).</w:t>
+      </w:r>
+    </w:p>
+    <w:p>
+      <w:pPr>
+        <w:spacing w:line="240" w:lineRule="auto" w:after="60"/>
+        <w:ind w:firstLine="0" w:left="425"/>
+        <w:jc w:val="left"/>
       </w:pPr>
       <w:r>
         <w:rPr>
           <w:rFonts w:ascii="Times New Roman" w:hAnsi="Times New Roman" w:eastAsia="Times New Roman"/>
           <w:b w:val="0"/>
           <w:i w:val="0"/>
-          <w:sz w:val="28"/>
-        </w:rPr>
-        <w:t>Microsoft. ASP.NET Core SignalR configuration. URL: https://learn.microsoft.com/en-us/aspnet/core/signalr/configuration?view=aspnetcore-9.0 (дата обращения: 09.05.2026).</w:t>
-      </w:r>
-    </w:p>
-    <w:p>
-      <w:pPr>
-        <w:pStyle w:val="ListNumber"/>
-        <w:spacing w:line="360" w:lineRule="auto"/>
-        <w:ind w:left="709" w:hanging="283"/>
+          <w:sz w:val="24"/>
+        </w:rPr>
+        <w:t>7. Microsoft. ASP.NET Core SignalR configuration. URL: https://learn.microsoft.com/en-us/aspnet/core/signalr/configuration (дата обращения: 09.05.2026).</w:t>
+      </w:r>
+    </w:p>
+    <w:p>
+      <w:pPr>
+        <w:spacing w:line="240" w:lineRule="auto" w:after="60"/>
+        <w:ind w:firstLine="0" w:left="425"/>
+        <w:jc w:val="left"/>
       </w:pPr>
       <w:r>
         <w:rPr>
           <w:rFonts w:ascii="Times New Roman" w:hAnsi="Times New Roman" w:eastAsia="Times New Roman"/>
           <w:b w:val="0"/>
           <w:i w:val="0"/>
-          <w:sz w:val="28"/>
-        </w:rPr>
-        <w:t>Microsoft. Logging and diagnostics in ASP.NET Core SignalR. URL: https://learn.microsoft.com/en-us/aspnet/core/signalr/diagnostics?view=aspnetcore-9.0 (дата обращения: 09.05.2026).</w:t>
-      </w:r>
-    </w:p>
-    <w:p>
-      <w:pPr>
-        <w:pStyle w:val="ListNumber"/>
-        <w:spacing w:line="360" w:lineRule="auto"/>
-        <w:ind w:left="709" w:hanging="283"/>
+          <w:sz w:val="24"/>
+        </w:rPr>
+        <w:t>8. Microsoft. Logging and diagnostics in ASP.NET Core SignalR. URL: https://learn.microsoft.com/en-us/aspnet/core/signalr/diagnostics (дата обращения: 09.05.2026).</w:t>
+      </w:r>
+    </w:p>
+    <w:p>
+      <w:pPr>
+        <w:spacing w:line="240" w:lineRule="auto" w:after="60"/>
+        <w:ind w:firstLine="0" w:left="425"/>
+        <w:jc w:val="left"/>
       </w:pPr>
       <w:r>
         <w:rPr>
           <w:rFonts w:ascii="Times New Roman" w:hAnsi="Times New Roman" w:eastAsia="Times New Roman"/>
           <w:b w:val="0"/>
           <w:i w:val="0"/>
-          <w:sz w:val="28"/>
-        </w:rPr>
-        <w:t>Redis Ltd. Redis Pub/Sub. URL: https://redis.io/docs/latest/develop/pubsub/ (дата обращения: 09.05.2026).</w:t>
-      </w:r>
-    </w:p>
-    <w:p>
-      <w:pPr>
-        <w:pStyle w:val="ListNumber"/>
-        <w:spacing w:line="360" w:lineRule="auto"/>
-        <w:ind w:left="709" w:hanging="283"/>
+          <w:sz w:val="24"/>
+        </w:rPr>
+        <w:t>9. Redis Ltd. Redis Pub/Sub. URL: https://redis.io/docs/latest/develop/pubsub/ (дата обращения: 09.05.2026).</w:t>
+      </w:r>
+    </w:p>
+    <w:p>
+      <w:pPr>
+        <w:spacing w:line="240" w:lineRule="auto" w:after="60"/>
+        <w:ind w:firstLine="0" w:left="425"/>
+        <w:jc w:val="left"/>
       </w:pPr>
       <w:r>
         <w:rPr>
           <w:rFonts w:ascii="Times New Roman" w:hAnsi="Times New Roman" w:eastAsia="Times New Roman"/>
           <w:b w:val="0"/>
           <w:i w:val="0"/>
-          <w:sz w:val="28"/>
-        </w:rPr>
-        <w:t>Redis Ltd. Redis Streams. URL: https://redis.io/docs/latest/develop/data-types/streams/ (дата обращения: 09.05.2026).</w:t>
-      </w:r>
-    </w:p>
-    <w:p>
-      <w:pPr>
-        <w:pStyle w:val="ListNumber"/>
-        <w:spacing w:line="360" w:lineRule="auto"/>
-        <w:ind w:left="709" w:hanging="283"/>
+          <w:sz w:val="24"/>
+        </w:rPr>
+        <w:t>10. NGINX. WebSocket proxying. URL: https://nginx.org/en/docs/http/websocket.html (дата обращения: 09.05.2026).</w:t>
+      </w:r>
+    </w:p>
+    <w:p>
+      <w:pPr>
+        <w:spacing w:line="240" w:lineRule="auto" w:after="60"/>
+        <w:ind w:firstLine="0" w:left="425"/>
+        <w:jc w:val="left"/>
       </w:pPr>
       <w:r>
         <w:rPr>
           <w:rFonts w:ascii="Times New Roman" w:hAnsi="Times New Roman" w:eastAsia="Times New Roman"/>
           <w:b w:val="0"/>
           <w:i w:val="0"/>
-          <w:sz w:val="28"/>
-        </w:rPr>
-        <w:t>NGINX. WebSocket proxying. URL: https://nginx.org/en/docs/http/websocket.html (дата обращения: 09.05.2026).</w:t>
-      </w:r>
-    </w:p>
-    <w:p>
-      <w:pPr>
-        <w:pStyle w:val="ListNumber"/>
-        <w:spacing w:line="360" w:lineRule="auto"/>
-        <w:ind w:left="709" w:hanging="283"/>
+          <w:sz w:val="24"/>
+        </w:rPr>
+        <w:t>11. ГОСТ 7.32-2017. Система стандартов по информации, библиотечному и издательскому делу. Отчет о научно-исследовательской работе. Структура и правила оформления. М.: Стандартинформ, 2018.</w:t>
+      </w:r>
+    </w:p>
+    <w:p>
+      <w:pPr>
+        <w:spacing w:line="240" w:lineRule="auto" w:after="60"/>
+        <w:ind w:firstLine="0" w:left="425"/>
+        <w:jc w:val="left"/>
       </w:pPr>
       <w:r>
         <w:rPr>
           <w:rFonts w:ascii="Times New Roman" w:hAnsi="Times New Roman" w:eastAsia="Times New Roman"/>
           <w:b w:val="0"/>
           <w:i w:val="0"/>
-          <w:sz w:val="28"/>
-        </w:rPr>
-        <w:t>F5 NGINX. HTTP Load Balancing. URL: https://docs.nginx.com/nginx/admin-guide/load-balancer/http-load-balancer/ (дата обращения: 09.05.2026).</w:t>
-      </w:r>
-    </w:p>
-    <w:p>
-      <w:pPr>
-        <w:pStyle w:val="ListNumber"/>
-        <w:spacing w:line="360" w:lineRule="auto"/>
-        <w:ind w:left="709" w:hanging="283"/>
+          <w:sz w:val="24"/>
+        </w:rPr>
+        <w:t>12. ГОСТ Р 7.0.100-2018. Система стандартов по информации, библиотечному и издательскому делу. Библиографическая запись. Библиографическое описание. Общие требования и правила составления. М.: Стандартинформ, 2018.</w:t>
+      </w:r>
+    </w:p>
+    <w:p>
+      <w:pPr>
+        <w:spacing w:line="240" w:lineRule="auto" w:after="60"/>
+        <w:ind w:firstLine="0" w:left="425"/>
+        <w:jc w:val="left"/>
       </w:pPr>
       <w:r>
         <w:rPr>
           <w:rFonts w:ascii="Times New Roman" w:hAnsi="Times New Roman" w:eastAsia="Times New Roman"/>
           <w:b w:val="0"/>
           <w:i w:val="0"/>
-          <w:sz w:val="28"/>
-        </w:rPr>
-        <w:t>Gutwin C., Greenberg S. A Descriptive Framework of Workspace Awareness for Real-Time Groupware // Computer Supported Cooperative Work. 2002. Vol. 11. P. 411-446. DOI: 10.1023/A:1021271517844.</w:t>
-      </w:r>
-    </w:p>
-    <w:p>
-      <w:pPr>
-        <w:pStyle w:val="ListNumber"/>
-        <w:spacing w:line="360" w:lineRule="auto"/>
-        <w:ind w:left="709" w:hanging="283"/>
+          <w:sz w:val="24"/>
+        </w:rPr>
+        <w:t>13. Рогачев С. А., Бабюк Ю. Программная инженерия. Требования к подготовке и содержанию отчетов по практике: учебно-методическое пособие. СПб.: ГУАП, 2025. 40 с.</w:t>
+      </w:r>
+    </w:p>
+    <w:p>
+      <w:pPr>
+        <w:spacing w:line="240" w:lineRule="auto" w:after="60"/>
+        <w:ind w:firstLine="0" w:left="425"/>
+        <w:jc w:val="left"/>
       </w:pPr>
       <w:r>
         <w:rPr>
           <w:rFonts w:ascii="Times New Roman" w:hAnsi="Times New Roman" w:eastAsia="Times New Roman"/>
           <w:b w:val="0"/>
           <w:i w:val="0"/>
-          <w:sz w:val="28"/>
-        </w:rPr>
-        <w:t>Gutwin C., Schneider K., Penner R., Paquette D. Supporting Group Awareness in Distributed Software Development. URL: https://dl.ifip.org/db/conf/ehci/ehci2004/GutwinSPP04.pdf (дата обращения: 09.05.2026).</w:t>
-      </w:r>
-    </w:p>
-    <w:p>
-      <w:pPr>
-        <w:pStyle w:val="ListNumber"/>
-        <w:spacing w:line="360" w:lineRule="auto"/>
-        <w:ind w:left="709" w:hanging="283"/>
+          <w:sz w:val="24"/>
+        </w:rPr>
+        <w:t>14. Олифер В. Г., Олифер Н. А. Компьютерные сети. Принципы, технологии, протоколы: учебник. 6-е изд. СПб.: Питер, 2022. 1008 с.</w:t>
+      </w:r>
+    </w:p>
+    <w:p>
+      <w:pPr>
+        <w:spacing w:line="240" w:lineRule="auto" w:after="60"/>
+        <w:ind w:firstLine="0" w:left="425"/>
+        <w:jc w:val="left"/>
       </w:pPr>
       <w:r>
         <w:rPr>
           <w:rFonts w:ascii="Times New Roman" w:hAnsi="Times New Roman" w:eastAsia="Times New Roman"/>
           <w:b w:val="0"/>
           <w:i w:val="0"/>
-          <w:sz w:val="28"/>
-        </w:rPr>
-        <w:t>Ignat C.-L., Oster G., Fox O., Shalin V. L., Charoy F. How Do User Groups Cope with Delay in Real-Time Collaborative Note Taking // ECSCW 2015: Proceedings of the 14th European Conference on Computer Supported Cooperative Work. URL: https://dl.eusset.eu/items/a815f8e7-047e-42a2-bf9b-0dc02fdd904e (дата обращения: 09.05.2026).</w:t>
+          <w:sz w:val="24"/>
+        </w:rPr>
+        <w:t>15. Орлов С. А. Программная инженерия: учебник для вузов. 5-е изд. СПб.: Питер, 2016. 640 с.</w:t>
+      </w:r>
+    </w:p>
+    <w:p>
+      <w:pPr>
+        <w:spacing w:line="240" w:lineRule="auto" w:after="60"/>
+        <w:ind w:firstLine="0" w:left="425"/>
+        <w:jc w:val="left"/>
+      </w:pPr>
+      <w:r>
+        <w:rPr>
+          <w:rFonts w:ascii="Times New Roman" w:hAnsi="Times New Roman" w:eastAsia="Times New Roman"/>
+          <w:b w:val="0"/>
+          <w:i w:val="0"/>
+          <w:sz w:val="24"/>
+        </w:rPr>
+        <w:t>16. Гагарина Л. Г., Кокорева Е. В., Виснадул Б. Д. Технология разработки программного обеспечения: учебное пособие. М.: ФОРУМ: ИНФРА-М, 2021. 400 с.</w:t>
+      </w:r>
+    </w:p>
+    <w:p>
+      <w:pPr>
+        <w:spacing w:line="240" w:lineRule="auto" w:after="60"/>
+        <w:ind w:firstLine="0" w:left="425"/>
+        <w:jc w:val="left"/>
+      </w:pPr>
+      <w:r>
+        <w:rPr>
+          <w:rFonts w:ascii="Times New Roman" w:hAnsi="Times New Roman" w:eastAsia="Times New Roman"/>
+          <w:b w:val="0"/>
+          <w:i w:val="0"/>
+          <w:sz w:val="24"/>
+        </w:rPr>
+        <w:t>17. Советов Б. Я., Цехановский В. В., Чертовской В. Д. Базы данных: теория и практика: учебник. М.: Юрайт, 2020. 463 с.</w:t>
+      </w:r>
+    </w:p>
+    <w:p>
+      <w:pPr>
+        <w:spacing w:line="240" w:lineRule="auto" w:after="60"/>
+        <w:ind w:firstLine="0" w:left="425"/>
+        <w:jc w:val="left"/>
+      </w:pPr>
+      <w:r>
+        <w:rPr>
+          <w:rFonts w:ascii="Times New Roman" w:hAnsi="Times New Roman" w:eastAsia="Times New Roman"/>
+          <w:b w:val="0"/>
+          <w:i w:val="0"/>
+          <w:sz w:val="24"/>
+        </w:rPr>
+        <w:t>18. Гвоздева В. А., Баллод Б. А. Основы построения автоматизированных информационных систем: учебник. М.: ФОРУМ: ИНФРА-М, 2020. 320 с.</w:t>
+      </w:r>
+    </w:p>
+    <w:p>
+      <w:pPr>
+        <w:spacing w:line="240" w:lineRule="auto" w:after="60"/>
+        <w:ind w:firstLine="0" w:left="425"/>
+        <w:jc w:val="left"/>
+      </w:pPr>
+      <w:r>
+        <w:rPr>
+          <w:rFonts w:ascii="Times New Roman" w:hAnsi="Times New Roman" w:eastAsia="Times New Roman"/>
+          <w:b w:val="0"/>
+          <w:i w:val="0"/>
+          <w:sz w:val="24"/>
+        </w:rPr>
+        <w:t>19. Липаев В. В. Программная инженерия. Методологические основы: учебник. М.: ТЕИС, 2006. 608 с.</w:t>
+      </w:r>
+    </w:p>
+    <w:p>
+      <w:pPr>
+        <w:spacing w:line="240" w:lineRule="auto" w:after="60"/>
+        <w:ind w:firstLine="0" w:left="425"/>
+        <w:jc w:val="left"/>
+      </w:pPr>
+      <w:r>
+        <w:rPr>
+          <w:rFonts w:ascii="Times New Roman" w:hAnsi="Times New Roman" w:eastAsia="Times New Roman"/>
+          <w:b w:val="0"/>
+          <w:i w:val="0"/>
+          <w:sz w:val="24"/>
+        </w:rPr>
+        <w:t>20. Куликов С. С. Тестирование программного обеспечения. Базовый курс. Минск: Четыре четверти, 2017. 312 с.</w:t>
       </w:r>
     </w:p>
     <w:p>

--- a/build/docx/vkr-draft-1.docx
+++ b/build/docx/vkr-draft-1.docx
@@ -1906,8 +1906,11 @@
     </w:p>
     <w:p>
       <w:pPr>
+        <w:tabs>
+          <w:tab w:pos="9071" w:val="center"/>
+        </w:tabs>
         <w:spacing w:line="240" w:lineRule="auto" w:after="0"/>
-        <w:ind w:firstLine="0" w:left="0"/>
+        <w:ind w:firstLine="0" w:left="0" w:right="0"/>
       </w:pPr>
       <w:r>
         <w:rPr>
@@ -1916,13 +1919,18 @@
           <w:i w:val="0"/>
           <w:sz w:val="22"/>
         </w:rPr>
-        <w:t>РЕФЕРАТ ........................................................................... 1</w:t>
-      </w:r>
-    </w:p>
-    <w:p>
-      <w:pPr>
+        <w:t>РЕФЕРАТ</w:t>
+        <w:tab/>
+        <w:t>1</w:t>
+      </w:r>
+    </w:p>
+    <w:p>
+      <w:pPr>
+        <w:tabs>
+          <w:tab w:pos="9071" w:val="center"/>
+        </w:tabs>
         <w:spacing w:line="240" w:lineRule="auto" w:after="0"/>
-        <w:ind w:firstLine="0" w:left="0"/>
+        <w:ind w:firstLine="0" w:left="0" w:right="0"/>
       </w:pPr>
       <w:r>
         <w:rPr>
@@ -1931,13 +1939,18 @@
           <w:i w:val="0"/>
           <w:sz w:val="22"/>
         </w:rPr>
-        <w:t>ПЕРЕЧЕНЬ СОКРАЩЕНИЙ И ОБОЗНАЧЕНИЙ ................................................. 3</w:t>
-      </w:r>
-    </w:p>
-    <w:p>
-      <w:pPr>
+        <w:t>ПЕРЕЧЕНЬ СОКРАЩЕНИЙ И ОБОЗНАЧЕНИЙ</w:t>
+        <w:tab/>
+        <w:t>3</w:t>
+      </w:r>
+    </w:p>
+    <w:p>
+      <w:pPr>
+        <w:tabs>
+          <w:tab w:pos="9071" w:val="center"/>
+        </w:tabs>
         <w:spacing w:line="240" w:lineRule="auto" w:after="0"/>
-        <w:ind w:firstLine="0" w:left="0"/>
+        <w:ind w:firstLine="0" w:left="0" w:right="0"/>
       </w:pPr>
       <w:r>
         <w:rPr>
@@ -1946,13 +1959,18 @@
           <w:i w:val="0"/>
           <w:sz w:val="22"/>
         </w:rPr>
-        <w:t>ВВЕДЕНИЕ .......................................................................... 4</w:t>
-      </w:r>
-    </w:p>
-    <w:p>
-      <w:pPr>
+        <w:t>ВВЕДЕНИЕ</w:t>
+        <w:tab/>
+        <w:t>4</w:t>
+      </w:r>
+    </w:p>
+    <w:p>
+      <w:pPr>
+        <w:tabs>
+          <w:tab w:pos="9071" w:val="center"/>
+        </w:tabs>
         <w:spacing w:line="240" w:lineRule="auto" w:after="0"/>
-        <w:ind w:firstLine="0" w:left="0"/>
+        <w:ind w:firstLine="0" w:left="0" w:right="0"/>
       </w:pPr>
       <w:r>
         <w:rPr>
@@ -1961,13 +1979,18 @@
           <w:i w:val="0"/>
           <w:sz w:val="22"/>
         </w:rPr>
-        <w:t>1. Анализ предметной области и существующих подходов .............................. 7</w:t>
-      </w:r>
-    </w:p>
-    <w:p>
-      <w:pPr>
+        <w:t>1. Анализ предметной области и существующих подходов</w:t>
+        <w:tab/>
+        <w:t>7</w:t>
+      </w:r>
+    </w:p>
+    <w:p>
+      <w:pPr>
+        <w:tabs>
+          <w:tab w:pos="9071" w:val="center"/>
+        </w:tabs>
         <w:spacing w:line="240" w:lineRule="auto" w:after="0"/>
-        <w:ind w:firstLine="0" w:left="425"/>
+        <w:ind w:firstLine="0" w:left="425" w:right="0"/>
       </w:pPr>
       <w:r>
         <w:rPr>
@@ -1976,13 +1999,18 @@
           <w:i w:val="0"/>
           <w:sz w:val="22"/>
         </w:rPr>
-        <w:t>1.1 Real-time взаимодействие в системах отслеживания задач .................. 7</w:t>
-      </w:r>
-    </w:p>
-    <w:p>
-      <w:pPr>
+        <w:t>1.1 Real-time взаимодействие в системах отслеживания задач</w:t>
+        <w:tab/>
+        <w:t>7</w:t>
+      </w:r>
+    </w:p>
+    <w:p>
+      <w:pPr>
+        <w:tabs>
+          <w:tab w:pos="9071" w:val="center"/>
+        </w:tabs>
         <w:spacing w:line="240" w:lineRule="auto" w:after="0"/>
-        <w:ind w:firstLine="0" w:left="425"/>
+        <w:ind w:firstLine="0" w:left="425" w:right="0"/>
       </w:pPr>
       <w:r>
         <w:rPr>
@@ -1991,13 +2019,18 @@
           <w:i w:val="0"/>
           <w:sz w:val="22"/>
         </w:rPr>
-        <w:t>1.2 WebSocket и SignalR как основа real-time контура ........................ 7</w:t>
-      </w:r>
-    </w:p>
-    <w:p>
-      <w:pPr>
+        <w:t>1.2 WebSocket и SignalR как основа real-time контура</w:t>
+        <w:tab/>
+        <w:t>7</w:t>
+      </w:r>
+    </w:p>
+    <w:p>
+      <w:pPr>
+        <w:tabs>
+          <w:tab w:pos="9071" w:val="center"/>
+        </w:tabs>
         <w:spacing w:line="240" w:lineRule="auto" w:after="0"/>
-        <w:ind w:firstLine="0" w:left="425"/>
+        <w:ind w:firstLine="0" w:left="425" w:right="0"/>
       </w:pPr>
       <w:r>
         <w:rPr>
@@ -2006,13 +2039,18 @@
           <w:i w:val="0"/>
           <w:sz w:val="22"/>
         </w:rPr>
-        <w:t>1.3 Ограничение single-node WebSocket-архитектуры ........................... 8</w:t>
-      </w:r>
-    </w:p>
-    <w:p>
-      <w:pPr>
+        <w:t>1.3 Ограничение single-node WebSocket-архитектуры</w:t>
+        <w:tab/>
+        <w:t>8</w:t>
+      </w:r>
+    </w:p>
+    <w:p>
+      <w:pPr>
+        <w:tabs>
+          <w:tab w:pos="9071" w:val="center"/>
+        </w:tabs>
         <w:spacing w:line="240" w:lineRule="auto" w:after="0"/>
-        <w:ind w:firstLine="0" w:left="425"/>
+        <w:ind w:firstLine="0" w:left="425" w:right="0"/>
       </w:pPr>
       <w:r>
         <w:rPr>
@@ -2021,13 +2059,18 @@
           <w:i w:val="0"/>
           <w:sz w:val="22"/>
         </w:rPr>
-        <w:t>1.4 Сравнение подходов к масштабированию .................................... 9</w:t>
-      </w:r>
-    </w:p>
-    <w:p>
-      <w:pPr>
+        <w:t>1.4 Сравнение подходов к масштабированию</w:t>
+        <w:tab/>
+        <w:t>9</w:t>
+      </w:r>
+    </w:p>
+    <w:p>
+      <w:pPr>
+        <w:tabs>
+          <w:tab w:pos="9071" w:val="center"/>
+        </w:tabs>
         <w:spacing w:line="240" w:lineRule="auto" w:after="0"/>
-        <w:ind w:firstLine="0" w:left="425"/>
+        <w:ind w:firstLine="0" w:left="425" w:right="0"/>
       </w:pPr>
       <w:r>
         <w:rPr>
@@ -2036,13 +2079,18 @@
           <w:i w:val="0"/>
           <w:sz w:val="22"/>
         </w:rPr>
-        <w:t>1.5 Вывод по главе .......................................................... 10</w:t>
-      </w:r>
-    </w:p>
-    <w:p>
-      <w:pPr>
+        <w:t>1.5 Вывод по главе</w:t>
+        <w:tab/>
+        <w:t>10</w:t>
+      </w:r>
+    </w:p>
+    <w:p>
+      <w:pPr>
+        <w:tabs>
+          <w:tab w:pos="9071" w:val="center"/>
+        </w:tabs>
         <w:spacing w:line="240" w:lineRule="auto" w:after="0"/>
-        <w:ind w:firstLine="0" w:left="0"/>
+        <w:ind w:firstLine="0" w:left="0" w:right="0"/>
       </w:pPr>
       <w:r>
         <w:rPr>
@@ -2051,13 +2099,18 @@
           <w:i w:val="0"/>
           <w:sz w:val="22"/>
         </w:rPr>
-        <w:t>2. Анализ целевой системы и постановка задачи ..................................... 11</w:t>
-      </w:r>
-    </w:p>
-    <w:p>
-      <w:pPr>
+        <w:t>2. Анализ целевой системы и постановка задачи</w:t>
+        <w:tab/>
+        <w:t>11</w:t>
+      </w:r>
+    </w:p>
+    <w:p>
+      <w:pPr>
+        <w:tabs>
+          <w:tab w:pos="9071" w:val="center"/>
+        </w:tabs>
         <w:spacing w:line="240" w:lineRule="auto" w:after="0"/>
-        <w:ind w:firstLine="0" w:left="425"/>
+        <w:ind w:firstLine="0" w:left="425" w:right="0"/>
       </w:pPr>
       <w:r>
         <w:rPr>
@@ -2066,13 +2119,18 @@
           <w:i w:val="0"/>
           <w:sz w:val="22"/>
         </w:rPr>
-        <w:t>2.1 Характеристика целевой системы .......................................... 11</w:t>
-      </w:r>
-    </w:p>
-    <w:p>
-      <w:pPr>
+        <w:t>2.1 Характеристика целевой системы</w:t>
+        <w:tab/>
+        <w:t>11</w:t>
+      </w:r>
+    </w:p>
+    <w:p>
+      <w:pPr>
+        <w:tabs>
+          <w:tab w:pos="9071" w:val="center"/>
+        </w:tabs>
         <w:spacing w:line="240" w:lineRule="auto" w:after="0"/>
-        <w:ind w:firstLine="0" w:left="425"/>
+        <w:ind w:firstLine="0" w:left="425" w:right="0"/>
       </w:pPr>
       <w:r>
         <w:rPr>
@@ -2081,13 +2139,18 @@
           <w:i w:val="0"/>
           <w:sz w:val="22"/>
         </w:rPr>
-        <w:t>2.2 Исходная реализация real-time взаимодействия ............................ 11</w:t>
-      </w:r>
-    </w:p>
-    <w:p>
-      <w:pPr>
+        <w:t>2.2 Исходная реализация real-time взаимодействия</w:t>
+        <w:tab/>
+        <w:t>11</w:t>
+      </w:r>
+    </w:p>
+    <w:p>
+      <w:pPr>
+        <w:tabs>
+          <w:tab w:pos="9071" w:val="center"/>
+        </w:tabs>
         <w:spacing w:line="240" w:lineRule="auto" w:after="0"/>
-        <w:ind w:firstLine="0" w:left="425"/>
+        <w:ind w:firstLine="0" w:left="425" w:right="0"/>
       </w:pPr>
       <w:r>
         <w:rPr>
@@ -2096,13 +2159,18 @@
           <w:i w:val="0"/>
           <w:sz w:val="22"/>
         </w:rPr>
-        <w:t>2.3 Требования к разрабатываемому решению ................................... 12</w:t>
-      </w:r>
-    </w:p>
-    <w:p>
-      <w:pPr>
+        <w:t>2.3 Требования к разрабатываемому решению</w:t>
+        <w:tab/>
+        <w:t>12</w:t>
+      </w:r>
+    </w:p>
+    <w:p>
+      <w:pPr>
+        <w:tabs>
+          <w:tab w:pos="9071" w:val="center"/>
+        </w:tabs>
         <w:spacing w:line="240" w:lineRule="auto" w:after="0"/>
-        <w:ind w:firstLine="0" w:left="425"/>
+        <w:ind w:firstLine="0" w:left="425" w:right="0"/>
       </w:pPr>
       <w:r>
         <w:rPr>
@@ -2111,13 +2179,18 @@
           <w:i w:val="0"/>
           <w:sz w:val="22"/>
         </w:rPr>
-        <w:t>2.4 Постановка задачи ....................................................... 13</w:t>
-      </w:r>
-    </w:p>
-    <w:p>
-      <w:pPr>
+        <w:t>2.4 Постановка задачи</w:t>
+        <w:tab/>
+        <w:t>12</w:t>
+      </w:r>
+    </w:p>
+    <w:p>
+      <w:pPr>
+        <w:tabs>
+          <w:tab w:pos="9071" w:val="center"/>
+        </w:tabs>
         <w:spacing w:line="240" w:lineRule="auto" w:after="0"/>
-        <w:ind w:firstLine="0" w:left="0"/>
+        <w:ind w:firstLine="0" w:left="0" w:right="0"/>
       </w:pPr>
       <w:r>
         <w:rPr>
@@ -2126,13 +2199,18 @@
           <w:i w:val="0"/>
           <w:sz w:val="22"/>
         </w:rPr>
-        <w:t>3. Проектирование масштабируемого real-time контура ............................... 14</w:t>
-      </w:r>
-    </w:p>
-    <w:p>
-      <w:pPr>
+        <w:t>3. Проектирование масштабируемого real-time контура</w:t>
+        <w:tab/>
+        <w:t>14</w:t>
+      </w:r>
+    </w:p>
+    <w:p>
+      <w:pPr>
+        <w:tabs>
+          <w:tab w:pos="9071" w:val="center"/>
+        </w:tabs>
         <w:spacing w:line="240" w:lineRule="auto" w:after="0"/>
-        <w:ind w:firstLine="0" w:left="425"/>
+        <w:ind w:firstLine="0" w:left="425" w:right="0"/>
       </w:pPr>
       <w:r>
         <w:rPr>
@@ -2141,13 +2219,18 @@
           <w:i w:val="0"/>
           <w:sz w:val="22"/>
         </w:rPr>
-        <w:t>3.1 Исходная архитектура .................................................... 14</w:t>
-      </w:r>
-    </w:p>
-    <w:p>
-      <w:pPr>
+        <w:t>3.1 Исходная архитектура</w:t>
+        <w:tab/>
+        <w:t>14</w:t>
+      </w:r>
+    </w:p>
+    <w:p>
+      <w:pPr>
+        <w:tabs>
+          <w:tab w:pos="9071" w:val="center"/>
+        </w:tabs>
         <w:spacing w:line="240" w:lineRule="auto" w:after="0"/>
-        <w:ind w:firstLine="0" w:left="425"/>
+        <w:ind w:firstLine="0" w:left="425" w:right="0"/>
       </w:pPr>
       <w:r>
         <w:rPr>
@@ -2156,13 +2239,18 @@
           <w:i w:val="0"/>
           <w:sz w:val="22"/>
         </w:rPr>
-        <w:t>3.2 Целевая архитектура ..................................................... 14</w:t>
-      </w:r>
-    </w:p>
-    <w:p>
-      <w:pPr>
+        <w:t>3.2 Целевая архитектура</w:t>
+        <w:tab/>
+        <w:t>14</w:t>
+      </w:r>
+    </w:p>
+    <w:p>
+      <w:pPr>
+        <w:tabs>
+          <w:tab w:pos="9071" w:val="center"/>
+        </w:tabs>
         <w:spacing w:line="240" w:lineRule="auto" w:after="0"/>
-        <w:ind w:firstLine="0" w:left="425"/>
+        <w:ind w:firstLine="0" w:left="425" w:right="0"/>
       </w:pPr>
       <w:r>
         <w:rPr>
@@ -2171,13 +2259,18 @@
           <w:i w:val="0"/>
           <w:sz w:val="22"/>
         </w:rPr>
-        <w:t>3.3 Поток real-time события ................................................. 15</w:t>
-      </w:r>
-    </w:p>
-    <w:p>
-      <w:pPr>
+        <w:t>3.3 Поток real-time события</w:t>
+        <w:tab/>
+        <w:t>15</w:t>
+      </w:r>
+    </w:p>
+    <w:p>
+      <w:pPr>
+        <w:tabs>
+          <w:tab w:pos="9071" w:val="center"/>
+        </w:tabs>
         <w:spacing w:line="240" w:lineRule="auto" w:after="0"/>
-        <w:ind w:firstLine="0" w:left="425"/>
+        <w:ind w:firstLine="0" w:left="425" w:right="0"/>
       </w:pPr>
       <w:r>
         <w:rPr>
@@ -2186,13 +2279,18 @@
           <w:i w:val="0"/>
           <w:sz w:val="22"/>
         </w:rPr>
-        <w:t>3.4 Модель групп и повторной подписки ....................................... 16</w:t>
-      </w:r>
-    </w:p>
-    <w:p>
-      <w:pPr>
+        <w:t>3.4 Модель групп и повторной подписки</w:t>
+        <w:tab/>
+        <w:t>16</w:t>
+      </w:r>
+    </w:p>
+    <w:p>
+      <w:pPr>
+        <w:tabs>
+          <w:tab w:pos="9071" w:val="center"/>
+        </w:tabs>
         <w:spacing w:line="240" w:lineRule="auto" w:after="0"/>
-        <w:ind w:firstLine="0" w:left="425"/>
+        <w:ind w:firstLine="0" w:left="425" w:right="0"/>
       </w:pPr>
       <w:r>
         <w:rPr>
@@ -2201,13 +2299,18 @@
           <w:i w:val="0"/>
           <w:sz w:val="22"/>
         </w:rPr>
-        <w:t>3.5 Диагностический контур .................................................. 17</w:t>
-      </w:r>
-    </w:p>
-    <w:p>
-      <w:pPr>
+        <w:t>3.5 Диагностический контур</w:t>
+        <w:tab/>
+        <w:t>17</w:t>
+      </w:r>
+    </w:p>
+    <w:p>
+      <w:pPr>
+        <w:tabs>
+          <w:tab w:pos="9071" w:val="center"/>
+        </w:tabs>
         <w:spacing w:line="240" w:lineRule="auto" w:after="0"/>
-        <w:ind w:firstLine="0" w:left="0"/>
+        <w:ind w:firstLine="0" w:left="0" w:right="0"/>
       </w:pPr>
       <w:r>
         <w:rPr>
@@ -2216,13 +2319,18 @@
           <w:i w:val="0"/>
           <w:sz w:val="22"/>
         </w:rPr>
-        <w:t>4. Реализация решения в целевой системе ........................................... 18</w:t>
-      </w:r>
-    </w:p>
-    <w:p>
-      <w:pPr>
+        <w:t>4. Реализация решения в целевой системе</w:t>
+        <w:tab/>
+        <w:t>18</w:t>
+      </w:r>
+    </w:p>
+    <w:p>
+      <w:pPr>
+        <w:tabs>
+          <w:tab w:pos="9071" w:val="center"/>
+        </w:tabs>
         <w:spacing w:line="240" w:lineRule="auto" w:after="0"/>
-        <w:ind w:firstLine="0" w:left="425"/>
+        <w:ind w:firstLine="0" w:left="425" w:right="0"/>
       </w:pPr>
       <w:r>
         <w:rPr>
@@ -2231,13 +2339,18 @@
           <w:i w:val="0"/>
           <w:sz w:val="22"/>
         </w:rPr>
-        <w:t>4.1 Организация работ ....................................................... 18</w:t>
-      </w:r>
-    </w:p>
-    <w:p>
-      <w:pPr>
+        <w:t>4.1 Организация работ</w:t>
+        <w:tab/>
+        <w:t>18</w:t>
+      </w:r>
+    </w:p>
+    <w:p>
+      <w:pPr>
+        <w:tabs>
+          <w:tab w:pos="9071" w:val="center"/>
+        </w:tabs>
         <w:spacing w:line="240" w:lineRule="auto" w:after="0"/>
-        <w:ind w:firstLine="0" w:left="425"/>
+        <w:ind w:firstLine="0" w:left="425" w:right="0"/>
       </w:pPr>
       <w:r>
         <w:rPr>
@@ -2246,13 +2359,18 @@
           <w:i w:val="0"/>
           <w:sz w:val="22"/>
         </w:rPr>
-        <w:t>4.2 Изменения backend ....................................................... 18</w:t>
-      </w:r>
-    </w:p>
-    <w:p>
-      <w:pPr>
+        <w:t>4.2 Изменения backend</w:t>
+        <w:tab/>
+        <w:t>18</w:t>
+      </w:r>
+    </w:p>
+    <w:p>
+      <w:pPr>
+        <w:tabs>
+          <w:tab w:pos="9071" w:val="center"/>
+        </w:tabs>
         <w:spacing w:line="240" w:lineRule="auto" w:after="0"/>
-        <w:ind w:firstLine="0" w:left="425"/>
+        <w:ind w:firstLine="0" w:left="425" w:right="0"/>
       </w:pPr>
       <w:r>
         <w:rPr>
@@ -2261,13 +2379,18 @@
           <w:i w:val="0"/>
           <w:sz w:val="22"/>
         </w:rPr>
-        <w:t>4.3 Проверочный клиент ...................................................... 19</w:t>
-      </w:r>
-    </w:p>
-    <w:p>
-      <w:pPr>
+        <w:t>4.3 Проверочный клиент</w:t>
+        <w:tab/>
+        <w:t>19</w:t>
+      </w:r>
+    </w:p>
+    <w:p>
+      <w:pPr>
+        <w:tabs>
+          <w:tab w:pos="9071" w:val="center"/>
+        </w:tabs>
         <w:spacing w:line="240" w:lineRule="auto" w:after="0"/>
-        <w:ind w:firstLine="0" w:left="425"/>
+        <w:ind w:firstLine="0" w:left="425" w:right="0"/>
       </w:pPr>
       <w:r>
         <w:rPr>
@@ -2276,13 +2399,18 @@
           <w:i w:val="0"/>
           <w:sz w:val="22"/>
         </w:rPr>
-        <w:t>4.4 Инфраструктурные изменения .............................................. 19</w:t>
-      </w:r>
-    </w:p>
-    <w:p>
-      <w:pPr>
+        <w:t>4.4 Инфраструктурные изменения</w:t>
+        <w:tab/>
+        <w:t>19</w:t>
+      </w:r>
+    </w:p>
+    <w:p>
+      <w:pPr>
+        <w:tabs>
+          <w:tab w:pos="9071" w:val="center"/>
+        </w:tabs>
         <w:spacing w:line="240" w:lineRule="auto" w:after="0"/>
-        <w:ind w:firstLine="0" w:left="425"/>
+        <w:ind w:firstLine="0" w:left="425" w:right="0"/>
       </w:pPr>
       <w:r>
         <w:rPr>
@@ -2291,13 +2419,18 @@
           <w:i w:val="0"/>
           <w:sz w:val="22"/>
         </w:rPr>
-        <w:t>4.5 Автоматизированный сценарий проверки .................................... 20</w:t>
-      </w:r>
-    </w:p>
-    <w:p>
-      <w:pPr>
+        <w:t>4.5 Автоматизированный сценарий проверки</w:t>
+        <w:tab/>
+        <w:t>20</w:t>
+      </w:r>
+    </w:p>
+    <w:p>
+      <w:pPr>
+        <w:tabs>
+          <w:tab w:pos="9071" w:val="center"/>
+        </w:tabs>
         <w:spacing w:line="240" w:lineRule="auto" w:after="0"/>
-        <w:ind w:firstLine="0" w:left="0"/>
+        <w:ind w:firstLine="0" w:left="0" w:right="0"/>
       </w:pPr>
       <w:r>
         <w:rPr>
@@ -2306,13 +2439,18 @@
           <w:i w:val="0"/>
           <w:sz w:val="22"/>
         </w:rPr>
-        <w:t>5. Испытания и оценка результатов ................................................. 22</w:t>
-      </w:r>
-    </w:p>
-    <w:p>
-      <w:pPr>
+        <w:t>5. Испытания и оценка результатов</w:t>
+        <w:tab/>
+        <w:t>22</w:t>
+      </w:r>
+    </w:p>
+    <w:p>
+      <w:pPr>
+        <w:tabs>
+          <w:tab w:pos="9071" w:val="center"/>
+        </w:tabs>
         <w:spacing w:line="240" w:lineRule="auto" w:after="0"/>
-        <w:ind w:firstLine="0" w:left="425"/>
+        <w:ind w:firstLine="0" w:left="425" w:right="0"/>
       </w:pPr>
       <w:r>
         <w:rPr>
@@ -2321,13 +2459,18 @@
           <w:i w:val="0"/>
           <w:sz w:val="22"/>
         </w:rPr>
-        <w:t>5.1 Цель и программа испытаний .............................................. 22</w:t>
-      </w:r>
-    </w:p>
-    <w:p>
-      <w:pPr>
+        <w:t>5.1 Цель и программа испытаний</w:t>
+        <w:tab/>
+        <w:t>22</w:t>
+      </w:r>
+    </w:p>
+    <w:p>
+      <w:pPr>
+        <w:tabs>
+          <w:tab w:pos="9071" w:val="center"/>
+        </w:tabs>
         <w:spacing w:line="240" w:lineRule="auto" w:after="0"/>
-        <w:ind w:firstLine="0" w:left="425"/>
+        <w:ind w:firstLine="0" w:left="425" w:right="0"/>
       </w:pPr>
       <w:r>
         <w:rPr>
@@ -2336,13 +2479,18 @@
           <w:i w:val="0"/>
           <w:sz w:val="22"/>
         </w:rPr>
-        <w:t>5.2 Стенд испытаний ......................................................... 22</w:t>
-      </w:r>
-    </w:p>
-    <w:p>
-      <w:pPr>
+        <w:t>5.2 Стенд испытаний</w:t>
+        <w:tab/>
+        <w:t>22</w:t>
+      </w:r>
+    </w:p>
+    <w:p>
+      <w:pPr>
+        <w:tabs>
+          <w:tab w:pos="9071" w:val="center"/>
+        </w:tabs>
         <w:spacing w:line="240" w:lineRule="auto" w:after="0"/>
-        <w:ind w:firstLine="0" w:left="425"/>
+        <w:ind w:firstLine="0" w:left="425" w:right="0"/>
       </w:pPr>
       <w:r>
         <w:rPr>
@@ -2351,13 +2499,18 @@
           <w:i w:val="0"/>
           <w:sz w:val="22"/>
         </w:rPr>
-        <w:t>5.3 Результат без Redis backplane ........................................... 23</w:t>
-      </w:r>
-    </w:p>
-    <w:p>
-      <w:pPr>
+        <w:t>5.3 Результат без Redis backplane</w:t>
+        <w:tab/>
+        <w:t>23</w:t>
+      </w:r>
+    </w:p>
+    <w:p>
+      <w:pPr>
+        <w:tabs>
+          <w:tab w:pos="9071" w:val="center"/>
+        </w:tabs>
         <w:spacing w:line="240" w:lineRule="auto" w:after="0"/>
-        <w:ind w:firstLine="0" w:left="425"/>
+        <w:ind w:firstLine="0" w:left="425" w:right="0"/>
       </w:pPr>
       <w:r>
         <w:rPr>
@@ -2366,13 +2519,18 @@
           <w:i w:val="0"/>
           <w:sz w:val="22"/>
         </w:rPr>
-        <w:t>5.4 Результат с Redis backplane ............................................. 23</w:t>
-      </w:r>
-    </w:p>
-    <w:p>
-      <w:pPr>
+        <w:t>5.4 Результат с Redis backplane</w:t>
+        <w:tab/>
+        <w:t>23</w:t>
+      </w:r>
+    </w:p>
+    <w:p>
+      <w:pPr>
+        <w:tabs>
+          <w:tab w:pos="9071" w:val="center"/>
+        </w:tabs>
         <w:spacing w:line="240" w:lineRule="auto" w:after="0"/>
-        <w:ind w:firstLine="0" w:left="425"/>
+        <w:ind w:firstLine="0" w:left="425" w:right="0"/>
       </w:pPr>
       <w:r>
         <w:rPr>
@@ -2381,13 +2539,18 @@
           <w:i w:val="0"/>
           <w:sz w:val="22"/>
         </w:rPr>
-        <w:t>5.5 Серийная проверка и задержка доставки ................................... 24</w:t>
-      </w:r>
-    </w:p>
-    <w:p>
-      <w:pPr>
+        <w:t>5.5 Серийная проверка и задержка доставки</w:t>
+        <w:tab/>
+        <w:t>24</w:t>
+      </w:r>
+    </w:p>
+    <w:p>
+      <w:pPr>
+        <w:tabs>
+          <w:tab w:pos="9071" w:val="center"/>
+        </w:tabs>
         <w:spacing w:line="240" w:lineRule="auto" w:after="0"/>
-        <w:ind w:firstLine="0" w:left="425"/>
+        <w:ind w:firstLine="0" w:left="425" w:right="0"/>
       </w:pPr>
       <w:r>
         <w:rPr>
@@ -2396,13 +2559,18 @@
           <w:i w:val="0"/>
           <w:sz w:val="22"/>
         </w:rPr>
-        <w:t>5.6 Проверка восстановления соединения и отказа узла ........................ 24</w:t>
-      </w:r>
-    </w:p>
-    <w:p>
-      <w:pPr>
+        <w:t>5.6 Проверка восстановления соединения и отказа узла</w:t>
+        <w:tab/>
+        <w:t>24</w:t>
+      </w:r>
+    </w:p>
+    <w:p>
+      <w:pPr>
+        <w:tabs>
+          <w:tab w:pos="9071" w:val="center"/>
+        </w:tabs>
         <w:spacing w:line="240" w:lineRule="auto" w:after="0"/>
-        <w:ind w:firstLine="0" w:left="425"/>
+        <w:ind w:firstLine="0" w:left="425" w:right="0"/>
       </w:pPr>
       <w:r>
         <w:rPr>
@@ -2411,13 +2579,18 @@
           <w:i w:val="0"/>
           <w:sz w:val="22"/>
         </w:rPr>
-        <w:t>5.7 Сравнительная таблица результатов ....................................... 26</w:t>
-      </w:r>
-    </w:p>
-    <w:p>
-      <w:pPr>
+        <w:t>5.7 Сравнительная таблица результатов</w:t>
+        <w:tab/>
+        <w:t>26</w:t>
+      </w:r>
+    </w:p>
+    <w:p>
+      <w:pPr>
+        <w:tabs>
+          <w:tab w:pos="9071" w:val="center"/>
+        </w:tabs>
         <w:spacing w:line="240" w:lineRule="auto" w:after="0"/>
-        <w:ind w:firstLine="0" w:left="425"/>
+        <w:ind w:firstLine="0" w:left="425" w:right="0"/>
       </w:pPr>
       <w:r>
         <w:rPr>
@@ -2426,13 +2599,18 @@
           <w:i w:val="0"/>
           <w:sz w:val="22"/>
         </w:rPr>
-        <w:t>5.8 Проверка входной точки стенда ........................................... 26</w:t>
-      </w:r>
-    </w:p>
-    <w:p>
-      <w:pPr>
+        <w:t>5.8 Проверка входной точки стенда</w:t>
+        <w:tab/>
+        <w:t>26</w:t>
+      </w:r>
+    </w:p>
+    <w:p>
+      <w:pPr>
+        <w:tabs>
+          <w:tab w:pos="9071" w:val="center"/>
+        </w:tabs>
         <w:spacing w:line="240" w:lineRule="auto" w:after="0"/>
-        <w:ind w:firstLine="0" w:left="425"/>
+        <w:ind w:firstLine="0" w:left="425" w:right="0"/>
       </w:pPr>
       <w:r>
         <w:rPr>
@@ -2441,13 +2619,18 @@
           <w:i w:val="0"/>
           <w:sz w:val="22"/>
         </w:rPr>
-        <w:t>5.9 Ограничения эксперимента ................................................ 26</w:t>
-      </w:r>
-    </w:p>
-    <w:p>
-      <w:pPr>
+        <w:t>5.9 Оценка достоверности результатов</w:t>
+        <w:tab/>
+        <w:t>26</w:t>
+      </w:r>
+    </w:p>
+    <w:p>
+      <w:pPr>
+        <w:tabs>
+          <w:tab w:pos="9071" w:val="center"/>
+        </w:tabs>
         <w:spacing w:line="240" w:lineRule="auto" w:after="0"/>
-        <w:ind w:firstLine="0" w:left="425"/>
+        <w:ind w:firstLine="0" w:left="425" w:right="0"/>
       </w:pPr>
       <w:r>
         <w:rPr>
@@ -2456,13 +2639,18 @@
           <w:i w:val="0"/>
           <w:sz w:val="22"/>
         </w:rPr>
-        <w:t>5.10 Вывод по испытаниям .................................................... 27</w:t>
-      </w:r>
-    </w:p>
-    <w:p>
-      <w:pPr>
+        <w:t>5.10 Вывод по испытаниям</w:t>
+        <w:tab/>
+        <w:t>27</w:t>
+      </w:r>
+    </w:p>
+    <w:p>
+      <w:pPr>
+        <w:tabs>
+          <w:tab w:pos="9071" w:val="center"/>
+        </w:tabs>
         <w:spacing w:line="240" w:lineRule="auto" w:after="0"/>
-        <w:ind w:firstLine="0" w:left="0"/>
+        <w:ind w:firstLine="0" w:left="0" w:right="0"/>
       </w:pPr>
       <w:r>
         <w:rPr>
@@ -2471,13 +2659,18 @@
           <w:i w:val="0"/>
           <w:sz w:val="22"/>
         </w:rPr>
-        <w:t>ЗАКЛЮЧЕНИЕ ........................................................................ 27</w:t>
-      </w:r>
-    </w:p>
-    <w:p>
-      <w:pPr>
+        <w:t>ЗАКЛЮЧЕНИЕ</w:t>
+        <w:tab/>
+        <w:t>27</w:t>
+      </w:r>
+    </w:p>
+    <w:p>
+      <w:pPr>
+        <w:tabs>
+          <w:tab w:pos="9071" w:val="center"/>
+        </w:tabs>
         <w:spacing w:line="240" w:lineRule="auto" w:after="0"/>
-        <w:ind w:firstLine="0" w:left="0"/>
+        <w:ind w:firstLine="0" w:left="0" w:right="0"/>
       </w:pPr>
       <w:r>
         <w:rPr>
@@ -2486,13 +2679,18 @@
           <w:i w:val="0"/>
           <w:sz w:val="22"/>
         </w:rPr>
-        <w:t>СПИСОК ИСПОЛЬЗОВАННЫХ ИСТОЧНИКОВ .................................................. 29</w:t>
-      </w:r>
-    </w:p>
-    <w:p>
-      <w:pPr>
+        <w:t>СПИСОК ИСПОЛЬЗОВАННЫХ ИСТОЧНИКОВ</w:t>
+        <w:tab/>
+        <w:t>29</w:t>
+      </w:r>
+    </w:p>
+    <w:p>
+      <w:pPr>
+        <w:tabs>
+          <w:tab w:pos="9071" w:val="center"/>
+        </w:tabs>
         <w:spacing w:line="240" w:lineRule="auto" w:after="0"/>
-        <w:ind w:firstLine="0" w:left="0"/>
+        <w:ind w:firstLine="0" w:left="0" w:right="0"/>
       </w:pPr>
       <w:r>
         <w:rPr>
@@ -2501,7 +2699,49 @@
           <w:i w:val="0"/>
           <w:sz w:val="22"/>
         </w:rPr>
-        <w:t>ПРИЛОЖЕНИЕ А ...................................................................... 31</w:t>
+        <w:t>ПРИЛОЖЕНИЕ А</w:t>
+        <w:tab/>
+        <w:t>31</w:t>
+      </w:r>
+    </w:p>
+    <w:p>
+      <w:pPr>
+        <w:tabs>
+          <w:tab w:pos="9071" w:val="center"/>
+        </w:tabs>
+        <w:spacing w:line="240" w:lineRule="auto" w:after="0"/>
+        <w:ind w:firstLine="0" w:left="0" w:right="0"/>
+      </w:pPr>
+      <w:r>
+        <w:rPr>
+          <w:rFonts w:ascii="Times New Roman" w:hAnsi="Times New Roman" w:eastAsia="Times New Roman"/>
+          <w:b/>
+          <w:i w:val="0"/>
+          <w:sz w:val="22"/>
+        </w:rPr>
+        <w:t>ПРИЛОЖЕНИЕ Б</w:t>
+        <w:tab/>
+        <w:t>33</w:t>
+      </w:r>
+    </w:p>
+    <w:p>
+      <w:pPr>
+        <w:tabs>
+          <w:tab w:pos="9071" w:val="center"/>
+        </w:tabs>
+        <w:spacing w:line="240" w:lineRule="auto" w:after="0"/>
+        <w:ind w:firstLine="0" w:left="0" w:right="0"/>
+      </w:pPr>
+      <w:r>
+        <w:rPr>
+          <w:rFonts w:ascii="Times New Roman" w:hAnsi="Times New Roman" w:eastAsia="Times New Roman"/>
+          <w:b/>
+          <w:i w:val="0"/>
+          <w:sz w:val="22"/>
+        </w:rPr>
+        <w:t>ПРИЛОЖЕНИЕ В</w:t>
+        <w:tab/>
+        <w:t>34</w:t>
       </w:r>
     </w:p>
     <w:p>
@@ -3317,7 +3557,7 @@
           <w:i w:val="0"/>
           <w:sz w:val="28"/>
         </w:rPr>
-        <w:t>Реализовать выбранное решение в отдельной ветке проекта.</w:t>
+        <w:t>Реализовать выбранное решение в целевой системе.</w:t>
       </w:r>
     </w:p>
     <w:p>
@@ -3398,22 +3638,6 @@
           <w:sz w:val="28"/>
         </w:rPr>
         <w:t>Практическая значимость работы состоит в создании прототипа масштабируемого real-time контура, который может быть использован как основа для дальнейшего развития системы отслеживания задач. Подготовленные конфигурации, диагностические средства и сценарии испытаний позволяют воспроизводимо демонстрировать переход от single-node реализации к multi-instance режиму с корректной межузловой доставкой событий.</w:t>
-      </w:r>
-    </w:p>
-    <w:p>
-      <w:pPr>
-        <w:spacing w:line="360" w:lineRule="auto"/>
-        <w:ind w:firstLine="709"/>
-        <w:jc w:val="both"/>
-      </w:pPr>
-      <w:r>
-        <w:rPr>
-          <w:rFonts w:ascii="Times New Roman" w:hAnsi="Times New Roman" w:eastAsia="Times New Roman"/>
-          <w:b w:val="0"/>
-          <w:i w:val="0"/>
-          <w:sz w:val="28"/>
-        </w:rPr>
-        <w:t>Оформление текстовой части, списка использованных источников и версии отчета по преддипломной практике выполняется с учетом требований ГОСТ 7.32-2017, ГОСТ Р 7.0.100-2018 и методических рекомендаций кафедры [11], [12], [13].</w:t>
       </w:r>
     </w:p>
     <w:p>
@@ -3680,16 +3904,15 @@
         <w:tblLook w:firstColumn="1" w:firstRow="1" w:lastColumn="0" w:lastRow="0" w:noHBand="0" w:noVBand="1" w:val="04A0"/>
       </w:tblPr>
       <w:tblGrid>
-        <w:gridCol w:w="1938"/>
-        <w:gridCol w:w="1938"/>
-        <w:gridCol w:w="1938"/>
-        <w:gridCol w:w="1938"/>
-        <w:gridCol w:w="1938"/>
+        <w:gridCol w:w="2422"/>
+        <w:gridCol w:w="2422"/>
+        <w:gridCol w:w="2422"/>
+        <w:gridCol w:w="2422"/>
       </w:tblGrid>
       <w:tr>
         <w:tc>
           <w:tcPr>
-            <w:tcW w:type="dxa" w:w="1938"/>
+            <w:tcW w:type="dxa" w:w="2422"/>
             <w:vAlign w:val="center"/>
           </w:tcPr>
           <w:p>
@@ -3711,7 +3934,7 @@
         </w:tc>
         <w:tc>
           <w:tcPr>
-            <w:tcW w:type="dxa" w:w="1938"/>
+            <w:tcW w:type="dxa" w:w="2422"/>
             <w:vAlign w:val="center"/>
           </w:tcPr>
           <w:p>
@@ -3733,7 +3956,7 @@
         </w:tc>
         <w:tc>
           <w:tcPr>
-            <w:tcW w:type="dxa" w:w="1938"/>
+            <w:tcW w:type="dxa" w:w="2422"/>
             <w:vAlign w:val="center"/>
           </w:tcPr>
           <w:p>
@@ -3755,29 +3978,7 @@
         </w:tc>
         <w:tc>
           <w:tcPr>
-            <w:tcW w:type="dxa" w:w="1938"/>
-            <w:vAlign w:val="center"/>
-          </w:tcPr>
-          <w:p>
-            <w:pPr>
-              <w:spacing w:line="240" w:lineRule="auto" w:before="0" w:after="0"/>
-              <w:ind w:firstLine="0"/>
-              <w:jc w:val="center"/>
-            </w:pPr>
-            <w:r/>
-            <w:r>
-              <w:rPr>
-                <w:rFonts w:ascii="Times New Roman" w:hAnsi="Times New Roman" w:eastAsia="Times New Roman"/>
-                <w:b/>
-                <w:sz w:val="22"/>
-              </w:rPr>
-              <w:t>Применимость для ВКР</w:t>
-            </w:r>
-          </w:p>
-        </w:tc>
-        <w:tc>
-          <w:tcPr>
-            <w:tcW w:type="dxa" w:w="1938"/>
+            <w:tcW w:type="dxa" w:w="2422"/>
             <w:vAlign w:val="center"/>
           </w:tcPr>
           <w:p>
@@ -3801,7 +4002,7 @@
       <w:tr>
         <w:tc>
           <w:tcPr>
-            <w:tcW w:type="dxa" w:w="1938"/>
+            <w:tcW w:type="dxa" w:w="2422"/>
             <w:vAlign w:val="center"/>
           </w:tcPr>
           <w:p>
@@ -3823,7 +4024,7 @@
         </w:tc>
         <w:tc>
           <w:tcPr>
-            <w:tcW w:type="dxa" w:w="1938"/>
+            <w:tcW w:type="dxa" w:w="2422"/>
             <w:vAlign w:val="center"/>
           </w:tcPr>
           <w:p>
@@ -3845,7 +4046,7 @@
         </w:tc>
         <w:tc>
           <w:tcPr>
-            <w:tcW w:type="dxa" w:w="1938"/>
+            <w:tcW w:type="dxa" w:w="2422"/>
             <w:vAlign w:val="center"/>
           </w:tcPr>
           <w:p>
@@ -3867,29 +4068,7 @@
         </w:tc>
         <w:tc>
           <w:tcPr>
-            <w:tcW w:type="dxa" w:w="1938"/>
-            <w:vAlign w:val="center"/>
-          </w:tcPr>
-          <w:p>
-            <w:pPr>
-              <w:spacing w:line="240" w:lineRule="auto" w:before="0" w:after="0"/>
-              <w:ind w:firstLine="0"/>
-              <w:jc w:val="left"/>
-            </w:pPr>
-            <w:r/>
-            <w:r>
-              <w:rPr>
-                <w:rFonts w:ascii="Times New Roman" w:hAnsi="Times New Roman" w:eastAsia="Times New Roman"/>
-                <w:b w:val="0"/>
-                <w:sz w:val="22"/>
-              </w:rPr>
-              <w:t>Подходит только как baseline</w:t>
-            </w:r>
-          </w:p>
-        </w:tc>
-        <w:tc>
-          <w:tcPr>
-            <w:tcW w:type="dxa" w:w="1938"/>
+            <w:tcW w:type="dxa" w:w="2422"/>
             <w:vAlign w:val="center"/>
           </w:tcPr>
           <w:p>
@@ -3913,7 +4092,7 @@
       <w:tr>
         <w:tc>
           <w:tcPr>
-            <w:tcW w:type="dxa" w:w="1938"/>
+            <w:tcW w:type="dxa" w:w="2422"/>
             <w:vAlign w:val="center"/>
           </w:tcPr>
           <w:p>
@@ -3935,7 +4114,7 @@
         </w:tc>
         <w:tc>
           <w:tcPr>
-            <w:tcW w:type="dxa" w:w="1938"/>
+            <w:tcW w:type="dxa" w:w="2422"/>
             <w:vAlign w:val="center"/>
           </w:tcPr>
           <w:p>
@@ -3957,7 +4136,7 @@
         </w:tc>
         <w:tc>
           <w:tcPr>
-            <w:tcW w:type="dxa" w:w="1938"/>
+            <w:tcW w:type="dxa" w:w="2422"/>
             <w:vAlign w:val="center"/>
           </w:tcPr>
           <w:p>
@@ -3979,29 +4158,7 @@
         </w:tc>
         <w:tc>
           <w:tcPr>
-            <w:tcW w:type="dxa" w:w="1938"/>
-            <w:vAlign w:val="center"/>
-          </w:tcPr>
-          <w:p>
-            <w:pPr>
-              <w:spacing w:line="240" w:lineRule="auto" w:before="0" w:after="0"/>
-              <w:ind w:firstLine="0"/>
-              <w:jc w:val="left"/>
-            </w:pPr>
-            <w:r/>
-            <w:r>
-              <w:rPr>
-                <w:rFonts w:ascii="Times New Roman" w:hAnsi="Times New Roman" w:eastAsia="Times New Roman"/>
-                <w:b w:val="0"/>
-                <w:sz w:val="22"/>
-              </w:rPr>
-              <w:t>Хорошо показывает проблему</w:t>
-            </w:r>
-          </w:p>
-        </w:tc>
-        <w:tc>
-          <w:tcPr>
-            <w:tcW w:type="dxa" w:w="1938"/>
+            <w:tcW w:type="dxa" w:w="2422"/>
             <w:vAlign w:val="center"/>
           </w:tcPr>
           <w:p>
@@ -4025,7 +4182,7 @@
       <w:tr>
         <w:tc>
           <w:tcPr>
-            <w:tcW w:type="dxa" w:w="1938"/>
+            <w:tcW w:type="dxa" w:w="2422"/>
             <w:vAlign w:val="center"/>
           </w:tcPr>
           <w:p>
@@ -4047,7 +4204,7 @@
         </w:tc>
         <w:tc>
           <w:tcPr>
-            <w:tcW w:type="dxa" w:w="1938"/>
+            <w:tcW w:type="dxa" w:w="2422"/>
             <w:vAlign w:val="center"/>
           </w:tcPr>
           <w:p>
@@ -4069,7 +4226,7 @@
         </w:tc>
         <w:tc>
           <w:tcPr>
-            <w:tcW w:type="dxa" w:w="1938"/>
+            <w:tcW w:type="dxa" w:w="2422"/>
             <w:vAlign w:val="center"/>
           </w:tcPr>
           <w:p>
@@ -4091,29 +4248,7 @@
         </w:tc>
         <w:tc>
           <w:tcPr>
-            <w:tcW w:type="dxa" w:w="1938"/>
-            <w:vAlign w:val="center"/>
-          </w:tcPr>
-          <w:p>
-            <w:pPr>
-              <w:spacing w:line="240" w:lineRule="auto" w:before="0" w:after="0"/>
-              <w:ind w:firstLine="0"/>
-              <w:jc w:val="left"/>
-            </w:pPr>
-            <w:r/>
-            <w:r>
-              <w:rPr>
-                <w:rFonts w:ascii="Times New Roman" w:hAnsi="Times New Roman" w:eastAsia="Times New Roman"/>
-                <w:b w:val="0"/>
-                <w:sz w:val="22"/>
-              </w:rPr>
-              <w:t>Может использоваться как часть инфраструктуры</w:t>
-            </w:r>
-          </w:p>
-        </w:tc>
-        <w:tc>
-          <w:tcPr>
-            <w:tcW w:type="dxa" w:w="1938"/>
+            <w:tcW w:type="dxa" w:w="2422"/>
             <w:vAlign w:val="center"/>
           </w:tcPr>
           <w:p>
@@ -4137,7 +4272,7 @@
       <w:tr>
         <w:tc>
           <w:tcPr>
-            <w:tcW w:type="dxa" w:w="1938"/>
+            <w:tcW w:type="dxa" w:w="2422"/>
             <w:vAlign w:val="center"/>
           </w:tcPr>
           <w:p>
@@ -4159,7 +4294,7 @@
         </w:tc>
         <w:tc>
           <w:tcPr>
-            <w:tcW w:type="dxa" w:w="1938"/>
+            <w:tcW w:type="dxa" w:w="2422"/>
             <w:vAlign w:val="center"/>
           </w:tcPr>
           <w:p>
@@ -4181,7 +4316,7 @@
         </w:tc>
         <w:tc>
           <w:tcPr>
-            <w:tcW w:type="dxa" w:w="1938"/>
+            <w:tcW w:type="dxa" w:w="2422"/>
             <w:vAlign w:val="center"/>
           </w:tcPr>
           <w:p>
@@ -4203,29 +4338,7 @@
         </w:tc>
         <w:tc>
           <w:tcPr>
-            <w:tcW w:type="dxa" w:w="1938"/>
-            <w:vAlign w:val="center"/>
-          </w:tcPr>
-          <w:p>
-            <w:pPr>
-              <w:spacing w:line="240" w:lineRule="auto" w:before="0" w:after="0"/>
-              <w:ind w:firstLine="0"/>
-              <w:jc w:val="left"/>
-            </w:pPr>
-            <w:r/>
-            <w:r>
-              <w:rPr>
-                <w:rFonts w:ascii="Times New Roman" w:hAnsi="Times New Roman" w:eastAsia="Times New Roman"/>
-                <w:b w:val="0"/>
-                <w:sz w:val="22"/>
-              </w:rPr>
-              <w:t>Оптимален для self-hosted стенда</w:t>
-            </w:r>
-          </w:p>
-        </w:tc>
-        <w:tc>
-          <w:tcPr>
-            <w:tcW w:type="dxa" w:w="1938"/>
+            <w:tcW w:type="dxa" w:w="2422"/>
             <w:vAlign w:val="center"/>
           </w:tcPr>
           <w:p>
@@ -4249,7 +4362,7 @@
       <w:tr>
         <w:tc>
           <w:tcPr>
-            <w:tcW w:type="dxa" w:w="1938"/>
+            <w:tcW w:type="dxa" w:w="2422"/>
             <w:vAlign w:val="center"/>
           </w:tcPr>
           <w:p>
@@ -4271,7 +4384,7 @@
         </w:tc>
         <w:tc>
           <w:tcPr>
-            <w:tcW w:type="dxa" w:w="1938"/>
+            <w:tcW w:type="dxa" w:w="2422"/>
             <w:vAlign w:val="center"/>
           </w:tcPr>
           <w:p>
@@ -4293,7 +4406,7 @@
         </w:tc>
         <w:tc>
           <w:tcPr>
-            <w:tcW w:type="dxa" w:w="1938"/>
+            <w:tcW w:type="dxa" w:w="2422"/>
             <w:vAlign w:val="center"/>
           </w:tcPr>
           <w:p>
@@ -4315,29 +4428,7 @@
         </w:tc>
         <w:tc>
           <w:tcPr>
-            <w:tcW w:type="dxa" w:w="1938"/>
-            <w:vAlign w:val="center"/>
-          </w:tcPr>
-          <w:p>
-            <w:pPr>
-              <w:spacing w:line="240" w:lineRule="auto" w:before="0" w:after="0"/>
-              <w:ind w:firstLine="0"/>
-              <w:jc w:val="left"/>
-            </w:pPr>
-            <w:r/>
-            <w:r>
-              <w:rPr>
-                <w:rFonts w:ascii="Times New Roman" w:hAnsi="Times New Roman" w:eastAsia="Times New Roman"/>
-                <w:b w:val="0"/>
-                <w:sz w:val="22"/>
-              </w:rPr>
-              <w:t>Избыточен для минимального стенда</w:t>
-            </w:r>
-          </w:p>
-        </w:tc>
-        <w:tc>
-          <w:tcPr>
-            <w:tcW w:type="dxa" w:w="1938"/>
+            <w:tcW w:type="dxa" w:w="2422"/>
             <w:vAlign w:val="center"/>
           </w:tcPr>
           <w:p>
@@ -4361,7 +4452,7 @@
       <w:tr>
         <w:tc>
           <w:tcPr>
-            <w:tcW w:type="dxa" w:w="1938"/>
+            <w:tcW w:type="dxa" w:w="2422"/>
             <w:vAlign w:val="center"/>
           </w:tcPr>
           <w:p>
@@ -4383,7 +4474,7 @@
         </w:tc>
         <w:tc>
           <w:tcPr>
-            <w:tcW w:type="dxa" w:w="1938"/>
+            <w:tcW w:type="dxa" w:w="2422"/>
             <w:vAlign w:val="center"/>
           </w:tcPr>
           <w:p>
@@ -4405,7 +4496,7 @@
         </w:tc>
         <w:tc>
           <w:tcPr>
-            <w:tcW w:type="dxa" w:w="1938"/>
+            <w:tcW w:type="dxa" w:w="2422"/>
             <w:vAlign w:val="center"/>
           </w:tcPr>
           <w:p>
@@ -4427,7 +4518,7 @@
         </w:tc>
         <w:tc>
           <w:tcPr>
-            <w:tcW w:type="dxa" w:w="1938"/>
+            <w:tcW w:type="dxa" w:w="2422"/>
             <w:vAlign w:val="center"/>
           </w:tcPr>
           <w:p>
@@ -4443,29 +4534,7 @@
                 <w:b w:val="0"/>
                 <w:sz w:val="22"/>
               </w:rPr>
-              <w:t>Полезен для сравнения</w:t>
-            </w:r>
-          </w:p>
-        </w:tc>
-        <w:tc>
-          <w:tcPr>
-            <w:tcW w:type="dxa" w:w="1938"/>
-            <w:vAlign w:val="center"/>
-          </w:tcPr>
-          <w:p>
-            <w:pPr>
-              <w:spacing w:line="240" w:lineRule="auto" w:before="0" w:after="0"/>
-              <w:ind w:firstLine="0"/>
-              <w:jc w:val="left"/>
-            </w:pPr>
-            <w:r/>
-            <w:r>
-              <w:rPr>
-                <w:rFonts w:ascii="Times New Roman" w:hAnsi="Times New Roman" w:eastAsia="Times New Roman"/>
-                <w:b w:val="0"/>
-                <w:sz w:val="22"/>
-              </w:rPr>
-              <w:t>Уменьшает демонстрируемый вклад в построение собственного серверного контура</w:t>
+              <w:t>Уменьшает контроль над self-hosted серверным контуром</w:t>
             </w:r>
           </w:p>
         </w:tc>
@@ -4484,7 +4553,7 @@
           <w:i w:val="0"/>
           <w:sz w:val="28"/>
         </w:rPr>
-        <w:t>Для цели данной ВКР выбран подход SignalR + Redis backplane. Он соответствует self-hosted характеру стенда, не требует радикальной перестройки доменной логики и позволяет экспериментально проверить межузловую доставку событий. При этом решение остается достаточно простым, чтобы его можно было воспроизвести в учебной работе и показать на защите [4], [9].</w:t>
+        <w:t>Для выбранной цели принят подход SignalR + Redis backplane. Он соответствует self-hosted характеру стенда, не требует радикальной перестройки доменной логики и позволяет экспериментально проверить межузловую доставку событий [4], [9].</w:t>
       </w:r>
     </w:p>
     <w:p>
@@ -4545,7 +4614,7 @@
           <w:i w:val="0"/>
           <w:sz w:val="28"/>
         </w:rPr>
-        <w:t xml:space="preserve">Целевая система представляет собой веб-систему для работы с отчетами, задачами, комментариями, вложениями и связанными сущностями. В рамках ВКР рассматривается не вся продуктовая инфраструктура, а минимальный контур real-time взаимодействия: прикладной backend-сервис </w:t>
+        <w:t xml:space="preserve">Целевая система представляет собой веб-систему для работы с отчетами, задачами, комментариями, вложениями и связанными сущностями. В работе рассматривается не вся продуктовая инфраструктура, а минимальный контур real-time взаимодействия: прикладной backend-сервис </w:t>
       </w:r>
       <w:r>
         <w:rPr>
@@ -4579,25 +4648,7 @@
           <w:i w:val="0"/>
           <w:sz w:val="28"/>
         </w:rPr>
-        <w:t xml:space="preserve">Работа по ВКР ведется в отдельной ветке </w:t>
-      </w:r>
-      <w:r>
-        <w:rPr>
-          <w:rFonts w:ascii="Courier New" w:hAnsi="Courier New" w:eastAsia="Courier New"/>
-          <w:b w:val="0"/>
-          <w:i w:val="0"/>
-          <w:sz w:val="28"/>
-        </w:rPr>
-        <w:t>thesis/realtime-scaleout</w:t>
-      </w:r>
-      <w:r>
-        <w:rPr>
-          <w:rFonts w:ascii="Times New Roman" w:hAnsi="Times New Roman" w:eastAsia="Times New Roman"/>
-          <w:b w:val="0"/>
-          <w:i w:val="0"/>
-          <w:sz w:val="28"/>
-        </w:rPr>
-        <w:t>. Это позволяет реализовать и исследовать изменения без необходимости немедленного слияния с основной веткой проекта. Такой подход важен для ВКР: реализация является доказательной базой, но при этом не нарушает стабильность основного продукта.</w:t>
+        <w:t>В качестве целевой системы рассматривается существующая кодовая база продукта, в которой уже реализованы backend-сервис, клиентское приложение и инфраструктурные конфигурации. Для исследования выделен контур, достаточный для проверки real-time взаимодействия: SignalR-хаб, механизм групп, reverse proxy, база данных, Redis и проверочный клиент.</w:t>
       </w:r>
     </w:p>
     <w:p>
@@ -4878,22 +4929,6 @@
           <w:sz w:val="28"/>
         </w:rPr>
         <w:t>Решение должно запускаться на минимальном локальном стенде.</w:t>
-      </w:r>
-    </w:p>
-    <w:p>
-      <w:pPr>
-        <w:pStyle w:val="ListNumber"/>
-        <w:spacing w:line="360" w:lineRule="auto"/>
-        <w:ind w:left="709" w:hanging="283"/>
-      </w:pPr>
-      <w:r>
-        <w:rPr>
-          <w:rFonts w:ascii="Times New Roman" w:hAnsi="Times New Roman" w:eastAsia="Times New Roman"/>
-          <w:b w:val="0"/>
-          <w:i w:val="0"/>
-          <w:sz w:val="28"/>
-        </w:rPr>
-        <w:t>Основной сценарий проекта не должен быть сломан изменениями под ВКР.</w:t>
       </w:r>
     </w:p>
     <w:p>
@@ -5686,7 +5721,7 @@
           <w:i w:val="0"/>
           <w:sz w:val="28"/>
         </w:rPr>
-        <w:t>Поскольку membership группы является оперативным состоянием SignalR, клиент должен повторять вступление в группу после переподключения. В проверочном клиенте и клиентском real-time слое используется автоматическое восстановление соединения и повторное присоединение к группе отчета. В рамках ВКР это свойство рассматривается как часть устойчивости real-time контура [5], [6].</w:t>
+        <w:t>Поскольку membership группы является оперативным состоянием SignalR, клиент должен повторять вступление в группу после переподключения. В проверочном клиенте и клиентском real-time слое используется автоматическое восстановление соединения и повторное присоединение к группе отчета. Это свойство рассматривается как часть устойчивости real-time контура [5], [6].</w:t>
       </w:r>
     </w:p>
     <w:p>
@@ -5843,25 +5878,7 @@
           <w:i w:val="0"/>
           <w:sz w:val="28"/>
         </w:rPr>
-        <w:t xml:space="preserve">Реализация выполнена в ветке </w:t>
-      </w:r>
-      <w:r>
-        <w:rPr>
-          <w:rFonts w:ascii="Courier New" w:hAnsi="Courier New" w:eastAsia="Courier New"/>
-          <w:b w:val="0"/>
-          <w:i w:val="0"/>
-          <w:sz w:val="28"/>
-        </w:rPr>
-        <w:t>thesis/realtime-scaleout</w:t>
-      </w:r>
-      <w:r>
-        <w:rPr>
-          <w:rFonts w:ascii="Times New Roman" w:hAnsi="Times New Roman" w:eastAsia="Times New Roman"/>
-          <w:b w:val="0"/>
-          <w:i w:val="0"/>
-          <w:sz w:val="28"/>
-        </w:rPr>
-        <w:t>. Выбор отдельной ветки позволяет изолировать изменения, связанные с ВКР, от основного потока разработки. Это важно, поскольку часть артефактов имеет демонстрационный и исследовательский характер: отдельный compose-стенд, диагностические методы и проверочный скрипт.</w:t>
+        <w:t>Работы по реализации были разделены на три направления: изменение backend-конфигурации SignalR, подготовка инфраструктуры multi-instance стенда и разработка проверочного клиента для фиксации результатов испытаний.</w:t>
       </w:r>
     </w:p>
     <w:p>
@@ -5989,7 +6006,7 @@
           <w:i w:val="0"/>
           <w:sz w:val="28"/>
         </w:rPr>
-        <w:t xml:space="preserve">. Значение используется для логирования и диагностики. Если переменная не задана, сервис может использовать имя машины как fallback. На стенде ВКР экземпляры получают явные значения </w:t>
+        <w:t xml:space="preserve">. Значение используется для логирования и диагностики. Если переменная не задана, сервис может использовать имя машины как fallback. На стенде экземпляры получают явные значения </w:t>
       </w:r>
       <w:r>
         <w:rPr>
@@ -6277,7 +6294,7 @@
           <w:i w:val="0"/>
           <w:sz w:val="28"/>
         </w:rPr>
-        <w:t>Такой подход делает эксперимент независимым от полноценного пользовательского интерфейса. ВКР проверяет именно серверный real-time контур и межузловую доставку событий, а не особенности конкретного экрана клиентского приложения.</w:t>
+        <w:t>Такой подход делает эксперимент независимым от полноценного пользовательского интерфейса. Проверяется именно серверный real-time контур и межузловая доставка событий, а не особенности конкретного экрана клиентского приложения.</w:t>
       </w:r>
     </w:p>
     <w:p>
@@ -6317,7 +6334,7 @@
           <w:i w:val="0"/>
           <w:sz w:val="28"/>
         </w:rPr>
-        <w:t xml:space="preserve">Для ВКР подготовлен отдельный compose-стенд </w:t>
+        <w:t xml:space="preserve">Для проверки подготовлен отдельный compose-стенд </w:t>
       </w:r>
       <w:r>
         <w:rPr>
@@ -9309,7 +9326,7 @@
         <w:pStyle w:val="Heading2"/>
       </w:pPr>
       <w:r>
-        <w:t>5.9 Ограничения эксперимента</w:t>
+        <w:t>5.9 Оценка достоверности результатов</w:t>
       </w:r>
     </w:p>
     <w:p>
@@ -9325,15 +9342,17 @@
           <w:i w:val="0"/>
           <w:sz w:val="28"/>
         </w:rPr>
-        <w:t>Проведенный эксперимент является минимальным доказательным стендом, а не промышленным нагрузочным тестом. Он проверяет ключевое функциональное свойство: доставку события между клиентами, подключенными к разным серверным экземплярам. В дальнейшем программу испытаний можно расширить:</w:t>
-      </w:r>
-    </w:p>
-    <w:p>
-      <w:pPr>
-        <w:pStyle w:val="ListNumber"/>
-        <w:spacing w:line="360" w:lineRule="auto"/>
-        <w:ind w:left="709" w:hanging="283"/>
-      </w:pPr>
+        <w:t xml:space="preserve">Проведенный эксперимент проверяет ключевое функциональное свойство: доставку события между клиентами, подключенными к разным серверным экземплярам. Достоверность результата обеспечивается тем, что режимы с Redis backplane и без него запускались на одном стенде, с одним и тем же кодом приложения и одним и тем же проверочным сценарием. Единственным существенным отличием между режимами было значение </w:t>
+      </w:r>
+      <w:r>
+        <w:rPr>
+          <w:rFonts w:ascii="Courier New" w:hAnsi="Courier New" w:eastAsia="Courier New"/>
+          <w:b w:val="0"/>
+          <w:i w:val="0"/>
+          <w:sz w:val="28"/>
+        </w:rPr>
+        <w:t>REDIS_CONNECTION_STRING</w:t>
+      </w:r>
       <w:r>
         <w:rPr>
           <w:rFonts w:ascii="Times New Roman" w:hAnsi="Times New Roman" w:eastAsia="Times New Roman"/>
@@ -9341,55 +9360,7 @@
           <w:i w:val="0"/>
           <w:sz w:val="28"/>
         </w:rPr>
-        <w:t>Увеличением числа одновременных клиентов и числа событий.</w:t>
-      </w:r>
-    </w:p>
-    <w:p>
-      <w:pPr>
-        <w:pStyle w:val="ListNumber"/>
-        <w:spacing w:line="360" w:lineRule="auto"/>
-        <w:ind w:left="709" w:hanging="283"/>
-      </w:pPr>
-      <w:r>
-        <w:rPr>
-          <w:rFonts w:ascii="Times New Roman" w:hAnsi="Times New Roman" w:eastAsia="Times New Roman"/>
-          <w:b w:val="0"/>
-          <w:i w:val="0"/>
-          <w:sz w:val="28"/>
-        </w:rPr>
-        <w:t>Сравнением поведения при разных стратегиях балансировки.</w:t>
-      </w:r>
-    </w:p>
-    <w:p>
-      <w:pPr>
-        <w:pStyle w:val="ListNumber"/>
-        <w:spacing w:line="360" w:lineRule="auto"/>
-        <w:ind w:left="709" w:hanging="283"/>
-      </w:pPr>
-      <w:r>
-        <w:rPr>
-          <w:rFonts w:ascii="Times New Roman" w:hAnsi="Times New Roman" w:eastAsia="Times New Roman"/>
-          <w:b w:val="0"/>
-          <w:i w:val="0"/>
-          <w:sz w:val="28"/>
-        </w:rPr>
-        <w:t>Сбором p99 и распределения задержек на более длинной серии запусков с учетом того, что задержка влияет на качество real-time совместной работы [20].</w:t>
-      </w:r>
-    </w:p>
-    <w:p>
-      <w:pPr>
-        <w:pStyle w:val="ListNumber"/>
-        <w:spacing w:line="360" w:lineRule="auto"/>
-        <w:ind w:left="709" w:hanging="283"/>
-      </w:pPr>
-      <w:r>
-        <w:rPr>
-          <w:rFonts w:ascii="Times New Roman" w:hAnsi="Times New Roman" w:eastAsia="Times New Roman"/>
-          <w:b w:val="0"/>
-          <w:i w:val="0"/>
-          <w:sz w:val="28"/>
-        </w:rPr>
-        <w:t>Проверкой поведения при длительной недоступности Redis.</w:t>
+        <w:t>.</w:t>
       </w:r>
     </w:p>
     <w:p>
@@ -9405,7 +9376,7 @@
           <w:i w:val="0"/>
           <w:sz w:val="28"/>
         </w:rPr>
-        <w:t>Для текущей цели ВКР уже получен главный результат: режим без backplane воспроизводит проблему, а режим с Redis backplane устраняет ее на том же стенде [3], [4].</w:t>
+        <w:t>Сопоставление двух режимов показывает причинную связь между включением межузлового канала SignalR и успешной доставкой события на другой backend-экземпляр. Дополнительные сценарии rejoin и failover подтверждают, что контур сохраняет работоспособность не только при штатной доставке события, но и после восстановления клиентского подключения.</w:t>
       </w:r>
     </w:p>
     <w:p>
@@ -9524,7 +9495,7 @@
           <w:i w:val="0"/>
           <w:sz w:val="28"/>
         </w:rPr>
-        <w:t>, nginx как reverse proxy и Redis backplane для межузловой доставки SignalR-событий. В отдельной ветке проекта реализована поддержка конфигурируемого Redis backplane, добавлены идентификаторы серверных экземпляров, диагностический метод хаба, логирование real-time событий, проверочный клиент и воспроизводимый Docker Compose стенд [4], [8], [10], [14].</w:t>
+        <w:t>, nginx как reverse proxy и Redis backplane для межузловой доставки SignalR-событий. В целевой системе реализована поддержка конфигурируемого Redis backplane, добавлены идентификаторы серверных экземпляров, диагностический метод хаба, логирование real-time событий, проверочный клиент и воспроизводимый Docker Compose стенд [4], [8], [10], [14].</w:t>
       </w:r>
     </w:p>
     <w:p>
@@ -9592,7 +9563,7 @@
           <w:i w:val="0"/>
           <w:sz w:val="28"/>
         </w:rPr>
-        <w:t>Полученные результаты имеют практическую значимость для дальнейшего развития системы отслеживания задач, поскольку предложенное решение позволяет перейти от локального real-time механизма к масштабируемому контуру совместной работы над сущностями. В дальнейшем решение может быть расширено дополнительной трассировкой событий, более длинной серией измерений задержек, проверкой на большем числе одновременных клиентов и анализом поведения при недоступности Redis [8], [19].</w:t>
+        <w:t>Полученные результаты имеют практическую значимость для дальнейшего развития системы отслеживания задач, поскольку предложенное решение позволяет перейти от локального real-time механизма к масштабируемому контуру совместной работы над сущностями. Кроме масштабирования, решение повышает отказоустойчивость приложения: при наличии нескольких backend-экземпляров и повторного вступления клиента в группы система может продолжить доставку событий после потери одного узла, тогда как single-node архитектура такой возможности не предоставляет.</w:t>
       </w:r>
     </w:p>
     <w:p>
@@ -9956,7 +9927,7 @@
           <w:i w:val="0"/>
           <w:sz w:val="28"/>
         </w:rPr>
-        <w:t>Фрагменты конфигурации стенда и результаты испытаний</w:t>
+        <w:t>Конфигурация стенда</w:t>
       </w:r>
     </w:p>
     <w:p>
@@ -9972,7 +9943,7 @@
           <w:i w:val="0"/>
           <w:sz w:val="28"/>
         </w:rPr>
-        <w:t xml:space="preserve">В приложении должны быть приведены фрагменты </w:t>
+        <w:t xml:space="preserve">Фрагмент </w:t>
       </w:r>
       <w:r>
         <w:rPr>
@@ -9990,79 +9961,350 @@
           <w:i w:val="0"/>
           <w:sz w:val="28"/>
         </w:rPr>
-        <w:t xml:space="preserve">, </w:t>
-      </w:r>
+        <w:t xml:space="preserve"> задает два экземпляра backend-сервиса, общий Redis и диагностические идентификаторы серверных узлов.</w:t>
+      </w:r>
+    </w:p>
+    <w:p>
+      <w:pPr>
+        <w:spacing w:line="240" w:lineRule="auto"/>
+        <w:ind w:firstLine="0" w:left="709"/>
+      </w:pPr>
       <w:r>
         <w:rPr>
           <w:rFonts w:ascii="Courier New" w:hAnsi="Courier New" w:eastAsia="Courier New"/>
           <w:b w:val="0"/>
           <w:i w:val="0"/>
-          <w:sz w:val="28"/>
-        </w:rPr>
-        <w:t>docker-compose.thesis.no-backplane.yml</w:t>
-      </w:r>
-      <w:r>
-        <w:rPr>
-          <w:rFonts w:ascii="Times New Roman" w:hAnsi="Times New Roman" w:eastAsia="Times New Roman"/>
-          <w:b w:val="0"/>
-          <w:i w:val="0"/>
-          <w:sz w:val="28"/>
-        </w:rPr>
-        <w:t xml:space="preserve">, </w:t>
-      </w:r>
+          <w:sz w:val="20"/>
+        </w:rPr>
+        <w:t>app-api-1:</w:t>
+      </w:r>
+    </w:p>
+    <w:p>
+      <w:pPr>
+        <w:spacing w:line="240" w:lineRule="auto"/>
+        <w:ind w:firstLine="0" w:left="709"/>
+      </w:pPr>
       <w:r>
         <w:rPr>
           <w:rFonts w:ascii="Courier New" w:hAnsi="Courier New" w:eastAsia="Courier New"/>
           <w:b w:val="0"/>
           <w:i w:val="0"/>
-          <w:sz w:val="28"/>
-        </w:rPr>
-        <w:t>upstreams.thesis.conf</w:t>
-      </w:r>
-      <w:r>
-        <w:rPr>
-          <w:rFonts w:ascii="Times New Roman" w:hAnsi="Times New Roman" w:eastAsia="Times New Roman"/>
-          <w:b w:val="0"/>
-          <w:i w:val="0"/>
-          <w:sz w:val="28"/>
-        </w:rPr>
-        <w:t xml:space="preserve">, настройки SignalR с </w:t>
-      </w:r>
+          <w:sz w:val="20"/>
+        </w:rPr>
+        <w:t xml:space="preserve">  build:</w:t>
+      </w:r>
+    </w:p>
+    <w:p>
+      <w:pPr>
+        <w:spacing w:line="240" w:lineRule="auto"/>
+        <w:ind w:firstLine="0" w:left="709"/>
+      </w:pPr>
       <w:r>
         <w:rPr>
           <w:rFonts w:ascii="Courier New" w:hAnsi="Courier New" w:eastAsia="Courier New"/>
           <w:b w:val="0"/>
           <w:i w:val="0"/>
-          <w:sz w:val="28"/>
-        </w:rPr>
-        <w:t>AddStackExchangeRedis</w:t>
-      </w:r>
-      <w:r>
-        <w:rPr>
-          <w:rFonts w:ascii="Times New Roman" w:hAnsi="Times New Roman" w:eastAsia="Times New Roman"/>
-          <w:b w:val="0"/>
-          <w:i w:val="0"/>
-          <w:sz w:val="28"/>
-        </w:rPr>
-        <w:t xml:space="preserve">, диагностического метода </w:t>
-      </w:r>
+          <w:sz w:val="20"/>
+        </w:rPr>
+        <w:t xml:space="preserve">    context: ./backend/bugget-api</w:t>
+      </w:r>
+    </w:p>
+    <w:p>
+      <w:pPr>
+        <w:spacing w:line="240" w:lineRule="auto"/>
+        <w:ind w:firstLine="0" w:left="709"/>
+      </w:pPr>
       <w:r>
         <w:rPr>
           <w:rFonts w:ascii="Courier New" w:hAnsi="Courier New" w:eastAsia="Courier New"/>
           <w:b w:val="0"/>
           <w:i w:val="0"/>
-          <w:sz w:val="28"/>
-        </w:rPr>
-        <w:t>GetConnectionDiagnosticsAsync</w:t>
-      </w:r>
-      <w:r>
-        <w:rPr>
-          <w:rFonts w:ascii="Times New Roman" w:hAnsi="Times New Roman" w:eastAsia="Times New Roman"/>
-          <w:b w:val="0"/>
-          <w:i w:val="0"/>
-          <w:sz w:val="28"/>
-        </w:rPr>
-        <w:t>, минимального проверочного клиента, а также выводы автоматизированного сценария проверки.</w:t>
+          <w:sz w:val="20"/>
+        </w:rPr>
+        <w:t xml:space="preserve">    dockerfile: Bugget/Dockerfile</w:t>
+      </w:r>
+    </w:p>
+    <w:p>
+      <w:pPr>
+        <w:spacing w:line="240" w:lineRule="auto"/>
+        <w:ind w:firstLine="0" w:left="709"/>
+      </w:pPr>
+      <w:r>
+        <w:rPr>
+          <w:rFonts w:ascii="Courier New" w:hAnsi="Courier New" w:eastAsia="Courier New"/>
+          <w:b w:val="0"/>
+          <w:i w:val="0"/>
+          <w:sz w:val="20"/>
+        </w:rPr>
+        <w:t xml:space="preserve">  environment:</w:t>
+      </w:r>
+    </w:p>
+    <w:p>
+      <w:pPr>
+        <w:spacing w:line="240" w:lineRule="auto"/>
+        <w:ind w:firstLine="0" w:left="709"/>
+      </w:pPr>
+      <w:r>
+        <w:rPr>
+          <w:rFonts w:ascii="Courier New" w:hAnsi="Courier New" w:eastAsia="Courier New"/>
+          <w:b w:val="0"/>
+          <w:i w:val="0"/>
+          <w:sz w:val="20"/>
+        </w:rPr>
+        <w:t xml:space="preserve">    POSTGRES_CONNECTION_STRING: Host=db;Port=5432;Database=app_db;Username=postgres</w:t>
+      </w:r>
+    </w:p>
+    <w:p>
+      <w:pPr>
+        <w:spacing w:line="240" w:lineRule="auto"/>
+        <w:ind w:firstLine="0" w:left="709"/>
+      </w:pPr>
+      <w:r>
+        <w:rPr>
+          <w:rFonts w:ascii="Courier New" w:hAnsi="Courier New" w:eastAsia="Courier New"/>
+          <w:b w:val="0"/>
+          <w:i w:val="0"/>
+          <w:sz w:val="20"/>
+        </w:rPr>
+        <w:t xml:space="preserve">    REDIS_CONNECTION_STRING: redis:6379</w:t>
+      </w:r>
+    </w:p>
+    <w:p>
+      <w:pPr>
+        <w:spacing w:line="240" w:lineRule="auto"/>
+        <w:ind w:firstLine="0" w:left="709"/>
+      </w:pPr>
+      <w:r>
+        <w:rPr>
+          <w:rFonts w:ascii="Courier New" w:hAnsi="Courier New" w:eastAsia="Courier New"/>
+          <w:b w:val="0"/>
+          <w:i w:val="0"/>
+          <w:sz w:val="20"/>
+        </w:rPr>
+        <w:t xml:space="preserve">    SERVER_INSTANCE_ID: app-api-1</w:t>
+      </w:r>
+    </w:p>
+    <w:p>
+      <w:pPr>
+        <w:spacing w:line="240" w:lineRule="auto"/>
+        <w:ind w:firstLine="0" w:left="709"/>
+      </w:pPr>
+      <w:r>
+        <w:rPr>
+          <w:rFonts w:ascii="Courier New" w:hAnsi="Courier New" w:eastAsia="Courier New"/>
+          <w:b w:val="0"/>
+          <w:i w:val="0"/>
+          <w:sz w:val="20"/>
+        </w:rPr>
+        <w:t xml:space="preserve">  ports: ["7771:7777"]</w:t>
+      </w:r>
+    </w:p>
+    <w:p>
+      <w:pPr>
+        <w:spacing w:line="240" w:lineRule="auto"/>
+        <w:ind w:firstLine="0" w:left="709"/>
+      </w:pPr>
+      <w:r>
+        <w:rPr>
+          <w:rFonts w:ascii="Courier New" w:hAnsi="Courier New" w:eastAsia="Courier New"/>
+          <w:b w:val="0"/>
+          <w:i w:val="0"/>
+          <w:sz w:val="20"/>
+        </w:rPr>
+      </w:r>
+    </w:p>
+    <w:p>
+      <w:pPr>
+        <w:spacing w:line="240" w:lineRule="auto"/>
+        <w:ind w:firstLine="0" w:left="709"/>
+      </w:pPr>
+      <w:r>
+        <w:rPr>
+          <w:rFonts w:ascii="Courier New" w:hAnsi="Courier New" w:eastAsia="Courier New"/>
+          <w:b w:val="0"/>
+          <w:i w:val="0"/>
+          <w:sz w:val="20"/>
+        </w:rPr>
+        <w:t>app-api-2:</w:t>
+      </w:r>
+    </w:p>
+    <w:p>
+      <w:pPr>
+        <w:spacing w:line="240" w:lineRule="auto"/>
+        <w:ind w:firstLine="0" w:left="709"/>
+      </w:pPr>
+      <w:r>
+        <w:rPr>
+          <w:rFonts w:ascii="Courier New" w:hAnsi="Courier New" w:eastAsia="Courier New"/>
+          <w:b w:val="0"/>
+          <w:i w:val="0"/>
+          <w:sz w:val="20"/>
+        </w:rPr>
+        <w:t xml:space="preserve">  build:</w:t>
+      </w:r>
+    </w:p>
+    <w:p>
+      <w:pPr>
+        <w:spacing w:line="240" w:lineRule="auto"/>
+        <w:ind w:firstLine="0" w:left="709"/>
+      </w:pPr>
+      <w:r>
+        <w:rPr>
+          <w:rFonts w:ascii="Courier New" w:hAnsi="Courier New" w:eastAsia="Courier New"/>
+          <w:b w:val="0"/>
+          <w:i w:val="0"/>
+          <w:sz w:val="20"/>
+        </w:rPr>
+        <w:t xml:space="preserve">    context: ./backend/bugget-api</w:t>
+      </w:r>
+    </w:p>
+    <w:p>
+      <w:pPr>
+        <w:spacing w:line="240" w:lineRule="auto"/>
+        <w:ind w:firstLine="0" w:left="709"/>
+      </w:pPr>
+      <w:r>
+        <w:rPr>
+          <w:rFonts w:ascii="Courier New" w:hAnsi="Courier New" w:eastAsia="Courier New"/>
+          <w:b w:val="0"/>
+          <w:i w:val="0"/>
+          <w:sz w:val="20"/>
+        </w:rPr>
+        <w:t xml:space="preserve">    dockerfile: Bugget/Dockerfile</w:t>
+      </w:r>
+    </w:p>
+    <w:p>
+      <w:pPr>
+        <w:spacing w:line="240" w:lineRule="auto"/>
+        <w:ind w:firstLine="0" w:left="709"/>
+      </w:pPr>
+      <w:r>
+        <w:rPr>
+          <w:rFonts w:ascii="Courier New" w:hAnsi="Courier New" w:eastAsia="Courier New"/>
+          <w:b w:val="0"/>
+          <w:i w:val="0"/>
+          <w:sz w:val="20"/>
+        </w:rPr>
+        <w:t xml:space="preserve">  environment:</w:t>
+      </w:r>
+    </w:p>
+    <w:p>
+      <w:pPr>
+        <w:spacing w:line="240" w:lineRule="auto"/>
+        <w:ind w:firstLine="0" w:left="709"/>
+      </w:pPr>
+      <w:r>
+        <w:rPr>
+          <w:rFonts w:ascii="Courier New" w:hAnsi="Courier New" w:eastAsia="Courier New"/>
+          <w:b w:val="0"/>
+          <w:i w:val="0"/>
+          <w:sz w:val="20"/>
+        </w:rPr>
+        <w:t xml:space="preserve">    POSTGRES_CONNECTION_STRING: Host=db;Port=5432;Database=app_db;Username=postgres</w:t>
+      </w:r>
+    </w:p>
+    <w:p>
+      <w:pPr>
+        <w:spacing w:line="240" w:lineRule="auto"/>
+        <w:ind w:firstLine="0" w:left="709"/>
+      </w:pPr>
+      <w:r>
+        <w:rPr>
+          <w:rFonts w:ascii="Courier New" w:hAnsi="Courier New" w:eastAsia="Courier New"/>
+          <w:b w:val="0"/>
+          <w:i w:val="0"/>
+          <w:sz w:val="20"/>
+        </w:rPr>
+        <w:t xml:space="preserve">    REDIS_CONNECTION_STRING: redis:6379</w:t>
+      </w:r>
+    </w:p>
+    <w:p>
+      <w:pPr>
+        <w:spacing w:line="240" w:lineRule="auto"/>
+        <w:ind w:firstLine="0" w:left="709"/>
+      </w:pPr>
+      <w:r>
+        <w:rPr>
+          <w:rFonts w:ascii="Courier New" w:hAnsi="Courier New" w:eastAsia="Courier New"/>
+          <w:b w:val="0"/>
+          <w:i w:val="0"/>
+          <w:sz w:val="20"/>
+        </w:rPr>
+        <w:t xml:space="preserve">    SERVER_INSTANCE_ID: app-api-2</w:t>
+      </w:r>
+    </w:p>
+    <w:p>
+      <w:pPr>
+        <w:spacing w:line="240" w:lineRule="auto"/>
+        <w:ind w:firstLine="0" w:left="709"/>
+      </w:pPr>
+      <w:r>
+        <w:rPr>
+          <w:rFonts w:ascii="Courier New" w:hAnsi="Courier New" w:eastAsia="Courier New"/>
+          <w:b w:val="0"/>
+          <w:i w:val="0"/>
+          <w:sz w:val="20"/>
+        </w:rPr>
+        <w:t xml:space="preserve">  ports: ["7772:7777"]</w:t>
+      </w:r>
+    </w:p>
+    <w:p>
+      <w:pPr>
+        <w:spacing w:line="240" w:lineRule="auto"/>
+        <w:ind w:firstLine="0" w:left="709"/>
+      </w:pPr>
+      <w:r>
+        <w:rPr>
+          <w:rFonts w:ascii="Courier New" w:hAnsi="Courier New" w:eastAsia="Courier New"/>
+          <w:b w:val="0"/>
+          <w:i w:val="0"/>
+          <w:sz w:val="20"/>
+        </w:rPr>
+      </w:r>
+    </w:p>
+    <w:p>
+      <w:pPr>
+        <w:spacing w:line="240" w:lineRule="auto"/>
+        <w:ind w:firstLine="0" w:left="709"/>
+      </w:pPr>
+      <w:r>
+        <w:rPr>
+          <w:rFonts w:ascii="Courier New" w:hAnsi="Courier New" w:eastAsia="Courier New"/>
+          <w:b w:val="0"/>
+          <w:i w:val="0"/>
+          <w:sz w:val="20"/>
+        </w:rPr>
+        <w:t>redis:</w:t>
+      </w:r>
+    </w:p>
+    <w:p>
+      <w:pPr>
+        <w:spacing w:line="240" w:lineRule="auto"/>
+        <w:ind w:firstLine="0" w:left="709"/>
+      </w:pPr>
+      <w:r>
+        <w:rPr>
+          <w:rFonts w:ascii="Courier New" w:hAnsi="Courier New" w:eastAsia="Courier New"/>
+          <w:b w:val="0"/>
+          <w:i w:val="0"/>
+          <w:sz w:val="20"/>
+        </w:rPr>
+        <w:t xml:space="preserve">  image: redis:8</w:t>
+      </w:r>
+    </w:p>
+    <w:p>
+      <w:pPr>
+        <w:spacing w:line="240" w:lineRule="auto"/>
+        <w:ind w:firstLine="0" w:left="709"/>
+      </w:pPr>
+      <w:r>
+        <w:rPr>
+          <w:rFonts w:ascii="Courier New" w:hAnsi="Courier New" w:eastAsia="Courier New"/>
+          <w:b w:val="0"/>
+          <w:i w:val="0"/>
+          <w:sz w:val="20"/>
+        </w:rPr>
+        <w:t xml:space="preserve">  container_name: redis_app_thesis</w:t>
       </w:r>
     </w:p>
     <w:p>
@@ -10078,7 +10320,1399 @@
           <w:i w:val="0"/>
           <w:sz w:val="28"/>
         </w:rPr>
-        <w:t>На текущем этапе приложения оставлены как структурная заготовка. Полные листинги целесообразно добавить после согласования объема основного текста.</w:t>
+        <w:t xml:space="preserve">Фрагмент </w:t>
+      </w:r>
+      <w:r>
+        <w:rPr>
+          <w:rFonts w:ascii="Courier New" w:hAnsi="Courier New" w:eastAsia="Courier New"/>
+          <w:b w:val="0"/>
+          <w:i w:val="0"/>
+          <w:sz w:val="28"/>
+        </w:rPr>
+        <w:t>docker-compose.thesis.no-backplane.yml</w:t>
+      </w:r>
+      <w:r>
+        <w:rPr>
+          <w:rFonts w:ascii="Times New Roman" w:hAnsi="Times New Roman" w:eastAsia="Times New Roman"/>
+          <w:b w:val="0"/>
+          <w:i w:val="0"/>
+          <w:sz w:val="28"/>
+        </w:rPr>
+        <w:t xml:space="preserve"> используется для воспроизведения исходного ограничения multi-instance режима.</w:t>
+      </w:r>
+    </w:p>
+    <w:p>
+      <w:pPr>
+        <w:spacing w:line="240" w:lineRule="auto"/>
+        <w:ind w:firstLine="0" w:left="709"/>
+      </w:pPr>
+      <w:r>
+        <w:rPr>
+          <w:rFonts w:ascii="Courier New" w:hAnsi="Courier New" w:eastAsia="Courier New"/>
+          <w:b w:val="0"/>
+          <w:i w:val="0"/>
+          <w:sz w:val="20"/>
+        </w:rPr>
+        <w:t>services:</w:t>
+      </w:r>
+    </w:p>
+    <w:p>
+      <w:pPr>
+        <w:spacing w:line="240" w:lineRule="auto"/>
+        <w:ind w:firstLine="0" w:left="709"/>
+      </w:pPr>
+      <w:r>
+        <w:rPr>
+          <w:rFonts w:ascii="Courier New" w:hAnsi="Courier New" w:eastAsia="Courier New"/>
+          <w:b w:val="0"/>
+          <w:i w:val="0"/>
+          <w:sz w:val="20"/>
+        </w:rPr>
+        <w:t xml:space="preserve">  app-api-1:</w:t>
+      </w:r>
+    </w:p>
+    <w:p>
+      <w:pPr>
+        <w:spacing w:line="240" w:lineRule="auto"/>
+        <w:ind w:firstLine="0" w:left="709"/>
+      </w:pPr>
+      <w:r>
+        <w:rPr>
+          <w:rFonts w:ascii="Courier New" w:hAnsi="Courier New" w:eastAsia="Courier New"/>
+          <w:b w:val="0"/>
+          <w:i w:val="0"/>
+          <w:sz w:val="20"/>
+        </w:rPr>
+        <w:t xml:space="preserve">    environment:</w:t>
+      </w:r>
+    </w:p>
+    <w:p>
+      <w:pPr>
+        <w:spacing w:line="240" w:lineRule="auto"/>
+        <w:ind w:firstLine="0" w:left="709"/>
+      </w:pPr>
+      <w:r>
+        <w:rPr>
+          <w:rFonts w:ascii="Courier New" w:hAnsi="Courier New" w:eastAsia="Courier New"/>
+          <w:b w:val="0"/>
+          <w:i w:val="0"/>
+          <w:sz w:val="20"/>
+        </w:rPr>
+        <w:t xml:space="preserve">      REDIS_CONNECTION_STRING: ""</w:t>
+      </w:r>
+    </w:p>
+    <w:p>
+      <w:pPr>
+        <w:spacing w:line="240" w:lineRule="auto"/>
+        <w:ind w:firstLine="0" w:left="709"/>
+      </w:pPr>
+      <w:r>
+        <w:rPr>
+          <w:rFonts w:ascii="Courier New" w:hAnsi="Courier New" w:eastAsia="Courier New"/>
+          <w:b w:val="0"/>
+          <w:i w:val="0"/>
+          <w:sz w:val="20"/>
+        </w:rPr>
+      </w:r>
+    </w:p>
+    <w:p>
+      <w:pPr>
+        <w:spacing w:line="240" w:lineRule="auto"/>
+        <w:ind w:firstLine="0" w:left="709"/>
+      </w:pPr>
+      <w:r>
+        <w:rPr>
+          <w:rFonts w:ascii="Courier New" w:hAnsi="Courier New" w:eastAsia="Courier New"/>
+          <w:b w:val="0"/>
+          <w:i w:val="0"/>
+          <w:sz w:val="20"/>
+        </w:rPr>
+        <w:t xml:space="preserve">  app-api-2:</w:t>
+      </w:r>
+    </w:p>
+    <w:p>
+      <w:pPr>
+        <w:spacing w:line="240" w:lineRule="auto"/>
+        <w:ind w:firstLine="0" w:left="709"/>
+      </w:pPr>
+      <w:r>
+        <w:rPr>
+          <w:rFonts w:ascii="Courier New" w:hAnsi="Courier New" w:eastAsia="Courier New"/>
+          <w:b w:val="0"/>
+          <w:i w:val="0"/>
+          <w:sz w:val="20"/>
+        </w:rPr>
+        <w:t xml:space="preserve">    environment:</w:t>
+      </w:r>
+    </w:p>
+    <w:p>
+      <w:pPr>
+        <w:spacing w:line="240" w:lineRule="auto"/>
+        <w:ind w:firstLine="0" w:left="709"/>
+      </w:pPr>
+      <w:r>
+        <w:rPr>
+          <w:rFonts w:ascii="Courier New" w:hAnsi="Courier New" w:eastAsia="Courier New"/>
+          <w:b w:val="0"/>
+          <w:i w:val="0"/>
+          <w:sz w:val="20"/>
+        </w:rPr>
+        <w:t xml:space="preserve">      REDIS_CONNECTION_STRING: </w:t>
+      </w:r>
+    </w:p>
+    <w:p>
+      <w:pPr>
+        <w:spacing w:line="360" w:lineRule="auto"/>
+        <w:ind w:firstLine="709"/>
+        <w:jc w:val="both"/>
+      </w:pPr>
+      <w:r>
+        <w:rPr>
+          <w:rFonts w:ascii="Times New Roman" w:hAnsi="Times New Roman" w:eastAsia="Times New Roman"/>
+          <w:b w:val="0"/>
+          <w:i w:val="0"/>
+          <w:sz w:val="28"/>
+        </w:rPr>
+        <w:t xml:space="preserve">Фрагмент </w:t>
+      </w:r>
+      <w:r>
+        <w:rPr>
+          <w:rFonts w:ascii="Courier New" w:hAnsi="Courier New" w:eastAsia="Courier New"/>
+          <w:b w:val="0"/>
+          <w:i w:val="0"/>
+          <w:sz w:val="28"/>
+        </w:rPr>
+        <w:t>upstreams.thesis.conf</w:t>
+      </w:r>
+      <w:r>
+        <w:rPr>
+          <w:rFonts w:ascii="Times New Roman" w:hAnsi="Times New Roman" w:eastAsia="Times New Roman"/>
+          <w:b w:val="0"/>
+          <w:i w:val="0"/>
+          <w:sz w:val="28"/>
+        </w:rPr>
+        <w:t xml:space="preserve"> задает балансировку HTTP- и WebSocket-трафика между двумя экземплярами </w:t>
+      </w:r>
+      <w:r>
+        <w:rPr>
+          <w:rFonts w:ascii="Courier New" w:hAnsi="Courier New" w:eastAsia="Courier New"/>
+          <w:b w:val="0"/>
+          <w:i w:val="0"/>
+          <w:sz w:val="28"/>
+        </w:rPr>
+        <w:t>app-api</w:t>
+      </w:r>
+      <w:r>
+        <w:rPr>
+          <w:rFonts w:ascii="Times New Roman" w:hAnsi="Times New Roman" w:eastAsia="Times New Roman"/>
+          <w:b w:val="0"/>
+          <w:i w:val="0"/>
+          <w:sz w:val="28"/>
+        </w:rPr>
+        <w:t>.</w:t>
+      </w:r>
+    </w:p>
+    <w:p>
+      <w:pPr>
+        <w:spacing w:line="240" w:lineRule="auto"/>
+        <w:ind w:firstLine="0" w:left="709"/>
+      </w:pPr>
+      <w:r>
+        <w:rPr>
+          <w:rFonts w:ascii="Courier New" w:hAnsi="Courier New" w:eastAsia="Courier New"/>
+          <w:b w:val="0"/>
+          <w:i w:val="0"/>
+          <w:sz w:val="20"/>
+        </w:rPr>
+        <w:t>upstream app-api {</w:t>
+      </w:r>
+    </w:p>
+    <w:p>
+      <w:pPr>
+        <w:spacing w:line="240" w:lineRule="auto"/>
+        <w:ind w:firstLine="0" w:left="709"/>
+      </w:pPr>
+      <w:r>
+        <w:rPr>
+          <w:rFonts w:ascii="Courier New" w:hAnsi="Courier New" w:eastAsia="Courier New"/>
+          <w:b w:val="0"/>
+          <w:i w:val="0"/>
+          <w:sz w:val="20"/>
+        </w:rPr>
+        <w:t xml:space="preserve">    zone app-api 64k;</w:t>
+      </w:r>
+    </w:p>
+    <w:p>
+      <w:pPr>
+        <w:spacing w:line="240" w:lineRule="auto"/>
+        <w:ind w:firstLine="0" w:left="709"/>
+      </w:pPr>
+      <w:r>
+        <w:rPr>
+          <w:rFonts w:ascii="Courier New" w:hAnsi="Courier New" w:eastAsia="Courier New"/>
+          <w:b w:val="0"/>
+          <w:i w:val="0"/>
+          <w:sz w:val="20"/>
+        </w:rPr>
+        <w:t xml:space="preserve">    server app-api-1:7777;</w:t>
+      </w:r>
+    </w:p>
+    <w:p>
+      <w:pPr>
+        <w:spacing w:line="240" w:lineRule="auto"/>
+        <w:ind w:firstLine="0" w:left="709"/>
+      </w:pPr>
+      <w:r>
+        <w:rPr>
+          <w:rFonts w:ascii="Courier New" w:hAnsi="Courier New" w:eastAsia="Courier New"/>
+          <w:b w:val="0"/>
+          <w:i w:val="0"/>
+          <w:sz w:val="20"/>
+        </w:rPr>
+        <w:t xml:space="preserve">    server app-api-2:7777;</w:t>
+      </w:r>
+    </w:p>
+    <w:p>
+      <w:pPr>
+        <w:spacing w:line="240" w:lineRule="auto"/>
+        <w:ind w:firstLine="0" w:left="709"/>
+      </w:pPr>
+      <w:r>
+        <w:rPr>
+          <w:rFonts w:ascii="Courier New" w:hAnsi="Courier New" w:eastAsia="Courier New"/>
+          <w:b w:val="0"/>
+          <w:i w:val="0"/>
+          <w:sz w:val="20"/>
+        </w:rPr>
+        <w:t>}</w:t>
+      </w:r>
+    </w:p>
+    <w:p>
+      <w:r>
+        <w:br w:type="page"/>
+      </w:r>
+    </w:p>
+    <w:p>
+      <w:pPr>
+        <w:pStyle w:val="Heading1"/>
+        <w:jc w:val="center"/>
+      </w:pPr>
+      <w:r>
+        <w:t>ПРИЛОЖЕНИЕ Б</w:t>
+      </w:r>
+    </w:p>
+    <w:p>
+      <w:pPr>
+        <w:spacing w:line="276" w:lineRule="auto" w:after="0"/>
+        <w:ind w:firstLine="0"/>
+        <w:jc w:val="center"/>
+      </w:pPr>
+      <w:r>
+        <w:rPr>
+          <w:rFonts w:ascii="Times New Roman" w:hAnsi="Times New Roman" w:eastAsia="Times New Roman"/>
+          <w:b/>
+          <w:i w:val="0"/>
+          <w:sz w:val="28"/>
+        </w:rPr>
+        <w:t>Фрагменты реализации backend</w:t>
+      </w:r>
+    </w:p>
+    <w:p>
+      <w:pPr>
+        <w:spacing w:line="360" w:lineRule="auto"/>
+        <w:ind w:firstLine="709"/>
+        <w:jc w:val="both"/>
+      </w:pPr>
+      <w:r>
+        <w:rPr>
+          <w:rFonts w:ascii="Times New Roman" w:hAnsi="Times New Roman" w:eastAsia="Times New Roman"/>
+          <w:b w:val="0"/>
+          <w:i w:val="0"/>
+          <w:sz w:val="28"/>
+        </w:rPr>
+        <w:t xml:space="preserve">Подключение Redis backplane выполняется только при наличии переменной окружения </w:t>
+      </w:r>
+      <w:r>
+        <w:rPr>
+          <w:rFonts w:ascii="Courier New" w:hAnsi="Courier New" w:eastAsia="Courier New"/>
+          <w:b w:val="0"/>
+          <w:i w:val="0"/>
+          <w:sz w:val="28"/>
+        </w:rPr>
+        <w:t>REDIS_CONNECTION_STRING</w:t>
+      </w:r>
+      <w:r>
+        <w:rPr>
+          <w:rFonts w:ascii="Times New Roman" w:hAnsi="Times New Roman" w:eastAsia="Times New Roman"/>
+          <w:b w:val="0"/>
+          <w:i w:val="0"/>
+          <w:sz w:val="28"/>
+        </w:rPr>
+        <w:t>.</w:t>
+      </w:r>
+    </w:p>
+    <w:p>
+      <w:pPr>
+        <w:spacing w:line="240" w:lineRule="auto"/>
+        <w:ind w:firstLine="0" w:left="709"/>
+      </w:pPr>
+      <w:r>
+        <w:rPr>
+          <w:rFonts w:ascii="Courier New" w:hAnsi="Courier New" w:eastAsia="Courier New"/>
+          <w:b w:val="0"/>
+          <w:i w:val="0"/>
+          <w:sz w:val="20"/>
+        </w:rPr>
+        <w:t>var redisConnectionString =</w:t>
+      </w:r>
+    </w:p>
+    <w:p>
+      <w:pPr>
+        <w:spacing w:line="240" w:lineRule="auto"/>
+        <w:ind w:firstLine="0" w:left="709"/>
+      </w:pPr>
+      <w:r>
+        <w:rPr>
+          <w:rFonts w:ascii="Courier New" w:hAnsi="Courier New" w:eastAsia="Courier New"/>
+          <w:b w:val="0"/>
+          <w:i w:val="0"/>
+          <w:sz w:val="20"/>
+        </w:rPr>
+        <w:t xml:space="preserve">    Environment.GetEnvironmentVariable(EnvironmentConstants.RedisConnectionString);</w:t>
+      </w:r>
+    </w:p>
+    <w:p>
+      <w:pPr>
+        <w:spacing w:line="240" w:lineRule="auto"/>
+        <w:ind w:firstLine="0" w:left="709"/>
+      </w:pPr>
+      <w:r>
+        <w:rPr>
+          <w:rFonts w:ascii="Courier New" w:hAnsi="Courier New" w:eastAsia="Courier New"/>
+          <w:b w:val="0"/>
+          <w:i w:val="0"/>
+          <w:sz w:val="20"/>
+        </w:rPr>
+      </w:r>
+    </w:p>
+    <w:p>
+      <w:pPr>
+        <w:spacing w:line="240" w:lineRule="auto"/>
+        <w:ind w:firstLine="0" w:left="709"/>
+      </w:pPr>
+      <w:r>
+        <w:rPr>
+          <w:rFonts w:ascii="Courier New" w:hAnsi="Courier New" w:eastAsia="Courier New"/>
+          <w:b w:val="0"/>
+          <w:i w:val="0"/>
+          <w:sz w:val="20"/>
+        </w:rPr>
+        <w:t>if (!string.IsNullOrWhiteSpace(redisConnectionString))</w:t>
+      </w:r>
+    </w:p>
+    <w:p>
+      <w:pPr>
+        <w:spacing w:line="240" w:lineRule="auto"/>
+        <w:ind w:firstLine="0" w:left="709"/>
+      </w:pPr>
+      <w:r>
+        <w:rPr>
+          <w:rFonts w:ascii="Courier New" w:hAnsi="Courier New" w:eastAsia="Courier New"/>
+          <w:b w:val="0"/>
+          <w:i w:val="0"/>
+          <w:sz w:val="20"/>
+        </w:rPr>
+        <w:t>{</w:t>
+      </w:r>
+    </w:p>
+    <w:p>
+      <w:pPr>
+        <w:spacing w:line="240" w:lineRule="auto"/>
+        <w:ind w:firstLine="0" w:left="709"/>
+      </w:pPr>
+      <w:r>
+        <w:rPr>
+          <w:rFonts w:ascii="Courier New" w:hAnsi="Courier New" w:eastAsia="Courier New"/>
+          <w:b w:val="0"/>
+          <w:i w:val="0"/>
+          <w:sz w:val="20"/>
+        </w:rPr>
+        <w:t xml:space="preserve">    signalRBuilder.AddStackExchangeRedis(redisConnectionString, options =&gt;</w:t>
+      </w:r>
+    </w:p>
+    <w:p>
+      <w:pPr>
+        <w:spacing w:line="240" w:lineRule="auto"/>
+        <w:ind w:firstLine="0" w:left="709"/>
+      </w:pPr>
+      <w:r>
+        <w:rPr>
+          <w:rFonts w:ascii="Courier New" w:hAnsi="Courier New" w:eastAsia="Courier New"/>
+          <w:b w:val="0"/>
+          <w:i w:val="0"/>
+          <w:sz w:val="20"/>
+        </w:rPr>
+        <w:t xml:space="preserve">    {</w:t>
+      </w:r>
+    </w:p>
+    <w:p>
+      <w:pPr>
+        <w:spacing w:line="240" w:lineRule="auto"/>
+        <w:ind w:firstLine="0" w:left="709"/>
+      </w:pPr>
+      <w:r>
+        <w:rPr>
+          <w:rFonts w:ascii="Courier New" w:hAnsi="Courier New" w:eastAsia="Courier New"/>
+          <w:b w:val="0"/>
+          <w:i w:val="0"/>
+          <w:sz w:val="20"/>
+        </w:rPr>
+        <w:t xml:space="preserve">        options.Configuration.ChannelPrefix =</w:t>
+      </w:r>
+    </w:p>
+    <w:p>
+      <w:pPr>
+        <w:spacing w:line="240" w:lineRule="auto"/>
+        <w:ind w:firstLine="0" w:left="709"/>
+      </w:pPr>
+      <w:r>
+        <w:rPr>
+          <w:rFonts w:ascii="Courier New" w:hAnsi="Courier New" w:eastAsia="Courier New"/>
+          <w:b w:val="0"/>
+          <w:i w:val="0"/>
+          <w:sz w:val="20"/>
+        </w:rPr>
+        <w:t xml:space="preserve">            RedisChannel.Literal("app-api-realtime");</w:t>
+      </w:r>
+    </w:p>
+    <w:p>
+      <w:pPr>
+        <w:spacing w:line="240" w:lineRule="auto"/>
+        <w:ind w:firstLine="0" w:left="709"/>
+      </w:pPr>
+      <w:r>
+        <w:rPr>
+          <w:rFonts w:ascii="Courier New" w:hAnsi="Courier New" w:eastAsia="Courier New"/>
+          <w:b w:val="0"/>
+          <w:i w:val="0"/>
+          <w:sz w:val="20"/>
+        </w:rPr>
+        <w:t xml:space="preserve">    });</w:t>
+      </w:r>
+    </w:p>
+    <w:p>
+      <w:pPr>
+        <w:spacing w:line="240" w:lineRule="auto"/>
+        <w:ind w:firstLine="0" w:left="709"/>
+      </w:pPr>
+      <w:r>
+        <w:rPr>
+          <w:rFonts w:ascii="Courier New" w:hAnsi="Courier New" w:eastAsia="Courier New"/>
+          <w:b w:val="0"/>
+          <w:i w:val="0"/>
+          <w:sz w:val="20"/>
+        </w:rPr>
+        <w:t>}</w:t>
+      </w:r>
+    </w:p>
+    <w:p>
+      <w:pPr>
+        <w:spacing w:line="360" w:lineRule="auto"/>
+        <w:ind w:firstLine="709"/>
+        <w:jc w:val="both"/>
+      </w:pPr>
+      <w:r>
+        <w:rPr>
+          <w:rFonts w:ascii="Times New Roman" w:hAnsi="Times New Roman" w:eastAsia="Times New Roman"/>
+          <w:b w:val="0"/>
+          <w:i w:val="0"/>
+          <w:sz w:val="28"/>
+        </w:rPr>
+        <w:t>Диагностический метод хаба возвращает идентификатор серверного экземпляра и соединения, что позволяет доказать подключение клиентов к разным узлам.</w:t>
+      </w:r>
+    </w:p>
+    <w:p>
+      <w:pPr>
+        <w:spacing w:line="240" w:lineRule="auto"/>
+        <w:ind w:firstLine="0" w:left="709"/>
+      </w:pPr>
+      <w:r>
+        <w:rPr>
+          <w:rFonts w:ascii="Courier New" w:hAnsi="Courier New" w:eastAsia="Courier New"/>
+          <w:b w:val="0"/>
+          <w:i w:val="0"/>
+          <w:sz w:val="20"/>
+        </w:rPr>
+        <w:t>public Task&lt;RealtimeConnectionDiagnostics&gt; GetConnectionDiagnosticsAsync()</w:t>
+      </w:r>
+    </w:p>
+    <w:p>
+      <w:pPr>
+        <w:spacing w:line="240" w:lineRule="auto"/>
+        <w:ind w:firstLine="0" w:left="709"/>
+      </w:pPr>
+      <w:r>
+        <w:rPr>
+          <w:rFonts w:ascii="Courier New" w:hAnsi="Courier New" w:eastAsia="Courier New"/>
+          <w:b w:val="0"/>
+          <w:i w:val="0"/>
+          <w:sz w:val="20"/>
+        </w:rPr>
+        <w:t>{</w:t>
+      </w:r>
+    </w:p>
+    <w:p>
+      <w:pPr>
+        <w:spacing w:line="240" w:lineRule="auto"/>
+        <w:ind w:firstLine="0" w:left="709"/>
+      </w:pPr>
+      <w:r>
+        <w:rPr>
+          <w:rFonts w:ascii="Courier New" w:hAnsi="Courier New" w:eastAsia="Courier New"/>
+          <w:b w:val="0"/>
+          <w:i w:val="0"/>
+          <w:sz w:val="20"/>
+        </w:rPr>
+        <w:t xml:space="preserve">    return Task.FromResult(new RealtimeConnectionDiagnostics(</w:t>
+      </w:r>
+    </w:p>
+    <w:p>
+      <w:pPr>
+        <w:spacing w:line="240" w:lineRule="auto"/>
+        <w:ind w:firstLine="0" w:left="709"/>
+      </w:pPr>
+      <w:r>
+        <w:rPr>
+          <w:rFonts w:ascii="Courier New" w:hAnsi="Courier New" w:eastAsia="Courier New"/>
+          <w:b w:val="0"/>
+          <w:i w:val="0"/>
+          <w:sz w:val="20"/>
+        </w:rPr>
+        <w:t xml:space="preserve">        serverInstanceInfo.Id,</w:t>
+      </w:r>
+    </w:p>
+    <w:p>
+      <w:pPr>
+        <w:spacing w:line="240" w:lineRule="auto"/>
+        <w:ind w:firstLine="0" w:left="709"/>
+      </w:pPr>
+      <w:r>
+        <w:rPr>
+          <w:rFonts w:ascii="Courier New" w:hAnsi="Courier New" w:eastAsia="Courier New"/>
+          <w:b w:val="0"/>
+          <w:i w:val="0"/>
+          <w:sz w:val="20"/>
+        </w:rPr>
+        <w:t xml:space="preserve">        serverInstanceInfo.MachineName,</w:t>
+      </w:r>
+    </w:p>
+    <w:p>
+      <w:pPr>
+        <w:spacing w:line="240" w:lineRule="auto"/>
+        <w:ind w:firstLine="0" w:left="709"/>
+      </w:pPr>
+      <w:r>
+        <w:rPr>
+          <w:rFonts w:ascii="Courier New" w:hAnsi="Courier New" w:eastAsia="Courier New"/>
+          <w:b w:val="0"/>
+          <w:i w:val="0"/>
+          <w:sz w:val="20"/>
+        </w:rPr>
+        <w:t xml:space="preserve">        Context.ConnectionId,</w:t>
+      </w:r>
+    </w:p>
+    <w:p>
+      <w:pPr>
+        <w:spacing w:line="240" w:lineRule="auto"/>
+        <w:ind w:firstLine="0" w:left="709"/>
+      </w:pPr>
+      <w:r>
+        <w:rPr>
+          <w:rFonts w:ascii="Courier New" w:hAnsi="Courier New" w:eastAsia="Courier New"/>
+          <w:b w:val="0"/>
+          <w:i w:val="0"/>
+          <w:sz w:val="20"/>
+        </w:rPr>
+        <w:t xml:space="preserve">        Context.UserIdentifier</w:t>
+      </w:r>
+    </w:p>
+    <w:p>
+      <w:pPr>
+        <w:spacing w:line="240" w:lineRule="auto"/>
+        <w:ind w:firstLine="0" w:left="709"/>
+      </w:pPr>
+      <w:r>
+        <w:rPr>
+          <w:rFonts w:ascii="Courier New" w:hAnsi="Courier New" w:eastAsia="Courier New"/>
+          <w:b w:val="0"/>
+          <w:i w:val="0"/>
+          <w:sz w:val="20"/>
+        </w:rPr>
+        <w:t xml:space="preserve">    ));</w:t>
+      </w:r>
+    </w:p>
+    <w:p>
+      <w:pPr>
+        <w:spacing w:line="240" w:lineRule="auto"/>
+        <w:ind w:firstLine="0" w:left="709"/>
+      </w:pPr>
+      <w:r>
+        <w:rPr>
+          <w:rFonts w:ascii="Courier New" w:hAnsi="Courier New" w:eastAsia="Courier New"/>
+          <w:b w:val="0"/>
+          <w:i w:val="0"/>
+          <w:sz w:val="20"/>
+        </w:rPr>
+        <w:t>}</w:t>
+      </w:r>
+    </w:p>
+    <w:p>
+      <w:pPr>
+        <w:spacing w:line="360" w:lineRule="auto"/>
+        <w:ind w:firstLine="709"/>
+        <w:jc w:val="both"/>
+      </w:pPr>
+      <w:r>
+        <w:rPr>
+          <w:rFonts w:ascii="Times New Roman" w:hAnsi="Times New Roman" w:eastAsia="Times New Roman"/>
+          <w:b w:val="0"/>
+          <w:i w:val="0"/>
+          <w:sz w:val="28"/>
+        </w:rPr>
+        <w:t>Централизованная отправка события в группу сохраняет существующие payload'ы и добавляет диагностическое логирование.</w:t>
+      </w:r>
+    </w:p>
+    <w:p>
+      <w:pPr>
+        <w:spacing w:line="240" w:lineRule="auto"/>
+        <w:ind w:firstLine="0" w:left="709"/>
+      </w:pPr>
+      <w:r>
+        <w:rPr>
+          <w:rFonts w:ascii="Courier New" w:hAnsi="Courier New" w:eastAsia="Courier New"/>
+          <w:b w:val="0"/>
+          <w:i w:val="0"/>
+          <w:sz w:val="20"/>
+        </w:rPr>
+        <w:t>private Task SendToGroupAsync(</w:t>
+      </w:r>
+    </w:p>
+    <w:p>
+      <w:pPr>
+        <w:spacing w:line="240" w:lineRule="auto"/>
+        <w:ind w:firstLine="0" w:left="709"/>
+      </w:pPr>
+      <w:r>
+        <w:rPr>
+          <w:rFonts w:ascii="Courier New" w:hAnsi="Courier New" w:eastAsia="Courier New"/>
+          <w:b w:val="0"/>
+          <w:i w:val="0"/>
+          <w:sz w:val="20"/>
+        </w:rPr>
+        <w:t xml:space="preserve">    string groupKey,</w:t>
+      </w:r>
+    </w:p>
+    <w:p>
+      <w:pPr>
+        <w:spacing w:line="240" w:lineRule="auto"/>
+        <w:ind w:firstLine="0" w:left="709"/>
+      </w:pPr>
+      <w:r>
+        <w:rPr>
+          <w:rFonts w:ascii="Courier New" w:hAnsi="Courier New" w:eastAsia="Courier New"/>
+          <w:b w:val="0"/>
+          <w:i w:val="0"/>
+          <w:sz w:val="20"/>
+        </w:rPr>
+        <w:t xml:space="preserve">    string eventName,</w:t>
+      </w:r>
+    </w:p>
+    <w:p>
+      <w:pPr>
+        <w:spacing w:line="240" w:lineRule="auto"/>
+        <w:ind w:firstLine="0" w:left="709"/>
+      </w:pPr>
+      <w:r>
+        <w:rPr>
+          <w:rFonts w:ascii="Courier New" w:hAnsi="Courier New" w:eastAsia="Courier New"/>
+          <w:b w:val="0"/>
+          <w:i w:val="0"/>
+          <w:sz w:val="20"/>
+        </w:rPr>
+        <w:t xml:space="preserve">    object?[] args,</w:t>
+      </w:r>
+    </w:p>
+    <w:p>
+      <w:pPr>
+        <w:spacing w:line="240" w:lineRule="auto"/>
+        <w:ind w:firstLine="0" w:left="709"/>
+      </w:pPr>
+      <w:r>
+        <w:rPr>
+          <w:rFonts w:ascii="Courier New" w:hAnsi="Courier New" w:eastAsia="Courier New"/>
+          <w:b w:val="0"/>
+          <w:i w:val="0"/>
+          <w:sz w:val="20"/>
+        </w:rPr>
+        <w:t xml:space="preserve">    string? excludedConnectionId = null)</w:t>
+      </w:r>
+    </w:p>
+    <w:p>
+      <w:pPr>
+        <w:spacing w:line="240" w:lineRule="auto"/>
+        <w:ind w:firstLine="0" w:left="709"/>
+      </w:pPr>
+      <w:r>
+        <w:rPr>
+          <w:rFonts w:ascii="Courier New" w:hAnsi="Courier New" w:eastAsia="Courier New"/>
+          <w:b w:val="0"/>
+          <w:i w:val="0"/>
+          <w:sz w:val="20"/>
+        </w:rPr>
+        <w:t>{</w:t>
+      </w:r>
+    </w:p>
+    <w:p>
+      <w:pPr>
+        <w:spacing w:line="240" w:lineRule="auto"/>
+        <w:ind w:firstLine="0" w:left="709"/>
+      </w:pPr>
+      <w:r>
+        <w:rPr>
+          <w:rFonts w:ascii="Courier New" w:hAnsi="Courier New" w:eastAsia="Courier New"/>
+          <w:b w:val="0"/>
+          <w:i w:val="0"/>
+          <w:sz w:val="20"/>
+        </w:rPr>
+        <w:t xml:space="preserve">    var clients = excludedConnectionId is null</w:t>
+      </w:r>
+    </w:p>
+    <w:p>
+      <w:pPr>
+        <w:spacing w:line="240" w:lineRule="auto"/>
+        <w:ind w:firstLine="0" w:left="709"/>
+      </w:pPr>
+      <w:r>
+        <w:rPr>
+          <w:rFonts w:ascii="Courier New" w:hAnsi="Courier New" w:eastAsia="Courier New"/>
+          <w:b w:val="0"/>
+          <w:i w:val="0"/>
+          <w:sz w:val="20"/>
+        </w:rPr>
+        <w:t xml:space="preserve">        ? hubContext.Clients.Group(groupKey)</w:t>
+      </w:r>
+    </w:p>
+    <w:p>
+      <w:pPr>
+        <w:spacing w:line="240" w:lineRule="auto"/>
+        <w:ind w:firstLine="0" w:left="709"/>
+      </w:pPr>
+      <w:r>
+        <w:rPr>
+          <w:rFonts w:ascii="Courier New" w:hAnsi="Courier New" w:eastAsia="Courier New"/>
+          <w:b w:val="0"/>
+          <w:i w:val="0"/>
+          <w:sz w:val="20"/>
+        </w:rPr>
+        <w:t xml:space="preserve">        : hubContext.Clients.GroupExcept(groupKey, excludedConnectionId);</w:t>
+      </w:r>
+    </w:p>
+    <w:p>
+      <w:pPr>
+        <w:spacing w:line="240" w:lineRule="auto"/>
+        <w:ind w:firstLine="0" w:left="709"/>
+      </w:pPr>
+      <w:r>
+        <w:rPr>
+          <w:rFonts w:ascii="Courier New" w:hAnsi="Courier New" w:eastAsia="Courier New"/>
+          <w:b w:val="0"/>
+          <w:i w:val="0"/>
+          <w:sz w:val="20"/>
+        </w:rPr>
+      </w:r>
+    </w:p>
+    <w:p>
+      <w:pPr>
+        <w:spacing w:line="240" w:lineRule="auto"/>
+        <w:ind w:firstLine="0" w:left="709"/>
+      </w:pPr>
+      <w:r>
+        <w:rPr>
+          <w:rFonts w:ascii="Courier New" w:hAnsi="Courier New" w:eastAsia="Courier New"/>
+          <w:b w:val="0"/>
+          <w:i w:val="0"/>
+          <w:sz w:val="20"/>
+        </w:rPr>
+        <w:t xml:space="preserve">    return clients.SendCoreAsync(eventName, args);</w:t>
+      </w:r>
+    </w:p>
+    <w:p>
+      <w:pPr>
+        <w:spacing w:line="240" w:lineRule="auto"/>
+        <w:ind w:firstLine="0" w:left="709"/>
+      </w:pPr>
+      <w:r>
+        <w:rPr>
+          <w:rFonts w:ascii="Courier New" w:hAnsi="Courier New" w:eastAsia="Courier New"/>
+          <w:b w:val="0"/>
+          <w:i w:val="0"/>
+          <w:sz w:val="20"/>
+        </w:rPr>
+        <w:t>}</w:t>
+      </w:r>
+    </w:p>
+    <w:p>
+      <w:r>
+        <w:br w:type="page"/>
+      </w:r>
+    </w:p>
+    <w:p>
+      <w:pPr>
+        <w:pStyle w:val="Heading1"/>
+        <w:jc w:val="center"/>
+      </w:pPr>
+      <w:r>
+        <w:t>ПРИЛОЖЕНИЕ В</w:t>
+      </w:r>
+    </w:p>
+    <w:p>
+      <w:pPr>
+        <w:spacing w:line="276" w:lineRule="auto" w:after="0"/>
+        <w:ind w:firstLine="0"/>
+        <w:jc w:val="center"/>
+      </w:pPr>
+      <w:r>
+        <w:rPr>
+          <w:rFonts w:ascii="Times New Roman" w:hAnsi="Times New Roman" w:eastAsia="Times New Roman"/>
+          <w:b/>
+          <w:i w:val="0"/>
+          <w:sz w:val="28"/>
+        </w:rPr>
+        <w:t>Проверочный клиент и результаты испытаний</w:t>
+      </w:r>
+    </w:p>
+    <w:p>
+      <w:pPr>
+        <w:spacing w:line="360" w:lineRule="auto"/>
+        <w:ind w:firstLine="709"/>
+        <w:jc w:val="both"/>
+      </w:pPr>
+      <w:r>
+        <w:rPr>
+          <w:rFonts w:ascii="Times New Roman" w:hAnsi="Times New Roman" w:eastAsia="Times New Roman"/>
+          <w:b w:val="0"/>
+          <w:i w:val="0"/>
+          <w:sz w:val="28"/>
+        </w:rPr>
+        <w:t xml:space="preserve">Проверочный клиент подключает два SignalR-соединения к разным узлам, подписывает их на группу отчета и ожидает событие </w:t>
+      </w:r>
+      <w:r>
+        <w:rPr>
+          <w:rFonts w:ascii="Courier New" w:hAnsi="Courier New" w:eastAsia="Courier New"/>
+          <w:b w:val="0"/>
+          <w:i w:val="0"/>
+          <w:sz w:val="28"/>
+        </w:rPr>
+        <w:t>ReceiveReportPatch</w:t>
+      </w:r>
+      <w:r>
+        <w:rPr>
+          <w:rFonts w:ascii="Times New Roman" w:hAnsi="Times New Roman" w:eastAsia="Times New Roman"/>
+          <w:b w:val="0"/>
+          <w:i w:val="0"/>
+          <w:sz w:val="28"/>
+        </w:rPr>
+        <w:t xml:space="preserve"> на втором узле.</w:t>
+      </w:r>
+    </w:p>
+    <w:p>
+      <w:pPr>
+        <w:spacing w:line="240" w:lineRule="auto"/>
+        <w:ind w:firstLine="0" w:left="709"/>
+      </w:pPr>
+      <w:r>
+        <w:rPr>
+          <w:rFonts w:ascii="Courier New" w:hAnsi="Courier New" w:eastAsia="Courier New"/>
+          <w:b w:val="0"/>
+          <w:i w:val="0"/>
+          <w:sz w:val="20"/>
+        </w:rPr>
+        <w:t>const diagnosticsA = await getDiagnostics(clientA);</w:t>
+      </w:r>
+    </w:p>
+    <w:p>
+      <w:pPr>
+        <w:spacing w:line="240" w:lineRule="auto"/>
+        <w:ind w:firstLine="0" w:left="709"/>
+      </w:pPr>
+      <w:r>
+        <w:rPr>
+          <w:rFonts w:ascii="Courier New" w:hAnsi="Courier New" w:eastAsia="Courier New"/>
+          <w:b w:val="0"/>
+          <w:i w:val="0"/>
+          <w:sz w:val="20"/>
+        </w:rPr>
+        <w:t>const diagnosticsB = await getDiagnostics(clientB);</w:t>
+      </w:r>
+    </w:p>
+    <w:p>
+      <w:pPr>
+        <w:spacing w:line="240" w:lineRule="auto"/>
+        <w:ind w:firstLine="0" w:left="709"/>
+      </w:pPr>
+      <w:r>
+        <w:rPr>
+          <w:rFonts w:ascii="Courier New" w:hAnsi="Courier New" w:eastAsia="Courier New"/>
+          <w:b w:val="0"/>
+          <w:i w:val="0"/>
+          <w:sz w:val="20"/>
+        </w:rPr>
+      </w:r>
+    </w:p>
+    <w:p>
+      <w:pPr>
+        <w:spacing w:line="240" w:lineRule="auto"/>
+        <w:ind w:firstLine="0" w:left="709"/>
+      </w:pPr>
+      <w:r>
+        <w:rPr>
+          <w:rFonts w:ascii="Courier New" w:hAnsi="Courier New" w:eastAsia="Courier New"/>
+          <w:b w:val="0"/>
+          <w:i w:val="0"/>
+          <w:sz w:val="20"/>
+        </w:rPr>
+        <w:t>await clientA.invoke("JoinReportGroupAsync", reportId);</w:t>
+      </w:r>
+    </w:p>
+    <w:p>
+      <w:pPr>
+        <w:spacing w:line="240" w:lineRule="auto"/>
+        <w:ind w:firstLine="0" w:left="709"/>
+      </w:pPr>
+      <w:r>
+        <w:rPr>
+          <w:rFonts w:ascii="Courier New" w:hAnsi="Courier New" w:eastAsia="Courier New"/>
+          <w:b w:val="0"/>
+          <w:i w:val="0"/>
+          <w:sz w:val="20"/>
+        </w:rPr>
+        <w:t>await clientB.invoke("JoinReportGroupAsync", reportId);</w:t>
+      </w:r>
+    </w:p>
+    <w:p>
+      <w:pPr>
+        <w:spacing w:line="240" w:lineRule="auto"/>
+        <w:ind w:firstLine="0" w:left="709"/>
+      </w:pPr>
+      <w:r>
+        <w:rPr>
+          <w:rFonts w:ascii="Courier New" w:hAnsi="Courier New" w:eastAsia="Courier New"/>
+          <w:b w:val="0"/>
+          <w:i w:val="0"/>
+          <w:sz w:val="20"/>
+        </w:rPr>
+      </w:r>
+    </w:p>
+    <w:p>
+      <w:pPr>
+        <w:spacing w:line="240" w:lineRule="auto"/>
+        <w:ind w:firstLine="0" w:left="709"/>
+      </w:pPr>
+      <w:r>
+        <w:rPr>
+          <w:rFonts w:ascii="Courier New" w:hAnsi="Courier New" w:eastAsia="Courier New"/>
+          <w:b w:val="0"/>
+          <w:i w:val="0"/>
+          <w:sz w:val="20"/>
+        </w:rPr>
+        <w:t>await sendReportPatch(reportId, patchedTitle, diagnosticsA.connectionId);</w:t>
+      </w:r>
+    </w:p>
+    <w:p>
+      <w:pPr>
+        <w:spacing w:line="240" w:lineRule="auto"/>
+        <w:ind w:firstLine="0" w:left="709"/>
+      </w:pPr>
+      <w:r>
+        <w:rPr>
+          <w:rFonts w:ascii="Courier New" w:hAnsi="Courier New" w:eastAsia="Courier New"/>
+          <w:b w:val="0"/>
+          <w:i w:val="0"/>
+          <w:sz w:val="20"/>
+        </w:rPr>
+        <w:t>await withTimeout(patchWatcher.promise, "ReceiveReportPatch");</w:t>
+      </w:r>
+    </w:p>
+    <w:p>
+      <w:pPr>
+        <w:spacing w:line="360" w:lineRule="auto"/>
+        <w:ind w:firstLine="709"/>
+        <w:jc w:val="both"/>
+      </w:pPr>
+      <w:r>
+        <w:rPr>
+          <w:rFonts w:ascii="Times New Roman" w:hAnsi="Times New Roman" w:eastAsia="Times New Roman"/>
+          <w:b w:val="0"/>
+          <w:i w:val="0"/>
+          <w:sz w:val="28"/>
+        </w:rPr>
+        <w:t>Результаты испытаний фиксируют различие между режимом без backplane и режимом с Redis backplane.</w:t>
+      </w:r>
+    </w:p>
+    <w:p>
+      <w:pPr>
+        <w:spacing w:line="240" w:lineRule="auto"/>
+        <w:ind w:firstLine="0" w:left="709"/>
+      </w:pPr>
+      <w:r>
+        <w:rPr>
+          <w:rFonts w:ascii="Courier New" w:hAnsi="Courier New" w:eastAsia="Courier New"/>
+          <w:b w:val="0"/>
+          <w:i w:val="0"/>
+          <w:sz w:val="20"/>
+        </w:rPr>
+        <w:t>Multi-instance без backplane:</w:t>
+      </w:r>
+    </w:p>
+    <w:p>
+      <w:pPr>
+        <w:spacing w:line="240" w:lineRule="auto"/>
+        <w:ind w:firstLine="0" w:left="709"/>
+      </w:pPr>
+      <w:r>
+        <w:rPr>
+          <w:rFonts w:ascii="Courier New" w:hAnsi="Courier New" w:eastAsia="Courier New"/>
+          <w:b w:val="0"/>
+          <w:i w:val="0"/>
+          <w:sz w:val="20"/>
+        </w:rPr>
+        <w:t xml:space="preserve">  Error: ReceiveReportPatch timed out after 10000ms</w:t>
+      </w:r>
+    </w:p>
+    <w:p>
+      <w:pPr>
+        <w:spacing w:line="240" w:lineRule="auto"/>
+        <w:ind w:firstLine="0" w:left="709"/>
+      </w:pPr>
+      <w:r>
+        <w:rPr>
+          <w:rFonts w:ascii="Courier New" w:hAnsi="Courier New" w:eastAsia="Courier New"/>
+          <w:b w:val="0"/>
+          <w:i w:val="0"/>
+          <w:sz w:val="20"/>
+        </w:rPr>
+      </w:r>
+    </w:p>
+    <w:p>
+      <w:pPr>
+        <w:spacing w:line="240" w:lineRule="auto"/>
+        <w:ind w:firstLine="0" w:left="709"/>
+      </w:pPr>
+      <w:r>
+        <w:rPr>
+          <w:rFonts w:ascii="Courier New" w:hAnsi="Courier New" w:eastAsia="Courier New"/>
+          <w:b w:val="0"/>
+          <w:i w:val="0"/>
+          <w:sz w:val="20"/>
+        </w:rPr>
+        <w:t>Multi-instance с Redis backplane:</w:t>
+      </w:r>
+    </w:p>
+    <w:p>
+      <w:pPr>
+        <w:spacing w:line="240" w:lineRule="auto"/>
+        <w:ind w:firstLine="0" w:left="709"/>
+      </w:pPr>
+      <w:r>
+        <w:rPr>
+          <w:rFonts w:ascii="Courier New" w:hAnsi="Courier New" w:eastAsia="Courier New"/>
+          <w:b w:val="0"/>
+          <w:i w:val="0"/>
+          <w:sz w:val="20"/>
+        </w:rPr>
+        <w:t xml:space="preserve">  ok: true</w:t>
+      </w:r>
+    </w:p>
+    <w:p>
+      <w:pPr>
+        <w:spacing w:line="240" w:lineRule="auto"/>
+        <w:ind w:firstLine="0" w:left="709"/>
+      </w:pPr>
+      <w:r>
+        <w:rPr>
+          <w:rFonts w:ascii="Courier New" w:hAnsi="Courier New" w:eastAsia="Courier New"/>
+          <w:b w:val="0"/>
+          <w:i w:val="0"/>
+          <w:sz w:val="20"/>
+        </w:rPr>
+        <w:t xml:space="preserve">  nodeA.serverInstanceId: app-api-1</w:t>
+      </w:r>
+    </w:p>
+    <w:p>
+      <w:pPr>
+        <w:spacing w:line="240" w:lineRule="auto"/>
+        <w:ind w:firstLine="0" w:left="709"/>
+      </w:pPr>
+      <w:r>
+        <w:rPr>
+          <w:rFonts w:ascii="Courier New" w:hAnsi="Courier New" w:eastAsia="Courier New"/>
+          <w:b w:val="0"/>
+          <w:i w:val="0"/>
+          <w:sz w:val="20"/>
+        </w:rPr>
+        <w:t xml:space="preserve">  nodeB.serverInstanceId: app-api-2</w:t>
+      </w:r>
+    </w:p>
+    <w:p>
+      <w:pPr>
+        <w:spacing w:line="240" w:lineRule="auto"/>
+        <w:ind w:firstLine="0" w:left="709"/>
+      </w:pPr>
+      <w:r>
+        <w:rPr>
+          <w:rFonts w:ascii="Courier New" w:hAnsi="Courier New" w:eastAsia="Courier New"/>
+          <w:b w:val="0"/>
+          <w:i w:val="0"/>
+          <w:sz w:val="20"/>
+        </w:rPr>
+        <w:t xml:space="preserve">  deliveryLatencyMs: 9.5</w:t>
+      </w:r>
+    </w:p>
+    <w:p>
+      <w:pPr>
+        <w:spacing w:line="240" w:lineRule="auto"/>
+        <w:ind w:firstLine="0" w:left="709"/>
+      </w:pPr>
+      <w:r>
+        <w:rPr>
+          <w:rFonts w:ascii="Courier New" w:hAnsi="Courier New" w:eastAsia="Courier New"/>
+          <w:b w:val="0"/>
+          <w:i w:val="0"/>
+          <w:sz w:val="20"/>
+        </w:rPr>
+      </w:r>
+    </w:p>
+    <w:p>
+      <w:pPr>
+        <w:spacing w:line="240" w:lineRule="auto"/>
+        <w:ind w:firstLine="0" w:left="709"/>
+      </w:pPr>
+      <w:r>
+        <w:rPr>
+          <w:rFonts w:ascii="Courier New" w:hAnsi="Courier New" w:eastAsia="Courier New"/>
+          <w:b w:val="0"/>
+          <w:i w:val="0"/>
+          <w:sz w:val="20"/>
+        </w:rPr>
+        <w:t>THESIS_ITERATIONS=5:</w:t>
+      </w:r>
+    </w:p>
+    <w:p>
+      <w:pPr>
+        <w:spacing w:line="240" w:lineRule="auto"/>
+        <w:ind w:firstLine="0" w:left="709"/>
+      </w:pPr>
+      <w:r>
+        <w:rPr>
+          <w:rFonts w:ascii="Courier New" w:hAnsi="Courier New" w:eastAsia="Courier New"/>
+          <w:b w:val="0"/>
+          <w:i w:val="0"/>
+          <w:sz w:val="20"/>
+        </w:rPr>
+        <w:t xml:space="preserve">  successful: 5</w:t>
+      </w:r>
+    </w:p>
+    <w:p>
+      <w:pPr>
+        <w:spacing w:line="240" w:lineRule="auto"/>
+        <w:ind w:firstLine="0" w:left="709"/>
+      </w:pPr>
+      <w:r>
+        <w:rPr>
+          <w:rFonts w:ascii="Courier New" w:hAnsi="Courier New" w:eastAsia="Courier New"/>
+          <w:b w:val="0"/>
+          <w:i w:val="0"/>
+          <w:sz w:val="20"/>
+        </w:rPr>
+        <w:t xml:space="preserve">  failed: 0</w:t>
+      </w:r>
+    </w:p>
+    <w:p>
+      <w:pPr>
+        <w:spacing w:line="240" w:lineRule="auto"/>
+        <w:ind w:firstLine="0" w:left="709"/>
+      </w:pPr>
+      <w:r>
+        <w:rPr>
+          <w:rFonts w:ascii="Courier New" w:hAnsi="Courier New" w:eastAsia="Courier New"/>
+          <w:b w:val="0"/>
+          <w:i w:val="0"/>
+          <w:sz w:val="20"/>
+        </w:rPr>
+        <w:t xml:space="preserve">  avg: 8.4 ms</w:t>
+      </w:r>
+    </w:p>
+    <w:p>
+      <w:pPr>
+        <w:spacing w:line="240" w:lineRule="auto"/>
+        <w:ind w:firstLine="0" w:left="709"/>
+      </w:pPr>
+      <w:r>
+        <w:rPr>
+          <w:rFonts w:ascii="Courier New" w:hAnsi="Courier New" w:eastAsia="Courier New"/>
+          <w:b w:val="0"/>
+          <w:i w:val="0"/>
+          <w:sz w:val="20"/>
+        </w:rPr>
+        <w:t xml:space="preserve">  p50: 9.1 ms</w:t>
+      </w:r>
+    </w:p>
+    <w:p>
+      <w:pPr>
+        <w:spacing w:line="240" w:lineRule="auto"/>
+        <w:ind w:firstLine="0" w:left="709"/>
+      </w:pPr>
+      <w:r>
+        <w:rPr>
+          <w:rFonts w:ascii="Courier New" w:hAnsi="Courier New" w:eastAsia="Courier New"/>
+          <w:b w:val="0"/>
+          <w:i w:val="0"/>
+          <w:sz w:val="20"/>
+        </w:rPr>
+        <w:t xml:space="preserve">  p95: 11.6 ms</w:t>
+      </w:r>
+    </w:p>
+    <w:p>
+      <w:pPr>
+        <w:spacing w:line="240" w:lineRule="auto"/>
+        <w:ind w:firstLine="0" w:left="709"/>
+      </w:pPr>
+      <w:r>
+        <w:rPr>
+          <w:rFonts w:ascii="Courier New" w:hAnsi="Courier New" w:eastAsia="Courier New"/>
+          <w:b w:val="0"/>
+          <w:i w:val="0"/>
+          <w:sz w:val="20"/>
+        </w:rPr>
+      </w:r>
+    </w:p>
+    <w:p>
+      <w:pPr>
+        <w:spacing w:line="240" w:lineRule="auto"/>
+        <w:ind w:firstLine="0" w:left="709"/>
+      </w:pPr>
+      <w:r>
+        <w:rPr>
+          <w:rFonts w:ascii="Courier New" w:hAnsi="Courier New" w:eastAsia="Courier New"/>
+          <w:b w:val="0"/>
+          <w:i w:val="0"/>
+          <w:sz w:val="20"/>
+        </w:rPr>
+        <w:t>THESIS_SCENARIO=rejoin:</w:t>
+      </w:r>
+    </w:p>
+    <w:p>
+      <w:pPr>
+        <w:spacing w:line="240" w:lineRule="auto"/>
+        <w:ind w:firstLine="0" w:left="709"/>
+      </w:pPr>
+      <w:r>
+        <w:rPr>
+          <w:rFonts w:ascii="Courier New" w:hAnsi="Courier New" w:eastAsia="Courier New"/>
+          <w:b w:val="0"/>
+          <w:i w:val="0"/>
+          <w:sz w:val="20"/>
+        </w:rPr>
+        <w:t xml:space="preserve">  reconnectAndRejoinMs: 12.9</w:t>
+      </w:r>
+    </w:p>
+    <w:p>
+      <w:pPr>
+        <w:spacing w:line="240" w:lineRule="auto"/>
+        <w:ind w:firstLine="0" w:left="709"/>
+      </w:pPr>
+      <w:r>
+        <w:rPr>
+          <w:rFonts w:ascii="Courier New" w:hAnsi="Courier New" w:eastAsia="Courier New"/>
+          <w:b w:val="0"/>
+          <w:i w:val="0"/>
+          <w:sz w:val="20"/>
+        </w:rPr>
+        <w:t xml:space="preserve">  deliveryLatencyMs: 6.6</w:t>
+      </w:r>
+    </w:p>
+    <w:p>
+      <w:pPr>
+        <w:spacing w:line="240" w:lineRule="auto"/>
+        <w:ind w:firstLine="0" w:left="709"/>
+      </w:pPr>
+      <w:r>
+        <w:rPr>
+          <w:rFonts w:ascii="Courier New" w:hAnsi="Courier New" w:eastAsia="Courier New"/>
+          <w:b w:val="0"/>
+          <w:i w:val="0"/>
+          <w:sz w:val="20"/>
+        </w:rPr>
+      </w:r>
+    </w:p>
+    <w:p>
+      <w:pPr>
+        <w:spacing w:line="240" w:lineRule="auto"/>
+        <w:ind w:firstLine="0" w:left="709"/>
+      </w:pPr>
+      <w:r>
+        <w:rPr>
+          <w:rFonts w:ascii="Courier New" w:hAnsi="Courier New" w:eastAsia="Courier New"/>
+          <w:b w:val="0"/>
+          <w:i w:val="0"/>
+          <w:sz w:val="20"/>
+        </w:rPr>
+        <w:t>THESIS_SCENARIO=failover:</w:t>
+      </w:r>
+    </w:p>
+    <w:p>
+      <w:pPr>
+        <w:spacing w:line="240" w:lineRule="auto"/>
+        <w:ind w:firstLine="0" w:left="709"/>
+      </w:pPr>
+      <w:r>
+        <w:rPr>
+          <w:rFonts w:ascii="Courier New" w:hAnsi="Courier New" w:eastAsia="Courier New"/>
+          <w:b w:val="0"/>
+          <w:i w:val="0"/>
+          <w:sz w:val="20"/>
+        </w:rPr>
+        <w:t xml:space="preserve">  app-api-2 -&gt; app-api-1</w:t>
+      </w:r>
+    </w:p>
+    <w:p>
+      <w:pPr>
+        <w:spacing w:line="240" w:lineRule="auto"/>
+        <w:ind w:firstLine="0" w:left="709"/>
+      </w:pPr>
+      <w:r>
+        <w:rPr>
+          <w:rFonts w:ascii="Courier New" w:hAnsi="Courier New" w:eastAsia="Courier New"/>
+          <w:b w:val="0"/>
+          <w:i w:val="0"/>
+          <w:sz w:val="20"/>
+        </w:rPr>
+        <w:t xml:space="preserve">  failoverReconnectAndRejoinMs: 240.3</w:t>
+      </w:r>
+    </w:p>
+    <w:p>
+      <w:pPr>
+        <w:spacing w:line="240" w:lineRule="auto"/>
+        <w:ind w:firstLine="0" w:left="709"/>
+      </w:pPr>
+      <w:r>
+        <w:rPr>
+          <w:rFonts w:ascii="Courier New" w:hAnsi="Courier New" w:eastAsia="Courier New"/>
+          <w:b w:val="0"/>
+          <w:i w:val="0"/>
+          <w:sz w:val="20"/>
+        </w:rPr>
+        <w:t xml:space="preserve">  deliveryLatencyMs: 7.3</w:t>
       </w:r>
     </w:p>
     <w:sectPr>

--- a/build/docx/vkr-draft-1.docx
+++ b/build/docx/vkr-draft-1.docx
@@ -108,6 +108,7 @@
               <w:rPr>
                 <w:rFonts w:ascii="Times New Roman" w:hAnsi="Times New Roman" w:eastAsia="Times New Roman"/>
                 <w:b w:val="0"/>
+                <w:i w:val="0"/>
                 <w:sz w:val="20"/>
               </w:rPr>
               <w:t>ДОПУСТИТЬ К ЗАЩИТЕ</w:t>
@@ -186,6 +187,7 @@
               <w:rPr>
                 <w:rFonts w:ascii="Times New Roman" w:hAnsi="Times New Roman" w:eastAsia="Times New Roman"/>
                 <w:b w:val="0"/>
+                <w:i w:val="0"/>
                 <w:sz w:val="20"/>
               </w:rPr>
               <w:t>Заведующий кафедрой № 43</w:t>
@@ -264,6 +266,7 @@
               <w:rPr>
                 <w:rFonts w:ascii="Times New Roman" w:hAnsi="Times New Roman" w:eastAsia="Times New Roman"/>
                 <w:b w:val="0"/>
+                <w:i w:val="0"/>
                 <w:sz w:val="20"/>
               </w:rPr>
               <w:t>________________________</w:t>
@@ -300,6 +303,7 @@
               <w:rPr>
                 <w:rFonts w:ascii="Times New Roman" w:hAnsi="Times New Roman" w:eastAsia="Times New Roman"/>
                 <w:b w:val="0"/>
+                <w:i w:val="0"/>
                 <w:sz w:val="20"/>
               </w:rPr>
               <w:t>________________________</w:t>
@@ -336,6 +340,7 @@
               <w:rPr>
                 <w:rFonts w:ascii="Times New Roman" w:hAnsi="Times New Roman" w:eastAsia="Times New Roman"/>
                 <w:b w:val="0"/>
+                <w:i w:val="0"/>
                 <w:sz w:val="20"/>
               </w:rPr>
               <w:t>М.Ю. Охтилев</w:t>
@@ -374,6 +379,7 @@
               <w:rPr>
                 <w:rFonts w:ascii="Times New Roman" w:hAnsi="Times New Roman" w:eastAsia="Times New Roman"/>
                 <w:b w:val="0"/>
+                <w:i w:val="0"/>
                 <w:sz w:val="14"/>
               </w:rPr>
               <w:t>должность, уч. степень, звание</w:t>
@@ -410,6 +416,7 @@
               <w:rPr>
                 <w:rFonts w:ascii="Times New Roman" w:hAnsi="Times New Roman" w:eastAsia="Times New Roman"/>
                 <w:b w:val="0"/>
+                <w:i w:val="0"/>
                 <w:sz w:val="14"/>
               </w:rPr>
               <w:t>подпись, дата</w:t>
@@ -446,6 +453,7 @@
               <w:rPr>
                 <w:rFonts w:ascii="Times New Roman" w:hAnsi="Times New Roman" w:eastAsia="Times New Roman"/>
                 <w:b w:val="0"/>
+                <w:i w:val="0"/>
                 <w:sz w:val="14"/>
               </w:rPr>
               <w:t>инициалы, фамилия</w:t>
@@ -549,6 +557,7 @@
               <w:rPr>
                 <w:rFonts w:ascii="Times New Roman" w:hAnsi="Times New Roman" w:eastAsia="Times New Roman"/>
                 <w:b w:val="0"/>
+                <w:i w:val="0"/>
                 <w:sz w:val="20"/>
               </w:rPr>
               <w:t>выполнена</w:t>
@@ -585,6 +594,7 @@
               <w:rPr>
                 <w:rFonts w:ascii="Times New Roman" w:hAnsi="Times New Roman" w:eastAsia="Times New Roman"/>
                 <w:b w:val="0"/>
+                <w:i w:val="0"/>
                 <w:sz w:val="20"/>
               </w:rPr>
               <w:t>Зайцевым Александром Сергеевичем</w:t>
@@ -617,13 +627,101 @@
               <w:jc w:val="center"/>
             </w:pPr>
             <w:r/>
+          </w:p>
+        </w:tc>
+      </w:tr>
+      <w:tr>
+        <w:tc>
+          <w:tcPr>
+            <w:tcW w:type="dxa" w:w="2948"/>
+            <w:tcBorders>
+              <w:top w:val="nil"/>
+              <w:left w:val="nil"/>
+              <w:bottom w:val="nil"/>
+              <w:right w:val="nil"/>
+              <w:insideH w:val="nil"/>
+              <w:insideV w:val="nil"/>
+            </w:tcBorders>
+            <w:tcMar>
+              <w:top w:w="0" w:type="dxa"/>
+              <w:left w:w="0" w:type="dxa"/>
+              <w:bottom w:w="0" w:type="dxa"/>
+              <w:right w:w="0" w:type="dxa"/>
+            </w:tcMar>
+            <w:vAlign w:val="center"/>
+          </w:tcPr>
+          <w:p>
+            <w:pPr>
+              <w:spacing w:line="240" w:lineRule="auto" w:before="0" w:after="0"/>
+              <w:ind w:firstLine="0"/>
+              <w:jc w:val="center"/>
+            </w:pPr>
+            <w:r/>
+          </w:p>
+        </w:tc>
+        <w:tc>
+          <w:tcPr>
+            <w:tcW w:type="dxa" w:w="2948"/>
+            <w:tcBorders>
+              <w:top w:val="nil"/>
+              <w:left w:val="nil"/>
+              <w:bottom w:val="nil"/>
+              <w:right w:val="nil"/>
+              <w:insideH w:val="nil"/>
+              <w:insideV w:val="nil"/>
+            </w:tcBorders>
+            <w:tcMar>
+              <w:top w:w="0" w:type="dxa"/>
+              <w:left w:w="0" w:type="dxa"/>
+              <w:bottom w:w="0" w:type="dxa"/>
+              <w:right w:w="0" w:type="dxa"/>
+            </w:tcMar>
+            <w:vAlign w:val="center"/>
+          </w:tcPr>
+          <w:p>
+            <w:pPr>
+              <w:spacing w:line="240" w:lineRule="auto" w:before="0" w:after="0"/>
+              <w:ind w:firstLine="0"/>
+              <w:jc w:val="center"/>
+            </w:pPr>
+            <w:r/>
             <w:r>
               <w:rPr>
                 <w:rFonts w:ascii="Times New Roman" w:hAnsi="Times New Roman" w:eastAsia="Times New Roman"/>
                 <w:b w:val="0"/>
-                <w:sz w:val="20"/>
+                <w:i w:val="0"/>
+                <w:sz w:val="14"/>
               </w:rPr>
+              <w:t>фамилия, имя, отчество студента в творительном падеже</w:t>
             </w:r>
+          </w:p>
+        </w:tc>
+        <w:tc>
+          <w:tcPr>
+            <w:tcW w:type="dxa" w:w="2948"/>
+            <w:tcBorders>
+              <w:top w:val="nil"/>
+              <w:left w:val="nil"/>
+              <w:bottom w:val="nil"/>
+              <w:right w:val="nil"/>
+              <w:insideH w:val="nil"/>
+              <w:insideV w:val="nil"/>
+            </w:tcBorders>
+            <w:tcMar>
+              <w:top w:w="0" w:type="dxa"/>
+              <w:left w:w="0" w:type="dxa"/>
+              <w:bottom w:w="0" w:type="dxa"/>
+              <w:right w:w="0" w:type="dxa"/>
+            </w:tcMar>
+            <w:vAlign w:val="center"/>
+          </w:tcPr>
+          <w:p>
+            <w:pPr>
+              <w:spacing w:line="240" w:lineRule="auto" w:before="0" w:after="0"/>
+              <w:ind w:firstLine="0"/>
+              <w:jc w:val="center"/>
+            </w:pPr>
+            <w:r/>
           </w:p>
         </w:tc>
       </w:tr>
@@ -658,114 +756,7 @@
               <w:rPr>
                 <w:rFonts w:ascii="Times New Roman" w:hAnsi="Times New Roman" w:eastAsia="Times New Roman"/>
                 <w:b w:val="0"/>
-                <w:sz w:val="14"/>
-              </w:rPr>
-            </w:r>
-          </w:p>
-        </w:tc>
-        <w:tc>
-          <w:tcPr>
-            <w:tcW w:type="dxa" w:w="2948"/>
-            <w:tcBorders>
-              <w:top w:val="nil"/>
-              <w:left w:val="nil"/>
-              <w:bottom w:val="nil"/>
-              <w:right w:val="nil"/>
-              <w:insideH w:val="nil"/>
-              <w:insideV w:val="nil"/>
-            </w:tcBorders>
-            <w:tcMar>
-              <w:top w:w="0" w:type="dxa"/>
-              <w:left w:w="0" w:type="dxa"/>
-              <w:bottom w:w="0" w:type="dxa"/>
-              <w:right w:w="0" w:type="dxa"/>
-            </w:tcMar>
-            <w:vAlign w:val="center"/>
-          </w:tcPr>
-          <w:p>
-            <w:pPr>
-              <w:spacing w:line="240" w:lineRule="auto" w:before="0" w:after="0"/>
-              <w:ind w:firstLine="0"/>
-              <w:jc w:val="center"/>
-            </w:pPr>
-            <w:r/>
-            <w:r>
-              <w:rPr>
-                <w:rFonts w:ascii="Times New Roman" w:hAnsi="Times New Roman" w:eastAsia="Times New Roman"/>
-                <w:b w:val="0"/>
-                <w:sz w:val="14"/>
-              </w:rPr>
-              <w:t>фамилия, имя, отчество студента в творительном падеже</w:t>
-            </w:r>
-          </w:p>
-        </w:tc>
-        <w:tc>
-          <w:tcPr>
-            <w:tcW w:type="dxa" w:w="2948"/>
-            <w:tcBorders>
-              <w:top w:val="nil"/>
-              <w:left w:val="nil"/>
-              <w:bottom w:val="nil"/>
-              <w:right w:val="nil"/>
-              <w:insideH w:val="nil"/>
-              <w:insideV w:val="nil"/>
-            </w:tcBorders>
-            <w:tcMar>
-              <w:top w:w="0" w:type="dxa"/>
-              <w:left w:w="0" w:type="dxa"/>
-              <w:bottom w:w="0" w:type="dxa"/>
-              <w:right w:w="0" w:type="dxa"/>
-            </w:tcMar>
-            <w:vAlign w:val="center"/>
-          </w:tcPr>
-          <w:p>
-            <w:pPr>
-              <w:spacing w:line="240" w:lineRule="auto" w:before="0" w:after="0"/>
-              <w:ind w:firstLine="0"/>
-              <w:jc w:val="center"/>
-            </w:pPr>
-            <w:r/>
-            <w:r>
-              <w:rPr>
-                <w:rFonts w:ascii="Times New Roman" w:hAnsi="Times New Roman" w:eastAsia="Times New Roman"/>
-                <w:b w:val="0"/>
-                <w:sz w:val="14"/>
-              </w:rPr>
-            </w:r>
-          </w:p>
-        </w:tc>
-      </w:tr>
-      <w:tr>
-        <w:tc>
-          <w:tcPr>
-            <w:tcW w:type="dxa" w:w="2948"/>
-            <w:tcBorders>
-              <w:top w:val="nil"/>
-              <w:left w:val="nil"/>
-              <w:bottom w:val="nil"/>
-              <w:right w:val="nil"/>
-              <w:insideH w:val="nil"/>
-              <w:insideV w:val="nil"/>
-            </w:tcBorders>
-            <w:tcMar>
-              <w:top w:w="0" w:type="dxa"/>
-              <w:left w:w="0" w:type="dxa"/>
-              <w:bottom w:w="0" w:type="dxa"/>
-              <w:right w:w="0" w:type="dxa"/>
-            </w:tcMar>
-            <w:vAlign w:val="center"/>
-          </w:tcPr>
-          <w:p>
-            <w:pPr>
-              <w:spacing w:line="240" w:lineRule="auto" w:before="0" w:after="0"/>
-              <w:ind w:firstLine="0"/>
-              <w:jc w:val="center"/>
-            </w:pPr>
-            <w:r/>
-            <w:r>
-              <w:rPr>
-                <w:rFonts w:ascii="Times New Roman" w:hAnsi="Times New Roman" w:eastAsia="Times New Roman"/>
-                <w:b w:val="0"/>
+                <w:i w:val="0"/>
                 <w:sz w:val="20"/>
               </w:rPr>
               <w:t>по направлению подготовки</w:t>
@@ -802,6 +793,7 @@
               <w:rPr>
                 <w:rFonts w:ascii="Times New Roman" w:hAnsi="Times New Roman" w:eastAsia="Times New Roman"/>
                 <w:b w:val="0"/>
+                <w:i w:val="0"/>
                 <w:sz w:val="20"/>
               </w:rPr>
               <w:t>09.03.04</w:t>
@@ -838,6 +830,7 @@
               <w:rPr>
                 <w:rFonts w:ascii="Times New Roman" w:hAnsi="Times New Roman" w:eastAsia="Times New Roman"/>
                 <w:b w:val="0"/>
+                <w:i w:val="0"/>
                 <w:sz w:val="20"/>
               </w:rPr>
               <w:t>Программная инженерия</w:t>
@@ -872,13 +865,6 @@
               <w:jc w:val="center"/>
             </w:pPr>
             <w:r/>
-            <w:r>
-              <w:rPr>
-                <w:rFonts w:ascii="Times New Roman" w:hAnsi="Times New Roman" w:eastAsia="Times New Roman"/>
-                <w:b w:val="0"/>
-                <w:sz w:val="14"/>
-              </w:rPr>
-            </w:r>
           </w:p>
         </w:tc>
         <w:tc>
@@ -911,6 +897,7 @@
               <w:rPr>
                 <w:rFonts w:ascii="Times New Roman" w:hAnsi="Times New Roman" w:eastAsia="Times New Roman"/>
                 <w:b w:val="0"/>
+                <w:i w:val="0"/>
                 <w:sz w:val="14"/>
               </w:rPr>
               <w:t>код</w:t>
@@ -947,6 +934,7 @@
               <w:rPr>
                 <w:rFonts w:ascii="Times New Roman" w:hAnsi="Times New Roman" w:eastAsia="Times New Roman"/>
                 <w:b w:val="0"/>
+                <w:i w:val="0"/>
                 <w:sz w:val="14"/>
               </w:rPr>
               <w:t>наименование направления</w:t>
@@ -985,6 +973,7 @@
               <w:rPr>
                 <w:rFonts w:ascii="Times New Roman" w:hAnsi="Times New Roman" w:eastAsia="Times New Roman"/>
                 <w:b w:val="0"/>
+                <w:i w:val="0"/>
                 <w:sz w:val="20"/>
               </w:rPr>
               <w:t>направленности</w:t>
@@ -1021,6 +1010,7 @@
               <w:rPr>
                 <w:rFonts w:ascii="Times New Roman" w:hAnsi="Times New Roman" w:eastAsia="Times New Roman"/>
                 <w:b w:val="0"/>
+                <w:i w:val="0"/>
                 <w:sz w:val="20"/>
               </w:rPr>
               <w:t>02</w:t>
@@ -1057,6 +1047,7 @@
               <w:rPr>
                 <w:rFonts w:ascii="Times New Roman" w:hAnsi="Times New Roman" w:eastAsia="Times New Roman"/>
                 <w:b w:val="0"/>
+                <w:i w:val="0"/>
                 <w:sz w:val="20"/>
               </w:rPr>
               <w:t>Проектирование программных систем</w:t>
@@ -1112,6 +1103,7 @@
               <w:rPr>
                 <w:rFonts w:ascii="Times New Roman" w:hAnsi="Times New Roman" w:eastAsia="Times New Roman"/>
                 <w:b w:val="0"/>
+                <w:i w:val="0"/>
                 <w:sz w:val="20"/>
               </w:rPr>
               <w:t>Студент группы № 4131з</w:t>
@@ -1148,6 +1140,7 @@
               <w:rPr>
                 <w:rFonts w:ascii="Times New Roman" w:hAnsi="Times New Roman" w:eastAsia="Times New Roman"/>
                 <w:b w:val="0"/>
+                <w:i w:val="0"/>
                 <w:sz w:val="20"/>
               </w:rPr>
               <w:t>____________________</w:t>
@@ -1184,6 +1177,7 @@
               <w:rPr>
                 <w:rFonts w:ascii="Times New Roman" w:hAnsi="Times New Roman" w:eastAsia="Times New Roman"/>
                 <w:b w:val="0"/>
+                <w:i w:val="0"/>
                 <w:sz w:val="20"/>
               </w:rPr>
               <w:t>А.С. Зайцев</w:t>
@@ -1242,6 +1236,7 @@
               <w:rPr>
                 <w:rFonts w:ascii="Times New Roman" w:hAnsi="Times New Roman" w:eastAsia="Times New Roman"/>
                 <w:b w:val="0"/>
+                <w:i w:val="0"/>
                 <w:sz w:val="14"/>
               </w:rPr>
               <w:t>подпись, дата</w:t>
@@ -1278,6 +1273,7 @@
               <w:rPr>
                 <w:rFonts w:ascii="Times New Roman" w:hAnsi="Times New Roman" w:eastAsia="Times New Roman"/>
                 <w:b w:val="0"/>
+                <w:i w:val="0"/>
                 <w:sz w:val="14"/>
               </w:rPr>
               <w:t>инициалы, фамилия</w:t>
@@ -1316,6 +1312,7 @@
               <w:rPr>
                 <w:rFonts w:ascii="Times New Roman" w:hAnsi="Times New Roman" w:eastAsia="Times New Roman"/>
                 <w:b w:val="0"/>
+                <w:i w:val="0"/>
                 <w:sz w:val="20"/>
               </w:rPr>
               <w:t>Руководитель</w:t>
@@ -1352,6 +1349,7 @@
               <w:rPr>
                 <w:rFonts w:ascii="Times New Roman" w:hAnsi="Times New Roman" w:eastAsia="Times New Roman"/>
                 <w:b w:val="0"/>
+                <w:i w:val="0"/>
                 <w:sz w:val="20"/>
               </w:rPr>
               <w:t>____________________</w:t>
@@ -1388,6 +1386,7 @@
               <w:rPr>
                 <w:rFonts w:ascii="Times New Roman" w:hAnsi="Times New Roman" w:eastAsia="Times New Roman"/>
                 <w:b w:val="0"/>
+                <w:i w:val="0"/>
                 <w:sz w:val="20"/>
               </w:rPr>
               <w:t>С.А. Рогачев</w:t>
@@ -1426,6 +1425,7 @@
               <w:rPr>
                 <w:rFonts w:ascii="Times New Roman" w:hAnsi="Times New Roman" w:eastAsia="Times New Roman"/>
                 <w:b w:val="0"/>
+                <w:i w:val="0"/>
                 <w:sz w:val="14"/>
               </w:rPr>
               <w:t>ст. преподаватель</w:t>
@@ -1462,6 +1462,7 @@
               <w:rPr>
                 <w:rFonts w:ascii="Times New Roman" w:hAnsi="Times New Roman" w:eastAsia="Times New Roman"/>
                 <w:b w:val="0"/>
+                <w:i w:val="0"/>
                 <w:sz w:val="14"/>
               </w:rPr>
               <w:t>подпись, дата</w:t>
@@ -1498,6 +1499,7 @@
               <w:rPr>
                 <w:rFonts w:ascii="Times New Roman" w:hAnsi="Times New Roman" w:eastAsia="Times New Roman"/>
                 <w:b w:val="0"/>
+                <w:i w:val="0"/>
                 <w:sz w:val="14"/>
               </w:rPr>
               <w:t>инициалы, фамилия</w:t>
@@ -2179,9 +2181,29 @@
           <w:i w:val="0"/>
           <w:sz w:val="22"/>
         </w:rPr>
-        <w:t>2.4 Постановка задачи</w:t>
+        <w:t>2.4 Выбор платформы и инструментальных средств</w:t>
         <w:tab/>
         <w:t>12</w:t>
+      </w:r>
+    </w:p>
+    <w:p>
+      <w:pPr>
+        <w:tabs>
+          <w:tab w:pos="9071" w:val="center"/>
+        </w:tabs>
+        <w:spacing w:line="240" w:lineRule="auto" w:after="0"/>
+        <w:ind w:firstLine="0" w:left="425" w:right="0"/>
+      </w:pPr>
+      <w:r>
+        <w:rPr>
+          <w:rFonts w:ascii="Times New Roman" w:hAnsi="Times New Roman" w:eastAsia="Times New Roman"/>
+          <w:b w:val="0"/>
+          <w:i w:val="0"/>
+          <w:sz w:val="22"/>
+        </w:rPr>
+        <w:t>2.5 Постановка задачи</w:t>
+        <w:tab/>
+        <w:t>13</w:t>
       </w:r>
     </w:p>
     <w:p>
@@ -2786,6 +2808,7 @@
               <w:rPr>
                 <w:rFonts w:ascii="Times New Roman" w:hAnsi="Times New Roman" w:eastAsia="Times New Roman"/>
                 <w:b/>
+                <w:i w:val="0"/>
                 <w:sz w:val="28"/>
               </w:rPr>
               <w:t>Сокращение</w:t>
@@ -2808,6 +2831,7 @@
               <w:rPr>
                 <w:rFonts w:ascii="Times New Roman" w:hAnsi="Times New Roman" w:eastAsia="Times New Roman"/>
                 <w:b/>
+                <w:i w:val="0"/>
                 <w:sz w:val="28"/>
               </w:rPr>
               <w:t>Расшифровка</w:t>
@@ -2832,6 +2856,7 @@
               <w:rPr>
                 <w:rFonts w:ascii="Times New Roman" w:hAnsi="Times New Roman" w:eastAsia="Times New Roman"/>
                 <w:b w:val="0"/>
+                <w:i w:val="0"/>
                 <w:sz w:val="28"/>
               </w:rPr>
               <w:t>API</w:t>
@@ -2854,6 +2879,7 @@
               <w:rPr>
                 <w:rFonts w:ascii="Times New Roman" w:hAnsi="Times New Roman" w:eastAsia="Times New Roman"/>
                 <w:b w:val="0"/>
+                <w:i w:val="0"/>
                 <w:sz w:val="28"/>
               </w:rPr>
               <w:t>Application Programming Interface, программный интерфейс приложения</w:t>
@@ -2878,6 +2904,7 @@
               <w:rPr>
                 <w:rFonts w:ascii="Times New Roman" w:hAnsi="Times New Roman" w:eastAsia="Times New Roman"/>
                 <w:b w:val="0"/>
+                <w:i w:val="0"/>
                 <w:sz w:val="28"/>
               </w:rPr>
               <w:t>ASP.NET Core</w:t>
@@ -2900,6 +2927,7 @@
               <w:rPr>
                 <w:rFonts w:ascii="Times New Roman" w:hAnsi="Times New Roman" w:eastAsia="Times New Roman"/>
                 <w:b w:val="0"/>
+                <w:i w:val="0"/>
                 <w:sz w:val="28"/>
               </w:rPr>
               <w:t>платформа для разработки веб-приложений на языке C#</w:t>
@@ -2924,6 +2952,7 @@
               <w:rPr>
                 <w:rFonts w:ascii="Times New Roman" w:hAnsi="Times New Roman" w:eastAsia="Times New Roman"/>
                 <w:b w:val="0"/>
+                <w:i w:val="0"/>
                 <w:sz w:val="28"/>
               </w:rPr>
               <w:t>HTTP</w:t>
@@ -2946,6 +2975,7 @@
               <w:rPr>
                 <w:rFonts w:ascii="Times New Roman" w:hAnsi="Times New Roman" w:eastAsia="Times New Roman"/>
                 <w:b w:val="0"/>
+                <w:i w:val="0"/>
                 <w:sz w:val="28"/>
               </w:rPr>
               <w:t>HyperText Transfer Protocol, протокол передачи гипертекста</w:t>
@@ -2970,6 +3000,7 @@
               <w:rPr>
                 <w:rFonts w:ascii="Times New Roman" w:hAnsi="Times New Roman" w:eastAsia="Times New Roman"/>
                 <w:b w:val="0"/>
+                <w:i w:val="0"/>
                 <w:sz w:val="28"/>
               </w:rPr>
               <w:t>JSON</w:t>
@@ -2992,6 +3023,7 @@
               <w:rPr>
                 <w:rFonts w:ascii="Times New Roman" w:hAnsi="Times New Roman" w:eastAsia="Times New Roman"/>
                 <w:b w:val="0"/>
+                <w:i w:val="0"/>
                 <w:sz w:val="28"/>
               </w:rPr>
               <w:t>JavaScript Object Notation, текстовый формат обмена данными</w:t>
@@ -3016,6 +3048,7 @@
               <w:rPr>
                 <w:rFonts w:ascii="Times New Roman" w:hAnsi="Times New Roman" w:eastAsia="Times New Roman"/>
                 <w:b w:val="0"/>
+                <w:i w:val="0"/>
                 <w:sz w:val="28"/>
               </w:rPr>
               <w:t>nginx</w:t>
@@ -3038,6 +3071,7 @@
               <w:rPr>
                 <w:rFonts w:ascii="Times New Roman" w:hAnsi="Times New Roman" w:eastAsia="Times New Roman"/>
                 <w:b w:val="0"/>
+                <w:i w:val="0"/>
                 <w:sz w:val="28"/>
               </w:rPr>
               <w:t>обратный прокси-сервер и балансировщик нагрузки</w:t>
@@ -3062,6 +3096,7 @@
               <w:rPr>
                 <w:rFonts w:ascii="Times New Roman" w:hAnsi="Times New Roman" w:eastAsia="Times New Roman"/>
                 <w:b w:val="0"/>
+                <w:i w:val="0"/>
                 <w:sz w:val="28"/>
               </w:rPr>
               <w:t>Redis</w:t>
@@ -3084,6 +3119,7 @@
               <w:rPr>
                 <w:rFonts w:ascii="Times New Roman" w:hAnsi="Times New Roman" w:eastAsia="Times New Roman"/>
                 <w:b w:val="0"/>
+                <w:i w:val="0"/>
                 <w:sz w:val="28"/>
               </w:rPr>
               <w:t>система хранения данных в памяти, используемая как backplane</w:t>
@@ -3108,6 +3144,7 @@
               <w:rPr>
                 <w:rFonts w:ascii="Times New Roman" w:hAnsi="Times New Roman" w:eastAsia="Times New Roman"/>
                 <w:b w:val="0"/>
+                <w:i w:val="0"/>
                 <w:sz w:val="28"/>
               </w:rPr>
               <w:t>SignalR</w:t>
@@ -3130,6 +3167,7 @@
               <w:rPr>
                 <w:rFonts w:ascii="Times New Roman" w:hAnsi="Times New Roman" w:eastAsia="Times New Roman"/>
                 <w:b w:val="0"/>
+                <w:i w:val="0"/>
                 <w:sz w:val="28"/>
               </w:rPr>
               <w:t>библиотека ASP.NET Core для real-time взаимодействия</w:t>
@@ -3154,6 +3192,7 @@
               <w:rPr>
                 <w:rFonts w:ascii="Times New Roman" w:hAnsi="Times New Roman" w:eastAsia="Times New Roman"/>
                 <w:b w:val="0"/>
+                <w:i w:val="0"/>
                 <w:sz w:val="28"/>
               </w:rPr>
               <w:t>UI</w:t>
@@ -3176,6 +3215,7 @@
               <w:rPr>
                 <w:rFonts w:ascii="Times New Roman" w:hAnsi="Times New Roman" w:eastAsia="Times New Roman"/>
                 <w:b w:val="0"/>
+                <w:i w:val="0"/>
                 <w:sz w:val="28"/>
               </w:rPr>
               <w:t>User Interface, пользовательский интерфейс</w:t>
@@ -3200,6 +3240,7 @@
               <w:rPr>
                 <w:rFonts w:ascii="Times New Roman" w:hAnsi="Times New Roman" w:eastAsia="Times New Roman"/>
                 <w:b w:val="0"/>
+                <w:i w:val="0"/>
                 <w:sz w:val="28"/>
               </w:rPr>
               <w:t>URL</w:t>
@@ -3222,6 +3263,7 @@
               <w:rPr>
                 <w:rFonts w:ascii="Times New Roman" w:hAnsi="Times New Roman" w:eastAsia="Times New Roman"/>
                 <w:b w:val="0"/>
+                <w:i w:val="0"/>
                 <w:sz w:val="28"/>
               </w:rPr>
               <w:t>Uniform Resource Locator, адрес ресурса</w:t>
@@ -3246,6 +3288,7 @@
               <w:rPr>
                 <w:rFonts w:ascii="Times New Roman" w:hAnsi="Times New Roman" w:eastAsia="Times New Roman"/>
                 <w:b w:val="0"/>
+                <w:i w:val="0"/>
                 <w:sz w:val="28"/>
               </w:rPr>
               <w:t>WebSocket</w:t>
@@ -3268,6 +3311,7 @@
               <w:rPr>
                 <w:rFonts w:ascii="Times New Roman" w:hAnsi="Times New Roman" w:eastAsia="Times New Roman"/>
                 <w:b w:val="0"/>
+                <w:i w:val="0"/>
                 <w:sz w:val="28"/>
               </w:rPr>
               <w:t>сетевой протокол двусторонней связи поверх одного TCP-соединения</w:t>
@@ -3292,6 +3336,7 @@
               <w:rPr>
                 <w:rFonts w:ascii="Times New Roman" w:hAnsi="Times New Roman" w:eastAsia="Times New Roman"/>
                 <w:b w:val="0"/>
+                <w:i w:val="0"/>
                 <w:sz w:val="28"/>
               </w:rPr>
               <w:t>ВКР</w:t>
@@ -3314,6 +3359,7 @@
               <w:rPr>
                 <w:rFonts w:ascii="Times New Roman" w:hAnsi="Times New Roman" w:eastAsia="Times New Roman"/>
                 <w:b w:val="0"/>
+                <w:i w:val="0"/>
                 <w:sz w:val="28"/>
               </w:rPr>
               <w:t>выпускная квалификационная работа</w:t>
@@ -3466,9 +3512,9 @@
     </w:p>
     <w:p>
       <w:pPr>
-        <w:pStyle w:val="ListNumber"/>
-        <w:spacing w:line="360" w:lineRule="auto"/>
-        <w:ind w:left="709" w:hanging="283"/>
+        <w:spacing w:line="360" w:lineRule="auto" w:after="0"/>
+        <w:ind w:left="709" w:hanging="425"/>
+        <w:jc w:val="both"/>
       </w:pPr>
       <w:r>
         <w:rPr>
@@ -3477,14 +3523,14 @@
           <w:i w:val="0"/>
           <w:sz w:val="28"/>
         </w:rPr>
-        <w:t>Проанализировать предметную область real-time взаимодействия в системах совместной работы.</w:t>
-      </w:r>
-    </w:p>
-    <w:p>
-      <w:pPr>
-        <w:pStyle w:val="ListNumber"/>
-        <w:spacing w:line="360" w:lineRule="auto"/>
-        <w:ind w:left="709" w:hanging="283"/>
+        <w:t>1. Проанализировать предметную область real-time взаимодействия в системах совместной работы.</w:t>
+      </w:r>
+    </w:p>
+    <w:p>
+      <w:pPr>
+        <w:spacing w:line="360" w:lineRule="auto" w:after="0"/>
+        <w:ind w:left="709" w:hanging="425"/>
+        <w:jc w:val="both"/>
       </w:pPr>
       <w:r>
         <w:rPr>
@@ -3493,14 +3539,14 @@
           <w:i w:val="0"/>
           <w:sz w:val="28"/>
         </w:rPr>
-        <w:t>Рассмотреть ограничения single-node WebSocket-архитектуры при горизонтальном масштабировании.</w:t>
-      </w:r>
-    </w:p>
-    <w:p>
-      <w:pPr>
-        <w:pStyle w:val="ListNumber"/>
-        <w:spacing w:line="360" w:lineRule="auto"/>
-        <w:ind w:left="709" w:hanging="283"/>
+        <w:t>2. Рассмотреть ограничения single-node WebSocket-архитектуры при горизонтальном масштабировании.</w:t>
+      </w:r>
+    </w:p>
+    <w:p>
+      <w:pPr>
+        <w:spacing w:line="360" w:lineRule="auto" w:after="0"/>
+        <w:ind w:left="709" w:hanging="425"/>
+        <w:jc w:val="both"/>
       </w:pPr>
       <w:r>
         <w:rPr>
@@ -3509,14 +3555,14 @@
           <w:i w:val="0"/>
           <w:sz w:val="28"/>
         </w:rPr>
-        <w:t>Сравнить подходы к масштабированию real-time контура и обосновать выбор архитектуры.</w:t>
-      </w:r>
-    </w:p>
-    <w:p>
-      <w:pPr>
-        <w:pStyle w:val="ListNumber"/>
-        <w:spacing w:line="360" w:lineRule="auto"/>
-        <w:ind w:left="709" w:hanging="283"/>
+        <w:t>3. Сравнить подходы к масштабированию real-time контура и обосновать выбор архитектуры.</w:t>
+      </w:r>
+    </w:p>
+    <w:p>
+      <w:pPr>
+        <w:spacing w:line="360" w:lineRule="auto" w:after="0"/>
+        <w:ind w:left="709" w:hanging="425"/>
+        <w:jc w:val="both"/>
       </w:pPr>
       <w:r>
         <w:rPr>
@@ -3525,14 +3571,14 @@
           <w:i w:val="0"/>
           <w:sz w:val="28"/>
         </w:rPr>
-        <w:t>Проанализировать текущую реализацию real-time взаимодействия в целевой системе.</w:t>
-      </w:r>
-    </w:p>
-    <w:p>
-      <w:pPr>
-        <w:pStyle w:val="ListNumber"/>
-        <w:spacing w:line="360" w:lineRule="auto"/>
-        <w:ind w:left="709" w:hanging="283"/>
+        <w:t>4. Проанализировать текущую реализацию real-time взаимодействия в целевой системе.</w:t>
+      </w:r>
+    </w:p>
+    <w:p>
+      <w:pPr>
+        <w:spacing w:line="360" w:lineRule="auto" w:after="0"/>
+        <w:ind w:left="709" w:hanging="425"/>
+        <w:jc w:val="both"/>
       </w:pPr>
       <w:r>
         <w:rPr>
@@ -3541,14 +3587,14 @@
           <w:i w:val="0"/>
           <w:sz w:val="28"/>
         </w:rPr>
-        <w:t>Спроектировать масштабируемый real-time контур с несколькими экземплярами backend-сервиса.</w:t>
-      </w:r>
-    </w:p>
-    <w:p>
-      <w:pPr>
-        <w:pStyle w:val="ListNumber"/>
-        <w:spacing w:line="360" w:lineRule="auto"/>
-        <w:ind w:left="709" w:hanging="283"/>
+        <w:t>5. Спроектировать масштабируемый real-time контур с несколькими экземплярами backend-сервиса.</w:t>
+      </w:r>
+    </w:p>
+    <w:p>
+      <w:pPr>
+        <w:spacing w:line="360" w:lineRule="auto" w:after="0"/>
+        <w:ind w:left="709" w:hanging="425"/>
+        <w:jc w:val="both"/>
       </w:pPr>
       <w:r>
         <w:rPr>
@@ -3557,14 +3603,14 @@
           <w:i w:val="0"/>
           <w:sz w:val="28"/>
         </w:rPr>
-        <w:t>Реализовать выбранное решение в целевой системе.</w:t>
-      </w:r>
-    </w:p>
-    <w:p>
-      <w:pPr>
-        <w:pStyle w:val="ListNumber"/>
-        <w:spacing w:line="360" w:lineRule="auto"/>
-        <w:ind w:left="709" w:hanging="283"/>
+        <w:t>6. Реализовать выбранное решение в целевой системе.</w:t>
+      </w:r>
+    </w:p>
+    <w:p>
+      <w:pPr>
+        <w:spacing w:line="360" w:lineRule="auto" w:after="0"/>
+        <w:ind w:left="709" w:hanging="425"/>
+        <w:jc w:val="both"/>
       </w:pPr>
       <w:r>
         <w:rPr>
@@ -3573,14 +3619,14 @@
           <w:i w:val="0"/>
           <w:sz w:val="28"/>
         </w:rPr>
-        <w:t>Подготовить минимальный воспроизводимый стенд для проверки результата.</w:t>
-      </w:r>
-    </w:p>
-    <w:p>
-      <w:pPr>
-        <w:pStyle w:val="ListNumber"/>
-        <w:spacing w:line="360" w:lineRule="auto"/>
-        <w:ind w:left="709" w:hanging="283"/>
+        <w:t>7. Подготовить минимальный воспроизводимый стенд для проверки результата.</w:t>
+      </w:r>
+    </w:p>
+    <w:p>
+      <w:pPr>
+        <w:spacing w:line="360" w:lineRule="auto" w:after="0"/>
+        <w:ind w:left="709" w:hanging="425"/>
+        <w:jc w:val="both"/>
       </w:pPr>
       <w:r>
         <w:rPr>
@@ -3589,14 +3635,14 @@
           <w:i w:val="0"/>
           <w:sz w:val="28"/>
         </w:rPr>
-        <w:t>Провести испытания в режимах с межузловой доставкой и без нее.</w:t>
-      </w:r>
-    </w:p>
-    <w:p>
-      <w:pPr>
-        <w:pStyle w:val="ListNumber"/>
-        <w:spacing w:line="360" w:lineRule="auto"/>
-        <w:ind w:left="709" w:hanging="283"/>
+        <w:t>8. Провести испытания в режимах с межузловой доставкой и без нее.</w:t>
+      </w:r>
+    </w:p>
+    <w:p>
+      <w:pPr>
+        <w:spacing w:line="360" w:lineRule="auto" w:after="0"/>
+        <w:ind w:left="709" w:hanging="425"/>
+        <w:jc w:val="both"/>
       </w:pPr>
       <w:r>
         <w:rPr>
@@ -3605,7 +3651,7 @@
           <w:i w:val="0"/>
           <w:sz w:val="28"/>
         </w:rPr>
-        <w:t>Оценить результаты и сформулировать вывод об устранении ограничения single-node архитектуры.</w:t>
+        <w:t>9. Оценить результаты и сформулировать вывод об устранении ограничения single-node архитектуры.</w:t>
       </w:r>
     </w:p>
     <w:p>
@@ -3641,27 +3687,6 @@
       </w:r>
     </w:p>
     <w:p>
-      <w:r>
-        <w:br w:type="page"/>
-      </w:r>
-    </w:p>
-    <w:p>
-      <w:pPr>
-        <w:pStyle w:val="Heading1"/>
-      </w:pPr>
-      <w:r>
-        <w:t>1. Анализ предметной области и существующих подходов</w:t>
-      </w:r>
-    </w:p>
-    <w:p>
-      <w:pPr>
-        <w:pStyle w:val="Heading2"/>
-      </w:pPr>
-      <w:r>
-        <w:t>1.1 Real-time взаимодействие в системах отслеживания задач</w:t>
-      </w:r>
-    </w:p>
-    <w:p>
       <w:pPr>
         <w:spacing w:line="360" w:lineRule="auto"/>
         <w:ind w:firstLine="709"/>
@@ -3674,7 +3699,28 @@
           <w:i w:val="0"/>
           <w:sz w:val="28"/>
         </w:rPr>
-        <w:t>Системы отслеживания задач предназначены для фиксации, распределения и контроля выполнения работ. В таких системах ключевыми сущностями являются задачи, отчеты, комментарии, вложения, исполнители, статусы, команды и рабочие пространства. В отличие от статичных справочников, эти сущности часто изменяются несколькими пользователями в течение короткого времени. Один участник может изменить статус задачи, второй добавить комментарий, третий прикрепить файл или уточнить шаг воспроизведения ошибки [16], [18].</w:t>
+        <w:t>Структура отчёта и оформление выполнены с учётом ГОСТ 7.32-2017 [11] и ГОСТ Р 7.0.100-2018 [12], а также методических требований кафедры к подготовке отчёта по практике [13].</w:t>
+      </w:r>
+    </w:p>
+    <w:p>
+      <w:r>
+        <w:br w:type="page"/>
+      </w:r>
+    </w:p>
+    <w:p>
+      <w:pPr>
+        <w:pStyle w:val="Heading1"/>
+      </w:pPr>
+      <w:r>
+        <w:t>1. Анализ предметной области и существующих подходов</w:t>
+      </w:r>
+    </w:p>
+    <w:p>
+      <w:pPr>
+        <w:pStyle w:val="Heading2"/>
+      </w:pPr>
+      <w:r>
+        <w:t>1.1 Real-time взаимодействие в системах отслеживания задач</w:t>
       </w:r>
     </w:p>
     <w:p>
@@ -3690,7 +3736,7 @@
           <w:i w:val="0"/>
           <w:sz w:val="28"/>
         </w:rPr>
-        <w:t>Если изменения становятся видимыми только после ручного обновления страницы, у пользователей возникает рассогласованное представление о состоянии системы. Это приводит к дублированию действий, работе с устаревшими данными и дополнительным коммуникационным издержкам. Поэтому для систем отслеживания задач важна поддержка согласованного представления о состоянии объекта: пользователь должен понимать, что объект уже изменился, кто присоединился к работе, какие комментарии или вложения появились и какие поля были обновлены [15], [19].</w:t>
+        <w:t>Системы отслеживания задач предназначены для фиксации, распределения и контроля выполнения работ. В таких системах ключевыми сущностями являются задачи, отчеты, комментарии, вложения, исполнители, статусы, команды и рабочие пространства. В отличие от статичных справочников, эти сущности часто изменяются несколькими пользователями в течение короткого времени. Один участник может изменить статус задачи, второй добавить комментарий, третий прикрепить файл или уточнить шаг воспроизведения ошибки [16], [18].</w:t>
       </w:r>
     </w:p>
     <w:p>
@@ -3706,15 +3752,7 @@
           <w:i w:val="0"/>
           <w:sz w:val="28"/>
         </w:rPr>
-        <w:t>В контексте данной работы real-time интерфейс определяется как интерфейсный и серверный контур, обеспечивающий оперативное распространение событий изменения сущностей между клиентами. Такой контур включает клиентское WebSocket-соединение, серверный хаб, модель подписок, механизм групп, доставку событий и обработку переподключений [1], [2], [5], [6], [14].</w:t>
-      </w:r>
-    </w:p>
-    <w:p>
-      <w:pPr>
-        <w:pStyle w:val="Heading2"/>
-      </w:pPr>
-      <w:r>
-        <w:t>1.2 WebSocket и SignalR как основа real-time контура</w:t>
+        <w:t>Если изменения становятся видимыми только после ручного обновления страницы, у пользователей возникает рассогласованное представление о состоянии системы. Это приводит к дублированию действий, работе с устаревшими данными и дополнительным коммуникационным издержкам. Поэтому для систем отслеживания задач важна поддержка согласованного представления о состоянии объекта: пользователь должен понимать, что объект уже изменился, кто присоединился к работе, какие комментарии или вложения появились и какие поля были обновлены [15], [19].</w:t>
       </w:r>
     </w:p>
     <w:p>
@@ -3730,7 +3768,15 @@
           <w:i w:val="0"/>
           <w:sz w:val="28"/>
         </w:rPr>
-        <w:t>WebSocket обеспечивает двусторонний обмен данными поверх одного длительно открытого соединения. Для web-интерфейсов совместной работы это удобнее, чем периодический polling, поскольку сервер может самостоятельно отправлять клиентам события сразу после изменения состояния. В платформе ASP.NET Core над WebSocket часто используется SignalR. Он предоставляет более высокоуровневую модель: серверные хабы, клиентские методы, группы, отправку событий конкретным пользователям или всем участникам группы [1], [2].</w:t>
+        <w:t>В контексте данной работы real-time интерфейс определяется как интерфейсный и серверный контур, обеспечивающий оперативное распространение событий изменения сущностей между клиентами. Такой контур включает клиентское WebSocket-соединение, серверный хаб, модель подписок, механизм групп, доставку событий и обработку переподключений [1], [2], [5], [6], [14].</w:t>
+      </w:r>
+    </w:p>
+    <w:p>
+      <w:pPr>
+        <w:pStyle w:val="Heading2"/>
+      </w:pPr>
+      <w:r>
+        <w:t>1.2 WebSocket и SignalR как основа real-time контура</w:t>
       </w:r>
     </w:p>
     <w:p>
@@ -3746,7 +3792,7 @@
           <w:i w:val="0"/>
           <w:sz w:val="28"/>
         </w:rPr>
-        <w:t>Для системы отслеживания задач особенно полезна модель групп. Клиент может вступить в группу, соответствующую конкретному отчету или задаче, после чего сервер отправляет события изменения только заинтересованным участникам. Такой подход снижает лишний трафик и делает real-time контур предметно ориентированным: событие связано не с абстрактным каналом, а с конкретной сущностью системы [5].</w:t>
+        <w:t>WebSocket обеспечивает двусторонний обмен данными поверх одного длительно открытого соединения. Для web-интерфейсов совместной работы это удобнее, чем периодический polling, поскольку сервер может самостоятельно отправлять клиентам события сразу после изменения состояния. В платформе ASP.NET Core над WebSocket часто используется SignalR. Он предоставляет более высокоуровневую модель: серверные хабы, клиентские методы, группы, отправку событий конкретным пользователям или всем участникам группы [1], [2].</w:t>
       </w:r>
     </w:p>
     <w:p>
@@ -3762,15 +3808,7 @@
           <w:i w:val="0"/>
           <w:sz w:val="28"/>
         </w:rPr>
-        <w:t>В то же время группы SignalR являются оперативным механизмом доставки, а не долговременным источником истины. Сведения о членстве соединений в группах хранятся в памяти серверного процесса и не должны использоваться как единственная база для авторизации, аудита или долговременного учета присутствия. Это обстоятельство важно при проектировании масштабируемого контура, поскольку при переподключении клиент должен заново восстановить необходимые подписки [5], [6].</w:t>
-      </w:r>
-    </w:p>
-    <w:p>
-      <w:pPr>
-        <w:pStyle w:val="Heading2"/>
-      </w:pPr>
-      <w:r>
-        <w:t>1.3 Ограничение single-node WebSocket-архитектуры</w:t>
+        <w:t>Для системы отслеживания задач особенно полезна модель групп. Клиент может вступить в группу, соответствующую конкретному отчету или задаче, после чего сервер отправляет события изменения только заинтересованным участникам. Такой подход снижает лишний трафик и делает real-time контур предметно ориентированным: событие связано не с абстрактным каналом, а с конкретной сущностью системы [5].</w:t>
       </w:r>
     </w:p>
     <w:p>
@@ -3786,7 +3824,15 @@
           <w:i w:val="0"/>
           <w:sz w:val="28"/>
         </w:rPr>
-        <w:t>Single-node архитектура означает, что все WebSocket-соединения обслуживаются одним экземпляром backend-сервиса. Такой вариант прост в реализации и достаточен для раннего прототипа. Сервер хранит локальную таблицу активных соединений и групп, а при изменении сущности отправляет событие клиентам, подключенным к этому же процессу [3], [5].</w:t>
+        <w:t>В то же время группы SignalR являются оперативным механизмом доставки, а не долговременным источником истины. Сведения о членстве соединений в группах хранятся в памяти серверного процесса и не должны использоваться как единственная база для авторизации, аудита или долговременного учета присутствия. Это обстоятельство важно при проектировании масштабируемого контура, поскольку при переподключении клиент должен заново восстановить необходимые подписки [5], [6].</w:t>
+      </w:r>
+    </w:p>
+    <w:p>
+      <w:pPr>
+        <w:pStyle w:val="Heading2"/>
+      </w:pPr>
+      <w:r>
+        <w:t>1.3 Ограничение single-node WebSocket-архитектуры</w:t>
       </w:r>
     </w:p>
     <w:p>
@@ -3802,43 +3848,7 @@
           <w:i w:val="0"/>
           <w:sz w:val="28"/>
         </w:rPr>
-        <w:t xml:space="preserve">Проблема возникает при горизонтальном масштабировании. Если приложение запускается в нескольких экземплярах, входящий трафик распределяется между ними балансировщиком. Клиент A может оказаться подключенным к </w:t>
-      </w:r>
-      <w:r>
-        <w:rPr>
-          <w:rFonts w:ascii="Courier New" w:hAnsi="Courier New" w:eastAsia="Courier New"/>
-          <w:b w:val="0"/>
-          <w:i w:val="0"/>
-          <w:sz w:val="28"/>
-        </w:rPr>
-        <w:t>app-api-1</w:t>
-      </w:r>
-      <w:r>
-        <w:rPr>
-          <w:rFonts w:ascii="Times New Roman" w:hAnsi="Times New Roman" w:eastAsia="Times New Roman"/>
-          <w:b w:val="0"/>
-          <w:i w:val="0"/>
-          <w:sz w:val="28"/>
-        </w:rPr>
-        <w:t xml:space="preserve">, а клиент B — к </w:t>
-      </w:r>
-      <w:r>
-        <w:rPr>
-          <w:rFonts w:ascii="Courier New" w:hAnsi="Courier New" w:eastAsia="Courier New"/>
-          <w:b w:val="0"/>
-          <w:i w:val="0"/>
-          <w:sz w:val="28"/>
-        </w:rPr>
-        <w:t>app-api-2</w:t>
-      </w:r>
-      <w:r>
-        <w:rPr>
-          <w:rFonts w:ascii="Times New Roman" w:hAnsi="Times New Roman" w:eastAsia="Times New Roman"/>
-          <w:b w:val="0"/>
-          <w:i w:val="0"/>
-          <w:sz w:val="28"/>
-        </w:rPr>
-        <w:t>. Если событие изменения отчета создано на первом узле, то без межузловой синхронизации второй узел не узнает, что нужно отправить событие своим клиентам. Формально система уже имеет два backend-экземпляра, но real-time пространство фрагментируется на независимые острова [3], [10].</w:t>
+        <w:t>Single-node архитектура означает, что все WebSocket-соединения обслуживаются одним экземпляром backend-сервиса. Такой вариант прост в реализации и достаточен для раннего прототипа. Сервер хранит локальную таблицу активных соединений и групп, а при изменении сущности отправляет событие клиентам, подключенным к этому же процессу [3], [5].</w:t>
       </w:r>
     </w:p>
     <w:p>
@@ -3854,15 +3864,43 @@
           <w:i w:val="0"/>
           <w:sz w:val="28"/>
         </w:rPr>
-        <w:t>Для системы совместной работы это является функциональным дефектом. Пользователь не обязан знать, через какой серверный процесс он подключен. Ожидаемое свойство интерфейса состоит в том, что изменение сущности доставляется всем заинтересованным участникам. Следовательно, поддержка горизонтального масштабирования WebSocket-соединений должна включать не только запуск нескольких процессов, но и межузловую доставку событий [3], [15].</w:t>
-      </w:r>
-    </w:p>
-    <w:p>
-      <w:pPr>
-        <w:pStyle w:val="Heading2"/>
-      </w:pPr>
-      <w:r>
-        <w:t>1.4 Сравнение подходов к масштабированию</w:t>
+        <w:t xml:space="preserve">Проблема возникает при горизонтальном масштабировании. Если приложение запускается в нескольких экземплярах, входящий трафик распределяется между ними балансировщиком. Клиент A может оказаться подключенным к </w:t>
+      </w:r>
+      <w:r>
+        <w:rPr>
+          <w:rFonts w:ascii="Courier New" w:hAnsi="Courier New" w:eastAsia="Courier New"/>
+          <w:b w:val="0"/>
+          <w:i w:val="0"/>
+          <w:sz w:val="28"/>
+        </w:rPr>
+        <w:t>app-api-1</w:t>
+      </w:r>
+      <w:r>
+        <w:rPr>
+          <w:rFonts w:ascii="Times New Roman" w:hAnsi="Times New Roman" w:eastAsia="Times New Roman"/>
+          <w:b w:val="0"/>
+          <w:i w:val="0"/>
+          <w:sz w:val="28"/>
+        </w:rPr>
+        <w:t xml:space="preserve">, а клиент B — к </w:t>
+      </w:r>
+      <w:r>
+        <w:rPr>
+          <w:rFonts w:ascii="Courier New" w:hAnsi="Courier New" w:eastAsia="Courier New"/>
+          <w:b w:val="0"/>
+          <w:i w:val="0"/>
+          <w:sz w:val="28"/>
+        </w:rPr>
+        <w:t>app-api-2</w:t>
+      </w:r>
+      <w:r>
+        <w:rPr>
+          <w:rFonts w:ascii="Times New Roman" w:hAnsi="Times New Roman" w:eastAsia="Times New Roman"/>
+          <w:b w:val="0"/>
+          <w:i w:val="0"/>
+          <w:sz w:val="28"/>
+        </w:rPr>
+        <w:t>. Если событие изменения отчета создано на первом узле, то без межузловой синхронизации второй узел не узнает, что нужно отправить событие своим клиентам. Формально система уже имеет два backend-экземпляра, но real-time пространство фрагментируется на независимые острова [3], [10].</w:t>
       </w:r>
     </w:p>
     <w:p>
@@ -3878,11 +3916,37 @@
           <w:i w:val="0"/>
           <w:sz w:val="28"/>
         </w:rPr>
+        <w:t>Для системы совместной работы это является функциональным дефектом. Пользователь не обязан знать, через какой серверный процесс он подключен. Ожидаемое свойство интерфейса состоит в том, что изменение сущности доставляется всем заинтересованным участникам. Следовательно, поддержка горизонтального масштабирования WebSocket-соединений должна включать не только запуск нескольких процессов, но и межузловую доставку событий [3], [15].</w:t>
+      </w:r>
+    </w:p>
+    <w:p>
+      <w:pPr>
+        <w:pStyle w:val="Heading2"/>
+      </w:pPr>
+      <w:r>
+        <w:t>1.4 Сравнение подходов к масштабированию</w:t>
+      </w:r>
+    </w:p>
+    <w:p>
+      <w:pPr>
+        <w:spacing w:line="360" w:lineRule="auto"/>
+        <w:ind w:firstLine="709"/>
+        <w:jc w:val="both"/>
+      </w:pPr>
+      <w:r>
+        <w:rPr>
+          <w:rFonts w:ascii="Times New Roman" w:hAnsi="Times New Roman" w:eastAsia="Times New Roman"/>
+          <w:b w:val="0"/>
+          <w:i w:val="0"/>
+          <w:sz w:val="28"/>
+        </w:rPr>
         <w:t>В рамках работы рассматривались несколько подходов к построению масштабируемого real-time контура [3], [4], [7], [9], [10].</w:t>
       </w:r>
     </w:p>
     <w:p>
       <w:pPr>
+        <w:keepNext/>
+        <w:spacing w:after="40"/>
         <w:ind w:firstLine="0"/>
         <w:jc w:val="left"/>
       </w:pPr>
@@ -3910,6 +3974,9 @@
         <w:gridCol w:w="2422"/>
       </w:tblGrid>
       <w:tr>
+        <w:trPr>
+          <w:tblHeader w:val="true"/>
+        </w:trPr>
         <w:tc>
           <w:tcPr>
             <w:tcW w:type="dxa" w:w="2422"/>
@@ -3926,6 +3993,7 @@
               <w:rPr>
                 <w:rFonts w:ascii="Times New Roman" w:hAnsi="Times New Roman" w:eastAsia="Times New Roman"/>
                 <w:b/>
+                <w:i w:val="0"/>
                 <w:sz w:val="22"/>
               </w:rPr>
               <w:t>Подход</w:t>
@@ -3948,6 +4016,7 @@
               <w:rPr>
                 <w:rFonts w:ascii="Times New Roman" w:hAnsi="Times New Roman" w:eastAsia="Times New Roman"/>
                 <w:b/>
+                <w:i w:val="0"/>
                 <w:sz w:val="22"/>
               </w:rPr>
               <w:t>Межузловая доставка событий</w:t>
@@ -3970,6 +4039,7 @@
               <w:rPr>
                 <w:rFonts w:ascii="Times New Roman" w:hAnsi="Times New Roman" w:eastAsia="Times New Roman"/>
                 <w:b/>
+                <w:i w:val="0"/>
                 <w:sz w:val="22"/>
               </w:rPr>
               <w:t>Сложность внедрения</w:t>
@@ -3992,6 +4062,7 @@
               <w:rPr>
                 <w:rFonts w:ascii="Times New Roman" w:hAnsi="Times New Roman" w:eastAsia="Times New Roman"/>
                 <w:b/>
+                <w:i w:val="0"/>
                 <w:sz w:val="22"/>
               </w:rPr>
               <w:t>Ограничения</w:t>
@@ -4016,6 +4087,7 @@
               <w:rPr>
                 <w:rFonts w:ascii="Times New Roman" w:hAnsi="Times New Roman" w:eastAsia="Times New Roman"/>
                 <w:b w:val="0"/>
+                <w:i w:val="0"/>
                 <w:sz w:val="22"/>
               </w:rPr>
               <w:t>Один экземпляр backend-сервиса</w:t>
@@ -4038,6 +4110,7 @@
               <w:rPr>
                 <w:rFonts w:ascii="Times New Roman" w:hAnsi="Times New Roman" w:eastAsia="Times New Roman"/>
                 <w:b w:val="0"/>
+                <w:i w:val="0"/>
                 <w:sz w:val="22"/>
               </w:rPr>
               <w:t>Нет</w:t>
@@ -4060,6 +4133,7 @@
               <w:rPr>
                 <w:rFonts w:ascii="Times New Roman" w:hAnsi="Times New Roman" w:eastAsia="Times New Roman"/>
                 <w:b w:val="0"/>
+                <w:i w:val="0"/>
                 <w:sz w:val="22"/>
               </w:rPr>
               <w:t>Низкая</w:t>
@@ -4082,6 +4156,7 @@
               <w:rPr>
                 <w:rFonts w:ascii="Times New Roman" w:hAnsi="Times New Roman" w:eastAsia="Times New Roman"/>
                 <w:b w:val="0"/>
+                <w:i w:val="0"/>
                 <w:sz w:val="22"/>
               </w:rPr>
               <w:t>Нет горизонтального масштабирования, один узел является точкой отказа</w:t>
@@ -4106,6 +4181,7 @@
               <w:rPr>
                 <w:rFonts w:ascii="Times New Roman" w:hAnsi="Times New Roman" w:eastAsia="Times New Roman"/>
                 <w:b w:val="0"/>
+                <w:i w:val="0"/>
                 <w:sz w:val="22"/>
               </w:rPr>
               <w:t>Несколько экземпляров без backplane</w:t>
@@ -4128,6 +4204,7 @@
               <w:rPr>
                 <w:rFonts w:ascii="Times New Roman" w:hAnsi="Times New Roman" w:eastAsia="Times New Roman"/>
                 <w:b w:val="0"/>
+                <w:i w:val="0"/>
                 <w:sz w:val="22"/>
               </w:rPr>
               <w:t>Нет</w:t>
@@ -4150,6 +4227,7 @@
               <w:rPr>
                 <w:rFonts w:ascii="Times New Roman" w:hAnsi="Times New Roman" w:eastAsia="Times New Roman"/>
                 <w:b w:val="0"/>
+                <w:i w:val="0"/>
                 <w:sz w:val="22"/>
               </w:rPr>
               <w:t>Низкая или средняя</w:t>
@@ -4172,6 +4250,7 @@
               <w:rPr>
                 <w:rFonts w:ascii="Times New Roman" w:hAnsi="Times New Roman" w:eastAsia="Times New Roman"/>
                 <w:b w:val="0"/>
+                <w:i w:val="0"/>
                 <w:sz w:val="22"/>
               </w:rPr>
               <w:t>Real-time пространство фрагментируется по узлам</w:t>
@@ -4196,6 +4275,7 @@
               <w:rPr>
                 <w:rFonts w:ascii="Times New Roman" w:hAnsi="Times New Roman" w:eastAsia="Times New Roman"/>
                 <w:b w:val="0"/>
+                <w:i w:val="0"/>
                 <w:sz w:val="22"/>
               </w:rPr>
               <w:t>Sticky sessions</w:t>
@@ -4218,6 +4298,7 @@
               <w:rPr>
                 <w:rFonts w:ascii="Times New Roman" w:hAnsi="Times New Roman" w:eastAsia="Times New Roman"/>
                 <w:b w:val="0"/>
+                <w:i w:val="0"/>
                 <w:sz w:val="22"/>
               </w:rPr>
               <w:t>Нет, если нет отдельной синхронизации</w:t>
@@ -4240,6 +4321,7 @@
               <w:rPr>
                 <w:rFonts w:ascii="Times New Roman" w:hAnsi="Times New Roman" w:eastAsia="Times New Roman"/>
                 <w:b w:val="0"/>
+                <w:i w:val="0"/>
                 <w:sz w:val="22"/>
               </w:rPr>
               <w:t>Средняя</w:t>
@@ -4262,6 +4344,7 @@
               <w:rPr>
                 <w:rFonts w:ascii="Times New Roman" w:hAnsi="Times New Roman" w:eastAsia="Times New Roman"/>
                 <w:b w:val="0"/>
+                <w:i w:val="0"/>
                 <w:sz w:val="22"/>
               </w:rPr>
               <w:t>Удерживает клиента на узле, но не доставляет события другим узлам</w:t>
@@ -4286,6 +4369,7 @@
               <w:rPr>
                 <w:rFonts w:ascii="Times New Roman" w:hAnsi="Times New Roman" w:eastAsia="Times New Roman"/>
                 <w:b w:val="0"/>
+                <w:i w:val="0"/>
                 <w:sz w:val="22"/>
               </w:rPr>
               <w:t>Redis backplane для SignalR</w:t>
@@ -4308,6 +4392,7 @@
               <w:rPr>
                 <w:rFonts w:ascii="Times New Roman" w:hAnsi="Times New Roman" w:eastAsia="Times New Roman"/>
                 <w:b w:val="0"/>
+                <w:i w:val="0"/>
                 <w:sz w:val="22"/>
               </w:rPr>
               <w:t>Да</w:t>
@@ -4330,6 +4415,7 @@
               <w:rPr>
                 <w:rFonts w:ascii="Times New Roman" w:hAnsi="Times New Roman" w:eastAsia="Times New Roman"/>
                 <w:b w:val="0"/>
+                <w:i w:val="0"/>
                 <w:sz w:val="22"/>
               </w:rPr>
               <w:t>Средняя</w:t>
@@ -4352,6 +4438,7 @@
               <w:rPr>
                 <w:rFonts w:ascii="Times New Roman" w:hAnsi="Times New Roman" w:eastAsia="Times New Roman"/>
                 <w:b w:val="0"/>
+                <w:i w:val="0"/>
                 <w:sz w:val="22"/>
               </w:rPr>
               <w:t>Подходит для transient UI-событий, зависит от Redis и сетевой задержки</w:t>
@@ -4376,6 +4463,7 @@
               <w:rPr>
                 <w:rFonts w:ascii="Times New Roman" w:hAnsi="Times New Roman" w:eastAsia="Times New Roman"/>
                 <w:b w:val="0"/>
+                <w:i w:val="0"/>
                 <w:sz w:val="22"/>
               </w:rPr>
               <w:t>Broker/event bus</w:t>
@@ -4398,6 +4486,7 @@
               <w:rPr>
                 <w:rFonts w:ascii="Times New Roman" w:hAnsi="Times New Roman" w:eastAsia="Times New Roman"/>
                 <w:b w:val="0"/>
+                <w:i w:val="0"/>
                 <w:sz w:val="22"/>
               </w:rPr>
               <w:t>Да</w:t>
@@ -4420,6 +4509,7 @@
               <w:rPr>
                 <w:rFonts w:ascii="Times New Roman" w:hAnsi="Times New Roman" w:eastAsia="Times New Roman"/>
                 <w:b w:val="0"/>
+                <w:i w:val="0"/>
                 <w:sz w:val="22"/>
               </w:rPr>
               <w:t>Высокая</w:t>
@@ -4442,6 +4532,7 @@
               <w:rPr>
                 <w:rFonts w:ascii="Times New Roman" w:hAnsi="Times New Roman" w:eastAsia="Times New Roman"/>
                 <w:b w:val="0"/>
+                <w:i w:val="0"/>
                 <w:sz w:val="22"/>
               </w:rPr>
               <w:t>Требует проектирования схем событий, persistence и consumer-групп</w:t>
@@ -4466,6 +4557,7 @@
               <w:rPr>
                 <w:rFonts w:ascii="Times New Roman" w:hAnsi="Times New Roman" w:eastAsia="Times New Roman"/>
                 <w:b w:val="0"/>
+                <w:i w:val="0"/>
                 <w:sz w:val="22"/>
               </w:rPr>
               <w:t>Managed real-time service</w:t>
@@ -4488,6 +4580,7 @@
               <w:rPr>
                 <w:rFonts w:ascii="Times New Roman" w:hAnsi="Times New Roman" w:eastAsia="Times New Roman"/>
                 <w:b w:val="0"/>
+                <w:i w:val="0"/>
                 <w:sz w:val="22"/>
               </w:rPr>
               <w:t>Да</w:t>
@@ -4510,6 +4603,7 @@
               <w:rPr>
                 <w:rFonts w:ascii="Times New Roman" w:hAnsi="Times New Roman" w:eastAsia="Times New Roman"/>
                 <w:b w:val="0"/>
+                <w:i w:val="0"/>
                 <w:sz w:val="22"/>
               </w:rPr>
               <w:t>Средняя</w:t>
@@ -4532,6 +4626,7 @@
               <w:rPr>
                 <w:rFonts w:ascii="Times New Roman" w:hAnsi="Times New Roman" w:eastAsia="Times New Roman"/>
                 <w:b w:val="0"/>
+                <w:i w:val="0"/>
                 <w:sz w:val="22"/>
               </w:rPr>
               <w:t>Уменьшает контроль над self-hosted серверным контуром</w:t>
@@ -4805,9 +4900,9 @@
     </w:p>
     <w:p>
       <w:pPr>
-        <w:pStyle w:val="ListNumber"/>
-        <w:spacing w:line="360" w:lineRule="auto"/>
-        <w:ind w:left="709" w:hanging="283"/>
+        <w:spacing w:line="360" w:lineRule="auto" w:after="0"/>
+        <w:ind w:left="709" w:hanging="425"/>
+        <w:jc w:val="both"/>
       </w:pPr>
       <w:r>
         <w:rPr>
@@ -4816,14 +4911,14 @@
           <w:i w:val="0"/>
           <w:sz w:val="28"/>
         </w:rPr>
-        <w:t>Система должна поддерживать подключение клиентов к SignalR-хабу через reverse proxy.</w:t>
-      </w:r>
-    </w:p>
-    <w:p>
-      <w:pPr>
-        <w:pStyle w:val="ListNumber"/>
-        <w:spacing w:line="360" w:lineRule="auto"/>
-        <w:ind w:left="709" w:hanging="283"/>
+        <w:t>1. Система должна поддерживать подключение клиентов к SignalR-хабу через reverse proxy.</w:t>
+      </w:r>
+    </w:p>
+    <w:p>
+      <w:pPr>
+        <w:spacing w:line="360" w:lineRule="auto" w:after="0"/>
+        <w:ind w:left="709" w:hanging="425"/>
+        <w:jc w:val="both"/>
       </w:pPr>
       <w:r>
         <w:rPr>
@@ -4832,14 +4927,14 @@
           <w:i w:val="0"/>
           <w:sz w:val="28"/>
         </w:rPr>
-        <w:t>Клиент должен иметь возможность вступить в группу, соответствующую отчету.</w:t>
-      </w:r>
-    </w:p>
-    <w:p>
-      <w:pPr>
-        <w:pStyle w:val="ListNumber"/>
-        <w:spacing w:line="360" w:lineRule="auto"/>
-        <w:ind w:left="709" w:hanging="283"/>
+        <w:t>2. Клиент должен иметь возможность вступить в группу, соответствующую отчету.</w:t>
+      </w:r>
+    </w:p>
+    <w:p>
+      <w:pPr>
+        <w:spacing w:line="360" w:lineRule="auto" w:after="0"/>
+        <w:ind w:left="709" w:hanging="425"/>
+        <w:jc w:val="both"/>
       </w:pPr>
       <w:r>
         <w:rPr>
@@ -4848,14 +4943,14 @@
           <w:i w:val="0"/>
           <w:sz w:val="28"/>
         </w:rPr>
-        <w:t>Изменения сущностей отчета должны доставляться всем клиентам, подписанным на группу.</w:t>
-      </w:r>
-    </w:p>
-    <w:p>
-      <w:pPr>
-        <w:pStyle w:val="ListNumber"/>
-        <w:spacing w:line="360" w:lineRule="auto"/>
-        <w:ind w:left="709" w:hanging="283"/>
+        <w:t>3. Изменения сущностей отчета должны доставляться всем клиентам, подписанным на группу.</w:t>
+      </w:r>
+    </w:p>
+    <w:p>
+      <w:pPr>
+        <w:spacing w:line="360" w:lineRule="auto" w:after="0"/>
+        <w:ind w:left="709" w:hanging="425"/>
+        <w:jc w:val="both"/>
       </w:pPr>
       <w:r>
         <w:rPr>
@@ -4864,14 +4959,14 @@
           <w:i w:val="0"/>
           <w:sz w:val="28"/>
         </w:rPr>
-        <w:t>Клиенты, подключенные к разным экземплярам backend-сервиса, должны получать одно и то же real-time событие.</w:t>
-      </w:r>
-    </w:p>
-    <w:p>
-      <w:pPr>
-        <w:pStyle w:val="ListNumber"/>
-        <w:spacing w:line="360" w:lineRule="auto"/>
-        <w:ind w:left="709" w:hanging="283"/>
+        <w:t>4. Клиенты, подключенные к разным экземплярам backend-сервиса, должны получать одно и то же real-time событие.</w:t>
+      </w:r>
+    </w:p>
+    <w:p>
+      <w:pPr>
+        <w:spacing w:line="360" w:lineRule="auto" w:after="0"/>
+        <w:ind w:left="709" w:hanging="425"/>
+        <w:jc w:val="both"/>
       </w:pPr>
       <w:r>
         <w:rPr>
@@ -4880,14 +4975,14 @@
           <w:i w:val="0"/>
           <w:sz w:val="28"/>
         </w:rPr>
-        <w:t>Клиент должен восстанавливать соединение после разрыва и повторно вступать в необходимые группы.</w:t>
-      </w:r>
-    </w:p>
-    <w:p>
-      <w:pPr>
-        <w:pStyle w:val="ListNumber"/>
-        <w:spacing w:line="360" w:lineRule="auto"/>
-        <w:ind w:left="709" w:hanging="283"/>
+        <w:t>5. Клиент должен восстанавливать соединение после разрыва и повторно вступать в необходимые группы.</w:t>
+      </w:r>
+    </w:p>
+    <w:p>
+      <w:pPr>
+        <w:spacing w:line="360" w:lineRule="auto" w:after="0"/>
+        <w:ind w:left="709" w:hanging="425"/>
+        <w:jc w:val="both"/>
       </w:pPr>
       <w:r>
         <w:rPr>
@@ -4896,7 +4991,43 @@
           <w:i w:val="0"/>
           <w:sz w:val="28"/>
         </w:rPr>
-        <w:t>Для демонстрации должен быть доступен диагностический способ определить `serverInstanceId` и `connectionId`.</w:t>
+        <w:t xml:space="preserve">6. Для демонстрации должен быть доступен диагностический способ определить </w:t>
+      </w:r>
+      <w:r>
+        <w:rPr>
+          <w:rFonts w:ascii="Courier New" w:hAnsi="Courier New" w:eastAsia="Courier New"/>
+          <w:b w:val="0"/>
+          <w:i w:val="0"/>
+          <w:sz w:val="28"/>
+        </w:rPr>
+        <w:t>serverInstanceId</w:t>
+      </w:r>
+      <w:r>
+        <w:rPr>
+          <w:rFonts w:ascii="Times New Roman" w:hAnsi="Times New Roman" w:eastAsia="Times New Roman"/>
+          <w:b w:val="0"/>
+          <w:i w:val="0"/>
+          <w:sz w:val="28"/>
+        </w:rPr>
+        <w:t xml:space="preserve"> и </w:t>
+      </w:r>
+      <w:r>
+        <w:rPr>
+          <w:rFonts w:ascii="Courier New" w:hAnsi="Courier New" w:eastAsia="Courier New"/>
+          <w:b w:val="0"/>
+          <w:i w:val="0"/>
+          <w:sz w:val="28"/>
+        </w:rPr>
+        <w:t>connectionId</w:t>
+      </w:r>
+      <w:r>
+        <w:rPr>
+          <w:rFonts w:ascii="Times New Roman" w:hAnsi="Times New Roman" w:eastAsia="Times New Roman"/>
+          <w:b w:val="0"/>
+          <w:i w:val="0"/>
+          <w:sz w:val="28"/>
+        </w:rPr>
+        <w:t>.</w:t>
       </w:r>
     </w:p>
     <w:p>
@@ -4917,9 +5048,9 @@
     </w:p>
     <w:p>
       <w:pPr>
-        <w:pStyle w:val="ListNumber"/>
-        <w:spacing w:line="360" w:lineRule="auto"/>
-        <w:ind w:left="709" w:hanging="283"/>
+        <w:spacing w:line="360" w:lineRule="auto" w:after="0"/>
+        <w:ind w:left="709" w:hanging="425"/>
+        <w:jc w:val="both"/>
       </w:pPr>
       <w:r>
         <w:rPr>
@@ -4928,14 +5059,14 @@
           <w:i w:val="0"/>
           <w:sz w:val="28"/>
         </w:rPr>
-        <w:t>Решение должно запускаться на минимальном локальном стенде.</w:t>
-      </w:r>
-    </w:p>
-    <w:p>
-      <w:pPr>
-        <w:pStyle w:val="ListNumber"/>
-        <w:spacing w:line="360" w:lineRule="auto"/>
-        <w:ind w:left="709" w:hanging="283"/>
+        <w:t>1. Решение должно запускаться на минимальном локальном стенде.</w:t>
+      </w:r>
+    </w:p>
+    <w:p>
+      <w:pPr>
+        <w:spacing w:line="360" w:lineRule="auto" w:after="0"/>
+        <w:ind w:left="709" w:hanging="425"/>
+        <w:jc w:val="both"/>
       </w:pPr>
       <w:r>
         <w:rPr>
@@ -4944,14 +5075,14 @@
           <w:i w:val="0"/>
           <w:sz w:val="28"/>
         </w:rPr>
-        <w:t>Подключение Redis backplane должно быть конфигурируемым через переменную окружения.</w:t>
-      </w:r>
-    </w:p>
-    <w:p>
-      <w:pPr>
-        <w:pStyle w:val="ListNumber"/>
-        <w:spacing w:line="360" w:lineRule="auto"/>
-        <w:ind w:left="709" w:hanging="283"/>
+        <w:t>2. Подключение Redis backplane должно быть конфигурируемым через переменную окружения.</w:t>
+      </w:r>
+    </w:p>
+    <w:p>
+      <w:pPr>
+        <w:spacing w:line="360" w:lineRule="auto" w:after="0"/>
+        <w:ind w:left="709" w:hanging="425"/>
+        <w:jc w:val="both"/>
       </w:pPr>
       <w:r>
         <w:rPr>
@@ -4960,14 +5091,14 @@
           <w:i w:val="0"/>
           <w:sz w:val="28"/>
         </w:rPr>
-        <w:t>Реализация должна сохранять совместимость существующих payload'ов real-time событий.</w:t>
-      </w:r>
-    </w:p>
-    <w:p>
-      <w:pPr>
-        <w:pStyle w:val="ListNumber"/>
-        <w:spacing w:line="360" w:lineRule="auto"/>
-        <w:ind w:left="709" w:hanging="283"/>
+        <w:t>3. Реализация должна сохранять совместимость существующих payload'ов real-time событий.</w:t>
+      </w:r>
+    </w:p>
+    <w:p>
+      <w:pPr>
+        <w:spacing w:line="360" w:lineRule="auto" w:after="0"/>
+        <w:ind w:left="709" w:hanging="425"/>
+        <w:jc w:val="both"/>
       </w:pPr>
       <w:r>
         <w:rPr>
@@ -4976,7 +5107,7 @@
           <w:i w:val="0"/>
           <w:sz w:val="28"/>
         </w:rPr>
-        <w:t>Доказательная база должна включать воспроизводимые сценарии испытаний.</w:t>
+        <w:t>4. Доказательная база должна включать воспроизводимые сценарии испытаний.</w:t>
       </w:r>
     </w:p>
     <w:p>
@@ -4984,7 +5115,7 @@
         <w:pStyle w:val="Heading2"/>
       </w:pPr>
       <w:r>
-        <w:t>2.4 Постановка задачи</w:t>
+        <w:t>2.4 Выбор платформы и инструментальных средств</w:t>
       </w:r>
     </w:p>
     <w:p>
@@ -5000,14 +5131,38 @@
           <w:i w:val="0"/>
           <w:sz w:val="28"/>
         </w:rPr>
+        <w:t>Для реализации масштабируемого real-time контура выбран следующий стек инструментальных средств. Серверный real-time слой строится на ASP.NET Core SignalR — стандартной библиотеке платформы для двунаправленного взаимодействия поверх WebSocket с моделью хабов и групп [2]. Для межузловой доставки событий между экземплярами серверного приложения используется Redis в роли backplane SignalR; такой подход рекомендован Microsoft и сохраняет существующую модель публикации событий в группы [4], [9]. Перед экземплярами backend-сервиса размещается nginx как reverse proxy и балансировщик HTTP- и WebSocket-трафика [10]. Воспроизводимый multi-instance стенд описывается через Docker Compose, что позволяет запускать оба исследовательских режима — с Redis backplane и без — на одном коде. Проверочный клиент реализован на Node.js: он не зависит от пользовательского интерфейса продукта и работает напрямую с серверным real-time контуром, что делает эксперимент компактным и сосредоточенным на проверяемом свойстве доставки.</w:t>
+      </w:r>
+    </w:p>
+    <w:p>
+      <w:pPr>
+        <w:pStyle w:val="Heading2"/>
+      </w:pPr>
+      <w:r>
+        <w:t>2.5 Постановка задачи</w:t>
+      </w:r>
+    </w:p>
+    <w:p>
+      <w:pPr>
+        <w:spacing w:line="360" w:lineRule="auto"/>
+        <w:ind w:firstLine="709"/>
+        <w:jc w:val="both"/>
+      </w:pPr>
+      <w:r>
+        <w:rPr>
+          <w:rFonts w:ascii="Times New Roman" w:hAnsi="Times New Roman" w:eastAsia="Times New Roman"/>
+          <w:b w:val="0"/>
+          <w:i w:val="0"/>
+          <w:sz w:val="28"/>
+        </w:rPr>
         <w:t>Необходимо разработать и проверить масштабируемый real-time контур для системы отслеживания задач. Для этого требуется:</w:t>
       </w:r>
     </w:p>
     <w:p>
       <w:pPr>
-        <w:pStyle w:val="ListNumber"/>
-        <w:spacing w:line="360" w:lineRule="auto"/>
-        <w:ind w:left="709" w:hanging="283"/>
+        <w:spacing w:line="360" w:lineRule="auto" w:after="0"/>
+        <w:ind w:left="709" w:hanging="425"/>
+        <w:jc w:val="both"/>
       </w:pPr>
       <w:r>
         <w:rPr>
@@ -5016,14 +5171,14 @@
           <w:i w:val="0"/>
           <w:sz w:val="28"/>
         </w:rPr>
-        <w:t>Добавить возможность подключения SignalR к Redis backplane.</w:t>
-      </w:r>
-    </w:p>
-    <w:p>
-      <w:pPr>
-        <w:pStyle w:val="ListNumber"/>
-        <w:spacing w:line="360" w:lineRule="auto"/>
-        <w:ind w:left="709" w:hanging="283"/>
+        <w:t>1. Добавить возможность подключения SignalR к Redis backplane.</w:t>
+      </w:r>
+    </w:p>
+    <w:p>
+      <w:pPr>
+        <w:spacing w:line="360" w:lineRule="auto" w:after="0"/>
+        <w:ind w:left="709" w:hanging="425"/>
+        <w:jc w:val="both"/>
       </w:pPr>
       <w:r>
         <w:rPr>
@@ -5032,15 +5187,17 @@
           <w:i w:val="0"/>
           <w:sz w:val="28"/>
         </w:rPr>
-        <w:t>Подготовить multi-instance стенд с двумя экземплярами `app-api`.</w:t>
-      </w:r>
-    </w:p>
-    <w:p>
-      <w:pPr>
-        <w:pStyle w:val="ListNumber"/>
-        <w:spacing w:line="360" w:lineRule="auto"/>
-        <w:ind w:left="709" w:hanging="283"/>
-      </w:pPr>
+        <w:t xml:space="preserve">2. Подготовить multi-instance стенд с двумя экземплярами </w:t>
+      </w:r>
+      <w:r>
+        <w:rPr>
+          <w:rFonts w:ascii="Courier New" w:hAnsi="Courier New" w:eastAsia="Courier New"/>
+          <w:b w:val="0"/>
+          <w:i w:val="0"/>
+          <w:sz w:val="28"/>
+        </w:rPr>
+        <w:t>app-api</w:t>
+      </w:r>
       <w:r>
         <w:rPr>
           <w:rFonts w:ascii="Times New Roman" w:hAnsi="Times New Roman" w:eastAsia="Times New Roman"/>
@@ -5048,14 +5205,14 @@
           <w:i w:val="0"/>
           <w:sz w:val="28"/>
         </w:rPr>
-        <w:t>Настроить nginx так, чтобы входящий трафик распределялся между экземплярами backend-сервиса и корректно проксировались WebSocket-соединения.</w:t>
-      </w:r>
-    </w:p>
-    <w:p>
-      <w:pPr>
-        <w:pStyle w:val="ListNumber"/>
-        <w:spacing w:line="360" w:lineRule="auto"/>
-        <w:ind w:left="709" w:hanging="283"/>
+        <w:t>.</w:t>
+      </w:r>
+    </w:p>
+    <w:p>
+      <w:pPr>
+        <w:spacing w:line="360" w:lineRule="auto" w:after="0"/>
+        <w:ind w:left="709" w:hanging="425"/>
+        <w:jc w:val="both"/>
       </w:pPr>
       <w:r>
         <w:rPr>
@@ -5064,14 +5221,14 @@
           <w:i w:val="0"/>
           <w:sz w:val="28"/>
         </w:rPr>
-        <w:t>Добавить диагностические данные, позволяющие установить, к какому узлу подключен клиент.</w:t>
-      </w:r>
-    </w:p>
-    <w:p>
-      <w:pPr>
-        <w:pStyle w:val="ListNumber"/>
-        <w:spacing w:line="360" w:lineRule="auto"/>
-        <w:ind w:left="709" w:hanging="283"/>
+        <w:t>3. Настроить nginx так, чтобы входящий трафик распределялся между экземплярами backend-сервиса и корректно проксировались WebSocket-соединения.</w:t>
+      </w:r>
+    </w:p>
+    <w:p>
+      <w:pPr>
+        <w:spacing w:line="360" w:lineRule="auto" w:after="0"/>
+        <w:ind w:left="709" w:hanging="425"/>
+        <w:jc w:val="both"/>
       </w:pPr>
       <w:r>
         <w:rPr>
@@ -5080,14 +5237,14 @@
           <w:i w:val="0"/>
           <w:sz w:val="28"/>
         </w:rPr>
-        <w:t>Подготовить простой проверочный клиент, фиксирующий серверный узел, идентификатор соединения и факт получения события.</w:t>
-      </w:r>
-    </w:p>
-    <w:p>
-      <w:pPr>
-        <w:pStyle w:val="ListNumber"/>
-        <w:spacing w:line="360" w:lineRule="auto"/>
-        <w:ind w:left="709" w:hanging="283"/>
+        <w:t>4. Добавить диагностические данные, позволяющие установить, к какому узлу подключен клиент.</w:t>
+      </w:r>
+    </w:p>
+    <w:p>
+      <w:pPr>
+        <w:spacing w:line="360" w:lineRule="auto" w:after="0"/>
+        <w:ind w:left="709" w:hanging="425"/>
+        <w:jc w:val="both"/>
       </w:pPr>
       <w:r>
         <w:rPr>
@@ -5096,14 +5253,14 @@
           <w:i w:val="0"/>
           <w:sz w:val="28"/>
         </w:rPr>
-        <w:t>Реализовать автоматизированный сценарий проверки cross-node delivery.</w:t>
-      </w:r>
-    </w:p>
-    <w:p>
-      <w:pPr>
-        <w:pStyle w:val="ListNumber"/>
-        <w:spacing w:line="360" w:lineRule="auto"/>
-        <w:ind w:left="709" w:hanging="283"/>
+        <w:t>5. Подготовить простой проверочный клиент, фиксирующий серверный узел, идентификатор соединения и факт получения события.</w:t>
+      </w:r>
+    </w:p>
+    <w:p>
+      <w:pPr>
+        <w:spacing w:line="360" w:lineRule="auto" w:after="0"/>
+        <w:ind w:left="709" w:hanging="425"/>
+        <w:jc w:val="both"/>
       </w:pPr>
       <w:r>
         <w:rPr>
@@ -5112,7 +5269,23 @@
           <w:i w:val="0"/>
           <w:sz w:val="28"/>
         </w:rPr>
-        <w:t>Сравнить поведение системы в режимах с Redis backplane и без него.</w:t>
+        <w:t>6. Реализовать автоматизированный сценарий проверки cross-node delivery.</w:t>
+      </w:r>
+    </w:p>
+    <w:p>
+      <w:pPr>
+        <w:spacing w:line="360" w:lineRule="auto" w:after="0"/>
+        <w:ind w:left="709" w:hanging="425"/>
+        <w:jc w:val="both"/>
+      </w:pPr>
+      <w:r>
+        <w:rPr>
+          <w:rFonts w:ascii="Times New Roman" w:hAnsi="Times New Roman" w:eastAsia="Times New Roman"/>
+          <w:b w:val="0"/>
+          <w:i w:val="0"/>
+          <w:sz w:val="28"/>
+        </w:rPr>
+        <w:t>7. Сравнить поведение системы в режимах с Redis backplane и без него.</w:t>
       </w:r>
     </w:p>
     <w:p>
@@ -5333,7 +5506,7 @@
           <w:i w:val="0"/>
           <w:sz w:val="28"/>
         </w:rPr>
-        <w:t>. Оба экземпляра подключены к общей базе данных и к Redis. SignalR использует Redis backplane для межузловой доставки событий [4], [10], [14].</w:t>
+        <w:t>. Оба экземпляра подключены к общей базе данных PostgreSQL [17] и к Redis. SignalR использует Redis backplane для межузловой доставки событий [4], [10], [14].</w:t>
       </w:r>
     </w:p>
     <w:p>
@@ -5486,9 +5659,9 @@
     </w:p>
     <w:p>
       <w:pPr>
-        <w:pStyle w:val="ListNumber"/>
-        <w:spacing w:line="360" w:lineRule="auto"/>
-        <w:ind w:left="709" w:hanging="283"/>
+        <w:spacing w:line="360" w:lineRule="auto" w:after="0"/>
+        <w:ind w:left="709" w:hanging="425"/>
+        <w:jc w:val="both"/>
       </w:pPr>
       <w:r>
         <w:rPr>
@@ -5497,14 +5670,14 @@
           <w:i w:val="0"/>
           <w:sz w:val="28"/>
         </w:rPr>
-        <w:t>Пользователь выполняет действие в интерфейсе, например изменяет заголовок отчета.</w:t>
-      </w:r>
-    </w:p>
-    <w:p>
-      <w:pPr>
-        <w:pStyle w:val="ListNumber"/>
-        <w:spacing w:line="360" w:lineRule="auto"/>
-        <w:ind w:left="709" w:hanging="283"/>
+        <w:t>1. Пользователь выполняет действие в интерфейсе, например изменяет заголовок отчета.</w:t>
+      </w:r>
+    </w:p>
+    <w:p>
+      <w:pPr>
+        <w:spacing w:line="360" w:lineRule="auto" w:after="0"/>
+        <w:ind w:left="709" w:hanging="425"/>
+        <w:jc w:val="both"/>
       </w:pPr>
       <w:r>
         <w:rPr>
@@ -5513,14 +5686,14 @@
           <w:i w:val="0"/>
           <w:sz w:val="28"/>
         </w:rPr>
-        <w:t>HTTP-запрос попадает через nginx на один из экземпляров backend-сервиса.</w:t>
-      </w:r>
-    </w:p>
-    <w:p>
-      <w:pPr>
-        <w:pStyle w:val="ListNumber"/>
-        <w:spacing w:line="360" w:lineRule="auto"/>
-        <w:ind w:left="709" w:hanging="283"/>
+        <w:t>2. HTTP-запрос попадает через nginx на один из экземпляров backend-сервиса.</w:t>
+      </w:r>
+    </w:p>
+    <w:p>
+      <w:pPr>
+        <w:spacing w:line="360" w:lineRule="auto" w:after="0"/>
+        <w:ind w:left="709" w:hanging="425"/>
+        <w:jc w:val="both"/>
       </w:pPr>
       <w:r>
         <w:rPr>
@@ -5529,14 +5702,14 @@
           <w:i w:val="0"/>
           <w:sz w:val="28"/>
         </w:rPr>
-        <w:t>Backend изменяет прикладное состояние в базе данных.</w:t>
-      </w:r>
-    </w:p>
-    <w:p>
-      <w:pPr>
-        <w:pStyle w:val="ListNumber"/>
-        <w:spacing w:line="360" w:lineRule="auto"/>
-        <w:ind w:left="709" w:hanging="283"/>
+        <w:t>3. Backend изменяет прикладное состояние в базе данных.</w:t>
+      </w:r>
+    </w:p>
+    <w:p>
+      <w:pPr>
+        <w:spacing w:line="360" w:lineRule="auto" w:after="0"/>
+        <w:ind w:left="709" w:hanging="425"/>
+        <w:jc w:val="both"/>
       </w:pPr>
       <w:r>
         <w:rPr>
@@ -5545,15 +5718,17 @@
           <w:i w:val="0"/>
           <w:sz w:val="28"/>
         </w:rPr>
-        <w:t>`ReportPageHubClient` формирует real-time событие для группы отчета.</w:t>
-      </w:r>
-    </w:p>
-    <w:p>
-      <w:pPr>
-        <w:pStyle w:val="ListNumber"/>
-        <w:spacing w:line="360" w:lineRule="auto"/>
-        <w:ind w:left="709" w:hanging="283"/>
-      </w:pPr>
+        <w:t xml:space="preserve">4. </w:t>
+      </w:r>
+      <w:r>
+        <w:rPr>
+          <w:rFonts w:ascii="Courier New" w:hAnsi="Courier New" w:eastAsia="Courier New"/>
+          <w:b w:val="0"/>
+          <w:i w:val="0"/>
+          <w:sz w:val="28"/>
+        </w:rPr>
+        <w:t>ReportPageHubClient</w:t>
+      </w:r>
       <w:r>
         <w:rPr>
           <w:rFonts w:ascii="Times New Roman" w:hAnsi="Times New Roman" w:eastAsia="Times New Roman"/>
@@ -5561,14 +5736,14 @@
           <w:i w:val="0"/>
           <w:sz w:val="28"/>
         </w:rPr>
-        <w:t>SignalR отправляет событие локальным клиентам текущего узла.</w:t>
-      </w:r>
-    </w:p>
-    <w:p>
-      <w:pPr>
-        <w:pStyle w:val="ListNumber"/>
-        <w:spacing w:line="360" w:lineRule="auto"/>
-        <w:ind w:left="709" w:hanging="283"/>
+        <w:t xml:space="preserve"> формирует real-time событие для группы отчета.</w:t>
+      </w:r>
+    </w:p>
+    <w:p>
+      <w:pPr>
+        <w:spacing w:line="360" w:lineRule="auto" w:after="0"/>
+        <w:ind w:left="709" w:hanging="425"/>
+        <w:jc w:val="both"/>
       </w:pPr>
       <w:r>
         <w:rPr>
@@ -5577,14 +5752,14 @@
           <w:i w:val="0"/>
           <w:sz w:val="28"/>
         </w:rPr>
-        <w:t>Через Redis backplane событие становится доступным другим экземплярам `app-api`.</w:t>
-      </w:r>
-    </w:p>
-    <w:p>
-      <w:pPr>
-        <w:pStyle w:val="ListNumber"/>
-        <w:spacing w:line="360" w:lineRule="auto"/>
-        <w:ind w:left="709" w:hanging="283"/>
+        <w:t>5. SignalR отправляет событие локальным клиентам текущего узла.</w:t>
+      </w:r>
+    </w:p>
+    <w:p>
+      <w:pPr>
+        <w:spacing w:line="360" w:lineRule="auto" w:after="0"/>
+        <w:ind w:left="709" w:hanging="425"/>
+        <w:jc w:val="both"/>
       </w:pPr>
       <w:r>
         <w:rPr>
@@ -5593,15 +5768,17 @@
           <w:i w:val="0"/>
           <w:sz w:val="28"/>
         </w:rPr>
-        <w:t>Другой экземпляр доставляет событие своим клиентам, состоящим в той же группе.</w:t>
-      </w:r>
-    </w:p>
-    <w:p>
-      <w:pPr>
-        <w:pStyle w:val="ListNumber"/>
-        <w:spacing w:line="360" w:lineRule="auto"/>
-        <w:ind w:left="709" w:hanging="283"/>
-      </w:pPr>
+        <w:t xml:space="preserve">6. Через Redis backplane событие становится доступным другим экземплярам </w:t>
+      </w:r>
+      <w:r>
+        <w:rPr>
+          <w:rFonts w:ascii="Courier New" w:hAnsi="Courier New" w:eastAsia="Courier New"/>
+          <w:b w:val="0"/>
+          <w:i w:val="0"/>
+          <w:sz w:val="28"/>
+        </w:rPr>
+        <w:t>app-api</w:t>
+      </w:r>
       <w:r>
         <w:rPr>
           <w:rFonts w:ascii="Times New Roman" w:hAnsi="Times New Roman" w:eastAsia="Times New Roman"/>
@@ -5609,7 +5786,39 @@
           <w:i w:val="0"/>
           <w:sz w:val="28"/>
         </w:rPr>
-        <w:t>Проверочный клиент получает событие и фиксирует результат доставки.</w:t>
+        <w:t>.</w:t>
+      </w:r>
+    </w:p>
+    <w:p>
+      <w:pPr>
+        <w:spacing w:line="360" w:lineRule="auto" w:after="0"/>
+        <w:ind w:left="709" w:hanging="425"/>
+        <w:jc w:val="both"/>
+      </w:pPr>
+      <w:r>
+        <w:rPr>
+          <w:rFonts w:ascii="Times New Roman" w:hAnsi="Times New Roman" w:eastAsia="Times New Roman"/>
+          <w:b w:val="0"/>
+          <w:i w:val="0"/>
+          <w:sz w:val="28"/>
+        </w:rPr>
+        <w:t>7. Другой экземпляр доставляет событие своим клиентам, состоящим в той же группе.</w:t>
+      </w:r>
+    </w:p>
+    <w:p>
+      <w:pPr>
+        <w:spacing w:line="360" w:lineRule="auto" w:after="0"/>
+        <w:ind w:left="709" w:hanging="425"/>
+        <w:jc w:val="both"/>
+      </w:pPr>
+      <w:r>
+        <w:rPr>
+          <w:rFonts w:ascii="Times New Roman" w:hAnsi="Times New Roman" w:eastAsia="Times New Roman"/>
+          <w:b w:val="0"/>
+          <w:i w:val="0"/>
+          <w:sz w:val="28"/>
+        </w:rPr>
+        <w:t>8. Проверочный клиент получает событие и фиксирует результат доставки.</w:t>
       </w:r>
     </w:p>
     <w:p>
@@ -5750,9 +5959,9 @@
     </w:p>
     <w:p>
       <w:pPr>
-        <w:pStyle w:val="ListNumber"/>
-        <w:spacing w:line="360" w:lineRule="auto"/>
-        <w:ind w:left="709" w:hanging="283"/>
+        <w:spacing w:line="360" w:lineRule="auto" w:after="0"/>
+        <w:ind w:left="709" w:hanging="425"/>
+        <w:jc w:val="both"/>
       </w:pPr>
       <w:r>
         <w:rPr>
@@ -5761,15 +5970,17 @@
           <w:i w:val="0"/>
           <w:sz w:val="28"/>
         </w:rPr>
-        <w:t>`SERVER_INSTANCE_ID` задает идентификатор экземпляра сервиса.</w:t>
-      </w:r>
-    </w:p>
-    <w:p>
-      <w:pPr>
-        <w:pStyle w:val="ListNumber"/>
-        <w:spacing w:line="360" w:lineRule="auto"/>
-        <w:ind w:left="709" w:hanging="283"/>
-      </w:pPr>
+        <w:t xml:space="preserve">1. </w:t>
+      </w:r>
+      <w:r>
+        <w:rPr>
+          <w:rFonts w:ascii="Courier New" w:hAnsi="Courier New" w:eastAsia="Courier New"/>
+          <w:b w:val="0"/>
+          <w:i w:val="0"/>
+          <w:sz w:val="28"/>
+        </w:rPr>
+        <w:t>SERVER_INSTANCE_ID</w:t>
+      </w:r>
       <w:r>
         <w:rPr>
           <w:rFonts w:ascii="Times New Roman" w:hAnsi="Times New Roman" w:eastAsia="Times New Roman"/>
@@ -5777,14 +5988,14 @@
           <w:i w:val="0"/>
           <w:sz w:val="28"/>
         </w:rPr>
-        <w:t>`ServerInstanceInfo` предоставляет идентификатор экземпляра и имя машины.</w:t>
-      </w:r>
-    </w:p>
-    <w:p>
-      <w:pPr>
-        <w:pStyle w:val="ListNumber"/>
-        <w:spacing w:line="360" w:lineRule="auto"/>
-        <w:ind w:left="709" w:hanging="283"/>
+        <w:t xml:space="preserve"> задает идентификатор экземпляра сервиса.</w:t>
+      </w:r>
+    </w:p>
+    <w:p>
+      <w:pPr>
+        <w:spacing w:line="360" w:lineRule="auto" w:after="0"/>
+        <w:ind w:left="709" w:hanging="425"/>
+        <w:jc w:val="both"/>
       </w:pPr>
       <w:r>
         <w:rPr>
@@ -5793,15 +6004,17 @@
           <w:i w:val="0"/>
           <w:sz w:val="28"/>
         </w:rPr>
-        <w:t>`ReportPageHub.GetConnectionDiagnosticsAsync()` возвращает клиенту `serverInstanceId`, `machineName`, `connectionId` и `userIdentifier`.</w:t>
-      </w:r>
-    </w:p>
-    <w:p>
-      <w:pPr>
-        <w:pStyle w:val="ListNumber"/>
-        <w:spacing w:line="360" w:lineRule="auto"/>
-        <w:ind w:left="709" w:hanging="283"/>
-      </w:pPr>
+        <w:t xml:space="preserve">2. </w:t>
+      </w:r>
+      <w:r>
+        <w:rPr>
+          <w:rFonts w:ascii="Courier New" w:hAnsi="Courier New" w:eastAsia="Courier New"/>
+          <w:b w:val="0"/>
+          <w:i w:val="0"/>
+          <w:sz w:val="28"/>
+        </w:rPr>
+        <w:t>ServerInstanceInfo</w:t>
+      </w:r>
       <w:r>
         <w:rPr>
           <w:rFonts w:ascii="Times New Roman" w:hAnsi="Times New Roman" w:eastAsia="Times New Roman"/>
@@ -5809,14 +6022,14 @@
           <w:i w:val="0"/>
           <w:sz w:val="28"/>
         </w:rPr>
-        <w:t>Backend логирует подключение, вступление в группу, выход из группы, отключение и отправку real-time события.</w:t>
-      </w:r>
-    </w:p>
-    <w:p>
-      <w:pPr>
-        <w:pStyle w:val="ListNumber"/>
-        <w:spacing w:line="360" w:lineRule="auto"/>
-        <w:ind w:left="709" w:hanging="283"/>
+        <w:t xml:space="preserve"> предоставляет идентификатор экземпляра и имя машины.</w:t>
+      </w:r>
+    </w:p>
+    <w:p>
+      <w:pPr>
+        <w:spacing w:line="360" w:lineRule="auto" w:after="0"/>
+        <w:ind w:left="709" w:hanging="425"/>
+        <w:jc w:val="both"/>
       </w:pPr>
       <w:r>
         <w:rPr>
@@ -5825,7 +6038,129 @@
           <w:i w:val="0"/>
           <w:sz w:val="28"/>
         </w:rPr>
-        <w:t>Проверочный клиент выводит diagnostics в JSON-результате эксперимента.</w:t>
+        <w:t xml:space="preserve">3. </w:t>
+      </w:r>
+      <w:r>
+        <w:rPr>
+          <w:rFonts w:ascii="Courier New" w:hAnsi="Courier New" w:eastAsia="Courier New"/>
+          <w:b w:val="0"/>
+          <w:i w:val="0"/>
+          <w:sz w:val="28"/>
+        </w:rPr>
+        <w:t>ReportPageHub.GetConnectionDiagnosticsAsync()</w:t>
+      </w:r>
+      <w:r>
+        <w:rPr>
+          <w:rFonts w:ascii="Times New Roman" w:hAnsi="Times New Roman" w:eastAsia="Times New Roman"/>
+          <w:b w:val="0"/>
+          <w:i w:val="0"/>
+          <w:sz w:val="28"/>
+        </w:rPr>
+        <w:t xml:space="preserve"> возвращает клиенту </w:t>
+      </w:r>
+      <w:r>
+        <w:rPr>
+          <w:rFonts w:ascii="Courier New" w:hAnsi="Courier New" w:eastAsia="Courier New"/>
+          <w:b w:val="0"/>
+          <w:i w:val="0"/>
+          <w:sz w:val="28"/>
+        </w:rPr>
+        <w:t>serverInstanceId</w:t>
+      </w:r>
+      <w:r>
+        <w:rPr>
+          <w:rFonts w:ascii="Times New Roman" w:hAnsi="Times New Roman" w:eastAsia="Times New Roman"/>
+          <w:b w:val="0"/>
+          <w:i w:val="0"/>
+          <w:sz w:val="28"/>
+        </w:rPr>
+        <w:t xml:space="preserve">, </w:t>
+      </w:r>
+      <w:r>
+        <w:rPr>
+          <w:rFonts w:ascii="Courier New" w:hAnsi="Courier New" w:eastAsia="Courier New"/>
+          <w:b w:val="0"/>
+          <w:i w:val="0"/>
+          <w:sz w:val="28"/>
+        </w:rPr>
+        <w:t>machineName</w:t>
+      </w:r>
+      <w:r>
+        <w:rPr>
+          <w:rFonts w:ascii="Times New Roman" w:hAnsi="Times New Roman" w:eastAsia="Times New Roman"/>
+          <w:b w:val="0"/>
+          <w:i w:val="0"/>
+          <w:sz w:val="28"/>
+        </w:rPr>
+        <w:t xml:space="preserve">, </w:t>
+      </w:r>
+      <w:r>
+        <w:rPr>
+          <w:rFonts w:ascii="Courier New" w:hAnsi="Courier New" w:eastAsia="Courier New"/>
+          <w:b w:val="0"/>
+          <w:i w:val="0"/>
+          <w:sz w:val="28"/>
+        </w:rPr>
+        <w:t>connectionId</w:t>
+      </w:r>
+      <w:r>
+        <w:rPr>
+          <w:rFonts w:ascii="Times New Roman" w:hAnsi="Times New Roman" w:eastAsia="Times New Roman"/>
+          <w:b w:val="0"/>
+          <w:i w:val="0"/>
+          <w:sz w:val="28"/>
+        </w:rPr>
+        <w:t xml:space="preserve"> и </w:t>
+      </w:r>
+      <w:r>
+        <w:rPr>
+          <w:rFonts w:ascii="Courier New" w:hAnsi="Courier New" w:eastAsia="Courier New"/>
+          <w:b w:val="0"/>
+          <w:i w:val="0"/>
+          <w:sz w:val="28"/>
+        </w:rPr>
+        <w:t>userIdentifier</w:t>
+      </w:r>
+      <w:r>
+        <w:rPr>
+          <w:rFonts w:ascii="Times New Roman" w:hAnsi="Times New Roman" w:eastAsia="Times New Roman"/>
+          <w:b w:val="0"/>
+          <w:i w:val="0"/>
+          <w:sz w:val="28"/>
+        </w:rPr>
+        <w:t>.</w:t>
+      </w:r>
+    </w:p>
+    <w:p>
+      <w:pPr>
+        <w:spacing w:line="360" w:lineRule="auto" w:after="0"/>
+        <w:ind w:left="709" w:hanging="425"/>
+        <w:jc w:val="both"/>
+      </w:pPr>
+      <w:r>
+        <w:rPr>
+          <w:rFonts w:ascii="Times New Roman" w:hAnsi="Times New Roman" w:eastAsia="Times New Roman"/>
+          <w:b w:val="0"/>
+          <w:i w:val="0"/>
+          <w:sz w:val="28"/>
+        </w:rPr>
+        <w:t>4. Backend логирует подключение, вступление в группу, выход из группы, отключение и отправку real-time события.</w:t>
+      </w:r>
+    </w:p>
+    <w:p>
+      <w:pPr>
+        <w:spacing w:line="360" w:lineRule="auto" w:after="0"/>
+        <w:ind w:left="709" w:hanging="425"/>
+        <w:jc w:val="both"/>
+      </w:pPr>
+      <w:r>
+        <w:rPr>
+          <w:rFonts w:ascii="Times New Roman" w:hAnsi="Times New Roman" w:eastAsia="Times New Roman"/>
+          <w:b w:val="0"/>
+          <w:i w:val="0"/>
+          <w:sz w:val="28"/>
+        </w:rPr>
+        <w:t>5. Проверочный клиент выводит diagnostics в JSON-результате эксперимента.</w:t>
       </w:r>
     </w:p>
     <w:p>
@@ -6357,9 +6692,9 @@
     </w:p>
     <w:p>
       <w:pPr>
-        <w:pStyle w:val="ListNumber"/>
-        <w:spacing w:line="360" w:lineRule="auto"/>
-        <w:ind w:left="709" w:hanging="283"/>
+        <w:spacing w:line="360" w:lineRule="auto" w:after="0"/>
+        <w:ind w:left="709" w:hanging="425"/>
+        <w:jc w:val="both"/>
       </w:pPr>
       <w:r>
         <w:rPr>
@@ -6368,15 +6703,17 @@
           <w:i w:val="0"/>
           <w:sz w:val="28"/>
         </w:rPr>
-        <w:t>`postgres_app_thesis`;</w:t>
-      </w:r>
-    </w:p>
-    <w:p>
-      <w:pPr>
-        <w:pStyle w:val="ListNumber"/>
-        <w:spacing w:line="360" w:lineRule="auto"/>
-        <w:ind w:left="709" w:hanging="283"/>
-      </w:pPr>
+        <w:t xml:space="preserve">1. </w:t>
+      </w:r>
+      <w:r>
+        <w:rPr>
+          <w:rFonts w:ascii="Courier New" w:hAnsi="Courier New" w:eastAsia="Courier New"/>
+          <w:b w:val="0"/>
+          <w:i w:val="0"/>
+          <w:sz w:val="28"/>
+        </w:rPr>
+        <w:t>postgres_app_thesis</w:t>
+      </w:r>
       <w:r>
         <w:rPr>
           <w:rFonts w:ascii="Times New Roman" w:hAnsi="Times New Roman" w:eastAsia="Times New Roman"/>
@@ -6384,14 +6721,14 @@
           <w:i w:val="0"/>
           <w:sz w:val="28"/>
         </w:rPr>
-        <w:t>`redis_app_thesis`;</w:t>
-      </w:r>
-    </w:p>
-    <w:p>
-      <w:pPr>
-        <w:pStyle w:val="ListNumber"/>
-        <w:spacing w:line="360" w:lineRule="auto"/>
-        <w:ind w:left="709" w:hanging="283"/>
+        <w:t>;</w:t>
+      </w:r>
+    </w:p>
+    <w:p>
+      <w:pPr>
+        <w:spacing w:line="360" w:lineRule="auto" w:after="0"/>
+        <w:ind w:left="709" w:hanging="425"/>
+        <w:jc w:val="both"/>
       </w:pPr>
       <w:r>
         <w:rPr>
@@ -6400,15 +6737,17 @@
           <w:i w:val="0"/>
           <w:sz w:val="28"/>
         </w:rPr>
-        <w:t>`app-api-1`;</w:t>
-      </w:r>
-    </w:p>
-    <w:p>
-      <w:pPr>
-        <w:pStyle w:val="ListNumber"/>
-        <w:spacing w:line="360" w:lineRule="auto"/>
-        <w:ind w:left="709" w:hanging="283"/>
-      </w:pPr>
+        <w:t xml:space="preserve">2. </w:t>
+      </w:r>
+      <w:r>
+        <w:rPr>
+          <w:rFonts w:ascii="Courier New" w:hAnsi="Courier New" w:eastAsia="Courier New"/>
+          <w:b w:val="0"/>
+          <w:i w:val="0"/>
+          <w:sz w:val="28"/>
+        </w:rPr>
+        <w:t>redis_app_thesis</w:t>
+      </w:r>
       <w:r>
         <w:rPr>
           <w:rFonts w:ascii="Times New Roman" w:hAnsi="Times New Roman" w:eastAsia="Times New Roman"/>
@@ -6416,14 +6755,14 @@
           <w:i w:val="0"/>
           <w:sz w:val="28"/>
         </w:rPr>
-        <w:t>`app-api-2`;</w:t>
-      </w:r>
-    </w:p>
-    <w:p>
-      <w:pPr>
-        <w:pStyle w:val="ListNumber"/>
-        <w:spacing w:line="360" w:lineRule="auto"/>
-        <w:ind w:left="709" w:hanging="283"/>
+        <w:t>;</w:t>
+      </w:r>
+    </w:p>
+    <w:p>
+      <w:pPr>
+        <w:spacing w:line="360" w:lineRule="auto" w:after="0"/>
+        <w:ind w:left="709" w:hanging="425"/>
+        <w:jc w:val="both"/>
       </w:pPr>
       <w:r>
         <w:rPr>
@@ -6432,7 +6771,93 @@
           <w:i w:val="0"/>
           <w:sz w:val="28"/>
         </w:rPr>
-        <w:t>`nginx_app_thesis`.</w:t>
+        <w:t xml:space="preserve">3. </w:t>
+      </w:r>
+      <w:r>
+        <w:rPr>
+          <w:rFonts w:ascii="Courier New" w:hAnsi="Courier New" w:eastAsia="Courier New"/>
+          <w:b w:val="0"/>
+          <w:i w:val="0"/>
+          <w:sz w:val="28"/>
+        </w:rPr>
+        <w:t>app-api-1</w:t>
+      </w:r>
+      <w:r>
+        <w:rPr>
+          <w:rFonts w:ascii="Times New Roman" w:hAnsi="Times New Roman" w:eastAsia="Times New Roman"/>
+          <w:b w:val="0"/>
+          <w:i w:val="0"/>
+          <w:sz w:val="28"/>
+        </w:rPr>
+        <w:t>;</w:t>
+      </w:r>
+    </w:p>
+    <w:p>
+      <w:pPr>
+        <w:spacing w:line="360" w:lineRule="auto" w:after="0"/>
+        <w:ind w:left="709" w:hanging="425"/>
+        <w:jc w:val="both"/>
+      </w:pPr>
+      <w:r>
+        <w:rPr>
+          <w:rFonts w:ascii="Times New Roman" w:hAnsi="Times New Roman" w:eastAsia="Times New Roman"/>
+          <w:b w:val="0"/>
+          <w:i w:val="0"/>
+          <w:sz w:val="28"/>
+        </w:rPr>
+        <w:t xml:space="preserve">4. </w:t>
+      </w:r>
+      <w:r>
+        <w:rPr>
+          <w:rFonts w:ascii="Courier New" w:hAnsi="Courier New" w:eastAsia="Courier New"/>
+          <w:b w:val="0"/>
+          <w:i w:val="0"/>
+          <w:sz w:val="28"/>
+        </w:rPr>
+        <w:t>app-api-2</w:t>
+      </w:r>
+      <w:r>
+        <w:rPr>
+          <w:rFonts w:ascii="Times New Roman" w:hAnsi="Times New Roman" w:eastAsia="Times New Roman"/>
+          <w:b w:val="0"/>
+          <w:i w:val="0"/>
+          <w:sz w:val="28"/>
+        </w:rPr>
+        <w:t>;</w:t>
+      </w:r>
+    </w:p>
+    <w:p>
+      <w:pPr>
+        <w:spacing w:line="360" w:lineRule="auto" w:after="0"/>
+        <w:ind w:left="709" w:hanging="425"/>
+        <w:jc w:val="both"/>
+      </w:pPr>
+      <w:r>
+        <w:rPr>
+          <w:rFonts w:ascii="Times New Roman" w:hAnsi="Times New Roman" w:eastAsia="Times New Roman"/>
+          <w:b w:val="0"/>
+          <w:i w:val="0"/>
+          <w:sz w:val="28"/>
+        </w:rPr>
+        <w:t xml:space="preserve">5. </w:t>
+      </w:r>
+      <w:r>
+        <w:rPr>
+          <w:rFonts w:ascii="Courier New" w:hAnsi="Courier New" w:eastAsia="Courier New"/>
+          <w:b w:val="0"/>
+          <w:i w:val="0"/>
+          <w:sz w:val="28"/>
+        </w:rPr>
+        <w:t>nginx_app_thesis</w:t>
+      </w:r>
+      <w:r>
+        <w:rPr>
+          <w:rFonts w:ascii="Times New Roman" w:hAnsi="Times New Roman" w:eastAsia="Times New Roman"/>
+          <w:b w:val="0"/>
+          <w:i w:val="0"/>
+          <w:sz w:val="28"/>
+        </w:rPr>
+        <w:t>.</w:t>
       </w:r>
     </w:p>
     <w:p>
@@ -6520,7 +6945,7 @@
           <w:i w:val="0"/>
           <w:sz w:val="28"/>
         </w:rPr>
-        <w:t xml:space="preserve"> в пустую строку для обоих экземпляров [17].</w:t>
+        <w:t xml:space="preserve"> в пустую строку для обоих экземпляров.</w:t>
       </w:r>
     </w:p>
     <w:p>
@@ -6710,9 +7135,9 @@
     </w:p>
     <w:p>
       <w:pPr>
-        <w:pStyle w:val="ListNumber"/>
-        <w:spacing w:line="360" w:lineRule="auto"/>
-        <w:ind w:left="709" w:hanging="283"/>
+        <w:spacing w:line="360" w:lineRule="auto" w:after="0"/>
+        <w:ind w:left="709" w:hanging="425"/>
+        <w:jc w:val="both"/>
       </w:pPr>
       <w:r>
         <w:rPr>
@@ -6721,15 +7146,17 @@
           <w:i w:val="0"/>
           <w:sz w:val="28"/>
         </w:rPr>
-        <w:t>Создает отчет через `app-api-1`.</w:t>
-      </w:r>
-    </w:p>
-    <w:p>
-      <w:pPr>
-        <w:pStyle w:val="ListNumber"/>
-        <w:spacing w:line="360" w:lineRule="auto"/>
-        <w:ind w:left="709" w:hanging="283"/>
-      </w:pPr>
+        <w:t xml:space="preserve">1. Создает отчет через </w:t>
+      </w:r>
+      <w:r>
+        <w:rPr>
+          <w:rFonts w:ascii="Courier New" w:hAnsi="Courier New" w:eastAsia="Courier New"/>
+          <w:b w:val="0"/>
+          <w:i w:val="0"/>
+          <w:sz w:val="28"/>
+        </w:rPr>
+        <w:t>app-api-1</w:t>
+      </w:r>
       <w:r>
         <w:rPr>
           <w:rFonts w:ascii="Times New Roman" w:hAnsi="Times New Roman" w:eastAsia="Times New Roman"/>
@@ -6737,14 +7164,14 @@
           <w:i w:val="0"/>
           <w:sz w:val="28"/>
         </w:rPr>
-        <w:t>Подключает SignalR-клиент A к `app-api-1`.</w:t>
-      </w:r>
-    </w:p>
-    <w:p>
-      <w:pPr>
-        <w:pStyle w:val="ListNumber"/>
-        <w:spacing w:line="360" w:lineRule="auto"/>
-        <w:ind w:left="709" w:hanging="283"/>
+        <w:t>.</w:t>
+      </w:r>
+    </w:p>
+    <w:p>
+      <w:pPr>
+        <w:spacing w:line="360" w:lineRule="auto" w:after="0"/>
+        <w:ind w:left="709" w:hanging="425"/>
+        <w:jc w:val="both"/>
       </w:pPr>
       <w:r>
         <w:rPr>
@@ -6753,15 +7180,17 @@
           <w:i w:val="0"/>
           <w:sz w:val="28"/>
         </w:rPr>
-        <w:t>Подключает SignalR-клиент B к `app-api-2`.</w:t>
-      </w:r>
-    </w:p>
-    <w:p>
-      <w:pPr>
-        <w:pStyle w:val="ListNumber"/>
-        <w:spacing w:line="360" w:lineRule="auto"/>
-        <w:ind w:left="709" w:hanging="283"/>
-      </w:pPr>
+        <w:t xml:space="preserve">2. Подключает SignalR-клиент A к </w:t>
+      </w:r>
+      <w:r>
+        <w:rPr>
+          <w:rFonts w:ascii="Courier New" w:hAnsi="Courier New" w:eastAsia="Courier New"/>
+          <w:b w:val="0"/>
+          <w:i w:val="0"/>
+          <w:sz w:val="28"/>
+        </w:rPr>
+        <w:t>app-api-1</w:t>
+      </w:r>
       <w:r>
         <w:rPr>
           <w:rFonts w:ascii="Times New Roman" w:hAnsi="Times New Roman" w:eastAsia="Times New Roman"/>
@@ -6769,14 +7198,14 @@
           <w:i w:val="0"/>
           <w:sz w:val="28"/>
         </w:rPr>
-        <w:t>Подписывает оба клиента на группу созданного отчета.</w:t>
-      </w:r>
-    </w:p>
-    <w:p>
-      <w:pPr>
-        <w:pStyle w:val="ListNumber"/>
-        <w:spacing w:line="360" w:lineRule="auto"/>
-        <w:ind w:left="709" w:hanging="283"/>
+        <w:t>.</w:t>
+      </w:r>
+    </w:p>
+    <w:p>
+      <w:pPr>
+        <w:spacing w:line="360" w:lineRule="auto" w:after="0"/>
+        <w:ind w:left="709" w:hanging="425"/>
+        <w:jc w:val="both"/>
       </w:pPr>
       <w:r>
         <w:rPr>
@@ -6785,15 +7214,17 @@
           <w:i w:val="0"/>
           <w:sz w:val="28"/>
         </w:rPr>
-        <w:t>Изменяет заголовок отчета через `app-api-1`.</w:t>
-      </w:r>
-    </w:p>
-    <w:p>
-      <w:pPr>
-        <w:pStyle w:val="ListNumber"/>
-        <w:spacing w:line="360" w:lineRule="auto"/>
-        <w:ind w:left="709" w:hanging="283"/>
-      </w:pPr>
+        <w:t xml:space="preserve">3. Подключает SignalR-клиент B к </w:t>
+      </w:r>
+      <w:r>
+        <w:rPr>
+          <w:rFonts w:ascii="Courier New" w:hAnsi="Courier New" w:eastAsia="Courier New"/>
+          <w:b w:val="0"/>
+          <w:i w:val="0"/>
+          <w:sz w:val="28"/>
+        </w:rPr>
+        <w:t>app-api-2</w:t>
+      </w:r>
       <w:r>
         <w:rPr>
           <w:rFonts w:ascii="Times New Roman" w:hAnsi="Times New Roman" w:eastAsia="Times New Roman"/>
@@ -6801,14 +7232,14 @@
           <w:i w:val="0"/>
           <w:sz w:val="28"/>
         </w:rPr>
-        <w:t>Ожидает событие `ReceiveReportPatch` на клиенте B.</w:t>
-      </w:r>
-    </w:p>
-    <w:p>
-      <w:pPr>
-        <w:pStyle w:val="ListNumber"/>
-        <w:spacing w:line="360" w:lineRule="auto"/>
-        <w:ind w:left="709" w:hanging="283"/>
+        <w:t>.</w:t>
+      </w:r>
+    </w:p>
+    <w:p>
+      <w:pPr>
+        <w:spacing w:line="360" w:lineRule="auto" w:after="0"/>
+        <w:ind w:left="709" w:hanging="425"/>
+        <w:jc w:val="both"/>
       </w:pPr>
       <w:r>
         <w:rPr>
@@ -6817,14 +7248,14 @@
           <w:i w:val="0"/>
           <w:sz w:val="28"/>
         </w:rPr>
-        <w:t>Измеряет задержку от отправки PATCH-запроса до получения события на клиенте B.</w:t>
-      </w:r>
-    </w:p>
-    <w:p>
-      <w:pPr>
-        <w:pStyle w:val="ListNumber"/>
-        <w:spacing w:line="360" w:lineRule="auto"/>
-        <w:ind w:left="709" w:hanging="283"/>
+        <w:t>4. Подписывает оба клиента на группу созданного отчета.</w:t>
+      </w:r>
+    </w:p>
+    <w:p>
+      <w:pPr>
+        <w:spacing w:line="360" w:lineRule="auto" w:after="0"/>
+        <w:ind w:left="709" w:hanging="425"/>
+        <w:jc w:val="both"/>
       </w:pPr>
       <w:r>
         <w:rPr>
@@ -6833,7 +7264,91 @@
           <w:i w:val="0"/>
           <w:sz w:val="28"/>
         </w:rPr>
-        <w:t>Выводит diagnostics обоих клиентов, полученный payload события и метрики доставки.</w:t>
+        <w:t xml:space="preserve">5. Изменяет заголовок отчета через </w:t>
+      </w:r>
+      <w:r>
+        <w:rPr>
+          <w:rFonts w:ascii="Courier New" w:hAnsi="Courier New" w:eastAsia="Courier New"/>
+          <w:b w:val="0"/>
+          <w:i w:val="0"/>
+          <w:sz w:val="28"/>
+        </w:rPr>
+        <w:t>app-api-1</w:t>
+      </w:r>
+      <w:r>
+        <w:rPr>
+          <w:rFonts w:ascii="Times New Roman" w:hAnsi="Times New Roman" w:eastAsia="Times New Roman"/>
+          <w:b w:val="0"/>
+          <w:i w:val="0"/>
+          <w:sz w:val="28"/>
+        </w:rPr>
+        <w:t>.</w:t>
+      </w:r>
+    </w:p>
+    <w:p>
+      <w:pPr>
+        <w:spacing w:line="360" w:lineRule="auto" w:after="0"/>
+        <w:ind w:left="709" w:hanging="425"/>
+        <w:jc w:val="both"/>
+      </w:pPr>
+      <w:r>
+        <w:rPr>
+          <w:rFonts w:ascii="Times New Roman" w:hAnsi="Times New Roman" w:eastAsia="Times New Roman"/>
+          <w:b w:val="0"/>
+          <w:i w:val="0"/>
+          <w:sz w:val="28"/>
+        </w:rPr>
+        <w:t xml:space="preserve">6. Ожидает событие </w:t>
+      </w:r>
+      <w:r>
+        <w:rPr>
+          <w:rFonts w:ascii="Courier New" w:hAnsi="Courier New" w:eastAsia="Courier New"/>
+          <w:b w:val="0"/>
+          <w:i w:val="0"/>
+          <w:sz w:val="28"/>
+        </w:rPr>
+        <w:t>ReceiveReportPatch</w:t>
+      </w:r>
+      <w:r>
+        <w:rPr>
+          <w:rFonts w:ascii="Times New Roman" w:hAnsi="Times New Roman" w:eastAsia="Times New Roman"/>
+          <w:b w:val="0"/>
+          <w:i w:val="0"/>
+          <w:sz w:val="28"/>
+        </w:rPr>
+        <w:t xml:space="preserve"> на клиенте B.</w:t>
+      </w:r>
+    </w:p>
+    <w:p>
+      <w:pPr>
+        <w:spacing w:line="360" w:lineRule="auto" w:after="0"/>
+        <w:ind w:left="709" w:hanging="425"/>
+        <w:jc w:val="both"/>
+      </w:pPr>
+      <w:r>
+        <w:rPr>
+          <w:rFonts w:ascii="Times New Roman" w:hAnsi="Times New Roman" w:eastAsia="Times New Roman"/>
+          <w:b w:val="0"/>
+          <w:i w:val="0"/>
+          <w:sz w:val="28"/>
+        </w:rPr>
+        <w:t>7. Измеряет задержку от отправки PATCH-запроса до получения события на клиенте B.</w:t>
+      </w:r>
+    </w:p>
+    <w:p>
+      <w:pPr>
+        <w:spacing w:line="360" w:lineRule="auto" w:after="0"/>
+        <w:ind w:left="709" w:hanging="425"/>
+        <w:jc w:val="both"/>
+      </w:pPr>
+      <w:r>
+        <w:rPr>
+          <w:rFonts w:ascii="Times New Roman" w:hAnsi="Times New Roman" w:eastAsia="Times New Roman"/>
+          <w:b w:val="0"/>
+          <w:i w:val="0"/>
+          <w:sz w:val="28"/>
+        </w:rPr>
+        <w:t>8. Выводит diagnostics обоих клиентов, полученный payload события и метрики доставки.</w:t>
       </w:r>
     </w:p>
     <w:p>
@@ -6995,9 +7510,9 @@
     </w:p>
     <w:p>
       <w:pPr>
-        <w:pStyle w:val="ListNumber"/>
-        <w:spacing w:line="360" w:lineRule="auto"/>
-        <w:ind w:left="709" w:hanging="283"/>
+        <w:spacing w:line="360" w:lineRule="auto" w:after="0"/>
+        <w:ind w:left="709" w:hanging="425"/>
+        <w:jc w:val="both"/>
       </w:pPr>
       <w:r>
         <w:rPr>
@@ -7006,14 +7521,14 @@
           <w:i w:val="0"/>
           <w:sz w:val="28"/>
         </w:rPr>
-        <w:t>Multi-instance без Redis backplane.</w:t>
-      </w:r>
-    </w:p>
-    <w:p>
-      <w:pPr>
-        <w:pStyle w:val="ListNumber"/>
-        <w:spacing w:line="360" w:lineRule="auto"/>
-        <w:ind w:left="709" w:hanging="283"/>
+        <w:t>1. Multi-instance без Redis backplane.</w:t>
+      </w:r>
+    </w:p>
+    <w:p>
+      <w:pPr>
+        <w:spacing w:line="360" w:lineRule="auto" w:after="0"/>
+        <w:ind w:left="709" w:hanging="425"/>
+        <w:jc w:val="both"/>
       </w:pPr>
       <w:r>
         <w:rPr>
@@ -7022,7 +7537,7 @@
           <w:i w:val="0"/>
           <w:sz w:val="28"/>
         </w:rPr>
-        <w:t>Multi-instance с Redis backplane.</w:t>
+        <w:t>2. Multi-instance с Redis backplane.</w:t>
       </w:r>
     </w:p>
     <w:p>
@@ -7056,7 +7571,7 @@
           <w:i w:val="0"/>
           <w:sz w:val="28"/>
         </w:rPr>
-        <w:t>.</w:t>
+        <w:t>. Программа испытаний построена с учётом базовых принципов проверки программного обеспечения [20]: два сопоставимых режима, повторяемость запусков и фиксация результатов в форме, пригодной для последующего анализа.</w:t>
       </w:r>
     </w:p>
     <w:p>
@@ -8410,6 +8925,20 @@
     </w:p>
     <w:p>
       <w:pPr>
+        <w:sectPr>
+          <w:footerReference w:type="default" r:id="rId10"/>
+          <w:pgSz w:w="12240" w:h="15840"/>
+          <w:pgMar w:top="1134" w:right="850" w:bottom="1134" w:left="1701" w:header="720" w:footer="720" w:gutter="0"/>
+          <w:cols w:space="720"/>
+          <w:docGrid w:linePitch="360"/>
+          <w:pgNumType w:start="1"/>
+        </w:sectPr>
+      </w:pPr>
+    </w:p>
+    <w:p>
+      <w:pPr>
+        <w:keepNext/>
+        <w:spacing w:after="40"/>
         <w:ind w:firstLine="0"/>
         <w:jc w:val="left"/>
       </w:pPr>
@@ -8431,17 +8960,20 @@
         <w:tblLook w:firstColumn="1" w:firstRow="1" w:lastColumn="0" w:lastRow="0" w:noHBand="0" w:noVBand="1" w:val="04A0"/>
       </w:tblPr>
       <w:tblGrid>
-        <w:gridCol w:w="1615"/>
-        <w:gridCol w:w="1615"/>
-        <w:gridCol w:w="1615"/>
-        <w:gridCol w:w="1615"/>
-        <w:gridCol w:w="1615"/>
-        <w:gridCol w:w="1615"/>
+        <w:gridCol w:w="2377"/>
+        <w:gridCol w:w="1782"/>
+        <w:gridCol w:w="1485"/>
+        <w:gridCol w:w="2971"/>
+        <w:gridCol w:w="3565"/>
+        <w:gridCol w:w="2674"/>
       </w:tblGrid>
       <w:tr>
+        <w:trPr>
+          <w:tblHeader w:val="true"/>
+        </w:trPr>
         <w:tc>
           <w:tcPr>
-            <w:tcW w:type="dxa" w:w="1615"/>
+            <w:tcW w:type="dxa" w:w="2377"/>
             <w:vAlign w:val="center"/>
           </w:tcPr>
           <w:p>
@@ -8455,7 +8987,8 @@
               <w:rPr>
                 <w:rFonts w:ascii="Times New Roman" w:hAnsi="Times New Roman" w:eastAsia="Times New Roman"/>
                 <w:b/>
-                <w:sz w:val="22"/>
+                <w:i w:val="0"/>
+                <w:sz w:val="20"/>
               </w:rPr>
               <w:t>Режим</w:t>
             </w:r>
@@ -8463,7 +8996,7 @@
         </w:tc>
         <w:tc>
           <w:tcPr>
-            <w:tcW w:type="dxa" w:w="1615"/>
+            <w:tcW w:type="dxa" w:w="1782"/>
             <w:vAlign w:val="center"/>
           </w:tcPr>
           <w:p>
@@ -8477,7 +9010,8 @@
               <w:rPr>
                 <w:rFonts w:ascii="Times New Roman" w:hAnsi="Times New Roman" w:eastAsia="Times New Roman"/>
                 <w:b/>
-                <w:sz w:val="22"/>
+                <w:i w:val="0"/>
+                <w:sz w:val="20"/>
               </w:rPr>
               <w:t>Клиенты на разных узлах</w:t>
             </w:r>
@@ -8485,7 +9019,7 @@
         </w:tc>
         <w:tc>
           <w:tcPr>
-            <w:tcW w:type="dxa" w:w="1615"/>
+            <w:tcW w:type="dxa" w:w="1485"/>
             <w:vAlign w:val="center"/>
           </w:tcPr>
           <w:p>
@@ -8499,7 +9033,8 @@
               <w:rPr>
                 <w:rFonts w:ascii="Times New Roman" w:hAnsi="Times New Roman" w:eastAsia="Times New Roman"/>
                 <w:b/>
-                <w:sz w:val="22"/>
+                <w:i w:val="0"/>
+                <w:sz w:val="20"/>
               </w:rPr>
               <w:t>Redis backplane</w:t>
             </w:r>
@@ -8507,7 +9042,7 @@
         </w:tc>
         <w:tc>
           <w:tcPr>
-            <w:tcW w:type="dxa" w:w="1615"/>
+            <w:tcW w:type="dxa" w:w="2971"/>
             <w:vAlign w:val="center"/>
           </w:tcPr>
           <w:p>
@@ -8521,7 +9056,8 @@
               <w:rPr>
                 <w:rFonts w:ascii="Times New Roman" w:hAnsi="Times New Roman" w:eastAsia="Times New Roman"/>
                 <w:b/>
-                <w:sz w:val="22"/>
+                <w:i w:val="0"/>
+                <w:sz w:val="20"/>
               </w:rPr>
               <w:t>Ожидаемый результат</w:t>
             </w:r>
@@ -8529,7 +9065,7 @@
         </w:tc>
         <w:tc>
           <w:tcPr>
-            <w:tcW w:type="dxa" w:w="1615"/>
+            <w:tcW w:type="dxa" w:w="3565"/>
             <w:vAlign w:val="center"/>
           </w:tcPr>
           <w:p>
@@ -8543,7 +9079,8 @@
               <w:rPr>
                 <w:rFonts w:ascii="Times New Roman" w:hAnsi="Times New Roman" w:eastAsia="Times New Roman"/>
                 <w:b/>
-                <w:sz w:val="22"/>
+                <w:i w:val="0"/>
+                <w:sz w:val="20"/>
               </w:rPr>
               <w:t>Фактический результат</w:t>
             </w:r>
@@ -8551,7 +9088,7 @@
         </w:tc>
         <w:tc>
           <w:tcPr>
-            <w:tcW w:type="dxa" w:w="1615"/>
+            <w:tcW w:type="dxa" w:w="2674"/>
             <w:vAlign w:val="center"/>
           </w:tcPr>
           <w:p>
@@ -8565,7 +9102,8 @@
               <w:rPr>
                 <w:rFonts w:ascii="Times New Roman" w:hAnsi="Times New Roman" w:eastAsia="Times New Roman"/>
                 <w:b/>
-                <w:sz w:val="22"/>
+                <w:i w:val="0"/>
+                <w:sz w:val="20"/>
               </w:rPr>
               <w:t>Вывод</w:t>
             </w:r>
@@ -8575,7 +9113,7 @@
       <w:tr>
         <w:tc>
           <w:tcPr>
-            <w:tcW w:type="dxa" w:w="1615"/>
+            <w:tcW w:type="dxa" w:w="2377"/>
             <w:vAlign w:val="center"/>
           </w:tcPr>
           <w:p>
@@ -8589,7 +9127,8 @@
               <w:rPr>
                 <w:rFonts w:ascii="Times New Roman" w:hAnsi="Times New Roman" w:eastAsia="Times New Roman"/>
                 <w:b w:val="0"/>
-                <w:sz w:val="22"/>
+                <w:i w:val="0"/>
+                <w:sz w:val="20"/>
               </w:rPr>
               <w:t>Multi-instance без backplane</w:t>
             </w:r>
@@ -8597,7 +9136,7 @@
         </w:tc>
         <w:tc>
           <w:tcPr>
-            <w:tcW w:type="dxa" w:w="1615"/>
+            <w:tcW w:type="dxa" w:w="1782"/>
             <w:vAlign w:val="center"/>
           </w:tcPr>
           <w:p>
@@ -8611,7 +9150,8 @@
               <w:rPr>
                 <w:rFonts w:ascii="Times New Roman" w:hAnsi="Times New Roman" w:eastAsia="Times New Roman"/>
                 <w:b w:val="0"/>
-                <w:sz w:val="22"/>
+                <w:i w:val="0"/>
+                <w:sz w:val="20"/>
               </w:rPr>
               <w:t>Да</w:t>
             </w:r>
@@ -8619,7 +9159,7 @@
         </w:tc>
         <w:tc>
           <w:tcPr>
-            <w:tcW w:type="dxa" w:w="1615"/>
+            <w:tcW w:type="dxa" w:w="1485"/>
             <w:vAlign w:val="center"/>
           </w:tcPr>
           <w:p>
@@ -8633,7 +9173,8 @@
               <w:rPr>
                 <w:rFonts w:ascii="Times New Roman" w:hAnsi="Times New Roman" w:eastAsia="Times New Roman"/>
                 <w:b w:val="0"/>
-                <w:sz w:val="22"/>
+                <w:i w:val="0"/>
+                <w:sz w:val="20"/>
               </w:rPr>
               <w:t>Нет</w:t>
             </w:r>
@@ -8641,7 +9182,7 @@
         </w:tc>
         <w:tc>
           <w:tcPr>
-            <w:tcW w:type="dxa" w:w="1615"/>
+            <w:tcW w:type="dxa" w:w="2971"/>
             <w:vAlign w:val="center"/>
           </w:tcPr>
           <w:p>
@@ -8655,7 +9196,8 @@
               <w:rPr>
                 <w:rFonts w:ascii="Times New Roman" w:hAnsi="Times New Roman" w:eastAsia="Times New Roman"/>
                 <w:b w:val="0"/>
-                <w:sz w:val="22"/>
+                <w:i w:val="0"/>
+                <w:sz w:val="20"/>
               </w:rPr>
               <w:t>Событие не доставляется между узлами</w:t>
             </w:r>
@@ -8663,7 +9205,7 @@
         </w:tc>
         <w:tc>
           <w:tcPr>
-            <w:tcW w:type="dxa" w:w="1615"/>
+            <w:tcW w:type="dxa" w:w="3565"/>
             <w:vAlign w:val="center"/>
           </w:tcPr>
           <w:p>
@@ -8677,7 +9219,8 @@
               <w:rPr>
                 <w:rFonts w:ascii="Times New Roman" w:hAnsi="Times New Roman" w:eastAsia="Times New Roman"/>
                 <w:b w:val="0"/>
-                <w:sz w:val="22"/>
+                <w:i w:val="0"/>
+                <w:sz w:val="20"/>
               </w:rPr>
               <w:t>Timeout после 10000 мс</w:t>
             </w:r>
@@ -8685,7 +9228,7 @@
         </w:tc>
         <w:tc>
           <w:tcPr>
-            <w:tcW w:type="dxa" w:w="1615"/>
+            <w:tcW w:type="dxa" w:w="2674"/>
             <w:vAlign w:val="center"/>
           </w:tcPr>
           <w:p>
@@ -8699,7 +9242,8 @@
               <w:rPr>
                 <w:rFonts w:ascii="Times New Roman" w:hAnsi="Times New Roman" w:eastAsia="Times New Roman"/>
                 <w:b w:val="0"/>
-                <w:sz w:val="22"/>
+                <w:i w:val="0"/>
+                <w:sz w:val="20"/>
               </w:rPr>
               <w:t>Исходное ограничение воспроизведено</w:t>
             </w:r>
@@ -8709,7 +9253,7 @@
       <w:tr>
         <w:tc>
           <w:tcPr>
-            <w:tcW w:type="dxa" w:w="1615"/>
+            <w:tcW w:type="dxa" w:w="2377"/>
             <w:vAlign w:val="center"/>
           </w:tcPr>
           <w:p>
@@ -8723,7 +9267,8 @@
               <w:rPr>
                 <w:rFonts w:ascii="Times New Roman" w:hAnsi="Times New Roman" w:eastAsia="Times New Roman"/>
                 <w:b w:val="0"/>
-                <w:sz w:val="22"/>
+                <w:i w:val="0"/>
+                <w:sz w:val="20"/>
               </w:rPr>
               <w:t>Multi-instance с backplane, одиночный запуск</w:t>
             </w:r>
@@ -8731,7 +9276,7 @@
         </w:tc>
         <w:tc>
           <w:tcPr>
-            <w:tcW w:type="dxa" w:w="1615"/>
+            <w:tcW w:type="dxa" w:w="1782"/>
             <w:vAlign w:val="center"/>
           </w:tcPr>
           <w:p>
@@ -8745,7 +9290,8 @@
               <w:rPr>
                 <w:rFonts w:ascii="Times New Roman" w:hAnsi="Times New Roman" w:eastAsia="Times New Roman"/>
                 <w:b w:val="0"/>
-                <w:sz w:val="22"/>
+                <w:i w:val="0"/>
+                <w:sz w:val="20"/>
               </w:rPr>
               <w:t>Да</w:t>
             </w:r>
@@ -8753,7 +9299,7 @@
         </w:tc>
         <w:tc>
           <w:tcPr>
-            <w:tcW w:type="dxa" w:w="1615"/>
+            <w:tcW w:type="dxa" w:w="1485"/>
             <w:vAlign w:val="center"/>
           </w:tcPr>
           <w:p>
@@ -8767,7 +9313,8 @@
               <w:rPr>
                 <w:rFonts w:ascii="Times New Roman" w:hAnsi="Times New Roman" w:eastAsia="Times New Roman"/>
                 <w:b w:val="0"/>
-                <w:sz w:val="22"/>
+                <w:i w:val="0"/>
+                <w:sz w:val="20"/>
               </w:rPr>
               <w:t>Да</w:t>
             </w:r>
@@ -8775,7 +9322,7 @@
         </w:tc>
         <w:tc>
           <w:tcPr>
-            <w:tcW w:type="dxa" w:w="1615"/>
+            <w:tcW w:type="dxa" w:w="2971"/>
             <w:vAlign w:val="center"/>
           </w:tcPr>
           <w:p>
@@ -8789,7 +9336,8 @@
               <w:rPr>
                 <w:rFonts w:ascii="Times New Roman" w:hAnsi="Times New Roman" w:eastAsia="Times New Roman"/>
                 <w:b w:val="0"/>
-                <w:sz w:val="22"/>
+                <w:i w:val="0"/>
+                <w:sz w:val="20"/>
               </w:rPr>
               <w:t>Событие доставляется между узлами</w:t>
             </w:r>
@@ -8797,7 +9345,48 @@
         </w:tc>
         <w:tc>
           <w:tcPr>
-            <w:tcW w:type="dxa" w:w="1615"/>
+            <w:tcW w:type="dxa" w:w="3565"/>
+            <w:vAlign w:val="center"/>
+          </w:tcPr>
+          <w:p>
+            <w:pPr>
+              <w:spacing w:line="240" w:lineRule="auto" w:before="0" w:after="0"/>
+              <w:ind w:firstLine="0"/>
+              <w:jc w:val="left"/>
+            </w:pPr>
+            <w:r/>
+            <w:r>
+              <w:rPr>
+                <w:rFonts w:ascii="Courier New" w:hAnsi="Courier New" w:eastAsia="Courier New"/>
+                <w:b w:val="0"/>
+                <w:i w:val="0"/>
+                <w:sz w:val="20"/>
+              </w:rPr>
+              <w:t>ok: true</w:t>
+            </w:r>
+            <w:r>
+              <w:rPr>
+                <w:rFonts w:ascii="Times New Roman" w:hAnsi="Times New Roman" w:eastAsia="Times New Roman"/>
+                <w:b w:val="0"/>
+                <w:i w:val="0"/>
+                <w:sz w:val="20"/>
+              </w:rPr>
+              <w:t xml:space="preserve">, получен </w:t>
+            </w:r>
+            <w:r>
+              <w:rPr>
+                <w:rFonts w:ascii="Courier New" w:hAnsi="Courier New" w:eastAsia="Courier New"/>
+                <w:b w:val="0"/>
+                <w:i w:val="0"/>
+                <w:sz w:val="20"/>
+              </w:rPr>
+              <w:t>ReceiveReportPatch</w:t>
+            </w:r>
+          </w:p>
+        </w:tc>
+        <w:tc>
+          <w:tcPr>
+            <w:tcW w:type="dxa" w:w="2674"/>
             <w:vAlign w:val="center"/>
           </w:tcPr>
           <w:p>
@@ -8811,15 +9400,18 @@
               <w:rPr>
                 <w:rFonts w:ascii="Times New Roman" w:hAnsi="Times New Roman" w:eastAsia="Times New Roman"/>
                 <w:b w:val="0"/>
-                <w:sz w:val="22"/>
+                <w:i w:val="0"/>
+                <w:sz w:val="20"/>
               </w:rPr>
-              <w:t>`ok: true`, получен `ReceiveReportPatch`</w:t>
+              <w:t>Ограничение устранено</w:t>
             </w:r>
           </w:p>
         </w:tc>
+      </w:tr>
+      <w:tr>
         <w:tc>
           <w:tcPr>
-            <w:tcW w:type="dxa" w:w="1615"/>
+            <w:tcW w:type="dxa" w:w="2377"/>
             <w:vAlign w:val="center"/>
           </w:tcPr>
           <w:p>
@@ -8833,17 +9425,16 @@
               <w:rPr>
                 <w:rFonts w:ascii="Times New Roman" w:hAnsi="Times New Roman" w:eastAsia="Times New Roman"/>
                 <w:b w:val="0"/>
-                <w:sz w:val="22"/>
+                <w:i w:val="0"/>
+                <w:sz w:val="20"/>
               </w:rPr>
-              <w:t>Ограничение устранено</w:t>
+              <w:t>Multi-instance с backplane, 5 итераций</w:t>
             </w:r>
           </w:p>
         </w:tc>
-      </w:tr>
-      <w:tr>
         <w:tc>
           <w:tcPr>
-            <w:tcW w:type="dxa" w:w="1615"/>
+            <w:tcW w:type="dxa" w:w="1782"/>
             <w:vAlign w:val="center"/>
           </w:tcPr>
           <w:p>
@@ -8857,15 +9448,16 @@
               <w:rPr>
                 <w:rFonts w:ascii="Times New Roman" w:hAnsi="Times New Roman" w:eastAsia="Times New Roman"/>
                 <w:b w:val="0"/>
-                <w:sz w:val="22"/>
+                <w:i w:val="0"/>
+                <w:sz w:val="20"/>
               </w:rPr>
-              <w:t>Multi-instance с backplane, 5 итераций</w:t>
+              <w:t>Да</w:t>
             </w:r>
           </w:p>
         </w:tc>
         <w:tc>
           <w:tcPr>
-            <w:tcW w:type="dxa" w:w="1615"/>
+            <w:tcW w:type="dxa" w:w="1485"/>
             <w:vAlign w:val="center"/>
           </w:tcPr>
           <w:p>
@@ -8879,7 +9471,8 @@
               <w:rPr>
                 <w:rFonts w:ascii="Times New Roman" w:hAnsi="Times New Roman" w:eastAsia="Times New Roman"/>
                 <w:b w:val="0"/>
-                <w:sz w:val="22"/>
+                <w:i w:val="0"/>
+                <w:sz w:val="20"/>
               </w:rPr>
               <w:t>Да</w:t>
             </w:r>
@@ -8887,7 +9480,7 @@
         </w:tc>
         <w:tc>
           <w:tcPr>
-            <w:tcW w:type="dxa" w:w="1615"/>
+            <w:tcW w:type="dxa" w:w="2971"/>
             <w:vAlign w:val="center"/>
           </w:tcPr>
           <w:p>
@@ -8901,15 +9494,16 @@
               <w:rPr>
                 <w:rFonts w:ascii="Times New Roman" w:hAnsi="Times New Roman" w:eastAsia="Times New Roman"/>
                 <w:b w:val="0"/>
-                <w:sz w:val="22"/>
+                <w:i w:val="0"/>
+                <w:sz w:val="20"/>
               </w:rPr>
-              <w:t>Да</w:t>
+              <w:t>Все события доставляются между узлами</w:t>
             </w:r>
           </w:p>
         </w:tc>
         <w:tc>
           <w:tcPr>
-            <w:tcW w:type="dxa" w:w="1615"/>
+            <w:tcW w:type="dxa" w:w="3565"/>
             <w:vAlign w:val="center"/>
           </w:tcPr>
           <w:p>
@@ -8923,15 +9517,16 @@
               <w:rPr>
                 <w:rFonts w:ascii="Times New Roman" w:hAnsi="Times New Roman" w:eastAsia="Times New Roman"/>
                 <w:b w:val="0"/>
-                <w:sz w:val="22"/>
+                <w:i w:val="0"/>
+                <w:sz w:val="20"/>
               </w:rPr>
-              <w:t>Все события доставляются между узлами</w:t>
+              <w:t>5 из 5 успешно, p95 = 11,6 мс</w:t>
             </w:r>
           </w:p>
         </w:tc>
         <w:tc>
           <w:tcPr>
-            <w:tcW w:type="dxa" w:w="1615"/>
+            <w:tcW w:type="dxa" w:w="2674"/>
             <w:vAlign w:val="center"/>
           </w:tcPr>
           <w:p>
@@ -8945,15 +9540,18 @@
               <w:rPr>
                 <w:rFonts w:ascii="Times New Roman" w:hAnsi="Times New Roman" w:eastAsia="Times New Roman"/>
                 <w:b w:val="0"/>
-                <w:sz w:val="22"/>
+                <w:i w:val="0"/>
+                <w:sz w:val="20"/>
               </w:rPr>
-              <w:t>5 из 5 успешно, p95 = 11,6 мс</w:t>
+              <w:t>Подтверждена повторяемость результата</w:t>
             </w:r>
           </w:p>
         </w:tc>
+      </w:tr>
+      <w:tr>
         <w:tc>
           <w:tcPr>
-            <w:tcW w:type="dxa" w:w="1615"/>
+            <w:tcW w:type="dxa" w:w="2377"/>
             <w:vAlign w:val="center"/>
           </w:tcPr>
           <w:p>
@@ -8967,17 +9565,16 @@
               <w:rPr>
                 <w:rFonts w:ascii="Times New Roman" w:hAnsi="Times New Roman" w:eastAsia="Times New Roman"/>
                 <w:b w:val="0"/>
-                <w:sz w:val="22"/>
+                <w:i w:val="0"/>
+                <w:sz w:val="20"/>
               </w:rPr>
-              <w:t>Подтверждена повторяемость результата</w:t>
+              <w:t>Rejoin после разрыва</w:t>
             </w:r>
           </w:p>
         </w:tc>
-      </w:tr>
-      <w:tr>
         <w:tc>
           <w:tcPr>
-            <w:tcW w:type="dxa" w:w="1615"/>
+            <w:tcW w:type="dxa" w:w="1782"/>
             <w:vAlign w:val="center"/>
           </w:tcPr>
           <w:p>
@@ -8991,15 +9588,16 @@
               <w:rPr>
                 <w:rFonts w:ascii="Times New Roman" w:hAnsi="Times New Roman" w:eastAsia="Times New Roman"/>
                 <w:b w:val="0"/>
-                <w:sz w:val="22"/>
+                <w:i w:val="0"/>
+                <w:sz w:val="20"/>
               </w:rPr>
-              <w:t>Rejoin после разрыва</w:t>
+              <w:t>Да</w:t>
             </w:r>
           </w:p>
         </w:tc>
         <w:tc>
           <w:tcPr>
-            <w:tcW w:type="dxa" w:w="1615"/>
+            <w:tcW w:type="dxa" w:w="1485"/>
             <w:vAlign w:val="center"/>
           </w:tcPr>
           <w:p>
@@ -9013,7 +9611,8 @@
               <w:rPr>
                 <w:rFonts w:ascii="Times New Roman" w:hAnsi="Times New Roman" w:eastAsia="Times New Roman"/>
                 <w:b w:val="0"/>
-                <w:sz w:val="22"/>
+                <w:i w:val="0"/>
+                <w:sz w:val="20"/>
               </w:rPr>
               <w:t>Да</w:t>
             </w:r>
@@ -9021,7 +9620,7 @@
         </w:tc>
         <w:tc>
           <w:tcPr>
-            <w:tcW w:type="dxa" w:w="1615"/>
+            <w:tcW w:type="dxa" w:w="2971"/>
             <w:vAlign w:val="center"/>
           </w:tcPr>
           <w:p>
@@ -9035,15 +9634,16 @@
               <w:rPr>
                 <w:rFonts w:ascii="Times New Roman" w:hAnsi="Times New Roman" w:eastAsia="Times New Roman"/>
                 <w:b w:val="0"/>
-                <w:sz w:val="22"/>
+                <w:i w:val="0"/>
+                <w:sz w:val="20"/>
               </w:rPr>
-              <w:t>Да</w:t>
+              <w:t>После нового подключения клиент повторно вступает в группу</w:t>
             </w:r>
           </w:p>
         </w:tc>
         <w:tc>
           <w:tcPr>
-            <w:tcW w:type="dxa" w:w="1615"/>
+            <w:tcW w:type="dxa" w:w="3565"/>
             <w:vAlign w:val="center"/>
           </w:tcPr>
           <w:p>
@@ -9057,15 +9657,16 @@
               <w:rPr>
                 <w:rFonts w:ascii="Times New Roman" w:hAnsi="Times New Roman" w:eastAsia="Times New Roman"/>
                 <w:b w:val="0"/>
-                <w:sz w:val="22"/>
+                <w:i w:val="0"/>
+                <w:sz w:val="20"/>
               </w:rPr>
-              <w:t>После нового подключения клиент повторно вступает в группу</w:t>
+              <w:t>Событие после rejoin получено, 6,6 мс</w:t>
             </w:r>
           </w:p>
         </w:tc>
         <w:tc>
           <w:tcPr>
-            <w:tcW w:type="dxa" w:w="1615"/>
+            <w:tcW w:type="dxa" w:w="2674"/>
             <w:vAlign w:val="center"/>
           </w:tcPr>
           <w:p>
@@ -9079,15 +9680,18 @@
               <w:rPr>
                 <w:rFonts w:ascii="Times New Roman" w:hAnsi="Times New Roman" w:eastAsia="Times New Roman"/>
                 <w:b w:val="0"/>
-                <w:sz w:val="22"/>
+                <w:i w:val="0"/>
+                <w:sz w:val="20"/>
               </w:rPr>
-              <w:t>Событие после rejoin получено, 6,6 мс</w:t>
+              <w:t>Подтверждена повторная подписка</w:t>
             </w:r>
           </w:p>
         </w:tc>
+      </w:tr>
+      <w:tr>
         <w:tc>
           <w:tcPr>
-            <w:tcW w:type="dxa" w:w="1615"/>
+            <w:tcW w:type="dxa" w:w="2377"/>
             <w:vAlign w:val="center"/>
           </w:tcPr>
           <w:p>
@@ -9101,17 +9705,16 @@
               <w:rPr>
                 <w:rFonts w:ascii="Times New Roman" w:hAnsi="Times New Roman" w:eastAsia="Times New Roman"/>
                 <w:b w:val="0"/>
-                <w:sz w:val="22"/>
+                <w:i w:val="0"/>
+                <w:sz w:val="20"/>
               </w:rPr>
-              <w:t>Подтверждена повторная подписка</w:t>
+              <w:t>Failover одного узла</w:t>
             </w:r>
           </w:p>
         </w:tc>
-      </w:tr>
-      <w:tr>
         <w:tc>
           <w:tcPr>
-            <w:tcW w:type="dxa" w:w="1615"/>
+            <w:tcW w:type="dxa" w:w="1782"/>
             <w:vAlign w:val="center"/>
           </w:tcPr>
           <w:p>
@@ -9125,15 +9728,16 @@
               <w:rPr>
                 <w:rFonts w:ascii="Times New Roman" w:hAnsi="Times New Roman" w:eastAsia="Times New Roman"/>
                 <w:b w:val="0"/>
-                <w:sz w:val="22"/>
+                <w:i w:val="0"/>
+                <w:sz w:val="20"/>
               </w:rPr>
-              <w:t>Failover одного узла</w:t>
+              <w:t>Да</w:t>
             </w:r>
           </w:p>
         </w:tc>
         <w:tc>
           <w:tcPr>
-            <w:tcW w:type="dxa" w:w="1615"/>
+            <w:tcW w:type="dxa" w:w="1485"/>
             <w:vAlign w:val="center"/>
           </w:tcPr>
           <w:p>
@@ -9147,7 +9751,8 @@
               <w:rPr>
                 <w:rFonts w:ascii="Times New Roman" w:hAnsi="Times New Roman" w:eastAsia="Times New Roman"/>
                 <w:b w:val="0"/>
-                <w:sz w:val="22"/>
+                <w:i w:val="0"/>
+                <w:sz w:val="20"/>
               </w:rPr>
               <w:t>Да</w:t>
             </w:r>
@@ -9155,7 +9760,7 @@
         </w:tc>
         <w:tc>
           <w:tcPr>
-            <w:tcW w:type="dxa" w:w="1615"/>
+            <w:tcW w:type="dxa" w:w="2971"/>
             <w:vAlign w:val="center"/>
           </w:tcPr>
           <w:p>
@@ -9169,15 +9774,66 @@
               <w:rPr>
                 <w:rFonts w:ascii="Times New Roman" w:hAnsi="Times New Roman" w:eastAsia="Times New Roman"/>
                 <w:b w:val="0"/>
-                <w:sz w:val="22"/>
+                <w:i w:val="0"/>
+                <w:sz w:val="20"/>
               </w:rPr>
-              <w:t>Да</w:t>
+              <w:t>Клиент переподключается через nginx к доступному узлу</w:t>
             </w:r>
           </w:p>
         </w:tc>
         <w:tc>
           <w:tcPr>
-            <w:tcW w:type="dxa" w:w="1615"/>
+            <w:tcW w:type="dxa" w:w="3565"/>
+            <w:vAlign w:val="center"/>
+          </w:tcPr>
+          <w:p>
+            <w:pPr>
+              <w:spacing w:line="240" w:lineRule="auto" w:before="0" w:after="0"/>
+              <w:ind w:firstLine="0"/>
+              <w:jc w:val="left"/>
+            </w:pPr>
+            <w:r/>
+            <w:r>
+              <w:rPr>
+                <w:rFonts w:ascii="Courier New" w:hAnsi="Courier New" w:eastAsia="Courier New"/>
+                <w:b w:val="0"/>
+                <w:i w:val="0"/>
+                <w:sz w:val="20"/>
+              </w:rPr>
+              <w:t>app-api-2</w:t>
+            </w:r>
+            <w:r>
+              <w:rPr>
+                <w:rFonts w:ascii="Times New Roman" w:hAnsi="Times New Roman" w:eastAsia="Times New Roman"/>
+                <w:b w:val="0"/>
+                <w:i w:val="0"/>
+                <w:sz w:val="20"/>
+              </w:rPr>
+              <w:t xml:space="preserve"> -&gt; </w:t>
+            </w:r>
+            <w:r>
+              <w:rPr>
+                <w:rFonts w:ascii="Courier New" w:hAnsi="Courier New" w:eastAsia="Courier New"/>
+                <w:b w:val="0"/>
+                <w:i w:val="0"/>
+                <w:sz w:val="20"/>
+              </w:rPr>
+              <w:t>app-api-1</w:t>
+            </w:r>
+            <w:r>
+              <w:rPr>
+                <w:rFonts w:ascii="Times New Roman" w:hAnsi="Times New Roman" w:eastAsia="Times New Roman"/>
+                <w:b w:val="0"/>
+                <w:i w:val="0"/>
+                <w:sz w:val="20"/>
+              </w:rPr>
+              <w:t>, событие получено</w:t>
+            </w:r>
+          </w:p>
+        </w:tc>
+        <w:tc>
+          <w:tcPr>
+            <w:tcW w:type="dxa" w:w="2674"/>
             <w:vAlign w:val="center"/>
           </w:tcPr>
           <w:p>
@@ -9191,51 +9847,8 @@
               <w:rPr>
                 <w:rFonts w:ascii="Times New Roman" w:hAnsi="Times New Roman" w:eastAsia="Times New Roman"/>
                 <w:b w:val="0"/>
-                <w:sz w:val="22"/>
-              </w:rPr>
-              <w:t>Клиент переподключается через nginx к доступному узлу</w:t>
-            </w:r>
-          </w:p>
-        </w:tc>
-        <w:tc>
-          <w:tcPr>
-            <w:tcW w:type="dxa" w:w="1615"/>
-            <w:vAlign w:val="center"/>
-          </w:tcPr>
-          <w:p>
-            <w:pPr>
-              <w:spacing w:line="240" w:lineRule="auto" w:before="0" w:after="0"/>
-              <w:ind w:firstLine="0"/>
-              <w:jc w:val="left"/>
-            </w:pPr>
-            <w:r/>
-            <w:r>
-              <w:rPr>
-                <w:rFonts w:ascii="Times New Roman" w:hAnsi="Times New Roman" w:eastAsia="Times New Roman"/>
-                <w:b w:val="0"/>
-                <w:sz w:val="22"/>
-              </w:rPr>
-              <w:t>`app-api-2` -&gt; `app-api-1`, событие получено</w:t>
-            </w:r>
-          </w:p>
-        </w:tc>
-        <w:tc>
-          <w:tcPr>
-            <w:tcW w:type="dxa" w:w="1615"/>
-            <w:vAlign w:val="center"/>
-          </w:tcPr>
-          <w:p>
-            <w:pPr>
-              <w:spacing w:line="240" w:lineRule="auto" w:before="0" w:after="0"/>
-              <w:ind w:firstLine="0"/>
-              <w:jc w:val="left"/>
-            </w:pPr>
-            <w:r/>
-            <w:r>
-              <w:rPr>
-                <w:rFonts w:ascii="Times New Roman" w:hAnsi="Times New Roman" w:eastAsia="Times New Roman"/>
-                <w:b w:val="0"/>
-                <w:sz w:val="22"/>
+                <w:i w:val="0"/>
+                <w:sz w:val="20"/>
               </w:rPr>
               <w:t>Подтверждено восстановление после отказа</w:t>
             </w:r>
@@ -9245,6 +9858,17 @@
     </w:tbl>
     <w:p>
       <w:pPr>
+        <w:sectPr>
+          <w:footerReference w:type="default" r:id="rId14"/>
+          <w:pgSz w:w="16838" w:h="11906" w:orient="landscape"/>
+          <w:pgMar w:top="1134" w:right="850" w:bottom="1134" w:left="1134" w:header="720" w:footer="720" w:gutter="0"/>
+          <w:cols w:space="720"/>
+          <w:docGrid w:linePitch="360"/>
+        </w:sectPr>
+      </w:pPr>
+    </w:p>
+    <w:p>
+      <w:pPr>
         <w:pStyle w:val="Heading2"/>
       </w:pPr>
       <w:r>
@@ -11716,12 +12340,11 @@
       </w:r>
     </w:p>
     <w:sectPr>
-      <w:footerReference w:type="default" r:id="rId10"/>
-      <w:pgSz w:w="12240" w:h="15840"/>
+      <w:footerReference w:type="default" r:id="rId15"/>
+      <w:pgSz w:w="11906" w:h="16838"/>
       <w:pgMar w:top="1134" w:right="850" w:bottom="1134" w:left="1701" w:header="720" w:footer="720" w:gutter="0"/>
       <w:cols w:space="720"/>
       <w:docGrid w:linePitch="360"/>
-      <w:pgNumType w:start="1"/>
     </w:sectPr>
   </w:body>
 </w:document>
@@ -11738,6 +12361,50 @@
 </file>
 
 <file path=word/footer2.xml><?xml version="1.0" encoding="utf-8"?>
+<w:ftr xmlns:m="http://schemas.openxmlformats.org/officeDocument/2006/math" xmlns:mc="http://schemas.openxmlformats.org/markup-compatibility/2006" xmlns:mo="http://schemas.microsoft.com/office/mac/office/2008/main" xmlns:mv="urn:schemas-microsoft-com:mac:vml" xmlns:o="urn:schemas-microsoft-com:office:office" xmlns:r="http://schemas.openxmlformats.org/officeDocument/2006/relationships" xmlns:v="urn:schemas-microsoft-com:vml" xmlns:w10="urn:schemas-microsoft-com:office:word" xmlns:w14="http://schemas.microsoft.com/office/word/2010/wordml" xmlns:w="http://schemas.openxmlformats.org/wordprocessingml/2006/main" xmlns:wne="http://schemas.microsoft.com/office/word/2006/wordml" xmlns:wp14="http://schemas.microsoft.com/office/word/2010/wordprocessingDrawing" xmlns:wp="http://schemas.openxmlformats.org/drawingml/2006/wordprocessingDrawing" xmlns:wpc="http://schemas.microsoft.com/office/word/2010/wordprocessingCanvas" xmlns:wpg="http://schemas.microsoft.com/office/word/2010/wordprocessingGroup" xmlns:wpi="http://schemas.microsoft.com/office/word/2010/wordprocessingInk" xmlns:wps="http://schemas.microsoft.com/office/word/2010/wordprocessingShape" mc:Ignorable="w14 wp14">
+  <w:p>
+    <w:pPr>
+      <w:pStyle w:val="Footer"/>
+      <w:jc w:val="center"/>
+    </w:pPr>
+    <w:r>
+      <w:rPr>
+        <w:rFonts w:ascii="Times New Roman" w:hAnsi="Times New Roman" w:eastAsia="Times New Roman"/>
+        <w:b w:val="0"/>
+        <w:i w:val="0"/>
+        <w:sz w:val="24"/>
+      </w:rPr>
+      <w:fldChar w:fldCharType="begin"/>
+      <w:instrText xml:space="preserve">PAGE</w:instrText>
+      <w:fldChar w:fldCharType="end"/>
+    </w:r>
+  </w:p>
+</w:ftr>
+</file>
+
+<file path=word/footer3.xml><?xml version="1.0" encoding="utf-8"?>
+<w:ftr xmlns:m="http://schemas.openxmlformats.org/officeDocument/2006/math" xmlns:mc="http://schemas.openxmlformats.org/markup-compatibility/2006" xmlns:mo="http://schemas.microsoft.com/office/mac/office/2008/main" xmlns:mv="urn:schemas-microsoft-com:mac:vml" xmlns:o="urn:schemas-microsoft-com:office:office" xmlns:r="http://schemas.openxmlformats.org/officeDocument/2006/relationships" xmlns:v="urn:schemas-microsoft-com:vml" xmlns:w10="urn:schemas-microsoft-com:office:word" xmlns:w14="http://schemas.microsoft.com/office/word/2010/wordml" xmlns:w="http://schemas.openxmlformats.org/wordprocessingml/2006/main" xmlns:wne="http://schemas.microsoft.com/office/word/2006/wordml" xmlns:wp14="http://schemas.microsoft.com/office/word/2010/wordprocessingDrawing" xmlns:wp="http://schemas.openxmlformats.org/drawingml/2006/wordprocessingDrawing" xmlns:wpc="http://schemas.microsoft.com/office/word/2010/wordprocessingCanvas" xmlns:wpg="http://schemas.microsoft.com/office/word/2010/wordprocessingGroup" xmlns:wpi="http://schemas.microsoft.com/office/word/2010/wordprocessingInk" xmlns:wps="http://schemas.microsoft.com/office/word/2010/wordprocessingShape" mc:Ignorable="w14 wp14">
+  <w:p>
+    <w:pPr>
+      <w:pStyle w:val="Footer"/>
+      <w:jc w:val="center"/>
+    </w:pPr>
+    <w:r>
+      <w:rPr>
+        <w:rFonts w:ascii="Times New Roman" w:hAnsi="Times New Roman" w:eastAsia="Times New Roman"/>
+        <w:b w:val="0"/>
+        <w:i w:val="0"/>
+        <w:sz w:val="24"/>
+      </w:rPr>
+      <w:fldChar w:fldCharType="begin"/>
+      <w:instrText xml:space="preserve">PAGE</w:instrText>
+      <w:fldChar w:fldCharType="end"/>
+    </w:r>
+  </w:p>
+</w:ftr>
+</file>
+
+<file path=word/footer4.xml><?xml version="1.0" encoding="utf-8"?>
 <w:ftr xmlns:m="http://schemas.openxmlformats.org/officeDocument/2006/math" xmlns:mc="http://schemas.openxmlformats.org/markup-compatibility/2006" xmlns:mo="http://schemas.microsoft.com/office/mac/office/2008/main" xmlns:mv="urn:schemas-microsoft-com:mac:vml" xmlns:o="urn:schemas-microsoft-com:office:office" xmlns:r="http://schemas.openxmlformats.org/officeDocument/2006/relationships" xmlns:v="urn:schemas-microsoft-com:vml" xmlns:w10="urn:schemas-microsoft-com:office:word" xmlns:w14="http://schemas.microsoft.com/office/word/2010/wordml" xmlns:w="http://schemas.openxmlformats.org/wordprocessingml/2006/main" xmlns:wne="http://schemas.microsoft.com/office/word/2006/wordml" xmlns:wp14="http://schemas.microsoft.com/office/word/2010/wordprocessingDrawing" xmlns:wp="http://schemas.openxmlformats.org/drawingml/2006/wordprocessingDrawing" xmlns:wpc="http://schemas.microsoft.com/office/word/2010/wordprocessingCanvas" xmlns:wpg="http://schemas.microsoft.com/office/word/2010/wordprocessingGroup" xmlns:wpi="http://schemas.microsoft.com/office/word/2010/wordprocessingInk" xmlns:wps="http://schemas.microsoft.com/office/word/2010/wordprocessingShape" mc:Ignorable="w14 wp14">
   <w:p>
     <w:pPr>

--- a/build/docx/vkr-draft-1.docx
+++ b/build/docx/vkr-draft-1.docx
@@ -3703,13 +3703,9 @@
       </w:r>
     </w:p>
     <w:p>
-      <w:r>
-        <w:br w:type="page"/>
-      </w:r>
-    </w:p>
-    <w:p>
       <w:pPr>
         <w:pStyle w:val="Heading1"/>
+        <w:pageBreakBefore/>
       </w:pPr>
       <w:r>
         <w:t>1. Анализ предметной области и существующих подходов</w:t>
@@ -4676,13 +4672,9 @@
       </w:r>
     </w:p>
     <w:p>
-      <w:r>
-        <w:br w:type="page"/>
-      </w:r>
-    </w:p>
-    <w:p>
       <w:pPr>
         <w:pStyle w:val="Heading1"/>
+        <w:pageBreakBefore/>
       </w:pPr>
       <w:r>
         <w:t>2. Анализ целевой системы и постановка задачи</w:t>
@@ -5289,13 +5281,9 @@
       </w:r>
     </w:p>
     <w:p>
-      <w:r>
-        <w:br w:type="page"/>
-      </w:r>
-    </w:p>
-    <w:p>
       <w:pPr>
         <w:pStyle w:val="Heading1"/>
+        <w:pageBreakBefore/>
       </w:pPr>
       <w:r>
         <w:t>3. Проектирование масштабируемого real-time контура</w:t>
@@ -6180,13 +6168,9 @@
       </w:r>
     </w:p>
     <w:p>
-      <w:r>
-        <w:br w:type="page"/>
-      </w:r>
-    </w:p>
-    <w:p>
       <w:pPr>
         <w:pStyle w:val="Heading1"/>
+        <w:pageBreakBefore/>
       </w:pPr>
       <w:r>
         <w:t>4. Реализация решения в целевой системе</w:t>
@@ -7456,13 +7440,9 @@
       </w:r>
     </w:p>
     <w:p>
-      <w:r>
-        <w:br w:type="page"/>
-      </w:r>
-    </w:p>
-    <w:p>
       <w:pPr>
         <w:pStyle w:val="Heading1"/>
+        <w:pageBreakBefore/>
       </w:pPr>
       <w:r>
         <w:t>5. Испытания и оценка результатов</w:t>
@@ -8911,29 +8891,12 @@
       </w:r>
     </w:p>
     <w:p>
-      <w:r>
-        <w:br w:type="page"/>
-      </w:r>
-    </w:p>
-    <w:p>
       <w:pPr>
         <w:pStyle w:val="Heading2"/>
       </w:pPr>
       <w:r>
         <w:t>5.7 Сравнительная таблица результатов</w:t>
       </w:r>
-    </w:p>
-    <w:p>
-      <w:pPr>
-        <w:sectPr>
-          <w:footerReference w:type="default" r:id="rId10"/>
-          <w:pgSz w:w="12240" w:h="15840"/>
-          <w:pgMar w:top="1134" w:right="850" w:bottom="1134" w:left="1701" w:header="720" w:footer="720" w:gutter="0"/>
-          <w:cols w:space="720"/>
-          <w:docGrid w:linePitch="360"/>
-          <w:pgNumType w:start="1"/>
-        </w:sectPr>
-      </w:pPr>
     </w:p>
     <w:p>
       <w:pPr>
@@ -8960,12 +8923,11 @@
         <w:tblLook w:firstColumn="1" w:firstRow="1" w:lastColumn="0" w:lastRow="0" w:noHBand="0" w:noVBand="1" w:val="04A0"/>
       </w:tblPr>
       <w:tblGrid>
-        <w:gridCol w:w="2377"/>
-        <w:gridCol w:w="1782"/>
-        <w:gridCol w:w="1485"/>
-        <w:gridCol w:w="2971"/>
-        <w:gridCol w:w="3565"/>
-        <w:gridCol w:w="2674"/>
+        <w:gridCol w:w="2079"/>
+        <w:gridCol w:w="866"/>
+        <w:gridCol w:w="2252"/>
+        <w:gridCol w:w="2252"/>
+        <w:gridCol w:w="1906"/>
       </w:tblGrid>
       <w:tr>
         <w:trPr>
@@ -8973,7 +8935,7 @@
         </w:trPr>
         <w:tc>
           <w:tcPr>
-            <w:tcW w:type="dxa" w:w="2377"/>
+            <w:tcW w:type="dxa" w:w="2079"/>
             <w:vAlign w:val="center"/>
           </w:tcPr>
           <w:p>
@@ -8996,7 +8958,7 @@
         </w:tc>
         <w:tc>
           <w:tcPr>
-            <w:tcW w:type="dxa" w:w="1782"/>
+            <w:tcW w:type="dxa" w:w="866"/>
             <w:vAlign w:val="center"/>
           </w:tcPr>
           <w:p>
@@ -9013,36 +8975,13 @@
                 <w:i w:val="0"/>
                 <w:sz w:val="20"/>
               </w:rPr>
-              <w:t>Клиенты на разных узлах</w:t>
+              <w:t>Backplane</w:t>
             </w:r>
           </w:p>
         </w:tc>
         <w:tc>
           <w:tcPr>
-            <w:tcW w:type="dxa" w:w="1485"/>
-            <w:vAlign w:val="center"/>
-          </w:tcPr>
-          <w:p>
-            <w:pPr>
-              <w:spacing w:line="240" w:lineRule="auto" w:before="0" w:after="0"/>
-              <w:ind w:firstLine="0"/>
-              <w:jc w:val="center"/>
-            </w:pPr>
-            <w:r/>
-            <w:r>
-              <w:rPr>
-                <w:rFonts w:ascii="Times New Roman" w:hAnsi="Times New Roman" w:eastAsia="Times New Roman"/>
-                <w:b/>
-                <w:i w:val="0"/>
-                <w:sz w:val="20"/>
-              </w:rPr>
-              <w:t>Redis backplane</w:t>
-            </w:r>
-          </w:p>
-        </w:tc>
-        <w:tc>
-          <w:tcPr>
-            <w:tcW w:type="dxa" w:w="2971"/>
+            <w:tcW w:type="dxa" w:w="2252"/>
             <w:vAlign w:val="center"/>
           </w:tcPr>
           <w:p>
@@ -9065,7 +9004,7 @@
         </w:tc>
         <w:tc>
           <w:tcPr>
-            <w:tcW w:type="dxa" w:w="3565"/>
+            <w:tcW w:type="dxa" w:w="2252"/>
             <w:vAlign w:val="center"/>
           </w:tcPr>
           <w:p>
@@ -9088,7 +9027,7 @@
         </w:tc>
         <w:tc>
           <w:tcPr>
-            <w:tcW w:type="dxa" w:w="2674"/>
+            <w:tcW w:type="dxa" w:w="1906"/>
             <w:vAlign w:val="center"/>
           </w:tcPr>
           <w:p>
@@ -9113,7 +9052,7 @@
       <w:tr>
         <w:tc>
           <w:tcPr>
-            <w:tcW w:type="dxa" w:w="2377"/>
+            <w:tcW w:type="dxa" w:w="2079"/>
             <w:vAlign w:val="center"/>
           </w:tcPr>
           <w:p>
@@ -9136,7 +9075,124 @@
         </w:tc>
         <w:tc>
           <w:tcPr>
-            <w:tcW w:type="dxa" w:w="1782"/>
+            <w:tcW w:type="dxa" w:w="866"/>
+            <w:vAlign w:val="center"/>
+          </w:tcPr>
+          <w:p>
+            <w:pPr>
+              <w:spacing w:line="240" w:lineRule="auto" w:before="0" w:after="0"/>
+              <w:ind w:firstLine="0"/>
+              <w:jc w:val="left"/>
+            </w:pPr>
+            <w:r/>
+            <w:r>
+              <w:rPr>
+                <w:rFonts w:ascii="Times New Roman" w:hAnsi="Times New Roman" w:eastAsia="Times New Roman"/>
+                <w:b w:val="0"/>
+                <w:i w:val="0"/>
+                <w:sz w:val="20"/>
+              </w:rPr>
+              <w:t>Нет</w:t>
+            </w:r>
+          </w:p>
+        </w:tc>
+        <w:tc>
+          <w:tcPr>
+            <w:tcW w:type="dxa" w:w="2252"/>
+            <w:vAlign w:val="center"/>
+          </w:tcPr>
+          <w:p>
+            <w:pPr>
+              <w:spacing w:line="240" w:lineRule="auto" w:before="0" w:after="0"/>
+              <w:ind w:firstLine="0"/>
+              <w:jc w:val="left"/>
+            </w:pPr>
+            <w:r/>
+            <w:r>
+              <w:rPr>
+                <w:rFonts w:ascii="Times New Roman" w:hAnsi="Times New Roman" w:eastAsia="Times New Roman"/>
+                <w:b w:val="0"/>
+                <w:i w:val="0"/>
+                <w:sz w:val="20"/>
+              </w:rPr>
+              <w:t>Событие не доставляется на другой узел</w:t>
+            </w:r>
+          </w:p>
+        </w:tc>
+        <w:tc>
+          <w:tcPr>
+            <w:tcW w:type="dxa" w:w="2252"/>
+            <w:vAlign w:val="center"/>
+          </w:tcPr>
+          <w:p>
+            <w:pPr>
+              <w:spacing w:line="240" w:lineRule="auto" w:before="0" w:after="0"/>
+              <w:ind w:firstLine="0"/>
+              <w:jc w:val="left"/>
+            </w:pPr>
+            <w:r/>
+            <w:r>
+              <w:rPr>
+                <w:rFonts w:ascii="Times New Roman" w:hAnsi="Times New Roman" w:eastAsia="Times New Roman"/>
+                <w:b w:val="0"/>
+                <w:i w:val="0"/>
+                <w:sz w:val="20"/>
+              </w:rPr>
+              <w:t>Timeout 10 000 мс</w:t>
+            </w:r>
+          </w:p>
+        </w:tc>
+        <w:tc>
+          <w:tcPr>
+            <w:tcW w:type="dxa" w:w="1906"/>
+            <w:vAlign w:val="center"/>
+          </w:tcPr>
+          <w:p>
+            <w:pPr>
+              <w:spacing w:line="240" w:lineRule="auto" w:before="0" w:after="0"/>
+              <w:ind w:firstLine="0"/>
+              <w:jc w:val="left"/>
+            </w:pPr>
+            <w:r/>
+            <w:r>
+              <w:rPr>
+                <w:rFonts w:ascii="Times New Roman" w:hAnsi="Times New Roman" w:eastAsia="Times New Roman"/>
+                <w:b w:val="0"/>
+                <w:i w:val="0"/>
+                <w:sz w:val="20"/>
+              </w:rPr>
+              <w:t>Ограничение воспроизведено</w:t>
+            </w:r>
+          </w:p>
+        </w:tc>
+      </w:tr>
+      <w:tr>
+        <w:tc>
+          <w:tcPr>
+            <w:tcW w:type="dxa" w:w="2079"/>
+            <w:vAlign w:val="center"/>
+          </w:tcPr>
+          <w:p>
+            <w:pPr>
+              <w:spacing w:line="240" w:lineRule="auto" w:before="0" w:after="0"/>
+              <w:ind w:firstLine="0"/>
+              <w:jc w:val="left"/>
+            </w:pPr>
+            <w:r/>
+            <w:r>
+              <w:rPr>
+                <w:rFonts w:ascii="Times New Roman" w:hAnsi="Times New Roman" w:eastAsia="Times New Roman"/>
+                <w:b w:val="0"/>
+                <w:i w:val="0"/>
+                <w:sz w:val="20"/>
+              </w:rPr>
+              <w:t>Multi-instance с backplane</w:t>
+            </w:r>
+          </w:p>
+        </w:tc>
+        <w:tc>
+          <w:tcPr>
+            <w:tcW w:type="dxa" w:w="866"/>
             <w:vAlign w:val="center"/>
           </w:tcPr>
           <w:p>
@@ -9159,7 +9215,7 @@
         </w:tc>
         <w:tc>
           <w:tcPr>
-            <w:tcW w:type="dxa" w:w="1485"/>
+            <w:tcW w:type="dxa" w:w="2252"/>
             <w:vAlign w:val="center"/>
           </w:tcPr>
           <w:p>
@@ -9176,176 +9232,13 @@
                 <w:i w:val="0"/>
                 <w:sz w:val="20"/>
               </w:rPr>
-              <w:t>Нет</w:t>
+              <w:t>Событие доставлено между узлами</w:t>
             </w:r>
           </w:p>
         </w:tc>
         <w:tc>
           <w:tcPr>
-            <w:tcW w:type="dxa" w:w="2971"/>
-            <w:vAlign w:val="center"/>
-          </w:tcPr>
-          <w:p>
-            <w:pPr>
-              <w:spacing w:line="240" w:lineRule="auto" w:before="0" w:after="0"/>
-              <w:ind w:firstLine="0"/>
-              <w:jc w:val="left"/>
-            </w:pPr>
-            <w:r/>
-            <w:r>
-              <w:rPr>
-                <w:rFonts w:ascii="Times New Roman" w:hAnsi="Times New Roman" w:eastAsia="Times New Roman"/>
-                <w:b w:val="0"/>
-                <w:i w:val="0"/>
-                <w:sz w:val="20"/>
-              </w:rPr>
-              <w:t>Событие не доставляется между узлами</w:t>
-            </w:r>
-          </w:p>
-        </w:tc>
-        <w:tc>
-          <w:tcPr>
-            <w:tcW w:type="dxa" w:w="3565"/>
-            <w:vAlign w:val="center"/>
-          </w:tcPr>
-          <w:p>
-            <w:pPr>
-              <w:spacing w:line="240" w:lineRule="auto" w:before="0" w:after="0"/>
-              <w:ind w:firstLine="0"/>
-              <w:jc w:val="left"/>
-            </w:pPr>
-            <w:r/>
-            <w:r>
-              <w:rPr>
-                <w:rFonts w:ascii="Times New Roman" w:hAnsi="Times New Roman" w:eastAsia="Times New Roman"/>
-                <w:b w:val="0"/>
-                <w:i w:val="0"/>
-                <w:sz w:val="20"/>
-              </w:rPr>
-              <w:t>Timeout после 10000 мс</w:t>
-            </w:r>
-          </w:p>
-        </w:tc>
-        <w:tc>
-          <w:tcPr>
-            <w:tcW w:type="dxa" w:w="2674"/>
-            <w:vAlign w:val="center"/>
-          </w:tcPr>
-          <w:p>
-            <w:pPr>
-              <w:spacing w:line="240" w:lineRule="auto" w:before="0" w:after="0"/>
-              <w:ind w:firstLine="0"/>
-              <w:jc w:val="left"/>
-            </w:pPr>
-            <w:r/>
-            <w:r>
-              <w:rPr>
-                <w:rFonts w:ascii="Times New Roman" w:hAnsi="Times New Roman" w:eastAsia="Times New Roman"/>
-                <w:b w:val="0"/>
-                <w:i w:val="0"/>
-                <w:sz w:val="20"/>
-              </w:rPr>
-              <w:t>Исходное ограничение воспроизведено</w:t>
-            </w:r>
-          </w:p>
-        </w:tc>
-      </w:tr>
-      <w:tr>
-        <w:tc>
-          <w:tcPr>
-            <w:tcW w:type="dxa" w:w="2377"/>
-            <w:vAlign w:val="center"/>
-          </w:tcPr>
-          <w:p>
-            <w:pPr>
-              <w:spacing w:line="240" w:lineRule="auto" w:before="0" w:after="0"/>
-              <w:ind w:firstLine="0"/>
-              <w:jc w:val="left"/>
-            </w:pPr>
-            <w:r/>
-            <w:r>
-              <w:rPr>
-                <w:rFonts w:ascii="Times New Roman" w:hAnsi="Times New Roman" w:eastAsia="Times New Roman"/>
-                <w:b w:val="0"/>
-                <w:i w:val="0"/>
-                <w:sz w:val="20"/>
-              </w:rPr>
-              <w:t>Multi-instance с backplane, одиночный запуск</w:t>
-            </w:r>
-          </w:p>
-        </w:tc>
-        <w:tc>
-          <w:tcPr>
-            <w:tcW w:type="dxa" w:w="1782"/>
-            <w:vAlign w:val="center"/>
-          </w:tcPr>
-          <w:p>
-            <w:pPr>
-              <w:spacing w:line="240" w:lineRule="auto" w:before="0" w:after="0"/>
-              <w:ind w:firstLine="0"/>
-              <w:jc w:val="left"/>
-            </w:pPr>
-            <w:r/>
-            <w:r>
-              <w:rPr>
-                <w:rFonts w:ascii="Times New Roman" w:hAnsi="Times New Roman" w:eastAsia="Times New Roman"/>
-                <w:b w:val="0"/>
-                <w:i w:val="0"/>
-                <w:sz w:val="20"/>
-              </w:rPr>
-              <w:t>Да</w:t>
-            </w:r>
-          </w:p>
-        </w:tc>
-        <w:tc>
-          <w:tcPr>
-            <w:tcW w:type="dxa" w:w="1485"/>
-            <w:vAlign w:val="center"/>
-          </w:tcPr>
-          <w:p>
-            <w:pPr>
-              <w:spacing w:line="240" w:lineRule="auto" w:before="0" w:after="0"/>
-              <w:ind w:firstLine="0"/>
-              <w:jc w:val="left"/>
-            </w:pPr>
-            <w:r/>
-            <w:r>
-              <w:rPr>
-                <w:rFonts w:ascii="Times New Roman" w:hAnsi="Times New Roman" w:eastAsia="Times New Roman"/>
-                <w:b w:val="0"/>
-                <w:i w:val="0"/>
-                <w:sz w:val="20"/>
-              </w:rPr>
-              <w:t>Да</w:t>
-            </w:r>
-          </w:p>
-        </w:tc>
-        <w:tc>
-          <w:tcPr>
-            <w:tcW w:type="dxa" w:w="2971"/>
-            <w:vAlign w:val="center"/>
-          </w:tcPr>
-          <w:p>
-            <w:pPr>
-              <w:spacing w:line="240" w:lineRule="auto" w:before="0" w:after="0"/>
-              <w:ind w:firstLine="0"/>
-              <w:jc w:val="left"/>
-            </w:pPr>
-            <w:r/>
-            <w:r>
-              <w:rPr>
-                <w:rFonts w:ascii="Times New Roman" w:hAnsi="Times New Roman" w:eastAsia="Times New Roman"/>
-                <w:b w:val="0"/>
-                <w:i w:val="0"/>
-                <w:sz w:val="20"/>
-              </w:rPr>
-              <w:t>Событие доставляется между узлами</w:t>
-            </w:r>
-          </w:p>
-        </w:tc>
-        <w:tc>
-          <w:tcPr>
-            <w:tcW w:type="dxa" w:w="3565"/>
+            <w:tcW w:type="dxa" w:w="2252"/>
             <w:vAlign w:val="center"/>
           </w:tcPr>
           <w:p>
@@ -9386,7 +9279,7 @@
         </w:tc>
         <w:tc>
           <w:tcPr>
-            <w:tcW w:type="dxa" w:w="2674"/>
+            <w:tcW w:type="dxa" w:w="1906"/>
             <w:vAlign w:val="center"/>
           </w:tcPr>
           <w:p>
@@ -9411,7 +9304,7 @@
       <w:tr>
         <w:tc>
           <w:tcPr>
-            <w:tcW w:type="dxa" w:w="2377"/>
+            <w:tcW w:type="dxa" w:w="2079"/>
             <w:vAlign w:val="center"/>
           </w:tcPr>
           <w:p>
@@ -9428,13 +9321,13 @@
                 <w:i w:val="0"/>
                 <w:sz w:val="20"/>
               </w:rPr>
-              <w:t>Multi-instance с backplane, 5 итераций</w:t>
+              <w:t>Серия из 5 итераций</w:t>
             </w:r>
           </w:p>
         </w:tc>
         <w:tc>
           <w:tcPr>
-            <w:tcW w:type="dxa" w:w="1782"/>
+            <w:tcW w:type="dxa" w:w="866"/>
             <w:vAlign w:val="center"/>
           </w:tcPr>
           <w:p>
@@ -9457,7 +9350,101 @@
         </w:tc>
         <w:tc>
           <w:tcPr>
-            <w:tcW w:type="dxa" w:w="1485"/>
+            <w:tcW w:type="dxa" w:w="2252"/>
+            <w:vAlign w:val="center"/>
+          </w:tcPr>
+          <w:p>
+            <w:pPr>
+              <w:spacing w:line="240" w:lineRule="auto" w:before="0" w:after="0"/>
+              <w:ind w:firstLine="0"/>
+              <w:jc w:val="left"/>
+            </w:pPr>
+            <w:r/>
+            <w:r>
+              <w:rPr>
+                <w:rFonts w:ascii="Times New Roman" w:hAnsi="Times New Roman" w:eastAsia="Times New Roman"/>
+                <w:b w:val="0"/>
+                <w:i w:val="0"/>
+                <w:sz w:val="20"/>
+              </w:rPr>
+              <w:t>Все события доставлены</w:t>
+            </w:r>
+          </w:p>
+        </w:tc>
+        <w:tc>
+          <w:tcPr>
+            <w:tcW w:type="dxa" w:w="2252"/>
+            <w:vAlign w:val="center"/>
+          </w:tcPr>
+          <w:p>
+            <w:pPr>
+              <w:spacing w:line="240" w:lineRule="auto" w:before="0" w:after="0"/>
+              <w:ind w:firstLine="0"/>
+              <w:jc w:val="left"/>
+            </w:pPr>
+            <w:r/>
+            <w:r>
+              <w:rPr>
+                <w:rFonts w:ascii="Times New Roman" w:hAnsi="Times New Roman" w:eastAsia="Times New Roman"/>
+                <w:b w:val="0"/>
+                <w:i w:val="0"/>
+                <w:sz w:val="20"/>
+              </w:rPr>
+              <w:t>5 из 5, p95 = 11,6 мс</w:t>
+            </w:r>
+          </w:p>
+        </w:tc>
+        <w:tc>
+          <w:tcPr>
+            <w:tcW w:type="dxa" w:w="1906"/>
+            <w:vAlign w:val="center"/>
+          </w:tcPr>
+          <w:p>
+            <w:pPr>
+              <w:spacing w:line="240" w:lineRule="auto" w:before="0" w:after="0"/>
+              <w:ind w:firstLine="0"/>
+              <w:jc w:val="left"/>
+            </w:pPr>
+            <w:r/>
+            <w:r>
+              <w:rPr>
+                <w:rFonts w:ascii="Times New Roman" w:hAnsi="Times New Roman" w:eastAsia="Times New Roman"/>
+                <w:b w:val="0"/>
+                <w:i w:val="0"/>
+                <w:sz w:val="20"/>
+              </w:rPr>
+              <w:t>Подтверждена повторяемость</w:t>
+            </w:r>
+          </w:p>
+        </w:tc>
+      </w:tr>
+      <w:tr>
+        <w:tc>
+          <w:tcPr>
+            <w:tcW w:type="dxa" w:w="2079"/>
+            <w:vAlign w:val="center"/>
+          </w:tcPr>
+          <w:p>
+            <w:pPr>
+              <w:spacing w:line="240" w:lineRule="auto" w:before="0" w:after="0"/>
+              <w:ind w:firstLine="0"/>
+              <w:jc w:val="left"/>
+            </w:pPr>
+            <w:r/>
+            <w:r>
+              <w:rPr>
+                <w:rFonts w:ascii="Times New Roman" w:hAnsi="Times New Roman" w:eastAsia="Times New Roman"/>
+                <w:b w:val="0"/>
+                <w:i w:val="0"/>
+                <w:sz w:val="20"/>
+              </w:rPr>
+              <w:t>Rejoin после разрыва</w:t>
+            </w:r>
+          </w:p>
+        </w:tc>
+        <w:tc>
+          <w:tcPr>
+            <w:tcW w:type="dxa" w:w="866"/>
             <w:vAlign w:val="center"/>
           </w:tcPr>
           <w:p>
@@ -9480,7 +9467,7 @@
         </w:tc>
         <w:tc>
           <w:tcPr>
-            <w:tcW w:type="dxa" w:w="2971"/>
+            <w:tcW w:type="dxa" w:w="2252"/>
             <w:vAlign w:val="center"/>
           </w:tcPr>
           <w:p>
@@ -9497,153 +9484,13 @@
                 <w:i w:val="0"/>
                 <w:sz w:val="20"/>
               </w:rPr>
-              <w:t>Все события доставляются между узлами</w:t>
+              <w:t>Клиент повторно подписывается</w:t>
             </w:r>
           </w:p>
         </w:tc>
         <w:tc>
           <w:tcPr>
-            <w:tcW w:type="dxa" w:w="3565"/>
-            <w:vAlign w:val="center"/>
-          </w:tcPr>
-          <w:p>
-            <w:pPr>
-              <w:spacing w:line="240" w:lineRule="auto" w:before="0" w:after="0"/>
-              <w:ind w:firstLine="0"/>
-              <w:jc w:val="left"/>
-            </w:pPr>
-            <w:r/>
-            <w:r>
-              <w:rPr>
-                <w:rFonts w:ascii="Times New Roman" w:hAnsi="Times New Roman" w:eastAsia="Times New Roman"/>
-                <w:b w:val="0"/>
-                <w:i w:val="0"/>
-                <w:sz w:val="20"/>
-              </w:rPr>
-              <w:t>5 из 5 успешно, p95 = 11,6 мс</w:t>
-            </w:r>
-          </w:p>
-        </w:tc>
-        <w:tc>
-          <w:tcPr>
-            <w:tcW w:type="dxa" w:w="2674"/>
-            <w:vAlign w:val="center"/>
-          </w:tcPr>
-          <w:p>
-            <w:pPr>
-              <w:spacing w:line="240" w:lineRule="auto" w:before="0" w:after="0"/>
-              <w:ind w:firstLine="0"/>
-              <w:jc w:val="left"/>
-            </w:pPr>
-            <w:r/>
-            <w:r>
-              <w:rPr>
-                <w:rFonts w:ascii="Times New Roman" w:hAnsi="Times New Roman" w:eastAsia="Times New Roman"/>
-                <w:b w:val="0"/>
-                <w:i w:val="0"/>
-                <w:sz w:val="20"/>
-              </w:rPr>
-              <w:t>Подтверждена повторяемость результата</w:t>
-            </w:r>
-          </w:p>
-        </w:tc>
-      </w:tr>
-      <w:tr>
-        <w:tc>
-          <w:tcPr>
-            <w:tcW w:type="dxa" w:w="2377"/>
-            <w:vAlign w:val="center"/>
-          </w:tcPr>
-          <w:p>
-            <w:pPr>
-              <w:spacing w:line="240" w:lineRule="auto" w:before="0" w:after="0"/>
-              <w:ind w:firstLine="0"/>
-              <w:jc w:val="left"/>
-            </w:pPr>
-            <w:r/>
-            <w:r>
-              <w:rPr>
-                <w:rFonts w:ascii="Times New Roman" w:hAnsi="Times New Roman" w:eastAsia="Times New Roman"/>
-                <w:b w:val="0"/>
-                <w:i w:val="0"/>
-                <w:sz w:val="20"/>
-              </w:rPr>
-              <w:t>Rejoin после разрыва</w:t>
-            </w:r>
-          </w:p>
-        </w:tc>
-        <w:tc>
-          <w:tcPr>
-            <w:tcW w:type="dxa" w:w="1782"/>
-            <w:vAlign w:val="center"/>
-          </w:tcPr>
-          <w:p>
-            <w:pPr>
-              <w:spacing w:line="240" w:lineRule="auto" w:before="0" w:after="0"/>
-              <w:ind w:firstLine="0"/>
-              <w:jc w:val="left"/>
-            </w:pPr>
-            <w:r/>
-            <w:r>
-              <w:rPr>
-                <w:rFonts w:ascii="Times New Roman" w:hAnsi="Times New Roman" w:eastAsia="Times New Roman"/>
-                <w:b w:val="0"/>
-                <w:i w:val="0"/>
-                <w:sz w:val="20"/>
-              </w:rPr>
-              <w:t>Да</w:t>
-            </w:r>
-          </w:p>
-        </w:tc>
-        <w:tc>
-          <w:tcPr>
-            <w:tcW w:type="dxa" w:w="1485"/>
-            <w:vAlign w:val="center"/>
-          </w:tcPr>
-          <w:p>
-            <w:pPr>
-              <w:spacing w:line="240" w:lineRule="auto" w:before="0" w:after="0"/>
-              <w:ind w:firstLine="0"/>
-              <w:jc w:val="left"/>
-            </w:pPr>
-            <w:r/>
-            <w:r>
-              <w:rPr>
-                <w:rFonts w:ascii="Times New Roman" w:hAnsi="Times New Roman" w:eastAsia="Times New Roman"/>
-                <w:b w:val="0"/>
-                <w:i w:val="0"/>
-                <w:sz w:val="20"/>
-              </w:rPr>
-              <w:t>Да</w:t>
-            </w:r>
-          </w:p>
-        </w:tc>
-        <w:tc>
-          <w:tcPr>
-            <w:tcW w:type="dxa" w:w="2971"/>
-            <w:vAlign w:val="center"/>
-          </w:tcPr>
-          <w:p>
-            <w:pPr>
-              <w:spacing w:line="240" w:lineRule="auto" w:before="0" w:after="0"/>
-              <w:ind w:firstLine="0"/>
-              <w:jc w:val="left"/>
-            </w:pPr>
-            <w:r/>
-            <w:r>
-              <w:rPr>
-                <w:rFonts w:ascii="Times New Roman" w:hAnsi="Times New Roman" w:eastAsia="Times New Roman"/>
-                <w:b w:val="0"/>
-                <w:i w:val="0"/>
-                <w:sz w:val="20"/>
-              </w:rPr>
-              <w:t>После нового подключения клиент повторно вступает в группу</w:t>
-            </w:r>
-          </w:p>
-        </w:tc>
-        <w:tc>
-          <w:tcPr>
-            <w:tcW w:type="dxa" w:w="3565"/>
+            <w:tcW w:type="dxa" w:w="2252"/>
             <w:vAlign w:val="center"/>
           </w:tcPr>
           <w:p>
@@ -9666,7 +9513,7 @@
         </w:tc>
         <w:tc>
           <w:tcPr>
-            <w:tcW w:type="dxa" w:w="2674"/>
+            <w:tcW w:type="dxa" w:w="1906"/>
             <w:vAlign w:val="center"/>
           </w:tcPr>
           <w:p>
@@ -9691,7 +9538,7 @@
       <w:tr>
         <w:tc>
           <w:tcPr>
-            <w:tcW w:type="dxa" w:w="2377"/>
+            <w:tcW w:type="dxa" w:w="2079"/>
             <w:vAlign w:val="center"/>
           </w:tcPr>
           <w:p>
@@ -9708,13 +9555,13 @@
                 <w:i w:val="0"/>
                 <w:sz w:val="20"/>
               </w:rPr>
-              <w:t>Failover одного узла</w:t>
+              <w:t>Failover узла</w:t>
             </w:r>
           </w:p>
         </w:tc>
         <w:tc>
           <w:tcPr>
-            <w:tcW w:type="dxa" w:w="1782"/>
+            <w:tcW w:type="dxa" w:w="866"/>
             <w:vAlign w:val="center"/>
           </w:tcPr>
           <w:p>
@@ -9737,7 +9584,7 @@
         </w:tc>
         <w:tc>
           <w:tcPr>
-            <w:tcW w:type="dxa" w:w="1485"/>
+            <w:tcW w:type="dxa" w:w="2252"/>
             <w:vAlign w:val="center"/>
           </w:tcPr>
           <w:p>
@@ -9754,36 +9601,13 @@
                 <w:i w:val="0"/>
                 <w:sz w:val="20"/>
               </w:rPr>
-              <w:t>Да</w:t>
+              <w:t>Клиент переключается через nginx</w:t>
             </w:r>
           </w:p>
         </w:tc>
         <w:tc>
           <w:tcPr>
-            <w:tcW w:type="dxa" w:w="2971"/>
-            <w:vAlign w:val="center"/>
-          </w:tcPr>
-          <w:p>
-            <w:pPr>
-              <w:spacing w:line="240" w:lineRule="auto" w:before="0" w:after="0"/>
-              <w:ind w:firstLine="0"/>
-              <w:jc w:val="left"/>
-            </w:pPr>
-            <w:r/>
-            <w:r>
-              <w:rPr>
-                <w:rFonts w:ascii="Times New Roman" w:hAnsi="Times New Roman" w:eastAsia="Times New Roman"/>
-                <w:b w:val="0"/>
-                <w:i w:val="0"/>
-                <w:sz w:val="20"/>
-              </w:rPr>
-              <w:t>Клиент переподключается через nginx к доступному узлу</w:t>
-            </w:r>
-          </w:p>
-        </w:tc>
-        <w:tc>
-          <w:tcPr>
-            <w:tcW w:type="dxa" w:w="3565"/>
+            <w:tcW w:type="dxa" w:w="2252"/>
             <w:vAlign w:val="center"/>
           </w:tcPr>
           <w:p>
@@ -9809,7 +9633,7 @@
                 <w:i w:val="0"/>
                 <w:sz w:val="20"/>
               </w:rPr>
-              <w:t xml:space="preserve"> -&gt; </w:t>
+              <w:t xml:space="preserve"> → </w:t>
             </w:r>
             <w:r>
               <w:rPr>
@@ -9833,7 +9657,7 @@
         </w:tc>
         <w:tc>
           <w:tcPr>
-            <w:tcW w:type="dxa" w:w="2674"/>
+            <w:tcW w:type="dxa" w:w="1906"/>
             <w:vAlign w:val="center"/>
           </w:tcPr>
           <w:p>
@@ -9850,7 +9674,7 @@
                 <w:i w:val="0"/>
                 <w:sz w:val="20"/>
               </w:rPr>
-              <w:t>Подтверждено восстановление после отказа</w:t>
+              <w:t>Восстановление после отказа</w:t>
             </w:r>
           </w:p>
         </w:tc>
@@ -9858,17 +9682,6 @@
     </w:tbl>
     <w:p>
       <w:pPr>
-        <w:sectPr>
-          <w:footerReference w:type="default" r:id="rId14"/>
-          <w:pgSz w:w="16838" w:h="11906" w:orient="landscape"/>
-          <w:pgMar w:top="1134" w:right="850" w:bottom="1134" w:left="1134" w:header="720" w:footer="720" w:gutter="0"/>
-          <w:cols w:space="720"/>
-          <w:docGrid w:linePitch="360"/>
-        </w:sectPr>
-      </w:pPr>
-    </w:p>
-    <w:p>
-      <w:pPr>
         <w:pStyle w:val="Heading2"/>
       </w:pPr>
       <w:r>
@@ -12340,11 +12153,12 @@
       </w:r>
     </w:p>
     <w:sectPr>
-      <w:footerReference w:type="default" r:id="rId15"/>
-      <w:pgSz w:w="11906" w:h="16838"/>
+      <w:footerReference w:type="default" r:id="rId10"/>
+      <w:pgSz w:w="12240" w:h="15840"/>
       <w:pgMar w:top="1134" w:right="850" w:bottom="1134" w:left="1701" w:header="720" w:footer="720" w:gutter="0"/>
       <w:cols w:space="720"/>
       <w:docGrid w:linePitch="360"/>
+      <w:pgNumType w:start="1"/>
     </w:sectPr>
   </w:body>
 </w:document>
@@ -12361,50 +12175,6 @@
 </file>
 
 <file path=word/footer2.xml><?xml version="1.0" encoding="utf-8"?>
-<w:ftr xmlns:m="http://schemas.openxmlformats.org/officeDocument/2006/math" xmlns:mc="http://schemas.openxmlformats.org/markup-compatibility/2006" xmlns:mo="http://schemas.microsoft.com/office/mac/office/2008/main" xmlns:mv="urn:schemas-microsoft-com:mac:vml" xmlns:o="urn:schemas-microsoft-com:office:office" xmlns:r="http://schemas.openxmlformats.org/officeDocument/2006/relationships" xmlns:v="urn:schemas-microsoft-com:vml" xmlns:w10="urn:schemas-microsoft-com:office:word" xmlns:w14="http://schemas.microsoft.com/office/word/2010/wordml" xmlns:w="http://schemas.openxmlformats.org/wordprocessingml/2006/main" xmlns:wne="http://schemas.microsoft.com/office/word/2006/wordml" xmlns:wp14="http://schemas.microsoft.com/office/word/2010/wordprocessingDrawing" xmlns:wp="http://schemas.openxmlformats.org/drawingml/2006/wordprocessingDrawing" xmlns:wpc="http://schemas.microsoft.com/office/word/2010/wordprocessingCanvas" xmlns:wpg="http://schemas.microsoft.com/office/word/2010/wordprocessingGroup" xmlns:wpi="http://schemas.microsoft.com/office/word/2010/wordprocessingInk" xmlns:wps="http://schemas.microsoft.com/office/word/2010/wordprocessingShape" mc:Ignorable="w14 wp14">
-  <w:p>
-    <w:pPr>
-      <w:pStyle w:val="Footer"/>
-      <w:jc w:val="center"/>
-    </w:pPr>
-    <w:r>
-      <w:rPr>
-        <w:rFonts w:ascii="Times New Roman" w:hAnsi="Times New Roman" w:eastAsia="Times New Roman"/>
-        <w:b w:val="0"/>
-        <w:i w:val="0"/>
-        <w:sz w:val="24"/>
-      </w:rPr>
-      <w:fldChar w:fldCharType="begin"/>
-      <w:instrText xml:space="preserve">PAGE</w:instrText>
-      <w:fldChar w:fldCharType="end"/>
-    </w:r>
-  </w:p>
-</w:ftr>
-</file>
-
-<file path=word/footer3.xml><?xml version="1.0" encoding="utf-8"?>
-<w:ftr xmlns:m="http://schemas.openxmlformats.org/officeDocument/2006/math" xmlns:mc="http://schemas.openxmlformats.org/markup-compatibility/2006" xmlns:mo="http://schemas.microsoft.com/office/mac/office/2008/main" xmlns:mv="urn:schemas-microsoft-com:mac:vml" xmlns:o="urn:schemas-microsoft-com:office:office" xmlns:r="http://schemas.openxmlformats.org/officeDocument/2006/relationships" xmlns:v="urn:schemas-microsoft-com:vml" xmlns:w10="urn:schemas-microsoft-com:office:word" xmlns:w14="http://schemas.microsoft.com/office/word/2010/wordml" xmlns:w="http://schemas.openxmlformats.org/wordprocessingml/2006/main" xmlns:wne="http://schemas.microsoft.com/office/word/2006/wordml" xmlns:wp14="http://schemas.microsoft.com/office/word/2010/wordprocessingDrawing" xmlns:wp="http://schemas.openxmlformats.org/drawingml/2006/wordprocessingDrawing" xmlns:wpc="http://schemas.microsoft.com/office/word/2010/wordprocessingCanvas" xmlns:wpg="http://schemas.microsoft.com/office/word/2010/wordprocessingGroup" xmlns:wpi="http://schemas.microsoft.com/office/word/2010/wordprocessingInk" xmlns:wps="http://schemas.microsoft.com/office/word/2010/wordprocessingShape" mc:Ignorable="w14 wp14">
-  <w:p>
-    <w:pPr>
-      <w:pStyle w:val="Footer"/>
-      <w:jc w:val="center"/>
-    </w:pPr>
-    <w:r>
-      <w:rPr>
-        <w:rFonts w:ascii="Times New Roman" w:hAnsi="Times New Roman" w:eastAsia="Times New Roman"/>
-        <w:b w:val="0"/>
-        <w:i w:val="0"/>
-        <w:sz w:val="24"/>
-      </w:rPr>
-      <w:fldChar w:fldCharType="begin"/>
-      <w:instrText xml:space="preserve">PAGE</w:instrText>
-      <w:fldChar w:fldCharType="end"/>
-    </w:r>
-  </w:p>
-</w:ftr>
-</file>
-
-<file path=word/footer4.xml><?xml version="1.0" encoding="utf-8"?>
 <w:ftr xmlns:m="http://schemas.openxmlformats.org/officeDocument/2006/math" xmlns:mc="http://schemas.openxmlformats.org/markup-compatibility/2006" xmlns:mo="http://schemas.microsoft.com/office/mac/office/2008/main" xmlns:mv="urn:schemas-microsoft-com:mac:vml" xmlns:o="urn:schemas-microsoft-com:office:office" xmlns:r="http://schemas.openxmlformats.org/officeDocument/2006/relationships" xmlns:v="urn:schemas-microsoft-com:vml" xmlns:w10="urn:schemas-microsoft-com:office:word" xmlns:w14="http://schemas.microsoft.com/office/word/2010/wordml" xmlns:w="http://schemas.openxmlformats.org/wordprocessingml/2006/main" xmlns:wne="http://schemas.microsoft.com/office/word/2006/wordml" xmlns:wp14="http://schemas.microsoft.com/office/word/2010/wordprocessingDrawing" xmlns:wp="http://schemas.openxmlformats.org/drawingml/2006/wordprocessingDrawing" xmlns:wpc="http://schemas.microsoft.com/office/word/2010/wordprocessingCanvas" xmlns:wpg="http://schemas.microsoft.com/office/word/2010/wordprocessingGroup" xmlns:wpi="http://schemas.microsoft.com/office/word/2010/wordprocessingInk" xmlns:wps="http://schemas.microsoft.com/office/word/2010/wordprocessingShape" mc:Ignorable="w14 wp14">
   <w:p>
     <w:pPr>

--- a/build/docx/vkr-draft-1.docx
+++ b/build/docx/vkr-draft-1.docx
@@ -2023,7 +2023,7 @@
         </w:rPr>
         <w:t>1.2 WebSocket и SignalR как основа real-time контура</w:t>
         <w:tab/>
-        <w:t>7</w:t>
+        <w:t>8</w:t>
       </w:r>
     </w:p>
     <w:p>
@@ -2183,7 +2183,7 @@
         </w:rPr>
         <w:t>2.4 Выбор платформы и инструментальных средств</w:t>
         <w:tab/>
-        <w:t>12</w:t>
+        <w:t>13</w:t>
       </w:r>
     </w:p>
     <w:p>
@@ -2223,7 +2223,7 @@
         </w:rPr>
         <w:t>3. Проектирование масштабируемого real-time контура</w:t>
         <w:tab/>
-        <w:t>14</w:t>
+        <w:t>15</w:t>
       </w:r>
     </w:p>
     <w:p>
@@ -2243,7 +2243,7 @@
         </w:rPr>
         <w:t>3.1 Исходная архитектура</w:t>
         <w:tab/>
-        <w:t>14</w:t>
+        <w:t>15</w:t>
       </w:r>
     </w:p>
     <w:p>
@@ -2263,7 +2263,7 @@
         </w:rPr>
         <w:t>3.2 Целевая архитектура</w:t>
         <w:tab/>
-        <w:t>14</w:t>
+        <w:t>15</w:t>
       </w:r>
     </w:p>
     <w:p>
@@ -2283,7 +2283,7 @@
         </w:rPr>
         <w:t>3.3 Поток real-time события</w:t>
         <w:tab/>
-        <w:t>15</w:t>
+        <w:t>16</w:t>
       </w:r>
     </w:p>
     <w:p>
@@ -2303,7 +2303,7 @@
         </w:rPr>
         <w:t>3.4 Модель групп и повторной подписки</w:t>
         <w:tab/>
-        <w:t>16</w:t>
+        <w:t>17</w:t>
       </w:r>
     </w:p>
     <w:p>
@@ -2323,7 +2323,7 @@
         </w:rPr>
         <w:t>3.5 Диагностический контур</w:t>
         <w:tab/>
-        <w:t>17</w:t>
+        <w:t>18</w:t>
       </w:r>
     </w:p>
     <w:p>
@@ -2343,7 +2343,7 @@
         </w:rPr>
         <w:t>4. Реализация решения в целевой системе</w:t>
         <w:tab/>
-        <w:t>18</w:t>
+        <w:t>19</w:t>
       </w:r>
     </w:p>
     <w:p>
@@ -2363,7 +2363,7 @@
         </w:rPr>
         <w:t>4.1 Организация работ</w:t>
         <w:tab/>
-        <w:t>18</w:t>
+        <w:t>19</w:t>
       </w:r>
     </w:p>
     <w:p>
@@ -2383,7 +2383,7 @@
         </w:rPr>
         <w:t>4.2 Изменения backend</w:t>
         <w:tab/>
-        <w:t>18</w:t>
+        <w:t>19</w:t>
       </w:r>
     </w:p>
     <w:p>
@@ -2403,7 +2403,7 @@
         </w:rPr>
         <w:t>4.3 Проверочный клиент</w:t>
         <w:tab/>
-        <w:t>19</w:t>
+        <w:t>20</w:t>
       </w:r>
     </w:p>
     <w:p>
@@ -2423,7 +2423,7 @@
         </w:rPr>
         <w:t>4.4 Инфраструктурные изменения</w:t>
         <w:tab/>
-        <w:t>19</w:t>
+        <w:t>20</w:t>
       </w:r>
     </w:p>
     <w:p>
@@ -2443,7 +2443,7 @@
         </w:rPr>
         <w:t>4.5 Автоматизированный сценарий проверки</w:t>
         <w:tab/>
-        <w:t>20</w:t>
+        <w:t>21</w:t>
       </w:r>
     </w:p>
     <w:p>
@@ -2463,7 +2463,7 @@
         </w:rPr>
         <w:t>5. Испытания и оценка результатов</w:t>
         <w:tab/>
-        <w:t>22</w:t>
+        <w:t>23</w:t>
       </w:r>
     </w:p>
     <w:p>
@@ -2483,7 +2483,7 @@
         </w:rPr>
         <w:t>5.1 Цель и программа испытаний</w:t>
         <w:tab/>
-        <w:t>22</w:t>
+        <w:t>23</w:t>
       </w:r>
     </w:p>
     <w:p>
@@ -2503,7 +2503,7 @@
         </w:rPr>
         <w:t>5.2 Стенд испытаний</w:t>
         <w:tab/>
-        <w:t>22</w:t>
+        <w:t>23</w:t>
       </w:r>
     </w:p>
     <w:p>
@@ -2523,7 +2523,7 @@
         </w:rPr>
         <w:t>5.3 Результат без Redis backplane</w:t>
         <w:tab/>
-        <w:t>23</w:t>
+        <w:t>24</w:t>
       </w:r>
     </w:p>
     <w:p>
@@ -2543,7 +2543,7 @@
         </w:rPr>
         <w:t>5.4 Результат с Redis backplane</w:t>
         <w:tab/>
-        <w:t>23</w:t>
+        <w:t>24</w:t>
       </w:r>
     </w:p>
     <w:p>
@@ -2563,7 +2563,7 @@
         </w:rPr>
         <w:t>5.5 Серийная проверка и задержка доставки</w:t>
         <w:tab/>
-        <w:t>24</w:t>
+        <w:t>25</w:t>
       </w:r>
     </w:p>
     <w:p>
@@ -2583,7 +2583,7 @@
         </w:rPr>
         <w:t>5.6 Проверка восстановления соединения и отказа узла</w:t>
         <w:tab/>
-        <w:t>24</w:t>
+        <w:t>26</w:t>
       </w:r>
     </w:p>
     <w:p>
@@ -2623,7 +2623,7 @@
         </w:rPr>
         <w:t>5.8 Проверка входной точки стенда</w:t>
         <w:tab/>
-        <w:t>26</w:t>
+        <w:t>27</w:t>
       </w:r>
     </w:p>
     <w:p>
@@ -2643,7 +2643,7 @@
         </w:rPr>
         <w:t>5.9 Оценка достоверности результатов</w:t>
         <w:tab/>
-        <w:t>26</w:t>
+        <w:t>27</w:t>
       </w:r>
     </w:p>
     <w:p>
@@ -2663,7 +2663,7 @@
         </w:rPr>
         <w:t>5.10 Вывод по испытаниям</w:t>
         <w:tab/>
-        <w:t>27</w:t>
+        <w:t>28</w:t>
       </w:r>
     </w:p>
     <w:p>
@@ -2683,7 +2683,7 @@
         </w:rPr>
         <w:t>ЗАКЛЮЧЕНИЕ</w:t>
         <w:tab/>
-        <w:t>27</w:t>
+        <w:t>28</w:t>
       </w:r>
     </w:p>
     <w:p>
@@ -2703,7 +2703,7 @@
         </w:rPr>
         <w:t>СПИСОК ИСПОЛЬЗОВАННЫХ ИСТОЧНИКОВ</w:t>
         <w:tab/>
-        <w:t>29</w:t>
+        <w:t>30</w:t>
       </w:r>
     </w:p>
     <w:p>
@@ -2723,7 +2723,7 @@
         </w:rPr>
         <w:t>ПРИЛОЖЕНИЕ А</w:t>
         <w:tab/>
-        <w:t>31</w:t>
+        <w:t>32</w:t>
       </w:r>
     </w:p>
     <w:p>
@@ -2743,7 +2743,7 @@
         </w:rPr>
         <w:t>ПРИЛОЖЕНИЕ Б</w:t>
         <w:tab/>
-        <w:t>33</w:t>
+        <w:t>34</w:t>
       </w:r>
     </w:p>
     <w:p>
@@ -2763,7 +2763,7 @@
         </w:rPr>
         <w:t>ПРИЛОЖЕНИЕ В</w:t>
         <w:tab/>
-        <w:t>34</w:t>
+        <w:t>35</w:t>
       </w:r>
     </w:p>
     <w:p>

--- a/build/docx/vkr-draft-1.docx
+++ b/build/docx/vkr-draft-1.docx
@@ -2179,7 +2179,7 @@
           <w:i w:val="0"/>
           <w:sz w:val="28"/>
         </w:rPr>
-        <w:t>Выпускная квалификационная работа содержит 40 страниц, 4 рисунка, 2 таблицы, список использованных источников из 20 наименований и 3 приложения.</w:t>
+        <w:t>Выпускная квалификационная работа содержит 42 страницы, 6 рисунков, 2 таблицы, список использованных источников из 20 наименований и 3 приложения.</w:t>
       </w:r>
     </w:p>
     <w:p>
@@ -2497,7 +2497,7 @@
         </w:rPr>
         <w:t>2.2 Исходная реализация real-time взаимодействия</w:t>
         <w:tab/>
-        <w:t>13</w:t>
+        <w:t>14</w:t>
       </w:r>
     </w:p>
     <w:p>
@@ -2517,7 +2517,7 @@
         </w:rPr>
         <w:t>2.3 Требования к разрабатываемому решению</w:t>
         <w:tab/>
-        <w:t>14</w:t>
+        <w:t>15</w:t>
       </w:r>
     </w:p>
     <w:p>
@@ -2537,7 +2537,7 @@
         </w:rPr>
         <w:t>2.4 Выбор платформы и инструментальных средств</w:t>
         <w:tab/>
-        <w:t>14</w:t>
+        <w:t>16</w:t>
       </w:r>
     </w:p>
     <w:p>
@@ -2557,7 +2557,7 @@
         </w:rPr>
         <w:t>2.5 Постановка задачи</w:t>
         <w:tab/>
-        <w:t>15</w:t>
+        <w:t>16</w:t>
       </w:r>
     </w:p>
     <w:p>
@@ -2577,7 +2577,7 @@
         </w:rPr>
         <w:t>3. Проектирование масштабируемого real-time контура</w:t>
         <w:tab/>
-        <w:t>16</w:t>
+        <w:t>18</w:t>
       </w:r>
     </w:p>
     <w:p>
@@ -2597,7 +2597,7 @@
         </w:rPr>
         <w:t>3.1 Исходная архитектура</w:t>
         <w:tab/>
-        <w:t>16</w:t>
+        <w:t>18</w:t>
       </w:r>
     </w:p>
     <w:p>
@@ -2617,7 +2617,7 @@
         </w:rPr>
         <w:t>3.2 Целевая архитектура</w:t>
         <w:tab/>
-        <w:t>17</w:t>
+        <w:t>19</w:t>
       </w:r>
     </w:p>
     <w:p>
@@ -2637,7 +2637,7 @@
         </w:rPr>
         <w:t>3.3 Поток real-time события</w:t>
         <w:tab/>
-        <w:t>18</w:t>
+        <w:t>20</w:t>
       </w:r>
     </w:p>
     <w:p>
@@ -2657,7 +2657,7 @@
         </w:rPr>
         <w:t>3.4 Модель групп и повторной подписки</w:t>
         <w:tab/>
-        <w:t>19</w:t>
+        <w:t>21</w:t>
       </w:r>
     </w:p>
     <w:p>
@@ -2677,7 +2677,7 @@
         </w:rPr>
         <w:t>3.5 Диагностический контур</w:t>
         <w:tab/>
-        <w:t>20</w:t>
+        <w:t>22</w:t>
       </w:r>
     </w:p>
     <w:p>
@@ -2697,7 +2697,7 @@
         </w:rPr>
         <w:t>3.6 Семантика доставки и ограничения</w:t>
         <w:tab/>
-        <w:t>20</w:t>
+        <w:t>22</w:t>
       </w:r>
     </w:p>
     <w:p>
@@ -2717,7 +2717,7 @@
         </w:rPr>
         <w:t>4. Реализация решения в целевой системе</w:t>
         <w:tab/>
-        <w:t>22</w:t>
+        <w:t>24</w:t>
       </w:r>
     </w:p>
     <w:p>
@@ -2737,7 +2737,7 @@
         </w:rPr>
         <w:t>4.1 Организация работ</w:t>
         <w:tab/>
-        <w:t>22</w:t>
+        <w:t>24</w:t>
       </w:r>
     </w:p>
     <w:p>
@@ -2757,7 +2757,7 @@
         </w:rPr>
         <w:t>4.2 Изменения backend</w:t>
         <w:tab/>
-        <w:t>22</w:t>
+        <w:t>24</w:t>
       </w:r>
     </w:p>
     <w:p>
@@ -2777,7 +2777,7 @@
         </w:rPr>
         <w:t>4.3 Изменения frontend</w:t>
         <w:tab/>
-        <w:t>24</w:t>
+        <w:t>25</w:t>
       </w:r>
     </w:p>
     <w:p>
@@ -2797,7 +2797,7 @@
         </w:rPr>
         <w:t>4.4 Проверочный клиент</w:t>
         <w:tab/>
-        <w:t>24</w:t>
+        <w:t>26</w:t>
       </w:r>
     </w:p>
     <w:p>
@@ -2817,7 +2817,7 @@
         </w:rPr>
         <w:t>4.5 Инфраструктурные изменения</w:t>
         <w:tab/>
-        <w:t>25</w:t>
+        <w:t>27</w:t>
       </w:r>
     </w:p>
     <w:p>
@@ -2837,7 +2837,7 @@
         </w:rPr>
         <w:t>4.6 Автоматизированный сценарий проверки</w:t>
         <w:tab/>
-        <w:t>26</w:t>
+        <w:t>28</w:t>
       </w:r>
     </w:p>
     <w:p>
@@ -2857,7 +2857,7 @@
         </w:rPr>
         <w:t>5. Испытания и оценка результатов</w:t>
         <w:tab/>
-        <w:t>28</w:t>
+        <w:t>30</w:t>
       </w:r>
     </w:p>
     <w:p>
@@ -2877,7 +2877,7 @@
         </w:rPr>
         <w:t>5.1 Цель и программа испытаний</w:t>
         <w:tab/>
-        <w:t>28</w:t>
+        <w:t>30</w:t>
       </w:r>
     </w:p>
     <w:p>
@@ -2897,7 +2897,7 @@
         </w:rPr>
         <w:t>5.2 Стенд испытаний</w:t>
         <w:tab/>
-        <w:t>28</w:t>
+        <w:t>30</w:t>
       </w:r>
     </w:p>
     <w:p>
@@ -2917,7 +2917,7 @@
         </w:rPr>
         <w:t>5.3 Результат без Redis backplane</w:t>
         <w:tab/>
-        <w:t>29</w:t>
+        <w:t>31</w:t>
       </w:r>
     </w:p>
     <w:p>
@@ -2937,7 +2937,7 @@
         </w:rPr>
         <w:t>5.4 Результат с Redis backplane</w:t>
         <w:tab/>
-        <w:t>29</w:t>
+        <w:t>31</w:t>
       </w:r>
     </w:p>
     <w:p>
@@ -2957,7 +2957,7 @@
         </w:rPr>
         <w:t>5.5 Серийная проверка и задержка доставки</w:t>
         <w:tab/>
-        <w:t>30</w:t>
+        <w:t>32</w:t>
       </w:r>
     </w:p>
     <w:p>
@@ -2977,7 +2977,7 @@
         </w:rPr>
         <w:t>5.6 Проверка восстановления соединения и отказа узла</w:t>
         <w:tab/>
-        <w:t>31</w:t>
+        <w:t>33</w:t>
       </w:r>
     </w:p>
     <w:p>
@@ -2997,7 +2997,7 @@
         </w:rPr>
         <w:t>5.7 Сравнительная таблица результатов</w:t>
         <w:tab/>
-        <w:t>31</w:t>
+        <w:t>33</w:t>
       </w:r>
     </w:p>
     <w:p>
@@ -3017,7 +3017,7 @@
         </w:rPr>
         <w:t>5.8 Проверка входной точки стенда</w:t>
         <w:tab/>
-        <w:t>32</w:t>
+        <w:t>34</w:t>
       </w:r>
     </w:p>
     <w:p>
@@ -3037,7 +3037,7 @@
         </w:rPr>
         <w:t>5.9 Оценка достоверности результатов</w:t>
         <w:tab/>
-        <w:t>32</w:t>
+        <w:t>34</w:t>
       </w:r>
     </w:p>
     <w:p>
@@ -3057,7 +3057,7 @@
         </w:rPr>
         <w:t>5.10 Вывод по испытаниям</w:t>
         <w:tab/>
-        <w:t>33</w:t>
+        <w:t>35</w:t>
       </w:r>
     </w:p>
     <w:p>
@@ -3077,7 +3077,7 @@
         </w:rPr>
         <w:t>ЗАКЛЮЧЕНИЕ</w:t>
         <w:tab/>
-        <w:t>33</w:t>
+        <w:t>35</w:t>
       </w:r>
     </w:p>
     <w:p>
@@ -3097,7 +3097,7 @@
         </w:rPr>
         <w:t>СПИСОК ИСПОЛЬЗОВАННЫХ ИСТОЧНИКОВ</w:t>
         <w:tab/>
-        <w:t>35</w:t>
+        <w:t>37</w:t>
       </w:r>
     </w:p>
     <w:p>
@@ -3117,7 +3117,7 @@
         </w:rPr>
         <w:t>ПРИЛОЖЕНИЕ А</w:t>
         <w:tab/>
-        <w:t>36</w:t>
+        <w:t>38</w:t>
       </w:r>
     </w:p>
     <w:p>
@@ -3137,7 +3137,7 @@
         </w:rPr>
         <w:t>ПРИЛОЖЕНИЕ Б</w:t>
         <w:tab/>
-        <w:t>37</w:t>
+        <w:t>39</w:t>
       </w:r>
     </w:p>
     <w:p>
@@ -3157,7 +3157,7 @@
         </w:rPr>
         <w:t>ПРИЛОЖЕНИЕ В</w:t>
         <w:tab/>
-        <w:t>38</w:t>
+        <w:t>40</w:t>
       </w:r>
     </w:p>
     <w:p>
@@ -5404,84 +5404,6 @@
     </w:p>
     <w:p>
       <w:pPr>
-        <w:pStyle w:val="Heading2"/>
-      </w:pPr>
-      <w:r>
-        <w:t>2.2 Исходная реализация real-time взаимодействия</w:t>
-      </w:r>
-    </w:p>
-    <w:p>
-      <w:pPr>
-        <w:spacing w:line="360" w:lineRule="auto"/>
-        <w:ind w:firstLine="709"/>
-        <w:jc w:val="left"/>
-      </w:pPr>
-      <w:r>
-        <w:rPr>
-          <w:rFonts w:ascii="Times New Roman" w:hAnsi="Times New Roman" w:eastAsia="Times New Roman"/>
-          <w:b w:val="0"/>
-          <w:i w:val="0"/>
-          <w:sz w:val="28"/>
-        </w:rPr>
-        <w:t xml:space="preserve">В исходной системе уже присутствует SignalR-хаб </w:t>
-      </w:r>
-      <w:r>
-        <w:rPr>
-          <w:rFonts w:ascii="Courier New" w:hAnsi="Courier New" w:eastAsia="Courier New"/>
-          <w:b w:val="0"/>
-          <w:i w:val="0"/>
-          <w:sz w:val="28"/>
-        </w:rPr>
-        <w:t>ReportPageHub</w:t>
-      </w:r>
-      <w:r>
-        <w:rPr>
-          <w:rFonts w:ascii="Times New Roman" w:hAnsi="Times New Roman" w:eastAsia="Times New Roman"/>
-          <w:b w:val="0"/>
-          <w:i w:val="0"/>
-          <w:sz w:val="28"/>
-        </w:rPr>
-        <w:t xml:space="preserve">, опубликованный по маршруту </w:t>
-      </w:r>
-      <w:r>
-        <w:rPr>
-          <w:rFonts w:ascii="Courier New" w:hAnsi="Courier New" w:eastAsia="Courier New"/>
-          <w:b w:val="0"/>
-          <w:i w:val="0"/>
-          <w:sz w:val="28"/>
-        </w:rPr>
-        <w:t>/v1/report-page-hub</w:t>
-      </w:r>
-      <w:r>
-        <w:rPr>
-          <w:rFonts w:ascii="Times New Roman" w:hAnsi="Times New Roman" w:eastAsia="Times New Roman"/>
-          <w:b w:val="0"/>
-          <w:i w:val="0"/>
-          <w:sz w:val="28"/>
-        </w:rPr>
-        <w:t xml:space="preserve">. Клиентское приложение устанавливает соединение через SignalR и использует автоматическое переподключение. Для подписки на изменения конкретного отчета клиент вызывает метод вступления в группу. Серверная отправка событий централизована в </w:t>
-      </w:r>
-      <w:r>
-        <w:rPr>
-          <w:rFonts w:ascii="Courier New" w:hAnsi="Courier New" w:eastAsia="Courier New"/>
-          <w:b w:val="0"/>
-          <w:i w:val="0"/>
-          <w:sz w:val="28"/>
-        </w:rPr>
-        <w:t>ReportPageHubClient</w:t>
-      </w:r>
-      <w:r>
-        <w:rPr>
-          <w:rFonts w:ascii="Times New Roman" w:hAnsi="Times New Roman" w:eastAsia="Times New Roman"/>
-          <w:b w:val="0"/>
-          <w:i w:val="0"/>
-          <w:sz w:val="28"/>
-        </w:rPr>
-        <w:t xml:space="preserve"> [2], [5], [6].</w:t>
-      </w:r>
-    </w:p>
-    <w:p>
-      <w:pPr>
         <w:spacing w:line="360" w:lineRule="auto"/>
         <w:ind w:firstLine="709"/>
         <w:jc w:val="both"/>
@@ -5493,533 +5415,18 @@
           <w:i w:val="0"/>
           <w:sz w:val="28"/>
         </w:rPr>
-        <w:t>Real-time события охватывают несколько типов изменений: обновление отчета, создание и изменение багов, комментариев, вложений, ссылок и шагов воспроизведения. Это подтверждает, что real-time контур связан с предметной областью системы и используется для совместной работы над сущностями, а не является изолированной демонстрационной функцией.</w:t>
+        <w:t>На рисунке 1 показан дашборд целевой системы. Пользователь работает со списком отчетов команды, видит ответственных, участников и состояние отдельных задач. Такой экран показывает прикладной контекст real-time синхронизации: изменения в отчетах и связанных сущностях должны становиться видимыми участникам без ручного обновления страницы.</w:t>
       </w:r>
     </w:p>
     <w:p>
       <w:pPr>
-        <w:spacing w:line="360" w:lineRule="auto"/>
-        <w:ind w:firstLine="709"/>
-        <w:jc w:val="left"/>
-      </w:pPr>
-      <w:r>
-        <w:rPr>
-          <w:rFonts w:ascii="Times New Roman" w:hAnsi="Times New Roman" w:eastAsia="Times New Roman"/>
-          <w:b w:val="0"/>
-          <w:i w:val="0"/>
-          <w:sz w:val="28"/>
-        </w:rPr>
-        <w:t xml:space="preserve">При этом в исходной инфраструктурной конфигурации upstream </w:t>
-      </w:r>
-      <w:r>
-        <w:rPr>
-          <w:rFonts w:ascii="Courier New" w:hAnsi="Courier New" w:eastAsia="Courier New"/>
-          <w:b w:val="0"/>
-          <w:i w:val="0"/>
-          <w:sz w:val="28"/>
-        </w:rPr>
-        <w:t>app-api</w:t>
-      </w:r>
-      <w:r>
-        <w:rPr>
-          <w:rFonts w:ascii="Times New Roman" w:hAnsi="Times New Roman" w:eastAsia="Times New Roman"/>
-          <w:b w:val="0"/>
-          <w:i w:val="0"/>
-          <w:sz w:val="28"/>
-        </w:rPr>
-        <w:t xml:space="preserve"> указывал на один экземпляр backend-сервиса. Даже при наличии Redis в составе общего compose-стенда SignalR не использовал Redis как backplane для межузловой доставки. Поэтому исходный контур можно охарактеризовать как функциональный single-node real-time механизм [3], [4].</w:t>
-      </w:r>
-    </w:p>
-    <w:p>
-      <w:pPr>
-        <w:pStyle w:val="Heading2"/>
-      </w:pPr>
-      <w:r>
-        <w:t>2.3 Требования к разрабатываемому решению</w:t>
-      </w:r>
-    </w:p>
-    <w:p>
-      <w:pPr>
-        <w:spacing w:line="360" w:lineRule="auto"/>
-        <w:ind w:firstLine="709"/>
-        <w:jc w:val="both"/>
-      </w:pPr>
-      <w:r>
-        <w:rPr>
-          <w:rFonts w:ascii="Times New Roman" w:hAnsi="Times New Roman" w:eastAsia="Times New Roman"/>
-          <w:b w:val="0"/>
-          <w:i w:val="0"/>
-          <w:sz w:val="28"/>
-        </w:rPr>
-        <w:t>Функциональные требования:</w:t>
-      </w:r>
-    </w:p>
-    <w:p>
-      <w:pPr>
-        <w:spacing w:line="360" w:lineRule="auto" w:after="0"/>
-        <w:ind w:left="709" w:hanging="425"/>
-        <w:jc w:val="left"/>
-      </w:pPr>
-      <w:r>
-        <w:rPr>
-          <w:rFonts w:ascii="Times New Roman" w:hAnsi="Times New Roman" w:eastAsia="Times New Roman"/>
-          <w:b w:val="0"/>
-          <w:i w:val="0"/>
-          <w:sz w:val="28"/>
-        </w:rPr>
-        <w:t>1. Система должна поддерживать подключение клиентов к SignalR-хабу через reverse proxy.</w:t>
-      </w:r>
-    </w:p>
-    <w:p>
-      <w:pPr>
-        <w:spacing w:line="360" w:lineRule="auto" w:after="0"/>
-        <w:ind w:left="709" w:hanging="425"/>
-        <w:jc w:val="left"/>
-      </w:pPr>
-      <w:r>
-        <w:rPr>
-          <w:rFonts w:ascii="Times New Roman" w:hAnsi="Times New Roman" w:eastAsia="Times New Roman"/>
-          <w:b w:val="0"/>
-          <w:i w:val="0"/>
-          <w:sz w:val="28"/>
-        </w:rPr>
-        <w:t>2. Клиент должен иметь возможность вступить в группу, соответствующую отчету.</w:t>
-      </w:r>
-    </w:p>
-    <w:p>
-      <w:pPr>
-        <w:spacing w:line="360" w:lineRule="auto" w:after="0"/>
-        <w:ind w:left="709" w:hanging="425"/>
-        <w:jc w:val="left"/>
-      </w:pPr>
-      <w:r>
-        <w:rPr>
-          <w:rFonts w:ascii="Times New Roman" w:hAnsi="Times New Roman" w:eastAsia="Times New Roman"/>
-          <w:b w:val="0"/>
-          <w:i w:val="0"/>
-          <w:sz w:val="28"/>
-        </w:rPr>
-        <w:t>3. Изменения сущностей отчета должны доставляться всем клиентам, подписанным на группу.</w:t>
-      </w:r>
-    </w:p>
-    <w:p>
-      <w:pPr>
-        <w:spacing w:line="360" w:lineRule="auto" w:after="0"/>
-        <w:ind w:left="709" w:hanging="425"/>
-        <w:jc w:val="left"/>
-      </w:pPr>
-      <w:r>
-        <w:rPr>
-          <w:rFonts w:ascii="Times New Roman" w:hAnsi="Times New Roman" w:eastAsia="Times New Roman"/>
-          <w:b w:val="0"/>
-          <w:i w:val="0"/>
-          <w:sz w:val="28"/>
-        </w:rPr>
-        <w:t>4. Клиенты, подключенные к разным экземплярам backend-сервиса, должны получать одно и то же real-time событие.</w:t>
-      </w:r>
-    </w:p>
-    <w:p>
-      <w:pPr>
-        <w:spacing w:line="360" w:lineRule="auto" w:after="0"/>
-        <w:ind w:left="709" w:hanging="425"/>
-        <w:jc w:val="left"/>
-      </w:pPr>
-      <w:r>
-        <w:rPr>
-          <w:rFonts w:ascii="Times New Roman" w:hAnsi="Times New Roman" w:eastAsia="Times New Roman"/>
-          <w:b w:val="0"/>
-          <w:i w:val="0"/>
-          <w:sz w:val="28"/>
-        </w:rPr>
-        <w:t>5. Клиент должен восстанавливать соединение после разрыва и повторно вступать в необходимые группы.</w:t>
-      </w:r>
-    </w:p>
-    <w:p>
-      <w:pPr>
-        <w:spacing w:line="360" w:lineRule="auto" w:after="0"/>
-        <w:ind w:left="709" w:hanging="425"/>
-        <w:jc w:val="left"/>
-      </w:pPr>
-      <w:r>
-        <w:rPr>
-          <w:rFonts w:ascii="Times New Roman" w:hAnsi="Times New Roman" w:eastAsia="Times New Roman"/>
-          <w:b w:val="0"/>
-          <w:i w:val="0"/>
-          <w:sz w:val="28"/>
-        </w:rPr>
-        <w:t xml:space="preserve">6. Для демонстрации должен быть доступен диагностический способ определить </w:t>
-      </w:r>
-      <w:r>
-        <w:rPr>
-          <w:rFonts w:ascii="Courier New" w:hAnsi="Courier New" w:eastAsia="Courier New"/>
-          <w:b w:val="0"/>
-          <w:i w:val="0"/>
-          <w:sz w:val="28"/>
-        </w:rPr>
-        <w:t>serverInstanceId</w:t>
-      </w:r>
-      <w:r>
-        <w:rPr>
-          <w:rFonts w:ascii="Times New Roman" w:hAnsi="Times New Roman" w:eastAsia="Times New Roman"/>
-          <w:b w:val="0"/>
-          <w:i w:val="0"/>
-          <w:sz w:val="28"/>
-        </w:rPr>
-        <w:t xml:space="preserve"> и </w:t>
-      </w:r>
-      <w:r>
-        <w:rPr>
-          <w:rFonts w:ascii="Courier New" w:hAnsi="Courier New" w:eastAsia="Courier New"/>
-          <w:b w:val="0"/>
-          <w:i w:val="0"/>
-          <w:sz w:val="28"/>
-        </w:rPr>
-        <w:t>connectionId</w:t>
-      </w:r>
-      <w:r>
-        <w:rPr>
-          <w:rFonts w:ascii="Times New Roman" w:hAnsi="Times New Roman" w:eastAsia="Times New Roman"/>
-          <w:b w:val="0"/>
-          <w:i w:val="0"/>
-          <w:sz w:val="28"/>
-        </w:rPr>
-        <w:t>.</w:t>
-      </w:r>
-    </w:p>
-    <w:p>
-      <w:pPr>
-        <w:spacing w:line="360" w:lineRule="auto"/>
-        <w:ind w:firstLine="709"/>
-        <w:jc w:val="both"/>
-      </w:pPr>
-      <w:r>
-        <w:rPr>
-          <w:rFonts w:ascii="Times New Roman" w:hAnsi="Times New Roman" w:eastAsia="Times New Roman"/>
-          <w:b w:val="0"/>
-          <w:i w:val="0"/>
-          <w:sz w:val="28"/>
-        </w:rPr>
-        <w:t>Нефункциональные требования:</w:t>
-      </w:r>
-    </w:p>
-    <w:p>
-      <w:pPr>
-        <w:spacing w:line="360" w:lineRule="auto" w:after="0"/>
-        <w:ind w:left="709" w:hanging="425"/>
-        <w:jc w:val="left"/>
-      </w:pPr>
-      <w:r>
-        <w:rPr>
-          <w:rFonts w:ascii="Times New Roman" w:hAnsi="Times New Roman" w:eastAsia="Times New Roman"/>
-          <w:b w:val="0"/>
-          <w:i w:val="0"/>
-          <w:sz w:val="28"/>
-        </w:rPr>
-        <w:t>1. Решение должно запускаться на минимальном локальном стенде.</w:t>
-      </w:r>
-    </w:p>
-    <w:p>
-      <w:pPr>
-        <w:spacing w:line="360" w:lineRule="auto" w:after="0"/>
-        <w:ind w:left="709" w:hanging="425"/>
-        <w:jc w:val="left"/>
-      </w:pPr>
-      <w:r>
-        <w:rPr>
-          <w:rFonts w:ascii="Times New Roman" w:hAnsi="Times New Roman" w:eastAsia="Times New Roman"/>
-          <w:b w:val="0"/>
-          <w:i w:val="0"/>
-          <w:sz w:val="28"/>
-        </w:rPr>
-        <w:t>2. Подключение Redis backplane должно быть конфигурируемым через переменную окружения.</w:t>
-      </w:r>
-    </w:p>
-    <w:p>
-      <w:pPr>
-        <w:spacing w:line="360" w:lineRule="auto" w:after="0"/>
-        <w:ind w:left="709" w:hanging="425"/>
-        <w:jc w:val="left"/>
-      </w:pPr>
-      <w:r>
-        <w:rPr>
-          <w:rFonts w:ascii="Times New Roman" w:hAnsi="Times New Roman" w:eastAsia="Times New Roman"/>
-          <w:b w:val="0"/>
-          <w:i w:val="0"/>
-          <w:sz w:val="28"/>
-        </w:rPr>
-        <w:t>3. Реализация должна сохранять совместимость существующих payload'ов real-time событий.</w:t>
-      </w:r>
-    </w:p>
-    <w:p>
-      <w:pPr>
-        <w:spacing w:line="360" w:lineRule="auto" w:after="0"/>
-        <w:ind w:left="709" w:hanging="425"/>
-        <w:jc w:val="left"/>
-      </w:pPr>
-      <w:r>
-        <w:rPr>
-          <w:rFonts w:ascii="Times New Roman" w:hAnsi="Times New Roman" w:eastAsia="Times New Roman"/>
-          <w:b w:val="0"/>
-          <w:i w:val="0"/>
-          <w:sz w:val="28"/>
-        </w:rPr>
-        <w:t>4. Доказательная база должна включать воспроизводимые сценарии испытаний.</w:t>
-      </w:r>
-    </w:p>
-    <w:p>
-      <w:pPr>
-        <w:pStyle w:val="Heading2"/>
-      </w:pPr>
-      <w:r>
-        <w:t>2.4 Выбор платформы и инструментальных средств</w:t>
-      </w:r>
-    </w:p>
-    <w:p>
-      <w:pPr>
-        <w:spacing w:line="360" w:lineRule="auto"/>
-        <w:ind w:firstLine="709"/>
-        <w:jc w:val="both"/>
-      </w:pPr>
-      <w:r>
-        <w:rPr>
-          <w:rFonts w:ascii="Times New Roman" w:hAnsi="Times New Roman" w:eastAsia="Times New Roman"/>
-          <w:b w:val="0"/>
-          <w:i w:val="0"/>
-          <w:sz w:val="28"/>
-        </w:rPr>
-        <w:t>Для реализации масштабируемого real-time контура выбран следующий стек инструментальных средств. Серверный real-time слой строится на ASP.NET Core SignalR — стандартной библиотеке платформы для двунаправленного взаимодействия поверх WebSocket с моделью хабов и групп [2]. Для межузловой доставки событий между экземплярами серверного приложения используется Redis в роли backplane SignalR; такой подход рекомендован Microsoft и сохраняет существующую модель публикации событий в группы [4], [9]. Перед экземплярами backend-сервиса размещается nginx как reverse proxy и балансировщик HTTP- и WebSocket-трафика [10]. Воспроизводимый multi-instance стенд описывается через Docker Compose, что позволяет запускать оба исследовательских режима — с Redis backplane и без — на одном коде. Проверочный клиент реализован на Node.js: он не зависит от пользовательского интерфейса продукта и работает напрямую с серверным real-time контуром, что делает эксперимент компактным и сосредоточенным на проверяемом свойстве доставки.</w:t>
-      </w:r>
-    </w:p>
-    <w:p>
-      <w:pPr>
-        <w:pStyle w:val="Heading2"/>
-      </w:pPr>
-      <w:r>
-        <w:t>2.5 Постановка задачи</w:t>
-      </w:r>
-    </w:p>
-    <w:p>
-      <w:pPr>
-        <w:spacing w:line="360" w:lineRule="auto"/>
-        <w:ind w:firstLine="709"/>
-        <w:jc w:val="both"/>
-      </w:pPr>
-      <w:r>
-        <w:rPr>
-          <w:rFonts w:ascii="Times New Roman" w:hAnsi="Times New Roman" w:eastAsia="Times New Roman"/>
-          <w:b w:val="0"/>
-          <w:i w:val="0"/>
-          <w:sz w:val="28"/>
-        </w:rPr>
-        <w:t>Необходимо разработать и проверить масштабируемый real-time контур для системы отслеживания задач. Для этого требуется:</w:t>
-      </w:r>
-    </w:p>
-    <w:p>
-      <w:pPr>
-        <w:spacing w:line="360" w:lineRule="auto" w:after="0"/>
-        <w:ind w:left="709" w:hanging="425"/>
-        <w:jc w:val="left"/>
-      </w:pPr>
-      <w:r>
-        <w:rPr>
-          <w:rFonts w:ascii="Times New Roman" w:hAnsi="Times New Roman" w:eastAsia="Times New Roman"/>
-          <w:b w:val="0"/>
-          <w:i w:val="0"/>
-          <w:sz w:val="28"/>
-        </w:rPr>
-        <w:t>1. Добавить возможность подключения SignalR к Redis backplane.</w:t>
-      </w:r>
-    </w:p>
-    <w:p>
-      <w:pPr>
-        <w:spacing w:line="360" w:lineRule="auto" w:after="0"/>
-        <w:ind w:left="709" w:hanging="425"/>
-        <w:jc w:val="left"/>
-      </w:pPr>
-      <w:r>
-        <w:rPr>
-          <w:rFonts w:ascii="Times New Roman" w:hAnsi="Times New Roman" w:eastAsia="Times New Roman"/>
-          <w:b w:val="0"/>
-          <w:i w:val="0"/>
-          <w:sz w:val="28"/>
-        </w:rPr>
-        <w:t xml:space="preserve">2. Подготовить multi-instance стенд с двумя экземплярами </w:t>
-      </w:r>
-      <w:r>
-        <w:rPr>
-          <w:rFonts w:ascii="Courier New" w:hAnsi="Courier New" w:eastAsia="Courier New"/>
-          <w:b w:val="0"/>
-          <w:i w:val="0"/>
-          <w:sz w:val="28"/>
-        </w:rPr>
-        <w:t>app-api</w:t>
-      </w:r>
-      <w:r>
-        <w:rPr>
-          <w:rFonts w:ascii="Times New Roman" w:hAnsi="Times New Roman" w:eastAsia="Times New Roman"/>
-          <w:b w:val="0"/>
-          <w:i w:val="0"/>
-          <w:sz w:val="28"/>
-        </w:rPr>
-        <w:t>.</w:t>
-      </w:r>
-    </w:p>
-    <w:p>
-      <w:pPr>
-        <w:spacing w:line="360" w:lineRule="auto" w:after="0"/>
-        <w:ind w:left="709" w:hanging="425"/>
-        <w:jc w:val="left"/>
-      </w:pPr>
-      <w:r>
-        <w:rPr>
-          <w:rFonts w:ascii="Times New Roman" w:hAnsi="Times New Roman" w:eastAsia="Times New Roman"/>
-          <w:b w:val="0"/>
-          <w:i w:val="0"/>
-          <w:sz w:val="28"/>
-        </w:rPr>
-        <w:t>3. Настроить nginx так, чтобы входящий трафик распределялся между экземплярами backend-сервиса и корректно проксировались WebSocket-соединения.</w:t>
-      </w:r>
-    </w:p>
-    <w:p>
-      <w:pPr>
-        <w:spacing w:line="360" w:lineRule="auto" w:after="0"/>
-        <w:ind w:left="709" w:hanging="425"/>
-        <w:jc w:val="left"/>
-      </w:pPr>
-      <w:r>
-        <w:rPr>
-          <w:rFonts w:ascii="Times New Roman" w:hAnsi="Times New Roman" w:eastAsia="Times New Roman"/>
-          <w:b w:val="0"/>
-          <w:i w:val="0"/>
-          <w:sz w:val="28"/>
-        </w:rPr>
-        <w:t>4. Добавить диагностические данные, позволяющие установить, к какому узлу подключен клиент.</w:t>
-      </w:r>
-    </w:p>
-    <w:p>
-      <w:pPr>
-        <w:spacing w:line="360" w:lineRule="auto" w:after="0"/>
-        <w:ind w:left="709" w:hanging="425"/>
-        <w:jc w:val="left"/>
-      </w:pPr>
-      <w:r>
-        <w:rPr>
-          <w:rFonts w:ascii="Times New Roman" w:hAnsi="Times New Roman" w:eastAsia="Times New Roman"/>
-          <w:b w:val="0"/>
-          <w:i w:val="0"/>
-          <w:sz w:val="28"/>
-        </w:rPr>
-        <w:t>5. Подготовить простой проверочный клиент, фиксирующий серверный узел, идентификатор соединения и факт получения события.</w:t>
-      </w:r>
-    </w:p>
-    <w:p>
-      <w:pPr>
-        <w:spacing w:line="360" w:lineRule="auto" w:after="0"/>
-        <w:ind w:left="709" w:hanging="425"/>
-        <w:jc w:val="left"/>
-      </w:pPr>
-      <w:r>
-        <w:rPr>
-          <w:rFonts w:ascii="Times New Roman" w:hAnsi="Times New Roman" w:eastAsia="Times New Roman"/>
-          <w:b w:val="0"/>
-          <w:i w:val="0"/>
-          <w:sz w:val="28"/>
-        </w:rPr>
-        <w:t>6. Реализовать автоматизированный сценарий проверки cross-node delivery.</w:t>
-      </w:r>
-    </w:p>
-    <w:p>
-      <w:pPr>
-        <w:spacing w:line="360" w:lineRule="auto" w:after="0"/>
-        <w:ind w:left="709" w:hanging="425"/>
-        <w:jc w:val="left"/>
-      </w:pPr>
-      <w:r>
-        <w:rPr>
-          <w:rFonts w:ascii="Times New Roman" w:hAnsi="Times New Roman" w:eastAsia="Times New Roman"/>
-          <w:b w:val="0"/>
-          <w:i w:val="0"/>
-          <w:sz w:val="28"/>
-        </w:rPr>
-        <w:t>7. Сравнить поведение системы в режимах с Redis backplane и без него.</w:t>
-      </w:r>
-    </w:p>
-    <w:p>
-      <w:pPr>
-        <w:pStyle w:val="Heading1"/>
-        <w:pageBreakBefore/>
-      </w:pPr>
-      <w:r>
-        <w:t>3. Проектирование масштабируемого real-time контура</w:t>
-      </w:r>
-    </w:p>
-    <w:p>
-      <w:pPr>
-        <w:pStyle w:val="Heading2"/>
-      </w:pPr>
-      <w:r>
-        <w:t>3.1 Исходная архитектура</w:t>
-      </w:r>
-    </w:p>
-    <w:p>
-      <w:pPr>
-        <w:spacing w:line="360" w:lineRule="auto"/>
-        <w:ind w:firstLine="709"/>
-        <w:jc w:val="left"/>
-      </w:pPr>
-      <w:r>
-        <w:rPr>
-          <w:rFonts w:ascii="Times New Roman" w:hAnsi="Times New Roman" w:eastAsia="Times New Roman"/>
-          <w:b w:val="0"/>
-          <w:i w:val="0"/>
-          <w:sz w:val="28"/>
-        </w:rPr>
-        <w:t xml:space="preserve">В исходном варианте real-time взаимодействие строится вокруг одного экземпляра </w:t>
-      </w:r>
-      <w:r>
-        <w:rPr>
-          <w:rFonts w:ascii="Courier New" w:hAnsi="Courier New" w:eastAsia="Courier New"/>
-          <w:b w:val="0"/>
-          <w:i w:val="0"/>
-          <w:sz w:val="28"/>
-        </w:rPr>
-        <w:t>app-api</w:t>
-      </w:r>
-      <w:r>
-        <w:rPr>
-          <w:rFonts w:ascii="Times New Roman" w:hAnsi="Times New Roman" w:eastAsia="Times New Roman"/>
-          <w:b w:val="0"/>
-          <w:i w:val="0"/>
-          <w:sz w:val="28"/>
-        </w:rPr>
-        <w:t>. Все клиенты устанавливают WebSocket-соединение с одним серверным процессом. Этот процесс хранит сведения о соединениях и группах, а при изменении сущности отправляет событие в нужную группу [3], [5].</w:t>
-      </w:r>
-    </w:p>
-    <w:p>
-      <w:pPr>
-        <w:spacing w:line="360" w:lineRule="auto"/>
-        <w:ind w:firstLine="709"/>
-        <w:jc w:val="both"/>
-      </w:pPr>
-      <w:r>
-        <w:rPr>
-          <w:rFonts w:ascii="Times New Roman" w:hAnsi="Times New Roman" w:eastAsia="Times New Roman"/>
-          <w:b w:val="0"/>
-          <w:i w:val="0"/>
-          <w:sz w:val="28"/>
-        </w:rPr>
-        <w:t>Схема исходной архитектуры представлена на рисунке 1.</w:t>
-      </w:r>
-    </w:p>
-    <w:p>
-      <w:pPr>
         <w:ind w:firstLine="0"/>
         <w:jc w:val="center"/>
       </w:pPr>
       <w:r>
         <w:drawing>
           <wp:inline xmlns:a="http://schemas.openxmlformats.org/drawingml/2006/main" xmlns:pic="http://schemas.openxmlformats.org/drawingml/2006/picture">
-            <wp:extent cx="5580000" cy="3138750"/>
+            <wp:extent cx="5580000" cy="2816156"/>
             <wp:docPr id="1" name="Picture 1"/>
             <wp:cNvGraphicFramePr>
               <a:graphicFrameLocks noChangeAspect="1"/>
@@ -6028,7 +5435,7 @@
               <a:graphicData uri="http://schemas.openxmlformats.org/drawingml/2006/picture">
                 <pic:pic>
                   <pic:nvPicPr>
-                    <pic:cNvPr id="0" name="figure-1-single-node.png"/>
+                    <pic:cNvPr id="0" name="interface-dashboard.png"/>
                     <pic:cNvPicPr/>
                   </pic:nvPicPr>
                   <pic:blipFill>
@@ -6040,7 +5447,7 @@
                   <pic:spPr>
                     <a:xfrm>
                       <a:off x="0" y="0"/>
-                      <a:ext cx="5580000" cy="3138750"/>
+                      <a:ext cx="5580000" cy="2816156"/>
                     </a:xfrm>
                     <a:prstGeom prst="rect"/>
                   </pic:spPr>
@@ -6064,14 +5471,14 @@
           <w:i/>
           <w:sz w:val="24"/>
         </w:rPr>
-        <w:t>Рисунок 1 — Исходная single-node архитектура real-time контура</w:t>
+        <w:t>Рисунок 1 — Дашборд целевой системы со списком отчетов команды</w:t>
       </w:r>
     </w:p>
     <w:p>
       <w:pPr>
         <w:spacing w:line="360" w:lineRule="auto"/>
         <w:ind w:firstLine="709"/>
-        <w:jc w:val="left"/>
+        <w:jc w:val="both"/>
       </w:pPr>
       <w:r>
         <w:rPr>
@@ -6080,70 +5487,18 @@
           <w:i w:val="0"/>
           <w:sz w:val="28"/>
         </w:rPr>
-        <w:t xml:space="preserve">Недостаток этой архитектуры состоит в том, что она не показывает, как система должна вести себя при нескольких экземплярах </w:t>
-      </w:r>
-      <w:r>
-        <w:rPr>
-          <w:rFonts w:ascii="Courier New" w:hAnsi="Courier New" w:eastAsia="Courier New"/>
-          <w:b w:val="0"/>
-          <w:i w:val="0"/>
-          <w:sz w:val="28"/>
-        </w:rPr>
-        <w:t>app-api</w:t>
-      </w:r>
-      <w:r>
-        <w:rPr>
-          <w:rFonts w:ascii="Times New Roman" w:hAnsi="Times New Roman" w:eastAsia="Times New Roman"/>
-          <w:b w:val="0"/>
-          <w:i w:val="0"/>
-          <w:sz w:val="28"/>
-        </w:rPr>
-        <w:t>. Если просто добавить второй экземпляр без backplane, каждый процесс будет иметь собственное локальное состояние соединений [3].</w:t>
+        <w:t>На рисунке 2 показана страница отчета. На ней представлены заголовок отчета, статус, ответственный, участники, баги, фактический и ожидаемый результат, шаги воспроизведения и комментарии. Именно эти сущности формируют предметную область real-time контура: при изменении отчета, бага, комментария или статуса сервер должен распространить событие другим пользователям, работающим с тем же отчетом.</w:t>
       </w:r>
     </w:p>
     <w:p>
       <w:pPr>
-        <w:spacing w:line="360" w:lineRule="auto"/>
-        <w:ind w:firstLine="709"/>
-        <w:jc w:val="left"/>
-      </w:pPr>
-      <w:r>
-        <w:rPr>
-          <w:rFonts w:ascii="Times New Roman" w:hAnsi="Times New Roman" w:eastAsia="Times New Roman"/>
-          <w:b w:val="0"/>
-          <w:i w:val="0"/>
-          <w:sz w:val="28"/>
-        </w:rPr>
-        <w:t xml:space="preserve">Multi-instance вариант без backplane представлен на рисунке 2. На нем два экземпляра </w:t>
-      </w:r>
-      <w:r>
-        <w:rPr>
-          <w:rFonts w:ascii="Courier New" w:hAnsi="Courier New" w:eastAsia="Courier New"/>
-          <w:b w:val="0"/>
-          <w:i w:val="0"/>
-          <w:sz w:val="28"/>
-        </w:rPr>
-        <w:t>app-api</w:t>
-      </w:r>
-      <w:r>
-        <w:rPr>
-          <w:rFonts w:ascii="Times New Roman" w:hAnsi="Times New Roman" w:eastAsia="Times New Roman"/>
-          <w:b w:val="0"/>
-          <w:i w:val="0"/>
-          <w:sz w:val="28"/>
-        </w:rPr>
-        <w:t xml:space="preserve"> обслуживают собственные наборы WebSocket-соединений и локальные группы SignalR. При этом между локальными группами нет канала распространения события, поэтому изменение, инициированное через первый узел, не становится известным клиентам второго узла.</w:t>
-      </w:r>
-    </w:p>
-    <w:p>
-      <w:pPr>
         <w:ind w:firstLine="0"/>
         <w:jc w:val="center"/>
       </w:pPr>
       <w:r>
         <w:drawing>
           <wp:inline xmlns:a="http://schemas.openxmlformats.org/drawingml/2006/main" xmlns:pic="http://schemas.openxmlformats.org/drawingml/2006/picture">
-            <wp:extent cx="5580000" cy="3138750"/>
+            <wp:extent cx="5580000" cy="2821969"/>
             <wp:docPr id="2" name="Picture 2"/>
             <wp:cNvGraphicFramePr>
               <a:graphicFrameLocks noChangeAspect="1"/>
@@ -6152,7 +5507,7 @@
               <a:graphicData uri="http://schemas.openxmlformats.org/drawingml/2006/picture">
                 <pic:pic>
                   <pic:nvPicPr>
-                    <pic:cNvPr id="0" name="figure-2-no-backplane.png"/>
+                    <pic:cNvPr id="0" name="interface-report-page.png"/>
                     <pic:cNvPicPr/>
                   </pic:nvPicPr>
                   <pic:blipFill>
@@ -6164,7 +5519,7 @@
                   <pic:spPr>
                     <a:xfrm>
                       <a:off x="0" y="0"/>
-                      <a:ext cx="5580000" cy="3138750"/>
+                      <a:ext cx="5580000" cy="2821969"/>
                     </a:xfrm>
                     <a:prstGeom prst="rect"/>
                   </pic:spPr>
@@ -6188,7 +5543,7 @@
           <w:i/>
           <w:sz w:val="24"/>
         </w:rPr>
-        <w:t>Рисунок 2 — Multi-instance архитектура без backplane и фрагментация локальных SignalR-групп</w:t>
+        <w:t>Рисунок 2 — Страница отчета как основной контекст real-time синхронизации</w:t>
       </w:r>
     </w:p>
     <w:p>
@@ -6196,7 +5551,7 @@
         <w:pStyle w:val="Heading2"/>
       </w:pPr>
       <w:r>
-        <w:t>3.2 Целевая архитектура</w:t>
+        <w:t>2.2 Исходная реализация real-time взаимодействия</w:t>
       </w:r>
     </w:p>
     <w:p>
@@ -6212,7 +5567,7 @@
           <w:i w:val="0"/>
           <w:sz w:val="28"/>
         </w:rPr>
-        <w:t xml:space="preserve">В целевой архитектуре перед backend-сервисами находится nginx, а приложение запускается в двух экземплярах: </w:t>
+        <w:t xml:space="preserve">В исходной системе уже присутствует SignalR-хаб </w:t>
       </w:r>
       <w:r>
         <w:rPr>
@@ -6221,7 +5576,7 @@
           <w:i w:val="0"/>
           <w:sz w:val="28"/>
         </w:rPr>
-        <w:t>app-api-1</w:t>
+        <w:t>ReportPageHub</w:t>
       </w:r>
       <w:r>
         <w:rPr>
@@ -6230,7 +5585,7 @@
           <w:i w:val="0"/>
           <w:sz w:val="28"/>
         </w:rPr>
-        <w:t xml:space="preserve"> и </w:t>
+        <w:t xml:space="preserve">, опубликованный по маршруту </w:t>
       </w:r>
       <w:r>
         <w:rPr>
@@ -6239,7 +5594,7 @@
           <w:i w:val="0"/>
           <w:sz w:val="28"/>
         </w:rPr>
-        <w:t>app-api-2</w:t>
+        <w:t>/v1/report-page-hub</w:t>
       </w:r>
       <w:r>
         <w:rPr>
@@ -6248,7 +5603,25 @@
           <w:i w:val="0"/>
           <w:sz w:val="28"/>
         </w:rPr>
-        <w:t>. Оба экземпляра подключены к общей базе данных PostgreSQL [17] и к Redis. SignalR использует Redis backplane для межузловой доставки событий [4], [10], [14].</w:t>
+        <w:t xml:space="preserve">. Клиентское приложение устанавливает соединение через SignalR и использует автоматическое переподключение. Для подписки на изменения конкретного отчета клиент вызывает метод вступления в группу. Серверная отправка событий централизована в </w:t>
+      </w:r>
+      <w:r>
+        <w:rPr>
+          <w:rFonts w:ascii="Courier New" w:hAnsi="Courier New" w:eastAsia="Courier New"/>
+          <w:b w:val="0"/>
+          <w:i w:val="0"/>
+          <w:sz w:val="28"/>
+        </w:rPr>
+        <w:t>ReportPageHubClient</w:t>
+      </w:r>
+      <w:r>
+        <w:rPr>
+          <w:rFonts w:ascii="Times New Roman" w:hAnsi="Times New Roman" w:eastAsia="Times New Roman"/>
+          <w:b w:val="0"/>
+          <w:i w:val="0"/>
+          <w:sz w:val="28"/>
+        </w:rPr>
+        <w:t xml:space="preserve"> [2], [5], [6].</w:t>
       </w:r>
     </w:p>
     <w:p>
@@ -6264,7 +5637,522 @@
           <w:i w:val="0"/>
           <w:sz w:val="28"/>
         </w:rPr>
-        <w:t>Схема целевой архитектуры представлена на рисунке 3.</w:t>
+        <w:t>Real-time события охватывают несколько типов изменений: обновление отчета, создание и изменение багов, комментариев, вложений, ссылок и шагов воспроизведения. Это подтверждает, что real-time контур связан с предметной областью системы и используется для совместной работы над сущностями, а не является изолированной демонстрационной функцией.</w:t>
+      </w:r>
+    </w:p>
+    <w:p>
+      <w:pPr>
+        <w:spacing w:line="360" w:lineRule="auto"/>
+        <w:ind w:firstLine="709"/>
+        <w:jc w:val="left"/>
+      </w:pPr>
+      <w:r>
+        <w:rPr>
+          <w:rFonts w:ascii="Times New Roman" w:hAnsi="Times New Roman" w:eastAsia="Times New Roman"/>
+          <w:b w:val="0"/>
+          <w:i w:val="0"/>
+          <w:sz w:val="28"/>
+        </w:rPr>
+        <w:t xml:space="preserve">При этом в исходной инфраструктурной конфигурации upstream </w:t>
+      </w:r>
+      <w:r>
+        <w:rPr>
+          <w:rFonts w:ascii="Courier New" w:hAnsi="Courier New" w:eastAsia="Courier New"/>
+          <w:b w:val="0"/>
+          <w:i w:val="0"/>
+          <w:sz w:val="28"/>
+        </w:rPr>
+        <w:t>app-api</w:t>
+      </w:r>
+      <w:r>
+        <w:rPr>
+          <w:rFonts w:ascii="Times New Roman" w:hAnsi="Times New Roman" w:eastAsia="Times New Roman"/>
+          <w:b w:val="0"/>
+          <w:i w:val="0"/>
+          <w:sz w:val="28"/>
+        </w:rPr>
+        <w:t xml:space="preserve"> указывал на один экземпляр backend-сервиса. Даже при наличии Redis в составе общего compose-стенда SignalR не использовал Redis как backplane для межузловой доставки. Поэтому исходный контур можно охарактеризовать как функциональный single-node real-time механизм [3], [4].</w:t>
+      </w:r>
+    </w:p>
+    <w:p>
+      <w:pPr>
+        <w:pStyle w:val="Heading2"/>
+      </w:pPr>
+      <w:r>
+        <w:t>2.3 Требования к разрабатываемому решению</w:t>
+      </w:r>
+    </w:p>
+    <w:p>
+      <w:pPr>
+        <w:spacing w:line="360" w:lineRule="auto"/>
+        <w:ind w:firstLine="709"/>
+        <w:jc w:val="both"/>
+      </w:pPr>
+      <w:r>
+        <w:rPr>
+          <w:rFonts w:ascii="Times New Roman" w:hAnsi="Times New Roman" w:eastAsia="Times New Roman"/>
+          <w:b w:val="0"/>
+          <w:i w:val="0"/>
+          <w:sz w:val="28"/>
+        </w:rPr>
+        <w:t>Функциональные требования:</w:t>
+      </w:r>
+    </w:p>
+    <w:p>
+      <w:pPr>
+        <w:spacing w:line="360" w:lineRule="auto" w:after="0"/>
+        <w:ind w:left="709" w:hanging="425"/>
+        <w:jc w:val="left"/>
+      </w:pPr>
+      <w:r>
+        <w:rPr>
+          <w:rFonts w:ascii="Times New Roman" w:hAnsi="Times New Roman" w:eastAsia="Times New Roman"/>
+          <w:b w:val="0"/>
+          <w:i w:val="0"/>
+          <w:sz w:val="28"/>
+        </w:rPr>
+        <w:t>1. Система должна поддерживать подключение клиентов к SignalR-хабу через reverse proxy.</w:t>
+      </w:r>
+    </w:p>
+    <w:p>
+      <w:pPr>
+        <w:spacing w:line="360" w:lineRule="auto" w:after="0"/>
+        <w:ind w:left="709" w:hanging="425"/>
+        <w:jc w:val="left"/>
+      </w:pPr>
+      <w:r>
+        <w:rPr>
+          <w:rFonts w:ascii="Times New Roman" w:hAnsi="Times New Roman" w:eastAsia="Times New Roman"/>
+          <w:b w:val="0"/>
+          <w:i w:val="0"/>
+          <w:sz w:val="28"/>
+        </w:rPr>
+        <w:t>2. Клиент должен иметь возможность вступить в группу, соответствующую отчету.</w:t>
+      </w:r>
+    </w:p>
+    <w:p>
+      <w:pPr>
+        <w:spacing w:line="360" w:lineRule="auto" w:after="0"/>
+        <w:ind w:left="709" w:hanging="425"/>
+        <w:jc w:val="left"/>
+      </w:pPr>
+      <w:r>
+        <w:rPr>
+          <w:rFonts w:ascii="Times New Roman" w:hAnsi="Times New Roman" w:eastAsia="Times New Roman"/>
+          <w:b w:val="0"/>
+          <w:i w:val="0"/>
+          <w:sz w:val="28"/>
+        </w:rPr>
+        <w:t>3. Изменения сущностей отчета должны доставляться всем клиентам, подписанным на группу.</w:t>
+      </w:r>
+    </w:p>
+    <w:p>
+      <w:pPr>
+        <w:spacing w:line="360" w:lineRule="auto" w:after="0"/>
+        <w:ind w:left="709" w:hanging="425"/>
+        <w:jc w:val="left"/>
+      </w:pPr>
+      <w:r>
+        <w:rPr>
+          <w:rFonts w:ascii="Times New Roman" w:hAnsi="Times New Roman" w:eastAsia="Times New Roman"/>
+          <w:b w:val="0"/>
+          <w:i w:val="0"/>
+          <w:sz w:val="28"/>
+        </w:rPr>
+        <w:t>4. Клиенты, подключенные к разным экземплярам backend-сервиса, должны получать одно и то же real-time событие.</w:t>
+      </w:r>
+    </w:p>
+    <w:p>
+      <w:pPr>
+        <w:spacing w:line="360" w:lineRule="auto" w:after="0"/>
+        <w:ind w:left="709" w:hanging="425"/>
+        <w:jc w:val="left"/>
+      </w:pPr>
+      <w:r>
+        <w:rPr>
+          <w:rFonts w:ascii="Times New Roman" w:hAnsi="Times New Roman" w:eastAsia="Times New Roman"/>
+          <w:b w:val="0"/>
+          <w:i w:val="0"/>
+          <w:sz w:val="28"/>
+        </w:rPr>
+        <w:t>5. Клиент должен восстанавливать соединение после разрыва и повторно вступать в необходимые группы.</w:t>
+      </w:r>
+    </w:p>
+    <w:p>
+      <w:pPr>
+        <w:spacing w:line="360" w:lineRule="auto" w:after="0"/>
+        <w:ind w:left="709" w:hanging="425"/>
+        <w:jc w:val="left"/>
+      </w:pPr>
+      <w:r>
+        <w:rPr>
+          <w:rFonts w:ascii="Times New Roman" w:hAnsi="Times New Roman" w:eastAsia="Times New Roman"/>
+          <w:b w:val="0"/>
+          <w:i w:val="0"/>
+          <w:sz w:val="28"/>
+        </w:rPr>
+        <w:t xml:space="preserve">6. Для демонстрации должен быть доступен диагностический способ определить </w:t>
+      </w:r>
+      <w:r>
+        <w:rPr>
+          <w:rFonts w:ascii="Courier New" w:hAnsi="Courier New" w:eastAsia="Courier New"/>
+          <w:b w:val="0"/>
+          <w:i w:val="0"/>
+          <w:sz w:val="28"/>
+        </w:rPr>
+        <w:t>serverInstanceId</w:t>
+      </w:r>
+      <w:r>
+        <w:rPr>
+          <w:rFonts w:ascii="Times New Roman" w:hAnsi="Times New Roman" w:eastAsia="Times New Roman"/>
+          <w:b w:val="0"/>
+          <w:i w:val="0"/>
+          <w:sz w:val="28"/>
+        </w:rPr>
+        <w:t xml:space="preserve"> и </w:t>
+      </w:r>
+      <w:r>
+        <w:rPr>
+          <w:rFonts w:ascii="Courier New" w:hAnsi="Courier New" w:eastAsia="Courier New"/>
+          <w:b w:val="0"/>
+          <w:i w:val="0"/>
+          <w:sz w:val="28"/>
+        </w:rPr>
+        <w:t>connectionId</w:t>
+      </w:r>
+      <w:r>
+        <w:rPr>
+          <w:rFonts w:ascii="Times New Roman" w:hAnsi="Times New Roman" w:eastAsia="Times New Roman"/>
+          <w:b w:val="0"/>
+          <w:i w:val="0"/>
+          <w:sz w:val="28"/>
+        </w:rPr>
+        <w:t>.</w:t>
+      </w:r>
+    </w:p>
+    <w:p>
+      <w:pPr>
+        <w:spacing w:line="360" w:lineRule="auto"/>
+        <w:ind w:firstLine="709"/>
+        <w:jc w:val="both"/>
+      </w:pPr>
+      <w:r>
+        <w:rPr>
+          <w:rFonts w:ascii="Times New Roman" w:hAnsi="Times New Roman" w:eastAsia="Times New Roman"/>
+          <w:b w:val="0"/>
+          <w:i w:val="0"/>
+          <w:sz w:val="28"/>
+        </w:rPr>
+        <w:t>Нефункциональные требования:</w:t>
+      </w:r>
+    </w:p>
+    <w:p>
+      <w:pPr>
+        <w:spacing w:line="360" w:lineRule="auto" w:after="0"/>
+        <w:ind w:left="709" w:hanging="425"/>
+        <w:jc w:val="left"/>
+      </w:pPr>
+      <w:r>
+        <w:rPr>
+          <w:rFonts w:ascii="Times New Roman" w:hAnsi="Times New Roman" w:eastAsia="Times New Roman"/>
+          <w:b w:val="0"/>
+          <w:i w:val="0"/>
+          <w:sz w:val="28"/>
+        </w:rPr>
+        <w:t>1. Решение должно запускаться на минимальном локальном стенде.</w:t>
+      </w:r>
+    </w:p>
+    <w:p>
+      <w:pPr>
+        <w:spacing w:line="360" w:lineRule="auto" w:after="0"/>
+        <w:ind w:left="709" w:hanging="425"/>
+        <w:jc w:val="left"/>
+      </w:pPr>
+      <w:r>
+        <w:rPr>
+          <w:rFonts w:ascii="Times New Roman" w:hAnsi="Times New Roman" w:eastAsia="Times New Roman"/>
+          <w:b w:val="0"/>
+          <w:i w:val="0"/>
+          <w:sz w:val="28"/>
+        </w:rPr>
+        <w:t>2. Подключение Redis backplane должно быть конфигурируемым через переменную окружения.</w:t>
+      </w:r>
+    </w:p>
+    <w:p>
+      <w:pPr>
+        <w:spacing w:line="360" w:lineRule="auto" w:after="0"/>
+        <w:ind w:left="709" w:hanging="425"/>
+        <w:jc w:val="left"/>
+      </w:pPr>
+      <w:r>
+        <w:rPr>
+          <w:rFonts w:ascii="Times New Roman" w:hAnsi="Times New Roman" w:eastAsia="Times New Roman"/>
+          <w:b w:val="0"/>
+          <w:i w:val="0"/>
+          <w:sz w:val="28"/>
+        </w:rPr>
+        <w:t>3. Реализация должна сохранять совместимость существующих payload'ов real-time событий.</w:t>
+      </w:r>
+    </w:p>
+    <w:p>
+      <w:pPr>
+        <w:spacing w:line="360" w:lineRule="auto" w:after="0"/>
+        <w:ind w:left="709" w:hanging="425"/>
+        <w:jc w:val="left"/>
+      </w:pPr>
+      <w:r>
+        <w:rPr>
+          <w:rFonts w:ascii="Times New Roman" w:hAnsi="Times New Roman" w:eastAsia="Times New Roman"/>
+          <w:b w:val="0"/>
+          <w:i w:val="0"/>
+          <w:sz w:val="28"/>
+        </w:rPr>
+        <w:t>4. Доказательная база должна включать воспроизводимые сценарии испытаний.</w:t>
+      </w:r>
+    </w:p>
+    <w:p>
+      <w:pPr>
+        <w:pStyle w:val="Heading2"/>
+      </w:pPr>
+      <w:r>
+        <w:t>2.4 Выбор платформы и инструментальных средств</w:t>
+      </w:r>
+    </w:p>
+    <w:p>
+      <w:pPr>
+        <w:spacing w:line="360" w:lineRule="auto"/>
+        <w:ind w:firstLine="709"/>
+        <w:jc w:val="both"/>
+      </w:pPr>
+      <w:r>
+        <w:rPr>
+          <w:rFonts w:ascii="Times New Roman" w:hAnsi="Times New Roman" w:eastAsia="Times New Roman"/>
+          <w:b w:val="0"/>
+          <w:i w:val="0"/>
+          <w:sz w:val="28"/>
+        </w:rPr>
+        <w:t>Для реализации масштабируемого real-time контура выбран следующий стек инструментальных средств. Серверный real-time слой строится на ASP.NET Core SignalR — стандартной библиотеке платформы для двунаправленного взаимодействия поверх WebSocket с моделью хабов и групп [2]. Для межузловой доставки событий между экземплярами серверного приложения используется Redis в роли backplane SignalR; такой подход рекомендован Microsoft и сохраняет существующую модель публикации событий в группы [4], [9]. Перед экземплярами backend-сервиса размещается nginx как reverse proxy и балансировщик HTTP- и WebSocket-трафика [10]. Воспроизводимый multi-instance стенд описывается через Docker Compose, что позволяет запускать оба исследовательских режима — с Redis backplane и без — на одном коде. Проверочный клиент реализован на Node.js: он не зависит от пользовательского интерфейса продукта и работает напрямую с серверным real-time контуром, что делает эксперимент компактным и сосредоточенным на проверяемом свойстве доставки.</w:t>
+      </w:r>
+    </w:p>
+    <w:p>
+      <w:pPr>
+        <w:pStyle w:val="Heading2"/>
+      </w:pPr>
+      <w:r>
+        <w:t>2.5 Постановка задачи</w:t>
+      </w:r>
+    </w:p>
+    <w:p>
+      <w:pPr>
+        <w:spacing w:line="360" w:lineRule="auto"/>
+        <w:ind w:firstLine="709"/>
+        <w:jc w:val="both"/>
+      </w:pPr>
+      <w:r>
+        <w:rPr>
+          <w:rFonts w:ascii="Times New Roman" w:hAnsi="Times New Roman" w:eastAsia="Times New Roman"/>
+          <w:b w:val="0"/>
+          <w:i w:val="0"/>
+          <w:sz w:val="28"/>
+        </w:rPr>
+        <w:t>Необходимо разработать и проверить масштабируемый real-time контур для системы отслеживания задач. Для этого требуется:</w:t>
+      </w:r>
+    </w:p>
+    <w:p>
+      <w:pPr>
+        <w:spacing w:line="360" w:lineRule="auto" w:after="0"/>
+        <w:ind w:left="709" w:hanging="425"/>
+        <w:jc w:val="left"/>
+      </w:pPr>
+      <w:r>
+        <w:rPr>
+          <w:rFonts w:ascii="Times New Roman" w:hAnsi="Times New Roman" w:eastAsia="Times New Roman"/>
+          <w:b w:val="0"/>
+          <w:i w:val="0"/>
+          <w:sz w:val="28"/>
+        </w:rPr>
+        <w:t>1. Добавить возможность подключения SignalR к Redis backplane.</w:t>
+      </w:r>
+    </w:p>
+    <w:p>
+      <w:pPr>
+        <w:spacing w:line="360" w:lineRule="auto" w:after="0"/>
+        <w:ind w:left="709" w:hanging="425"/>
+        <w:jc w:val="left"/>
+      </w:pPr>
+      <w:r>
+        <w:rPr>
+          <w:rFonts w:ascii="Times New Roman" w:hAnsi="Times New Roman" w:eastAsia="Times New Roman"/>
+          <w:b w:val="0"/>
+          <w:i w:val="0"/>
+          <w:sz w:val="28"/>
+        </w:rPr>
+        <w:t xml:space="preserve">2. Подготовить multi-instance стенд с двумя экземплярами </w:t>
+      </w:r>
+      <w:r>
+        <w:rPr>
+          <w:rFonts w:ascii="Courier New" w:hAnsi="Courier New" w:eastAsia="Courier New"/>
+          <w:b w:val="0"/>
+          <w:i w:val="0"/>
+          <w:sz w:val="28"/>
+        </w:rPr>
+        <w:t>app-api</w:t>
+      </w:r>
+      <w:r>
+        <w:rPr>
+          <w:rFonts w:ascii="Times New Roman" w:hAnsi="Times New Roman" w:eastAsia="Times New Roman"/>
+          <w:b w:val="0"/>
+          <w:i w:val="0"/>
+          <w:sz w:val="28"/>
+        </w:rPr>
+        <w:t>.</w:t>
+      </w:r>
+    </w:p>
+    <w:p>
+      <w:pPr>
+        <w:spacing w:line="360" w:lineRule="auto" w:after="0"/>
+        <w:ind w:left="709" w:hanging="425"/>
+        <w:jc w:val="left"/>
+      </w:pPr>
+      <w:r>
+        <w:rPr>
+          <w:rFonts w:ascii="Times New Roman" w:hAnsi="Times New Roman" w:eastAsia="Times New Roman"/>
+          <w:b w:val="0"/>
+          <w:i w:val="0"/>
+          <w:sz w:val="28"/>
+        </w:rPr>
+        <w:t>3. Настроить nginx так, чтобы входящий трафик распределялся между экземплярами backend-сервиса и корректно проксировались WebSocket-соединения.</w:t>
+      </w:r>
+    </w:p>
+    <w:p>
+      <w:pPr>
+        <w:spacing w:line="360" w:lineRule="auto" w:after="0"/>
+        <w:ind w:left="709" w:hanging="425"/>
+        <w:jc w:val="left"/>
+      </w:pPr>
+      <w:r>
+        <w:rPr>
+          <w:rFonts w:ascii="Times New Roman" w:hAnsi="Times New Roman" w:eastAsia="Times New Roman"/>
+          <w:b w:val="0"/>
+          <w:i w:val="0"/>
+          <w:sz w:val="28"/>
+        </w:rPr>
+        <w:t>4. Добавить диагностические данные, позволяющие установить, к какому узлу подключен клиент.</w:t>
+      </w:r>
+    </w:p>
+    <w:p>
+      <w:pPr>
+        <w:spacing w:line="360" w:lineRule="auto" w:after="0"/>
+        <w:ind w:left="709" w:hanging="425"/>
+        <w:jc w:val="left"/>
+      </w:pPr>
+      <w:r>
+        <w:rPr>
+          <w:rFonts w:ascii="Times New Roman" w:hAnsi="Times New Roman" w:eastAsia="Times New Roman"/>
+          <w:b w:val="0"/>
+          <w:i w:val="0"/>
+          <w:sz w:val="28"/>
+        </w:rPr>
+        <w:t>5. Подготовить простой проверочный клиент, фиксирующий серверный узел, идентификатор соединения и факт получения события.</w:t>
+      </w:r>
+    </w:p>
+    <w:p>
+      <w:pPr>
+        <w:spacing w:line="360" w:lineRule="auto" w:after="0"/>
+        <w:ind w:left="709" w:hanging="425"/>
+        <w:jc w:val="left"/>
+      </w:pPr>
+      <w:r>
+        <w:rPr>
+          <w:rFonts w:ascii="Times New Roman" w:hAnsi="Times New Roman" w:eastAsia="Times New Roman"/>
+          <w:b w:val="0"/>
+          <w:i w:val="0"/>
+          <w:sz w:val="28"/>
+        </w:rPr>
+        <w:t>6. Реализовать автоматизированный сценарий проверки cross-node delivery.</w:t>
+      </w:r>
+    </w:p>
+    <w:p>
+      <w:pPr>
+        <w:spacing w:line="360" w:lineRule="auto" w:after="0"/>
+        <w:ind w:left="709" w:hanging="425"/>
+        <w:jc w:val="left"/>
+      </w:pPr>
+      <w:r>
+        <w:rPr>
+          <w:rFonts w:ascii="Times New Roman" w:hAnsi="Times New Roman" w:eastAsia="Times New Roman"/>
+          <w:b w:val="0"/>
+          <w:i w:val="0"/>
+          <w:sz w:val="28"/>
+        </w:rPr>
+        <w:t>7. Сравнить поведение системы в режимах с Redis backplane и без него.</w:t>
+      </w:r>
+    </w:p>
+    <w:p>
+      <w:pPr>
+        <w:pStyle w:val="Heading1"/>
+        <w:pageBreakBefore/>
+      </w:pPr>
+      <w:r>
+        <w:t>3. Проектирование масштабируемого real-time контура</w:t>
+      </w:r>
+    </w:p>
+    <w:p>
+      <w:pPr>
+        <w:pStyle w:val="Heading2"/>
+      </w:pPr>
+      <w:r>
+        <w:t>3.1 Исходная архитектура</w:t>
+      </w:r>
+    </w:p>
+    <w:p>
+      <w:pPr>
+        <w:spacing w:line="360" w:lineRule="auto"/>
+        <w:ind w:firstLine="709"/>
+        <w:jc w:val="left"/>
+      </w:pPr>
+      <w:r>
+        <w:rPr>
+          <w:rFonts w:ascii="Times New Roman" w:hAnsi="Times New Roman" w:eastAsia="Times New Roman"/>
+          <w:b w:val="0"/>
+          <w:i w:val="0"/>
+          <w:sz w:val="28"/>
+        </w:rPr>
+        <w:t xml:space="preserve">В исходном варианте real-time взаимодействие строится вокруг одного экземпляра </w:t>
+      </w:r>
+      <w:r>
+        <w:rPr>
+          <w:rFonts w:ascii="Courier New" w:hAnsi="Courier New" w:eastAsia="Courier New"/>
+          <w:b w:val="0"/>
+          <w:i w:val="0"/>
+          <w:sz w:val="28"/>
+        </w:rPr>
+        <w:t>app-api</w:t>
+      </w:r>
+      <w:r>
+        <w:rPr>
+          <w:rFonts w:ascii="Times New Roman" w:hAnsi="Times New Roman" w:eastAsia="Times New Roman"/>
+          <w:b w:val="0"/>
+          <w:i w:val="0"/>
+          <w:sz w:val="28"/>
+        </w:rPr>
+        <w:t>. Все клиенты устанавливают WebSocket-соединение с одним серверным процессом. Этот процесс хранит сведения о соединениях и группах, а при изменении сущности отправляет событие в нужную группу [3], [5].</w:t>
+      </w:r>
+    </w:p>
+    <w:p>
+      <w:pPr>
+        <w:spacing w:line="360" w:lineRule="auto"/>
+        <w:ind w:firstLine="709"/>
+        <w:jc w:val="both"/>
+      </w:pPr>
+      <w:r>
+        <w:rPr>
+          <w:rFonts w:ascii="Times New Roman" w:hAnsi="Times New Roman" w:eastAsia="Times New Roman"/>
+          <w:b w:val="0"/>
+          <w:i w:val="0"/>
+          <w:sz w:val="28"/>
+        </w:rPr>
+        <w:t>Схема исходной архитектуры представлена на рисунке 3.</w:t>
       </w:r>
     </w:p>
     <w:p>
@@ -6284,7 +6172,7 @@
               <a:graphicData uri="http://schemas.openxmlformats.org/drawingml/2006/picture">
                 <pic:pic>
                   <pic:nvPicPr>
-                    <pic:cNvPr id="0" name="figure-3-scaleout.png"/>
+                    <pic:cNvPr id="0" name="figure-1-single-node.png"/>
                     <pic:cNvPicPr/>
                   </pic:nvPicPr>
                   <pic:blipFill>
@@ -6320,7 +6208,7 @@
           <w:i/>
           <w:sz w:val="24"/>
         </w:rPr>
-        <w:t>Рисунок 3 — Целевая multi-instance архитектура с Redis backplane и элементами, разработанными в рамках ВКР</w:t>
+        <w:t>Рисунок 3 — Исходная single-node архитектура real-time контура</w:t>
       </w:r>
     </w:p>
     <w:p>
@@ -6336,7 +6224,7 @@
           <w:i w:val="0"/>
           <w:sz w:val="28"/>
         </w:rPr>
-        <w:t xml:space="preserve">Целевое свойство архитектуры: если событие создано на </w:t>
+        <w:t xml:space="preserve">Недостаток этой архитектуры состоит в том, что она не показывает, как система должна вести себя при нескольких экземплярах </w:t>
       </w:r>
       <w:r>
         <w:rPr>
@@ -6345,7 +6233,7 @@
           <w:i w:val="0"/>
           <w:sz w:val="28"/>
         </w:rPr>
-        <w:t>app-api-1</w:t>
+        <w:t>app-api</w:t>
       </w:r>
       <w:r>
         <w:rPr>
@@ -6354,40 +6242,14 @@
           <w:i w:val="0"/>
           <w:sz w:val="28"/>
         </w:rPr>
-        <w:t xml:space="preserve">, оно должно быть доставлено клиентам группы, даже если часть этих клиентов подключена к </w:t>
-      </w:r>
-      <w:r>
-        <w:rPr>
-          <w:rFonts w:ascii="Courier New" w:hAnsi="Courier New" w:eastAsia="Courier New"/>
-          <w:b w:val="0"/>
-          <w:i w:val="0"/>
-          <w:sz w:val="28"/>
-        </w:rPr>
-        <w:t>app-api-2</w:t>
-      </w:r>
-      <w:r>
-        <w:rPr>
-          <w:rFonts w:ascii="Times New Roman" w:hAnsi="Times New Roman" w:eastAsia="Times New Roman"/>
-          <w:b w:val="0"/>
-          <w:i w:val="0"/>
-          <w:sz w:val="28"/>
-        </w:rPr>
-        <w:t>. Redis backplane выполняет роль механизма межузловой публикации и подписки для SignalR [4], [9].</w:t>
+        <w:t>. Если просто добавить второй экземпляр без backplane, каждый процесс будет иметь собственное локальное состояние соединений [3].</w:t>
       </w:r>
     </w:p>
     <w:p>
       <w:pPr>
-        <w:pStyle w:val="Heading2"/>
-      </w:pPr>
-      <w:r>
-        <w:t>3.3 Поток real-time события</w:t>
-      </w:r>
-    </w:p>
-    <w:p>
-      <w:pPr>
         <w:spacing w:line="360" w:lineRule="auto"/>
         <w:ind w:firstLine="709"/>
-        <w:jc w:val="both"/>
+        <w:jc w:val="left"/>
       </w:pPr>
       <w:r>
         <w:rPr>
@@ -6396,15 +6258,17 @@
           <w:i w:val="0"/>
           <w:sz w:val="28"/>
         </w:rPr>
-        <w:t>Поток события в целевой архитектуре выглядит следующим образом:</w:t>
-      </w:r>
-    </w:p>
-    <w:p>
-      <w:pPr>
-        <w:spacing w:line="360" w:lineRule="auto" w:after="0"/>
-        <w:ind w:left="709" w:hanging="425"/>
-        <w:jc w:val="left"/>
-      </w:pPr>
+        <w:t xml:space="preserve">Multi-instance вариант без backplane представлен на рисунке 4. На нем два экземпляра </w:t>
+      </w:r>
+      <w:r>
+        <w:rPr>
+          <w:rFonts w:ascii="Courier New" w:hAnsi="Courier New" w:eastAsia="Courier New"/>
+          <w:b w:val="0"/>
+          <w:i w:val="0"/>
+          <w:sz w:val="28"/>
+        </w:rPr>
+        <w:t>app-api</w:t>
+      </w:r>
       <w:r>
         <w:rPr>
           <w:rFonts w:ascii="Times New Roman" w:hAnsi="Times New Roman" w:eastAsia="Times New Roman"/>
@@ -6412,171 +6276,7 @@
           <w:i w:val="0"/>
           <w:sz w:val="28"/>
         </w:rPr>
-        <w:t>1. Пользователь выполняет действие в интерфейсе, например изменяет заголовок отчета.</w:t>
-      </w:r>
-    </w:p>
-    <w:p>
-      <w:pPr>
-        <w:spacing w:line="360" w:lineRule="auto" w:after="0"/>
-        <w:ind w:left="709" w:hanging="425"/>
-        <w:jc w:val="left"/>
-      </w:pPr>
-      <w:r>
-        <w:rPr>
-          <w:rFonts w:ascii="Times New Roman" w:hAnsi="Times New Roman" w:eastAsia="Times New Roman"/>
-          <w:b w:val="0"/>
-          <w:i w:val="0"/>
-          <w:sz w:val="28"/>
-        </w:rPr>
-        <w:t>2. HTTP-запрос попадает через nginx на один из экземпляров backend-сервиса.</w:t>
-      </w:r>
-    </w:p>
-    <w:p>
-      <w:pPr>
-        <w:spacing w:line="360" w:lineRule="auto" w:after="0"/>
-        <w:ind w:left="709" w:hanging="425"/>
-        <w:jc w:val="left"/>
-      </w:pPr>
-      <w:r>
-        <w:rPr>
-          <w:rFonts w:ascii="Times New Roman" w:hAnsi="Times New Roman" w:eastAsia="Times New Roman"/>
-          <w:b w:val="0"/>
-          <w:i w:val="0"/>
-          <w:sz w:val="28"/>
-        </w:rPr>
-        <w:t>3. Backend изменяет прикладное состояние в базе данных.</w:t>
-      </w:r>
-    </w:p>
-    <w:p>
-      <w:pPr>
-        <w:spacing w:line="360" w:lineRule="auto" w:after="0"/>
-        <w:ind w:left="709" w:hanging="425"/>
-        <w:jc w:val="left"/>
-      </w:pPr>
-      <w:r>
-        <w:rPr>
-          <w:rFonts w:ascii="Times New Roman" w:hAnsi="Times New Roman" w:eastAsia="Times New Roman"/>
-          <w:b w:val="0"/>
-          <w:i w:val="0"/>
-          <w:sz w:val="28"/>
-        </w:rPr>
-        <w:t xml:space="preserve">4. </w:t>
-      </w:r>
-      <w:r>
-        <w:rPr>
-          <w:rFonts w:ascii="Courier New" w:hAnsi="Courier New" w:eastAsia="Courier New"/>
-          <w:b w:val="0"/>
-          <w:i w:val="0"/>
-          <w:sz w:val="28"/>
-        </w:rPr>
-        <w:t>ReportPageHubClient</w:t>
-      </w:r>
-      <w:r>
-        <w:rPr>
-          <w:rFonts w:ascii="Times New Roman" w:hAnsi="Times New Roman" w:eastAsia="Times New Roman"/>
-          <w:b w:val="0"/>
-          <w:i w:val="0"/>
-          <w:sz w:val="28"/>
-        </w:rPr>
-        <w:t xml:space="preserve"> формирует real-time событие для группы отчета.</w:t>
-      </w:r>
-    </w:p>
-    <w:p>
-      <w:pPr>
-        <w:spacing w:line="360" w:lineRule="auto" w:after="0"/>
-        <w:ind w:left="709" w:hanging="425"/>
-        <w:jc w:val="left"/>
-      </w:pPr>
-      <w:r>
-        <w:rPr>
-          <w:rFonts w:ascii="Times New Roman" w:hAnsi="Times New Roman" w:eastAsia="Times New Roman"/>
-          <w:b w:val="0"/>
-          <w:i w:val="0"/>
-          <w:sz w:val="28"/>
-        </w:rPr>
-        <w:t>5. SignalR отправляет событие локальным клиентам текущего узла.</w:t>
-      </w:r>
-    </w:p>
-    <w:p>
-      <w:pPr>
-        <w:spacing w:line="360" w:lineRule="auto" w:after="0"/>
-        <w:ind w:left="709" w:hanging="425"/>
-        <w:jc w:val="left"/>
-      </w:pPr>
-      <w:r>
-        <w:rPr>
-          <w:rFonts w:ascii="Times New Roman" w:hAnsi="Times New Roman" w:eastAsia="Times New Roman"/>
-          <w:b w:val="0"/>
-          <w:i w:val="0"/>
-          <w:sz w:val="28"/>
-        </w:rPr>
-        <w:t xml:space="preserve">6. Через Redis backplane событие становится доступным другим экземплярам </w:t>
-      </w:r>
-      <w:r>
-        <w:rPr>
-          <w:rFonts w:ascii="Courier New" w:hAnsi="Courier New" w:eastAsia="Courier New"/>
-          <w:b w:val="0"/>
-          <w:i w:val="0"/>
-          <w:sz w:val="28"/>
-        </w:rPr>
-        <w:t>app-api</w:t>
-      </w:r>
-      <w:r>
-        <w:rPr>
-          <w:rFonts w:ascii="Times New Roman" w:hAnsi="Times New Roman" w:eastAsia="Times New Roman"/>
-          <w:b w:val="0"/>
-          <w:i w:val="0"/>
-          <w:sz w:val="28"/>
-        </w:rPr>
-        <w:t>.</w:t>
-      </w:r>
-    </w:p>
-    <w:p>
-      <w:pPr>
-        <w:spacing w:line="360" w:lineRule="auto" w:after="0"/>
-        <w:ind w:left="709" w:hanging="425"/>
-        <w:jc w:val="left"/>
-      </w:pPr>
-      <w:r>
-        <w:rPr>
-          <w:rFonts w:ascii="Times New Roman" w:hAnsi="Times New Roman" w:eastAsia="Times New Roman"/>
-          <w:b w:val="0"/>
-          <w:i w:val="0"/>
-          <w:sz w:val="28"/>
-        </w:rPr>
-        <w:t>7. Другой экземпляр доставляет событие своим клиентам, состоящим в той же группе.</w:t>
-      </w:r>
-    </w:p>
-    <w:p>
-      <w:pPr>
-        <w:spacing w:line="360" w:lineRule="auto" w:after="0"/>
-        <w:ind w:left="709" w:hanging="425"/>
-        <w:jc w:val="left"/>
-      </w:pPr>
-      <w:r>
-        <w:rPr>
-          <w:rFonts w:ascii="Times New Roman" w:hAnsi="Times New Roman" w:eastAsia="Times New Roman"/>
-          <w:b w:val="0"/>
-          <w:i w:val="0"/>
-          <w:sz w:val="28"/>
-        </w:rPr>
-        <w:t>8. Проверочный клиент получает событие и фиксирует результат доставки.</w:t>
-      </w:r>
-    </w:p>
-    <w:p>
-      <w:pPr>
-        <w:spacing w:line="360" w:lineRule="auto"/>
-        <w:ind w:firstLine="709"/>
-        <w:jc w:val="both"/>
-      </w:pPr>
-      <w:r>
-        <w:rPr>
-          <w:rFonts w:ascii="Times New Roman" w:hAnsi="Times New Roman" w:eastAsia="Times New Roman"/>
-          <w:b w:val="0"/>
-          <w:i w:val="0"/>
-          <w:sz w:val="28"/>
-        </w:rPr>
-        <w:t>Последовательность межузловой доставки события представлена на рисунке 4.</w:t>
+        <w:t xml:space="preserve"> обслуживают собственные наборы WebSocket-соединений и локальные группы SignalR. При этом между локальными группами нет канала распространения события, поэтому изменение, инициированное через первый узел, не становится известным клиентам второго узла.</w:t>
       </w:r>
     </w:p>
     <w:p>
@@ -6596,7 +6296,7 @@
               <a:graphicData uri="http://schemas.openxmlformats.org/drawingml/2006/picture">
                 <pic:pic>
                   <pic:nvPicPr>
-                    <pic:cNvPr id="0" name="figure-4-event-flow.png"/>
+                    <pic:cNvPr id="0" name="figure-2-no-backplane.png"/>
                     <pic:cNvPicPr/>
                   </pic:nvPicPr>
                   <pic:blipFill>
@@ -6632,7 +6332,451 @@
           <w:i/>
           <w:sz w:val="24"/>
         </w:rPr>
-        <w:t>Рисунок 4 — Последовательность межузловой доставки события ReceiveReportPatch</w:t>
+        <w:t>Рисунок 4 — Multi-instance архитектура без backplane и фрагментация локальных SignalR-групп</w:t>
+      </w:r>
+    </w:p>
+    <w:p>
+      <w:pPr>
+        <w:pStyle w:val="Heading2"/>
+      </w:pPr>
+      <w:r>
+        <w:t>3.2 Целевая архитектура</w:t>
+      </w:r>
+    </w:p>
+    <w:p>
+      <w:pPr>
+        <w:spacing w:line="360" w:lineRule="auto"/>
+        <w:ind w:firstLine="709"/>
+        <w:jc w:val="left"/>
+      </w:pPr>
+      <w:r>
+        <w:rPr>
+          <w:rFonts w:ascii="Times New Roman" w:hAnsi="Times New Roman" w:eastAsia="Times New Roman"/>
+          <w:b w:val="0"/>
+          <w:i w:val="0"/>
+          <w:sz w:val="28"/>
+        </w:rPr>
+        <w:t xml:space="preserve">В целевой архитектуре перед backend-сервисами находится nginx, а приложение запускается в двух экземплярах: </w:t>
+      </w:r>
+      <w:r>
+        <w:rPr>
+          <w:rFonts w:ascii="Courier New" w:hAnsi="Courier New" w:eastAsia="Courier New"/>
+          <w:b w:val="0"/>
+          <w:i w:val="0"/>
+          <w:sz w:val="28"/>
+        </w:rPr>
+        <w:t>app-api-1</w:t>
+      </w:r>
+      <w:r>
+        <w:rPr>
+          <w:rFonts w:ascii="Times New Roman" w:hAnsi="Times New Roman" w:eastAsia="Times New Roman"/>
+          <w:b w:val="0"/>
+          <w:i w:val="0"/>
+          <w:sz w:val="28"/>
+        </w:rPr>
+        <w:t xml:space="preserve"> и </w:t>
+      </w:r>
+      <w:r>
+        <w:rPr>
+          <w:rFonts w:ascii="Courier New" w:hAnsi="Courier New" w:eastAsia="Courier New"/>
+          <w:b w:val="0"/>
+          <w:i w:val="0"/>
+          <w:sz w:val="28"/>
+        </w:rPr>
+        <w:t>app-api-2</w:t>
+      </w:r>
+      <w:r>
+        <w:rPr>
+          <w:rFonts w:ascii="Times New Roman" w:hAnsi="Times New Roman" w:eastAsia="Times New Roman"/>
+          <w:b w:val="0"/>
+          <w:i w:val="0"/>
+          <w:sz w:val="28"/>
+        </w:rPr>
+        <w:t>. Оба экземпляра подключены к общей базе данных PostgreSQL [17] и к Redis. SignalR использует Redis backplane для межузловой доставки событий [4], [10], [14].</w:t>
+      </w:r>
+    </w:p>
+    <w:p>
+      <w:pPr>
+        <w:spacing w:line="360" w:lineRule="auto"/>
+        <w:ind w:firstLine="709"/>
+        <w:jc w:val="both"/>
+      </w:pPr>
+      <w:r>
+        <w:rPr>
+          <w:rFonts w:ascii="Times New Roman" w:hAnsi="Times New Roman" w:eastAsia="Times New Roman"/>
+          <w:b w:val="0"/>
+          <w:i w:val="0"/>
+          <w:sz w:val="28"/>
+        </w:rPr>
+        <w:t>Схема целевой архитектуры представлена на рисунке 5.</w:t>
+      </w:r>
+    </w:p>
+    <w:p>
+      <w:pPr>
+        <w:ind w:firstLine="0"/>
+        <w:jc w:val="center"/>
+      </w:pPr>
+      <w:r>
+        <w:drawing>
+          <wp:inline xmlns:a="http://schemas.openxmlformats.org/drawingml/2006/main" xmlns:pic="http://schemas.openxmlformats.org/drawingml/2006/picture">
+            <wp:extent cx="5580000" cy="3138750"/>
+            <wp:docPr id="5" name="Picture 5"/>
+            <wp:cNvGraphicFramePr>
+              <a:graphicFrameLocks noChangeAspect="1"/>
+            </wp:cNvGraphicFramePr>
+            <a:graphic>
+              <a:graphicData uri="http://schemas.openxmlformats.org/drawingml/2006/picture">
+                <pic:pic>
+                  <pic:nvPicPr>
+                    <pic:cNvPr id="0" name="figure-3-scaleout.png"/>
+                    <pic:cNvPicPr/>
+                  </pic:nvPicPr>
+                  <pic:blipFill>
+                    <a:blip r:embed="rId15"/>
+                    <a:stretch>
+                      <a:fillRect/>
+                    </a:stretch>
+                  </pic:blipFill>
+                  <pic:spPr>
+                    <a:xfrm>
+                      <a:off x="0" y="0"/>
+                      <a:ext cx="5580000" cy="3138750"/>
+                    </a:xfrm>
+                    <a:prstGeom prst="rect"/>
+                  </pic:spPr>
+                </pic:pic>
+              </a:graphicData>
+            </a:graphic>
+          </wp:inline>
+        </w:drawing>
+      </w:r>
+    </w:p>
+    <w:p>
+      <w:pPr>
+        <w:spacing w:after="120"/>
+        <w:ind w:firstLine="0"/>
+        <w:jc w:val="center"/>
+      </w:pPr>
+      <w:r>
+        <w:rPr>
+          <w:rFonts w:ascii="Times New Roman" w:hAnsi="Times New Roman" w:eastAsia="Times New Roman"/>
+          <w:b w:val="0"/>
+          <w:i/>
+          <w:sz w:val="24"/>
+        </w:rPr>
+        <w:t>Рисунок 5 — Целевая multi-instance архитектура с Redis backplane и элементами, разработанными в рамках ВКР</w:t>
+      </w:r>
+    </w:p>
+    <w:p>
+      <w:pPr>
+        <w:spacing w:line="360" w:lineRule="auto"/>
+        <w:ind w:firstLine="709"/>
+        <w:jc w:val="left"/>
+      </w:pPr>
+      <w:r>
+        <w:rPr>
+          <w:rFonts w:ascii="Times New Roman" w:hAnsi="Times New Roman" w:eastAsia="Times New Roman"/>
+          <w:b w:val="0"/>
+          <w:i w:val="0"/>
+          <w:sz w:val="28"/>
+        </w:rPr>
+        <w:t xml:space="preserve">Целевое свойство архитектуры: если событие создано на </w:t>
+      </w:r>
+      <w:r>
+        <w:rPr>
+          <w:rFonts w:ascii="Courier New" w:hAnsi="Courier New" w:eastAsia="Courier New"/>
+          <w:b w:val="0"/>
+          <w:i w:val="0"/>
+          <w:sz w:val="28"/>
+        </w:rPr>
+        <w:t>app-api-1</w:t>
+      </w:r>
+      <w:r>
+        <w:rPr>
+          <w:rFonts w:ascii="Times New Roman" w:hAnsi="Times New Roman" w:eastAsia="Times New Roman"/>
+          <w:b w:val="0"/>
+          <w:i w:val="0"/>
+          <w:sz w:val="28"/>
+        </w:rPr>
+        <w:t xml:space="preserve">, оно должно быть доставлено клиентам группы, даже если часть этих клиентов подключена к </w:t>
+      </w:r>
+      <w:r>
+        <w:rPr>
+          <w:rFonts w:ascii="Courier New" w:hAnsi="Courier New" w:eastAsia="Courier New"/>
+          <w:b w:val="0"/>
+          <w:i w:val="0"/>
+          <w:sz w:val="28"/>
+        </w:rPr>
+        <w:t>app-api-2</w:t>
+      </w:r>
+      <w:r>
+        <w:rPr>
+          <w:rFonts w:ascii="Times New Roman" w:hAnsi="Times New Roman" w:eastAsia="Times New Roman"/>
+          <w:b w:val="0"/>
+          <w:i w:val="0"/>
+          <w:sz w:val="28"/>
+        </w:rPr>
+        <w:t>. Redis backplane выполняет роль механизма межузловой публикации и подписки для SignalR [4], [9].</w:t>
+      </w:r>
+    </w:p>
+    <w:p>
+      <w:pPr>
+        <w:pStyle w:val="Heading2"/>
+      </w:pPr>
+      <w:r>
+        <w:t>3.3 Поток real-time события</w:t>
+      </w:r>
+    </w:p>
+    <w:p>
+      <w:pPr>
+        <w:spacing w:line="360" w:lineRule="auto"/>
+        <w:ind w:firstLine="709"/>
+        <w:jc w:val="both"/>
+      </w:pPr>
+      <w:r>
+        <w:rPr>
+          <w:rFonts w:ascii="Times New Roman" w:hAnsi="Times New Roman" w:eastAsia="Times New Roman"/>
+          <w:b w:val="0"/>
+          <w:i w:val="0"/>
+          <w:sz w:val="28"/>
+        </w:rPr>
+        <w:t>Поток события в целевой архитектуре выглядит следующим образом:</w:t>
+      </w:r>
+    </w:p>
+    <w:p>
+      <w:pPr>
+        <w:spacing w:line="360" w:lineRule="auto" w:after="0"/>
+        <w:ind w:left="709" w:hanging="425"/>
+        <w:jc w:val="left"/>
+      </w:pPr>
+      <w:r>
+        <w:rPr>
+          <w:rFonts w:ascii="Times New Roman" w:hAnsi="Times New Roman" w:eastAsia="Times New Roman"/>
+          <w:b w:val="0"/>
+          <w:i w:val="0"/>
+          <w:sz w:val="28"/>
+        </w:rPr>
+        <w:t>1. Пользователь выполняет действие в интерфейсе, например изменяет заголовок отчета.</w:t>
+      </w:r>
+    </w:p>
+    <w:p>
+      <w:pPr>
+        <w:spacing w:line="360" w:lineRule="auto" w:after="0"/>
+        <w:ind w:left="709" w:hanging="425"/>
+        <w:jc w:val="left"/>
+      </w:pPr>
+      <w:r>
+        <w:rPr>
+          <w:rFonts w:ascii="Times New Roman" w:hAnsi="Times New Roman" w:eastAsia="Times New Roman"/>
+          <w:b w:val="0"/>
+          <w:i w:val="0"/>
+          <w:sz w:val="28"/>
+        </w:rPr>
+        <w:t>2. HTTP-запрос попадает через nginx на один из экземпляров backend-сервиса.</w:t>
+      </w:r>
+    </w:p>
+    <w:p>
+      <w:pPr>
+        <w:spacing w:line="360" w:lineRule="auto" w:after="0"/>
+        <w:ind w:left="709" w:hanging="425"/>
+        <w:jc w:val="left"/>
+      </w:pPr>
+      <w:r>
+        <w:rPr>
+          <w:rFonts w:ascii="Times New Roman" w:hAnsi="Times New Roman" w:eastAsia="Times New Roman"/>
+          <w:b w:val="0"/>
+          <w:i w:val="0"/>
+          <w:sz w:val="28"/>
+        </w:rPr>
+        <w:t>3. Backend изменяет прикладное состояние в базе данных.</w:t>
+      </w:r>
+    </w:p>
+    <w:p>
+      <w:pPr>
+        <w:spacing w:line="360" w:lineRule="auto" w:after="0"/>
+        <w:ind w:left="709" w:hanging="425"/>
+        <w:jc w:val="left"/>
+      </w:pPr>
+      <w:r>
+        <w:rPr>
+          <w:rFonts w:ascii="Times New Roman" w:hAnsi="Times New Roman" w:eastAsia="Times New Roman"/>
+          <w:b w:val="0"/>
+          <w:i w:val="0"/>
+          <w:sz w:val="28"/>
+        </w:rPr>
+        <w:t xml:space="preserve">4. </w:t>
+      </w:r>
+      <w:r>
+        <w:rPr>
+          <w:rFonts w:ascii="Courier New" w:hAnsi="Courier New" w:eastAsia="Courier New"/>
+          <w:b w:val="0"/>
+          <w:i w:val="0"/>
+          <w:sz w:val="28"/>
+        </w:rPr>
+        <w:t>ReportPageHubClient</w:t>
+      </w:r>
+      <w:r>
+        <w:rPr>
+          <w:rFonts w:ascii="Times New Roman" w:hAnsi="Times New Roman" w:eastAsia="Times New Roman"/>
+          <w:b w:val="0"/>
+          <w:i w:val="0"/>
+          <w:sz w:val="28"/>
+        </w:rPr>
+        <w:t xml:space="preserve"> формирует real-time событие для группы отчета.</w:t>
+      </w:r>
+    </w:p>
+    <w:p>
+      <w:pPr>
+        <w:spacing w:line="360" w:lineRule="auto" w:after="0"/>
+        <w:ind w:left="709" w:hanging="425"/>
+        <w:jc w:val="left"/>
+      </w:pPr>
+      <w:r>
+        <w:rPr>
+          <w:rFonts w:ascii="Times New Roman" w:hAnsi="Times New Roman" w:eastAsia="Times New Roman"/>
+          <w:b w:val="0"/>
+          <w:i w:val="0"/>
+          <w:sz w:val="28"/>
+        </w:rPr>
+        <w:t>5. SignalR отправляет событие локальным клиентам текущего узла.</w:t>
+      </w:r>
+    </w:p>
+    <w:p>
+      <w:pPr>
+        <w:spacing w:line="360" w:lineRule="auto" w:after="0"/>
+        <w:ind w:left="709" w:hanging="425"/>
+        <w:jc w:val="left"/>
+      </w:pPr>
+      <w:r>
+        <w:rPr>
+          <w:rFonts w:ascii="Times New Roman" w:hAnsi="Times New Roman" w:eastAsia="Times New Roman"/>
+          <w:b w:val="0"/>
+          <w:i w:val="0"/>
+          <w:sz w:val="28"/>
+        </w:rPr>
+        <w:t xml:space="preserve">6. Через Redis backplane событие становится доступным другим экземплярам </w:t>
+      </w:r>
+      <w:r>
+        <w:rPr>
+          <w:rFonts w:ascii="Courier New" w:hAnsi="Courier New" w:eastAsia="Courier New"/>
+          <w:b w:val="0"/>
+          <w:i w:val="0"/>
+          <w:sz w:val="28"/>
+        </w:rPr>
+        <w:t>app-api</w:t>
+      </w:r>
+      <w:r>
+        <w:rPr>
+          <w:rFonts w:ascii="Times New Roman" w:hAnsi="Times New Roman" w:eastAsia="Times New Roman"/>
+          <w:b w:val="0"/>
+          <w:i w:val="0"/>
+          <w:sz w:val="28"/>
+        </w:rPr>
+        <w:t>.</w:t>
+      </w:r>
+    </w:p>
+    <w:p>
+      <w:pPr>
+        <w:spacing w:line="360" w:lineRule="auto" w:after="0"/>
+        <w:ind w:left="709" w:hanging="425"/>
+        <w:jc w:val="left"/>
+      </w:pPr>
+      <w:r>
+        <w:rPr>
+          <w:rFonts w:ascii="Times New Roman" w:hAnsi="Times New Roman" w:eastAsia="Times New Roman"/>
+          <w:b w:val="0"/>
+          <w:i w:val="0"/>
+          <w:sz w:val="28"/>
+        </w:rPr>
+        <w:t>7. Другой экземпляр доставляет событие своим клиентам, состоящим в той же группе.</w:t>
+      </w:r>
+    </w:p>
+    <w:p>
+      <w:pPr>
+        <w:spacing w:line="360" w:lineRule="auto" w:after="0"/>
+        <w:ind w:left="709" w:hanging="425"/>
+        <w:jc w:val="left"/>
+      </w:pPr>
+      <w:r>
+        <w:rPr>
+          <w:rFonts w:ascii="Times New Roman" w:hAnsi="Times New Roman" w:eastAsia="Times New Roman"/>
+          <w:b w:val="0"/>
+          <w:i w:val="0"/>
+          <w:sz w:val="28"/>
+        </w:rPr>
+        <w:t>8. Проверочный клиент получает событие и фиксирует результат доставки.</w:t>
+      </w:r>
+    </w:p>
+    <w:p>
+      <w:pPr>
+        <w:spacing w:line="360" w:lineRule="auto"/>
+        <w:ind w:firstLine="709"/>
+        <w:jc w:val="both"/>
+      </w:pPr>
+      <w:r>
+        <w:rPr>
+          <w:rFonts w:ascii="Times New Roman" w:hAnsi="Times New Roman" w:eastAsia="Times New Roman"/>
+          <w:b w:val="0"/>
+          <w:i w:val="0"/>
+          <w:sz w:val="28"/>
+        </w:rPr>
+        <w:t>Последовательность межузловой доставки события представлена на рисунке 6.</w:t>
+      </w:r>
+    </w:p>
+    <w:p>
+      <w:pPr>
+        <w:ind w:firstLine="0"/>
+        <w:jc w:val="center"/>
+      </w:pPr>
+      <w:r>
+        <w:drawing>
+          <wp:inline xmlns:a="http://schemas.openxmlformats.org/drawingml/2006/main" xmlns:pic="http://schemas.openxmlformats.org/drawingml/2006/picture">
+            <wp:extent cx="5580000" cy="3138750"/>
+            <wp:docPr id="6" name="Picture 6"/>
+            <wp:cNvGraphicFramePr>
+              <a:graphicFrameLocks noChangeAspect="1"/>
+            </wp:cNvGraphicFramePr>
+            <a:graphic>
+              <a:graphicData uri="http://schemas.openxmlformats.org/drawingml/2006/picture">
+                <pic:pic>
+                  <pic:nvPicPr>
+                    <pic:cNvPr id="0" name="figure-4-event-flow.png"/>
+                    <pic:cNvPicPr/>
+                  </pic:nvPicPr>
+                  <pic:blipFill>
+                    <a:blip r:embed="rId16"/>
+                    <a:stretch>
+                      <a:fillRect/>
+                    </a:stretch>
+                  </pic:blipFill>
+                  <pic:spPr>
+                    <a:xfrm>
+                      <a:off x="0" y="0"/>
+                      <a:ext cx="5580000" cy="3138750"/>
+                    </a:xfrm>
+                    <a:prstGeom prst="rect"/>
+                  </pic:spPr>
+                </pic:pic>
+              </a:graphicData>
+            </a:graphic>
+          </wp:inline>
+        </w:drawing>
+      </w:r>
+    </w:p>
+    <w:p>
+      <w:pPr>
+        <w:spacing w:after="120"/>
+        <w:ind w:firstLine="0"/>
+        <w:jc w:val="center"/>
+      </w:pPr>
+      <w:r>
+        <w:rPr>
+          <w:rFonts w:ascii="Times New Roman" w:hAnsi="Times New Roman" w:eastAsia="Times New Roman"/>
+          <w:b w:val="0"/>
+          <w:i/>
+          <w:sz w:val="24"/>
+        </w:rPr>
+        <w:t>Рисунок 6 — Последовательность межузловой доставки события ReceiveReportPatch</w:t>
       </w:r>
     </w:p>
     <w:p>

--- a/build/docx/vkr-draft-1.docx
+++ b/build/docx/vkr-draft-1.docx
@@ -2179,7 +2179,7 @@
           <w:i w:val="0"/>
           <w:sz w:val="28"/>
         </w:rPr>
-        <w:t>Выпускная квалификационная работа содержит 42 страницы, 6 рисунков, 2 таблицы, список использованных источников из 20 наименований и 3 приложения.</w:t>
+        <w:t>Выпускная квалификационная работа содержит 44 страницы, 6 рисунков, 2 таблицы, список использованных источников из 20 наименований и 3 приложения.</w:t>
       </w:r>
     </w:p>
     <w:p>
@@ -2243,7 +2243,7 @@
           <w:i w:val="0"/>
           <w:sz w:val="28"/>
         </w:rPr>
-        <w:t>Полученные результаты: разработан распределенный real-time контур на базе SignalR и Redis backplane, подготовлен воспроизводимый multi-instance стенд, реализованы диагностические средства и проведена экспериментальная проверка межузловой доставки событий.</w:t>
+        <w:t>Полученные результаты: разработан распределенный real-time контур на базе SignalR и Redis backplane, подготовлен воспроизводимый стенд с несколькими экземплярами, реализованы диагностические средства и проведена экспериментальная проверка межузловой доставки событий.</w:t>
       </w:r>
     </w:p>
     <w:p>
@@ -2395,7 +2395,7 @@
           <w:i w:val="0"/>
           <w:sz w:val="22"/>
         </w:rPr>
-        <w:t>1.3 Ограничение single-node WebSocket-архитектуры</w:t>
+        <w:t>1.3 Ограничение одноузловой WebSocket-архитектуры</w:t>
         <w:tab/>
         <w:t>9</w:t>
       </w:r>
@@ -2755,7 +2755,7 @@
           <w:i w:val="0"/>
           <w:sz w:val="22"/>
         </w:rPr>
-        <w:t>4.2 Изменения backend</w:t>
+        <w:t>4.2 Изменения серверной части</w:t>
         <w:tab/>
         <w:t>24</w:t>
       </w:r>
@@ -2775,9 +2775,9 @@
           <w:i w:val="0"/>
           <w:sz w:val="22"/>
         </w:rPr>
-        <w:t>4.3 Изменения frontend</w:t>
+        <w:t>4.3 Изменения клиентской части</w:t>
         <w:tab/>
-        <w:t>25</w:t>
+        <w:t>26</w:t>
       </w:r>
     </w:p>
     <w:p>
@@ -2797,7 +2797,7 @@
         </w:rPr>
         <w:t>4.4 Проверочный клиент</w:t>
         <w:tab/>
-        <w:t>26</w:t>
+        <w:t>27</w:t>
       </w:r>
     </w:p>
     <w:p>
@@ -3821,7 +3821,7 @@
           <w:i w:val="0"/>
           <w:sz w:val="28"/>
         </w:rPr>
-        <w:t>Одним из распространенных способов реализации такого взаимодействия является использование WebSocket-соединений и серверного push-механизма. В веб-приложениях на платформе ASP.NET Core для этого часто применяется SignalR, предоставляющий модель хабов, клиентских событий, групп и автоматического выбора транспорта [1], [2]. Однако простая реализация real-time взаимодействия на одном экземпляре серверного приложения имеет принципиальное ограничение: сведения о подключениях, группах и активных клиентах находятся в памяти конкретного процесса. При запуске нескольких экземпляров backend-сервиса без межузловой синхронизации каждый экземпляр знает только о своих соединениях. В результате пользователь, подключенный к одному узлу, может не получить событие, созданное на другом узле [3].</w:t>
+        <w:t>Одним из распространенных способов реализации такого взаимодействия является использование WebSocket-соединений и серверного механизма отправки событий клиенту. В веб-приложениях на платформе ASP.NET Core для этого часто применяется SignalR, предоставляющий модель хабов, клиентских событий, групп и автоматического выбора транспорта [1], [2]. Однако простая реализация real-time взаимодействия на одном экземпляре серверного приложения имеет принципиальное ограничение: сведения о подключениях, группах и активных клиентах находятся в памяти конкретного процесса. При запуске нескольких экземпляров серверного сервиса без межузловой синхронизации каждый экземпляр знает только о своих соединениях. В результате пользователь, подключенный к одному узлу, может не получить событие, созданное на другом узле [3].</w:t>
       </w:r>
     </w:p>
     <w:p>
@@ -3837,7 +3837,7 @@
           <w:i w:val="0"/>
           <w:sz w:val="28"/>
         </w:rPr>
-        <w:t>Актуальность работы определяется необходимостью перехода от single-node real-time решения к архитектуре, допускающей горизонтальное масштабирование WebSocket-соединений. Для системы отслеживания задач это особенно важно, поскольку рост числа пользователей, длительных соединений и фоновых событий не должен разрушать целостность real-time пространства. REST API остается основным механизмом выполнения команд и чтения состояния, однако сам по себе не решает задачу push-доставки изменений другим активным участникам. Real-time слой дополняет REST: HTTP-запрос фиксирует изменение состояния, а WebSocket/SignalR-событие распространяет это изменение пользователям, которые сейчас работают с соответствующей сущностью [3], [4].</w:t>
+        <w:t>Актуальность работы определяется необходимостью перехода от одноузлового real-time решения к архитектуре, допускающей горизонтальное масштабирование WebSocket-соединений. Для системы отслеживания задач это особенно важно, поскольку рост числа пользователей, длительных соединений и фоновых событий не должен разрушать целостность пространства оперативной синхронизации. REST API остается основным механизмом выполнения команд и чтения состояния, однако сам по себе не решает задачу отправки изменений другим активным участникам. Real-time слой дополняет REST: HTTP-запрос фиксирует изменение состояния, а WebSocket/SignalR-событие распространяет это изменение пользователям, которые сейчас работают с соответствующей сущностью [3], [4].</w:t>
       </w:r>
     </w:p>
     <w:p>
@@ -3853,7 +3853,7 @@
           <w:i w:val="0"/>
           <w:sz w:val="28"/>
         </w:rPr>
-        <w:t>Научно-техническая проблема работы состоит в обеспечении корректной доставки real-time событий в многосерверной конфигурации, где состояние WebSocket-подключений локально для отдельных серверных экземпляров. Решение этой проблемы требует выбора архитектуры межузловой доставки, реализации ее в целевой системе и экспериментального подтверждения того, что ограничение single-node WebSocket-архитектуры устранено.</w:t>
+        <w:t>Научно-техническая проблема работы состоит в обеспечении корректной доставки real-time событий в многосерверной конфигурации, где состояние WebSocket-подключений локально для отдельных серверных экземпляров. Решение этой проблемы требует выбора архитектуры межузловой доставки, реализации ее в целевой системе и экспериментального подтверждения того, что ограничение одноузловой WebSocket-архитектуры устранено.</w:t>
       </w:r>
     </w:p>
     <w:p>
@@ -3949,7 +3949,7 @@
           <w:i w:val="0"/>
           <w:sz w:val="28"/>
         </w:rPr>
-        <w:t>2. Рассмотреть ограничения single-node WebSocket-архитектуры при горизонтальном масштабировании.</w:t>
+        <w:t>2. Рассмотреть ограничения одноузловой WebSocket-архитектуры при горизонтальном масштабировании.</w:t>
       </w:r>
     </w:p>
     <w:p>
@@ -3997,7 +3997,7 @@
           <w:i w:val="0"/>
           <w:sz w:val="28"/>
         </w:rPr>
-        <w:t>5. Спроектировать масштабируемый real-time контур с несколькими экземплярами backend-сервиса.</w:t>
+        <w:t>5. Спроектировать масштабируемый real-time контур с несколькими экземплярами серверного сервиса.</w:t>
       </w:r>
     </w:p>
     <w:p>
@@ -4061,7 +4061,7 @@
           <w:i w:val="0"/>
           <w:sz w:val="28"/>
         </w:rPr>
-        <w:t>9. Оценить результаты и сформулировать вывод об устранении ограничения single-node архитектуры.</w:t>
+        <w:t>9. Оценить результаты и сформулировать вывод об устранении ограничения одноузловой архитектуры.</w:t>
       </w:r>
     </w:p>
     <w:p>
@@ -4077,7 +4077,7 @@
           <w:i w:val="0"/>
           <w:sz w:val="28"/>
         </w:rPr>
-        <w:t>Элемент новизны работы заключается в инженерно-исследовательском обосновании и экспериментальной проверке распределенного real-time контура для системы отслеживания задач. В рамках работы не разрабатывается новый сетевой протокол, но выполняется авторская композиция архитектурного решения, включающая SignalR, несколько экземпляров backend-сервиса, балансировщик, Redis backplane, диагностический контур, клиентское восстановление подписок и воспроизводимую программу испытаний [2], [4], [8], [10].</w:t>
+        <w:t>Элемент новизны работы заключается в инженерно-исследовательском обосновании и экспериментальной проверке распределенного real-time контура для системы отслеживания задач. В рамках работы не разрабатывается новый сетевой протокол, но выполняется авторская композиция архитектурного решения, включающая SignalR, несколько экземпляров серверного сервиса, балансировщик, Redis backplane, диагностический контур, клиентское восстановление подписок и воспроизводимую программу испытаний [2], [4], [8], [10].</w:t>
       </w:r>
     </w:p>
     <w:p>
@@ -4093,7 +4093,7 @@
           <w:i w:val="0"/>
           <w:sz w:val="28"/>
         </w:rPr>
-        <w:t>Практическая значимость работы состоит в создании прототипа масштабируемого real-time контура, который может быть использован как основа для дальнейшего развития системы отслеживания задач. Подготовленные конфигурации, диагностические средства и сценарии испытаний позволяют воспроизводимо демонстрировать переход от single-node реализации к multi-instance режиму с корректной межузловой доставкой событий.</w:t>
+        <w:t>Практическая значимость работы состоит в создании прототипа масштабируемого real-time контура, который может быть использован как основа для дальнейшего развития системы отслеживания задач. Подготовленные конфигурации, диагностические средства и сценарии испытаний позволяют воспроизводимо демонстрировать переход от одноузловой реализации к режиму с несколькими экземплярами и корректной межузловой доставкой событий.</w:t>
       </w:r>
     </w:p>
     <w:p>
@@ -4238,7 +4238,7 @@
         <w:pStyle w:val="Heading2"/>
       </w:pPr>
       <w:r>
-        <w:t>1.3 Ограничение single-node WebSocket-архитектуры</w:t>
+        <w:t>1.3 Ограничение одноузловой WebSocket-архитектуры</w:t>
       </w:r>
     </w:p>
     <w:p>
@@ -4254,7 +4254,7 @@
           <w:i w:val="0"/>
           <w:sz w:val="28"/>
         </w:rPr>
-        <w:t>Single-node архитектура означает, что все WebSocket-соединения обслуживаются одним экземпляром backend-сервиса. Такой вариант прост в реализации и достаточен для раннего прототипа. Сервер хранит локальную таблицу активных соединений и групп, а при изменении сущности отправляет событие клиентам, подключенным к этому же процессу [3], [5].</w:t>
+        <w:t>Одноузловая архитектура означает, что все WebSocket-соединения обслуживаются одним экземпляром серверного сервиса. Такой вариант прост в реализации и достаточен для раннего прототипа. Сервер хранит локальную таблицу активных соединений и групп, а при изменении сущности отправляет событие клиентам, подключенным к этому же процессу [3], [5].</w:t>
       </w:r>
     </w:p>
     <w:p>
@@ -4306,7 +4306,7 @@
           <w:i w:val="0"/>
           <w:sz w:val="28"/>
         </w:rPr>
-        <w:t>. Если событие изменения отчета создано на первом узле, то без межузловой синхронизации второй узел не узнает, что нужно отправить событие своим клиентам. Формально система уже имеет два backend-экземпляра, но real-time пространство фрагментируется на независимые острова [3], [10].</w:t>
+        <w:t>. Если событие изменения отчета создано на первом узле, то без межузловой синхронизации второй узел не узнает, что нужно отправить событие своим клиентам. Формально система уже имеет два серверных экземпляра, но пространство оперативной синхронизации фрагментируется на независимые области [3], [10].</w:t>
       </w:r>
     </w:p>
     <w:p>
@@ -4346,7 +4346,7 @@
           <w:i w:val="0"/>
           <w:sz w:val="28"/>
         </w:rPr>
-        <w:t>В рамках работы рассматривались несколько подходов к построению масштабируемого real-time контура [3], [4], [7], [9], [10]. Сравнение выполнялось по критериям, важным для целевой системы: решает ли подход межузловую доставку, сохраняет ли модель SignalR-групп, подходит ли для self-hosted стенда, требует ли переработки доменных событий и может ли быть проверен в локальном Docker Compose.</w:t>
+        <w:t>В рамках работы рассматривались несколько подходов к построению масштабируемого real-time контура [3], [4], [7], [9], [10]. Сравнение выполнялось по критериям, важным для целевой системы: решает ли подход межузловую доставку, сохраняет ли модель SignalR-групп, подходит ли для локально развернутого стенда, требует ли переработки доменных событий и может ли быть проверен в локальном Docker Compose.</w:t>
       </w:r>
     </w:p>
     <w:p>
@@ -4552,7 +4552,7 @@
                 <w:i w:val="0"/>
                 <w:sz w:val="18"/>
               </w:rPr>
-              <w:t>Один экземпляр backend-сервиса</w:t>
+              <w:t>Один экземпляр серверного сервиса</w:t>
             </w:r>
           </w:p>
         </w:tc>
@@ -4672,7 +4672,7 @@
                 <w:i w:val="0"/>
                 <w:sz w:val="18"/>
               </w:rPr>
-              <w:t>Несколько экземпляров без backplane</w:t>
+              <w:t>Несколько экземпляров без Redis backplane</w:t>
             </w:r>
           </w:p>
         </w:tc>
@@ -4792,7 +4792,7 @@
                 <w:i w:val="0"/>
                 <w:sz w:val="18"/>
               </w:rPr>
-              <w:t>Sticky sessions</w:t>
+              <w:t>Закрепление клиента за узлом</w:t>
             </w:r>
           </w:p>
         </w:tc>
@@ -4958,7 +4958,7 @@
                 <w:i w:val="0"/>
                 <w:sz w:val="18"/>
               </w:rPr>
-              <w:t>Сохраняет SignalR-группы, self-hosted стенд и локальную проверку</w:t>
+              <w:t>Сохраняет SignalR-группы, локальный стенд и локальную проверку</w:t>
             </w:r>
           </w:p>
         </w:tc>
@@ -5032,7 +5032,7 @@
                 <w:i w:val="0"/>
                 <w:sz w:val="18"/>
               </w:rPr>
-              <w:t>Broker/event bus</w:t>
+              <w:t>Брокер сообщений или шина событий</w:t>
             </w:r>
           </w:p>
         </w:tc>
@@ -5078,7 +5078,7 @@
                 <w:i w:val="0"/>
                 <w:sz w:val="18"/>
               </w:rPr>
-              <w:t>Подходит для durable/event-driven архитектуры</w:t>
+              <w:t>Подходит для событийно-ориентированной архитектуры</w:t>
             </w:r>
           </w:p>
         </w:tc>
@@ -5152,7 +5152,7 @@
                 <w:i w:val="0"/>
                 <w:sz w:val="18"/>
               </w:rPr>
-              <w:t>Managed real-time service</w:t>
+              <w:t>Управляемый real-time сервис</w:t>
             </w:r>
           </w:p>
         </w:tc>
@@ -5221,7 +5221,7 @@
                 <w:i w:val="0"/>
                 <w:sz w:val="18"/>
               </w:rPr>
-              <w:t>Снижает контроль над self-hosted контуром</w:t>
+              <w:t>Снижает контроль над локально развернутым контуром</w:t>
             </w:r>
           </w:p>
         </w:tc>
@@ -5292,7 +5292,7 @@
           <w:i w:val="0"/>
           <w:sz w:val="28"/>
         </w:rPr>
-        <w:t>Подход 5 с broker/event bus подходит для более строгой event-driven архитектуры, durable-интеграций и повторной обработки событий. Однако для текущей задачи он избыточен: real-time события интерфейса являются transient UI-событиями, а источником истины остается PostgreSQL. Внедрение broker/event log потребовало бы отдельного проектирования схем событий, consumer-групп, outbox/inbox и правил повторной доставки. Подход 6 снижает объем self-hosted инфраструктуры, но уменьшает контроль над исследуемым контуром и усложняет воспроизводимую локальную демонстрацию.</w:t>
+        <w:t>Подход 5 с брокером сообщений или шиной событий подходит для более строгой событийно-ориентированной архитектуры, долговременных интеграций и повторной обработки событий. Однако для текущей задачи он избыточен: real-time события интерфейса являются краткоживущими событиями интерфейса, а источником истины остается PostgreSQL. Внедрение журнала событий потребовало бы отдельного проектирования схем событий, групп потребителей, паттернов outbox/inbox и правил повторной доставки. Подход 6 снижает объем локальной инфраструктуры, но уменьшает контроль над исследуемым контуром и усложняет воспроизводимую локальную демонстрацию.</w:t>
       </w:r>
     </w:p>
     <w:p>
@@ -5308,7 +5308,7 @@
           <w:i w:val="0"/>
           <w:sz w:val="28"/>
         </w:rPr>
-        <w:t>Таким образом, Redis backplane для SignalR выбран не как произвольная инфраструктурная настройка, а как инженерный компромисс. Он сохраняет существующий код отправки событий в SignalR-группы, требует минимальной переработки доменной логики, подходит для Docker Compose стенда и позволяет напрямую проверить свойство cross-node delivery [4], [9].</w:t>
+        <w:t>Таким образом, Redis backplane для SignalR выбран не как произвольная инфраструктурная настройка, а как инженерный компромисс. Он сохраняет существующий код отправки событий в SignalR-группы, требует минимальной переработки доменной логики, подходит для Docker Compose стенда и позволяет напрямую проверить свойство межузловой доставки [4], [9].</w:t>
       </w:r>
     </w:p>
     <w:p>
@@ -5332,7 +5332,7 @@
           <w:i w:val="0"/>
           <w:sz w:val="28"/>
         </w:rPr>
-        <w:t>Анализ показал, что real-time интерфейс в системе отслеживания задач должен рассматриваться как контур совместной работы над сущностями, а не только как клиентский WebSocket. Главным ограничением single-node реализации является локальность сведений о соединениях и группах. Для устранения этого ограничения требуется архитектура, в которой несколько экземпляров backend-сервиса обмениваются real-time событиями через межузловой механизм. Для рассматриваемой системы рациональным решением является использование Redis backplane в составе SignalR [3], [4], [15].</w:t>
+        <w:t>Анализ показал, что real-time интерфейс в системе отслеживания задач должен рассматриваться как контур совместной работы над сущностями, а не только как клиентский WebSocket. Главным ограничением одноузловой реализации является локальность сведений о соединениях и группах. Для устранения этого ограничения требуется архитектура, в которой несколько экземпляров серверного сервиса обмениваются real-time событиями через межузловой механизм. Для рассматриваемой системы рациональным решением является использование Redis backplane в составе SignalR [3], [4], [15].</w:t>
       </w:r>
     </w:p>
     <w:p>
@@ -5365,7 +5365,7 @@
           <w:i w:val="0"/>
           <w:sz w:val="28"/>
         </w:rPr>
-        <w:t xml:space="preserve">Целевая система представляет собой веб-систему для работы с отчетами, задачами, комментариями, вложениями и связанными сущностями. В работе рассматривается не вся продуктовая инфраструктура, а минимальный контур real-time взаимодействия: прикладной backend-сервис </w:t>
+        <w:t xml:space="preserve">Целевая система представляет собой веб-систему для работы с отчетами, задачами, комментариями, вложениями и связанными сущностями. В работе рассматривается не вся продуктовая инфраструктура, а минимальный контур real-time взаимодействия: прикладной серверный сервис </w:t>
       </w:r>
       <w:r>
         <w:rPr>
@@ -5383,7 +5383,7 @@
           <w:i w:val="0"/>
           <w:sz w:val="28"/>
         </w:rPr>
-        <w:t>, PostgreSQL, Redis, reverse proxy на nginx и отдельный проверочный клиент.</w:t>
+        <w:t>, PostgreSQL, Redis, обратный прокси-сервер nginx и отдельный проверочный клиент.</w:t>
       </w:r>
     </w:p>
     <w:p>
@@ -5399,7 +5399,7 @@
           <w:i w:val="0"/>
           <w:sz w:val="28"/>
         </w:rPr>
-        <w:t>В качестве целевой системы рассматривается существующая кодовая база продукта, в которой уже реализованы backend-сервис, клиентское приложение и инфраструктурные конфигурации. Для исследования выделен контур, достаточный для проверки real-time взаимодействия: SignalR-хаб, механизм групп, reverse proxy, база данных, Redis и проверочный клиент.</w:t>
+        <w:t>В качестве целевой системы рассматривается существующая кодовая база продукта, в которой уже реализованы серверный сервис, клиентское приложение и инфраструктурные конфигурации. Для исследования выделен контур, достаточный для проверки real-time взаимодействия: SignalR-хаб, механизм групп, обратный прокси-сервер, база данных, Redis и проверочный клиент.</w:t>
       </w:r>
     </w:p>
     <w:p>
@@ -5653,7 +5653,7 @@
           <w:i w:val="0"/>
           <w:sz w:val="28"/>
         </w:rPr>
-        <w:t xml:space="preserve">При этом в исходной инфраструктурной конфигурации upstream </w:t>
+        <w:t xml:space="preserve">При этом в исходной инфраструктурной конфигурации upstream-блок </w:t>
       </w:r>
       <w:r>
         <w:rPr>
@@ -5671,7 +5671,7 @@
           <w:i w:val="0"/>
           <w:sz w:val="28"/>
         </w:rPr>
-        <w:t xml:space="preserve"> указывал на один экземпляр backend-сервиса. Даже при наличии Redis в составе общего compose-стенда SignalR не использовал Redis как backplane для межузловой доставки. Поэтому исходный контур можно охарактеризовать как функциональный single-node real-time механизм [3], [4].</w:t>
+        <w:t xml:space="preserve"> указывал на один экземпляр серверного сервиса. Даже при наличии Redis в составе общего compose-стенда SignalR не использовал Redis как backplane для межузловой доставки. Поэтому исходный контур можно охарактеризовать как функциональный одноузловой real-time механизм [3], [4].</w:t>
       </w:r>
     </w:p>
     <w:p>
@@ -5711,7 +5711,7 @@
           <w:i w:val="0"/>
           <w:sz w:val="28"/>
         </w:rPr>
-        <w:t>1. Система должна поддерживать подключение клиентов к SignalR-хабу через reverse proxy.</w:t>
+        <w:t>1. Система должна поддерживать подключение клиентов к SignalR-хабу через обратный прокси-сервер.</w:t>
       </w:r>
     </w:p>
     <w:p>
@@ -5759,7 +5759,7 @@
           <w:i w:val="0"/>
           <w:sz w:val="28"/>
         </w:rPr>
-        <w:t>4. Клиенты, подключенные к разным экземплярам backend-сервиса, должны получать одно и то же real-time событие.</w:t>
+        <w:t>4. Клиенты, подключенные к разным экземплярам серверного сервиса, должны получать одно и то же real-time событие.</w:t>
       </w:r>
     </w:p>
     <w:p>
@@ -5891,7 +5891,7 @@
           <w:i w:val="0"/>
           <w:sz w:val="28"/>
         </w:rPr>
-        <w:t>3. Реализация должна сохранять совместимость существующих payload'ов real-time событий.</w:t>
+        <w:t>3. Реализация должна сохранять совместимость существующего содержимого real-time событий.</w:t>
       </w:r>
     </w:p>
     <w:p>
@@ -5931,7 +5931,7 @@
           <w:i w:val="0"/>
           <w:sz w:val="28"/>
         </w:rPr>
-        <w:t>Для реализации масштабируемого real-time контура выбран следующий стек инструментальных средств. Серверный real-time слой строится на ASP.NET Core SignalR — стандартной библиотеке платформы для двунаправленного взаимодействия поверх WebSocket с моделью хабов и групп [2]. Для межузловой доставки событий между экземплярами серверного приложения используется Redis в роли backplane SignalR; такой подход рекомендован Microsoft и сохраняет существующую модель публикации событий в группы [4], [9]. Перед экземплярами backend-сервиса размещается nginx как reverse proxy и балансировщик HTTP- и WebSocket-трафика [10]. Воспроизводимый multi-instance стенд описывается через Docker Compose, что позволяет запускать оба исследовательских режима — с Redis backplane и без — на одном коде. Проверочный клиент реализован на Node.js: он не зависит от пользовательского интерфейса продукта и работает напрямую с серверным real-time контуром, что делает эксперимент компактным и сосредоточенным на проверяемом свойстве доставки.</w:t>
+        <w:t>Для реализации масштабируемого real-time контура выбран стек инструментальных средств: ASP.NET Core SignalR для двунаправленного взаимодействия поверх WebSocket с моделью хабов и групп [2], Redis backplane для межузловой доставки событий между экземплярами серверного приложения [4], [9], nginx как обратный прокси-сервер и балансировщик HTTP- и WebSocket-трафика [10], Docker Compose для воспроизводимого запуска режимов с Redis backplane и без него. Проверочный клиент реализован на Node.js и работает напрямую с серверным real-time контуром, поэтому эксперимент не зависит от пользовательского интерфейса продукта.</w:t>
       </w:r>
     </w:p>
     <w:p>
@@ -5987,7 +5987,7 @@
           <w:i w:val="0"/>
           <w:sz w:val="28"/>
         </w:rPr>
-        <w:t xml:space="preserve">2. Подготовить multi-instance стенд с двумя экземплярами </w:t>
+        <w:t xml:space="preserve">2. Подготовить стенд с двумя экземплярами </w:t>
       </w:r>
       <w:r>
         <w:rPr>
@@ -6021,7 +6021,7 @@
           <w:i w:val="0"/>
           <w:sz w:val="28"/>
         </w:rPr>
-        <w:t>3. Настроить nginx так, чтобы входящий трафик распределялся между экземплярами backend-сервиса и корректно проксировались WebSocket-соединения.</w:t>
+        <w:t>3. Настроить nginx так, чтобы входящий трафик распределялся между экземплярами серверного сервиса и корректно проксировались WebSocket-соединения.</w:t>
       </w:r>
     </w:p>
     <w:p>
@@ -6069,7 +6069,7 @@
           <w:i w:val="0"/>
           <w:sz w:val="28"/>
         </w:rPr>
-        <w:t>6. Реализовать автоматизированный сценарий проверки cross-node delivery.</w:t>
+        <w:t>6. Реализовать автоматизированный сценарий проверки межузловой доставки.</w:t>
       </w:r>
     </w:p>
     <w:p>
@@ -6208,7 +6208,7 @@
           <w:i/>
           <w:sz w:val="24"/>
         </w:rPr>
-        <w:t>Рисунок 3 — Исходная single-node архитектура real-time контура</w:t>
+        <w:t>Рисунок 3 — Исходная одноузловая архитектура real-time контура</w:t>
       </w:r>
     </w:p>
     <w:p>
@@ -6332,7 +6332,7 @@
           <w:i/>
           <w:sz w:val="24"/>
         </w:rPr>
-        <w:t>Рисунок 4 — Multi-instance архитектура без backplane и фрагментация локальных SignalR-групп</w:t>
+        <w:t>Рисунок 4 — Архитектура с несколькими экземплярами без Redis backplane и фрагментация локальных SignalR-групп</w:t>
       </w:r>
     </w:p>
     <w:p>
@@ -6356,7 +6356,7 @@
           <w:i w:val="0"/>
           <w:sz w:val="28"/>
         </w:rPr>
-        <w:t xml:space="preserve">В целевой архитектуре перед backend-сервисами находится nginx, а приложение запускается в двух экземплярах: </w:t>
+        <w:t xml:space="preserve">В целевой архитектуре перед серверными сервисами находится nginx, а приложение запускается в двух экземплярах: </w:t>
       </w:r>
       <w:r>
         <w:rPr>
@@ -6464,7 +6464,7 @@
           <w:i/>
           <w:sz w:val="24"/>
         </w:rPr>
-        <w:t>Рисунок 5 — Целевая multi-instance архитектура с Redis backplane и элементами, разработанными в рамках ВКР</w:t>
+        <w:t>Рисунок 5 — Целевая архитектура с несколькими экземплярами, Redis backplane и элементами, разработанными в рамках ВКР</w:t>
       </w:r>
     </w:p>
     <w:p>
@@ -6572,7 +6572,7 @@
           <w:i w:val="0"/>
           <w:sz w:val="28"/>
         </w:rPr>
-        <w:t>2. HTTP-запрос попадает через nginx на один из экземпляров backend-сервиса.</w:t>
+        <w:t>2. HTTP-запрос попадает через nginx на один из экземпляров серверного сервиса.</w:t>
       </w:r>
     </w:p>
     <w:p>
@@ -6840,7 +6840,7 @@
           <w:i w:val="0"/>
           <w:sz w:val="28"/>
         </w:rPr>
-        <w:t>Для доказательства результата в эксперименте фиксируется не только факт доставки события, но и принадлежность клиентских подключений к разным экземплярам backend-сервиса. Поэтому в проект добавлен диагностический контур:</w:t>
+        <w:t>Для экспериментальной проверки фиксируется не только факт доставки события, но и принадлежность клиентских подключений к разным экземплярам серверного сервиса. Поэтому в проект добавлен диагностический контур:</w:t>
       </w:r>
     </w:p>
     <w:p>
@@ -7046,7 +7046,7 @@
           <w:i w:val="0"/>
           <w:sz w:val="28"/>
         </w:rPr>
-        <w:t>5. Проверочный клиент выводит diagnostics в JSON-результате эксперимента.</w:t>
+        <w:t>5. Проверочный клиент выводит диагностические данные в JSON-результате эксперимента.</w:t>
       </w:r>
     </w:p>
     <w:p>
@@ -7062,7 +7062,7 @@
           <w:i w:val="0"/>
           <w:sz w:val="28"/>
         </w:rPr>
-        <w:t>Такой контур не меняет бизнес-payload'ы событий, но повышает наблюдаемость и делает эксперимент проверяемым [8].</w:t>
+        <w:t>Такой контур не меняет прикладное содержимое событий, но повышает наблюдаемость стенда [8].</w:t>
       </w:r>
     </w:p>
     <w:p>
@@ -7136,7 +7136,7 @@
           <w:i w:val="0"/>
           <w:sz w:val="28"/>
         </w:rPr>
-        <w:t>Ограничение выбранной архитектуры состоит в том, что она не вводит глобальную блокировку нового состояния до подтверждения доставки всеми экземплярами backend-сервиса. Также Redis backplane не обеспечивает durable-гарантию доставки каждого UI-события при полном сбое Redis, клиентского соединения или серверного узла. Если событие потеряно в момент разрыва соединения, восстановление согласованности должно выполняться через повторное вступление в группу и повторное чтение состояния из REST API.</w:t>
+        <w:t>Ограничение выбранной архитектуры состоит в том, что она не вводит глобальную блокировку нового состояния до подтверждения доставки всеми экземплярами серверного сервиса. Также Redis backplane не обеспечивает долговременную гарантию доставки каждого события интерфейса при полном сбое Redis, клиентского соединения или серверного узла. Если событие потеряно в момент разрыва соединения, восстановление согласованности должно выполняться через повторное вступление в группу и повторное чтение состояния из REST API.</w:t>
       </w:r>
     </w:p>
     <w:p>
@@ -7152,7 +7152,7 @@
           <w:i w:val="0"/>
           <w:sz w:val="28"/>
         </w:rPr>
-        <w:t>Более строгий промышленный вариант может включать durable broker или event log, версии сущностей, optimistic concurrency, outbox/inbox, подтверждения потребителей и клиентскую повторную синхронизацию по версии состояния. Такой вариант сильнее с точки зрения гарантий доставки, но существенно усложняет архитектуру и выходит за рамки текущей задачи, где требуется масштабируемая доставка transient UI-событий в существующей SignalR-модели.</w:t>
+        <w:t>Более строгий промышленный вариант может включать брокер с долговременным хранением событий или журнал событий, версии сущностей, оптимистическую конкурентность, паттерны outbox/inbox, подтверждения потребителей и клиентскую повторную синхронизацию по версии состояния. Такой вариант сильнее с точки зрения гарантий доставки, но существенно усложняет архитектуру и выходит за рамки текущей задачи, где требуется масштабируемая доставка краткоживущих событий интерфейса в существующей SignalR-модели.</w:t>
       </w:r>
     </w:p>
     <w:p>
@@ -7185,15 +7185,7 @@
           <w:i w:val="0"/>
           <w:sz w:val="28"/>
         </w:rPr>
-        <w:t>Работы по реализации были разделены на пять направлений: изменение backend-конфигурации SignalR, доработка хаба и централизованного клиента отправки событий, адаптация frontend-слоя к восстановлению соединений, подготовка инфраструктуры multi-instance стенда и разработка проверочного клиента для фиксации результатов испытаний. Эти направления охватывают серверную, клиентскую, инфраструктурную и экспериментальную части разработанного решения.</w:t>
-      </w:r>
-    </w:p>
-    <w:p>
-      <w:pPr>
-        <w:pStyle w:val="Heading2"/>
-      </w:pPr>
-      <w:r>
-        <w:t>4.2 Изменения backend</w:t>
+        <w:t>Работы по реализации были разделены на пять направлений: изменение серверной конфигурации SignalR, доработка хаба и централизованного клиента отправки событий, адаптация клиентского real-time слоя к восстановлению соединений, подготовка инфраструктуры стенда с несколькими экземплярами и разработка проверочного клиента для фиксации результатов испытаний. Эти направления охватывают серверную, клиентскую, инфраструктурную и экспериментальную части разработанного решения.</w:t>
       </w:r>
     </w:p>
     <w:p>
@@ -7209,7 +7201,7 @@
           <w:i w:val="0"/>
           <w:sz w:val="28"/>
         </w:rPr>
-        <w:t xml:space="preserve">В backend добавлена поддержка Redis backplane для SignalR. В конфигурации приложения появилась переменная окружения </w:t>
+        <w:t xml:space="preserve">Реализация включает несколько связанных программных артефактов. На стороне серверной части добавлены конфигурируемое подключение Redis backplane, диагностический метод хаба и централизованная отправка событий с логированием </w:t>
       </w:r>
       <w:r>
         <w:rPr>
@@ -7218,16 +7210,16 @@
           <w:i w:val="0"/>
           <w:sz w:val="28"/>
         </w:rPr>
-        <w:t>REDIS_CONNECTION_STRING</w:t>
-      </w:r>
-      <w:r>
-        <w:rPr>
-          <w:rFonts w:ascii="Times New Roman" w:hAnsi="Times New Roman" w:eastAsia="Times New Roman"/>
-          <w:b w:val="0"/>
-          <w:i w:val="0"/>
-          <w:sz w:val="28"/>
-        </w:rPr>
-        <w:t xml:space="preserve">. Если она задана, при инициализации SignalR вызывается подключение </w:t>
+        <w:t>eventId</w:t>
+      </w:r>
+      <w:r>
+        <w:rPr>
+          <w:rFonts w:ascii="Times New Roman" w:hAnsi="Times New Roman" w:eastAsia="Times New Roman"/>
+          <w:b w:val="0"/>
+          <w:i w:val="0"/>
+          <w:sz w:val="28"/>
+        </w:rPr>
+        <w:t xml:space="preserve"> и </w:t>
       </w:r>
       <w:r>
         <w:rPr>
@@ -7236,16 +7228,24 @@
           <w:i w:val="0"/>
           <w:sz w:val="28"/>
         </w:rPr>
-        <w:t>AddStackExchangeRedis</w:t>
-      </w:r>
-      <w:r>
-        <w:rPr>
-          <w:rFonts w:ascii="Times New Roman" w:hAnsi="Times New Roman" w:eastAsia="Times New Roman"/>
-          <w:b w:val="0"/>
-          <w:i w:val="0"/>
-          <w:sz w:val="28"/>
-        </w:rPr>
-        <w:t>. Если переменная не задана или пустая, приложение продолжает работать в single-node режиме без backplane. Это позволяет запускать один и тот же код в двух исследовательских режимах: с межузловой доставкой и без нее [4].</w:t>
+        <w:t>serverInstanceId</w:t>
+      </w:r>
+      <w:r>
+        <w:rPr>
+          <w:rFonts w:ascii="Times New Roman" w:hAnsi="Times New Roman" w:eastAsia="Times New Roman"/>
+          <w:b w:val="0"/>
+          <w:i w:val="0"/>
+          <w:sz w:val="28"/>
+        </w:rPr>
+        <w:t>. На стороне клиентской части доработан real-time слой страницы отчета: WebSocket-подключение, получение диагностических данных, обработка восстановления соединения и повторное вступление в группу текущего отчета. Отдельно реализован проверочный Node.js-клиент, который воспроизводит межузловую доставку независимо от визуального интерфейса.</w:t>
+      </w:r>
+    </w:p>
+    <w:p>
+      <w:pPr>
+        <w:pStyle w:val="Heading2"/>
+      </w:pPr>
+      <w:r>
+        <w:t>4.2 Изменения серверной части</w:t>
       </w:r>
     </w:p>
     <w:p>
@@ -7261,7 +7261,7 @@
           <w:i w:val="0"/>
           <w:sz w:val="28"/>
         </w:rPr>
-        <w:t xml:space="preserve">Ключевой фрагмент настройки находится в </w:t>
+        <w:t xml:space="preserve">В серверной части добавлена поддержка Redis backplane для SignalR. В конфигурации приложения появилась переменная окружения </w:t>
       </w:r>
       <w:r>
         <w:rPr>
@@ -7270,16 +7270,34 @@
           <w:i w:val="0"/>
           <w:sz w:val="28"/>
         </w:rPr>
-        <w:t>backend/bugget-api/Bugget/Extensions/ServiceCollectionExtensions.cs</w:t>
-      </w:r>
-      <w:r>
-        <w:rPr>
-          <w:rFonts w:ascii="Times New Roman" w:hAnsi="Times New Roman" w:eastAsia="Times New Roman"/>
-          <w:b w:val="0"/>
-          <w:i w:val="0"/>
-          <w:sz w:val="28"/>
-        </w:rPr>
-        <w:t xml:space="preserve"> и приведен в приложении Б. Подключение backplane не зашито жестко в код, а управляется конфигурацией окружения. Поэтому тот же исполняемый код можно запускать как в позитивном режиме с Redis backplane, так и в негативном контрольном режиме без межузлового канала.</w:t>
+        <w:t>REDIS_CONNECTION_STRING</w:t>
+      </w:r>
+      <w:r>
+        <w:rPr>
+          <w:rFonts w:ascii="Times New Roman" w:hAnsi="Times New Roman" w:eastAsia="Times New Roman"/>
+          <w:b w:val="0"/>
+          <w:i w:val="0"/>
+          <w:sz w:val="28"/>
+        </w:rPr>
+        <w:t xml:space="preserve">. Если она задана, при инициализации SignalR вызывается подключение </w:t>
+      </w:r>
+      <w:r>
+        <w:rPr>
+          <w:rFonts w:ascii="Courier New" w:hAnsi="Courier New" w:eastAsia="Courier New"/>
+          <w:b w:val="0"/>
+          <w:i w:val="0"/>
+          <w:sz w:val="28"/>
+        </w:rPr>
+        <w:t>AddStackExchangeRedis</w:t>
+      </w:r>
+      <w:r>
+        <w:rPr>
+          <w:rFonts w:ascii="Times New Roman" w:hAnsi="Times New Roman" w:eastAsia="Times New Roman"/>
+          <w:b w:val="0"/>
+          <w:i w:val="0"/>
+          <w:sz w:val="28"/>
+        </w:rPr>
+        <w:t>. Если переменная не задана или пустая, приложение продолжает работать в одноузловом режиме без Redis backplane. Это позволяет запускать один и тот же код в двух исследовательских режимах: с межузловой доставкой и без нее [4].</w:t>
       </w:r>
     </w:p>
     <w:p>
@@ -7295,7 +7313,7 @@
           <w:i w:val="0"/>
           <w:sz w:val="28"/>
         </w:rPr>
-        <w:t xml:space="preserve">Для разделения каналов SignalR используется prefix </w:t>
+        <w:t xml:space="preserve">Ключевой фрагмент настройки находится в </w:t>
       </w:r>
       <w:r>
         <w:rPr>
@@ -7304,16 +7322,16 @@
           <w:i w:val="0"/>
           <w:sz w:val="28"/>
         </w:rPr>
-        <w:t>app-api-realtime</w:t>
-      </w:r>
-      <w:r>
-        <w:rPr>
-          <w:rFonts w:ascii="Times New Roman" w:hAnsi="Times New Roman" w:eastAsia="Times New Roman"/>
-          <w:b w:val="0"/>
-          <w:i w:val="0"/>
-          <w:sz w:val="28"/>
-        </w:rPr>
-        <w:t>. Это снижает риск пересечения сообщений с другими возможными приложениями или окружениями, использующими тот же Redis [4], [9].</w:t>
+        <w:t>backend/bugget-api/Bugget/Extensions/ServiceCollectionExtensions.cs</w:t>
+      </w:r>
+      <w:r>
+        <w:rPr>
+          <w:rFonts w:ascii="Times New Roman" w:hAnsi="Times New Roman" w:eastAsia="Times New Roman"/>
+          <w:b w:val="0"/>
+          <w:i w:val="0"/>
+          <w:sz w:val="28"/>
+        </w:rPr>
+        <w:t xml:space="preserve"> и приведен в приложении Б. Подключение backplane не зашито жестко в код, а управляется конфигурацией окружения. Поэтому тот же исполняемый код можно запускать как в позитивном режиме с Redis backplane, так и в негативном контрольном режиме без межузлового канала.</w:t>
       </w:r>
     </w:p>
     <w:p>
@@ -7329,7 +7347,7 @@
           <w:i w:val="0"/>
           <w:sz w:val="28"/>
         </w:rPr>
-        <w:t xml:space="preserve">Также добавлена переменная </w:t>
+        <w:t xml:space="preserve">Для разделения каналов SignalR используется prefix </w:t>
       </w:r>
       <w:r>
         <w:rPr>
@@ -7338,52 +7356,16 @@
           <w:i w:val="0"/>
           <w:sz w:val="28"/>
         </w:rPr>
-        <w:t>SERVER_INSTANCE_ID</w:t>
-      </w:r>
-      <w:r>
-        <w:rPr>
-          <w:rFonts w:ascii="Times New Roman" w:hAnsi="Times New Roman" w:eastAsia="Times New Roman"/>
-          <w:b w:val="0"/>
-          <w:i w:val="0"/>
-          <w:sz w:val="28"/>
-        </w:rPr>
-        <w:t xml:space="preserve">. Значение используется для логирования и диагностики. Если переменная не задана, сервис может использовать имя машины как fallback. На стенде экземпляры получают явные значения </w:t>
-      </w:r>
-      <w:r>
-        <w:rPr>
-          <w:rFonts w:ascii="Courier New" w:hAnsi="Courier New" w:eastAsia="Courier New"/>
-          <w:b w:val="0"/>
-          <w:i w:val="0"/>
-          <w:sz w:val="28"/>
-        </w:rPr>
-        <w:t>app-api-1</w:t>
-      </w:r>
-      <w:r>
-        <w:rPr>
-          <w:rFonts w:ascii="Times New Roman" w:hAnsi="Times New Roman" w:eastAsia="Times New Roman"/>
-          <w:b w:val="0"/>
-          <w:i w:val="0"/>
-          <w:sz w:val="28"/>
-        </w:rPr>
-        <w:t xml:space="preserve"> и </w:t>
-      </w:r>
-      <w:r>
-        <w:rPr>
-          <w:rFonts w:ascii="Courier New" w:hAnsi="Courier New" w:eastAsia="Courier New"/>
-          <w:b w:val="0"/>
-          <w:i w:val="0"/>
-          <w:sz w:val="28"/>
-        </w:rPr>
-        <w:t>app-api-2</w:t>
-      </w:r>
-      <w:r>
-        <w:rPr>
-          <w:rFonts w:ascii="Times New Roman" w:hAnsi="Times New Roman" w:eastAsia="Times New Roman"/>
-          <w:b w:val="0"/>
-          <w:i w:val="0"/>
-          <w:sz w:val="28"/>
-        </w:rPr>
-        <w:t>.</w:t>
+        <w:t>app-api-realtime</w:t>
+      </w:r>
+      <w:r>
+        <w:rPr>
+          <w:rFonts w:ascii="Times New Roman" w:hAnsi="Times New Roman" w:eastAsia="Times New Roman"/>
+          <w:b w:val="0"/>
+          <w:i w:val="0"/>
+          <w:sz w:val="28"/>
+        </w:rPr>
+        <w:t>. Это снижает риск пересечения сообщений с другими возможными приложениями или окружениями, использующими тот же Redis [4], [9].</w:t>
       </w:r>
     </w:p>
     <w:p>
@@ -7399,6 +7381,76 @@
           <w:i w:val="0"/>
           <w:sz w:val="28"/>
         </w:rPr>
+        <w:t xml:space="preserve">Также добавлена переменная </w:t>
+      </w:r>
+      <w:r>
+        <w:rPr>
+          <w:rFonts w:ascii="Courier New" w:hAnsi="Courier New" w:eastAsia="Courier New"/>
+          <w:b w:val="0"/>
+          <w:i w:val="0"/>
+          <w:sz w:val="28"/>
+        </w:rPr>
+        <w:t>SERVER_INSTANCE_ID</w:t>
+      </w:r>
+      <w:r>
+        <w:rPr>
+          <w:rFonts w:ascii="Times New Roman" w:hAnsi="Times New Roman" w:eastAsia="Times New Roman"/>
+          <w:b w:val="0"/>
+          <w:i w:val="0"/>
+          <w:sz w:val="28"/>
+        </w:rPr>
+        <w:t xml:space="preserve">. Значение используется для логирования и диагностики. Если переменная не задана, сервис может использовать имя машины как fallback. На стенде экземпляры получают явные значения </w:t>
+      </w:r>
+      <w:r>
+        <w:rPr>
+          <w:rFonts w:ascii="Courier New" w:hAnsi="Courier New" w:eastAsia="Courier New"/>
+          <w:b w:val="0"/>
+          <w:i w:val="0"/>
+          <w:sz w:val="28"/>
+        </w:rPr>
+        <w:t>app-api-1</w:t>
+      </w:r>
+      <w:r>
+        <w:rPr>
+          <w:rFonts w:ascii="Times New Roman" w:hAnsi="Times New Roman" w:eastAsia="Times New Roman"/>
+          <w:b w:val="0"/>
+          <w:i w:val="0"/>
+          <w:sz w:val="28"/>
+        </w:rPr>
+        <w:t xml:space="preserve"> и </w:t>
+      </w:r>
+      <w:r>
+        <w:rPr>
+          <w:rFonts w:ascii="Courier New" w:hAnsi="Courier New" w:eastAsia="Courier New"/>
+          <w:b w:val="0"/>
+          <w:i w:val="0"/>
+          <w:sz w:val="28"/>
+        </w:rPr>
+        <w:t>app-api-2</w:t>
+      </w:r>
+      <w:r>
+        <w:rPr>
+          <w:rFonts w:ascii="Times New Roman" w:hAnsi="Times New Roman" w:eastAsia="Times New Roman"/>
+          <w:b w:val="0"/>
+          <w:i w:val="0"/>
+          <w:sz w:val="28"/>
+        </w:rPr>
+        <w:t>.</w:t>
+      </w:r>
+    </w:p>
+    <w:p>
+      <w:pPr>
+        <w:spacing w:line="360" w:lineRule="auto"/>
+        <w:ind w:firstLine="709"/>
+        <w:jc w:val="left"/>
+      </w:pPr>
+      <w:r>
+        <w:rPr>
+          <w:rFonts w:ascii="Times New Roman" w:hAnsi="Times New Roman" w:eastAsia="Times New Roman"/>
+          <w:b w:val="0"/>
+          <w:i w:val="0"/>
+          <w:sz w:val="28"/>
+        </w:rPr>
         <w:t xml:space="preserve">В </w:t>
       </w:r>
       <w:r>
@@ -7469,7 +7521,7 @@
           <w:i w:val="0"/>
           <w:sz w:val="28"/>
         </w:rPr>
-        <w:t>Диагностический метод возвращает данные, необходимые для доказательства cross-node сценария: идентификатор экземпляра сервера, имя машины, идентификатор SignalR-соединения и пользовательский идентификатор. Фрагмент реализации приведен в приложении Б.</w:t>
+        <w:t>Диагностический метод возвращает данные, необходимые для анализа межузлового сценария: идентификатор экземпляра сервера, имя машины, идентификатор SignalR-соединения и пользовательский идентификатор. Фрагмент реализации приведен в приложении Б.</w:t>
       </w:r>
     </w:p>
     <w:p>
@@ -7539,7 +7591,25 @@
           <w:i w:val="0"/>
           <w:sz w:val="28"/>
         </w:rPr>
-        <w:t>, логируются имя события, ключ группы, идентификатор серверного экземпляра и исключаемый connectionId. Существующие payload'ы событий сохранены, что снижает риск регрессий в прикладной логике [5], [8].</w:t>
+        <w:t xml:space="preserve">, логируются имя события, ключ группы, идентификатор серверного экземпляра и исключаемый </w:t>
+      </w:r>
+      <w:r>
+        <w:rPr>
+          <w:rFonts w:ascii="Courier New" w:hAnsi="Courier New" w:eastAsia="Courier New"/>
+          <w:b w:val="0"/>
+          <w:i w:val="0"/>
+          <w:sz w:val="28"/>
+        </w:rPr>
+        <w:t>connectionId</w:t>
+      </w:r>
+      <w:r>
+        <w:rPr>
+          <w:rFonts w:ascii="Times New Roman" w:hAnsi="Times New Roman" w:eastAsia="Times New Roman"/>
+          <w:b w:val="0"/>
+          <w:i w:val="0"/>
+          <w:sz w:val="28"/>
+        </w:rPr>
+        <w:t>. Существующее содержимое событий сохранено, что снижает риск регрессий в прикладной логике [5], [8].</w:t>
       </w:r>
     </w:p>
     <w:p>
@@ -7573,7 +7643,7 @@
           <w:i w:val="0"/>
           <w:sz w:val="28"/>
         </w:rPr>
-        <w:t>, группа и экземпляр сервера. Прикладные payload'ы при этом не меняются: изменяется инфраструктурная семантика доставки и наблюдаемость, а не формат событий для существующего frontend-кода.</w:t>
+        <w:t>, группа и экземпляр сервера. Прикладное содержимое событий при этом не меняется: изменяется инфраструктурная семантика доставки и наблюдаемость, а не формат событий для существующего клиентского кода.</w:t>
       </w:r>
     </w:p>
     <w:p>
@@ -7581,7 +7651,7 @@
         <w:pStyle w:val="Heading2"/>
       </w:pPr>
       <w:r>
-        <w:t>4.3 Изменения frontend</w:t>
+        <w:t>4.3 Изменения клиентской части</w:t>
       </w:r>
     </w:p>
     <w:p>
@@ -7597,7 +7667,7 @@
           <w:i w:val="0"/>
           <w:sz w:val="28"/>
         </w:rPr>
-        <w:t xml:space="preserve">На стороне frontend real-time слой сосредоточен в </w:t>
+        <w:t xml:space="preserve">Клиентская часть решения относится к real-time слою страницы отчета. Он обеспечивает устойчивое SignalR-подключение, хранение диагностических данных и повторную подписку после восстановления соединения. Основные изменения сосредоточены в </w:t>
       </w:r>
       <w:r>
         <w:rPr>
@@ -7615,6 +7685,42 @@
           <w:i w:val="0"/>
           <w:sz w:val="28"/>
         </w:rPr>
+        <w:t xml:space="preserve">, </w:t>
+      </w:r>
+      <w:r>
+        <w:rPr>
+          <w:rFonts w:ascii="Courier New" w:hAnsi="Courier New" w:eastAsia="Courier New"/>
+          <w:b w:val="0"/>
+          <w:i w:val="0"/>
+          <w:sz w:val="28"/>
+        </w:rPr>
+        <w:t>frontend/src/shared/model/socket/model.ts</w:t>
+      </w:r>
+      <w:r>
+        <w:rPr>
+          <w:rFonts w:ascii="Times New Roman" w:hAnsi="Times New Roman" w:eastAsia="Times New Roman"/>
+          <w:b w:val="0"/>
+          <w:i w:val="0"/>
+          <w:sz w:val="28"/>
+        </w:rPr>
+        <w:t xml:space="preserve">, </w:t>
+      </w:r>
+      <w:r>
+        <w:rPr>
+          <w:rFonts w:ascii="Courier New" w:hAnsi="Courier New" w:eastAsia="Courier New"/>
+          <w:b w:val="0"/>
+          <w:i w:val="0"/>
+          <w:sz w:val="28"/>
+        </w:rPr>
+        <w:t>frontend/src/pages/Report/lib/useReportPageSocket.ts</w:t>
+      </w:r>
+      <w:r>
+        <w:rPr>
+          <w:rFonts w:ascii="Times New Roman" w:hAnsi="Times New Roman" w:eastAsia="Times New Roman"/>
+          <w:b w:val="0"/>
+          <w:i w:val="0"/>
+          <w:sz w:val="28"/>
+        </w:rPr>
         <w:t xml:space="preserve"> и </w:t>
       </w:r>
       <w:r>
@@ -7624,16 +7730,16 @@
           <w:i w:val="0"/>
           <w:sz w:val="28"/>
         </w:rPr>
-        <w:t>frontend/src/shared/model/socket/model.ts</w:t>
-      </w:r>
-      <w:r>
-        <w:rPr>
-          <w:rFonts w:ascii="Times New Roman" w:hAnsi="Times New Roman" w:eastAsia="Times New Roman"/>
-          <w:b w:val="0"/>
-          <w:i w:val="0"/>
-          <w:sz w:val="28"/>
-        </w:rPr>
-        <w:t>. Соединение строится через SignalR JavaScript client, использует WebSocket transport и автоматическое восстановление соединения с нарастающими интервалами ожидания [6].</w:t>
+        <w:t>frontend/src/pages/Report/lib/reconnectJoinHandler/reconnectJoinHandler.ts</w:t>
+      </w:r>
+      <w:r>
+        <w:rPr>
+          <w:rFonts w:ascii="Times New Roman" w:hAnsi="Times New Roman" w:eastAsia="Times New Roman"/>
+          <w:b w:val="0"/>
+          <w:i w:val="0"/>
+          <w:sz w:val="28"/>
+        </w:rPr>
+        <w:t>. Соединение строится через JavaScript-клиент SignalR, использует транспорт WebSocket и автоматическое восстановление соединения с нарастающими интервалами ожидания [6].</w:t>
       </w:r>
     </w:p>
     <w:p>
@@ -7649,7 +7755,7 @@
           <w:i w:val="0"/>
           <w:sz w:val="28"/>
         </w:rPr>
-        <w:t xml:space="preserve">В приложении В приведены фрагменты frontend-слоя: построение WebSocket-соединения, обработка </w:t>
+        <w:t xml:space="preserve">В приложении В приведены фрагменты клиентского real-time слоя: построение WebSocket-соединения, получение диагностических данных, обработка </w:t>
       </w:r>
       <w:r>
         <w:rPr>
@@ -7667,7 +7773,7 @@
           <w:i w:val="0"/>
           <w:sz w:val="28"/>
         </w:rPr>
-        <w:t xml:space="preserve"> и повторное вступление в группу отчета.</w:t>
+        <w:t>, повторное вступление в группу отчета и модульные тесты обработчика восстановления соединения.</w:t>
       </w:r>
     </w:p>
     <w:p>
@@ -7701,7 +7807,7 @@
           <w:i w:val="0"/>
           <w:sz w:val="28"/>
         </w:rPr>
-        <w:t xml:space="preserve"> и повторно получает diagnostics. Это обеспечивает корректную передачу </w:t>
+        <w:t xml:space="preserve"> и повторно получает диагностические данные. Это обеспечивает корректную передачу </w:t>
       </w:r>
       <w:r>
         <w:rPr>
@@ -7811,7 +7917,7 @@
           <w:i w:val="0"/>
           <w:sz w:val="28"/>
         </w:rPr>
-        <w:t xml:space="preserve">Для доказательства результата подготовлен простой Node.js-клиент, который не зависит от пользовательского интерфейса продукта. Клиент напрямую подключается к двум экземплярам </w:t>
+        <w:t xml:space="preserve">Для экспериментальной проверки подготовлен простой Node.js-клиент, который не зависит от пользовательского интерфейса продукта. Клиент напрямую подключается к двум экземплярам </w:t>
       </w:r>
       <w:r>
         <w:rPr>
@@ -8283,7 +8389,7 @@
           <w:i w:val="0"/>
           <w:sz w:val="28"/>
         </w:rPr>
-        <w:t xml:space="preserve">Отдельный nginx upstream </w:t>
+        <w:t xml:space="preserve">Отдельный upstream-блок nginx </w:t>
       </w:r>
       <w:r>
         <w:rPr>
@@ -8301,7 +8407,7 @@
           <w:i w:val="0"/>
           <w:sz w:val="28"/>
         </w:rPr>
-        <w:t xml:space="preserve"> содержит два backend-сервера [10]:</w:t>
+        <w:t xml:space="preserve"> содержит два серверных сервиса [10]:</w:t>
       </w:r>
     </w:p>
     <w:tbl>
@@ -8423,7 +8529,7 @@
           <w:i w:val="0"/>
           <w:sz w:val="28"/>
         </w:rPr>
-        <w:t xml:space="preserve">Для стенда добавлена отдельная конфигурация nginx, в которой reverse proxy направляет HTTP- и WebSocket-трафик на upstream </w:t>
+        <w:t xml:space="preserve">Для стенда добавлена отдельная конфигурация nginx, в которой обратный прокси-сервер направляет HTTP- и WebSocket-трафик на upstream-блок </w:t>
       </w:r>
       <w:r>
         <w:rPr>
@@ -8701,7 +8807,7 @@
           <w:i w:val="0"/>
           <w:sz w:val="28"/>
         </w:rPr>
-        <w:t>8. Выводит diagnostics обоих клиентов, полученный payload события и метрики доставки.</w:t>
+        <w:t>8. Выводит диагностические данные обоих клиентов, полученное содержимое события и метрики доставки.</w:t>
       </w:r>
     </w:p>
     <w:p>
@@ -8717,7 +8823,7 @@
           <w:i w:val="0"/>
           <w:sz w:val="28"/>
         </w:rPr>
-        <w:t>Такой сценарий исключает случайность балансировки: клиенты намеренно подключаются к разным backend-узлам. Если событие приходит клиенту на втором узле, это является прямым подтверждением межузловой доставки.</w:t>
+        <w:t>Такой сценарий исключает случайность балансировки: клиенты намеренно подключаются к разным серверным узлам. Если событие приходит клиенту на втором узле, это является прямым подтверждением межузловой доставки.</w:t>
       </w:r>
     </w:p>
     <w:p>
@@ -8733,7 +8839,7 @@
           <w:i w:val="0"/>
           <w:sz w:val="28"/>
         </w:rPr>
-        <w:t xml:space="preserve">Для получения простой количественной оценки сценарий поддерживает серийный режим через переменную </w:t>
+        <w:t xml:space="preserve">Для количественной оценки сценарий поддерживает серийный режим через переменную </w:t>
       </w:r>
       <w:r>
         <w:rPr>
@@ -8751,7 +8857,7 @@
           <w:i w:val="0"/>
           <w:sz w:val="28"/>
         </w:rPr>
-        <w:t xml:space="preserve">. В этом режиме выполняется несколько независимых проверок, после чего скрипт выводит число успешных доставок и агрегированные значения задержки: минимум, максимум, среднее, p50 и p95. Дополнительно предусмотрены режимы </w:t>
+        <w:t xml:space="preserve">: скрипт выполняет несколько независимых проверок и выводит число успешных доставок, минимум, максимум, среднее, p50 и p95. Дополнительно предусмотрены режимы </w:t>
       </w:r>
       <w:r>
         <w:rPr>
@@ -8787,7 +8893,7 @@
           <w:i w:val="0"/>
           <w:sz w:val="28"/>
         </w:rPr>
-        <w:t xml:space="preserve">: первый проверяет повторное вступление в группу после разрыва соединения, второй — переподключение через nginx после остановки одного экземпляра </w:t>
+        <w:t xml:space="preserve"> для проверки повторного вступления в группу и переподключения через nginx после остановки одного экземпляра </w:t>
       </w:r>
       <w:r>
         <w:rPr>
@@ -8838,7 +8944,7 @@
           <w:i w:val="0"/>
           <w:sz w:val="28"/>
         </w:rPr>
-        <w:t>Цель испытаний — подтвердить, что реализованное решение устраняет ограничение single-node WebSocket-архитектуры и обеспечивает доставку real-time событий между клиентами, подключенными к разным экземплярам backend-сервиса [3], [4].</w:t>
+        <w:t>Цель испытаний — подтвердить, что реализованное решение устраняет ограничение одноузловой WebSocket-архитектуры и обеспечивает доставку real-time событий между клиентами, подключенными к разным экземплярам серверного сервиса [3], [4].</w:t>
       </w:r>
     </w:p>
     <w:p>
@@ -8870,7 +8976,7 @@
           <w:i w:val="0"/>
           <w:sz w:val="28"/>
         </w:rPr>
-        <w:t>1. Multi-instance без Redis backplane.</w:t>
+        <w:t>1. Режим с несколькими экземплярами без Redis backplane.</w:t>
       </w:r>
     </w:p>
     <w:p>
@@ -8886,7 +8992,7 @@
           <w:i w:val="0"/>
           <w:sz w:val="28"/>
         </w:rPr>
-        <w:t>2. Multi-instance с Redis backplane.</w:t>
+        <w:t>2. Режим с несколькими экземплярами и Redis backplane.</w:t>
       </w:r>
     </w:p>
     <w:p>
@@ -8962,7 +9068,7 @@
           <w:i w:val="0"/>
           <w:sz w:val="28"/>
         </w:rPr>
-        <w:t>, Redis, PostgreSQL и nginx. Полноценный пользовательский интерфейс и дополнительные продуктовые сервисы не входят в доказательный контур, поскольку проверка выполняется отдельным Node.js-клиентом.</w:t>
+        <w:t>, Redis, PostgreSQL и nginx. Проверка выполняется отдельным Node.js-клиентом, который подключается напрямую к real-time контуру и не зависит от дополнительных продуктовых сервисов.</w:t>
       </w:r>
     </w:p>
     <w:p>
@@ -9401,7 +9507,7 @@
           <w:i w:val="0"/>
           <w:sz w:val="28"/>
         </w:rPr>
-        <w:t xml:space="preserve">В режиме без backplane оба экземпляра </w:t>
+        <w:t xml:space="preserve">В режиме без Redis backplane оба экземпляра </w:t>
       </w:r>
       <w:r>
         <w:rPr>
@@ -9419,7 +9525,7 @@
           <w:i w:val="0"/>
           <w:sz w:val="28"/>
         </w:rPr>
-        <w:t xml:space="preserve"> работают, но SignalR не имеет межузлового канала доставки событий. Проверочный сценарий завершился timeout:</w:t>
+        <w:t xml:space="preserve"> работают, но SignalR не имеет межузлового канала доставки событий. Проверочный сценарий завершился истечением времени ожидания:</w:t>
       </w:r>
     </w:p>
     <w:tbl>
@@ -9481,7 +9587,7 @@
           <w:i w:val="0"/>
           <w:sz w:val="28"/>
         </w:rPr>
-        <w:t>Интерпретация результата: клиент A был подключен к одному экземпляру сервиса, клиент B — к другому. Событие изменения отчета было создано через первый экземпляр, но не дошло до клиента, подключенного ко второму экземпляру. Этот результат подтверждает исходное архитектурное ограничение: простой запуск нескольких backend-процессов не обеспечивает глобальную real-time доставку [3].</w:t>
+        <w:t>Интерпретация результата: клиент A был подключен к одному экземпляру сервиса, клиент B — к другому. Событие изменения отчета было создано через первый экземпляр, но не дошло до клиента, подключенного ко второму экземпляру. Этот результат подтверждает исходное архитектурное ограничение: простой запуск нескольких серверных процессов не обеспечивает глобальную real-time доставку [3].</w:t>
       </w:r>
     </w:p>
     <w:p>
@@ -10369,7 +10475,7 @@
           <w:i w:val="0"/>
           <w:sz w:val="28"/>
         </w:rPr>
-        <w:t xml:space="preserve">Режим </w:t>
+        <w:t xml:space="preserve">Режим повторной подписки </w:t>
       </w:r>
       <w:r>
         <w:rPr>
@@ -10475,7 +10581,7 @@
           <w:i w:val="0"/>
           <w:sz w:val="28"/>
         </w:rPr>
-        <w:t xml:space="preserve">Режим </w:t>
+        <w:t xml:space="preserve">Режим переключения после отказа </w:t>
       </w:r>
       <w:r>
         <w:rPr>
@@ -10547,7 +10653,7 @@
           <w:i w:val="0"/>
           <w:sz w:val="28"/>
         </w:rPr>
-        <w:t xml:space="preserve">, повторно вступил в группу отчета и получил новое событие. Время переподключения и повторного вступления составило 352,0 мс, задержка доставки после failover — 5,4 мс. Для WebSocket-only проверки через балансировщик в клиенте используется </w:t>
+        <w:t xml:space="preserve">, повторно вступил в группу отчета и получил новое событие. Время переподключения и повторного вступления составило 352,0 мс, задержка доставки после переключения — 5,4 мс. Для проверки через балансировщик только по WebSocket в клиенте используется </w:t>
       </w:r>
       <w:r>
         <w:rPr>
@@ -10565,7 +10671,7 @@
           <w:i w:val="0"/>
           <w:sz w:val="28"/>
         </w:rPr>
-        <w:t>, чтобы установить соединение одним WebSocket-запросом и не зависеть от sticky sessions на этапе negotiate.</w:t>
+        <w:t>, чтобы установить соединение одним WebSocket-запросом и не зависеть от закрепления сессии на этапе согласования транспорта.</w:t>
       </w:r>
     </w:p>
     <w:p>
@@ -10751,7 +10857,7 @@
                 <w:i w:val="0"/>
                 <w:sz w:val="20"/>
               </w:rPr>
-              <w:t>Multi-instance без backplane</w:t>
+              <w:t>Несколько экземпляров без Redis backplane</w:t>
             </w:r>
           </w:p>
         </w:tc>
@@ -10820,7 +10926,7 @@
                 <w:i w:val="0"/>
                 <w:sz w:val="20"/>
               </w:rPr>
-              <w:t>Timeout 10 000 мс</w:t>
+              <w:t>Истечение времени ожидания 10 000 мс</w:t>
             </w:r>
           </w:p>
         </w:tc>
@@ -10871,7 +10977,7 @@
                 <w:i w:val="0"/>
                 <w:sz w:val="20"/>
               </w:rPr>
-              <w:t>Multi-instance с backplane</w:t>
+              <w:t>Несколько экземпляров с Redis backplane</w:t>
             </w:r>
           </w:p>
         </w:tc>
@@ -11129,7 +11235,7 @@
                 <w:i w:val="0"/>
                 <w:sz w:val="20"/>
               </w:rPr>
-              <w:t>Rejoin после разрыва</w:t>
+              <w:t>Повторная подписка после разрыва</w:t>
             </w:r>
           </w:p>
         </w:tc>
@@ -11198,7 +11304,7 @@
                 <w:i w:val="0"/>
                 <w:sz w:val="20"/>
               </w:rPr>
-              <w:t>Событие после rejoin получено, 15,2 мс</w:t>
+              <w:t>Событие после повторной подписки получено, 15,2 мс</w:t>
             </w:r>
           </w:p>
         </w:tc>
@@ -11249,7 +11355,7 @@
                 <w:i w:val="0"/>
                 <w:sz w:val="20"/>
               </w:rPr>
-              <w:t>Failover узла</w:t>
+              <w:t>Переключение после отказа узла</w:t>
             </w:r>
           </w:p>
         </w:tc>
@@ -11431,7 +11537,7 @@
           <w:i w:val="0"/>
           <w:sz w:val="28"/>
         </w:rPr>
-        <w:t xml:space="preserve">, а reverse proxy направляет HTTP- и WebSocket-трафик на upstream </w:t>
+        <w:t xml:space="preserve">, а обратный прокси-сервер направляет HTTP- и WebSocket-трафик на upstream-блок </w:t>
       </w:r>
       <w:r>
         <w:rPr>
@@ -11507,7 +11613,7 @@
           <w:i w:val="0"/>
           <w:sz w:val="28"/>
         </w:rPr>
-        <w:t>Сопоставление двух режимов показывает причинную связь между включением межузлового канала SignalR и успешной доставкой события на другой backend-экземпляр. Дополнительные сценарии rejoin и failover подтверждают, что контур сохраняет работоспособность не только при штатной доставке события, но и после восстановления клиентского подключения.</w:t>
+        <w:t>Сопоставление двух режимов показывает причинную связь между включением межузлового канала SignalR и успешной доставкой события на другой серверный экземпляр. Дополнительные сценарии повторной подписки и переключения после отказа подтверждают, что контур сохраняет работоспособность не только при штатной доставке события, но и после восстановления клиентского подключения.</w:t>
       </w:r>
     </w:p>
     <w:p>
@@ -11531,7 +11637,7 @@
           <w:i w:val="0"/>
           <w:sz w:val="28"/>
         </w:rPr>
-        <w:t xml:space="preserve">Испытания подтвердили, что в multi-instance режиме без межузловой синхронизации real-time события не доставляются клиентам, подключенным к другому backend-экземпляру. После подключения Redis backplane событие изменения отчета доставляется между </w:t>
+        <w:t xml:space="preserve">Испытания подтвердили, что в режиме с несколькими экземплярами без межузловой синхронизации real-time события не доставляются клиентам, подключенным к другому серверному экземпляру. После подключения Redis backplane событие изменения отчета доставляется между </w:t>
       </w:r>
       <w:r>
         <w:rPr>
@@ -11567,7 +11673,7 @@
           <w:i w:val="0"/>
           <w:sz w:val="28"/>
         </w:rPr>
-        <w:t>. Серийная проверка показала 30 успешных доставок из 30, p95 задержки в локальном стенде составил 13,8 мс. Дополнительно подтверждены повторное вступление в группу после разрыва соединения и восстановление после остановки одного узла. Таким образом, реализованное решение подтверждает заявленный тезис работы: single-node ограничение WebSocket-архитектуры устранено за счет распределенного real-time контура [3], [4].</w:t>
+        <w:t>. Серийная проверка показала 30 успешных доставок из 30, p95 задержки в локальном стенде составил 13,8 мс. Дополнительно подтверждены повторное вступление в группу после разрыва соединения и восстановление после остановки одного узла. Таким образом, реализованное решение подтверждает заявленный тезис работы: ограничение одноузловой WebSocket-архитектуры устранено за счет распределенного real-time контура [3], [4].</w:t>
       </w:r>
     </w:p>
     <w:p>
@@ -11592,7 +11698,7 @@
           <w:i w:val="0"/>
           <w:sz w:val="28"/>
         </w:rPr>
-        <w:t>В ходе работы была рассмотрена проблема построения real-time интерфейса для системы отслеживания задач в условиях горизонтального масштабирования WebSocket-соединений. Показано, что простая single-node реализация SignalR не обеспечивает корректную работу при нескольких экземплярах backend-сервиса, поскольку сведения о подключениях и группах локальны для каждого процесса [3], [5].</w:t>
+        <w:t>В ходе работы была рассмотрена проблема построения real-time интерфейса для системы отслеживания задач в условиях горизонтального масштабирования WebSocket-соединений. Показано, что простая одноузловая реализация SignalR не обеспечивает корректную работу при нескольких экземплярах серверного сервиса, поскольку сведения о подключениях и группах локальны для каждого процесса [3], [5].</w:t>
       </w:r>
     </w:p>
     <w:p>
@@ -11626,7 +11732,7 @@
           <w:i w:val="0"/>
           <w:sz w:val="28"/>
         </w:rPr>
-        <w:t>, nginx как reverse proxy и Redis backplane для межузловой доставки SignalR-событий. В целевой системе реализована поддержка конфигурируемого Redis backplane, добавлены идентификаторы серверных экземпляров, диагностический метод хаба, логирование real-time событий, проверочный клиент и воспроизводимый Docker Compose стенд [4], [8], [10], [14].</w:t>
+        <w:t>, nginx как обратного прокси-сервера и Redis backplane для межузловой доставки SignalR-событий. В целевой системе реализована поддержка конфигурируемого Redis backplane, добавлены идентификаторы серверных экземпляров, диагностический метод хаба, логирование real-time событий, проверочный клиент и воспроизводимый Docker Compose стенд [4], [8], [10], [14].</w:t>
       </w:r>
     </w:p>
     <w:p>
@@ -11642,7 +11748,7 @@
           <w:i w:val="0"/>
           <w:sz w:val="28"/>
         </w:rPr>
-        <w:t xml:space="preserve">Экспериментальная проверка показала различие между двумя режимами. При отключенном backplane событие не доставлялось клиенту, подключенному к другому backend-экземпляру. При включенном Redis backplane тот же сценарий завершился успешно: клиент на </w:t>
+        <w:t xml:space="preserve">Экспериментальная проверка показала различие между двумя режимами. При отключенном Redis backplane событие не доставлялось клиенту, подключенному к другому серверному экземпляру. При включенном Redis backplane тот же сценарий завершился успешно: клиент на </w:t>
       </w:r>
       <w:r>
         <w:rPr>
@@ -11678,7 +11784,7 @@
           <w:i w:val="0"/>
           <w:sz w:val="28"/>
         </w:rPr>
-        <w:t>. Серийный запуск из 30 итераций подтвердил повторяемость результата и позволил получить первичную оценку задержки доставки. Сценарии rejoin и failover показали, что клиент может восстановить рабочую подписку после разрыва соединения и после остановки одного backend-экземпляра. Это подтверждает устранение ограничения single-node WebSocket-архитектуры [3], [4].</w:t>
+        <w:t>. Серийный запуск из 30 итераций подтвердил повторяемость результата и позволил получить первичную оценку задержки доставки. Сценарии повторной подписки и переключения после отказа показали, что клиент может восстановить рабочую подписку после разрыва соединения и после остановки одного серверного экземпляра. Это подтверждает устранение ограничения одноузловой WebSocket-архитектуры [3], [4].</w:t>
       </w:r>
     </w:p>
     <w:p>
@@ -11694,7 +11800,7 @@
           <w:i w:val="0"/>
           <w:sz w:val="28"/>
         </w:rPr>
-        <w:t>Полученные результаты имеют практическую значимость для дальнейшего развития системы отслеживания задач, поскольку предложенное решение позволяет перейти от локального real-time механизма к масштабируемому контуру совместной работы над сущностями. Кроме масштабирования, решение повышает отказоустойчивость приложения: при наличии нескольких backend-экземпляров и повторного вступления клиента в группы система может продолжить доставку событий после потери одного узла, тогда как single-node архитектура такой возможности не предоставляет.</w:t>
+        <w:t>Полученные результаты имеют практическую значимость для дальнейшего развития системы отслеживания задач, поскольку предложенное решение позволяет перейти от локального real-time механизма к масштабируемому контуру совместной работы над сущностями. Кроме масштабирования, решение повышает отказоустойчивость приложения: при наличии нескольких серверных экземпляров и повторного вступления клиента в группы система может продолжить доставку событий после потери одного узла, тогда как одноузловая архитектура такой возможности не предоставляет.</w:t>
       </w:r>
     </w:p>
     <w:p>
@@ -12088,7 +12194,7 @@
           <w:i w:val="0"/>
           <w:sz w:val="28"/>
         </w:rPr>
-        <w:t xml:space="preserve"> задает два экземпляра backend-сервиса, общий Redis и диагностические идентификаторы серверных узлов.</w:t>
+        <w:t xml:space="preserve"> задает два экземпляра серверного сервиса, общий Redis и диагностические идентификаторы серверных узлов.</w:t>
       </w:r>
     </w:p>
     <w:tbl>
@@ -12496,7 +12602,7 @@
           <w:i w:val="0"/>
           <w:sz w:val="28"/>
         </w:rPr>
-        <w:t xml:space="preserve"> используется для воспроизведения исходного ограничения multi-instance режима.</w:t>
+        <w:t xml:space="preserve"> используется для воспроизведения исходного ограничения режима с несколькими экземплярами.</w:t>
       </w:r>
     </w:p>
     <w:tbl>
@@ -12680,7 +12786,7 @@
           <w:i w:val="0"/>
           <w:sz w:val="28"/>
         </w:rPr>
-        <w:t xml:space="preserve"> задает балансировку HTTP- и WebSocket-трафика между двумя экземплярами </w:t>
+        <w:t xml:space="preserve"> задает upstream-блок nginx для балансировки HTTP- и WebSocket-трафика между двумя экземплярами </w:t>
       </w:r>
       <w:r>
         <w:rPr>
@@ -12808,13 +12914,9 @@
       </w:pPr>
     </w:p>
     <w:p>
-      <w:r>
-        <w:br w:type="page"/>
-      </w:r>
-    </w:p>
-    <w:p>
       <w:pPr>
         <w:pStyle w:val="Heading1"/>
+        <w:pageBreakBefore/>
         <w:jc w:val="center"/>
       </w:pPr>
       <w:r>
@@ -12834,7 +12936,7 @@
           <w:i w:val="0"/>
           <w:sz w:val="28"/>
         </w:rPr>
-        <w:t>Фрагменты реализации backend</w:t>
+        <w:t>Фрагменты реализации серверной части</w:t>
       </w:r>
     </w:p>
     <w:p>
@@ -13261,7 +13363,7 @@
           <w:i w:val="0"/>
           <w:sz w:val="28"/>
         </w:rPr>
-        <w:t>Централизованная отправка события в группу сохраняет существующие payload'ы и добавляет диагностическое логирование.</w:t>
+        <w:t>Централизованная отправка события в группу сохраняет существующее содержимое событий и добавляет диагностическое логирование.</w:t>
       </w:r>
     </w:p>
     <w:tbl>
@@ -13475,13 +13577,9 @@
       </w:pPr>
     </w:p>
     <w:p>
-      <w:r>
-        <w:br w:type="page"/>
-      </w:r>
-    </w:p>
-    <w:p>
       <w:pPr>
         <w:pStyle w:val="Heading1"/>
+        <w:pageBreakBefore/>
         <w:jc w:val="center"/>
       </w:pPr>
       <w:r>
@@ -13501,7 +13599,1180 @@
           <w:i w:val="0"/>
           <w:sz w:val="28"/>
         </w:rPr>
-        <w:t>Проверочный клиент и результаты испытаний</w:t>
+        <w:t>Фрагменты клиентского real-time слоя, проверочный клиент и результаты испытаний</w:t>
+      </w:r>
+    </w:p>
+    <w:p>
+      <w:pPr>
+        <w:spacing w:line="360" w:lineRule="auto"/>
+        <w:ind w:firstLine="709"/>
+        <w:jc w:val="both"/>
+      </w:pPr>
+      <w:r>
+        <w:rPr>
+          <w:rFonts w:ascii="Times New Roman" w:hAnsi="Times New Roman" w:eastAsia="Times New Roman"/>
+          <w:b w:val="0"/>
+          <w:i w:val="0"/>
+          <w:sz w:val="28"/>
+        </w:rPr>
+        <w:t>Клиентская часть решения относится к real-time слою страницы отчета: построению SignalR WebSocket-соединения, чтению диагностических данных, повторному вступлению в группу после восстановления соединения и тестам этого поведения.</w:t>
+      </w:r>
+    </w:p>
+    <w:tbl>
+      <w:tblPr>
+        <w:tblStyle w:val="TableGrid"/>
+        <w:tblW w:type="auto" w:w="0"/>
+        <w:jc w:val="center"/>
+        <w:tblLook w:firstColumn="1" w:firstRow="1" w:lastColumn="0" w:lastRow="0" w:noHBand="0" w:noVBand="1" w:val="04A0"/>
+      </w:tblPr>
+      <w:tblGrid>
+        <w:gridCol w:w="9355"/>
+      </w:tblGrid>
+      <w:tr>
+        <w:tc>
+          <w:tcPr>
+            <w:tcW w:type="dxa" w:w="8787"/>
+            <w:tcMar>
+              <w:top w:w="90" w:type="dxa"/>
+              <w:left w:w="90" w:type="dxa"/>
+              <w:bottom w:w="90" w:type="dxa"/>
+              <w:right w:w="90" w:type="dxa"/>
+            </w:tcMar>
+            <w:shd w:fill="F7F7F7"/>
+          </w:tcPr>
+          <w:p>
+            <w:pPr>
+              <w:spacing w:line="228" w:lineRule="auto" w:after="0"/>
+              <w:ind w:firstLine="0" w:left="0"/>
+            </w:pPr>
+            <w:r/>
+            <w:r>
+              <w:rPr>
+                <w:rFonts w:ascii="Courier New" w:hAnsi="Courier New" w:eastAsia="Courier New"/>
+                <w:b w:val="0"/>
+                <w:i w:val="0"/>
+                <w:sz w:val="16"/>
+              </w:rPr>
+              <w:t>const reconnectDelays = [0, 2_000, 5_000, 10_000, 30_000, 60_000, 120_000];</w:t>
+            </w:r>
+          </w:p>
+          <w:p>
+            <w:pPr>
+              <w:spacing w:line="228" w:lineRule="auto" w:after="0"/>
+              <w:ind w:firstLine="0" w:left="0"/>
+            </w:pPr>
+            <w:r>
+              <w:rPr>
+                <w:rFonts w:ascii="Courier New" w:hAnsi="Courier New" w:eastAsia="Courier New"/>
+                <w:b w:val="0"/>
+                <w:i w:val="0"/>
+                <w:sz w:val="16"/>
+              </w:rPr>
+            </w:r>
+          </w:p>
+          <w:p>
+            <w:pPr>
+              <w:spacing w:line="228" w:lineRule="auto" w:after="0"/>
+              <w:ind w:firstLine="0" w:left="0"/>
+            </w:pPr>
+            <w:r>
+              <w:rPr>
+                <w:rFonts w:ascii="Courier New" w:hAnsi="Courier New" w:eastAsia="Courier New"/>
+                <w:b w:val="0"/>
+                <w:i w:val="0"/>
+                <w:sz w:val="16"/>
+              </w:rPr>
+              <w:t>export const buildConnection = (): HubConnection =&gt; {</w:t>
+            </w:r>
+          </w:p>
+          <w:p>
+            <w:pPr>
+              <w:spacing w:line="228" w:lineRule="auto" w:after="0"/>
+              <w:ind w:firstLine="0" w:left="0"/>
+            </w:pPr>
+            <w:r>
+              <w:rPr>
+                <w:rFonts w:ascii="Courier New" w:hAnsi="Courier New" w:eastAsia="Courier New"/>
+                <w:b w:val="0"/>
+                <w:i w:val="0"/>
+                <w:sz w:val="16"/>
+              </w:rPr>
+              <w:t xml:space="preserve">  const wsPath = getAppWebSocketUrl("/report-page-hub", "v1");</w:t>
+            </w:r>
+          </w:p>
+          <w:p>
+            <w:pPr>
+              <w:spacing w:line="228" w:lineRule="auto" w:after="0"/>
+              <w:ind w:firstLine="0" w:left="0"/>
+            </w:pPr>
+            <w:r>
+              <w:rPr>
+                <w:rFonts w:ascii="Courier New" w:hAnsi="Courier New" w:eastAsia="Courier New"/>
+                <w:b w:val="0"/>
+                <w:i w:val="0"/>
+                <w:sz w:val="16"/>
+              </w:rPr>
+              <w:t xml:space="preserve">  const fullUrl = `${window.location.origin}${wsPath}`;</w:t>
+            </w:r>
+          </w:p>
+          <w:p>
+            <w:pPr>
+              <w:spacing w:line="228" w:lineRule="auto" w:after="0"/>
+              <w:ind w:firstLine="0" w:left="0"/>
+            </w:pPr>
+            <w:r>
+              <w:rPr>
+                <w:rFonts w:ascii="Courier New" w:hAnsi="Courier New" w:eastAsia="Courier New"/>
+                <w:b w:val="0"/>
+                <w:i w:val="0"/>
+                <w:sz w:val="16"/>
+              </w:rPr>
+            </w:r>
+          </w:p>
+          <w:p>
+            <w:pPr>
+              <w:spacing w:line="228" w:lineRule="auto" w:after="0"/>
+              <w:ind w:firstLine="0" w:left="0"/>
+            </w:pPr>
+            <w:r>
+              <w:rPr>
+                <w:rFonts w:ascii="Courier New" w:hAnsi="Courier New" w:eastAsia="Courier New"/>
+                <w:b w:val="0"/>
+                <w:i w:val="0"/>
+                <w:sz w:val="16"/>
+              </w:rPr>
+              <w:t xml:space="preserve">  return new HubConnectionBuilder()</w:t>
+            </w:r>
+          </w:p>
+          <w:p>
+            <w:pPr>
+              <w:spacing w:line="228" w:lineRule="auto" w:after="0"/>
+              <w:ind w:firstLine="0" w:left="0"/>
+            </w:pPr>
+            <w:r>
+              <w:rPr>
+                <w:rFonts w:ascii="Courier New" w:hAnsi="Courier New" w:eastAsia="Courier New"/>
+                <w:b w:val="0"/>
+                <w:i w:val="0"/>
+                <w:sz w:val="16"/>
+              </w:rPr>
+              <w:t xml:space="preserve">    .withUrl(fullUrl, {</w:t>
+            </w:r>
+          </w:p>
+          <w:p>
+            <w:pPr>
+              <w:spacing w:line="228" w:lineRule="auto" w:after="0"/>
+              <w:ind w:firstLine="0" w:left="0"/>
+            </w:pPr>
+            <w:r>
+              <w:rPr>
+                <w:rFonts w:ascii="Courier New" w:hAnsi="Courier New" w:eastAsia="Courier New"/>
+                <w:b w:val="0"/>
+                <w:i w:val="0"/>
+                <w:sz w:val="16"/>
+              </w:rPr>
+              <w:t xml:space="preserve">      transport: HttpTransportType.WebSockets,</w:t>
+            </w:r>
+          </w:p>
+          <w:p>
+            <w:pPr>
+              <w:spacing w:line="228" w:lineRule="auto" w:after="0"/>
+              <w:ind w:firstLine="0" w:left="0"/>
+            </w:pPr>
+            <w:r>
+              <w:rPr>
+                <w:rFonts w:ascii="Courier New" w:hAnsi="Courier New" w:eastAsia="Courier New"/>
+                <w:b w:val="0"/>
+                <w:i w:val="0"/>
+                <w:sz w:val="16"/>
+              </w:rPr>
+              <w:t xml:space="preserve">      skipNegotiation: import.meta.env.VITE_SIGNALR_SKIP_NEGOTIATION === "true",</w:t>
+            </w:r>
+          </w:p>
+          <w:p>
+            <w:pPr>
+              <w:spacing w:line="228" w:lineRule="auto" w:after="0"/>
+              <w:ind w:firstLine="0" w:left="0"/>
+            </w:pPr>
+            <w:r>
+              <w:rPr>
+                <w:rFonts w:ascii="Courier New" w:hAnsi="Courier New" w:eastAsia="Courier New"/>
+                <w:b w:val="0"/>
+                <w:i w:val="0"/>
+                <w:sz w:val="16"/>
+              </w:rPr>
+              <w:t xml:space="preserve">    })</w:t>
+            </w:r>
+          </w:p>
+          <w:p>
+            <w:pPr>
+              <w:spacing w:line="228" w:lineRule="auto" w:after="0"/>
+              <w:ind w:firstLine="0" w:left="0"/>
+            </w:pPr>
+            <w:r>
+              <w:rPr>
+                <w:rFonts w:ascii="Courier New" w:hAnsi="Courier New" w:eastAsia="Courier New"/>
+                <w:b w:val="0"/>
+                <w:i w:val="0"/>
+                <w:sz w:val="16"/>
+              </w:rPr>
+              <w:t xml:space="preserve">    .withAutomaticReconnect(reconnectDelays)</w:t>
+            </w:r>
+          </w:p>
+          <w:p>
+            <w:pPr>
+              <w:spacing w:line="228" w:lineRule="auto" w:after="0"/>
+              <w:ind w:firstLine="0" w:left="0"/>
+            </w:pPr>
+            <w:r>
+              <w:rPr>
+                <w:rFonts w:ascii="Courier New" w:hAnsi="Courier New" w:eastAsia="Courier New"/>
+                <w:b w:val="0"/>
+                <w:i w:val="0"/>
+                <w:sz w:val="16"/>
+              </w:rPr>
+              <w:t xml:space="preserve">    .build();</w:t>
+            </w:r>
+          </w:p>
+          <w:p>
+            <w:pPr>
+              <w:spacing w:line="228" w:lineRule="auto" w:after="0"/>
+              <w:ind w:firstLine="0" w:left="0"/>
+            </w:pPr>
+            <w:r>
+              <w:rPr>
+                <w:rFonts w:ascii="Courier New" w:hAnsi="Courier New" w:eastAsia="Courier New"/>
+                <w:b w:val="0"/>
+                <w:i w:val="0"/>
+                <w:sz w:val="16"/>
+              </w:rPr>
+              <w:t>};</w:t>
+            </w:r>
+          </w:p>
+        </w:tc>
+      </w:tr>
+    </w:tbl>
+    <w:p>
+      <w:pPr>
+        <w:spacing w:after="40"/>
+      </w:pPr>
+    </w:p>
+    <w:p>
+      <w:pPr>
+        <w:spacing w:line="360" w:lineRule="auto"/>
+        <w:ind w:firstLine="709"/>
+        <w:jc w:val="left"/>
+      </w:pPr>
+      <w:r>
+        <w:rPr>
+          <w:rFonts w:ascii="Times New Roman" w:hAnsi="Times New Roman" w:eastAsia="Times New Roman"/>
+          <w:b w:val="0"/>
+          <w:i w:val="0"/>
+          <w:sz w:val="28"/>
+        </w:rPr>
+        <w:t xml:space="preserve">После восстановления соединения клиент обновляет диагностические данные и сохраняет актуальный </w:t>
+      </w:r>
+      <w:r>
+        <w:rPr>
+          <w:rFonts w:ascii="Courier New" w:hAnsi="Courier New" w:eastAsia="Courier New"/>
+          <w:b w:val="0"/>
+          <w:i w:val="0"/>
+          <w:sz w:val="28"/>
+        </w:rPr>
+        <w:t>connectionId</w:t>
+      </w:r>
+      <w:r>
+        <w:rPr>
+          <w:rFonts w:ascii="Times New Roman" w:hAnsi="Times New Roman" w:eastAsia="Times New Roman"/>
+          <w:b w:val="0"/>
+          <w:i w:val="0"/>
+          <w:sz w:val="28"/>
+        </w:rPr>
+        <w:t>; это позволяет исключать собственное соединение при отправке события и проверять, к какому узлу подключен клиент.</w:t>
+      </w:r>
+    </w:p>
+    <w:tbl>
+      <w:tblPr>
+        <w:tblStyle w:val="TableGrid"/>
+        <w:tblW w:type="auto" w:w="0"/>
+        <w:jc w:val="center"/>
+        <w:tblLook w:firstColumn="1" w:firstRow="1" w:lastColumn="0" w:lastRow="0" w:noHBand="0" w:noVBand="1" w:val="04A0"/>
+      </w:tblPr>
+      <w:tblGrid>
+        <w:gridCol w:w="9355"/>
+      </w:tblGrid>
+      <w:tr>
+        <w:tc>
+          <w:tcPr>
+            <w:tcW w:type="dxa" w:w="8787"/>
+            <w:tcMar>
+              <w:top w:w="90" w:type="dxa"/>
+              <w:left w:w="90" w:type="dxa"/>
+              <w:bottom w:w="90" w:type="dxa"/>
+              <w:right w:w="90" w:type="dxa"/>
+            </w:tcMar>
+            <w:shd w:fill="F7F7F7"/>
+          </w:tcPr>
+          <w:p>
+            <w:pPr>
+              <w:spacing w:line="228" w:lineRule="auto" w:after="0"/>
+              <w:ind w:firstLine="0" w:left="0"/>
+            </w:pPr>
+            <w:r/>
+            <w:r>
+              <w:rPr>
+                <w:rFonts w:ascii="Courier New" w:hAnsi="Courier New" w:eastAsia="Courier New"/>
+                <w:b w:val="0"/>
+                <w:i w:val="0"/>
+                <w:sz w:val="16"/>
+              </w:rPr>
+              <w:t>const refreshConnectionDiagnostics = async (conn: HubConnection) =&gt; {</w:t>
+            </w:r>
+          </w:p>
+          <w:p>
+            <w:pPr>
+              <w:spacing w:line="228" w:lineRule="auto" w:after="0"/>
+              <w:ind w:firstLine="0" w:left="0"/>
+            </w:pPr>
+            <w:r>
+              <w:rPr>
+                <w:rFonts w:ascii="Courier New" w:hAnsi="Courier New" w:eastAsia="Courier New"/>
+                <w:b w:val="0"/>
+                <w:i w:val="0"/>
+                <w:sz w:val="16"/>
+              </w:rPr>
+              <w:t xml:space="preserve">  const diagnostics = await conn.invoke&lt;ConnectionDiagnostics&gt;(</w:t>
+            </w:r>
+          </w:p>
+          <w:p>
+            <w:pPr>
+              <w:spacing w:line="228" w:lineRule="auto" w:after="0"/>
+              <w:ind w:firstLine="0" w:left="0"/>
+            </w:pPr>
+            <w:r>
+              <w:rPr>
+                <w:rFonts w:ascii="Courier New" w:hAnsi="Courier New" w:eastAsia="Courier New"/>
+                <w:b w:val="0"/>
+                <w:i w:val="0"/>
+                <w:sz w:val="16"/>
+              </w:rPr>
+              <w:t xml:space="preserve">    "GetConnectionDiagnosticsAsync"</w:t>
+            </w:r>
+          </w:p>
+          <w:p>
+            <w:pPr>
+              <w:spacing w:line="228" w:lineRule="auto" w:after="0"/>
+              <w:ind w:firstLine="0" w:left="0"/>
+            </w:pPr>
+            <w:r>
+              <w:rPr>
+                <w:rFonts w:ascii="Courier New" w:hAnsi="Courier New" w:eastAsia="Courier New"/>
+                <w:b w:val="0"/>
+                <w:i w:val="0"/>
+                <w:sz w:val="16"/>
+              </w:rPr>
+              <w:t xml:space="preserve">  );</w:t>
+            </w:r>
+          </w:p>
+          <w:p>
+            <w:pPr>
+              <w:spacing w:line="228" w:lineRule="auto" w:after="0"/>
+              <w:ind w:firstLine="0" w:left="0"/>
+            </w:pPr>
+            <w:r>
+              <w:rPr>
+                <w:rFonts w:ascii="Courier New" w:hAnsi="Courier New" w:eastAsia="Courier New"/>
+                <w:b w:val="0"/>
+                <w:i w:val="0"/>
+                <w:sz w:val="16"/>
+              </w:rPr>
+              <w:t xml:space="preserve">  setSignalRConnectionId(diagnostics.connectionId);</w:t>
+            </w:r>
+          </w:p>
+          <w:p>
+            <w:pPr>
+              <w:spacing w:line="228" w:lineRule="auto" w:after="0"/>
+              <w:ind w:firstLine="0" w:left="0"/>
+            </w:pPr>
+            <w:r>
+              <w:rPr>
+                <w:rFonts w:ascii="Courier New" w:hAnsi="Courier New" w:eastAsia="Courier New"/>
+                <w:b w:val="0"/>
+                <w:i w:val="0"/>
+                <w:sz w:val="16"/>
+              </w:rPr>
+              <w:t xml:space="preserve">  connectionDiagnosticsUpdated(diagnostics);</w:t>
+            </w:r>
+          </w:p>
+          <w:p>
+            <w:pPr>
+              <w:spacing w:line="228" w:lineRule="auto" w:after="0"/>
+              <w:ind w:firstLine="0" w:left="0"/>
+            </w:pPr>
+            <w:r>
+              <w:rPr>
+                <w:rFonts w:ascii="Courier New" w:hAnsi="Courier New" w:eastAsia="Courier New"/>
+                <w:b w:val="0"/>
+                <w:i w:val="0"/>
+                <w:sz w:val="16"/>
+              </w:rPr>
+              <w:t>};</w:t>
+            </w:r>
+          </w:p>
+          <w:p>
+            <w:pPr>
+              <w:spacing w:line="228" w:lineRule="auto" w:after="0"/>
+              <w:ind w:firstLine="0" w:left="0"/>
+            </w:pPr>
+            <w:r>
+              <w:rPr>
+                <w:rFonts w:ascii="Courier New" w:hAnsi="Courier New" w:eastAsia="Courier New"/>
+                <w:b w:val="0"/>
+                <w:i w:val="0"/>
+                <w:sz w:val="16"/>
+              </w:rPr>
+            </w:r>
+          </w:p>
+          <w:p>
+            <w:pPr>
+              <w:spacing w:line="228" w:lineRule="auto" w:after="0"/>
+              <w:ind w:firstLine="0" w:left="0"/>
+            </w:pPr>
+            <w:r>
+              <w:rPr>
+                <w:rFonts w:ascii="Courier New" w:hAnsi="Courier New" w:eastAsia="Courier New"/>
+                <w:b w:val="0"/>
+                <w:i w:val="0"/>
+                <w:sz w:val="16"/>
+              </w:rPr>
+              <w:t>conn.onreconnected((connectionId) =&gt; {</w:t>
+            </w:r>
+          </w:p>
+          <w:p>
+            <w:pPr>
+              <w:spacing w:line="228" w:lineRule="auto" w:after="0"/>
+              <w:ind w:firstLine="0" w:left="0"/>
+            </w:pPr>
+            <w:r>
+              <w:rPr>
+                <w:rFonts w:ascii="Courier New" w:hAnsi="Courier New" w:eastAsia="Courier New"/>
+                <w:b w:val="0"/>
+                <w:i w:val="0"/>
+                <w:sz w:val="16"/>
+              </w:rPr>
+              <w:t xml:space="preserve">  connectionReconnected();</w:t>
+            </w:r>
+          </w:p>
+          <w:p>
+            <w:pPr>
+              <w:spacing w:line="228" w:lineRule="auto" w:after="0"/>
+              <w:ind w:firstLine="0" w:left="0"/>
+            </w:pPr>
+            <w:r>
+              <w:rPr>
+                <w:rFonts w:ascii="Courier New" w:hAnsi="Courier New" w:eastAsia="Courier New"/>
+                <w:b w:val="0"/>
+                <w:i w:val="0"/>
+                <w:sz w:val="16"/>
+              </w:rPr>
+              <w:t xml:space="preserve">  setSignalRConnectionId(connectionId ?? null);</w:t>
+            </w:r>
+          </w:p>
+          <w:p>
+            <w:pPr>
+              <w:spacing w:line="228" w:lineRule="auto" w:after="0"/>
+              <w:ind w:firstLine="0" w:left="0"/>
+            </w:pPr>
+            <w:r>
+              <w:rPr>
+                <w:rFonts w:ascii="Courier New" w:hAnsi="Courier New" w:eastAsia="Courier New"/>
+                <w:b w:val="0"/>
+                <w:i w:val="0"/>
+                <w:sz w:val="16"/>
+              </w:rPr>
+              <w:t xml:space="preserve">  void refreshConnectionDiagnostics(conn);</w:t>
+            </w:r>
+          </w:p>
+          <w:p>
+            <w:pPr>
+              <w:spacing w:line="228" w:lineRule="auto" w:after="0"/>
+              <w:ind w:firstLine="0" w:left="0"/>
+            </w:pPr>
+            <w:r>
+              <w:rPr>
+                <w:rFonts w:ascii="Courier New" w:hAnsi="Courier New" w:eastAsia="Courier New"/>
+                <w:b w:val="0"/>
+                <w:i w:val="0"/>
+                <w:sz w:val="16"/>
+              </w:rPr>
+              <w:t>});</w:t>
+            </w:r>
+          </w:p>
+        </w:tc>
+      </w:tr>
+    </w:tbl>
+    <w:p>
+      <w:pPr>
+        <w:spacing w:after="40"/>
+      </w:pPr>
+    </w:p>
+    <w:p>
+      <w:pPr>
+        <w:spacing w:line="360" w:lineRule="auto"/>
+        <w:ind w:firstLine="709"/>
+        <w:jc w:val="left"/>
+      </w:pPr>
+      <w:r>
+        <w:rPr>
+          <w:rFonts w:ascii="Times New Roman" w:hAnsi="Times New Roman" w:eastAsia="Times New Roman"/>
+          <w:b w:val="0"/>
+          <w:i w:val="0"/>
+          <w:sz w:val="28"/>
+        </w:rPr>
+        <w:t xml:space="preserve">Страница отчета хранит текущий </w:t>
+      </w:r>
+      <w:r>
+        <w:rPr>
+          <w:rFonts w:ascii="Courier New" w:hAnsi="Courier New" w:eastAsia="Courier New"/>
+          <w:b w:val="0"/>
+          <w:i w:val="0"/>
+          <w:sz w:val="28"/>
+        </w:rPr>
+        <w:t>reportId</w:t>
+      </w:r>
+      <w:r>
+        <w:rPr>
+          <w:rFonts w:ascii="Times New Roman" w:hAnsi="Times New Roman" w:eastAsia="Times New Roman"/>
+          <w:b w:val="0"/>
+          <w:i w:val="0"/>
+          <w:sz w:val="28"/>
+        </w:rPr>
+        <w:t xml:space="preserve"> и после reconnect повторно вызывает </w:t>
+      </w:r>
+      <w:r>
+        <w:rPr>
+          <w:rFonts w:ascii="Courier New" w:hAnsi="Courier New" w:eastAsia="Courier New"/>
+          <w:b w:val="0"/>
+          <w:i w:val="0"/>
+          <w:sz w:val="28"/>
+        </w:rPr>
+        <w:t>JoinReportGroupAsync</w:t>
+      </w:r>
+      <w:r>
+        <w:rPr>
+          <w:rFonts w:ascii="Times New Roman" w:hAnsi="Times New Roman" w:eastAsia="Times New Roman"/>
+          <w:b w:val="0"/>
+          <w:i w:val="0"/>
+          <w:sz w:val="28"/>
+        </w:rPr>
+        <w:t>, чтобы восстановить membership в SignalR-группе.</w:t>
+      </w:r>
+    </w:p>
+    <w:tbl>
+      <w:tblPr>
+        <w:tblStyle w:val="TableGrid"/>
+        <w:tblW w:type="auto" w:w="0"/>
+        <w:jc w:val="center"/>
+        <w:tblLook w:firstColumn="1" w:firstRow="1" w:lastColumn="0" w:lastRow="0" w:noHBand="0" w:noVBand="1" w:val="04A0"/>
+      </w:tblPr>
+      <w:tblGrid>
+        <w:gridCol w:w="9355"/>
+      </w:tblGrid>
+      <w:tr>
+        <w:tc>
+          <w:tcPr>
+            <w:tcW w:type="dxa" w:w="8787"/>
+            <w:tcMar>
+              <w:top w:w="90" w:type="dxa"/>
+              <w:left w:w="90" w:type="dxa"/>
+              <w:bottom w:w="90" w:type="dxa"/>
+              <w:right w:w="90" w:type="dxa"/>
+            </w:tcMar>
+            <w:shd w:fill="F7F7F7"/>
+          </w:tcPr>
+          <w:p>
+            <w:pPr>
+              <w:spacing w:line="228" w:lineRule="auto" w:after="0"/>
+              <w:ind w:firstLine="0" w:left="0"/>
+            </w:pPr>
+            <w:r/>
+            <w:r>
+              <w:rPr>
+                <w:rFonts w:ascii="Courier New" w:hAnsi="Courier New" w:eastAsia="Courier New"/>
+                <w:b w:val="0"/>
+                <w:i w:val="0"/>
+                <w:sz w:val="16"/>
+              </w:rPr>
+              <w:t>const currentReportId = useRef&lt;string | null&gt;(null);</w:t>
+            </w:r>
+          </w:p>
+          <w:p>
+            <w:pPr>
+              <w:spacing w:line="228" w:lineRule="auto" w:after="0"/>
+              <w:ind w:firstLine="0" w:left="0"/>
+            </w:pPr>
+            <w:r>
+              <w:rPr>
+                <w:rFonts w:ascii="Courier New" w:hAnsi="Courier New" w:eastAsia="Courier New"/>
+                <w:b w:val="0"/>
+                <w:i w:val="0"/>
+                <w:sz w:val="16"/>
+              </w:rPr>
+            </w:r>
+          </w:p>
+          <w:p>
+            <w:pPr>
+              <w:spacing w:line="228" w:lineRule="auto" w:after="0"/>
+              <w:ind w:firstLine="0" w:left="0"/>
+            </w:pPr>
+            <w:r>
+              <w:rPr>
+                <w:rFonts w:ascii="Courier New" w:hAnsi="Courier New" w:eastAsia="Courier New"/>
+                <w:b w:val="0"/>
+                <w:i w:val="0"/>
+                <w:sz w:val="16"/>
+              </w:rPr>
+              <w:t>useEffect(() =&gt; {</w:t>
+            </w:r>
+          </w:p>
+          <w:p>
+            <w:pPr>
+              <w:spacing w:line="228" w:lineRule="auto" w:after="0"/>
+              <w:ind w:firstLine="0" w:left="0"/>
+            </w:pPr>
+            <w:r>
+              <w:rPr>
+                <w:rFonts w:ascii="Courier New" w:hAnsi="Courier New" w:eastAsia="Courier New"/>
+                <w:b w:val="0"/>
+                <w:i w:val="0"/>
+                <w:sz w:val="16"/>
+              </w:rPr>
+              <w:t xml:space="preserve">  if (!connection) return;</w:t>
+            </w:r>
+          </w:p>
+          <w:p>
+            <w:pPr>
+              <w:spacing w:line="228" w:lineRule="auto" w:after="0"/>
+              <w:ind w:firstLine="0" w:left="0"/>
+            </w:pPr>
+            <w:r>
+              <w:rPr>
+                <w:rFonts w:ascii="Courier New" w:hAnsi="Courier New" w:eastAsia="Courier New"/>
+                <w:b w:val="0"/>
+                <w:i w:val="0"/>
+                <w:sz w:val="16"/>
+              </w:rPr>
+            </w:r>
+          </w:p>
+          <w:p>
+            <w:pPr>
+              <w:spacing w:line="228" w:lineRule="auto" w:after="0"/>
+              <w:ind w:firstLine="0" w:left="0"/>
+            </w:pPr>
+            <w:r>
+              <w:rPr>
+                <w:rFonts w:ascii="Courier New" w:hAnsi="Courier New" w:eastAsia="Courier New"/>
+                <w:b w:val="0"/>
+                <w:i w:val="0"/>
+                <w:sz w:val="16"/>
+              </w:rPr>
+              <w:t xml:space="preserve">  connection.onreconnected(</w:t>
+            </w:r>
+          </w:p>
+          <w:p>
+            <w:pPr>
+              <w:spacing w:line="228" w:lineRule="auto" w:after="0"/>
+              <w:ind w:firstLine="0" w:left="0"/>
+            </w:pPr>
+            <w:r>
+              <w:rPr>
+                <w:rFonts w:ascii="Courier New" w:hAnsi="Courier New" w:eastAsia="Courier New"/>
+                <w:b w:val="0"/>
+                <w:i w:val="0"/>
+                <w:sz w:val="16"/>
+              </w:rPr>
+              <w:t xml:space="preserve">    createReconnectJoinHandler({</w:t>
+            </w:r>
+          </w:p>
+          <w:p>
+            <w:pPr>
+              <w:spacing w:line="228" w:lineRule="auto" w:after="0"/>
+              <w:ind w:firstLine="0" w:left="0"/>
+            </w:pPr>
+            <w:r>
+              <w:rPr>
+                <w:rFonts w:ascii="Courier New" w:hAnsi="Courier New" w:eastAsia="Courier New"/>
+                <w:b w:val="0"/>
+                <w:i w:val="0"/>
+                <w:sz w:val="16"/>
+              </w:rPr>
+              <w:t xml:space="preserve">      join,</w:t>
+            </w:r>
+          </w:p>
+          <w:p>
+            <w:pPr>
+              <w:spacing w:line="228" w:lineRule="auto" w:after="0"/>
+              <w:ind w:firstLine="0" w:left="0"/>
+            </w:pPr>
+            <w:r>
+              <w:rPr>
+                <w:rFonts w:ascii="Courier New" w:hAnsi="Courier New" w:eastAsia="Courier New"/>
+                <w:b w:val="0"/>
+                <w:i w:val="0"/>
+                <w:sz w:val="16"/>
+              </w:rPr>
+              <w:t xml:space="preserve">      getCurrentReportId: () =&gt; currentReportId.current,</w:t>
+            </w:r>
+          </w:p>
+          <w:p>
+            <w:pPr>
+              <w:spacing w:line="228" w:lineRule="auto" w:after="0"/>
+              <w:ind w:firstLine="0" w:left="0"/>
+            </w:pPr>
+            <w:r>
+              <w:rPr>
+                <w:rFonts w:ascii="Courier New" w:hAnsi="Courier New" w:eastAsia="Courier New"/>
+                <w:b w:val="0"/>
+                <w:i w:val="0"/>
+                <w:sz w:val="16"/>
+              </w:rPr>
+              <w:t xml:space="preserve">    })</w:t>
+            </w:r>
+          </w:p>
+          <w:p>
+            <w:pPr>
+              <w:spacing w:line="228" w:lineRule="auto" w:after="0"/>
+              <w:ind w:firstLine="0" w:left="0"/>
+            </w:pPr>
+            <w:r>
+              <w:rPr>
+                <w:rFonts w:ascii="Courier New" w:hAnsi="Courier New" w:eastAsia="Courier New"/>
+                <w:b w:val="0"/>
+                <w:i w:val="0"/>
+                <w:sz w:val="16"/>
+              </w:rPr>
+              <w:t xml:space="preserve">  );</w:t>
+            </w:r>
+          </w:p>
+          <w:p>
+            <w:pPr>
+              <w:spacing w:line="228" w:lineRule="auto" w:after="0"/>
+              <w:ind w:firstLine="0" w:left="0"/>
+            </w:pPr>
+            <w:r>
+              <w:rPr>
+                <w:rFonts w:ascii="Courier New" w:hAnsi="Courier New" w:eastAsia="Courier New"/>
+                <w:b w:val="0"/>
+                <w:i w:val="0"/>
+                <w:sz w:val="16"/>
+              </w:rPr>
+              <w:t>}, [connection, join]);</w:t>
+            </w:r>
+          </w:p>
+          <w:p>
+            <w:pPr>
+              <w:spacing w:line="228" w:lineRule="auto" w:after="0"/>
+              <w:ind w:firstLine="0" w:left="0"/>
+            </w:pPr>
+            <w:r>
+              <w:rPr>
+                <w:rFonts w:ascii="Courier New" w:hAnsi="Courier New" w:eastAsia="Courier New"/>
+                <w:b w:val="0"/>
+                <w:i w:val="0"/>
+                <w:sz w:val="16"/>
+              </w:rPr>
+            </w:r>
+          </w:p>
+          <w:p>
+            <w:pPr>
+              <w:spacing w:line="228" w:lineRule="auto" w:after="0"/>
+              <w:ind w:firstLine="0" w:left="0"/>
+            </w:pPr>
+            <w:r>
+              <w:rPr>
+                <w:rFonts w:ascii="Courier New" w:hAnsi="Courier New" w:eastAsia="Courier New"/>
+                <w:b w:val="0"/>
+                <w:i w:val="0"/>
+                <w:sz w:val="16"/>
+              </w:rPr>
+              <w:t>export const createReconnectJoinHandler = ({ join, getCurrentReportId }) =&gt; {</w:t>
+            </w:r>
+          </w:p>
+          <w:p>
+            <w:pPr>
+              <w:spacing w:line="228" w:lineRule="auto" w:after="0"/>
+              <w:ind w:firstLine="0" w:left="0"/>
+            </w:pPr>
+            <w:r>
+              <w:rPr>
+                <w:rFonts w:ascii="Courier New" w:hAnsi="Courier New" w:eastAsia="Courier New"/>
+                <w:b w:val="0"/>
+                <w:i w:val="0"/>
+                <w:sz w:val="16"/>
+              </w:rPr>
+              <w:t xml:space="preserve">  return () =&gt; {</w:t>
+            </w:r>
+          </w:p>
+          <w:p>
+            <w:pPr>
+              <w:spacing w:line="228" w:lineRule="auto" w:after="0"/>
+              <w:ind w:firstLine="0" w:left="0"/>
+            </w:pPr>
+            <w:r>
+              <w:rPr>
+                <w:rFonts w:ascii="Courier New" w:hAnsi="Courier New" w:eastAsia="Courier New"/>
+                <w:b w:val="0"/>
+                <w:i w:val="0"/>
+                <w:sz w:val="16"/>
+              </w:rPr>
+              <w:t xml:space="preserve">    const reportId = getCurrentReportId();</w:t>
+            </w:r>
+          </w:p>
+          <w:p>
+            <w:pPr>
+              <w:spacing w:line="228" w:lineRule="auto" w:after="0"/>
+              <w:ind w:firstLine="0" w:left="0"/>
+            </w:pPr>
+            <w:r>
+              <w:rPr>
+                <w:rFonts w:ascii="Courier New" w:hAnsi="Courier New" w:eastAsia="Courier New"/>
+                <w:b w:val="0"/>
+                <w:i w:val="0"/>
+                <w:sz w:val="16"/>
+              </w:rPr>
+              <w:t xml:space="preserve">    if (reportId != null) join(reportId);</w:t>
+            </w:r>
+          </w:p>
+          <w:p>
+            <w:pPr>
+              <w:spacing w:line="228" w:lineRule="auto" w:after="0"/>
+              <w:ind w:firstLine="0" w:left="0"/>
+            </w:pPr>
+            <w:r>
+              <w:rPr>
+                <w:rFonts w:ascii="Courier New" w:hAnsi="Courier New" w:eastAsia="Courier New"/>
+                <w:b w:val="0"/>
+                <w:i w:val="0"/>
+                <w:sz w:val="16"/>
+              </w:rPr>
+              <w:t xml:space="preserve">  };</w:t>
+            </w:r>
+          </w:p>
+          <w:p>
+            <w:pPr>
+              <w:spacing w:line="228" w:lineRule="auto" w:after="0"/>
+              <w:ind w:firstLine="0" w:left="0"/>
+            </w:pPr>
+            <w:r>
+              <w:rPr>
+                <w:rFonts w:ascii="Courier New" w:hAnsi="Courier New" w:eastAsia="Courier New"/>
+                <w:b w:val="0"/>
+                <w:i w:val="0"/>
+                <w:sz w:val="16"/>
+              </w:rPr>
+              <w:t>};</w:t>
+            </w:r>
+          </w:p>
+        </w:tc>
+      </w:tr>
+    </w:tbl>
+    <w:p>
+      <w:pPr>
+        <w:spacing w:after="40"/>
+      </w:pPr>
+    </w:p>
+    <w:p>
+      <w:pPr>
+        <w:spacing w:line="360" w:lineRule="auto"/>
+        <w:ind w:firstLine="709"/>
+        <w:jc w:val="left"/>
+      </w:pPr>
+      <w:r>
+        <w:rPr>
+          <w:rFonts w:ascii="Times New Roman" w:hAnsi="Times New Roman" w:eastAsia="Times New Roman"/>
+          <w:b w:val="0"/>
+          <w:i w:val="0"/>
+          <w:sz w:val="28"/>
+        </w:rPr>
+        <w:t xml:space="preserve">Поведение повторного вступления в группу покрыто модульными тестами: проверяются отсутствие лишнего вызова без текущего отчета, повторная подписка после reconnect и использование актуального </w:t>
+      </w:r>
+      <w:r>
+        <w:rPr>
+          <w:rFonts w:ascii="Courier New" w:hAnsi="Courier New" w:eastAsia="Courier New"/>
+          <w:b w:val="0"/>
+          <w:i w:val="0"/>
+          <w:sz w:val="28"/>
+        </w:rPr>
+        <w:t>reportId</w:t>
+      </w:r>
+      <w:r>
+        <w:rPr>
+          <w:rFonts w:ascii="Times New Roman" w:hAnsi="Times New Roman" w:eastAsia="Times New Roman"/>
+          <w:b w:val="0"/>
+          <w:i w:val="0"/>
+          <w:sz w:val="28"/>
+        </w:rPr>
+        <w:t>.</w:t>
+      </w:r>
+    </w:p>
+    <w:tbl>
+      <w:tblPr>
+        <w:tblStyle w:val="TableGrid"/>
+        <w:tblW w:type="auto" w:w="0"/>
+        <w:jc w:val="center"/>
+        <w:tblLook w:firstColumn="1" w:firstRow="1" w:lastColumn="0" w:lastRow="0" w:noHBand="0" w:noVBand="1" w:val="04A0"/>
+      </w:tblPr>
+      <w:tblGrid>
+        <w:gridCol w:w="9355"/>
+      </w:tblGrid>
+      <w:tr>
+        <w:tc>
+          <w:tcPr>
+            <w:tcW w:type="dxa" w:w="8787"/>
+            <w:tcMar>
+              <w:top w:w="90" w:type="dxa"/>
+              <w:left w:w="90" w:type="dxa"/>
+              <w:bottom w:w="90" w:type="dxa"/>
+              <w:right w:w="90" w:type="dxa"/>
+            </w:tcMar>
+            <w:shd w:fill="F7F7F7"/>
+          </w:tcPr>
+          <w:p>
+            <w:pPr>
+              <w:spacing w:line="228" w:lineRule="auto" w:after="0"/>
+              <w:ind w:firstLine="0" w:left="0"/>
+            </w:pPr>
+            <w:r/>
+            <w:r>
+              <w:rPr>
+                <w:rFonts w:ascii="Courier New" w:hAnsi="Courier New" w:eastAsia="Courier New"/>
+                <w:b w:val="0"/>
+                <w:i w:val="0"/>
+                <w:sz w:val="16"/>
+              </w:rPr>
+              <w:t>it("uses latest report id on each reconnect", () =&gt; {</w:t>
+            </w:r>
+          </w:p>
+          <w:p>
+            <w:pPr>
+              <w:spacing w:line="228" w:lineRule="auto" w:after="0"/>
+              <w:ind w:firstLine="0" w:left="0"/>
+            </w:pPr>
+            <w:r>
+              <w:rPr>
+                <w:rFonts w:ascii="Courier New" w:hAnsi="Courier New" w:eastAsia="Courier New"/>
+                <w:b w:val="0"/>
+                <w:i w:val="0"/>
+                <w:sz w:val="16"/>
+              </w:rPr>
+              <w:t xml:space="preserve">  const calls: string[] = [];</w:t>
+            </w:r>
+          </w:p>
+          <w:p>
+            <w:pPr>
+              <w:spacing w:line="228" w:lineRule="auto" w:after="0"/>
+              <w:ind w:firstLine="0" w:left="0"/>
+            </w:pPr>
+            <w:r>
+              <w:rPr>
+                <w:rFonts w:ascii="Courier New" w:hAnsi="Courier New" w:eastAsia="Courier New"/>
+                <w:b w:val="0"/>
+                <w:i w:val="0"/>
+                <w:sz w:val="16"/>
+              </w:rPr>
+              <w:t xml:space="preserve">  let currentReportId = "101";</w:t>
+            </w:r>
+          </w:p>
+          <w:p>
+            <w:pPr>
+              <w:spacing w:line="228" w:lineRule="auto" w:after="0"/>
+              <w:ind w:firstLine="0" w:left="0"/>
+            </w:pPr>
+            <w:r>
+              <w:rPr>
+                <w:rFonts w:ascii="Courier New" w:hAnsi="Courier New" w:eastAsia="Courier New"/>
+                <w:b w:val="0"/>
+                <w:i w:val="0"/>
+                <w:sz w:val="16"/>
+              </w:rPr>
+              <w:t xml:space="preserve">  const handler = createReconnectJoinHandler({</w:t>
+            </w:r>
+          </w:p>
+          <w:p>
+            <w:pPr>
+              <w:spacing w:line="228" w:lineRule="auto" w:after="0"/>
+              <w:ind w:firstLine="0" w:left="0"/>
+            </w:pPr>
+            <w:r>
+              <w:rPr>
+                <w:rFonts w:ascii="Courier New" w:hAnsi="Courier New" w:eastAsia="Courier New"/>
+                <w:b w:val="0"/>
+                <w:i w:val="0"/>
+                <w:sz w:val="16"/>
+              </w:rPr>
+              <w:t xml:space="preserve">    join: (reportId) =&gt; calls.push(reportId),</w:t>
+            </w:r>
+          </w:p>
+          <w:p>
+            <w:pPr>
+              <w:spacing w:line="228" w:lineRule="auto" w:after="0"/>
+              <w:ind w:firstLine="0" w:left="0"/>
+            </w:pPr>
+            <w:r>
+              <w:rPr>
+                <w:rFonts w:ascii="Courier New" w:hAnsi="Courier New" w:eastAsia="Courier New"/>
+                <w:b w:val="0"/>
+                <w:i w:val="0"/>
+                <w:sz w:val="16"/>
+              </w:rPr>
+              <w:t xml:space="preserve">    getCurrentReportId: () =&gt; currentReportId,</w:t>
+            </w:r>
+          </w:p>
+          <w:p>
+            <w:pPr>
+              <w:spacing w:line="228" w:lineRule="auto" w:after="0"/>
+              <w:ind w:firstLine="0" w:left="0"/>
+            </w:pPr>
+            <w:r>
+              <w:rPr>
+                <w:rFonts w:ascii="Courier New" w:hAnsi="Courier New" w:eastAsia="Courier New"/>
+                <w:b w:val="0"/>
+                <w:i w:val="0"/>
+                <w:sz w:val="16"/>
+              </w:rPr>
+              <w:t xml:space="preserve">  });</w:t>
+            </w:r>
+          </w:p>
+          <w:p>
+            <w:pPr>
+              <w:spacing w:line="228" w:lineRule="auto" w:after="0"/>
+              <w:ind w:firstLine="0" w:left="0"/>
+            </w:pPr>
+            <w:r>
+              <w:rPr>
+                <w:rFonts w:ascii="Courier New" w:hAnsi="Courier New" w:eastAsia="Courier New"/>
+                <w:b w:val="0"/>
+                <w:i w:val="0"/>
+                <w:sz w:val="16"/>
+              </w:rPr>
+            </w:r>
+          </w:p>
+          <w:p>
+            <w:pPr>
+              <w:spacing w:line="228" w:lineRule="auto" w:after="0"/>
+              <w:ind w:firstLine="0" w:left="0"/>
+            </w:pPr>
+            <w:r>
+              <w:rPr>
+                <w:rFonts w:ascii="Courier New" w:hAnsi="Courier New" w:eastAsia="Courier New"/>
+                <w:b w:val="0"/>
+                <w:i w:val="0"/>
+                <w:sz w:val="16"/>
+              </w:rPr>
+              <w:t xml:space="preserve">  handler();</w:t>
+            </w:r>
+          </w:p>
+          <w:p>
+            <w:pPr>
+              <w:spacing w:line="228" w:lineRule="auto" w:after="0"/>
+              <w:ind w:firstLine="0" w:left="0"/>
+            </w:pPr>
+            <w:r>
+              <w:rPr>
+                <w:rFonts w:ascii="Courier New" w:hAnsi="Courier New" w:eastAsia="Courier New"/>
+                <w:b w:val="0"/>
+                <w:i w:val="0"/>
+                <w:sz w:val="16"/>
+              </w:rPr>
+              <w:t xml:space="preserve">  currentReportId = "202";</w:t>
+            </w:r>
+          </w:p>
+          <w:p>
+            <w:pPr>
+              <w:spacing w:line="228" w:lineRule="auto" w:after="0"/>
+              <w:ind w:firstLine="0" w:left="0"/>
+            </w:pPr>
+            <w:r>
+              <w:rPr>
+                <w:rFonts w:ascii="Courier New" w:hAnsi="Courier New" w:eastAsia="Courier New"/>
+                <w:b w:val="0"/>
+                <w:i w:val="0"/>
+                <w:sz w:val="16"/>
+              </w:rPr>
+              <w:t xml:space="preserve">  handler();</w:t>
+            </w:r>
+          </w:p>
+          <w:p>
+            <w:pPr>
+              <w:spacing w:line="228" w:lineRule="auto" w:after="0"/>
+              <w:ind w:firstLine="0" w:left="0"/>
+            </w:pPr>
+            <w:r>
+              <w:rPr>
+                <w:rFonts w:ascii="Courier New" w:hAnsi="Courier New" w:eastAsia="Courier New"/>
+                <w:b w:val="0"/>
+                <w:i w:val="0"/>
+                <w:sz w:val="16"/>
+              </w:rPr>
+            </w:r>
+          </w:p>
+          <w:p>
+            <w:pPr>
+              <w:spacing w:line="228" w:lineRule="auto" w:after="0"/>
+              <w:ind w:firstLine="0" w:left="0"/>
+            </w:pPr>
+            <w:r>
+              <w:rPr>
+                <w:rFonts w:ascii="Courier New" w:hAnsi="Courier New" w:eastAsia="Courier New"/>
+                <w:b w:val="0"/>
+                <w:i w:val="0"/>
+                <w:sz w:val="16"/>
+              </w:rPr>
+              <w:t xml:space="preserve">  expect(calls).toEqual(["101", "202"]);</w:t>
+            </w:r>
+          </w:p>
+          <w:p>
+            <w:pPr>
+              <w:spacing w:line="228" w:lineRule="auto" w:after="0"/>
+              <w:ind w:firstLine="0" w:left="0"/>
+            </w:pPr>
+            <w:r>
+              <w:rPr>
+                <w:rFonts w:ascii="Courier New" w:hAnsi="Courier New" w:eastAsia="Courier New"/>
+                <w:b w:val="0"/>
+                <w:i w:val="0"/>
+                <w:sz w:val="16"/>
+              </w:rPr>
+              <w:t>});</w:t>
+            </w:r>
+          </w:p>
+        </w:tc>
+      </w:tr>
+    </w:tbl>
+    <w:p>
+      <w:pPr>
+        <w:spacing w:after="40"/>
+      </w:pPr>
+    </w:p>
+    <w:p>
+      <w:r>
+        <w:br w:type="page"/>
+      </w:r>
+    </w:p>
+    <w:p>
+      <w:pPr>
+        <w:spacing w:line="276" w:lineRule="auto" w:after="0"/>
+        <w:ind w:firstLine="0"/>
+        <w:jc w:val="center"/>
+      </w:pPr>
+      <w:r>
+        <w:rPr>
+          <w:rFonts w:ascii="Times New Roman" w:hAnsi="Times New Roman" w:eastAsia="Times New Roman"/>
+          <w:b/>
+          <w:i w:val="0"/>
+          <w:sz w:val="28"/>
+        </w:rPr>
+        <w:t>Проверочный клиент</w:t>
       </w:r>
     </w:p>
     <w:p>

--- a/build/docx/vkr-draft-1.docx
+++ b/build/docx/vkr-draft-1.docx
@@ -2179,7 +2179,7 @@
           <w:i w:val="0"/>
           <w:sz w:val="28"/>
         </w:rPr>
-        <w:t>Выпускная квалификационная работа содержит 44 страницы, 6 рисунков, 2 таблицы, список использованных источников из 20 наименований и 3 приложения.</w:t>
+        <w:t>Выпускная квалификационная работа содержит 52 страницы, 6 рисунков, 2 таблицы, список использованных источников из 20 наименований и 3 приложения.</w:t>
       </w:r>
     </w:p>
     <w:p>
@@ -3157,7 +3157,7 @@
         </w:rPr>
         <w:t>ПРИЛОЖЕНИЕ В</w:t>
         <w:tab/>
-        <w:t>40</w:t>
+        <w:t>43</w:t>
       </w:r>
     </w:p>
     <w:p>
@@ -12952,7 +12952,7 @@
           <w:i w:val="0"/>
           <w:sz w:val="28"/>
         </w:rPr>
-        <w:t xml:space="preserve">Подключение Redis backplane выполняется только при наличии переменной окружения </w:t>
+        <w:t xml:space="preserve">Настройка SignalR-конвейера выполнена в методе </w:t>
       </w:r>
       <w:r>
         <w:rPr>
@@ -12961,6 +12961,42 @@
           <w:i w:val="0"/>
           <w:sz w:val="28"/>
         </w:rPr>
+        <w:t>AddMessaging</w:t>
+      </w:r>
+      <w:r>
+        <w:rPr>
+          <w:rFonts w:ascii="Times New Roman" w:hAnsi="Times New Roman" w:eastAsia="Times New Roman"/>
+          <w:b w:val="0"/>
+          <w:i w:val="0"/>
+          <w:sz w:val="28"/>
+        </w:rPr>
+        <w:t xml:space="preserve"> расширения </w:t>
+      </w:r>
+      <w:r>
+        <w:rPr>
+          <w:rFonts w:ascii="Courier New" w:hAnsi="Courier New" w:eastAsia="Courier New"/>
+          <w:b w:val="0"/>
+          <w:i w:val="0"/>
+          <w:sz w:val="28"/>
+        </w:rPr>
+        <w:t>ServiceCollectionExtensions</w:t>
+      </w:r>
+      <w:r>
+        <w:rPr>
+          <w:rFonts w:ascii="Times New Roman" w:hAnsi="Times New Roman" w:eastAsia="Times New Roman"/>
+          <w:b w:val="0"/>
+          <w:i w:val="0"/>
+          <w:sz w:val="28"/>
+        </w:rPr>
+        <w:t xml:space="preserve">. Сначала создается базовая регистрация хаба и JSON-протокола, затем условно подключается Redis backplane: при наличии переменной окружения </w:t>
+      </w:r>
+      <w:r>
+        <w:rPr>
+          <w:rFonts w:ascii="Courier New" w:hAnsi="Courier New" w:eastAsia="Courier New"/>
+          <w:b w:val="0"/>
+          <w:i w:val="0"/>
+          <w:sz w:val="28"/>
+        </w:rPr>
         <w:t>REDIS_CONNECTION_STRING</w:t>
       </w:r>
       <w:r>
@@ -12970,7 +13006,7 @@
           <w:i w:val="0"/>
           <w:sz w:val="28"/>
         </w:rPr>
-        <w:t>.</w:t>
+        <w:t xml:space="preserve"> тот же исполняемый код переключается в режим межузловой доставки, при пустом значении — продолжает работать в одноузловом режиме. Это позволяет запускать один и тот же образ в позитивном и негативном контрольных режимах эксперимента.</w:t>
       </w:r>
     </w:p>
     <w:tbl>
@@ -13008,51 +13044,7 @@
                 <w:i w:val="0"/>
                 <w:sz w:val="16"/>
               </w:rPr>
-              <w:t>var redisConnectionString =</w:t>
-            </w:r>
-          </w:p>
-          <w:p>
-            <w:pPr>
-              <w:spacing w:line="228" w:lineRule="auto" w:after="0"/>
-              <w:ind w:firstLine="0" w:left="0"/>
-            </w:pPr>
-            <w:r>
-              <w:rPr>
-                <w:rFonts w:ascii="Courier New" w:hAnsi="Courier New" w:eastAsia="Courier New"/>
-                <w:b w:val="0"/>
-                <w:i w:val="0"/>
-                <w:sz w:val="16"/>
-              </w:rPr>
-              <w:t xml:space="preserve">    Environment.GetEnvironmentVariable(EnvironmentConstants.RedisConnectionString);</w:t>
-            </w:r>
-          </w:p>
-          <w:p>
-            <w:pPr>
-              <w:spacing w:line="228" w:lineRule="auto" w:after="0"/>
-              <w:ind w:firstLine="0" w:left="0"/>
-            </w:pPr>
-            <w:r>
-              <w:rPr>
-                <w:rFonts w:ascii="Courier New" w:hAnsi="Courier New" w:eastAsia="Courier New"/>
-                <w:b w:val="0"/>
-                <w:i w:val="0"/>
-                <w:sz w:val="16"/>
-              </w:rPr>
-            </w:r>
-          </w:p>
-          <w:p>
-            <w:pPr>
-              <w:spacing w:line="228" w:lineRule="auto" w:after="0"/>
-              <w:ind w:firstLine="0" w:left="0"/>
-            </w:pPr>
-            <w:r>
-              <w:rPr>
-                <w:rFonts w:ascii="Courier New" w:hAnsi="Courier New" w:eastAsia="Courier New"/>
-                <w:b w:val="0"/>
-                <w:i w:val="0"/>
-                <w:sz w:val="16"/>
-              </w:rPr>
-              <w:t>if (!string.IsNullOrWhiteSpace(redisConnectionString))</w:t>
+              <w:t>public static IServiceCollection AddMessaging(this IServiceCollection services)</w:t>
             </w:r>
           </w:p>
           <w:p>
@@ -13082,7 +13074,36 @@
                 <w:i w:val="0"/>
                 <w:sz w:val="16"/>
               </w:rPr>
-              <w:t xml:space="preserve">    signalRBuilder.AddStackExchangeRedis(redisConnectionString, options =&gt;</w:t>
+              <w:t xml:space="preserve">    services.AddSingleton&lt;IUserIdProvider, SignalRUserIdProvider&gt;();</w:t>
+            </w:r>
+          </w:p>
+          <w:p>
+            <w:pPr>
+              <w:spacing w:line="228" w:lineRule="auto" w:after="0"/>
+              <w:ind w:firstLine="0" w:left="0"/>
+            </w:pPr>
+            <w:r>
+              <w:rPr>
+                <w:rFonts w:ascii="Courier New" w:hAnsi="Courier New" w:eastAsia="Courier New"/>
+                <w:b w:val="0"/>
+                <w:i w:val="0"/>
+                <w:sz w:val="16"/>
+              </w:rPr>
+            </w:r>
+          </w:p>
+          <w:p>
+            <w:pPr>
+              <w:spacing w:line="228" w:lineRule="auto" w:after="0"/>
+              <w:ind w:firstLine="0" w:left="0"/>
+            </w:pPr>
+            <w:r>
+              <w:rPr>
+                <w:rFonts w:ascii="Courier New" w:hAnsi="Courier New" w:eastAsia="Courier New"/>
+                <w:b w:val="0"/>
+                <w:i w:val="0"/>
+                <w:sz w:val="16"/>
+              </w:rPr>
+              <w:t xml:space="preserve">    var signalRBuilder = services.AddSignalR(options =&gt;</w:t>
             </w:r>
           </w:p>
           <w:p>
@@ -13112,22 +13133,172 @@
                 <w:i w:val="0"/>
                 <w:sz w:val="16"/>
               </w:rPr>
-              <w:t xml:space="preserve">        options.Configuration.ChannelPrefix =</w:t>
-            </w:r>
-          </w:p>
-          <w:p>
-            <w:pPr>
-              <w:spacing w:line="228" w:lineRule="auto" w:after="0"/>
-              <w:ind w:firstLine="0" w:left="0"/>
-            </w:pPr>
-            <w:r>
-              <w:rPr>
-                <w:rFonts w:ascii="Courier New" w:hAnsi="Courier New" w:eastAsia="Courier New"/>
-                <w:b w:val="0"/>
-                <w:i w:val="0"/>
-                <w:sz w:val="16"/>
-              </w:rPr>
-              <w:t xml:space="preserve">            RedisChannel.Literal("app-api-realtime");</w:t>
+              <w:t xml:space="preserve">        options.EnableDetailedErrors = true;</w:t>
+            </w:r>
+          </w:p>
+          <w:p>
+            <w:pPr>
+              <w:spacing w:line="228" w:lineRule="auto" w:after="0"/>
+              <w:ind w:firstLine="0" w:left="0"/>
+            </w:pPr>
+            <w:r>
+              <w:rPr>
+                <w:rFonts w:ascii="Courier New" w:hAnsi="Courier New" w:eastAsia="Courier New"/>
+                <w:b w:val="0"/>
+                <w:i w:val="0"/>
+                <w:sz w:val="16"/>
+              </w:rPr>
+              <w:t xml:space="preserve">        options.KeepAliveInterval = TimeSpan.FromSeconds(15);</w:t>
+            </w:r>
+          </w:p>
+          <w:p>
+            <w:pPr>
+              <w:spacing w:line="228" w:lineRule="auto" w:after="0"/>
+              <w:ind w:firstLine="0" w:left="0"/>
+            </w:pPr>
+            <w:r>
+              <w:rPr>
+                <w:rFonts w:ascii="Courier New" w:hAnsi="Courier New" w:eastAsia="Courier New"/>
+                <w:b w:val="0"/>
+                <w:i w:val="0"/>
+                <w:sz w:val="16"/>
+              </w:rPr>
+              <w:t xml:space="preserve">        options.ClientTimeoutInterval = TimeSpan.FromSeconds(60);</w:t>
+            </w:r>
+          </w:p>
+          <w:p>
+            <w:pPr>
+              <w:spacing w:line="228" w:lineRule="auto" w:after="0"/>
+              <w:ind w:firstLine="0" w:left="0"/>
+            </w:pPr>
+            <w:r>
+              <w:rPr>
+                <w:rFonts w:ascii="Courier New" w:hAnsi="Courier New" w:eastAsia="Courier New"/>
+                <w:b w:val="0"/>
+                <w:i w:val="0"/>
+                <w:sz w:val="16"/>
+              </w:rPr>
+              <w:t xml:space="preserve">    })</w:t>
+            </w:r>
+          </w:p>
+          <w:p>
+            <w:pPr>
+              <w:spacing w:line="228" w:lineRule="auto" w:after="0"/>
+              <w:ind w:firstLine="0" w:left="0"/>
+            </w:pPr>
+            <w:r>
+              <w:rPr>
+                <w:rFonts w:ascii="Courier New" w:hAnsi="Courier New" w:eastAsia="Courier New"/>
+                <w:b w:val="0"/>
+                <w:i w:val="0"/>
+                <w:sz w:val="16"/>
+              </w:rPr>
+              <w:t xml:space="preserve">    .AddJsonProtocol(options =&gt;</w:t>
+            </w:r>
+          </w:p>
+          <w:p>
+            <w:pPr>
+              <w:spacing w:line="228" w:lineRule="auto" w:after="0"/>
+              <w:ind w:firstLine="0" w:left="0"/>
+            </w:pPr>
+            <w:r>
+              <w:rPr>
+                <w:rFonts w:ascii="Courier New" w:hAnsi="Courier New" w:eastAsia="Courier New"/>
+                <w:b w:val="0"/>
+                <w:i w:val="0"/>
+                <w:sz w:val="16"/>
+              </w:rPr>
+              <w:t xml:space="preserve">    {</w:t>
+            </w:r>
+          </w:p>
+          <w:p>
+            <w:pPr>
+              <w:spacing w:line="228" w:lineRule="auto" w:after="0"/>
+              <w:ind w:firstLine="0" w:left="0"/>
+            </w:pPr>
+            <w:r>
+              <w:rPr>
+                <w:rFonts w:ascii="Courier New" w:hAnsi="Courier New" w:eastAsia="Courier New"/>
+                <w:b w:val="0"/>
+                <w:i w:val="0"/>
+                <w:sz w:val="16"/>
+              </w:rPr>
+              <w:t xml:space="preserve">        options.PayloadSerializerOptions.DefaultIgnoreCondition =</w:t>
+            </w:r>
+          </w:p>
+          <w:p>
+            <w:pPr>
+              <w:spacing w:line="228" w:lineRule="auto" w:after="0"/>
+              <w:ind w:firstLine="0" w:left="0"/>
+            </w:pPr>
+            <w:r>
+              <w:rPr>
+                <w:rFonts w:ascii="Courier New" w:hAnsi="Courier New" w:eastAsia="Courier New"/>
+                <w:b w:val="0"/>
+                <w:i w:val="0"/>
+                <w:sz w:val="16"/>
+              </w:rPr>
+              <w:t xml:space="preserve">            JsonIgnoreCondition.WhenWritingNull;</w:t>
+            </w:r>
+          </w:p>
+          <w:p>
+            <w:pPr>
+              <w:spacing w:line="228" w:lineRule="auto" w:after="0"/>
+              <w:ind w:firstLine="0" w:left="0"/>
+            </w:pPr>
+            <w:r>
+              <w:rPr>
+                <w:rFonts w:ascii="Courier New" w:hAnsi="Courier New" w:eastAsia="Courier New"/>
+                <w:b w:val="0"/>
+                <w:i w:val="0"/>
+                <w:sz w:val="16"/>
+              </w:rPr>
+              <w:t xml:space="preserve">    })</w:t>
+            </w:r>
+          </w:p>
+          <w:p>
+            <w:pPr>
+              <w:spacing w:line="228" w:lineRule="auto" w:after="0"/>
+              <w:ind w:firstLine="0" w:left="0"/>
+            </w:pPr>
+            <w:r>
+              <w:rPr>
+                <w:rFonts w:ascii="Courier New" w:hAnsi="Courier New" w:eastAsia="Courier New"/>
+                <w:b w:val="0"/>
+                <w:i w:val="0"/>
+                <w:sz w:val="16"/>
+              </w:rPr>
+              <w:t xml:space="preserve">    .AddHubOptions&lt;ReportPageHub&gt;(options =&gt;</w:t>
+            </w:r>
+          </w:p>
+          <w:p>
+            <w:pPr>
+              <w:spacing w:line="228" w:lineRule="auto" w:after="0"/>
+              <w:ind w:firstLine="0" w:left="0"/>
+            </w:pPr>
+            <w:r>
+              <w:rPr>
+                <w:rFonts w:ascii="Courier New" w:hAnsi="Courier New" w:eastAsia="Courier New"/>
+                <w:b w:val="0"/>
+                <w:i w:val="0"/>
+                <w:sz w:val="16"/>
+              </w:rPr>
+              <w:t xml:space="preserve">    {</w:t>
+            </w:r>
+          </w:p>
+          <w:p>
+            <w:pPr>
+              <w:spacing w:line="228" w:lineRule="auto" w:after="0"/>
+              <w:ind w:firstLine="0" w:left="0"/>
+            </w:pPr>
+            <w:r>
+              <w:rPr>
+                <w:rFonts w:ascii="Courier New" w:hAnsi="Courier New" w:eastAsia="Courier New"/>
+                <w:b w:val="0"/>
+                <w:i w:val="0"/>
+                <w:sz w:val="16"/>
+              </w:rPr>
+              <w:t xml:space="preserve">        options.AddFilter&lt;HubExceptionHandlerFilter&gt;();</w:t>
             </w:r>
           </w:p>
           <w:p>
@@ -13157,7 +13328,274 @@
                 <w:i w:val="0"/>
                 <w:sz w:val="16"/>
               </w:rPr>
+            </w:r>
+          </w:p>
+          <w:p>
+            <w:pPr>
+              <w:spacing w:line="228" w:lineRule="auto" w:after="0"/>
+              <w:ind w:firstLine="0" w:left="0"/>
+            </w:pPr>
+            <w:r>
+              <w:rPr>
+                <w:rFonts w:ascii="Courier New" w:hAnsi="Courier New" w:eastAsia="Courier New"/>
+                <w:b w:val="0"/>
+                <w:i w:val="0"/>
+                <w:sz w:val="16"/>
+              </w:rPr>
+              <w:t xml:space="preserve">    var redisConnectionString =</w:t>
+            </w:r>
+          </w:p>
+          <w:p>
+            <w:pPr>
+              <w:spacing w:line="228" w:lineRule="auto" w:after="0"/>
+              <w:ind w:firstLine="0" w:left="0"/>
+            </w:pPr>
+            <w:r>
+              <w:rPr>
+                <w:rFonts w:ascii="Courier New" w:hAnsi="Courier New" w:eastAsia="Courier New"/>
+                <w:b w:val="0"/>
+                <w:i w:val="0"/>
+                <w:sz w:val="16"/>
+              </w:rPr>
+              <w:t xml:space="preserve">        Environment.GetEnvironmentVariable(EnvironmentConstants.RedisConnectionString);</w:t>
+            </w:r>
+          </w:p>
+          <w:p>
+            <w:pPr>
+              <w:spacing w:line="228" w:lineRule="auto" w:after="0"/>
+              <w:ind w:firstLine="0" w:left="0"/>
+            </w:pPr>
+            <w:r>
+              <w:rPr>
+                <w:rFonts w:ascii="Courier New" w:hAnsi="Courier New" w:eastAsia="Courier New"/>
+                <w:b w:val="0"/>
+                <w:i w:val="0"/>
+                <w:sz w:val="16"/>
+              </w:rPr>
+              <w:t xml:space="preserve">    if (!string.IsNullOrWhiteSpace(redisConnectionString))</w:t>
+            </w:r>
+          </w:p>
+          <w:p>
+            <w:pPr>
+              <w:spacing w:line="228" w:lineRule="auto" w:after="0"/>
+              <w:ind w:firstLine="0" w:left="0"/>
+            </w:pPr>
+            <w:r>
+              <w:rPr>
+                <w:rFonts w:ascii="Courier New" w:hAnsi="Courier New" w:eastAsia="Courier New"/>
+                <w:b w:val="0"/>
+                <w:i w:val="0"/>
+                <w:sz w:val="16"/>
+              </w:rPr>
+              <w:t xml:space="preserve">    {</w:t>
+            </w:r>
+          </w:p>
+          <w:p>
+            <w:pPr>
+              <w:spacing w:line="228" w:lineRule="auto" w:after="0"/>
+              <w:ind w:firstLine="0" w:left="0"/>
+            </w:pPr>
+            <w:r>
+              <w:rPr>
+                <w:rFonts w:ascii="Courier New" w:hAnsi="Courier New" w:eastAsia="Courier New"/>
+                <w:b w:val="0"/>
+                <w:i w:val="0"/>
+                <w:sz w:val="16"/>
+              </w:rPr>
+              <w:t xml:space="preserve">        signalRBuilder.AddStackExchangeRedis(redisConnectionString, options =&gt;</w:t>
+            </w:r>
+          </w:p>
+          <w:p>
+            <w:pPr>
+              <w:spacing w:line="228" w:lineRule="auto" w:after="0"/>
+              <w:ind w:firstLine="0" w:left="0"/>
+            </w:pPr>
+            <w:r>
+              <w:rPr>
+                <w:rFonts w:ascii="Courier New" w:hAnsi="Courier New" w:eastAsia="Courier New"/>
+                <w:b w:val="0"/>
+                <w:i w:val="0"/>
+                <w:sz w:val="16"/>
+              </w:rPr>
+              <w:t xml:space="preserve">        {</w:t>
+            </w:r>
+          </w:p>
+          <w:p>
+            <w:pPr>
+              <w:spacing w:line="228" w:lineRule="auto" w:after="0"/>
+              <w:ind w:firstLine="0" w:left="0"/>
+            </w:pPr>
+            <w:r>
+              <w:rPr>
+                <w:rFonts w:ascii="Courier New" w:hAnsi="Courier New" w:eastAsia="Courier New"/>
+                <w:b w:val="0"/>
+                <w:i w:val="0"/>
+                <w:sz w:val="16"/>
+              </w:rPr>
+              <w:t xml:space="preserve">            options.Configuration.ChannelPrefix =</w:t>
+            </w:r>
+          </w:p>
+          <w:p>
+            <w:pPr>
+              <w:spacing w:line="228" w:lineRule="auto" w:after="0"/>
+              <w:ind w:firstLine="0" w:left="0"/>
+            </w:pPr>
+            <w:r>
+              <w:rPr>
+                <w:rFonts w:ascii="Courier New" w:hAnsi="Courier New" w:eastAsia="Courier New"/>
+                <w:b w:val="0"/>
+                <w:i w:val="0"/>
+                <w:sz w:val="16"/>
+              </w:rPr>
+              <w:t xml:space="preserve">                RedisChannel.Literal("app-api-realtime");</w:t>
+            </w:r>
+          </w:p>
+          <w:p>
+            <w:pPr>
+              <w:spacing w:line="228" w:lineRule="auto" w:after="0"/>
+              <w:ind w:firstLine="0" w:left="0"/>
+            </w:pPr>
+            <w:r>
+              <w:rPr>
+                <w:rFonts w:ascii="Courier New" w:hAnsi="Courier New" w:eastAsia="Courier New"/>
+                <w:b w:val="0"/>
+                <w:i w:val="0"/>
+                <w:sz w:val="16"/>
+              </w:rPr>
+              <w:t xml:space="preserve">        });</w:t>
+            </w:r>
+          </w:p>
+          <w:p>
+            <w:pPr>
+              <w:spacing w:line="228" w:lineRule="auto" w:after="0"/>
+              <w:ind w:firstLine="0" w:left="0"/>
+            </w:pPr>
+            <w:r>
+              <w:rPr>
+                <w:rFonts w:ascii="Courier New" w:hAnsi="Courier New" w:eastAsia="Courier New"/>
+                <w:b w:val="0"/>
+                <w:i w:val="0"/>
+                <w:sz w:val="16"/>
+              </w:rPr>
+              <w:t xml:space="preserve">    }</w:t>
+            </w:r>
+          </w:p>
+          <w:p>
+            <w:pPr>
+              <w:spacing w:line="228" w:lineRule="auto" w:after="0"/>
+              <w:ind w:firstLine="0" w:left="0"/>
+            </w:pPr>
+            <w:r>
+              <w:rPr>
+                <w:rFonts w:ascii="Courier New" w:hAnsi="Courier New" w:eastAsia="Courier New"/>
+                <w:b w:val="0"/>
+                <w:i w:val="0"/>
+                <w:sz w:val="16"/>
+              </w:rPr>
+            </w:r>
+          </w:p>
+          <w:p>
+            <w:pPr>
+              <w:spacing w:line="228" w:lineRule="auto" w:after="0"/>
+              <w:ind w:firstLine="0" w:left="0"/>
+            </w:pPr>
+            <w:r>
+              <w:rPr>
+                <w:rFonts w:ascii="Courier New" w:hAnsi="Courier New" w:eastAsia="Courier New"/>
+                <w:b w:val="0"/>
+                <w:i w:val="0"/>
+                <w:sz w:val="16"/>
+              </w:rPr>
+              <w:t xml:space="preserve">    return services;</w:t>
+            </w:r>
+          </w:p>
+          <w:p>
+            <w:pPr>
+              <w:spacing w:line="228" w:lineRule="auto" w:after="0"/>
+              <w:ind w:firstLine="0" w:left="0"/>
+            </w:pPr>
+            <w:r>
+              <w:rPr>
+                <w:rFonts w:ascii="Courier New" w:hAnsi="Courier New" w:eastAsia="Courier New"/>
+                <w:b w:val="0"/>
+                <w:i w:val="0"/>
+                <w:sz w:val="16"/>
+              </w:rPr>
               <w:t>}</w:t>
+            </w:r>
+          </w:p>
+          <w:p>
+            <w:pPr>
+              <w:spacing w:line="228" w:lineRule="auto" w:after="0"/>
+              <w:ind w:firstLine="0" w:left="0"/>
+            </w:pPr>
+            <w:r>
+              <w:rPr>
+                <w:rFonts w:ascii="Courier New" w:hAnsi="Courier New" w:eastAsia="Courier New"/>
+                <w:b w:val="0"/>
+                <w:i w:val="0"/>
+                <w:sz w:val="16"/>
+              </w:rPr>
+            </w:r>
+          </w:p>
+          <w:p>
+            <w:pPr>
+              <w:spacing w:line="228" w:lineRule="auto" w:after="0"/>
+              <w:ind w:firstLine="0" w:left="0"/>
+            </w:pPr>
+            <w:r>
+              <w:rPr>
+                <w:rFonts w:ascii="Courier New" w:hAnsi="Courier New" w:eastAsia="Courier New"/>
+                <w:b w:val="0"/>
+                <w:i w:val="0"/>
+                <w:sz w:val="16"/>
+              </w:rPr>
+              <w:t>// Регистрация централизованного отправителя событий в группу</w:t>
+            </w:r>
+          </w:p>
+          <w:p>
+            <w:pPr>
+              <w:spacing w:line="228" w:lineRule="auto" w:after="0"/>
+              <w:ind w:firstLine="0" w:left="0"/>
+            </w:pPr>
+            <w:r>
+              <w:rPr>
+                <w:rFonts w:ascii="Courier New" w:hAnsi="Courier New" w:eastAsia="Courier New"/>
+                <w:b w:val="0"/>
+                <w:i w:val="0"/>
+                <w:sz w:val="16"/>
+              </w:rPr>
+              <w:t>services.AddSingleton&lt;IReportPageHubClient, ReportPageHubClient&gt;();</w:t>
+            </w:r>
+          </w:p>
+          <w:p>
+            <w:pPr>
+              <w:spacing w:line="228" w:lineRule="auto" w:after="0"/>
+              <w:ind w:firstLine="0" w:left="0"/>
+            </w:pPr>
+            <w:r>
+              <w:rPr>
+                <w:rFonts w:ascii="Courier New" w:hAnsi="Courier New" w:eastAsia="Courier New"/>
+                <w:b w:val="0"/>
+                <w:i w:val="0"/>
+                <w:sz w:val="16"/>
+              </w:rPr>
+              <w:t>// Информация об экземпляре сервера, инжектируется в хаб и в отправитель событий</w:t>
+            </w:r>
+          </w:p>
+          <w:p>
+            <w:pPr>
+              <w:spacing w:line="228" w:lineRule="auto" w:after="0"/>
+              <w:ind w:firstLine="0" w:left="0"/>
+            </w:pPr>
+            <w:r>
+              <w:rPr>
+                <w:rFonts w:ascii="Courier New" w:hAnsi="Courier New" w:eastAsia="Courier New"/>
+                <w:b w:val="0"/>
+                <w:i w:val="0"/>
+                <w:sz w:val="16"/>
+              </w:rPr>
+              <w:t>services.AddSingleton&lt;ServerInstanceInfo&gt;();</w:t>
             </w:r>
           </w:p>
         </w:tc>
@@ -13172,7 +13610,7 @@
       <w:pPr>
         <w:spacing w:line="360" w:lineRule="auto"/>
         <w:ind w:firstLine="709"/>
-        <w:jc w:val="both"/>
+        <w:jc w:val="left"/>
       </w:pPr>
       <w:r>
         <w:rPr>
@@ -13181,7 +13619,43 @@
           <w:i w:val="0"/>
           <w:sz w:val="28"/>
         </w:rPr>
-        <w:t>Диагностический метод хаба возвращает идентификатор серверного экземпляра и соединения, что позволяет доказать подключение клиентов к разным узлам.</w:t>
+        <w:t xml:space="preserve">Контракт диагностических данных оформлен как </w:t>
+      </w:r>
+      <w:r>
+        <w:rPr>
+          <w:rFonts w:ascii="Courier New" w:hAnsi="Courier New" w:eastAsia="Courier New"/>
+          <w:b w:val="0"/>
+          <w:i w:val="0"/>
+          <w:sz w:val="28"/>
+        </w:rPr>
+        <w:t>record</w:t>
+      </w:r>
+      <w:r>
+        <w:rPr>
+          <w:rFonts w:ascii="Times New Roman" w:hAnsi="Times New Roman" w:eastAsia="Times New Roman"/>
+          <w:b w:val="0"/>
+          <w:i w:val="0"/>
+          <w:sz w:val="28"/>
+        </w:rPr>
+        <w:t xml:space="preserve"> и используется в качестве возвращаемого типа метода хаба </w:t>
+      </w:r>
+      <w:r>
+        <w:rPr>
+          <w:rFonts w:ascii="Courier New" w:hAnsi="Courier New" w:eastAsia="Courier New"/>
+          <w:b w:val="0"/>
+          <w:i w:val="0"/>
+          <w:sz w:val="28"/>
+        </w:rPr>
+        <w:t>GetConnectionDiagnosticsAsync</w:t>
+      </w:r>
+      <w:r>
+        <w:rPr>
+          <w:rFonts w:ascii="Times New Roman" w:hAnsi="Times New Roman" w:eastAsia="Times New Roman"/>
+          <w:b w:val="0"/>
+          <w:i w:val="0"/>
+          <w:sz w:val="28"/>
+        </w:rPr>
+        <w:t>. В контракт включены идентификатор экземпляра сервера, имя машины, идентификатор SignalR-соединения и пользовательский идентификатор.</w:t>
       </w:r>
     </w:p>
     <w:tbl>
@@ -13219,127 +13693,67 @@
                 <w:i w:val="0"/>
                 <w:sz w:val="16"/>
               </w:rPr>
-              <w:t>public Task&lt;RealtimeConnectionDiagnostics&gt; GetConnectionDiagnosticsAsync()</w:t>
-            </w:r>
-          </w:p>
-          <w:p>
-            <w:pPr>
-              <w:spacing w:line="228" w:lineRule="auto" w:after="0"/>
-              <w:ind w:firstLine="0" w:left="0"/>
-            </w:pPr>
-            <w:r>
-              <w:rPr>
-                <w:rFonts w:ascii="Courier New" w:hAnsi="Courier New" w:eastAsia="Courier New"/>
-                <w:b w:val="0"/>
-                <w:i w:val="0"/>
-                <w:sz w:val="16"/>
-              </w:rPr>
-              <w:t>{</w:t>
-            </w:r>
-          </w:p>
-          <w:p>
-            <w:pPr>
-              <w:spacing w:line="228" w:lineRule="auto" w:after="0"/>
-              <w:ind w:firstLine="0" w:left="0"/>
-            </w:pPr>
-            <w:r>
-              <w:rPr>
-                <w:rFonts w:ascii="Courier New" w:hAnsi="Courier New" w:eastAsia="Courier New"/>
-                <w:b w:val="0"/>
-                <w:i w:val="0"/>
-                <w:sz w:val="16"/>
-              </w:rPr>
-              <w:t xml:space="preserve">    return Task.FromResult(new RealtimeConnectionDiagnostics(</w:t>
-            </w:r>
-          </w:p>
-          <w:p>
-            <w:pPr>
-              <w:spacing w:line="228" w:lineRule="auto" w:after="0"/>
-              <w:ind w:firstLine="0" w:left="0"/>
-            </w:pPr>
-            <w:r>
-              <w:rPr>
-                <w:rFonts w:ascii="Courier New" w:hAnsi="Courier New" w:eastAsia="Courier New"/>
-                <w:b w:val="0"/>
-                <w:i w:val="0"/>
-                <w:sz w:val="16"/>
-              </w:rPr>
-              <w:t xml:space="preserve">        serverInstanceInfo.Id,</w:t>
-            </w:r>
-          </w:p>
-          <w:p>
-            <w:pPr>
-              <w:spacing w:line="228" w:lineRule="auto" w:after="0"/>
-              <w:ind w:firstLine="0" w:left="0"/>
-            </w:pPr>
-            <w:r>
-              <w:rPr>
-                <w:rFonts w:ascii="Courier New" w:hAnsi="Courier New" w:eastAsia="Courier New"/>
-                <w:b w:val="0"/>
-                <w:i w:val="0"/>
-                <w:sz w:val="16"/>
-              </w:rPr>
-              <w:t xml:space="preserve">        serverInstanceInfo.MachineName,</w:t>
-            </w:r>
-          </w:p>
-          <w:p>
-            <w:pPr>
-              <w:spacing w:line="228" w:lineRule="auto" w:after="0"/>
-              <w:ind w:firstLine="0" w:left="0"/>
-            </w:pPr>
-            <w:r>
-              <w:rPr>
-                <w:rFonts w:ascii="Courier New" w:hAnsi="Courier New" w:eastAsia="Courier New"/>
-                <w:b w:val="0"/>
-                <w:i w:val="0"/>
-                <w:sz w:val="16"/>
-              </w:rPr>
-              <w:t xml:space="preserve">        Context.ConnectionId,</w:t>
-            </w:r>
-          </w:p>
-          <w:p>
-            <w:pPr>
-              <w:spacing w:line="228" w:lineRule="auto" w:after="0"/>
-              <w:ind w:firstLine="0" w:left="0"/>
-            </w:pPr>
-            <w:r>
-              <w:rPr>
-                <w:rFonts w:ascii="Courier New" w:hAnsi="Courier New" w:eastAsia="Courier New"/>
-                <w:b w:val="0"/>
-                <w:i w:val="0"/>
-                <w:sz w:val="16"/>
-              </w:rPr>
-              <w:t xml:space="preserve">        Context.UserIdentifier</w:t>
-            </w:r>
-          </w:p>
-          <w:p>
-            <w:pPr>
-              <w:spacing w:line="228" w:lineRule="auto" w:after="0"/>
-              <w:ind w:firstLine="0" w:left="0"/>
-            </w:pPr>
-            <w:r>
-              <w:rPr>
-                <w:rFonts w:ascii="Courier New" w:hAnsi="Courier New" w:eastAsia="Courier New"/>
-                <w:b w:val="0"/>
-                <w:i w:val="0"/>
-                <w:sz w:val="16"/>
-              </w:rPr>
-              <w:t xml:space="preserve">    ));</w:t>
-            </w:r>
-          </w:p>
-          <w:p>
-            <w:pPr>
-              <w:spacing w:line="228" w:lineRule="auto" w:after="0"/>
-              <w:ind w:firstLine="0" w:left="0"/>
-            </w:pPr>
-            <w:r>
-              <w:rPr>
-                <w:rFonts w:ascii="Courier New" w:hAnsi="Courier New" w:eastAsia="Courier New"/>
-                <w:b w:val="0"/>
-                <w:i w:val="0"/>
-                <w:sz w:val="16"/>
-              </w:rPr>
-              <w:t>}</w:t>
+              <w:t>public sealed record RealtimeConnectionDiagnostics(</w:t>
+            </w:r>
+          </w:p>
+          <w:p>
+            <w:pPr>
+              <w:spacing w:line="228" w:lineRule="auto" w:after="0"/>
+              <w:ind w:firstLine="0" w:left="0"/>
+            </w:pPr>
+            <w:r>
+              <w:rPr>
+                <w:rFonts w:ascii="Courier New" w:hAnsi="Courier New" w:eastAsia="Courier New"/>
+                <w:b w:val="0"/>
+                <w:i w:val="0"/>
+                <w:sz w:val="16"/>
+              </w:rPr>
+              <w:t xml:space="preserve">    string ServerInstanceId,</w:t>
+            </w:r>
+          </w:p>
+          <w:p>
+            <w:pPr>
+              <w:spacing w:line="228" w:lineRule="auto" w:after="0"/>
+              <w:ind w:firstLine="0" w:left="0"/>
+            </w:pPr>
+            <w:r>
+              <w:rPr>
+                <w:rFonts w:ascii="Courier New" w:hAnsi="Courier New" w:eastAsia="Courier New"/>
+                <w:b w:val="0"/>
+                <w:i w:val="0"/>
+                <w:sz w:val="16"/>
+              </w:rPr>
+              <w:t xml:space="preserve">    string MachineName,</w:t>
+            </w:r>
+          </w:p>
+          <w:p>
+            <w:pPr>
+              <w:spacing w:line="228" w:lineRule="auto" w:after="0"/>
+              <w:ind w:firstLine="0" w:left="0"/>
+            </w:pPr>
+            <w:r>
+              <w:rPr>
+                <w:rFonts w:ascii="Courier New" w:hAnsi="Courier New" w:eastAsia="Courier New"/>
+                <w:b w:val="0"/>
+                <w:i w:val="0"/>
+                <w:sz w:val="16"/>
+              </w:rPr>
+              <w:t xml:space="preserve">    string ConnectionId,</w:t>
+            </w:r>
+          </w:p>
+          <w:p>
+            <w:pPr>
+              <w:spacing w:line="228" w:lineRule="auto" w:after="0"/>
+              <w:ind w:firstLine="0" w:left="0"/>
+            </w:pPr>
+            <w:r>
+              <w:rPr>
+                <w:rFonts w:ascii="Courier New" w:hAnsi="Courier New" w:eastAsia="Courier New"/>
+                <w:b w:val="0"/>
+                <w:i w:val="0"/>
+                <w:sz w:val="16"/>
+              </w:rPr>
+              <w:t xml:space="preserve">    string? UserIdentifier);</w:t>
             </w:r>
           </w:p>
         </w:tc>
@@ -13363,7 +13777,7 @@
           <w:i w:val="0"/>
           <w:sz w:val="28"/>
         </w:rPr>
-        <w:t>Централизованная отправка события в группу сохраняет существующее содержимое событий и добавляет диагностическое логирование.</w:t>
+        <w:t>Диагностический метод хаба возвращает идентификатор серверного экземпляра и соединения, что позволяет доказать подключение клиентов к разным узлам и сопоставить серверные логи с действиями конкретного клиента.</w:t>
       </w:r>
     </w:p>
     <w:tbl>
@@ -13401,67 +13815,7 @@
                 <w:i w:val="0"/>
                 <w:sz w:val="16"/>
               </w:rPr>
-              <w:t>private Task SendToGroupAsync(</w:t>
-            </w:r>
-          </w:p>
-          <w:p>
-            <w:pPr>
-              <w:spacing w:line="228" w:lineRule="auto" w:after="0"/>
-              <w:ind w:firstLine="0" w:left="0"/>
-            </w:pPr>
-            <w:r>
-              <w:rPr>
-                <w:rFonts w:ascii="Courier New" w:hAnsi="Courier New" w:eastAsia="Courier New"/>
-                <w:b w:val="0"/>
-                <w:i w:val="0"/>
-                <w:sz w:val="16"/>
-              </w:rPr>
-              <w:t xml:space="preserve">    string groupKey,</w:t>
-            </w:r>
-          </w:p>
-          <w:p>
-            <w:pPr>
-              <w:spacing w:line="228" w:lineRule="auto" w:after="0"/>
-              <w:ind w:firstLine="0" w:left="0"/>
-            </w:pPr>
-            <w:r>
-              <w:rPr>
-                <w:rFonts w:ascii="Courier New" w:hAnsi="Courier New" w:eastAsia="Courier New"/>
-                <w:b w:val="0"/>
-                <w:i w:val="0"/>
-                <w:sz w:val="16"/>
-              </w:rPr>
-              <w:t xml:space="preserve">    string eventName,</w:t>
-            </w:r>
-          </w:p>
-          <w:p>
-            <w:pPr>
-              <w:spacing w:line="228" w:lineRule="auto" w:after="0"/>
-              <w:ind w:firstLine="0" w:left="0"/>
-            </w:pPr>
-            <w:r>
-              <w:rPr>
-                <w:rFonts w:ascii="Courier New" w:hAnsi="Courier New" w:eastAsia="Courier New"/>
-                <w:b w:val="0"/>
-                <w:i w:val="0"/>
-                <w:sz w:val="16"/>
-              </w:rPr>
-              <w:t xml:space="preserve">    object?[] args,</w:t>
-            </w:r>
-          </w:p>
-          <w:p>
-            <w:pPr>
-              <w:spacing w:line="228" w:lineRule="auto" w:after="0"/>
-              <w:ind w:firstLine="0" w:left="0"/>
-            </w:pPr>
-            <w:r>
-              <w:rPr>
-                <w:rFonts w:ascii="Courier New" w:hAnsi="Courier New" w:eastAsia="Courier New"/>
-                <w:b w:val="0"/>
-                <w:i w:val="0"/>
-                <w:sz w:val="16"/>
-              </w:rPr>
-              <w:t xml:space="preserve">    string? excludedConnectionId = null)</w:t>
+              <w:t>public Task&lt;RealtimeConnectionDiagnostics&gt; GetConnectionDiagnosticsAsync()</w:t>
             </w:r>
           </w:p>
           <w:p>
@@ -13491,66 +13845,82 @@
                 <w:i w:val="0"/>
                 <w:sz w:val="16"/>
               </w:rPr>
-              <w:t xml:space="preserve">    var clients = excludedConnectionId is null</w:t>
-            </w:r>
-          </w:p>
-          <w:p>
-            <w:pPr>
-              <w:spacing w:line="228" w:lineRule="auto" w:after="0"/>
-              <w:ind w:firstLine="0" w:left="0"/>
-            </w:pPr>
-            <w:r>
-              <w:rPr>
-                <w:rFonts w:ascii="Courier New" w:hAnsi="Courier New" w:eastAsia="Courier New"/>
-                <w:b w:val="0"/>
-                <w:i w:val="0"/>
-                <w:sz w:val="16"/>
-              </w:rPr>
-              <w:t xml:space="preserve">        ? hubContext.Clients.Group(groupKey)</w:t>
-            </w:r>
-          </w:p>
-          <w:p>
-            <w:pPr>
-              <w:spacing w:line="228" w:lineRule="auto" w:after="0"/>
-              <w:ind w:firstLine="0" w:left="0"/>
-            </w:pPr>
-            <w:r>
-              <w:rPr>
-                <w:rFonts w:ascii="Courier New" w:hAnsi="Courier New" w:eastAsia="Courier New"/>
-                <w:b w:val="0"/>
-                <w:i w:val="0"/>
-                <w:sz w:val="16"/>
-              </w:rPr>
-              <w:t xml:space="preserve">        : hubContext.Clients.GroupExcept(groupKey, excludedConnectionId);</w:t>
-            </w:r>
-          </w:p>
-          <w:p>
-            <w:pPr>
-              <w:spacing w:line="228" w:lineRule="auto" w:after="0"/>
-              <w:ind w:firstLine="0" w:left="0"/>
-            </w:pPr>
-            <w:r>
-              <w:rPr>
-                <w:rFonts w:ascii="Courier New" w:hAnsi="Courier New" w:eastAsia="Courier New"/>
-                <w:b w:val="0"/>
-                <w:i w:val="0"/>
-                <w:sz w:val="16"/>
-              </w:rPr>
-            </w:r>
-          </w:p>
-          <w:p>
-            <w:pPr>
-              <w:spacing w:line="228" w:lineRule="auto" w:after="0"/>
-              <w:ind w:firstLine="0" w:left="0"/>
-            </w:pPr>
-            <w:r>
-              <w:rPr>
-                <w:rFonts w:ascii="Courier New" w:hAnsi="Courier New" w:eastAsia="Courier New"/>
-                <w:b w:val="0"/>
-                <w:i w:val="0"/>
-                <w:sz w:val="16"/>
-              </w:rPr>
-              <w:t xml:space="preserve">    return clients.SendCoreAsync(eventName, args);</w:t>
+              <w:t xml:space="preserve">    return Task.FromResult(new RealtimeConnectionDiagnostics(</w:t>
+            </w:r>
+          </w:p>
+          <w:p>
+            <w:pPr>
+              <w:spacing w:line="228" w:lineRule="auto" w:after="0"/>
+              <w:ind w:firstLine="0" w:left="0"/>
+            </w:pPr>
+            <w:r>
+              <w:rPr>
+                <w:rFonts w:ascii="Courier New" w:hAnsi="Courier New" w:eastAsia="Courier New"/>
+                <w:b w:val="0"/>
+                <w:i w:val="0"/>
+                <w:sz w:val="16"/>
+              </w:rPr>
+              <w:t xml:space="preserve">        serverInstanceInfo.Id,</w:t>
+            </w:r>
+          </w:p>
+          <w:p>
+            <w:pPr>
+              <w:spacing w:line="228" w:lineRule="auto" w:after="0"/>
+              <w:ind w:firstLine="0" w:left="0"/>
+            </w:pPr>
+            <w:r>
+              <w:rPr>
+                <w:rFonts w:ascii="Courier New" w:hAnsi="Courier New" w:eastAsia="Courier New"/>
+                <w:b w:val="0"/>
+                <w:i w:val="0"/>
+                <w:sz w:val="16"/>
+              </w:rPr>
+              <w:t xml:space="preserve">        serverInstanceInfo.MachineName,</w:t>
+            </w:r>
+          </w:p>
+          <w:p>
+            <w:pPr>
+              <w:spacing w:line="228" w:lineRule="auto" w:after="0"/>
+              <w:ind w:firstLine="0" w:left="0"/>
+            </w:pPr>
+            <w:r>
+              <w:rPr>
+                <w:rFonts w:ascii="Courier New" w:hAnsi="Courier New" w:eastAsia="Courier New"/>
+                <w:b w:val="0"/>
+                <w:i w:val="0"/>
+                <w:sz w:val="16"/>
+              </w:rPr>
+              <w:t xml:space="preserve">        Context.ConnectionId,</w:t>
+            </w:r>
+          </w:p>
+          <w:p>
+            <w:pPr>
+              <w:spacing w:line="228" w:lineRule="auto" w:after="0"/>
+              <w:ind w:firstLine="0" w:left="0"/>
+            </w:pPr>
+            <w:r>
+              <w:rPr>
+                <w:rFonts w:ascii="Courier New" w:hAnsi="Courier New" w:eastAsia="Courier New"/>
+                <w:b w:val="0"/>
+                <w:i w:val="0"/>
+                <w:sz w:val="16"/>
+              </w:rPr>
+              <w:t xml:space="preserve">        Context.UserIdentifier</w:t>
+            </w:r>
+          </w:p>
+          <w:p>
+            <w:pPr>
+              <w:spacing w:line="228" w:lineRule="auto" w:after="0"/>
+              <w:ind w:firstLine="0" w:left="0"/>
+            </w:pPr>
+            <w:r>
+              <w:rPr>
+                <w:rFonts w:ascii="Courier New" w:hAnsi="Courier New" w:eastAsia="Courier New"/>
+                <w:b w:val="0"/>
+                <w:i w:val="0"/>
+                <w:sz w:val="16"/>
+              </w:rPr>
+              <w:t xml:space="preserve">    ));</w:t>
             </w:r>
           </w:p>
           <w:p>
@@ -13578,32 +13948,6 @@
     </w:p>
     <w:p>
       <w:pPr>
-        <w:pStyle w:val="Heading1"/>
-        <w:pageBreakBefore/>
-        <w:jc w:val="center"/>
-      </w:pPr>
-      <w:r>
-        <w:t>ПРИЛОЖЕНИЕ В</w:t>
-      </w:r>
-    </w:p>
-    <w:p>
-      <w:pPr>
-        <w:spacing w:line="276" w:lineRule="auto" w:after="0"/>
-        <w:ind w:firstLine="0"/>
-        <w:jc w:val="center"/>
-      </w:pPr>
-      <w:r>
-        <w:rPr>
-          <w:rFonts w:ascii="Times New Roman" w:hAnsi="Times New Roman" w:eastAsia="Times New Roman"/>
-          <w:b/>
-          <w:i w:val="0"/>
-          <w:sz w:val="28"/>
-        </w:rPr>
-        <w:t>Фрагменты клиентского real-time слоя, проверочный клиент и результаты испытаний</w:t>
-      </w:r>
-    </w:p>
-    <w:p>
-      <w:pPr>
         <w:spacing w:line="360" w:lineRule="auto"/>
         <w:ind w:firstLine="709"/>
         <w:jc w:val="both"/>
@@ -13615,7 +13959,7 @@
           <w:i w:val="0"/>
           <w:sz w:val="28"/>
         </w:rPr>
-        <w:t>Клиентская часть решения относится к real-time слою страницы отчета: построению SignalR WebSocket-соединения, чтению диагностических данных, повторному вступлению в группу после восстановления соединения и тестам этого поведения.</w:t>
+        <w:t>Жизненный цикл соединения сопровождается журналированием с указанием идентификатора экземпляра сервера. Это позволяет в негативном и позитивном сценариях соотнести события подключения и отключения клиента с конкретным узлом.</w:t>
       </w:r>
     </w:p>
     <w:tbl>
@@ -13653,200 +13997,304 @@
                 <w:i w:val="0"/>
                 <w:sz w:val="16"/>
               </w:rPr>
-              <w:t>const reconnectDelays = [0, 2_000, 5_000, 10_000, 30_000, 60_000, 120_000];</w:t>
-            </w:r>
-          </w:p>
-          <w:p>
-            <w:pPr>
-              <w:spacing w:line="228" w:lineRule="auto" w:after="0"/>
-              <w:ind w:firstLine="0" w:left="0"/>
-            </w:pPr>
-            <w:r>
-              <w:rPr>
-                <w:rFonts w:ascii="Courier New" w:hAnsi="Courier New" w:eastAsia="Courier New"/>
-                <w:b w:val="0"/>
-                <w:i w:val="0"/>
-                <w:sz w:val="16"/>
-              </w:rPr>
-            </w:r>
-          </w:p>
-          <w:p>
-            <w:pPr>
-              <w:spacing w:line="228" w:lineRule="auto" w:after="0"/>
-              <w:ind w:firstLine="0" w:left="0"/>
-            </w:pPr>
-            <w:r>
-              <w:rPr>
-                <w:rFonts w:ascii="Courier New" w:hAnsi="Courier New" w:eastAsia="Courier New"/>
-                <w:b w:val="0"/>
-                <w:i w:val="0"/>
-                <w:sz w:val="16"/>
-              </w:rPr>
-              <w:t>export const buildConnection = (): HubConnection =&gt; {</w:t>
-            </w:r>
-          </w:p>
-          <w:p>
-            <w:pPr>
-              <w:spacing w:line="228" w:lineRule="auto" w:after="0"/>
-              <w:ind w:firstLine="0" w:left="0"/>
-            </w:pPr>
-            <w:r>
-              <w:rPr>
-                <w:rFonts w:ascii="Courier New" w:hAnsi="Courier New" w:eastAsia="Courier New"/>
-                <w:b w:val="0"/>
-                <w:i w:val="0"/>
-                <w:sz w:val="16"/>
-              </w:rPr>
-              <w:t xml:space="preserve">  const wsPath = getAppWebSocketUrl("/report-page-hub", "v1");</w:t>
-            </w:r>
-          </w:p>
-          <w:p>
-            <w:pPr>
-              <w:spacing w:line="228" w:lineRule="auto" w:after="0"/>
-              <w:ind w:firstLine="0" w:left="0"/>
-            </w:pPr>
-            <w:r>
-              <w:rPr>
-                <w:rFonts w:ascii="Courier New" w:hAnsi="Courier New" w:eastAsia="Courier New"/>
-                <w:b w:val="0"/>
-                <w:i w:val="0"/>
-                <w:sz w:val="16"/>
-              </w:rPr>
-              <w:t xml:space="preserve">  const fullUrl = `${window.location.origin}${wsPath}`;</w:t>
-            </w:r>
-          </w:p>
-          <w:p>
-            <w:pPr>
-              <w:spacing w:line="228" w:lineRule="auto" w:after="0"/>
-              <w:ind w:firstLine="0" w:left="0"/>
-            </w:pPr>
-            <w:r>
-              <w:rPr>
-                <w:rFonts w:ascii="Courier New" w:hAnsi="Courier New" w:eastAsia="Courier New"/>
-                <w:b w:val="0"/>
-                <w:i w:val="0"/>
-                <w:sz w:val="16"/>
-              </w:rPr>
-            </w:r>
-          </w:p>
-          <w:p>
-            <w:pPr>
-              <w:spacing w:line="228" w:lineRule="auto" w:after="0"/>
-              <w:ind w:firstLine="0" w:left="0"/>
-            </w:pPr>
-            <w:r>
-              <w:rPr>
-                <w:rFonts w:ascii="Courier New" w:hAnsi="Courier New" w:eastAsia="Courier New"/>
-                <w:b w:val="0"/>
-                <w:i w:val="0"/>
-                <w:sz w:val="16"/>
-              </w:rPr>
-              <w:t xml:space="preserve">  return new HubConnectionBuilder()</w:t>
-            </w:r>
-          </w:p>
-          <w:p>
-            <w:pPr>
-              <w:spacing w:line="228" w:lineRule="auto" w:after="0"/>
-              <w:ind w:firstLine="0" w:left="0"/>
-            </w:pPr>
-            <w:r>
-              <w:rPr>
-                <w:rFonts w:ascii="Courier New" w:hAnsi="Courier New" w:eastAsia="Courier New"/>
-                <w:b w:val="0"/>
-                <w:i w:val="0"/>
-                <w:sz w:val="16"/>
-              </w:rPr>
-              <w:t xml:space="preserve">    .withUrl(fullUrl, {</w:t>
-            </w:r>
-          </w:p>
-          <w:p>
-            <w:pPr>
-              <w:spacing w:line="228" w:lineRule="auto" w:after="0"/>
-              <w:ind w:firstLine="0" w:left="0"/>
-            </w:pPr>
-            <w:r>
-              <w:rPr>
-                <w:rFonts w:ascii="Courier New" w:hAnsi="Courier New" w:eastAsia="Courier New"/>
-                <w:b w:val="0"/>
-                <w:i w:val="0"/>
-                <w:sz w:val="16"/>
-              </w:rPr>
-              <w:t xml:space="preserve">      transport: HttpTransportType.WebSockets,</w:t>
-            </w:r>
-          </w:p>
-          <w:p>
-            <w:pPr>
-              <w:spacing w:line="228" w:lineRule="auto" w:after="0"/>
-              <w:ind w:firstLine="0" w:left="0"/>
-            </w:pPr>
-            <w:r>
-              <w:rPr>
-                <w:rFonts w:ascii="Courier New" w:hAnsi="Courier New" w:eastAsia="Courier New"/>
-                <w:b w:val="0"/>
-                <w:i w:val="0"/>
-                <w:sz w:val="16"/>
-              </w:rPr>
-              <w:t xml:space="preserve">      skipNegotiation: import.meta.env.VITE_SIGNALR_SKIP_NEGOTIATION === "true",</w:t>
-            </w:r>
-          </w:p>
-          <w:p>
-            <w:pPr>
-              <w:spacing w:line="228" w:lineRule="auto" w:after="0"/>
-              <w:ind w:firstLine="0" w:left="0"/>
-            </w:pPr>
-            <w:r>
-              <w:rPr>
-                <w:rFonts w:ascii="Courier New" w:hAnsi="Courier New" w:eastAsia="Courier New"/>
-                <w:b w:val="0"/>
-                <w:i w:val="0"/>
-                <w:sz w:val="16"/>
-              </w:rPr>
-              <w:t xml:space="preserve">    })</w:t>
-            </w:r>
-          </w:p>
-          <w:p>
-            <w:pPr>
-              <w:spacing w:line="228" w:lineRule="auto" w:after="0"/>
-              <w:ind w:firstLine="0" w:left="0"/>
-            </w:pPr>
-            <w:r>
-              <w:rPr>
-                <w:rFonts w:ascii="Courier New" w:hAnsi="Courier New" w:eastAsia="Courier New"/>
-                <w:b w:val="0"/>
-                <w:i w:val="0"/>
-                <w:sz w:val="16"/>
-              </w:rPr>
-              <w:t xml:space="preserve">    .withAutomaticReconnect(reconnectDelays)</w:t>
-            </w:r>
-          </w:p>
-          <w:p>
-            <w:pPr>
-              <w:spacing w:line="228" w:lineRule="auto" w:after="0"/>
-              <w:ind w:firstLine="0" w:left="0"/>
-            </w:pPr>
-            <w:r>
-              <w:rPr>
-                <w:rFonts w:ascii="Courier New" w:hAnsi="Courier New" w:eastAsia="Courier New"/>
-                <w:b w:val="0"/>
-                <w:i w:val="0"/>
-                <w:sz w:val="16"/>
-              </w:rPr>
-              <w:t xml:space="preserve">    .build();</w:t>
-            </w:r>
-          </w:p>
-          <w:p>
-            <w:pPr>
-              <w:spacing w:line="228" w:lineRule="auto" w:after="0"/>
-              <w:ind w:firstLine="0" w:left="0"/>
-            </w:pPr>
-            <w:r>
-              <w:rPr>
-                <w:rFonts w:ascii="Courier New" w:hAnsi="Courier New" w:eastAsia="Courier New"/>
-                <w:b w:val="0"/>
-                <w:i w:val="0"/>
-                <w:sz w:val="16"/>
-              </w:rPr>
-              <w:t>};</w:t>
+              <w:t>public override async Task OnConnectedAsync()</w:t>
+            </w:r>
+          </w:p>
+          <w:p>
+            <w:pPr>
+              <w:spacing w:line="228" w:lineRule="auto" w:after="0"/>
+              <w:ind w:firstLine="0" w:left="0"/>
+            </w:pPr>
+            <w:r>
+              <w:rPr>
+                <w:rFonts w:ascii="Courier New" w:hAnsi="Courier New" w:eastAsia="Courier New"/>
+                <w:b w:val="0"/>
+                <w:i w:val="0"/>
+                <w:sz w:val="16"/>
+              </w:rPr>
+              <w:t>{</w:t>
+            </w:r>
+          </w:p>
+          <w:p>
+            <w:pPr>
+              <w:spacing w:line="228" w:lineRule="auto" w:after="0"/>
+              <w:ind w:firstLine="0" w:left="0"/>
+            </w:pPr>
+            <w:r>
+              <w:rPr>
+                <w:rFonts w:ascii="Courier New" w:hAnsi="Courier New" w:eastAsia="Courier New"/>
+                <w:b w:val="0"/>
+                <w:i w:val="0"/>
+                <w:sz w:val="16"/>
+              </w:rPr>
+              <w:t xml:space="preserve">    logger.LogWarning(</w:t>
+            </w:r>
+          </w:p>
+          <w:p>
+            <w:pPr>
+              <w:spacing w:line="228" w:lineRule="auto" w:after="0"/>
+              <w:ind w:firstLine="0" w:left="0"/>
+            </w:pPr>
+            <w:r>
+              <w:rPr>
+                <w:rFonts w:ascii="Courier New" w:hAnsi="Courier New" w:eastAsia="Courier New"/>
+                <w:b w:val="0"/>
+                <w:i w:val="0"/>
+                <w:sz w:val="16"/>
+              </w:rPr>
+              <w:t xml:space="preserve">        "Клиент {@ConnectionId} подключился к SignalR на экземпляре {@ServerInstanceId}",</w:t>
+            </w:r>
+          </w:p>
+          <w:p>
+            <w:pPr>
+              <w:spacing w:line="228" w:lineRule="auto" w:after="0"/>
+              <w:ind w:firstLine="0" w:left="0"/>
+            </w:pPr>
+            <w:r>
+              <w:rPr>
+                <w:rFonts w:ascii="Courier New" w:hAnsi="Courier New" w:eastAsia="Courier New"/>
+                <w:b w:val="0"/>
+                <w:i w:val="0"/>
+                <w:sz w:val="16"/>
+              </w:rPr>
+              <w:t xml:space="preserve">        Context.ConnectionId,</w:t>
+            </w:r>
+          </w:p>
+          <w:p>
+            <w:pPr>
+              <w:spacing w:line="228" w:lineRule="auto" w:after="0"/>
+              <w:ind w:firstLine="0" w:left="0"/>
+            </w:pPr>
+            <w:r>
+              <w:rPr>
+                <w:rFonts w:ascii="Courier New" w:hAnsi="Courier New" w:eastAsia="Courier New"/>
+                <w:b w:val="0"/>
+                <w:i w:val="0"/>
+                <w:sz w:val="16"/>
+              </w:rPr>
+              <w:t xml:space="preserve">        serverInstanceInfo.Id);</w:t>
+            </w:r>
+          </w:p>
+          <w:p>
+            <w:pPr>
+              <w:spacing w:line="228" w:lineRule="auto" w:after="0"/>
+              <w:ind w:firstLine="0" w:left="0"/>
+            </w:pPr>
+            <w:r>
+              <w:rPr>
+                <w:rFonts w:ascii="Courier New" w:hAnsi="Courier New" w:eastAsia="Courier New"/>
+                <w:b w:val="0"/>
+                <w:i w:val="0"/>
+                <w:sz w:val="16"/>
+              </w:rPr>
+            </w:r>
+          </w:p>
+          <w:p>
+            <w:pPr>
+              <w:spacing w:line="228" w:lineRule="auto" w:after="0"/>
+              <w:ind w:firstLine="0" w:left="0"/>
+            </w:pPr>
+            <w:r>
+              <w:rPr>
+                <w:rFonts w:ascii="Courier New" w:hAnsi="Courier New" w:eastAsia="Courier New"/>
+                <w:b w:val="0"/>
+                <w:i w:val="0"/>
+                <w:sz w:val="16"/>
+              </w:rPr>
+              <w:t xml:space="preserve">    await base.OnConnectedAsync();</w:t>
+            </w:r>
+          </w:p>
+          <w:p>
+            <w:pPr>
+              <w:spacing w:line="228" w:lineRule="auto" w:after="0"/>
+              <w:ind w:firstLine="0" w:left="0"/>
+            </w:pPr>
+            <w:r>
+              <w:rPr>
+                <w:rFonts w:ascii="Courier New" w:hAnsi="Courier New" w:eastAsia="Courier New"/>
+                <w:b w:val="0"/>
+                <w:i w:val="0"/>
+                <w:sz w:val="16"/>
+              </w:rPr>
+              <w:t>}</w:t>
+            </w:r>
+          </w:p>
+          <w:p>
+            <w:pPr>
+              <w:spacing w:line="228" w:lineRule="auto" w:after="0"/>
+              <w:ind w:firstLine="0" w:left="0"/>
+            </w:pPr>
+            <w:r>
+              <w:rPr>
+                <w:rFonts w:ascii="Courier New" w:hAnsi="Courier New" w:eastAsia="Courier New"/>
+                <w:b w:val="0"/>
+                <w:i w:val="0"/>
+                <w:sz w:val="16"/>
+              </w:rPr>
+            </w:r>
+          </w:p>
+          <w:p>
+            <w:pPr>
+              <w:spacing w:line="228" w:lineRule="auto" w:after="0"/>
+              <w:ind w:firstLine="0" w:left="0"/>
+            </w:pPr>
+            <w:r>
+              <w:rPr>
+                <w:rFonts w:ascii="Courier New" w:hAnsi="Courier New" w:eastAsia="Courier New"/>
+                <w:b w:val="0"/>
+                <w:i w:val="0"/>
+                <w:sz w:val="16"/>
+              </w:rPr>
+              <w:t>public override async Task OnDisconnectedAsync(Exception? exception)</w:t>
+            </w:r>
+          </w:p>
+          <w:p>
+            <w:pPr>
+              <w:spacing w:line="228" w:lineRule="auto" w:after="0"/>
+              <w:ind w:firstLine="0" w:left="0"/>
+            </w:pPr>
+            <w:r>
+              <w:rPr>
+                <w:rFonts w:ascii="Courier New" w:hAnsi="Courier New" w:eastAsia="Courier New"/>
+                <w:b w:val="0"/>
+                <w:i w:val="0"/>
+                <w:sz w:val="16"/>
+              </w:rPr>
+              <w:t>{</w:t>
+            </w:r>
+          </w:p>
+          <w:p>
+            <w:pPr>
+              <w:spacing w:line="228" w:lineRule="auto" w:after="0"/>
+              <w:ind w:firstLine="0" w:left="0"/>
+            </w:pPr>
+            <w:r>
+              <w:rPr>
+                <w:rFonts w:ascii="Courier New" w:hAnsi="Courier New" w:eastAsia="Courier New"/>
+                <w:b w:val="0"/>
+                <w:i w:val="0"/>
+                <w:sz w:val="16"/>
+              </w:rPr>
+              <w:t xml:space="preserve">    logger.LogWarning(</w:t>
+            </w:r>
+          </w:p>
+          <w:p>
+            <w:pPr>
+              <w:spacing w:line="228" w:lineRule="auto" w:after="0"/>
+              <w:ind w:firstLine="0" w:left="0"/>
+            </w:pPr>
+            <w:r>
+              <w:rPr>
+                <w:rFonts w:ascii="Courier New" w:hAnsi="Courier New" w:eastAsia="Courier New"/>
+                <w:b w:val="0"/>
+                <w:i w:val="0"/>
+                <w:sz w:val="16"/>
+              </w:rPr>
+              <w:t xml:space="preserve">        "Клиент {@ConnectionId} отключился от экземпляра {@ServerInstanceId}. Причина: </w:t>
+            </w:r>
+          </w:p>
+          <w:p>
+            <w:pPr>
+              <w:spacing w:line="228" w:lineRule="auto" w:after="0"/>
+              <w:ind w:firstLine="0" w:left="0"/>
+            </w:pPr>
+            <w:r>
+              <w:rPr>
+                <w:rFonts w:ascii="Courier New" w:hAnsi="Courier New" w:eastAsia="Courier New"/>
+                <w:b w:val="0"/>
+                <w:i w:val="0"/>
+                <w:sz w:val="16"/>
+              </w:rPr>
+              <w:t xml:space="preserve">    {@Reason}",</w:t>
+            </w:r>
+          </w:p>
+          <w:p>
+            <w:pPr>
+              <w:spacing w:line="228" w:lineRule="auto" w:after="0"/>
+              <w:ind w:firstLine="0" w:left="0"/>
+            </w:pPr>
+            <w:r>
+              <w:rPr>
+                <w:rFonts w:ascii="Courier New" w:hAnsi="Courier New" w:eastAsia="Courier New"/>
+                <w:b w:val="0"/>
+                <w:i w:val="0"/>
+                <w:sz w:val="16"/>
+              </w:rPr>
+              <w:t xml:space="preserve">        Context.ConnectionId,</w:t>
+            </w:r>
+          </w:p>
+          <w:p>
+            <w:pPr>
+              <w:spacing w:line="228" w:lineRule="auto" w:after="0"/>
+              <w:ind w:firstLine="0" w:left="0"/>
+            </w:pPr>
+            <w:r>
+              <w:rPr>
+                <w:rFonts w:ascii="Courier New" w:hAnsi="Courier New" w:eastAsia="Courier New"/>
+                <w:b w:val="0"/>
+                <w:i w:val="0"/>
+                <w:sz w:val="16"/>
+              </w:rPr>
+              <w:t xml:space="preserve">        serverInstanceInfo.Id,</w:t>
+            </w:r>
+          </w:p>
+          <w:p>
+            <w:pPr>
+              <w:spacing w:line="228" w:lineRule="auto" w:after="0"/>
+              <w:ind w:firstLine="0" w:left="0"/>
+            </w:pPr>
+            <w:r>
+              <w:rPr>
+                <w:rFonts w:ascii="Courier New" w:hAnsi="Courier New" w:eastAsia="Courier New"/>
+                <w:b w:val="0"/>
+                <w:i w:val="0"/>
+                <w:sz w:val="16"/>
+              </w:rPr>
+              <w:t xml:space="preserve">        exception?.Message ?? "неизвестно");</w:t>
+            </w:r>
+          </w:p>
+          <w:p>
+            <w:pPr>
+              <w:spacing w:line="228" w:lineRule="auto" w:after="0"/>
+              <w:ind w:firstLine="0" w:left="0"/>
+            </w:pPr>
+            <w:r>
+              <w:rPr>
+                <w:rFonts w:ascii="Courier New" w:hAnsi="Courier New" w:eastAsia="Courier New"/>
+                <w:b w:val="0"/>
+                <w:i w:val="0"/>
+                <w:sz w:val="16"/>
+              </w:rPr>
+            </w:r>
+          </w:p>
+          <w:p>
+            <w:pPr>
+              <w:spacing w:line="228" w:lineRule="auto" w:after="0"/>
+              <w:ind w:firstLine="0" w:left="0"/>
+            </w:pPr>
+            <w:r>
+              <w:rPr>
+                <w:rFonts w:ascii="Courier New" w:hAnsi="Courier New" w:eastAsia="Courier New"/>
+                <w:b w:val="0"/>
+                <w:i w:val="0"/>
+                <w:sz w:val="16"/>
+              </w:rPr>
+              <w:t xml:space="preserve">    await base.OnDisconnectedAsync(exception);</w:t>
+            </w:r>
+          </w:p>
+          <w:p>
+            <w:pPr>
+              <w:spacing w:line="228" w:lineRule="auto" w:after="0"/>
+              <w:ind w:firstLine="0" w:left="0"/>
+            </w:pPr>
+            <w:r>
+              <w:rPr>
+                <w:rFonts w:ascii="Courier New" w:hAnsi="Courier New" w:eastAsia="Courier New"/>
+                <w:b w:val="0"/>
+                <w:i w:val="0"/>
+                <w:sz w:val="16"/>
+              </w:rPr>
+              <w:t>}</w:t>
             </w:r>
           </w:p>
         </w:tc>
@@ -13870,7 +14318,7 @@
           <w:i w:val="0"/>
           <w:sz w:val="28"/>
         </w:rPr>
-        <w:t xml:space="preserve">После восстановления соединения клиент обновляет диагностические данные и сохраняет актуальный </w:t>
+        <w:t xml:space="preserve">Подписка клиента на real-time события отчета реализована как доменная операция, а не как прямой вызов </w:t>
       </w:r>
       <w:r>
         <w:rPr>
@@ -13879,7 +14327,7 @@
           <w:i w:val="0"/>
           <w:sz w:val="28"/>
         </w:rPr>
-        <w:t>connectionId</w:t>
+        <w:t>Groups.AddToGroupAsync</w:t>
       </w:r>
       <w:r>
         <w:rPr>
@@ -13888,7 +14336,25 @@
           <w:i w:val="0"/>
           <w:sz w:val="28"/>
         </w:rPr>
-        <w:t>; это позволяет исключать собственное соединение при отправке события и проверять, к какому узлу подключен клиент.</w:t>
+        <w:t xml:space="preserve">. Метод проверяет авторизацию пользователя, разрешает идентификатор отчета по нескольким источникам (внутренний, публичный и командный) и формирует ключ группы через структуру </w:t>
+      </w:r>
+      <w:r>
+        <w:rPr>
+          <w:rFonts w:ascii="Courier New" w:hAnsi="Courier New" w:eastAsia="Courier New"/>
+          <w:b w:val="0"/>
+          <w:i w:val="0"/>
+          <w:sz w:val="28"/>
+        </w:rPr>
+        <w:t>ReportIdContext</w:t>
+      </w:r>
+      <w:r>
+        <w:rPr>
+          <w:rFonts w:ascii="Times New Roman" w:hAnsi="Times New Roman" w:eastAsia="Times New Roman"/>
+          <w:b w:val="0"/>
+          <w:i w:val="0"/>
+          <w:sz w:val="28"/>
+        </w:rPr>
+        <w:t>. Только после доменной проверки выполняется присоединение соединения к группе SignalR.</w:t>
       </w:r>
     </w:p>
     <w:tbl>
@@ -13926,186 +14392,542 @@
                 <w:i w:val="0"/>
                 <w:sz w:val="16"/>
               </w:rPr>
-              <w:t>const refreshConnectionDiagnostics = async (conn: HubConnection) =&gt; {</w:t>
-            </w:r>
-          </w:p>
-          <w:p>
-            <w:pPr>
-              <w:spacing w:line="228" w:lineRule="auto" w:after="0"/>
-              <w:ind w:firstLine="0" w:left="0"/>
-            </w:pPr>
-            <w:r>
-              <w:rPr>
-                <w:rFonts w:ascii="Courier New" w:hAnsi="Courier New" w:eastAsia="Courier New"/>
-                <w:b w:val="0"/>
-                <w:i w:val="0"/>
-                <w:sz w:val="16"/>
-              </w:rPr>
-              <w:t xml:space="preserve">  const diagnostics = await conn.invoke&lt;ConnectionDiagnostics&gt;(</w:t>
-            </w:r>
-          </w:p>
-          <w:p>
-            <w:pPr>
-              <w:spacing w:line="228" w:lineRule="auto" w:after="0"/>
-              <w:ind w:firstLine="0" w:left="0"/>
-            </w:pPr>
-            <w:r>
-              <w:rPr>
-                <w:rFonts w:ascii="Courier New" w:hAnsi="Courier New" w:eastAsia="Courier New"/>
-                <w:b w:val="0"/>
-                <w:i w:val="0"/>
-                <w:sz w:val="16"/>
-              </w:rPr>
-              <w:t xml:space="preserve">    "GetConnectionDiagnosticsAsync"</w:t>
-            </w:r>
-          </w:p>
-          <w:p>
-            <w:pPr>
-              <w:spacing w:line="228" w:lineRule="auto" w:after="0"/>
-              <w:ind w:firstLine="0" w:left="0"/>
-            </w:pPr>
-            <w:r>
-              <w:rPr>
-                <w:rFonts w:ascii="Courier New" w:hAnsi="Courier New" w:eastAsia="Courier New"/>
-                <w:b w:val="0"/>
-                <w:i w:val="0"/>
-                <w:sz w:val="16"/>
-              </w:rPr>
-              <w:t xml:space="preserve">  );</w:t>
-            </w:r>
-          </w:p>
-          <w:p>
-            <w:pPr>
-              <w:spacing w:line="228" w:lineRule="auto" w:after="0"/>
-              <w:ind w:firstLine="0" w:left="0"/>
-            </w:pPr>
-            <w:r>
-              <w:rPr>
-                <w:rFonts w:ascii="Courier New" w:hAnsi="Courier New" w:eastAsia="Courier New"/>
-                <w:b w:val="0"/>
-                <w:i w:val="0"/>
-                <w:sz w:val="16"/>
-              </w:rPr>
-              <w:t xml:space="preserve">  setSignalRConnectionId(diagnostics.connectionId);</w:t>
-            </w:r>
-          </w:p>
-          <w:p>
-            <w:pPr>
-              <w:spacing w:line="228" w:lineRule="auto" w:after="0"/>
-              <w:ind w:firstLine="0" w:left="0"/>
-            </w:pPr>
-            <w:r>
-              <w:rPr>
-                <w:rFonts w:ascii="Courier New" w:hAnsi="Courier New" w:eastAsia="Courier New"/>
-                <w:b w:val="0"/>
-                <w:i w:val="0"/>
-                <w:sz w:val="16"/>
-              </w:rPr>
-              <w:t xml:space="preserve">  connectionDiagnosticsUpdated(diagnostics);</w:t>
-            </w:r>
-          </w:p>
-          <w:p>
-            <w:pPr>
-              <w:spacing w:line="228" w:lineRule="auto" w:after="0"/>
-              <w:ind w:firstLine="0" w:left="0"/>
-            </w:pPr>
-            <w:r>
-              <w:rPr>
-                <w:rFonts w:ascii="Courier New" w:hAnsi="Courier New" w:eastAsia="Courier New"/>
-                <w:b w:val="0"/>
-                <w:i w:val="0"/>
-                <w:sz w:val="16"/>
-              </w:rPr>
-              <w:t>};</w:t>
-            </w:r>
-          </w:p>
-          <w:p>
-            <w:pPr>
-              <w:spacing w:line="228" w:lineRule="auto" w:after="0"/>
-              <w:ind w:firstLine="0" w:left="0"/>
-            </w:pPr>
-            <w:r>
-              <w:rPr>
-                <w:rFonts w:ascii="Courier New" w:hAnsi="Courier New" w:eastAsia="Courier New"/>
-                <w:b w:val="0"/>
-                <w:i w:val="0"/>
-                <w:sz w:val="16"/>
-              </w:rPr>
-            </w:r>
-          </w:p>
-          <w:p>
-            <w:pPr>
-              <w:spacing w:line="228" w:lineRule="auto" w:after="0"/>
-              <w:ind w:firstLine="0" w:left="0"/>
-            </w:pPr>
-            <w:r>
-              <w:rPr>
-                <w:rFonts w:ascii="Courier New" w:hAnsi="Courier New" w:eastAsia="Courier New"/>
-                <w:b w:val="0"/>
-                <w:i w:val="0"/>
-                <w:sz w:val="16"/>
-              </w:rPr>
-              <w:t>conn.onreconnected((connectionId) =&gt; {</w:t>
-            </w:r>
-          </w:p>
-          <w:p>
-            <w:pPr>
-              <w:spacing w:line="228" w:lineRule="auto" w:after="0"/>
-              <w:ind w:firstLine="0" w:left="0"/>
-            </w:pPr>
-            <w:r>
-              <w:rPr>
-                <w:rFonts w:ascii="Courier New" w:hAnsi="Courier New" w:eastAsia="Courier New"/>
-                <w:b w:val="0"/>
-                <w:i w:val="0"/>
-                <w:sz w:val="16"/>
-              </w:rPr>
-              <w:t xml:space="preserve">  connectionReconnected();</w:t>
-            </w:r>
-          </w:p>
-          <w:p>
-            <w:pPr>
-              <w:spacing w:line="228" w:lineRule="auto" w:after="0"/>
-              <w:ind w:firstLine="0" w:left="0"/>
-            </w:pPr>
-            <w:r>
-              <w:rPr>
-                <w:rFonts w:ascii="Courier New" w:hAnsi="Courier New" w:eastAsia="Courier New"/>
-                <w:b w:val="0"/>
-                <w:i w:val="0"/>
-                <w:sz w:val="16"/>
-              </w:rPr>
-              <w:t xml:space="preserve">  setSignalRConnectionId(connectionId ?? null);</w:t>
-            </w:r>
-          </w:p>
-          <w:p>
-            <w:pPr>
-              <w:spacing w:line="228" w:lineRule="auto" w:after="0"/>
-              <w:ind w:firstLine="0" w:left="0"/>
-            </w:pPr>
-            <w:r>
-              <w:rPr>
-                <w:rFonts w:ascii="Courier New" w:hAnsi="Courier New" w:eastAsia="Courier New"/>
-                <w:b w:val="0"/>
-                <w:i w:val="0"/>
-                <w:sz w:val="16"/>
-              </w:rPr>
-              <w:t xml:space="preserve">  void refreshConnectionDiagnostics(conn);</w:t>
-            </w:r>
-          </w:p>
-          <w:p>
-            <w:pPr>
-              <w:spacing w:line="228" w:lineRule="auto" w:after="0"/>
-              <w:ind w:firstLine="0" w:left="0"/>
-            </w:pPr>
-            <w:r>
-              <w:rPr>
-                <w:rFonts w:ascii="Courier New" w:hAnsi="Courier New" w:eastAsia="Courier New"/>
-                <w:b w:val="0"/>
-                <w:i w:val="0"/>
-                <w:sz w:val="16"/>
-              </w:rPr>
-              <w:t>});</w:t>
+              <w:t>public async Task JoinReportGroupAsync(string aliasId)</w:t>
+            </w:r>
+          </w:p>
+          <w:p>
+            <w:pPr>
+              <w:spacing w:line="228" w:lineRule="auto" w:after="0"/>
+              <w:ind w:firstLine="0" w:left="0"/>
+            </w:pPr>
+            <w:r>
+              <w:rPr>
+                <w:rFonts w:ascii="Courier New" w:hAnsi="Courier New" w:eastAsia="Courier New"/>
+                <w:b w:val="0"/>
+                <w:i w:val="0"/>
+                <w:sz w:val="16"/>
+              </w:rPr>
+              <w:t>{</w:t>
+            </w:r>
+          </w:p>
+          <w:p>
+            <w:pPr>
+              <w:spacing w:line="228" w:lineRule="auto" w:after="0"/>
+              <w:ind w:firstLine="0" w:left="0"/>
+            </w:pPr>
+            <w:r>
+              <w:rPr>
+                <w:rFonts w:ascii="Courier New" w:hAnsi="Courier New" w:eastAsia="Courier New"/>
+                <w:b w:val="0"/>
+                <w:i w:val="0"/>
+                <w:sz w:val="16"/>
+              </w:rPr>
+              <w:t xml:space="preserve">    var user = Context.User?.GetIdentity();</w:t>
+            </w:r>
+          </w:p>
+          <w:p>
+            <w:pPr>
+              <w:spacing w:line="228" w:lineRule="auto" w:after="0"/>
+              <w:ind w:firstLine="0" w:left="0"/>
+            </w:pPr>
+            <w:r>
+              <w:rPr>
+                <w:rFonts w:ascii="Courier New" w:hAnsi="Courier New" w:eastAsia="Courier New"/>
+                <w:b w:val="0"/>
+                <w:i w:val="0"/>
+                <w:sz w:val="16"/>
+              </w:rPr>
+              <w:t xml:space="preserve">    if (user is null)</w:t>
+            </w:r>
+          </w:p>
+          <w:p>
+            <w:pPr>
+              <w:spacing w:line="228" w:lineRule="auto" w:after="0"/>
+              <w:ind w:firstLine="0" w:left="0"/>
+            </w:pPr>
+            <w:r>
+              <w:rPr>
+                <w:rFonts w:ascii="Courier New" w:hAnsi="Courier New" w:eastAsia="Courier New"/>
+                <w:b w:val="0"/>
+                <w:i w:val="0"/>
+                <w:sz w:val="16"/>
+              </w:rPr>
+              <w:t xml:space="preserve">    {</w:t>
+            </w:r>
+          </w:p>
+          <w:p>
+            <w:pPr>
+              <w:spacing w:line="228" w:lineRule="auto" w:after="0"/>
+              <w:ind w:firstLine="0" w:left="0"/>
+            </w:pPr>
+            <w:r>
+              <w:rPr>
+                <w:rFonts w:ascii="Courier New" w:hAnsi="Courier New" w:eastAsia="Courier New"/>
+                <w:b w:val="0"/>
+                <w:i w:val="0"/>
+                <w:sz w:val="16"/>
+              </w:rPr>
+              <w:t xml:space="preserve">        throw new HubException("пользователь не авторизован");</w:t>
+            </w:r>
+          </w:p>
+          <w:p>
+            <w:pPr>
+              <w:spacing w:line="228" w:lineRule="auto" w:after="0"/>
+              <w:ind w:firstLine="0" w:left="0"/>
+            </w:pPr>
+            <w:r>
+              <w:rPr>
+                <w:rFonts w:ascii="Courier New" w:hAnsi="Courier New" w:eastAsia="Courier New"/>
+                <w:b w:val="0"/>
+                <w:i w:val="0"/>
+                <w:sz w:val="16"/>
+              </w:rPr>
+              <w:t xml:space="preserve">    }</w:t>
+            </w:r>
+          </w:p>
+          <w:p>
+            <w:pPr>
+              <w:spacing w:line="228" w:lineRule="auto" w:after="0"/>
+              <w:ind w:firstLine="0" w:left="0"/>
+            </w:pPr>
+            <w:r>
+              <w:rPr>
+                <w:rFonts w:ascii="Courier New" w:hAnsi="Courier New" w:eastAsia="Courier New"/>
+                <w:b w:val="0"/>
+                <w:i w:val="0"/>
+                <w:sz w:val="16"/>
+              </w:rPr>
+            </w:r>
+          </w:p>
+          <w:p>
+            <w:pPr>
+              <w:spacing w:line="228" w:lineRule="auto" w:after="0"/>
+              <w:ind w:firstLine="0" w:left="0"/>
+            </w:pPr>
+            <w:r>
+              <w:rPr>
+                <w:rFonts w:ascii="Courier New" w:hAnsi="Courier New" w:eastAsia="Courier New"/>
+                <w:b w:val="0"/>
+                <w:i w:val="0"/>
+                <w:sz w:val="16"/>
+              </w:rPr>
+              <w:t xml:space="preserve">    var (reportId, publicId, teamReportId) =</w:t>
+            </w:r>
+          </w:p>
+          <w:p>
+            <w:pPr>
+              <w:spacing w:line="228" w:lineRule="auto" w:after="0"/>
+              <w:ind w:firstLine="0" w:left="0"/>
+            </w:pPr>
+            <w:r>
+              <w:rPr>
+                <w:rFonts w:ascii="Courier New" w:hAnsi="Courier New" w:eastAsia="Courier New"/>
+                <w:b w:val="0"/>
+                <w:i w:val="0"/>
+                <w:sz w:val="16"/>
+              </w:rPr>
+              <w:t xml:space="preserve">        ReportIdResolveHelper.ResolveReportId(aliasId, aliasOptions.Value);</w:t>
+            </w:r>
+          </w:p>
+          <w:p>
+            <w:pPr>
+              <w:spacing w:line="228" w:lineRule="auto" w:after="0"/>
+              <w:ind w:firstLine="0" w:left="0"/>
+            </w:pPr>
+            <w:r>
+              <w:rPr>
+                <w:rFonts w:ascii="Courier New" w:hAnsi="Courier New" w:eastAsia="Courier New"/>
+                <w:b w:val="0"/>
+                <w:i w:val="0"/>
+                <w:sz w:val="16"/>
+              </w:rPr>
+              <w:t xml:space="preserve">    var resolvedReport = await reportsService.ResolveReportIdAsync(</w:t>
+            </w:r>
+          </w:p>
+          <w:p>
+            <w:pPr>
+              <w:spacing w:line="228" w:lineRule="auto" w:after="0"/>
+              <w:ind w:firstLine="0" w:left="0"/>
+            </w:pPr>
+            <w:r>
+              <w:rPr>
+                <w:rFonts w:ascii="Courier New" w:hAnsi="Courier New" w:eastAsia="Courier New"/>
+                <w:b w:val="0"/>
+                <w:i w:val="0"/>
+                <w:sz w:val="16"/>
+              </w:rPr>
+              <w:t xml:space="preserve">        user.OrganizationId,</w:t>
+            </w:r>
+          </w:p>
+          <w:p>
+            <w:pPr>
+              <w:spacing w:line="228" w:lineRule="auto" w:after="0"/>
+              <w:ind w:firstLine="0" w:left="0"/>
+            </w:pPr>
+            <w:r>
+              <w:rPr>
+                <w:rFonts w:ascii="Courier New" w:hAnsi="Courier New" w:eastAsia="Courier New"/>
+                <w:b w:val="0"/>
+                <w:i w:val="0"/>
+                <w:sz w:val="16"/>
+              </w:rPr>
+              <w:t xml:space="preserve">        user.TeamId,</w:t>
+            </w:r>
+          </w:p>
+          <w:p>
+            <w:pPr>
+              <w:spacing w:line="228" w:lineRule="auto" w:after="0"/>
+              <w:ind w:firstLine="0" w:left="0"/>
+            </w:pPr>
+            <w:r>
+              <w:rPr>
+                <w:rFonts w:ascii="Courier New" w:hAnsi="Courier New" w:eastAsia="Courier New"/>
+                <w:b w:val="0"/>
+                <w:i w:val="0"/>
+                <w:sz w:val="16"/>
+              </w:rPr>
+              <w:t xml:space="preserve">        reportId,</w:t>
+            </w:r>
+          </w:p>
+          <w:p>
+            <w:pPr>
+              <w:spacing w:line="228" w:lineRule="auto" w:after="0"/>
+              <w:ind w:firstLine="0" w:left="0"/>
+            </w:pPr>
+            <w:r>
+              <w:rPr>
+                <w:rFonts w:ascii="Courier New" w:hAnsi="Courier New" w:eastAsia="Courier New"/>
+                <w:b w:val="0"/>
+                <w:i w:val="0"/>
+                <w:sz w:val="16"/>
+              </w:rPr>
+              <w:t xml:space="preserve">        publicId,</w:t>
+            </w:r>
+          </w:p>
+          <w:p>
+            <w:pPr>
+              <w:spacing w:line="228" w:lineRule="auto" w:after="0"/>
+              <w:ind w:firstLine="0" w:left="0"/>
+            </w:pPr>
+            <w:r>
+              <w:rPr>
+                <w:rFonts w:ascii="Courier New" w:hAnsi="Courier New" w:eastAsia="Courier New"/>
+                <w:b w:val="0"/>
+                <w:i w:val="0"/>
+                <w:sz w:val="16"/>
+              </w:rPr>
+              <w:t xml:space="preserve">        teamReportId);</w:t>
+            </w:r>
+          </w:p>
+          <w:p>
+            <w:pPr>
+              <w:spacing w:line="228" w:lineRule="auto" w:after="0"/>
+              <w:ind w:firstLine="0" w:left="0"/>
+            </w:pPr>
+            <w:r>
+              <w:rPr>
+                <w:rFonts w:ascii="Courier New" w:hAnsi="Courier New" w:eastAsia="Courier New"/>
+                <w:b w:val="0"/>
+                <w:i w:val="0"/>
+                <w:sz w:val="16"/>
+              </w:rPr>
+            </w:r>
+          </w:p>
+          <w:p>
+            <w:pPr>
+              <w:spacing w:line="228" w:lineRule="auto" w:after="0"/>
+              <w:ind w:firstLine="0" w:left="0"/>
+            </w:pPr>
+            <w:r>
+              <w:rPr>
+                <w:rFonts w:ascii="Courier New" w:hAnsi="Courier New" w:eastAsia="Courier New"/>
+                <w:b w:val="0"/>
+                <w:i w:val="0"/>
+                <w:sz w:val="16"/>
+              </w:rPr>
+              <w:t xml:space="preserve">    if (resolvedReport == null)</w:t>
+            </w:r>
+          </w:p>
+          <w:p>
+            <w:pPr>
+              <w:spacing w:line="228" w:lineRule="auto" w:after="0"/>
+              <w:ind w:firstLine="0" w:left="0"/>
+            </w:pPr>
+            <w:r>
+              <w:rPr>
+                <w:rFonts w:ascii="Courier New" w:hAnsi="Courier New" w:eastAsia="Courier New"/>
+                <w:b w:val="0"/>
+                <w:i w:val="0"/>
+                <w:sz w:val="16"/>
+              </w:rPr>
+              <w:t xml:space="preserve">    {</w:t>
+            </w:r>
+          </w:p>
+          <w:p>
+            <w:pPr>
+              <w:spacing w:line="228" w:lineRule="auto" w:after="0"/>
+              <w:ind w:firstLine="0" w:left="0"/>
+            </w:pPr>
+            <w:r>
+              <w:rPr>
+                <w:rFonts w:ascii="Courier New" w:hAnsi="Courier New" w:eastAsia="Courier New"/>
+                <w:b w:val="0"/>
+                <w:i w:val="0"/>
+                <w:sz w:val="16"/>
+              </w:rPr>
+              <w:t xml:space="preserve">        throw new HubException("репорт не найден");</w:t>
+            </w:r>
+          </w:p>
+          <w:p>
+            <w:pPr>
+              <w:spacing w:line="228" w:lineRule="auto" w:after="0"/>
+              <w:ind w:firstLine="0" w:left="0"/>
+            </w:pPr>
+            <w:r>
+              <w:rPr>
+                <w:rFonts w:ascii="Courier New" w:hAnsi="Courier New" w:eastAsia="Courier New"/>
+                <w:b w:val="0"/>
+                <w:i w:val="0"/>
+                <w:sz w:val="16"/>
+              </w:rPr>
+              <w:t xml:space="preserve">    }</w:t>
+            </w:r>
+          </w:p>
+          <w:p>
+            <w:pPr>
+              <w:spacing w:line="228" w:lineRule="auto" w:after="0"/>
+              <w:ind w:firstLine="0" w:left="0"/>
+            </w:pPr>
+            <w:r>
+              <w:rPr>
+                <w:rFonts w:ascii="Courier New" w:hAnsi="Courier New" w:eastAsia="Courier New"/>
+                <w:b w:val="0"/>
+                <w:i w:val="0"/>
+                <w:sz w:val="16"/>
+              </w:rPr>
+            </w:r>
+          </w:p>
+          <w:p>
+            <w:pPr>
+              <w:spacing w:line="228" w:lineRule="auto" w:after="0"/>
+              <w:ind w:firstLine="0" w:left="0"/>
+            </w:pPr>
+            <w:r>
+              <w:rPr>
+                <w:rFonts w:ascii="Courier New" w:hAnsi="Courier New" w:eastAsia="Courier New"/>
+                <w:b w:val="0"/>
+                <w:i w:val="0"/>
+                <w:sz w:val="16"/>
+              </w:rPr>
+              <w:t xml:space="preserve">    var groupKey = new ReportIdContext(</w:t>
+            </w:r>
+          </w:p>
+          <w:p>
+            <w:pPr>
+              <w:spacing w:line="228" w:lineRule="auto" w:after="0"/>
+              <w:ind w:firstLine="0" w:left="0"/>
+            </w:pPr>
+            <w:r>
+              <w:rPr>
+                <w:rFonts w:ascii="Courier New" w:hAnsi="Courier New" w:eastAsia="Courier New"/>
+                <w:b w:val="0"/>
+                <w:i w:val="0"/>
+                <w:sz w:val="16"/>
+              </w:rPr>
+              <w:t xml:space="preserve">        resolvedReport.Id,</w:t>
+            </w:r>
+          </w:p>
+          <w:p>
+            <w:pPr>
+              <w:spacing w:line="228" w:lineRule="auto" w:after="0"/>
+              <w:ind w:firstLine="0" w:left="0"/>
+            </w:pPr>
+            <w:r>
+              <w:rPr>
+                <w:rFonts w:ascii="Courier New" w:hAnsi="Courier New" w:eastAsia="Courier New"/>
+                <w:b w:val="0"/>
+                <w:i w:val="0"/>
+                <w:sz w:val="16"/>
+              </w:rPr>
+              <w:t xml:space="preserve">        aliasId,</w:t>
+            </w:r>
+          </w:p>
+          <w:p>
+            <w:pPr>
+              <w:spacing w:line="228" w:lineRule="auto" w:after="0"/>
+              <w:ind w:firstLine="0" w:left="0"/>
+            </w:pPr>
+            <w:r>
+              <w:rPr>
+                <w:rFonts w:ascii="Courier New" w:hAnsi="Courier New" w:eastAsia="Courier New"/>
+                <w:b w:val="0"/>
+                <w:i w:val="0"/>
+                <w:sz w:val="16"/>
+              </w:rPr>
+              <w:t xml:space="preserve">        resolvedReport.CreatorTeamId</w:t>
+            </w:r>
+          </w:p>
+          <w:p>
+            <w:pPr>
+              <w:spacing w:line="228" w:lineRule="auto" w:after="0"/>
+              <w:ind w:firstLine="0" w:left="0"/>
+            </w:pPr>
+            <w:r>
+              <w:rPr>
+                <w:rFonts w:ascii="Courier New" w:hAnsi="Courier New" w:eastAsia="Courier New"/>
+                <w:b w:val="0"/>
+                <w:i w:val="0"/>
+                <w:sz w:val="16"/>
+              </w:rPr>
+              <w:t xml:space="preserve">    ).GroupKey;</w:t>
+            </w:r>
+          </w:p>
+          <w:p>
+            <w:pPr>
+              <w:spacing w:line="228" w:lineRule="auto" w:after="0"/>
+              <w:ind w:firstLine="0" w:left="0"/>
+            </w:pPr>
+            <w:r>
+              <w:rPr>
+                <w:rFonts w:ascii="Courier New" w:hAnsi="Courier New" w:eastAsia="Courier New"/>
+                <w:b w:val="0"/>
+                <w:i w:val="0"/>
+                <w:sz w:val="16"/>
+              </w:rPr>
+            </w:r>
+          </w:p>
+          <w:p>
+            <w:pPr>
+              <w:spacing w:line="228" w:lineRule="auto" w:after="0"/>
+              <w:ind w:firstLine="0" w:left="0"/>
+            </w:pPr>
+            <w:r>
+              <w:rPr>
+                <w:rFonts w:ascii="Courier New" w:hAnsi="Courier New" w:eastAsia="Courier New"/>
+                <w:b w:val="0"/>
+                <w:i w:val="0"/>
+                <w:sz w:val="16"/>
+              </w:rPr>
+              <w:t xml:space="preserve">    logger.LogWarning(</w:t>
+            </w:r>
+          </w:p>
+          <w:p>
+            <w:pPr>
+              <w:spacing w:line="228" w:lineRule="auto" w:after="0"/>
+              <w:ind w:firstLine="0" w:left="0"/>
+            </w:pPr>
+            <w:r>
+              <w:rPr>
+                <w:rFonts w:ascii="Courier New" w:hAnsi="Courier New" w:eastAsia="Courier New"/>
+                <w:b w:val="0"/>
+                <w:i w:val="0"/>
+                <w:sz w:val="16"/>
+              </w:rPr>
+              <w:t xml:space="preserve">        "Клиент {@ConnectionId} подключился к группе {@ReportId} на экземпляре </w:t>
+            </w:r>
+          </w:p>
+          <w:p>
+            <w:pPr>
+              <w:spacing w:line="228" w:lineRule="auto" w:after="0"/>
+              <w:ind w:firstLine="0" w:left="0"/>
+            </w:pPr>
+            <w:r>
+              <w:rPr>
+                <w:rFonts w:ascii="Courier New" w:hAnsi="Courier New" w:eastAsia="Courier New"/>
+                <w:b w:val="0"/>
+                <w:i w:val="0"/>
+                <w:sz w:val="16"/>
+              </w:rPr>
+              <w:t xml:space="preserve">    {@ServerInstanceId}",</w:t>
+            </w:r>
+          </w:p>
+          <w:p>
+            <w:pPr>
+              <w:spacing w:line="228" w:lineRule="auto" w:after="0"/>
+              <w:ind w:firstLine="0" w:left="0"/>
+            </w:pPr>
+            <w:r>
+              <w:rPr>
+                <w:rFonts w:ascii="Courier New" w:hAnsi="Courier New" w:eastAsia="Courier New"/>
+                <w:b w:val="0"/>
+                <w:i w:val="0"/>
+                <w:sz w:val="16"/>
+              </w:rPr>
+              <w:t xml:space="preserve">        Context.ConnectionId,</w:t>
+            </w:r>
+          </w:p>
+          <w:p>
+            <w:pPr>
+              <w:spacing w:line="228" w:lineRule="auto" w:after="0"/>
+              <w:ind w:firstLine="0" w:left="0"/>
+            </w:pPr>
+            <w:r>
+              <w:rPr>
+                <w:rFonts w:ascii="Courier New" w:hAnsi="Courier New" w:eastAsia="Courier New"/>
+                <w:b w:val="0"/>
+                <w:i w:val="0"/>
+                <w:sz w:val="16"/>
+              </w:rPr>
+              <w:t xml:space="preserve">        groupKey,</w:t>
+            </w:r>
+          </w:p>
+          <w:p>
+            <w:pPr>
+              <w:spacing w:line="228" w:lineRule="auto" w:after="0"/>
+              <w:ind w:firstLine="0" w:left="0"/>
+            </w:pPr>
+            <w:r>
+              <w:rPr>
+                <w:rFonts w:ascii="Courier New" w:hAnsi="Courier New" w:eastAsia="Courier New"/>
+                <w:b w:val="0"/>
+                <w:i w:val="0"/>
+                <w:sz w:val="16"/>
+              </w:rPr>
+              <w:t xml:space="preserve">        serverInstanceInfo.Id);</w:t>
+            </w:r>
+          </w:p>
+          <w:p>
+            <w:pPr>
+              <w:spacing w:line="228" w:lineRule="auto" w:after="0"/>
+              <w:ind w:firstLine="0" w:left="0"/>
+            </w:pPr>
+            <w:r>
+              <w:rPr>
+                <w:rFonts w:ascii="Courier New" w:hAnsi="Courier New" w:eastAsia="Courier New"/>
+                <w:b w:val="0"/>
+                <w:i w:val="0"/>
+                <w:sz w:val="16"/>
+              </w:rPr>
+            </w:r>
+          </w:p>
+          <w:p>
+            <w:pPr>
+              <w:spacing w:line="228" w:lineRule="auto" w:after="0"/>
+              <w:ind w:firstLine="0" w:left="0"/>
+            </w:pPr>
+            <w:r>
+              <w:rPr>
+                <w:rFonts w:ascii="Courier New" w:hAnsi="Courier New" w:eastAsia="Courier New"/>
+                <w:b w:val="0"/>
+                <w:i w:val="0"/>
+                <w:sz w:val="16"/>
+              </w:rPr>
+              <w:t xml:space="preserve">    await Groups.AddToGroupAsync(Context.ConnectionId, groupKey);</w:t>
+            </w:r>
+          </w:p>
+          <w:p>
+            <w:pPr>
+              <w:spacing w:line="228" w:lineRule="auto" w:after="0"/>
+              <w:ind w:firstLine="0" w:left="0"/>
+            </w:pPr>
+            <w:r>
+              <w:rPr>
+                <w:rFonts w:ascii="Courier New" w:hAnsi="Courier New" w:eastAsia="Courier New"/>
+                <w:b w:val="0"/>
+                <w:i w:val="0"/>
+                <w:sz w:val="16"/>
+              </w:rPr>
+              <w:t>}</w:t>
             </w:r>
           </w:p>
         </w:tc>
@@ -14129,7 +14951,7 @@
           <w:i w:val="0"/>
           <w:sz w:val="28"/>
         </w:rPr>
-        <w:t xml:space="preserve">Страница отчета хранит текущий </w:t>
+        <w:t xml:space="preserve">Централизованная отправка события в группу сохраняет существующее содержимое событий и добавляет диагностическое логирование. Поддерживается режим исключения соединения-инициатора через </w:t>
       </w:r>
       <w:r>
         <w:rPr>
@@ -14138,7 +14960,7 @@
           <w:i w:val="0"/>
           <w:sz w:val="28"/>
         </w:rPr>
-        <w:t>reportId</w:t>
+        <w:t>GroupExcept</w:t>
       </w:r>
       <w:r>
         <w:rPr>
@@ -14147,25 +14969,7 @@
           <w:i w:val="0"/>
           <w:sz w:val="28"/>
         </w:rPr>
-        <w:t xml:space="preserve"> и после reconnect повторно вызывает </w:t>
-      </w:r>
-      <w:r>
-        <w:rPr>
-          <w:rFonts w:ascii="Courier New" w:hAnsi="Courier New" w:eastAsia="Courier New"/>
-          <w:b w:val="0"/>
-          <w:i w:val="0"/>
-          <w:sz w:val="28"/>
-        </w:rPr>
-        <w:t>JoinReportGroupAsync</w:t>
-      </w:r>
-      <w:r>
-        <w:rPr>
-          <w:rFonts w:ascii="Times New Roman" w:hAnsi="Times New Roman" w:eastAsia="Times New Roman"/>
-          <w:b w:val="0"/>
-          <w:i w:val="0"/>
-          <w:sz w:val="28"/>
-        </w:rPr>
-        <w:t>, чтобы восстановить membership в SignalR-группе.</w:t>
+        <w:t>, что позволяет не дублировать клиенту-инициатору событие, на которое он уже среагировал по HTTP-ответу.</w:t>
       </w:r>
     </w:p>
     <w:tbl>
@@ -14203,274 +15007,334 @@
                 <w:i w:val="0"/>
                 <w:sz w:val="16"/>
               </w:rPr>
-              <w:t>const currentReportId = useRef&lt;string | null&gt;(null);</w:t>
-            </w:r>
-          </w:p>
-          <w:p>
-            <w:pPr>
-              <w:spacing w:line="228" w:lineRule="auto" w:after="0"/>
-              <w:ind w:firstLine="0" w:left="0"/>
-            </w:pPr>
-            <w:r>
-              <w:rPr>
-                <w:rFonts w:ascii="Courier New" w:hAnsi="Courier New" w:eastAsia="Courier New"/>
-                <w:b w:val="0"/>
-                <w:i w:val="0"/>
-                <w:sz w:val="16"/>
-              </w:rPr>
-            </w:r>
-          </w:p>
-          <w:p>
-            <w:pPr>
-              <w:spacing w:line="228" w:lineRule="auto" w:after="0"/>
-              <w:ind w:firstLine="0" w:left="0"/>
-            </w:pPr>
-            <w:r>
-              <w:rPr>
-                <w:rFonts w:ascii="Courier New" w:hAnsi="Courier New" w:eastAsia="Courier New"/>
-                <w:b w:val="0"/>
-                <w:i w:val="0"/>
-                <w:sz w:val="16"/>
-              </w:rPr>
-              <w:t>useEffect(() =&gt; {</w:t>
-            </w:r>
-          </w:p>
-          <w:p>
-            <w:pPr>
-              <w:spacing w:line="228" w:lineRule="auto" w:after="0"/>
-              <w:ind w:firstLine="0" w:left="0"/>
-            </w:pPr>
-            <w:r>
-              <w:rPr>
-                <w:rFonts w:ascii="Courier New" w:hAnsi="Courier New" w:eastAsia="Courier New"/>
-                <w:b w:val="0"/>
-                <w:i w:val="0"/>
-                <w:sz w:val="16"/>
-              </w:rPr>
-              <w:t xml:space="preserve">  if (!connection) return;</w:t>
-            </w:r>
-          </w:p>
-          <w:p>
-            <w:pPr>
-              <w:spacing w:line="228" w:lineRule="auto" w:after="0"/>
-              <w:ind w:firstLine="0" w:left="0"/>
-            </w:pPr>
-            <w:r>
-              <w:rPr>
-                <w:rFonts w:ascii="Courier New" w:hAnsi="Courier New" w:eastAsia="Courier New"/>
-                <w:b w:val="0"/>
-                <w:i w:val="0"/>
-                <w:sz w:val="16"/>
-              </w:rPr>
-            </w:r>
-          </w:p>
-          <w:p>
-            <w:pPr>
-              <w:spacing w:line="228" w:lineRule="auto" w:after="0"/>
-              <w:ind w:firstLine="0" w:left="0"/>
-            </w:pPr>
-            <w:r>
-              <w:rPr>
-                <w:rFonts w:ascii="Courier New" w:hAnsi="Courier New" w:eastAsia="Courier New"/>
-                <w:b w:val="0"/>
-                <w:i w:val="0"/>
-                <w:sz w:val="16"/>
-              </w:rPr>
-              <w:t xml:space="preserve">  connection.onreconnected(</w:t>
-            </w:r>
-          </w:p>
-          <w:p>
-            <w:pPr>
-              <w:spacing w:line="228" w:lineRule="auto" w:after="0"/>
-              <w:ind w:firstLine="0" w:left="0"/>
-            </w:pPr>
-            <w:r>
-              <w:rPr>
-                <w:rFonts w:ascii="Courier New" w:hAnsi="Courier New" w:eastAsia="Courier New"/>
-                <w:b w:val="0"/>
-                <w:i w:val="0"/>
-                <w:sz w:val="16"/>
-              </w:rPr>
-              <w:t xml:space="preserve">    createReconnectJoinHandler({</w:t>
-            </w:r>
-          </w:p>
-          <w:p>
-            <w:pPr>
-              <w:spacing w:line="228" w:lineRule="auto" w:after="0"/>
-              <w:ind w:firstLine="0" w:left="0"/>
-            </w:pPr>
-            <w:r>
-              <w:rPr>
-                <w:rFonts w:ascii="Courier New" w:hAnsi="Courier New" w:eastAsia="Courier New"/>
-                <w:b w:val="0"/>
-                <w:i w:val="0"/>
-                <w:sz w:val="16"/>
-              </w:rPr>
-              <w:t xml:space="preserve">      join,</w:t>
-            </w:r>
-          </w:p>
-          <w:p>
-            <w:pPr>
-              <w:spacing w:line="228" w:lineRule="auto" w:after="0"/>
-              <w:ind w:firstLine="0" w:left="0"/>
-            </w:pPr>
-            <w:r>
-              <w:rPr>
-                <w:rFonts w:ascii="Courier New" w:hAnsi="Courier New" w:eastAsia="Courier New"/>
-                <w:b w:val="0"/>
-                <w:i w:val="0"/>
-                <w:sz w:val="16"/>
-              </w:rPr>
-              <w:t xml:space="preserve">      getCurrentReportId: () =&gt; currentReportId.current,</w:t>
-            </w:r>
-          </w:p>
-          <w:p>
-            <w:pPr>
-              <w:spacing w:line="228" w:lineRule="auto" w:after="0"/>
-              <w:ind w:firstLine="0" w:left="0"/>
-            </w:pPr>
-            <w:r>
-              <w:rPr>
-                <w:rFonts w:ascii="Courier New" w:hAnsi="Courier New" w:eastAsia="Courier New"/>
-                <w:b w:val="0"/>
-                <w:i w:val="0"/>
-                <w:sz w:val="16"/>
-              </w:rPr>
-              <w:t xml:space="preserve">    })</w:t>
-            </w:r>
-          </w:p>
-          <w:p>
-            <w:pPr>
-              <w:spacing w:line="228" w:lineRule="auto" w:after="0"/>
-              <w:ind w:firstLine="0" w:left="0"/>
-            </w:pPr>
-            <w:r>
-              <w:rPr>
-                <w:rFonts w:ascii="Courier New" w:hAnsi="Courier New" w:eastAsia="Courier New"/>
-                <w:b w:val="0"/>
-                <w:i w:val="0"/>
-                <w:sz w:val="16"/>
-              </w:rPr>
-              <w:t xml:space="preserve">  );</w:t>
-            </w:r>
-          </w:p>
-          <w:p>
-            <w:pPr>
-              <w:spacing w:line="228" w:lineRule="auto" w:after="0"/>
-              <w:ind w:firstLine="0" w:left="0"/>
-            </w:pPr>
-            <w:r>
-              <w:rPr>
-                <w:rFonts w:ascii="Courier New" w:hAnsi="Courier New" w:eastAsia="Courier New"/>
-                <w:b w:val="0"/>
-                <w:i w:val="0"/>
-                <w:sz w:val="16"/>
-              </w:rPr>
-              <w:t>}, [connection, join]);</w:t>
-            </w:r>
-          </w:p>
-          <w:p>
-            <w:pPr>
-              <w:spacing w:line="228" w:lineRule="auto" w:after="0"/>
-              <w:ind w:firstLine="0" w:left="0"/>
-            </w:pPr>
-            <w:r>
-              <w:rPr>
-                <w:rFonts w:ascii="Courier New" w:hAnsi="Courier New" w:eastAsia="Courier New"/>
-                <w:b w:val="0"/>
-                <w:i w:val="0"/>
-                <w:sz w:val="16"/>
-              </w:rPr>
-            </w:r>
-          </w:p>
-          <w:p>
-            <w:pPr>
-              <w:spacing w:line="228" w:lineRule="auto" w:after="0"/>
-              <w:ind w:firstLine="0" w:left="0"/>
-            </w:pPr>
-            <w:r>
-              <w:rPr>
-                <w:rFonts w:ascii="Courier New" w:hAnsi="Courier New" w:eastAsia="Courier New"/>
-                <w:b w:val="0"/>
-                <w:i w:val="0"/>
-                <w:sz w:val="16"/>
-              </w:rPr>
-              <w:t>export const createReconnectJoinHandler = ({ join, getCurrentReportId }) =&gt; {</w:t>
-            </w:r>
-          </w:p>
-          <w:p>
-            <w:pPr>
-              <w:spacing w:line="228" w:lineRule="auto" w:after="0"/>
-              <w:ind w:firstLine="0" w:left="0"/>
-            </w:pPr>
-            <w:r>
-              <w:rPr>
-                <w:rFonts w:ascii="Courier New" w:hAnsi="Courier New" w:eastAsia="Courier New"/>
-                <w:b w:val="0"/>
-                <w:i w:val="0"/>
-                <w:sz w:val="16"/>
-              </w:rPr>
-              <w:t xml:space="preserve">  return () =&gt; {</w:t>
-            </w:r>
-          </w:p>
-          <w:p>
-            <w:pPr>
-              <w:spacing w:line="228" w:lineRule="auto" w:after="0"/>
-              <w:ind w:firstLine="0" w:left="0"/>
-            </w:pPr>
-            <w:r>
-              <w:rPr>
-                <w:rFonts w:ascii="Courier New" w:hAnsi="Courier New" w:eastAsia="Courier New"/>
-                <w:b w:val="0"/>
-                <w:i w:val="0"/>
-                <w:sz w:val="16"/>
-              </w:rPr>
-              <w:t xml:space="preserve">    const reportId = getCurrentReportId();</w:t>
-            </w:r>
-          </w:p>
-          <w:p>
-            <w:pPr>
-              <w:spacing w:line="228" w:lineRule="auto" w:after="0"/>
-              <w:ind w:firstLine="0" w:left="0"/>
-            </w:pPr>
-            <w:r>
-              <w:rPr>
-                <w:rFonts w:ascii="Courier New" w:hAnsi="Courier New" w:eastAsia="Courier New"/>
-                <w:b w:val="0"/>
-                <w:i w:val="0"/>
-                <w:sz w:val="16"/>
-              </w:rPr>
-              <w:t xml:space="preserve">    if (reportId != null) join(reportId);</w:t>
-            </w:r>
-          </w:p>
-          <w:p>
-            <w:pPr>
-              <w:spacing w:line="228" w:lineRule="auto" w:after="0"/>
-              <w:ind w:firstLine="0" w:left="0"/>
-            </w:pPr>
-            <w:r>
-              <w:rPr>
-                <w:rFonts w:ascii="Courier New" w:hAnsi="Courier New" w:eastAsia="Courier New"/>
-                <w:b w:val="0"/>
-                <w:i w:val="0"/>
-                <w:sz w:val="16"/>
-              </w:rPr>
-              <w:t xml:space="preserve">  };</w:t>
-            </w:r>
-          </w:p>
-          <w:p>
-            <w:pPr>
-              <w:spacing w:line="228" w:lineRule="auto" w:after="0"/>
-              <w:ind w:firstLine="0" w:left="0"/>
-            </w:pPr>
-            <w:r>
-              <w:rPr>
-                <w:rFonts w:ascii="Courier New" w:hAnsi="Courier New" w:eastAsia="Courier New"/>
-                <w:b w:val="0"/>
-                <w:i w:val="0"/>
-                <w:sz w:val="16"/>
-              </w:rPr>
-              <w:t>};</w:t>
+              <w:t>private Task SendToGroupAsync(</w:t>
+            </w:r>
+          </w:p>
+          <w:p>
+            <w:pPr>
+              <w:spacing w:line="228" w:lineRule="auto" w:after="0"/>
+              <w:ind w:firstLine="0" w:left="0"/>
+            </w:pPr>
+            <w:r>
+              <w:rPr>
+                <w:rFonts w:ascii="Courier New" w:hAnsi="Courier New" w:eastAsia="Courier New"/>
+                <w:b w:val="0"/>
+                <w:i w:val="0"/>
+                <w:sz w:val="16"/>
+              </w:rPr>
+              <w:t xml:space="preserve">    string groupKey,</w:t>
+            </w:r>
+          </w:p>
+          <w:p>
+            <w:pPr>
+              <w:spacing w:line="228" w:lineRule="auto" w:after="0"/>
+              <w:ind w:firstLine="0" w:left="0"/>
+            </w:pPr>
+            <w:r>
+              <w:rPr>
+                <w:rFonts w:ascii="Courier New" w:hAnsi="Courier New" w:eastAsia="Courier New"/>
+                <w:b w:val="0"/>
+                <w:i w:val="0"/>
+                <w:sz w:val="16"/>
+              </w:rPr>
+              <w:t xml:space="preserve">    string eventName,</w:t>
+            </w:r>
+          </w:p>
+          <w:p>
+            <w:pPr>
+              <w:spacing w:line="228" w:lineRule="auto" w:after="0"/>
+              <w:ind w:firstLine="0" w:left="0"/>
+            </w:pPr>
+            <w:r>
+              <w:rPr>
+                <w:rFonts w:ascii="Courier New" w:hAnsi="Courier New" w:eastAsia="Courier New"/>
+                <w:b w:val="0"/>
+                <w:i w:val="0"/>
+                <w:sz w:val="16"/>
+              </w:rPr>
+              <w:t xml:space="preserve">    object?[] args,</w:t>
+            </w:r>
+          </w:p>
+          <w:p>
+            <w:pPr>
+              <w:spacing w:line="228" w:lineRule="auto" w:after="0"/>
+              <w:ind w:firstLine="0" w:left="0"/>
+            </w:pPr>
+            <w:r>
+              <w:rPr>
+                <w:rFonts w:ascii="Courier New" w:hAnsi="Courier New" w:eastAsia="Courier New"/>
+                <w:b w:val="0"/>
+                <w:i w:val="0"/>
+                <w:sz w:val="16"/>
+              </w:rPr>
+              <w:t xml:space="preserve">    string? excludedConnectionId = null)</w:t>
+            </w:r>
+          </w:p>
+          <w:p>
+            <w:pPr>
+              <w:spacing w:line="228" w:lineRule="auto" w:after="0"/>
+              <w:ind w:firstLine="0" w:left="0"/>
+            </w:pPr>
+            <w:r>
+              <w:rPr>
+                <w:rFonts w:ascii="Courier New" w:hAnsi="Courier New" w:eastAsia="Courier New"/>
+                <w:b w:val="0"/>
+                <w:i w:val="0"/>
+                <w:sz w:val="16"/>
+              </w:rPr>
+              <w:t>{</w:t>
+            </w:r>
+          </w:p>
+          <w:p>
+            <w:pPr>
+              <w:spacing w:line="228" w:lineRule="auto" w:after="0"/>
+              <w:ind w:firstLine="0" w:left="0"/>
+            </w:pPr>
+            <w:r>
+              <w:rPr>
+                <w:rFonts w:ascii="Courier New" w:hAnsi="Courier New" w:eastAsia="Courier New"/>
+                <w:b w:val="0"/>
+                <w:i w:val="0"/>
+                <w:sz w:val="16"/>
+              </w:rPr>
+              <w:t xml:space="preserve">    var eventId = Guid.NewGuid().ToString("N");</w:t>
+            </w:r>
+          </w:p>
+          <w:p>
+            <w:pPr>
+              <w:spacing w:line="228" w:lineRule="auto" w:after="0"/>
+              <w:ind w:firstLine="0" w:left="0"/>
+            </w:pPr>
+            <w:r>
+              <w:rPr>
+                <w:rFonts w:ascii="Courier New" w:hAnsi="Courier New" w:eastAsia="Courier New"/>
+                <w:b w:val="0"/>
+                <w:i w:val="0"/>
+                <w:sz w:val="16"/>
+              </w:rPr>
+            </w:r>
+          </w:p>
+          <w:p>
+            <w:pPr>
+              <w:spacing w:line="228" w:lineRule="auto" w:after="0"/>
+              <w:ind w:firstLine="0" w:left="0"/>
+            </w:pPr>
+            <w:r>
+              <w:rPr>
+                <w:rFonts w:ascii="Courier New" w:hAnsi="Courier New" w:eastAsia="Courier New"/>
+                <w:b w:val="0"/>
+                <w:i w:val="0"/>
+                <w:sz w:val="16"/>
+              </w:rPr>
+              <w:t xml:space="preserve">    logger.LogInformation(</w:t>
+            </w:r>
+          </w:p>
+          <w:p>
+            <w:pPr>
+              <w:spacing w:line="228" w:lineRule="auto" w:after="0"/>
+              <w:ind w:firstLine="0" w:left="0"/>
+            </w:pPr>
+            <w:r>
+              <w:rPr>
+                <w:rFonts w:ascii="Courier New" w:hAnsi="Courier New" w:eastAsia="Courier New"/>
+                <w:b w:val="0"/>
+                <w:i w:val="0"/>
+                <w:sz w:val="16"/>
+              </w:rPr>
+              <w:t xml:space="preserve">        "Realtime event {@EventId} {@EventName} отправлен из {@ServerInstanceId} в группу </w:t>
+            </w:r>
+          </w:p>
+          <w:p>
+            <w:pPr>
+              <w:spacing w:line="228" w:lineRule="auto" w:after="0"/>
+              <w:ind w:firstLine="0" w:left="0"/>
+            </w:pPr>
+            <w:r>
+              <w:rPr>
+                <w:rFonts w:ascii="Courier New" w:hAnsi="Courier New" w:eastAsia="Courier New"/>
+                <w:b w:val="0"/>
+                <w:i w:val="0"/>
+                <w:sz w:val="16"/>
+              </w:rPr>
+              <w:t xml:space="preserve">    {@GroupKey}, excludedConnectionId={@ExcludedConnectionId}",</w:t>
+            </w:r>
+          </w:p>
+          <w:p>
+            <w:pPr>
+              <w:spacing w:line="228" w:lineRule="auto" w:after="0"/>
+              <w:ind w:firstLine="0" w:left="0"/>
+            </w:pPr>
+            <w:r>
+              <w:rPr>
+                <w:rFonts w:ascii="Courier New" w:hAnsi="Courier New" w:eastAsia="Courier New"/>
+                <w:b w:val="0"/>
+                <w:i w:val="0"/>
+                <w:sz w:val="16"/>
+              </w:rPr>
+              <w:t xml:space="preserve">        eventId,</w:t>
+            </w:r>
+          </w:p>
+          <w:p>
+            <w:pPr>
+              <w:spacing w:line="228" w:lineRule="auto" w:after="0"/>
+              <w:ind w:firstLine="0" w:left="0"/>
+            </w:pPr>
+            <w:r>
+              <w:rPr>
+                <w:rFonts w:ascii="Courier New" w:hAnsi="Courier New" w:eastAsia="Courier New"/>
+                <w:b w:val="0"/>
+                <w:i w:val="0"/>
+                <w:sz w:val="16"/>
+              </w:rPr>
+              <w:t xml:space="preserve">        eventName,</w:t>
+            </w:r>
+          </w:p>
+          <w:p>
+            <w:pPr>
+              <w:spacing w:line="228" w:lineRule="auto" w:after="0"/>
+              <w:ind w:firstLine="0" w:left="0"/>
+            </w:pPr>
+            <w:r>
+              <w:rPr>
+                <w:rFonts w:ascii="Courier New" w:hAnsi="Courier New" w:eastAsia="Courier New"/>
+                <w:b w:val="0"/>
+                <w:i w:val="0"/>
+                <w:sz w:val="16"/>
+              </w:rPr>
+              <w:t xml:space="preserve">        serverInstanceInfo.Id,</w:t>
+            </w:r>
+          </w:p>
+          <w:p>
+            <w:pPr>
+              <w:spacing w:line="228" w:lineRule="auto" w:after="0"/>
+              <w:ind w:firstLine="0" w:left="0"/>
+            </w:pPr>
+            <w:r>
+              <w:rPr>
+                <w:rFonts w:ascii="Courier New" w:hAnsi="Courier New" w:eastAsia="Courier New"/>
+                <w:b w:val="0"/>
+                <w:i w:val="0"/>
+                <w:sz w:val="16"/>
+              </w:rPr>
+              <w:t xml:space="preserve">        groupKey,</w:t>
+            </w:r>
+          </w:p>
+          <w:p>
+            <w:pPr>
+              <w:spacing w:line="228" w:lineRule="auto" w:after="0"/>
+              <w:ind w:firstLine="0" w:left="0"/>
+            </w:pPr>
+            <w:r>
+              <w:rPr>
+                <w:rFonts w:ascii="Courier New" w:hAnsi="Courier New" w:eastAsia="Courier New"/>
+                <w:b w:val="0"/>
+                <w:i w:val="0"/>
+                <w:sz w:val="16"/>
+              </w:rPr>
+              <w:t xml:space="preserve">        excludedConnectionId);</w:t>
+            </w:r>
+          </w:p>
+          <w:p>
+            <w:pPr>
+              <w:spacing w:line="228" w:lineRule="auto" w:after="0"/>
+              <w:ind w:firstLine="0" w:left="0"/>
+            </w:pPr>
+            <w:r>
+              <w:rPr>
+                <w:rFonts w:ascii="Courier New" w:hAnsi="Courier New" w:eastAsia="Courier New"/>
+                <w:b w:val="0"/>
+                <w:i w:val="0"/>
+                <w:sz w:val="16"/>
+              </w:rPr>
+            </w:r>
+          </w:p>
+          <w:p>
+            <w:pPr>
+              <w:spacing w:line="228" w:lineRule="auto" w:after="0"/>
+              <w:ind w:firstLine="0" w:left="0"/>
+            </w:pPr>
+            <w:r>
+              <w:rPr>
+                <w:rFonts w:ascii="Courier New" w:hAnsi="Courier New" w:eastAsia="Courier New"/>
+                <w:b w:val="0"/>
+                <w:i w:val="0"/>
+                <w:sz w:val="16"/>
+              </w:rPr>
+              <w:t xml:space="preserve">    var clients = excludedConnectionId is null</w:t>
+            </w:r>
+          </w:p>
+          <w:p>
+            <w:pPr>
+              <w:spacing w:line="228" w:lineRule="auto" w:after="0"/>
+              <w:ind w:firstLine="0" w:left="0"/>
+            </w:pPr>
+            <w:r>
+              <w:rPr>
+                <w:rFonts w:ascii="Courier New" w:hAnsi="Courier New" w:eastAsia="Courier New"/>
+                <w:b w:val="0"/>
+                <w:i w:val="0"/>
+                <w:sz w:val="16"/>
+              </w:rPr>
+              <w:t xml:space="preserve">        ? hubContext.Clients.Group(groupKey)</w:t>
+            </w:r>
+          </w:p>
+          <w:p>
+            <w:pPr>
+              <w:spacing w:line="228" w:lineRule="auto" w:after="0"/>
+              <w:ind w:firstLine="0" w:left="0"/>
+            </w:pPr>
+            <w:r>
+              <w:rPr>
+                <w:rFonts w:ascii="Courier New" w:hAnsi="Courier New" w:eastAsia="Courier New"/>
+                <w:b w:val="0"/>
+                <w:i w:val="0"/>
+                <w:sz w:val="16"/>
+              </w:rPr>
+              <w:t xml:space="preserve">        : hubContext.Clients.GroupExcept(groupKey, excludedConnectionId);</w:t>
+            </w:r>
+          </w:p>
+          <w:p>
+            <w:pPr>
+              <w:spacing w:line="228" w:lineRule="auto" w:after="0"/>
+              <w:ind w:firstLine="0" w:left="0"/>
+            </w:pPr>
+            <w:r>
+              <w:rPr>
+                <w:rFonts w:ascii="Courier New" w:hAnsi="Courier New" w:eastAsia="Courier New"/>
+                <w:b w:val="0"/>
+                <w:i w:val="0"/>
+                <w:sz w:val="16"/>
+              </w:rPr>
+            </w:r>
+          </w:p>
+          <w:p>
+            <w:pPr>
+              <w:spacing w:line="228" w:lineRule="auto" w:after="0"/>
+              <w:ind w:firstLine="0" w:left="0"/>
+            </w:pPr>
+            <w:r>
+              <w:rPr>
+                <w:rFonts w:ascii="Courier New" w:hAnsi="Courier New" w:eastAsia="Courier New"/>
+                <w:b w:val="0"/>
+                <w:i w:val="0"/>
+                <w:sz w:val="16"/>
+              </w:rPr>
+              <w:t xml:space="preserve">    return clients.SendCoreAsync(eventName, args);</w:t>
+            </w:r>
+          </w:p>
+          <w:p>
+            <w:pPr>
+              <w:spacing w:line="228" w:lineRule="auto" w:after="0"/>
+              <w:ind w:firstLine="0" w:left="0"/>
+            </w:pPr>
+            <w:r>
+              <w:rPr>
+                <w:rFonts w:ascii="Courier New" w:hAnsi="Courier New" w:eastAsia="Courier New"/>
+                <w:b w:val="0"/>
+                <w:i w:val="0"/>
+                <w:sz w:val="16"/>
+              </w:rPr>
+              <w:t>}</w:t>
             </w:r>
           </w:p>
         </w:tc>
@@ -14494,7 +15358,7 @@
           <w:i w:val="0"/>
           <w:sz w:val="28"/>
         </w:rPr>
-        <w:t xml:space="preserve">Поведение повторного вступления в группу покрыто модульными тестами: проверяются отсутствие лишнего вызова без текущего отчета, повторная подписка после reconnect и использование актуального </w:t>
+        <w:t xml:space="preserve">На основе единого метода </w:t>
       </w:r>
       <w:r>
         <w:rPr>
@@ -14503,7 +15367,7 @@
           <w:i w:val="0"/>
           <w:sz w:val="28"/>
         </w:rPr>
-        <w:t>reportId</w:t>
+        <w:t>SendToGroupAsync</w:t>
       </w:r>
       <w:r>
         <w:rPr>
@@ -14512,7 +15376,25 @@
           <w:i w:val="0"/>
           <w:sz w:val="28"/>
         </w:rPr>
-        <w:t>.</w:t>
+        <w:t xml:space="preserve"> построен набор типизированных доменных отправителей. Real-time контур покрывает не одно событие, а полный набор сущностей страницы отчета: сам отчет, баги, шаги воспроизведения, комментарии, вложения и ссылки. Ниже приведена выжимка из 17 методов класса </w:t>
+      </w:r>
+      <w:r>
+        <w:rPr>
+          <w:rFonts w:ascii="Courier New" w:hAnsi="Courier New" w:eastAsia="Courier New"/>
+          <w:b w:val="0"/>
+          <w:i w:val="0"/>
+          <w:sz w:val="28"/>
+        </w:rPr>
+        <w:t>ReportPageHubClient</w:t>
+      </w:r>
+      <w:r>
+        <w:rPr>
+          <w:rFonts w:ascii="Times New Roman" w:hAnsi="Times New Roman" w:eastAsia="Times New Roman"/>
+          <w:b w:val="0"/>
+          <w:i w:val="0"/>
+          <w:sz w:val="28"/>
+        </w:rPr>
+        <w:t>, показывающая разнообразие транслируемых событий и переключение имени события по типу вложения.</w:t>
       </w:r>
     </w:p>
     <w:tbl>
@@ -14550,200 +15432,437 @@
                 <w:i w:val="0"/>
                 <w:sz w:val="16"/>
               </w:rPr>
-              <w:t>it("uses latest report id on each reconnect", () =&gt; {</w:t>
-            </w:r>
-          </w:p>
-          <w:p>
-            <w:pPr>
-              <w:spacing w:line="228" w:lineRule="auto" w:after="0"/>
-              <w:ind w:firstLine="0" w:left="0"/>
-            </w:pPr>
-            <w:r>
-              <w:rPr>
-                <w:rFonts w:ascii="Courier New" w:hAnsi="Courier New" w:eastAsia="Courier New"/>
-                <w:b w:val="0"/>
-                <w:i w:val="0"/>
-                <w:sz w:val="16"/>
-              </w:rPr>
-              <w:t xml:space="preserve">  const calls: string[] = [];</w:t>
-            </w:r>
-          </w:p>
-          <w:p>
-            <w:pPr>
-              <w:spacing w:line="228" w:lineRule="auto" w:after="0"/>
-              <w:ind w:firstLine="0" w:left="0"/>
-            </w:pPr>
-            <w:r>
-              <w:rPr>
-                <w:rFonts w:ascii="Courier New" w:hAnsi="Courier New" w:eastAsia="Courier New"/>
-                <w:b w:val="0"/>
-                <w:i w:val="0"/>
-                <w:sz w:val="16"/>
-              </w:rPr>
-              <w:t xml:space="preserve">  let currentReportId = "101";</w:t>
-            </w:r>
-          </w:p>
-          <w:p>
-            <w:pPr>
-              <w:spacing w:line="228" w:lineRule="auto" w:after="0"/>
-              <w:ind w:firstLine="0" w:left="0"/>
-            </w:pPr>
-            <w:r>
-              <w:rPr>
-                <w:rFonts w:ascii="Courier New" w:hAnsi="Courier New" w:eastAsia="Courier New"/>
-                <w:b w:val="0"/>
-                <w:i w:val="0"/>
-                <w:sz w:val="16"/>
-              </w:rPr>
-              <w:t xml:space="preserve">  const handler = createReconnectJoinHandler({</w:t>
-            </w:r>
-          </w:p>
-          <w:p>
-            <w:pPr>
-              <w:spacing w:line="228" w:lineRule="auto" w:after="0"/>
-              <w:ind w:firstLine="0" w:left="0"/>
-            </w:pPr>
-            <w:r>
-              <w:rPr>
-                <w:rFonts w:ascii="Courier New" w:hAnsi="Courier New" w:eastAsia="Courier New"/>
-                <w:b w:val="0"/>
-                <w:i w:val="0"/>
-                <w:sz w:val="16"/>
-              </w:rPr>
-              <w:t xml:space="preserve">    join: (reportId) =&gt; calls.push(reportId),</w:t>
-            </w:r>
-          </w:p>
-          <w:p>
-            <w:pPr>
-              <w:spacing w:line="228" w:lineRule="auto" w:after="0"/>
-              <w:ind w:firstLine="0" w:left="0"/>
-            </w:pPr>
-            <w:r>
-              <w:rPr>
-                <w:rFonts w:ascii="Courier New" w:hAnsi="Courier New" w:eastAsia="Courier New"/>
-                <w:b w:val="0"/>
-                <w:i w:val="0"/>
-                <w:sz w:val="16"/>
-              </w:rPr>
-              <w:t xml:space="preserve">    getCurrentReportId: () =&gt; currentReportId,</w:t>
-            </w:r>
-          </w:p>
-          <w:p>
-            <w:pPr>
-              <w:spacing w:line="228" w:lineRule="auto" w:after="0"/>
-              <w:ind w:firstLine="0" w:left="0"/>
-            </w:pPr>
-            <w:r>
-              <w:rPr>
-                <w:rFonts w:ascii="Courier New" w:hAnsi="Courier New" w:eastAsia="Courier New"/>
-                <w:b w:val="0"/>
-                <w:i w:val="0"/>
-                <w:sz w:val="16"/>
-              </w:rPr>
-              <w:t xml:space="preserve">  });</w:t>
-            </w:r>
-          </w:p>
-          <w:p>
-            <w:pPr>
-              <w:spacing w:line="228" w:lineRule="auto" w:after="0"/>
-              <w:ind w:firstLine="0" w:left="0"/>
-            </w:pPr>
-            <w:r>
-              <w:rPr>
-                <w:rFonts w:ascii="Courier New" w:hAnsi="Courier New" w:eastAsia="Courier New"/>
-                <w:b w:val="0"/>
-                <w:i w:val="0"/>
-                <w:sz w:val="16"/>
-              </w:rPr>
-            </w:r>
-          </w:p>
-          <w:p>
-            <w:pPr>
-              <w:spacing w:line="228" w:lineRule="auto" w:after="0"/>
-              <w:ind w:firstLine="0" w:left="0"/>
-            </w:pPr>
-            <w:r>
-              <w:rPr>
-                <w:rFonts w:ascii="Courier New" w:hAnsi="Courier New" w:eastAsia="Courier New"/>
-                <w:b w:val="0"/>
-                <w:i w:val="0"/>
-                <w:sz w:val="16"/>
-              </w:rPr>
-              <w:t xml:space="preserve">  handler();</w:t>
-            </w:r>
-          </w:p>
-          <w:p>
-            <w:pPr>
-              <w:spacing w:line="228" w:lineRule="auto" w:after="0"/>
-              <w:ind w:firstLine="0" w:left="0"/>
-            </w:pPr>
-            <w:r>
-              <w:rPr>
-                <w:rFonts w:ascii="Courier New" w:hAnsi="Courier New" w:eastAsia="Courier New"/>
-                <w:b w:val="0"/>
-                <w:i w:val="0"/>
-                <w:sz w:val="16"/>
-              </w:rPr>
-              <w:t xml:space="preserve">  currentReportId = "202";</w:t>
-            </w:r>
-          </w:p>
-          <w:p>
-            <w:pPr>
-              <w:spacing w:line="228" w:lineRule="auto" w:after="0"/>
-              <w:ind w:firstLine="0" w:left="0"/>
-            </w:pPr>
-            <w:r>
-              <w:rPr>
-                <w:rFonts w:ascii="Courier New" w:hAnsi="Courier New" w:eastAsia="Courier New"/>
-                <w:b w:val="0"/>
-                <w:i w:val="0"/>
-                <w:sz w:val="16"/>
-              </w:rPr>
-              <w:t xml:space="preserve">  handler();</w:t>
-            </w:r>
-          </w:p>
-          <w:p>
-            <w:pPr>
-              <w:spacing w:line="228" w:lineRule="auto" w:after="0"/>
-              <w:ind w:firstLine="0" w:left="0"/>
-            </w:pPr>
-            <w:r>
-              <w:rPr>
-                <w:rFonts w:ascii="Courier New" w:hAnsi="Courier New" w:eastAsia="Courier New"/>
-                <w:b w:val="0"/>
-                <w:i w:val="0"/>
-                <w:sz w:val="16"/>
-              </w:rPr>
-            </w:r>
-          </w:p>
-          <w:p>
-            <w:pPr>
-              <w:spacing w:line="228" w:lineRule="auto" w:after="0"/>
-              <w:ind w:firstLine="0" w:left="0"/>
-            </w:pPr>
-            <w:r>
-              <w:rPr>
-                <w:rFonts w:ascii="Courier New" w:hAnsi="Courier New" w:eastAsia="Courier New"/>
-                <w:b w:val="0"/>
-                <w:i w:val="0"/>
-                <w:sz w:val="16"/>
-              </w:rPr>
-              <w:t xml:space="preserve">  expect(calls).toEqual(["101", "202"]);</w:t>
-            </w:r>
-          </w:p>
-          <w:p>
-            <w:pPr>
-              <w:spacing w:line="228" w:lineRule="auto" w:after="0"/>
-              <w:ind w:firstLine="0" w:left="0"/>
-            </w:pPr>
-            <w:r>
-              <w:rPr>
-                <w:rFonts w:ascii="Courier New" w:hAnsi="Courier New" w:eastAsia="Courier New"/>
-                <w:b w:val="0"/>
-                <w:i w:val="0"/>
-                <w:sz w:val="16"/>
-              </w:rPr>
-              <w:t>});</w:t>
+              <w:t>public Task SendReportPatchAsync(</w:t>
+            </w:r>
+          </w:p>
+          <w:p>
+            <w:pPr>
+              <w:spacing w:line="228" w:lineRule="auto" w:after="0"/>
+              <w:ind w:firstLine="0" w:left="0"/>
+            </w:pPr>
+            <w:r>
+              <w:rPr>
+                <w:rFonts w:ascii="Courier New" w:hAnsi="Courier New" w:eastAsia="Courier New"/>
+                <w:b w:val="0"/>
+                <w:i w:val="0"/>
+                <w:sz w:val="16"/>
+              </w:rPr>
+              <w:t xml:space="preserve">    string groupKey, PatchReportSocketView view, string? signalRConnectionId)</w:t>
+            </w:r>
+          </w:p>
+          <w:p>
+            <w:pPr>
+              <w:spacing w:line="228" w:lineRule="auto" w:after="0"/>
+              <w:ind w:firstLine="0" w:left="0"/>
+            </w:pPr>
+            <w:r>
+              <w:rPr>
+                <w:rFonts w:ascii="Courier New" w:hAnsi="Courier New" w:eastAsia="Courier New"/>
+                <w:b w:val="0"/>
+                <w:i w:val="0"/>
+                <w:sz w:val="16"/>
+              </w:rPr>
+              <w:t xml:space="preserve">    =&gt; SendToGroupAsync(groupKey, "ReceiveReportPatch", [view], signalRConnectionId);</w:t>
+            </w:r>
+          </w:p>
+          <w:p>
+            <w:pPr>
+              <w:spacing w:line="228" w:lineRule="auto" w:after="0"/>
+              <w:ind w:firstLine="0" w:left="0"/>
+            </w:pPr>
+            <w:r>
+              <w:rPr>
+                <w:rFonts w:ascii="Courier New" w:hAnsi="Courier New" w:eastAsia="Courier New"/>
+                <w:b w:val="0"/>
+                <w:i w:val="0"/>
+                <w:sz w:val="16"/>
+              </w:rPr>
+            </w:r>
+          </w:p>
+          <w:p>
+            <w:pPr>
+              <w:spacing w:line="228" w:lineRule="auto" w:after="0"/>
+              <w:ind w:firstLine="0" w:left="0"/>
+            </w:pPr>
+            <w:r>
+              <w:rPr>
+                <w:rFonts w:ascii="Courier New" w:hAnsi="Courier New" w:eastAsia="Courier New"/>
+                <w:b w:val="0"/>
+                <w:i w:val="0"/>
+                <w:sz w:val="16"/>
+              </w:rPr>
+              <w:t>public Task SendBugCreateAsync(</w:t>
+            </w:r>
+          </w:p>
+          <w:p>
+            <w:pPr>
+              <w:spacing w:line="228" w:lineRule="auto" w:after="0"/>
+              <w:ind w:firstLine="0" w:left="0"/>
+            </w:pPr>
+            <w:r>
+              <w:rPr>
+                <w:rFonts w:ascii="Courier New" w:hAnsi="Courier New" w:eastAsia="Courier New"/>
+                <w:b w:val="0"/>
+                <w:i w:val="0"/>
+                <w:sz w:val="16"/>
+              </w:rPr>
+              <w:t xml:space="preserve">    string groupKey, BugSummaryDbModel summary, string? signalRConnectionId)</w:t>
+            </w:r>
+          </w:p>
+          <w:p>
+            <w:pPr>
+              <w:spacing w:line="228" w:lineRule="auto" w:after="0"/>
+              <w:ind w:firstLine="0" w:left="0"/>
+            </w:pPr>
+            <w:r>
+              <w:rPr>
+                <w:rFonts w:ascii="Courier New" w:hAnsi="Courier New" w:eastAsia="Courier New"/>
+                <w:b w:val="0"/>
+                <w:i w:val="0"/>
+                <w:sz w:val="16"/>
+              </w:rPr>
+              <w:t xml:space="preserve">    =&gt; SendToGroupAsync(groupKey, "ReceiveBugCreate", [summary], signalRConnectionId);</w:t>
+            </w:r>
+          </w:p>
+          <w:p>
+            <w:pPr>
+              <w:spacing w:line="228" w:lineRule="auto" w:after="0"/>
+              <w:ind w:firstLine="0" w:left="0"/>
+            </w:pPr>
+            <w:r>
+              <w:rPr>
+                <w:rFonts w:ascii="Courier New" w:hAnsi="Courier New" w:eastAsia="Courier New"/>
+                <w:b w:val="0"/>
+                <w:i w:val="0"/>
+                <w:sz w:val="16"/>
+              </w:rPr>
+            </w:r>
+          </w:p>
+          <w:p>
+            <w:pPr>
+              <w:spacing w:line="228" w:lineRule="auto" w:after="0"/>
+              <w:ind w:firstLine="0" w:left="0"/>
+            </w:pPr>
+            <w:r>
+              <w:rPr>
+                <w:rFonts w:ascii="Courier New" w:hAnsi="Courier New" w:eastAsia="Courier New"/>
+                <w:b w:val="0"/>
+                <w:i w:val="0"/>
+                <w:sz w:val="16"/>
+              </w:rPr>
+              <w:t>public Task SendCommentCreateAsync(</w:t>
+            </w:r>
+          </w:p>
+          <w:p>
+            <w:pPr>
+              <w:spacing w:line="228" w:lineRule="auto" w:after="0"/>
+              <w:ind w:firstLine="0" w:left="0"/>
+            </w:pPr>
+            <w:r>
+              <w:rPr>
+                <w:rFonts w:ascii="Courier New" w:hAnsi="Courier New" w:eastAsia="Courier New"/>
+                <w:b w:val="0"/>
+                <w:i w:val="0"/>
+                <w:sz w:val="16"/>
+              </w:rPr>
+              <w:t xml:space="preserve">    string groupKey, CommentSummaryDbModel comment, string? signalRConnectionId)</w:t>
+            </w:r>
+          </w:p>
+          <w:p>
+            <w:pPr>
+              <w:spacing w:line="228" w:lineRule="auto" w:after="0"/>
+              <w:ind w:firstLine="0" w:left="0"/>
+            </w:pPr>
+            <w:r>
+              <w:rPr>
+                <w:rFonts w:ascii="Courier New" w:hAnsi="Courier New" w:eastAsia="Courier New"/>
+                <w:b w:val="0"/>
+                <w:i w:val="0"/>
+                <w:sz w:val="16"/>
+              </w:rPr>
+              <w:t xml:space="preserve">    =&gt; SendToGroupAsync(groupKey, "ReceiveCommentCreate", [comment], signalRConnectionId);</w:t>
+            </w:r>
+          </w:p>
+          <w:p>
+            <w:pPr>
+              <w:spacing w:line="228" w:lineRule="auto" w:after="0"/>
+              <w:ind w:firstLine="0" w:left="0"/>
+            </w:pPr>
+            <w:r>
+              <w:rPr>
+                <w:rFonts w:ascii="Courier New" w:hAnsi="Courier New" w:eastAsia="Courier New"/>
+                <w:b w:val="0"/>
+                <w:i w:val="0"/>
+                <w:sz w:val="16"/>
+              </w:rPr>
+            </w:r>
+          </w:p>
+          <w:p>
+            <w:pPr>
+              <w:spacing w:line="228" w:lineRule="auto" w:after="0"/>
+              <w:ind w:firstLine="0" w:left="0"/>
+            </w:pPr>
+            <w:r>
+              <w:rPr>
+                <w:rFonts w:ascii="Courier New" w:hAnsi="Courier New" w:eastAsia="Courier New"/>
+                <w:b w:val="0"/>
+                <w:i w:val="0"/>
+                <w:sz w:val="16"/>
+              </w:rPr>
+              <w:t>public Task SendAttachmentCreateAsync(</w:t>
+            </w:r>
+          </w:p>
+          <w:p>
+            <w:pPr>
+              <w:spacing w:line="228" w:lineRule="auto" w:after="0"/>
+              <w:ind w:firstLine="0" w:left="0"/>
+            </w:pPr>
+            <w:r>
+              <w:rPr>
+                <w:rFonts w:ascii="Courier New" w:hAnsi="Courier New" w:eastAsia="Courier New"/>
+                <w:b w:val="0"/>
+                <w:i w:val="0"/>
+                <w:sz w:val="16"/>
+              </w:rPr>
+              <w:t xml:space="preserve">    string groupKey, AttachmentSocketView view, string? signalRConnectionId)</w:t>
+            </w:r>
+          </w:p>
+          <w:p>
+            <w:pPr>
+              <w:spacing w:line="228" w:lineRule="auto" w:after="0"/>
+              <w:ind w:firstLine="0" w:left="0"/>
+            </w:pPr>
+            <w:r>
+              <w:rPr>
+                <w:rFonts w:ascii="Courier New" w:hAnsi="Courier New" w:eastAsia="Courier New"/>
+                <w:b w:val="0"/>
+                <w:i w:val="0"/>
+                <w:sz w:val="16"/>
+              </w:rPr>
+              <w:t>{</w:t>
+            </w:r>
+          </w:p>
+          <w:p>
+            <w:pPr>
+              <w:spacing w:line="228" w:lineRule="auto" w:after="0"/>
+              <w:ind w:firstLine="0" w:left="0"/>
+            </w:pPr>
+            <w:r>
+              <w:rPr>
+                <w:rFonts w:ascii="Courier New" w:hAnsi="Courier New" w:eastAsia="Courier New"/>
+                <w:b w:val="0"/>
+                <w:i w:val="0"/>
+                <w:sz w:val="16"/>
+              </w:rPr>
+              <w:t xml:space="preserve">    string eventName = view.AttachType switch</w:t>
+            </w:r>
+          </w:p>
+          <w:p>
+            <w:pPr>
+              <w:spacing w:line="228" w:lineRule="auto" w:after="0"/>
+              <w:ind w:firstLine="0" w:left="0"/>
+            </w:pPr>
+            <w:r>
+              <w:rPr>
+                <w:rFonts w:ascii="Courier New" w:hAnsi="Courier New" w:eastAsia="Courier New"/>
+                <w:b w:val="0"/>
+                <w:i w:val="0"/>
+                <w:sz w:val="16"/>
+              </w:rPr>
+              <w:t xml:space="preserve">    {</w:t>
+            </w:r>
+          </w:p>
+          <w:p>
+            <w:pPr>
+              <w:spacing w:line="228" w:lineRule="auto" w:after="0"/>
+              <w:ind w:firstLine="0" w:left="0"/>
+            </w:pPr>
+            <w:r>
+              <w:rPr>
+                <w:rFonts w:ascii="Courier New" w:hAnsi="Courier New" w:eastAsia="Courier New"/>
+                <w:b w:val="0"/>
+                <w:i w:val="0"/>
+                <w:sz w:val="16"/>
+              </w:rPr>
+              <w:t xml:space="preserve">        (int)AttachType.Comment =&gt; "ReceiveCommentAttachmentCreate",</w:t>
+            </w:r>
+          </w:p>
+          <w:p>
+            <w:pPr>
+              <w:spacing w:line="228" w:lineRule="auto" w:after="0"/>
+              <w:ind w:firstLine="0" w:left="0"/>
+            </w:pPr>
+            <w:r>
+              <w:rPr>
+                <w:rFonts w:ascii="Courier New" w:hAnsi="Courier New" w:eastAsia="Courier New"/>
+                <w:b w:val="0"/>
+                <w:i w:val="0"/>
+                <w:sz w:val="16"/>
+              </w:rPr>
+              <w:t xml:space="preserve">        (int)AttachType.BugStep =&gt; "ReceiveBugStepAttachmentCreate",</w:t>
+            </w:r>
+          </w:p>
+          <w:p>
+            <w:pPr>
+              <w:spacing w:line="228" w:lineRule="auto" w:after="0"/>
+              <w:ind w:firstLine="0" w:left="0"/>
+            </w:pPr>
+            <w:r>
+              <w:rPr>
+                <w:rFonts w:ascii="Courier New" w:hAnsi="Courier New" w:eastAsia="Courier New"/>
+                <w:b w:val="0"/>
+                <w:i w:val="0"/>
+                <w:sz w:val="16"/>
+              </w:rPr>
+              <w:t xml:space="preserve">        _ =&gt; "ReceiveBugAttachmentCreate"</w:t>
+            </w:r>
+          </w:p>
+          <w:p>
+            <w:pPr>
+              <w:spacing w:line="228" w:lineRule="auto" w:after="0"/>
+              <w:ind w:firstLine="0" w:left="0"/>
+            </w:pPr>
+            <w:r>
+              <w:rPr>
+                <w:rFonts w:ascii="Courier New" w:hAnsi="Courier New" w:eastAsia="Courier New"/>
+                <w:b w:val="0"/>
+                <w:i w:val="0"/>
+                <w:sz w:val="16"/>
+              </w:rPr>
+              <w:t xml:space="preserve">    };</w:t>
+            </w:r>
+          </w:p>
+          <w:p>
+            <w:pPr>
+              <w:spacing w:line="228" w:lineRule="auto" w:after="0"/>
+              <w:ind w:firstLine="0" w:left="0"/>
+            </w:pPr>
+            <w:r>
+              <w:rPr>
+                <w:rFonts w:ascii="Courier New" w:hAnsi="Courier New" w:eastAsia="Courier New"/>
+                <w:b w:val="0"/>
+                <w:i w:val="0"/>
+                <w:sz w:val="16"/>
+              </w:rPr>
+            </w:r>
+          </w:p>
+          <w:p>
+            <w:pPr>
+              <w:spacing w:line="228" w:lineRule="auto" w:after="0"/>
+              <w:ind w:firstLine="0" w:left="0"/>
+            </w:pPr>
+            <w:r>
+              <w:rPr>
+                <w:rFonts w:ascii="Courier New" w:hAnsi="Courier New" w:eastAsia="Courier New"/>
+                <w:b w:val="0"/>
+                <w:i w:val="0"/>
+                <w:sz w:val="16"/>
+              </w:rPr>
+              <w:t xml:space="preserve">    return SendToGroupAsync(groupKey, eventName, [view], signalRConnectionId);</w:t>
+            </w:r>
+          </w:p>
+          <w:p>
+            <w:pPr>
+              <w:spacing w:line="228" w:lineRule="auto" w:after="0"/>
+              <w:ind w:firstLine="0" w:left="0"/>
+            </w:pPr>
+            <w:r>
+              <w:rPr>
+                <w:rFonts w:ascii="Courier New" w:hAnsi="Courier New" w:eastAsia="Courier New"/>
+                <w:b w:val="0"/>
+                <w:i w:val="0"/>
+                <w:sz w:val="16"/>
+              </w:rPr>
+              <w:t>}</w:t>
+            </w:r>
+          </w:p>
+          <w:p>
+            <w:pPr>
+              <w:spacing w:line="228" w:lineRule="auto" w:after="0"/>
+              <w:ind w:firstLine="0" w:left="0"/>
+            </w:pPr>
+            <w:r>
+              <w:rPr>
+                <w:rFonts w:ascii="Courier New" w:hAnsi="Courier New" w:eastAsia="Courier New"/>
+                <w:b w:val="0"/>
+                <w:i w:val="0"/>
+                <w:sz w:val="16"/>
+              </w:rPr>
+            </w:r>
+          </w:p>
+          <w:p>
+            <w:pPr>
+              <w:spacing w:line="228" w:lineRule="auto" w:after="0"/>
+              <w:ind w:firstLine="0" w:left="0"/>
+            </w:pPr>
+            <w:r>
+              <w:rPr>
+                <w:rFonts w:ascii="Courier New" w:hAnsi="Courier New" w:eastAsia="Courier New"/>
+                <w:b w:val="0"/>
+                <w:i w:val="0"/>
+                <w:sz w:val="16"/>
+              </w:rPr>
+              <w:t>public Task SendBugStepsOrderUpdateAsync(</w:t>
+            </w:r>
+          </w:p>
+          <w:p>
+            <w:pPr>
+              <w:spacing w:line="228" w:lineRule="auto" w:after="0"/>
+              <w:ind w:firstLine="0" w:left="0"/>
+            </w:pPr>
+            <w:r>
+              <w:rPr>
+                <w:rFonts w:ascii="Courier New" w:hAnsi="Courier New" w:eastAsia="Courier New"/>
+                <w:b w:val="0"/>
+                <w:i w:val="0"/>
+                <w:sz w:val="16"/>
+              </w:rPr>
+              <w:t xml:space="preserve">    string groupKey, int bugId, BugStepSummaryDbModel[] steps,</w:t>
+            </w:r>
+          </w:p>
+          <w:p>
+            <w:pPr>
+              <w:spacing w:line="228" w:lineRule="auto" w:after="0"/>
+              <w:ind w:firstLine="0" w:left="0"/>
+            </w:pPr>
+            <w:r>
+              <w:rPr>
+                <w:rFonts w:ascii="Courier New" w:hAnsi="Courier New" w:eastAsia="Courier New"/>
+                <w:b w:val="0"/>
+                <w:i w:val="0"/>
+                <w:sz w:val="16"/>
+              </w:rPr>
+              <w:t xml:space="preserve">    string? signalRConnectionId)</w:t>
+            </w:r>
+          </w:p>
+          <w:p>
+            <w:pPr>
+              <w:spacing w:line="228" w:lineRule="auto" w:after="0"/>
+              <w:ind w:firstLine="0" w:left="0"/>
+            </w:pPr>
+            <w:r>
+              <w:rPr>
+                <w:rFonts w:ascii="Courier New" w:hAnsi="Courier New" w:eastAsia="Courier New"/>
+                <w:b w:val="0"/>
+                <w:i w:val="0"/>
+                <w:sz w:val="16"/>
+              </w:rPr>
+              <w:t xml:space="preserve">    =&gt; SendToGroupAsync(</w:t>
+            </w:r>
+          </w:p>
+          <w:p>
+            <w:pPr>
+              <w:spacing w:line="228" w:lineRule="auto" w:after="0"/>
+              <w:ind w:firstLine="0" w:left="0"/>
+            </w:pPr>
+            <w:r>
+              <w:rPr>
+                <w:rFonts w:ascii="Courier New" w:hAnsi="Courier New" w:eastAsia="Courier New"/>
+                <w:b w:val="0"/>
+                <w:i w:val="0"/>
+                <w:sz w:val="16"/>
+              </w:rPr>
+              <w:t xml:space="preserve">        groupKey, "ReceiveBugStepsOrderUpdate", [bugId, steps], signalRConnectionId);</w:t>
             </w:r>
           </w:p>
         </w:tc>
@@ -14755,8 +15874,13 @@
       </w:pPr>
     </w:p>
     <w:p>
-      <w:r>
-        <w:br w:type="page"/>
+      <w:pPr>
+        <w:pStyle w:val="Heading1"/>
+        <w:pageBreakBefore/>
+        <w:jc w:val="center"/>
+      </w:pPr>
+      <w:r>
+        <w:t>ПРИЛОЖЕНИЕ В</w:t>
       </w:r>
     </w:p>
     <w:p>
@@ -14772,14 +15896,14 @@
           <w:i w:val="0"/>
           <w:sz w:val="28"/>
         </w:rPr>
-        <w:t>Проверочный клиент</w:t>
+        <w:t>Фрагменты клиентского real-time слоя, проверочный клиент и результаты испытаний</w:t>
       </w:r>
     </w:p>
     <w:p>
       <w:pPr>
         <w:spacing w:line="360" w:lineRule="auto"/>
         <w:ind w:firstLine="709"/>
-        <w:jc w:val="left"/>
+        <w:jc w:val="both"/>
       </w:pPr>
       <w:r>
         <w:rPr>
@@ -14788,25 +15912,7 @@
           <w:i w:val="0"/>
           <w:sz w:val="28"/>
         </w:rPr>
-        <w:t xml:space="preserve">Проверочный клиент подключает два SignalR-соединения к разным узлам, подписывает их на группу отчета и ожидает событие </w:t>
-      </w:r>
-      <w:r>
-        <w:rPr>
-          <w:rFonts w:ascii="Courier New" w:hAnsi="Courier New" w:eastAsia="Courier New"/>
-          <w:b w:val="0"/>
-          <w:i w:val="0"/>
-          <w:sz w:val="28"/>
-        </w:rPr>
-        <w:t>ReceiveReportPatch</w:t>
-      </w:r>
-      <w:r>
-        <w:rPr>
-          <w:rFonts w:ascii="Times New Roman" w:hAnsi="Times New Roman" w:eastAsia="Times New Roman"/>
-          <w:b w:val="0"/>
-          <w:i w:val="0"/>
-          <w:sz w:val="28"/>
-        </w:rPr>
-        <w:t xml:space="preserve"> на втором узле.</w:t>
+        <w:t>Клиентская часть решения относится к real-time слою страницы отчета: построению SignalR WebSocket-соединения, типизированному контракту событий, регистрации единого набора обработчиков, обновлению диагностических данных, повторному вступлению в группу после восстановления соединения, доменной обработке событий и тестам этого поведения.</w:t>
       </w:r>
     </w:p>
     <w:tbl>
@@ -14844,6 +15950,4758 @@
                 <w:i w:val="0"/>
                 <w:sz w:val="16"/>
               </w:rPr>
+              <w:t>const reconnectDelays = [0, 2_000, 5_000, 10_000, 30_000, 60_000, 120_000];</w:t>
+            </w:r>
+          </w:p>
+          <w:p>
+            <w:pPr>
+              <w:spacing w:line="228" w:lineRule="auto" w:after="0"/>
+              <w:ind w:firstLine="0" w:left="0"/>
+            </w:pPr>
+            <w:r>
+              <w:rPr>
+                <w:rFonts w:ascii="Courier New" w:hAnsi="Courier New" w:eastAsia="Courier New"/>
+                <w:b w:val="0"/>
+                <w:i w:val="0"/>
+                <w:sz w:val="16"/>
+              </w:rPr>
+            </w:r>
+          </w:p>
+          <w:p>
+            <w:pPr>
+              <w:spacing w:line="228" w:lineRule="auto" w:after="0"/>
+              <w:ind w:firstLine="0" w:left="0"/>
+            </w:pPr>
+            <w:r>
+              <w:rPr>
+                <w:rFonts w:ascii="Courier New" w:hAnsi="Courier New" w:eastAsia="Courier New"/>
+                <w:b w:val="0"/>
+                <w:i w:val="0"/>
+                <w:sz w:val="16"/>
+              </w:rPr>
+              <w:t>export const buildConnection = (): HubConnection =&gt; {</w:t>
+            </w:r>
+          </w:p>
+          <w:p>
+            <w:pPr>
+              <w:spacing w:line="228" w:lineRule="auto" w:after="0"/>
+              <w:ind w:firstLine="0" w:left="0"/>
+            </w:pPr>
+            <w:r>
+              <w:rPr>
+                <w:rFonts w:ascii="Courier New" w:hAnsi="Courier New" w:eastAsia="Courier New"/>
+                <w:b w:val="0"/>
+                <w:i w:val="0"/>
+                <w:sz w:val="16"/>
+              </w:rPr>
+              <w:t xml:space="preserve">  const wsPath = getAppWebSocketUrl("/report-page-hub", "v1");</w:t>
+            </w:r>
+          </w:p>
+          <w:p>
+            <w:pPr>
+              <w:spacing w:line="228" w:lineRule="auto" w:after="0"/>
+              <w:ind w:firstLine="0" w:left="0"/>
+            </w:pPr>
+            <w:r>
+              <w:rPr>
+                <w:rFonts w:ascii="Courier New" w:hAnsi="Courier New" w:eastAsia="Courier New"/>
+                <w:b w:val="0"/>
+                <w:i w:val="0"/>
+                <w:sz w:val="16"/>
+              </w:rPr>
+              <w:t xml:space="preserve">  const fullUrl = `${window.location.origin}${wsPath}`;</w:t>
+            </w:r>
+          </w:p>
+          <w:p>
+            <w:pPr>
+              <w:spacing w:line="228" w:lineRule="auto" w:after="0"/>
+              <w:ind w:firstLine="0" w:left="0"/>
+            </w:pPr>
+            <w:r>
+              <w:rPr>
+                <w:rFonts w:ascii="Courier New" w:hAnsi="Courier New" w:eastAsia="Courier New"/>
+                <w:b w:val="0"/>
+                <w:i w:val="0"/>
+                <w:sz w:val="16"/>
+              </w:rPr>
+            </w:r>
+          </w:p>
+          <w:p>
+            <w:pPr>
+              <w:spacing w:line="228" w:lineRule="auto" w:after="0"/>
+              <w:ind w:firstLine="0" w:left="0"/>
+            </w:pPr>
+            <w:r>
+              <w:rPr>
+                <w:rFonts w:ascii="Courier New" w:hAnsi="Courier New" w:eastAsia="Courier New"/>
+                <w:b w:val="0"/>
+                <w:i w:val="0"/>
+                <w:sz w:val="16"/>
+              </w:rPr>
+              <w:t xml:space="preserve">  return new HubConnectionBuilder()</w:t>
+            </w:r>
+          </w:p>
+          <w:p>
+            <w:pPr>
+              <w:spacing w:line="228" w:lineRule="auto" w:after="0"/>
+              <w:ind w:firstLine="0" w:left="0"/>
+            </w:pPr>
+            <w:r>
+              <w:rPr>
+                <w:rFonts w:ascii="Courier New" w:hAnsi="Courier New" w:eastAsia="Courier New"/>
+                <w:b w:val="0"/>
+                <w:i w:val="0"/>
+                <w:sz w:val="16"/>
+              </w:rPr>
+              <w:t xml:space="preserve">    .withUrl(fullUrl, {</w:t>
+            </w:r>
+          </w:p>
+          <w:p>
+            <w:pPr>
+              <w:spacing w:line="228" w:lineRule="auto" w:after="0"/>
+              <w:ind w:firstLine="0" w:left="0"/>
+            </w:pPr>
+            <w:r>
+              <w:rPr>
+                <w:rFonts w:ascii="Courier New" w:hAnsi="Courier New" w:eastAsia="Courier New"/>
+                <w:b w:val="0"/>
+                <w:i w:val="0"/>
+                <w:sz w:val="16"/>
+              </w:rPr>
+              <w:t xml:space="preserve">      transport: HttpTransportType.WebSockets,</w:t>
+            </w:r>
+          </w:p>
+          <w:p>
+            <w:pPr>
+              <w:spacing w:line="228" w:lineRule="auto" w:after="0"/>
+              <w:ind w:firstLine="0" w:left="0"/>
+            </w:pPr>
+            <w:r>
+              <w:rPr>
+                <w:rFonts w:ascii="Courier New" w:hAnsi="Courier New" w:eastAsia="Courier New"/>
+                <w:b w:val="0"/>
+                <w:i w:val="0"/>
+                <w:sz w:val="16"/>
+              </w:rPr>
+              <w:t xml:space="preserve">      skipNegotiation: import.meta.env.VITE_SIGNALR_SKIP_NEGOTIATION === "true",</w:t>
+            </w:r>
+          </w:p>
+          <w:p>
+            <w:pPr>
+              <w:spacing w:line="228" w:lineRule="auto" w:after="0"/>
+              <w:ind w:firstLine="0" w:left="0"/>
+            </w:pPr>
+            <w:r>
+              <w:rPr>
+                <w:rFonts w:ascii="Courier New" w:hAnsi="Courier New" w:eastAsia="Courier New"/>
+                <w:b w:val="0"/>
+                <w:i w:val="0"/>
+                <w:sz w:val="16"/>
+              </w:rPr>
+              <w:t xml:space="preserve">    })</w:t>
+            </w:r>
+          </w:p>
+          <w:p>
+            <w:pPr>
+              <w:spacing w:line="228" w:lineRule="auto" w:after="0"/>
+              <w:ind w:firstLine="0" w:left="0"/>
+            </w:pPr>
+            <w:r>
+              <w:rPr>
+                <w:rFonts w:ascii="Courier New" w:hAnsi="Courier New" w:eastAsia="Courier New"/>
+                <w:b w:val="0"/>
+                <w:i w:val="0"/>
+                <w:sz w:val="16"/>
+              </w:rPr>
+              <w:t xml:space="preserve">    .withAutomaticReconnect(reconnectDelays)</w:t>
+            </w:r>
+          </w:p>
+          <w:p>
+            <w:pPr>
+              <w:spacing w:line="228" w:lineRule="auto" w:after="0"/>
+              <w:ind w:firstLine="0" w:left="0"/>
+            </w:pPr>
+            <w:r>
+              <w:rPr>
+                <w:rFonts w:ascii="Courier New" w:hAnsi="Courier New" w:eastAsia="Courier New"/>
+                <w:b w:val="0"/>
+                <w:i w:val="0"/>
+                <w:sz w:val="16"/>
+              </w:rPr>
+              <w:t xml:space="preserve">    .build();</w:t>
+            </w:r>
+          </w:p>
+          <w:p>
+            <w:pPr>
+              <w:spacing w:line="228" w:lineRule="auto" w:after="0"/>
+              <w:ind w:firstLine="0" w:left="0"/>
+            </w:pPr>
+            <w:r>
+              <w:rPr>
+                <w:rFonts w:ascii="Courier New" w:hAnsi="Courier New" w:eastAsia="Courier New"/>
+                <w:b w:val="0"/>
+                <w:i w:val="0"/>
+                <w:sz w:val="16"/>
+              </w:rPr>
+              <w:t>};</w:t>
+            </w:r>
+          </w:p>
+        </w:tc>
+      </w:tr>
+    </w:tbl>
+    <w:p>
+      <w:pPr>
+        <w:spacing w:after="40"/>
+      </w:pPr>
+    </w:p>
+    <w:p>
+      <w:pPr>
+        <w:spacing w:line="360" w:lineRule="auto"/>
+        <w:ind w:firstLine="709"/>
+        <w:jc w:val="left"/>
+      </w:pPr>
+      <w:r>
+        <w:rPr>
+          <w:rFonts w:ascii="Times New Roman" w:hAnsi="Times New Roman" w:eastAsia="Times New Roman"/>
+          <w:b w:val="0"/>
+          <w:i w:val="0"/>
+          <w:sz w:val="28"/>
+        </w:rPr>
+        <w:t xml:space="preserve">Контракт real-time событий типизирован: серверные имена событий перечислены в enum </w:t>
+      </w:r>
+      <w:r>
+        <w:rPr>
+          <w:rFonts w:ascii="Courier New" w:hAnsi="Courier New" w:eastAsia="Courier New"/>
+          <w:b w:val="0"/>
+          <w:i w:val="0"/>
+          <w:sz w:val="28"/>
+        </w:rPr>
+        <w:t>SocketEvent</w:t>
+      </w:r>
+      <w:r>
+        <w:rPr>
+          <w:rFonts w:ascii="Times New Roman" w:hAnsi="Times New Roman" w:eastAsia="Times New Roman"/>
+          <w:b w:val="0"/>
+          <w:i w:val="0"/>
+          <w:sz w:val="28"/>
+        </w:rPr>
+        <w:t xml:space="preserve">, а для каждого события задан тип полезной нагрузки в </w:t>
+      </w:r>
+      <w:r>
+        <w:rPr>
+          <w:rFonts w:ascii="Courier New" w:hAnsi="Courier New" w:eastAsia="Courier New"/>
+          <w:b w:val="0"/>
+          <w:i w:val="0"/>
+          <w:sz w:val="28"/>
+        </w:rPr>
+        <w:t>SocketPayload</w:t>
+      </w:r>
+      <w:r>
+        <w:rPr>
+          <w:rFonts w:ascii="Times New Roman" w:hAnsi="Times New Roman" w:eastAsia="Times New Roman"/>
+          <w:b w:val="0"/>
+          <w:i w:val="0"/>
+          <w:sz w:val="28"/>
+        </w:rPr>
+        <w:t>. Для событий, аргументы которых на стороне сервера передаются позиционно, заданы кастомные парсеры, преобразующие их в объект с именованными полями.</w:t>
+      </w:r>
+    </w:p>
+    <w:tbl>
+      <w:tblPr>
+        <w:tblStyle w:val="TableGrid"/>
+        <w:tblW w:type="auto" w:w="0"/>
+        <w:jc w:val="center"/>
+        <w:tblLook w:firstColumn="1" w:firstRow="1" w:lastColumn="0" w:lastRow="0" w:noHBand="0" w:noVBand="1" w:val="04A0"/>
+      </w:tblPr>
+      <w:tblGrid>
+        <w:gridCol w:w="9355"/>
+      </w:tblGrid>
+      <w:tr>
+        <w:tc>
+          <w:tcPr>
+            <w:tcW w:type="dxa" w:w="8787"/>
+            <w:tcMar>
+              <w:top w:w="90" w:type="dxa"/>
+              <w:left w:w="90" w:type="dxa"/>
+              <w:bottom w:w="90" w:type="dxa"/>
+              <w:right w:w="90" w:type="dxa"/>
+            </w:tcMar>
+            <w:shd w:fill="F7F7F7"/>
+          </w:tcPr>
+          <w:p>
+            <w:pPr>
+              <w:spacing w:line="228" w:lineRule="auto" w:after="0"/>
+              <w:ind w:firstLine="0" w:left="0"/>
+            </w:pPr>
+            <w:r/>
+            <w:r>
+              <w:rPr>
+                <w:rFonts w:ascii="Courier New" w:hAnsi="Courier New" w:eastAsia="Courier New"/>
+                <w:b w:val="0"/>
+                <w:i w:val="0"/>
+                <w:sz w:val="16"/>
+              </w:rPr>
+              <w:t>export enum SocketEvent {</w:t>
+            </w:r>
+          </w:p>
+          <w:p>
+            <w:pPr>
+              <w:spacing w:line="228" w:lineRule="auto" w:after="0"/>
+              <w:ind w:firstLine="0" w:left="0"/>
+            </w:pPr>
+            <w:r>
+              <w:rPr>
+                <w:rFonts w:ascii="Courier New" w:hAnsi="Courier New" w:eastAsia="Courier New"/>
+                <w:b w:val="0"/>
+                <w:i w:val="0"/>
+                <w:sz w:val="16"/>
+              </w:rPr>
+              <w:t xml:space="preserve">  ReportPatch = "ReceiveReportPatch",</w:t>
+            </w:r>
+          </w:p>
+          <w:p>
+            <w:pPr>
+              <w:spacing w:line="228" w:lineRule="auto" w:after="0"/>
+              <w:ind w:firstLine="0" w:left="0"/>
+            </w:pPr>
+            <w:r>
+              <w:rPr>
+                <w:rFonts w:ascii="Courier New" w:hAnsi="Courier New" w:eastAsia="Courier New"/>
+                <w:b w:val="0"/>
+                <w:i w:val="0"/>
+                <w:sz w:val="16"/>
+              </w:rPr>
+              <w:t xml:space="preserve">  ReportParticipant = "ReceiveReportParticipant",</w:t>
+            </w:r>
+          </w:p>
+          <w:p>
+            <w:pPr>
+              <w:spacing w:line="228" w:lineRule="auto" w:after="0"/>
+              <w:ind w:firstLine="0" w:left="0"/>
+            </w:pPr>
+            <w:r>
+              <w:rPr>
+                <w:rFonts w:ascii="Courier New" w:hAnsi="Courier New" w:eastAsia="Courier New"/>
+                <w:b w:val="0"/>
+                <w:i w:val="0"/>
+                <w:sz w:val="16"/>
+              </w:rPr>
+              <w:t xml:space="preserve">  ReportLinkCreate = "ReceiveReportLinkCreate",</w:t>
+            </w:r>
+          </w:p>
+          <w:p>
+            <w:pPr>
+              <w:spacing w:line="228" w:lineRule="auto" w:after="0"/>
+              <w:ind w:firstLine="0" w:left="0"/>
+            </w:pPr>
+            <w:r>
+              <w:rPr>
+                <w:rFonts w:ascii="Courier New" w:hAnsi="Courier New" w:eastAsia="Courier New"/>
+                <w:b w:val="0"/>
+                <w:i w:val="0"/>
+                <w:sz w:val="16"/>
+              </w:rPr>
+              <w:t xml:space="preserve">  ReportLinkUpdate = "ReceiveReportLinkUpdate",</w:t>
+            </w:r>
+          </w:p>
+          <w:p>
+            <w:pPr>
+              <w:spacing w:line="228" w:lineRule="auto" w:after="0"/>
+              <w:ind w:firstLine="0" w:left="0"/>
+            </w:pPr>
+            <w:r>
+              <w:rPr>
+                <w:rFonts w:ascii="Courier New" w:hAnsi="Courier New" w:eastAsia="Courier New"/>
+                <w:b w:val="0"/>
+                <w:i w:val="0"/>
+                <w:sz w:val="16"/>
+              </w:rPr>
+              <w:t xml:space="preserve">  ReportLinkDelete = "ReceiveReportLinkDelete",</w:t>
+            </w:r>
+          </w:p>
+          <w:p>
+            <w:pPr>
+              <w:spacing w:line="228" w:lineRule="auto" w:after="0"/>
+              <w:ind w:firstLine="0" w:left="0"/>
+            </w:pPr>
+            <w:r>
+              <w:rPr>
+                <w:rFonts w:ascii="Courier New" w:hAnsi="Courier New" w:eastAsia="Courier New"/>
+                <w:b w:val="0"/>
+                <w:i w:val="0"/>
+                <w:sz w:val="16"/>
+              </w:rPr>
+              <w:t xml:space="preserve">  BugCreate = "ReceiveBugCreate",</w:t>
+            </w:r>
+          </w:p>
+          <w:p>
+            <w:pPr>
+              <w:spacing w:line="228" w:lineRule="auto" w:after="0"/>
+              <w:ind w:firstLine="0" w:left="0"/>
+            </w:pPr>
+            <w:r>
+              <w:rPr>
+                <w:rFonts w:ascii="Courier New" w:hAnsi="Courier New" w:eastAsia="Courier New"/>
+                <w:b w:val="0"/>
+                <w:i w:val="0"/>
+                <w:sz w:val="16"/>
+              </w:rPr>
+              <w:t xml:space="preserve">  BugPatch = "ReceiveBugPatch",</w:t>
+            </w:r>
+          </w:p>
+          <w:p>
+            <w:pPr>
+              <w:spacing w:line="228" w:lineRule="auto" w:after="0"/>
+              <w:ind w:firstLine="0" w:left="0"/>
+            </w:pPr>
+            <w:r>
+              <w:rPr>
+                <w:rFonts w:ascii="Courier New" w:hAnsi="Courier New" w:eastAsia="Courier New"/>
+                <w:b w:val="0"/>
+                <w:i w:val="0"/>
+                <w:sz w:val="16"/>
+              </w:rPr>
+              <w:t xml:space="preserve">  CommentCreate = "ReceiveCommentCreate",</w:t>
+            </w:r>
+          </w:p>
+          <w:p>
+            <w:pPr>
+              <w:spacing w:line="228" w:lineRule="auto" w:after="0"/>
+              <w:ind w:firstLine="0" w:left="0"/>
+            </w:pPr>
+            <w:r>
+              <w:rPr>
+                <w:rFonts w:ascii="Courier New" w:hAnsi="Courier New" w:eastAsia="Courier New"/>
+                <w:b w:val="0"/>
+                <w:i w:val="0"/>
+                <w:sz w:val="16"/>
+              </w:rPr>
+              <w:t xml:space="preserve">  CommentUpdate = "ReceiveCommentUpdate",</w:t>
+            </w:r>
+          </w:p>
+          <w:p>
+            <w:pPr>
+              <w:spacing w:line="228" w:lineRule="auto" w:after="0"/>
+              <w:ind w:firstLine="0" w:left="0"/>
+            </w:pPr>
+            <w:r>
+              <w:rPr>
+                <w:rFonts w:ascii="Courier New" w:hAnsi="Courier New" w:eastAsia="Courier New"/>
+                <w:b w:val="0"/>
+                <w:i w:val="0"/>
+                <w:sz w:val="16"/>
+              </w:rPr>
+              <w:t xml:space="preserve">  CommentDelete = "ReceiveCommentDelete",</w:t>
+            </w:r>
+          </w:p>
+          <w:p>
+            <w:pPr>
+              <w:spacing w:line="228" w:lineRule="auto" w:after="0"/>
+              <w:ind w:firstLine="0" w:left="0"/>
+            </w:pPr>
+            <w:r>
+              <w:rPr>
+                <w:rFonts w:ascii="Courier New" w:hAnsi="Courier New" w:eastAsia="Courier New"/>
+                <w:b w:val="0"/>
+                <w:i w:val="0"/>
+                <w:sz w:val="16"/>
+              </w:rPr>
+              <w:t xml:space="preserve">  BugStepCreate = "ReceiveBugStepCreate",</w:t>
+            </w:r>
+          </w:p>
+          <w:p>
+            <w:pPr>
+              <w:spacing w:line="228" w:lineRule="auto" w:after="0"/>
+              <w:ind w:firstLine="0" w:left="0"/>
+            </w:pPr>
+            <w:r>
+              <w:rPr>
+                <w:rFonts w:ascii="Courier New" w:hAnsi="Courier New" w:eastAsia="Courier New"/>
+                <w:b w:val="0"/>
+                <w:i w:val="0"/>
+                <w:sz w:val="16"/>
+              </w:rPr>
+              <w:t xml:space="preserve">  BugStepPatch = "ReceiveBugStepPatch",</w:t>
+            </w:r>
+          </w:p>
+          <w:p>
+            <w:pPr>
+              <w:spacing w:line="228" w:lineRule="auto" w:after="0"/>
+              <w:ind w:firstLine="0" w:left="0"/>
+            </w:pPr>
+            <w:r>
+              <w:rPr>
+                <w:rFonts w:ascii="Courier New" w:hAnsi="Courier New" w:eastAsia="Courier New"/>
+                <w:b w:val="0"/>
+                <w:i w:val="0"/>
+                <w:sz w:val="16"/>
+              </w:rPr>
+              <w:t xml:space="preserve">  BugStepsOrderUpdate = "ReceiveBugStepsOrderUpdate",</w:t>
+            </w:r>
+          </w:p>
+          <w:p>
+            <w:pPr>
+              <w:spacing w:line="228" w:lineRule="auto" w:after="0"/>
+              <w:ind w:firstLine="0" w:left="0"/>
+            </w:pPr>
+            <w:r>
+              <w:rPr>
+                <w:rFonts w:ascii="Courier New" w:hAnsi="Courier New" w:eastAsia="Courier New"/>
+                <w:b w:val="0"/>
+                <w:i w:val="0"/>
+                <w:sz w:val="16"/>
+              </w:rPr>
+              <w:t xml:space="preserve">  BugStepDelete = "ReceiveBugStepDelete",</w:t>
+            </w:r>
+          </w:p>
+          <w:p>
+            <w:pPr>
+              <w:spacing w:line="228" w:lineRule="auto" w:after="0"/>
+              <w:ind w:firstLine="0" w:left="0"/>
+            </w:pPr>
+            <w:r>
+              <w:rPr>
+                <w:rFonts w:ascii="Courier New" w:hAnsi="Courier New" w:eastAsia="Courier New"/>
+                <w:b w:val="0"/>
+                <w:i w:val="0"/>
+                <w:sz w:val="16"/>
+              </w:rPr>
+              <w:t xml:space="preserve">  BugAttachmentCreate = "ReceiveBugAttachmentCreate",</w:t>
+            </w:r>
+          </w:p>
+          <w:p>
+            <w:pPr>
+              <w:spacing w:line="228" w:lineRule="auto" w:after="0"/>
+              <w:ind w:firstLine="0" w:left="0"/>
+            </w:pPr>
+            <w:r>
+              <w:rPr>
+                <w:rFonts w:ascii="Courier New" w:hAnsi="Courier New" w:eastAsia="Courier New"/>
+                <w:b w:val="0"/>
+                <w:i w:val="0"/>
+                <w:sz w:val="16"/>
+              </w:rPr>
+              <w:t xml:space="preserve">  // ... всего 24 события для страницы отчета</w:t>
+            </w:r>
+          </w:p>
+          <w:p>
+            <w:pPr>
+              <w:spacing w:line="228" w:lineRule="auto" w:after="0"/>
+              <w:ind w:firstLine="0" w:left="0"/>
+            </w:pPr>
+            <w:r>
+              <w:rPr>
+                <w:rFonts w:ascii="Courier New" w:hAnsi="Courier New" w:eastAsia="Courier New"/>
+                <w:b w:val="0"/>
+                <w:i w:val="0"/>
+                <w:sz w:val="16"/>
+              </w:rPr>
+              <w:t>}</w:t>
+            </w:r>
+          </w:p>
+          <w:p>
+            <w:pPr>
+              <w:spacing w:line="228" w:lineRule="auto" w:after="0"/>
+              <w:ind w:firstLine="0" w:left="0"/>
+            </w:pPr>
+            <w:r>
+              <w:rPr>
+                <w:rFonts w:ascii="Courier New" w:hAnsi="Courier New" w:eastAsia="Courier New"/>
+                <w:b w:val="0"/>
+                <w:i w:val="0"/>
+                <w:sz w:val="16"/>
+              </w:rPr>
+            </w:r>
+          </w:p>
+          <w:p>
+            <w:pPr>
+              <w:spacing w:line="228" w:lineRule="auto" w:after="0"/>
+              <w:ind w:firstLine="0" w:left="0"/>
+            </w:pPr>
+            <w:r>
+              <w:rPr>
+                <w:rFonts w:ascii="Courier New" w:hAnsi="Courier New" w:eastAsia="Courier New"/>
+                <w:b w:val="0"/>
+                <w:i w:val="0"/>
+                <w:sz w:val="16"/>
+              </w:rPr>
+              <w:t>export type SocketPayload = {</w:t>
+            </w:r>
+          </w:p>
+          <w:p>
+            <w:pPr>
+              <w:spacing w:line="228" w:lineRule="auto" w:after="0"/>
+              <w:ind w:firstLine="0" w:left="0"/>
+            </w:pPr>
+            <w:r>
+              <w:rPr>
+                <w:rFonts w:ascii="Courier New" w:hAnsi="Courier New" w:eastAsia="Courier New"/>
+                <w:b w:val="0"/>
+                <w:i w:val="0"/>
+                <w:sz w:val="16"/>
+              </w:rPr>
+              <w:t xml:space="preserve">  [SocketEvent.ReportPatch]: PatchReportSocketResponse;</w:t>
+            </w:r>
+          </w:p>
+          <w:p>
+            <w:pPr>
+              <w:spacing w:line="228" w:lineRule="auto" w:after="0"/>
+              <w:ind w:firstLine="0" w:left="0"/>
+            </w:pPr>
+            <w:r>
+              <w:rPr>
+                <w:rFonts w:ascii="Courier New" w:hAnsi="Courier New" w:eastAsia="Courier New"/>
+                <w:b w:val="0"/>
+                <w:i w:val="0"/>
+                <w:sz w:val="16"/>
+              </w:rPr>
+              <w:t xml:space="preserve">  [SocketEvent.BugPatch]: { bugId: number; patch: PatchBugSocketResponse };</w:t>
+            </w:r>
+          </w:p>
+          <w:p>
+            <w:pPr>
+              <w:spacing w:line="228" w:lineRule="auto" w:after="0"/>
+              <w:ind w:firstLine="0" w:left="0"/>
+            </w:pPr>
+            <w:r>
+              <w:rPr>
+                <w:rFonts w:ascii="Courier New" w:hAnsi="Courier New" w:eastAsia="Courier New"/>
+                <w:b w:val="0"/>
+                <w:i w:val="0"/>
+                <w:sz w:val="16"/>
+              </w:rPr>
+              <w:t xml:space="preserve">  [SocketEvent.CommentDelete]: { bugId: number; commentId: number };</w:t>
+            </w:r>
+          </w:p>
+          <w:p>
+            <w:pPr>
+              <w:spacing w:line="228" w:lineRule="auto" w:after="0"/>
+              <w:ind w:firstLine="0" w:left="0"/>
+            </w:pPr>
+            <w:r>
+              <w:rPr>
+                <w:rFonts w:ascii="Courier New" w:hAnsi="Courier New" w:eastAsia="Courier New"/>
+                <w:b w:val="0"/>
+                <w:i w:val="0"/>
+                <w:sz w:val="16"/>
+              </w:rPr>
+              <w:t xml:space="preserve">  // ... соответствующие типы для остальных событий</w:t>
+            </w:r>
+          </w:p>
+          <w:p>
+            <w:pPr>
+              <w:spacing w:line="228" w:lineRule="auto" w:after="0"/>
+              <w:ind w:firstLine="0" w:left="0"/>
+            </w:pPr>
+            <w:r>
+              <w:rPr>
+                <w:rFonts w:ascii="Courier New" w:hAnsi="Courier New" w:eastAsia="Courier New"/>
+                <w:b w:val="0"/>
+                <w:i w:val="0"/>
+                <w:sz w:val="16"/>
+              </w:rPr>
+              <w:t>};</w:t>
+            </w:r>
+          </w:p>
+          <w:p>
+            <w:pPr>
+              <w:spacing w:line="228" w:lineRule="auto" w:after="0"/>
+              <w:ind w:firstLine="0" w:left="0"/>
+            </w:pPr>
+            <w:r>
+              <w:rPr>
+                <w:rFonts w:ascii="Courier New" w:hAnsi="Courier New" w:eastAsia="Courier New"/>
+                <w:b w:val="0"/>
+                <w:i w:val="0"/>
+                <w:sz w:val="16"/>
+              </w:rPr>
+            </w:r>
+          </w:p>
+          <w:p>
+            <w:pPr>
+              <w:spacing w:line="228" w:lineRule="auto" w:after="0"/>
+              <w:ind w:firstLine="0" w:left="0"/>
+            </w:pPr>
+            <w:r>
+              <w:rPr>
+                <w:rFonts w:ascii="Courier New" w:hAnsi="Courier New" w:eastAsia="Courier New"/>
+                <w:b w:val="0"/>
+                <w:i w:val="0"/>
+                <w:sz w:val="16"/>
+              </w:rPr>
+              <w:t>export const customParsers: Partial&lt;</w:t>
+            </w:r>
+          </w:p>
+          <w:p>
+            <w:pPr>
+              <w:spacing w:line="228" w:lineRule="auto" w:after="0"/>
+              <w:ind w:firstLine="0" w:left="0"/>
+            </w:pPr>
+            <w:r>
+              <w:rPr>
+                <w:rFonts w:ascii="Courier New" w:hAnsi="Courier New" w:eastAsia="Courier New"/>
+                <w:b w:val="0"/>
+                <w:i w:val="0"/>
+                <w:sz w:val="16"/>
+              </w:rPr>
+              <w:t xml:space="preserve">  Record&lt;SocketEvent, (...args: unknown[]) =&gt; SocketPayload[SocketEvent]&gt;</w:t>
+            </w:r>
+          </w:p>
+          <w:p>
+            <w:pPr>
+              <w:spacing w:line="228" w:lineRule="auto" w:after="0"/>
+              <w:ind w:firstLine="0" w:left="0"/>
+            </w:pPr>
+            <w:r>
+              <w:rPr>
+                <w:rFonts w:ascii="Courier New" w:hAnsi="Courier New" w:eastAsia="Courier New"/>
+                <w:b w:val="0"/>
+                <w:i w:val="0"/>
+                <w:sz w:val="16"/>
+              </w:rPr>
+              <w:t>&gt; = {</w:t>
+            </w:r>
+          </w:p>
+          <w:p>
+            <w:pPr>
+              <w:spacing w:line="228" w:lineRule="auto" w:after="0"/>
+              <w:ind w:firstLine="0" w:left="0"/>
+            </w:pPr>
+            <w:r>
+              <w:rPr>
+                <w:rFonts w:ascii="Courier New" w:hAnsi="Courier New" w:eastAsia="Courier New"/>
+                <w:b w:val="0"/>
+                <w:i w:val="0"/>
+                <w:sz w:val="16"/>
+              </w:rPr>
+              <w:t xml:space="preserve">  [SocketEvent.BugPatch]: (...args) =&gt; {</w:t>
+            </w:r>
+          </w:p>
+          <w:p>
+            <w:pPr>
+              <w:spacing w:line="228" w:lineRule="auto" w:after="0"/>
+              <w:ind w:firstLine="0" w:left="0"/>
+            </w:pPr>
+            <w:r>
+              <w:rPr>
+                <w:rFonts w:ascii="Courier New" w:hAnsi="Courier New" w:eastAsia="Courier New"/>
+                <w:b w:val="0"/>
+                <w:i w:val="0"/>
+                <w:sz w:val="16"/>
+              </w:rPr>
+              <w:t xml:space="preserve">    const [bugId, patch] = args as [number, PatchBugSocketResponse];</w:t>
+            </w:r>
+          </w:p>
+          <w:p>
+            <w:pPr>
+              <w:spacing w:line="228" w:lineRule="auto" w:after="0"/>
+              <w:ind w:firstLine="0" w:left="0"/>
+            </w:pPr>
+            <w:r>
+              <w:rPr>
+                <w:rFonts w:ascii="Courier New" w:hAnsi="Courier New" w:eastAsia="Courier New"/>
+                <w:b w:val="0"/>
+                <w:i w:val="0"/>
+                <w:sz w:val="16"/>
+              </w:rPr>
+              <w:t xml:space="preserve">    return { bugId, patch };</w:t>
+            </w:r>
+          </w:p>
+          <w:p>
+            <w:pPr>
+              <w:spacing w:line="228" w:lineRule="auto" w:after="0"/>
+              <w:ind w:firstLine="0" w:left="0"/>
+            </w:pPr>
+            <w:r>
+              <w:rPr>
+                <w:rFonts w:ascii="Courier New" w:hAnsi="Courier New" w:eastAsia="Courier New"/>
+                <w:b w:val="0"/>
+                <w:i w:val="0"/>
+                <w:sz w:val="16"/>
+              </w:rPr>
+              <w:t xml:space="preserve">  },</w:t>
+            </w:r>
+          </w:p>
+          <w:p>
+            <w:pPr>
+              <w:spacing w:line="228" w:lineRule="auto" w:after="0"/>
+              <w:ind w:firstLine="0" w:left="0"/>
+            </w:pPr>
+            <w:r>
+              <w:rPr>
+                <w:rFonts w:ascii="Courier New" w:hAnsi="Courier New" w:eastAsia="Courier New"/>
+                <w:b w:val="0"/>
+                <w:i w:val="0"/>
+                <w:sz w:val="16"/>
+              </w:rPr>
+              <w:t xml:space="preserve">  [SocketEvent.CommentDelete]: (...args) =&gt; {</w:t>
+            </w:r>
+          </w:p>
+          <w:p>
+            <w:pPr>
+              <w:spacing w:line="228" w:lineRule="auto" w:after="0"/>
+              <w:ind w:firstLine="0" w:left="0"/>
+            </w:pPr>
+            <w:r>
+              <w:rPr>
+                <w:rFonts w:ascii="Courier New" w:hAnsi="Courier New" w:eastAsia="Courier New"/>
+                <w:b w:val="0"/>
+                <w:i w:val="0"/>
+                <w:sz w:val="16"/>
+              </w:rPr>
+              <w:t xml:space="preserve">    const [bugId, commentId] = args as [number, number];</w:t>
+            </w:r>
+          </w:p>
+          <w:p>
+            <w:pPr>
+              <w:spacing w:line="228" w:lineRule="auto" w:after="0"/>
+              <w:ind w:firstLine="0" w:left="0"/>
+            </w:pPr>
+            <w:r>
+              <w:rPr>
+                <w:rFonts w:ascii="Courier New" w:hAnsi="Courier New" w:eastAsia="Courier New"/>
+                <w:b w:val="0"/>
+                <w:i w:val="0"/>
+                <w:sz w:val="16"/>
+              </w:rPr>
+              <w:t xml:space="preserve">    return { bugId, commentId };</w:t>
+            </w:r>
+          </w:p>
+          <w:p>
+            <w:pPr>
+              <w:spacing w:line="228" w:lineRule="auto" w:after="0"/>
+              <w:ind w:firstLine="0" w:left="0"/>
+            </w:pPr>
+            <w:r>
+              <w:rPr>
+                <w:rFonts w:ascii="Courier New" w:hAnsi="Courier New" w:eastAsia="Courier New"/>
+                <w:b w:val="0"/>
+                <w:i w:val="0"/>
+                <w:sz w:val="16"/>
+              </w:rPr>
+              <w:t xml:space="preserve">  },</w:t>
+            </w:r>
+          </w:p>
+          <w:p>
+            <w:pPr>
+              <w:spacing w:line="228" w:lineRule="auto" w:after="0"/>
+              <w:ind w:firstLine="0" w:left="0"/>
+            </w:pPr>
+            <w:r>
+              <w:rPr>
+                <w:rFonts w:ascii="Courier New" w:hAnsi="Courier New" w:eastAsia="Courier New"/>
+                <w:b w:val="0"/>
+                <w:i w:val="0"/>
+                <w:sz w:val="16"/>
+              </w:rPr>
+              <w:t>};</w:t>
+            </w:r>
+          </w:p>
+        </w:tc>
+      </w:tr>
+    </w:tbl>
+    <w:p>
+      <w:pPr>
+        <w:spacing w:after="40"/>
+      </w:pPr>
+    </w:p>
+    <w:p>
+      <w:pPr>
+        <w:spacing w:line="360" w:lineRule="auto"/>
+        <w:ind w:firstLine="709"/>
+        <w:jc w:val="both"/>
+      </w:pPr>
+      <w:r>
+        <w:rPr>
+          <w:rFonts w:ascii="Times New Roman" w:hAnsi="Times New Roman" w:eastAsia="Times New Roman"/>
+          <w:b w:val="0"/>
+          <w:i w:val="0"/>
+          <w:sz w:val="28"/>
+        </w:rPr>
+        <w:t>Команды на серверный хаб оформлены как effector-эффекты. Это делает работу с SignalR частью реактивной модели приложения и позволяет наблюдать за состоянием подписки тем же способом, что и за остальными доменными операциями.</w:t>
+      </w:r>
+    </w:p>
+    <w:tbl>
+      <w:tblPr>
+        <w:tblStyle w:val="TableGrid"/>
+        <w:tblW w:type="auto" w:w="0"/>
+        <w:jc w:val="center"/>
+        <w:tblLook w:firstColumn="1" w:firstRow="1" w:lastColumn="0" w:lastRow="0" w:noHBand="0" w:noVBand="1" w:val="04A0"/>
+      </w:tblPr>
+      <w:tblGrid>
+        <w:gridCol w:w="9355"/>
+      </w:tblGrid>
+      <w:tr>
+        <w:tc>
+          <w:tcPr>
+            <w:tcW w:type="dxa" w:w="8787"/>
+            <w:tcMar>
+              <w:top w:w="90" w:type="dxa"/>
+              <w:left w:w="90" w:type="dxa"/>
+              <w:bottom w:w="90" w:type="dxa"/>
+              <w:right w:w="90" w:type="dxa"/>
+            </w:tcMar>
+            <w:shd w:fill="F7F7F7"/>
+          </w:tcPr>
+          <w:p>
+            <w:pPr>
+              <w:spacing w:line="228" w:lineRule="auto" w:after="0"/>
+              <w:ind w:firstLine="0" w:left="0"/>
+            </w:pPr>
+            <w:r/>
+            <w:r>
+              <w:rPr>
+                <w:rFonts w:ascii="Courier New" w:hAnsi="Courier New" w:eastAsia="Courier New"/>
+                <w:b w:val="0"/>
+                <w:i w:val="0"/>
+                <w:sz w:val="16"/>
+              </w:rPr>
+              <w:t>export const joinReportFx = socket.createEffect(</w:t>
+            </w:r>
+          </w:p>
+          <w:p>
+            <w:pPr>
+              <w:spacing w:line="228" w:lineRule="auto" w:after="0"/>
+              <w:ind w:firstLine="0" w:left="0"/>
+            </w:pPr>
+            <w:r>
+              <w:rPr>
+                <w:rFonts w:ascii="Courier New" w:hAnsi="Courier New" w:eastAsia="Courier New"/>
+                <w:b w:val="0"/>
+                <w:i w:val="0"/>
+                <w:sz w:val="16"/>
+              </w:rPr>
+              <w:t xml:space="preserve">  async ({ conn, reportId }: { conn: HubConnection; reportId: string }) =&gt; {</w:t>
+            </w:r>
+          </w:p>
+          <w:p>
+            <w:pPr>
+              <w:spacing w:line="228" w:lineRule="auto" w:after="0"/>
+              <w:ind w:firstLine="0" w:left="0"/>
+            </w:pPr>
+            <w:r>
+              <w:rPr>
+                <w:rFonts w:ascii="Courier New" w:hAnsi="Courier New" w:eastAsia="Courier New"/>
+                <w:b w:val="0"/>
+                <w:i w:val="0"/>
+                <w:sz w:val="16"/>
+              </w:rPr>
+              <w:t xml:space="preserve">    await conn.invoke("JoinReportGroupAsync", reportId);</w:t>
+            </w:r>
+          </w:p>
+          <w:p>
+            <w:pPr>
+              <w:spacing w:line="228" w:lineRule="auto" w:after="0"/>
+              <w:ind w:firstLine="0" w:left="0"/>
+            </w:pPr>
+            <w:r>
+              <w:rPr>
+                <w:rFonts w:ascii="Courier New" w:hAnsi="Courier New" w:eastAsia="Courier New"/>
+                <w:b w:val="0"/>
+                <w:i w:val="0"/>
+                <w:sz w:val="16"/>
+              </w:rPr>
+              <w:t xml:space="preserve">  }</w:t>
+            </w:r>
+          </w:p>
+          <w:p>
+            <w:pPr>
+              <w:spacing w:line="228" w:lineRule="auto" w:after="0"/>
+              <w:ind w:firstLine="0" w:left="0"/>
+            </w:pPr>
+            <w:r>
+              <w:rPr>
+                <w:rFonts w:ascii="Courier New" w:hAnsi="Courier New" w:eastAsia="Courier New"/>
+                <w:b w:val="0"/>
+                <w:i w:val="0"/>
+                <w:sz w:val="16"/>
+              </w:rPr>
+              <w:t>);</w:t>
+            </w:r>
+          </w:p>
+          <w:p>
+            <w:pPr>
+              <w:spacing w:line="228" w:lineRule="auto" w:after="0"/>
+              <w:ind w:firstLine="0" w:left="0"/>
+            </w:pPr>
+            <w:r>
+              <w:rPr>
+                <w:rFonts w:ascii="Courier New" w:hAnsi="Courier New" w:eastAsia="Courier New"/>
+                <w:b w:val="0"/>
+                <w:i w:val="0"/>
+                <w:sz w:val="16"/>
+              </w:rPr>
+            </w:r>
+          </w:p>
+          <w:p>
+            <w:pPr>
+              <w:spacing w:line="228" w:lineRule="auto" w:after="0"/>
+              <w:ind w:firstLine="0" w:left="0"/>
+            </w:pPr>
+            <w:r>
+              <w:rPr>
+                <w:rFonts w:ascii="Courier New" w:hAnsi="Courier New" w:eastAsia="Courier New"/>
+                <w:b w:val="0"/>
+                <w:i w:val="0"/>
+                <w:sz w:val="16"/>
+              </w:rPr>
+              <w:t>export const leaveReportFx = socket.createEffect(</w:t>
+            </w:r>
+          </w:p>
+          <w:p>
+            <w:pPr>
+              <w:spacing w:line="228" w:lineRule="auto" w:after="0"/>
+              <w:ind w:firstLine="0" w:left="0"/>
+            </w:pPr>
+            <w:r>
+              <w:rPr>
+                <w:rFonts w:ascii="Courier New" w:hAnsi="Courier New" w:eastAsia="Courier New"/>
+                <w:b w:val="0"/>
+                <w:i w:val="0"/>
+                <w:sz w:val="16"/>
+              </w:rPr>
+              <w:t xml:space="preserve">  async ({ conn, reportId }: { conn: HubConnection; reportId: string }) =&gt; {</w:t>
+            </w:r>
+          </w:p>
+          <w:p>
+            <w:pPr>
+              <w:spacing w:line="228" w:lineRule="auto" w:after="0"/>
+              <w:ind w:firstLine="0" w:left="0"/>
+            </w:pPr>
+            <w:r>
+              <w:rPr>
+                <w:rFonts w:ascii="Courier New" w:hAnsi="Courier New" w:eastAsia="Courier New"/>
+                <w:b w:val="0"/>
+                <w:i w:val="0"/>
+                <w:sz w:val="16"/>
+              </w:rPr>
+              <w:t xml:space="preserve">    await conn.invoke("LeaveReportGroupAsync", reportId);</w:t>
+            </w:r>
+          </w:p>
+          <w:p>
+            <w:pPr>
+              <w:spacing w:line="228" w:lineRule="auto" w:after="0"/>
+              <w:ind w:firstLine="0" w:left="0"/>
+            </w:pPr>
+            <w:r>
+              <w:rPr>
+                <w:rFonts w:ascii="Courier New" w:hAnsi="Courier New" w:eastAsia="Courier New"/>
+                <w:b w:val="0"/>
+                <w:i w:val="0"/>
+                <w:sz w:val="16"/>
+              </w:rPr>
+              <w:t xml:space="preserve">  }</w:t>
+            </w:r>
+          </w:p>
+          <w:p>
+            <w:pPr>
+              <w:spacing w:line="228" w:lineRule="auto" w:after="0"/>
+              <w:ind w:firstLine="0" w:left="0"/>
+            </w:pPr>
+            <w:r>
+              <w:rPr>
+                <w:rFonts w:ascii="Courier New" w:hAnsi="Courier New" w:eastAsia="Courier New"/>
+                <w:b w:val="0"/>
+                <w:i w:val="0"/>
+                <w:sz w:val="16"/>
+              </w:rPr>
+              <w:t>);</w:t>
+            </w:r>
+          </w:p>
+        </w:tc>
+      </w:tr>
+    </w:tbl>
+    <w:p>
+      <w:pPr>
+        <w:spacing w:after="40"/>
+      </w:pPr>
+    </w:p>
+    <w:p>
+      <w:pPr>
+        <w:spacing w:line="360" w:lineRule="auto"/>
+        <w:ind w:firstLine="709"/>
+        <w:jc w:val="left"/>
+      </w:pPr>
+      <w:r>
+        <w:rPr>
+          <w:rFonts w:ascii="Times New Roman" w:hAnsi="Times New Roman" w:eastAsia="Times New Roman"/>
+          <w:b w:val="0"/>
+          <w:i w:val="0"/>
+          <w:sz w:val="28"/>
+        </w:rPr>
+        <w:t xml:space="preserve">Инициализация соединения построена как единая последовательность: создается </w:t>
+      </w:r>
+      <w:r>
+        <w:rPr>
+          <w:rFonts w:ascii="Courier New" w:hAnsi="Courier New" w:eastAsia="Courier New"/>
+          <w:b w:val="0"/>
+          <w:i w:val="0"/>
+          <w:sz w:val="28"/>
+        </w:rPr>
+        <w:t>HubConnection</w:t>
+      </w:r>
+      <w:r>
+        <w:rPr>
+          <w:rFonts w:ascii="Times New Roman" w:hAnsi="Times New Roman" w:eastAsia="Times New Roman"/>
+          <w:b w:val="0"/>
+          <w:i w:val="0"/>
+          <w:sz w:val="28"/>
+        </w:rPr>
+        <w:t xml:space="preserve">, по перечислению </w:t>
+      </w:r>
+      <w:r>
+        <w:rPr>
+          <w:rFonts w:ascii="Courier New" w:hAnsi="Courier New" w:eastAsia="Courier New"/>
+          <w:b w:val="0"/>
+          <w:i w:val="0"/>
+          <w:sz w:val="28"/>
+        </w:rPr>
+        <w:t>SocketEvent</w:t>
+      </w:r>
+      <w:r>
+        <w:rPr>
+          <w:rFonts w:ascii="Times New Roman" w:hAnsi="Times New Roman" w:eastAsia="Times New Roman"/>
+          <w:b w:val="0"/>
+          <w:i w:val="0"/>
+          <w:sz w:val="28"/>
+        </w:rPr>
+        <w:t xml:space="preserve"> регистрируется единый набор обработчиков с поддержкой кастомных парсеров, подписки на системные события </w:t>
+      </w:r>
+      <w:r>
+        <w:rPr>
+          <w:rFonts w:ascii="Courier New" w:hAnsi="Courier New" w:eastAsia="Courier New"/>
+          <w:b w:val="0"/>
+          <w:i w:val="0"/>
+          <w:sz w:val="28"/>
+        </w:rPr>
+        <w:t>onreconnected</w:t>
+      </w:r>
+      <w:r>
+        <w:rPr>
+          <w:rFonts w:ascii="Times New Roman" w:hAnsi="Times New Roman" w:eastAsia="Times New Roman"/>
+          <w:b w:val="0"/>
+          <w:i w:val="0"/>
+          <w:sz w:val="28"/>
+        </w:rPr>
+        <w:t xml:space="preserve"> и </w:t>
+      </w:r>
+      <w:r>
+        <w:rPr>
+          <w:rFonts w:ascii="Courier New" w:hAnsi="Courier New" w:eastAsia="Courier New"/>
+          <w:b w:val="0"/>
+          <w:i w:val="0"/>
+          <w:sz w:val="28"/>
+        </w:rPr>
+        <w:t>onclose</w:t>
+      </w:r>
+      <w:r>
+        <w:rPr>
+          <w:rFonts w:ascii="Times New Roman" w:hAnsi="Times New Roman" w:eastAsia="Times New Roman"/>
+          <w:b w:val="0"/>
+          <w:i w:val="0"/>
+          <w:sz w:val="28"/>
+        </w:rPr>
+        <w:t xml:space="preserve"> обеспечивают восстановление и корректную очистку. Защита через </w:t>
+      </w:r>
+      <w:r>
+        <w:rPr>
+          <w:rFonts w:ascii="Courier New" w:hAnsi="Courier New" w:eastAsia="Courier New"/>
+          <w:b w:val="0"/>
+          <w:i w:val="0"/>
+          <w:sz w:val="28"/>
+        </w:rPr>
+        <w:t>initPromise</w:t>
+      </w:r>
+      <w:r>
+        <w:rPr>
+          <w:rFonts w:ascii="Times New Roman" w:hAnsi="Times New Roman" w:eastAsia="Times New Roman"/>
+          <w:b w:val="0"/>
+          <w:i w:val="0"/>
+          <w:sz w:val="28"/>
+        </w:rPr>
+        <w:t xml:space="preserve"> исключает повторную параллельную инициализацию.</w:t>
+      </w:r>
+    </w:p>
+    <w:tbl>
+      <w:tblPr>
+        <w:tblStyle w:val="TableGrid"/>
+        <w:tblW w:type="auto" w:w="0"/>
+        <w:jc w:val="center"/>
+        <w:tblLook w:firstColumn="1" w:firstRow="1" w:lastColumn="0" w:lastRow="0" w:noHBand="0" w:noVBand="1" w:val="04A0"/>
+      </w:tblPr>
+      <w:tblGrid>
+        <w:gridCol w:w="9355"/>
+      </w:tblGrid>
+      <w:tr>
+        <w:tc>
+          <w:tcPr>
+            <w:tcW w:type="dxa" w:w="8787"/>
+            <w:tcMar>
+              <w:top w:w="90" w:type="dxa"/>
+              <w:left w:w="90" w:type="dxa"/>
+              <w:bottom w:w="90" w:type="dxa"/>
+              <w:right w:w="90" w:type="dxa"/>
+            </w:tcMar>
+            <w:shd w:fill="F7F7F7"/>
+          </w:tcPr>
+          <w:p>
+            <w:pPr>
+              <w:spacing w:line="228" w:lineRule="auto" w:after="0"/>
+              <w:ind w:firstLine="0" w:left="0"/>
+            </w:pPr>
+            <w:r/>
+            <w:r>
+              <w:rPr>
+                <w:rFonts w:ascii="Courier New" w:hAnsi="Courier New" w:eastAsia="Courier New"/>
+                <w:b w:val="0"/>
+                <w:i w:val="0"/>
+                <w:sz w:val="16"/>
+              </w:rPr>
+              <w:t>export const initSocketFx = socket.createEffect(async () =&gt; {</w:t>
+            </w:r>
+          </w:p>
+          <w:p>
+            <w:pPr>
+              <w:spacing w:line="228" w:lineRule="auto" w:after="0"/>
+              <w:ind w:firstLine="0" w:left="0"/>
+            </w:pPr>
+            <w:r>
+              <w:rPr>
+                <w:rFonts w:ascii="Courier New" w:hAnsi="Courier New" w:eastAsia="Courier New"/>
+                <w:b w:val="0"/>
+                <w:i w:val="0"/>
+                <w:sz w:val="16"/>
+              </w:rPr>
+              <w:t xml:space="preserve">  const currentConn = $connection.getState();</w:t>
+            </w:r>
+          </w:p>
+          <w:p>
+            <w:pPr>
+              <w:spacing w:line="228" w:lineRule="auto" w:after="0"/>
+              <w:ind w:firstLine="0" w:left="0"/>
+            </w:pPr>
+            <w:r>
+              <w:rPr>
+                <w:rFonts w:ascii="Courier New" w:hAnsi="Courier New" w:eastAsia="Courier New"/>
+                <w:b w:val="0"/>
+                <w:i w:val="0"/>
+                <w:sz w:val="16"/>
+              </w:rPr>
+              <w:t xml:space="preserve">  if (currentConn &amp;&amp; currentConn.state !== HubConnectionState.Disconnected) {</w:t>
+            </w:r>
+          </w:p>
+          <w:p>
+            <w:pPr>
+              <w:spacing w:line="228" w:lineRule="auto" w:after="0"/>
+              <w:ind w:firstLine="0" w:left="0"/>
+            </w:pPr>
+            <w:r>
+              <w:rPr>
+                <w:rFonts w:ascii="Courier New" w:hAnsi="Courier New" w:eastAsia="Courier New"/>
+                <w:b w:val="0"/>
+                <w:i w:val="0"/>
+                <w:sz w:val="16"/>
+              </w:rPr>
+              <w:t xml:space="preserve">    return;</w:t>
+            </w:r>
+          </w:p>
+          <w:p>
+            <w:pPr>
+              <w:spacing w:line="228" w:lineRule="auto" w:after="0"/>
+              <w:ind w:firstLine="0" w:left="0"/>
+            </w:pPr>
+            <w:r>
+              <w:rPr>
+                <w:rFonts w:ascii="Courier New" w:hAnsi="Courier New" w:eastAsia="Courier New"/>
+                <w:b w:val="0"/>
+                <w:i w:val="0"/>
+                <w:sz w:val="16"/>
+              </w:rPr>
+              <w:t xml:space="preserve">  }</w:t>
+            </w:r>
+          </w:p>
+          <w:p>
+            <w:pPr>
+              <w:spacing w:line="228" w:lineRule="auto" w:after="0"/>
+              <w:ind w:firstLine="0" w:left="0"/>
+            </w:pPr>
+            <w:r>
+              <w:rPr>
+                <w:rFonts w:ascii="Courier New" w:hAnsi="Courier New" w:eastAsia="Courier New"/>
+                <w:b w:val="0"/>
+                <w:i w:val="0"/>
+                <w:sz w:val="16"/>
+              </w:rPr>
+            </w:r>
+          </w:p>
+          <w:p>
+            <w:pPr>
+              <w:spacing w:line="228" w:lineRule="auto" w:after="0"/>
+              <w:ind w:firstLine="0" w:left="0"/>
+            </w:pPr>
+            <w:r>
+              <w:rPr>
+                <w:rFonts w:ascii="Courier New" w:hAnsi="Courier New" w:eastAsia="Courier New"/>
+                <w:b w:val="0"/>
+                <w:i w:val="0"/>
+                <w:sz w:val="16"/>
+              </w:rPr>
+              <w:t xml:space="preserve">  if (initPromise) {</w:t>
+            </w:r>
+          </w:p>
+          <w:p>
+            <w:pPr>
+              <w:spacing w:line="228" w:lineRule="auto" w:after="0"/>
+              <w:ind w:firstLine="0" w:left="0"/>
+            </w:pPr>
+            <w:r>
+              <w:rPr>
+                <w:rFonts w:ascii="Courier New" w:hAnsi="Courier New" w:eastAsia="Courier New"/>
+                <w:b w:val="0"/>
+                <w:i w:val="0"/>
+                <w:sz w:val="16"/>
+              </w:rPr>
+              <w:t xml:space="preserve">    await initPromise;</w:t>
+            </w:r>
+          </w:p>
+          <w:p>
+            <w:pPr>
+              <w:spacing w:line="228" w:lineRule="auto" w:after="0"/>
+              <w:ind w:firstLine="0" w:left="0"/>
+            </w:pPr>
+            <w:r>
+              <w:rPr>
+                <w:rFonts w:ascii="Courier New" w:hAnsi="Courier New" w:eastAsia="Courier New"/>
+                <w:b w:val="0"/>
+                <w:i w:val="0"/>
+                <w:sz w:val="16"/>
+              </w:rPr>
+              <w:t xml:space="preserve">    return;</w:t>
+            </w:r>
+          </w:p>
+          <w:p>
+            <w:pPr>
+              <w:spacing w:line="228" w:lineRule="auto" w:after="0"/>
+              <w:ind w:firstLine="0" w:left="0"/>
+            </w:pPr>
+            <w:r>
+              <w:rPr>
+                <w:rFonts w:ascii="Courier New" w:hAnsi="Courier New" w:eastAsia="Courier New"/>
+                <w:b w:val="0"/>
+                <w:i w:val="0"/>
+                <w:sz w:val="16"/>
+              </w:rPr>
+              <w:t xml:space="preserve">  }</w:t>
+            </w:r>
+          </w:p>
+          <w:p>
+            <w:pPr>
+              <w:spacing w:line="228" w:lineRule="auto" w:after="0"/>
+              <w:ind w:firstLine="0" w:left="0"/>
+            </w:pPr>
+            <w:r>
+              <w:rPr>
+                <w:rFonts w:ascii="Courier New" w:hAnsi="Courier New" w:eastAsia="Courier New"/>
+                <w:b w:val="0"/>
+                <w:i w:val="0"/>
+                <w:sz w:val="16"/>
+              </w:rPr>
+            </w:r>
+          </w:p>
+          <w:p>
+            <w:pPr>
+              <w:spacing w:line="228" w:lineRule="auto" w:after="0"/>
+              <w:ind w:firstLine="0" w:left="0"/>
+            </w:pPr>
+            <w:r>
+              <w:rPr>
+                <w:rFonts w:ascii="Courier New" w:hAnsi="Courier New" w:eastAsia="Courier New"/>
+                <w:b w:val="0"/>
+                <w:i w:val="0"/>
+                <w:sz w:val="16"/>
+              </w:rPr>
+              <w:t xml:space="preserve">  initPromise = (async () =&gt; {</w:t>
+            </w:r>
+          </w:p>
+          <w:p>
+            <w:pPr>
+              <w:spacing w:line="228" w:lineRule="auto" w:after="0"/>
+              <w:ind w:firstLine="0" w:left="0"/>
+            </w:pPr>
+            <w:r>
+              <w:rPr>
+                <w:rFonts w:ascii="Courier New" w:hAnsi="Courier New" w:eastAsia="Courier New"/>
+                <w:b w:val="0"/>
+                <w:i w:val="0"/>
+                <w:sz w:val="16"/>
+              </w:rPr>
+              <w:t xml:space="preserve">    const conn = buildConnection();</w:t>
+            </w:r>
+          </w:p>
+          <w:p>
+            <w:pPr>
+              <w:spacing w:line="228" w:lineRule="auto" w:after="0"/>
+              <w:ind w:firstLine="0" w:left="0"/>
+            </w:pPr>
+            <w:r>
+              <w:rPr>
+                <w:rFonts w:ascii="Courier New" w:hAnsi="Courier New" w:eastAsia="Courier New"/>
+                <w:b w:val="0"/>
+                <w:i w:val="0"/>
+                <w:sz w:val="16"/>
+              </w:rPr>
+              <w:t xml:space="preserve">    const handlers = new Map&lt;SocketEvent, (p: unknown) =&gt; void&gt;();</w:t>
+            </w:r>
+          </w:p>
+          <w:p>
+            <w:pPr>
+              <w:spacing w:line="228" w:lineRule="auto" w:after="0"/>
+              <w:ind w:firstLine="0" w:left="0"/>
+            </w:pPr>
+            <w:r>
+              <w:rPr>
+                <w:rFonts w:ascii="Courier New" w:hAnsi="Courier New" w:eastAsia="Courier New"/>
+                <w:b w:val="0"/>
+                <w:i w:val="0"/>
+                <w:sz w:val="16"/>
+              </w:rPr>
+            </w:r>
+          </w:p>
+          <w:p>
+            <w:pPr>
+              <w:spacing w:line="228" w:lineRule="auto" w:after="0"/>
+              <w:ind w:firstLine="0" w:left="0"/>
+            </w:pPr>
+            <w:r>
+              <w:rPr>
+                <w:rFonts w:ascii="Courier New" w:hAnsi="Courier New" w:eastAsia="Courier New"/>
+                <w:b w:val="0"/>
+                <w:i w:val="0"/>
+                <w:sz w:val="16"/>
+              </w:rPr>
+              <w:t xml:space="preserve">    Object.values(SocketEvent).forEach((event) =&gt; {</w:t>
+            </w:r>
+          </w:p>
+          <w:p>
+            <w:pPr>
+              <w:spacing w:line="228" w:lineRule="auto" w:after="0"/>
+              <w:ind w:firstLine="0" w:left="0"/>
+            </w:pPr>
+            <w:r>
+              <w:rPr>
+                <w:rFonts w:ascii="Courier New" w:hAnsi="Courier New" w:eastAsia="Courier New"/>
+                <w:b w:val="0"/>
+                <w:i w:val="0"/>
+                <w:sz w:val="16"/>
+              </w:rPr>
+              <w:t xml:space="preserve">      const customParser = customParsers[event];</w:t>
+            </w:r>
+          </w:p>
+          <w:p>
+            <w:pPr>
+              <w:spacing w:line="228" w:lineRule="auto" w:after="0"/>
+              <w:ind w:firstLine="0" w:left="0"/>
+            </w:pPr>
+            <w:r>
+              <w:rPr>
+                <w:rFonts w:ascii="Courier New" w:hAnsi="Courier New" w:eastAsia="Courier New"/>
+                <w:b w:val="0"/>
+                <w:i w:val="0"/>
+                <w:sz w:val="16"/>
+              </w:rPr>
+              <w:t xml:space="preserve">      const handler = (...args: unknown[]) =&gt; {</w:t>
+            </w:r>
+          </w:p>
+          <w:p>
+            <w:pPr>
+              <w:spacing w:line="228" w:lineRule="auto" w:after="0"/>
+              <w:ind w:firstLine="0" w:left="0"/>
+            </w:pPr>
+            <w:r>
+              <w:rPr>
+                <w:rFonts w:ascii="Courier New" w:hAnsi="Courier New" w:eastAsia="Courier New"/>
+                <w:b w:val="0"/>
+                <w:i w:val="0"/>
+                <w:sz w:val="16"/>
+              </w:rPr>
+              <w:t xml:space="preserve">        const payload = customParser</w:t>
+            </w:r>
+          </w:p>
+          <w:p>
+            <w:pPr>
+              <w:spacing w:line="228" w:lineRule="auto" w:after="0"/>
+              <w:ind w:firstLine="0" w:left="0"/>
+            </w:pPr>
+            <w:r>
+              <w:rPr>
+                <w:rFonts w:ascii="Courier New" w:hAnsi="Courier New" w:eastAsia="Courier New"/>
+                <w:b w:val="0"/>
+                <w:i w:val="0"/>
+                <w:sz w:val="16"/>
+              </w:rPr>
+              <w:t xml:space="preserve">          ? customParser(...args)</w:t>
+            </w:r>
+          </w:p>
+          <w:p>
+            <w:pPr>
+              <w:spacing w:line="228" w:lineRule="auto" w:after="0"/>
+              <w:ind w:firstLine="0" w:left="0"/>
+            </w:pPr>
+            <w:r>
+              <w:rPr>
+                <w:rFonts w:ascii="Courier New" w:hAnsi="Courier New" w:eastAsia="Courier New"/>
+                <w:b w:val="0"/>
+                <w:i w:val="0"/>
+                <w:sz w:val="16"/>
+              </w:rPr>
+              <w:t xml:space="preserve">          : (args[0] as SocketPayload[SocketEvent]);</w:t>
+            </w:r>
+          </w:p>
+          <w:p>
+            <w:pPr>
+              <w:spacing w:line="228" w:lineRule="auto" w:after="0"/>
+              <w:ind w:firstLine="0" w:left="0"/>
+            </w:pPr>
+            <w:r>
+              <w:rPr>
+                <w:rFonts w:ascii="Courier New" w:hAnsi="Courier New" w:eastAsia="Courier New"/>
+                <w:b w:val="0"/>
+                <w:i w:val="0"/>
+                <w:sz w:val="16"/>
+              </w:rPr>
+              <w:t xml:space="preserve">        socketEventReceived({ type: event, payload });</w:t>
+            </w:r>
+          </w:p>
+          <w:p>
+            <w:pPr>
+              <w:spacing w:line="228" w:lineRule="auto" w:after="0"/>
+              <w:ind w:firstLine="0" w:left="0"/>
+            </w:pPr>
+            <w:r>
+              <w:rPr>
+                <w:rFonts w:ascii="Courier New" w:hAnsi="Courier New" w:eastAsia="Courier New"/>
+                <w:b w:val="0"/>
+                <w:i w:val="0"/>
+                <w:sz w:val="16"/>
+              </w:rPr>
+              <w:t xml:space="preserve">      };</w:t>
+            </w:r>
+          </w:p>
+          <w:p>
+            <w:pPr>
+              <w:spacing w:line="228" w:lineRule="auto" w:after="0"/>
+              <w:ind w:firstLine="0" w:left="0"/>
+            </w:pPr>
+            <w:r>
+              <w:rPr>
+                <w:rFonts w:ascii="Courier New" w:hAnsi="Courier New" w:eastAsia="Courier New"/>
+                <w:b w:val="0"/>
+                <w:i w:val="0"/>
+                <w:sz w:val="16"/>
+              </w:rPr>
+              <w:t xml:space="preserve">      conn.on(event, handler);</w:t>
+            </w:r>
+          </w:p>
+          <w:p>
+            <w:pPr>
+              <w:spacing w:line="228" w:lineRule="auto" w:after="0"/>
+              <w:ind w:firstLine="0" w:left="0"/>
+            </w:pPr>
+            <w:r>
+              <w:rPr>
+                <w:rFonts w:ascii="Courier New" w:hAnsi="Courier New" w:eastAsia="Courier New"/>
+                <w:b w:val="0"/>
+                <w:i w:val="0"/>
+                <w:sz w:val="16"/>
+              </w:rPr>
+              <w:t xml:space="preserve">      handlers.set(event, handler);</w:t>
+            </w:r>
+          </w:p>
+          <w:p>
+            <w:pPr>
+              <w:spacing w:line="228" w:lineRule="auto" w:after="0"/>
+              <w:ind w:firstLine="0" w:left="0"/>
+            </w:pPr>
+            <w:r>
+              <w:rPr>
+                <w:rFonts w:ascii="Courier New" w:hAnsi="Courier New" w:eastAsia="Courier New"/>
+                <w:b w:val="0"/>
+                <w:i w:val="0"/>
+                <w:sz w:val="16"/>
+              </w:rPr>
+              <w:t xml:space="preserve">    });</w:t>
+            </w:r>
+          </w:p>
+          <w:p>
+            <w:pPr>
+              <w:spacing w:line="228" w:lineRule="auto" w:after="0"/>
+              <w:ind w:firstLine="0" w:left="0"/>
+            </w:pPr>
+            <w:r>
+              <w:rPr>
+                <w:rFonts w:ascii="Courier New" w:hAnsi="Courier New" w:eastAsia="Courier New"/>
+                <w:b w:val="0"/>
+                <w:i w:val="0"/>
+                <w:sz w:val="16"/>
+              </w:rPr>
+            </w:r>
+          </w:p>
+          <w:p>
+            <w:pPr>
+              <w:spacing w:line="228" w:lineRule="auto" w:after="0"/>
+              <w:ind w:firstLine="0" w:left="0"/>
+            </w:pPr>
+            <w:r>
+              <w:rPr>
+                <w:rFonts w:ascii="Courier New" w:hAnsi="Courier New" w:eastAsia="Courier New"/>
+                <w:b w:val="0"/>
+                <w:i w:val="0"/>
+                <w:sz w:val="16"/>
+              </w:rPr>
+              <w:t xml:space="preserve">    conn.onreconnected((connectionId) =&gt; {</w:t>
+            </w:r>
+          </w:p>
+          <w:p>
+            <w:pPr>
+              <w:spacing w:line="228" w:lineRule="auto" w:after="0"/>
+              <w:ind w:firstLine="0" w:left="0"/>
+            </w:pPr>
+            <w:r>
+              <w:rPr>
+                <w:rFonts w:ascii="Courier New" w:hAnsi="Courier New" w:eastAsia="Courier New"/>
+                <w:b w:val="0"/>
+                <w:i w:val="0"/>
+                <w:sz w:val="16"/>
+              </w:rPr>
+              <w:t xml:space="preserve">      connectionReconnected();</w:t>
+            </w:r>
+          </w:p>
+          <w:p>
+            <w:pPr>
+              <w:spacing w:line="228" w:lineRule="auto" w:after="0"/>
+              <w:ind w:firstLine="0" w:left="0"/>
+            </w:pPr>
+            <w:r>
+              <w:rPr>
+                <w:rFonts w:ascii="Courier New" w:hAnsi="Courier New" w:eastAsia="Courier New"/>
+                <w:b w:val="0"/>
+                <w:i w:val="0"/>
+                <w:sz w:val="16"/>
+              </w:rPr>
+              <w:t xml:space="preserve">      setSignalRConnectionId(connectionId ?? null);</w:t>
+            </w:r>
+          </w:p>
+          <w:p>
+            <w:pPr>
+              <w:spacing w:line="228" w:lineRule="auto" w:after="0"/>
+              <w:ind w:firstLine="0" w:left="0"/>
+            </w:pPr>
+            <w:r>
+              <w:rPr>
+                <w:rFonts w:ascii="Courier New" w:hAnsi="Courier New" w:eastAsia="Courier New"/>
+                <w:b w:val="0"/>
+                <w:i w:val="0"/>
+                <w:sz w:val="16"/>
+              </w:rPr>
+              <w:t xml:space="preserve">      void refreshConnectionDiagnostics(conn);</w:t>
+            </w:r>
+          </w:p>
+          <w:p>
+            <w:pPr>
+              <w:spacing w:line="228" w:lineRule="auto" w:after="0"/>
+              <w:ind w:firstLine="0" w:left="0"/>
+            </w:pPr>
+            <w:r>
+              <w:rPr>
+                <w:rFonts w:ascii="Courier New" w:hAnsi="Courier New" w:eastAsia="Courier New"/>
+                <w:b w:val="0"/>
+                <w:i w:val="0"/>
+                <w:sz w:val="16"/>
+              </w:rPr>
+              <w:t xml:space="preserve">    });</w:t>
+            </w:r>
+          </w:p>
+          <w:p>
+            <w:pPr>
+              <w:spacing w:line="228" w:lineRule="auto" w:after="0"/>
+              <w:ind w:firstLine="0" w:left="0"/>
+            </w:pPr>
+            <w:r>
+              <w:rPr>
+                <w:rFonts w:ascii="Courier New" w:hAnsi="Courier New" w:eastAsia="Courier New"/>
+                <w:b w:val="0"/>
+                <w:i w:val="0"/>
+                <w:sz w:val="16"/>
+              </w:rPr>
+            </w:r>
+          </w:p>
+          <w:p>
+            <w:pPr>
+              <w:spacing w:line="228" w:lineRule="auto" w:after="0"/>
+              <w:ind w:firstLine="0" w:left="0"/>
+            </w:pPr>
+            <w:r>
+              <w:rPr>
+                <w:rFonts w:ascii="Courier New" w:hAnsi="Courier New" w:eastAsia="Courier New"/>
+                <w:b w:val="0"/>
+                <w:i w:val="0"/>
+                <w:sz w:val="16"/>
+              </w:rPr>
+              <w:t xml:space="preserve">    conn.onclose((e) =&gt; {</w:t>
+            </w:r>
+          </w:p>
+          <w:p>
+            <w:pPr>
+              <w:spacing w:line="228" w:lineRule="auto" w:after="0"/>
+              <w:ind w:firstLine="0" w:left="0"/>
+            </w:pPr>
+            <w:r>
+              <w:rPr>
+                <w:rFonts w:ascii="Courier New" w:hAnsi="Courier New" w:eastAsia="Courier New"/>
+                <w:b w:val="0"/>
+                <w:i w:val="0"/>
+                <w:sz w:val="16"/>
+              </w:rPr>
+              <w:t xml:space="preserve">      handlers.forEach((h, ev) =&gt; conn.off(ev, h));</w:t>
+            </w:r>
+          </w:p>
+          <w:p>
+            <w:pPr>
+              <w:spacing w:line="228" w:lineRule="auto" w:after="0"/>
+              <w:ind w:firstLine="0" w:left="0"/>
+            </w:pPr>
+            <w:r>
+              <w:rPr>
+                <w:rFonts w:ascii="Courier New" w:hAnsi="Courier New" w:eastAsia="Courier New"/>
+                <w:b w:val="0"/>
+                <w:i w:val="0"/>
+                <w:sz w:val="16"/>
+              </w:rPr>
+              <w:t xml:space="preserve">      if ($connection.getState() === (conn as ConnectionReady)) {</w:t>
+            </w:r>
+          </w:p>
+          <w:p>
+            <w:pPr>
+              <w:spacing w:line="228" w:lineRule="auto" w:after="0"/>
+              <w:ind w:firstLine="0" w:left="0"/>
+            </w:pPr>
+            <w:r>
+              <w:rPr>
+                <w:rFonts w:ascii="Courier New" w:hAnsi="Courier New" w:eastAsia="Courier New"/>
+                <w:b w:val="0"/>
+                <w:i w:val="0"/>
+                <w:sz w:val="16"/>
+              </w:rPr>
+              <w:t xml:space="preserve">        connectionClosed(e);</w:t>
+            </w:r>
+          </w:p>
+          <w:p>
+            <w:pPr>
+              <w:spacing w:line="228" w:lineRule="auto" w:after="0"/>
+              <w:ind w:firstLine="0" w:left="0"/>
+            </w:pPr>
+            <w:r>
+              <w:rPr>
+                <w:rFonts w:ascii="Courier New" w:hAnsi="Courier New" w:eastAsia="Courier New"/>
+                <w:b w:val="0"/>
+                <w:i w:val="0"/>
+                <w:sz w:val="16"/>
+              </w:rPr>
+              <w:t xml:space="preserve">        setSignalRConnectionId(null);</w:t>
+            </w:r>
+          </w:p>
+          <w:p>
+            <w:pPr>
+              <w:spacing w:line="228" w:lineRule="auto" w:after="0"/>
+              <w:ind w:firstLine="0" w:left="0"/>
+            </w:pPr>
+            <w:r>
+              <w:rPr>
+                <w:rFonts w:ascii="Courier New" w:hAnsi="Courier New" w:eastAsia="Courier New"/>
+                <w:b w:val="0"/>
+                <w:i w:val="0"/>
+                <w:sz w:val="16"/>
+              </w:rPr>
+              <w:t xml:space="preserve">      }</w:t>
+            </w:r>
+          </w:p>
+          <w:p>
+            <w:pPr>
+              <w:spacing w:line="228" w:lineRule="auto" w:after="0"/>
+              <w:ind w:firstLine="0" w:left="0"/>
+            </w:pPr>
+            <w:r>
+              <w:rPr>
+                <w:rFonts w:ascii="Courier New" w:hAnsi="Courier New" w:eastAsia="Courier New"/>
+                <w:b w:val="0"/>
+                <w:i w:val="0"/>
+                <w:sz w:val="16"/>
+              </w:rPr>
+              <w:t xml:space="preserve">    });</w:t>
+            </w:r>
+          </w:p>
+          <w:p>
+            <w:pPr>
+              <w:spacing w:line="228" w:lineRule="auto" w:after="0"/>
+              <w:ind w:firstLine="0" w:left="0"/>
+            </w:pPr>
+            <w:r>
+              <w:rPr>
+                <w:rFonts w:ascii="Courier New" w:hAnsi="Courier New" w:eastAsia="Courier New"/>
+                <w:b w:val="0"/>
+                <w:i w:val="0"/>
+                <w:sz w:val="16"/>
+              </w:rPr>
+            </w:r>
+          </w:p>
+          <w:p>
+            <w:pPr>
+              <w:spacing w:line="228" w:lineRule="auto" w:after="0"/>
+              <w:ind w:firstLine="0" w:left="0"/>
+            </w:pPr>
+            <w:r>
+              <w:rPr>
+                <w:rFonts w:ascii="Courier New" w:hAnsi="Courier New" w:eastAsia="Courier New"/>
+                <w:b w:val="0"/>
+                <w:i w:val="0"/>
+                <w:sz w:val="16"/>
+              </w:rPr>
+              <w:t xml:space="preserve">    try {</w:t>
+            </w:r>
+          </w:p>
+          <w:p>
+            <w:pPr>
+              <w:spacing w:line="228" w:lineRule="auto" w:after="0"/>
+              <w:ind w:firstLine="0" w:left="0"/>
+            </w:pPr>
+            <w:r>
+              <w:rPr>
+                <w:rFonts w:ascii="Courier New" w:hAnsi="Courier New" w:eastAsia="Courier New"/>
+                <w:b w:val="0"/>
+                <w:i w:val="0"/>
+                <w:sz w:val="16"/>
+              </w:rPr>
+              <w:t xml:space="preserve">      await startConnection(conn);</w:t>
+            </w:r>
+          </w:p>
+          <w:p>
+            <w:pPr>
+              <w:spacing w:line="228" w:lineRule="auto" w:after="0"/>
+              <w:ind w:firstLine="0" w:left="0"/>
+            </w:pPr>
+            <w:r>
+              <w:rPr>
+                <w:rFonts w:ascii="Courier New" w:hAnsi="Courier New" w:eastAsia="Courier New"/>
+                <w:b w:val="0"/>
+                <w:i w:val="0"/>
+                <w:sz w:val="16"/>
+              </w:rPr>
+              <w:t xml:space="preserve">      connectionStarted(</w:t>
+            </w:r>
+          </w:p>
+          <w:p>
+            <w:pPr>
+              <w:spacing w:line="228" w:lineRule="auto" w:after="0"/>
+              <w:ind w:firstLine="0" w:left="0"/>
+            </w:pPr>
+            <w:r>
+              <w:rPr>
+                <w:rFonts w:ascii="Courier New" w:hAnsi="Courier New" w:eastAsia="Courier New"/>
+                <w:b w:val="0"/>
+                <w:i w:val="0"/>
+                <w:sz w:val="16"/>
+              </w:rPr>
+              <w:t xml:space="preserve">        Object.assign(conn, { started: true }) as ConnectionReady</w:t>
+            </w:r>
+          </w:p>
+          <w:p>
+            <w:pPr>
+              <w:spacing w:line="228" w:lineRule="auto" w:after="0"/>
+              <w:ind w:firstLine="0" w:left="0"/>
+            </w:pPr>
+            <w:r>
+              <w:rPr>
+                <w:rFonts w:ascii="Courier New" w:hAnsi="Courier New" w:eastAsia="Courier New"/>
+                <w:b w:val="0"/>
+                <w:i w:val="0"/>
+                <w:sz w:val="16"/>
+              </w:rPr>
+              <w:t xml:space="preserve">      );</w:t>
+            </w:r>
+          </w:p>
+          <w:p>
+            <w:pPr>
+              <w:spacing w:line="228" w:lineRule="auto" w:after="0"/>
+              <w:ind w:firstLine="0" w:left="0"/>
+            </w:pPr>
+            <w:r>
+              <w:rPr>
+                <w:rFonts w:ascii="Courier New" w:hAnsi="Courier New" w:eastAsia="Courier New"/>
+                <w:b w:val="0"/>
+                <w:i w:val="0"/>
+                <w:sz w:val="16"/>
+              </w:rPr>
+              <w:t xml:space="preserve">      await refreshConnectionDiagnostics(conn);</w:t>
+            </w:r>
+          </w:p>
+          <w:p>
+            <w:pPr>
+              <w:spacing w:line="228" w:lineRule="auto" w:after="0"/>
+              <w:ind w:firstLine="0" w:left="0"/>
+            </w:pPr>
+            <w:r>
+              <w:rPr>
+                <w:rFonts w:ascii="Courier New" w:hAnsi="Courier New" w:eastAsia="Courier New"/>
+                <w:b w:val="0"/>
+                <w:i w:val="0"/>
+                <w:sz w:val="16"/>
+              </w:rPr>
+              <w:t xml:space="preserve">    } catch (e) {</w:t>
+            </w:r>
+          </w:p>
+          <w:p>
+            <w:pPr>
+              <w:spacing w:line="228" w:lineRule="auto" w:after="0"/>
+              <w:ind w:firstLine="0" w:left="0"/>
+            </w:pPr>
+            <w:r>
+              <w:rPr>
+                <w:rFonts w:ascii="Courier New" w:hAnsi="Courier New" w:eastAsia="Courier New"/>
+                <w:b w:val="0"/>
+                <w:i w:val="0"/>
+                <w:sz w:val="16"/>
+              </w:rPr>
+              <w:t xml:space="preserve">      handlers.forEach((h, ev) =&gt; conn.off(ev, h));</w:t>
+            </w:r>
+          </w:p>
+          <w:p>
+            <w:pPr>
+              <w:spacing w:line="228" w:lineRule="auto" w:after="0"/>
+              <w:ind w:firstLine="0" w:left="0"/>
+            </w:pPr>
+            <w:r>
+              <w:rPr>
+                <w:rFonts w:ascii="Courier New" w:hAnsi="Courier New" w:eastAsia="Courier New"/>
+                <w:b w:val="0"/>
+                <w:i w:val="0"/>
+                <w:sz w:val="16"/>
+              </w:rPr>
+              <w:t xml:space="preserve">      connectionClosed(e as Error);</w:t>
+            </w:r>
+          </w:p>
+          <w:p>
+            <w:pPr>
+              <w:spacing w:line="228" w:lineRule="auto" w:after="0"/>
+              <w:ind w:firstLine="0" w:left="0"/>
+            </w:pPr>
+            <w:r>
+              <w:rPr>
+                <w:rFonts w:ascii="Courier New" w:hAnsi="Courier New" w:eastAsia="Courier New"/>
+                <w:b w:val="0"/>
+                <w:i w:val="0"/>
+                <w:sz w:val="16"/>
+              </w:rPr>
+              <w:t xml:space="preserve">    }</w:t>
+            </w:r>
+          </w:p>
+          <w:p>
+            <w:pPr>
+              <w:spacing w:line="228" w:lineRule="auto" w:after="0"/>
+              <w:ind w:firstLine="0" w:left="0"/>
+            </w:pPr>
+            <w:r>
+              <w:rPr>
+                <w:rFonts w:ascii="Courier New" w:hAnsi="Courier New" w:eastAsia="Courier New"/>
+                <w:b w:val="0"/>
+                <w:i w:val="0"/>
+                <w:sz w:val="16"/>
+              </w:rPr>
+              <w:t xml:space="preserve">  })();</w:t>
+            </w:r>
+          </w:p>
+          <w:p>
+            <w:pPr>
+              <w:spacing w:line="228" w:lineRule="auto" w:after="0"/>
+              <w:ind w:firstLine="0" w:left="0"/>
+            </w:pPr>
+            <w:r>
+              <w:rPr>
+                <w:rFonts w:ascii="Courier New" w:hAnsi="Courier New" w:eastAsia="Courier New"/>
+                <w:b w:val="0"/>
+                <w:i w:val="0"/>
+                <w:sz w:val="16"/>
+              </w:rPr>
+            </w:r>
+          </w:p>
+          <w:p>
+            <w:pPr>
+              <w:spacing w:line="228" w:lineRule="auto" w:after="0"/>
+              <w:ind w:firstLine="0" w:left="0"/>
+            </w:pPr>
+            <w:r>
+              <w:rPr>
+                <w:rFonts w:ascii="Courier New" w:hAnsi="Courier New" w:eastAsia="Courier New"/>
+                <w:b w:val="0"/>
+                <w:i w:val="0"/>
+                <w:sz w:val="16"/>
+              </w:rPr>
+              <w:t xml:space="preserve">  try { await initPromise; } finally { initPromise = null; }</w:t>
+            </w:r>
+          </w:p>
+          <w:p>
+            <w:pPr>
+              <w:spacing w:line="228" w:lineRule="auto" w:after="0"/>
+              <w:ind w:firstLine="0" w:left="0"/>
+            </w:pPr>
+            <w:r>
+              <w:rPr>
+                <w:rFonts w:ascii="Courier New" w:hAnsi="Courier New" w:eastAsia="Courier New"/>
+                <w:b w:val="0"/>
+                <w:i w:val="0"/>
+                <w:sz w:val="16"/>
+              </w:rPr>
+              <w:t>});</w:t>
+            </w:r>
+          </w:p>
+        </w:tc>
+      </w:tr>
+    </w:tbl>
+    <w:p>
+      <w:pPr>
+        <w:spacing w:after="40"/>
+      </w:pPr>
+    </w:p>
+    <w:p>
+      <w:pPr>
+        <w:spacing w:line="360" w:lineRule="auto"/>
+        <w:ind w:firstLine="709"/>
+        <w:jc w:val="left"/>
+      </w:pPr>
+      <w:r>
+        <w:rPr>
+          <w:rFonts w:ascii="Times New Roman" w:hAnsi="Times New Roman" w:eastAsia="Times New Roman"/>
+          <w:b w:val="0"/>
+          <w:i w:val="0"/>
+          <w:sz w:val="28"/>
+        </w:rPr>
+        <w:t xml:space="preserve">После восстановления соединения клиент обновляет диагностические данные и сохраняет актуальный </w:t>
+      </w:r>
+      <w:r>
+        <w:rPr>
+          <w:rFonts w:ascii="Courier New" w:hAnsi="Courier New" w:eastAsia="Courier New"/>
+          <w:b w:val="0"/>
+          <w:i w:val="0"/>
+          <w:sz w:val="28"/>
+        </w:rPr>
+        <w:t>connectionId</w:t>
+      </w:r>
+      <w:r>
+        <w:rPr>
+          <w:rFonts w:ascii="Times New Roman" w:hAnsi="Times New Roman" w:eastAsia="Times New Roman"/>
+          <w:b w:val="0"/>
+          <w:i w:val="0"/>
+          <w:sz w:val="28"/>
+        </w:rPr>
+        <w:t>; это позволяет исключать собственное соединение при отправке события и проверять, к какому узлу подключен клиент после reconnect.</w:t>
+      </w:r>
+    </w:p>
+    <w:tbl>
+      <w:tblPr>
+        <w:tblStyle w:val="TableGrid"/>
+        <w:tblW w:type="auto" w:w="0"/>
+        <w:jc w:val="center"/>
+        <w:tblLook w:firstColumn="1" w:firstRow="1" w:lastColumn="0" w:lastRow="0" w:noHBand="0" w:noVBand="1" w:val="04A0"/>
+      </w:tblPr>
+      <w:tblGrid>
+        <w:gridCol w:w="9355"/>
+      </w:tblGrid>
+      <w:tr>
+        <w:tc>
+          <w:tcPr>
+            <w:tcW w:type="dxa" w:w="8787"/>
+            <w:tcMar>
+              <w:top w:w="90" w:type="dxa"/>
+              <w:left w:w="90" w:type="dxa"/>
+              <w:bottom w:w="90" w:type="dxa"/>
+              <w:right w:w="90" w:type="dxa"/>
+            </w:tcMar>
+            <w:shd w:fill="F7F7F7"/>
+          </w:tcPr>
+          <w:p>
+            <w:pPr>
+              <w:spacing w:line="228" w:lineRule="auto" w:after="0"/>
+              <w:ind w:firstLine="0" w:left="0"/>
+            </w:pPr>
+            <w:r/>
+            <w:r>
+              <w:rPr>
+                <w:rFonts w:ascii="Courier New" w:hAnsi="Courier New" w:eastAsia="Courier New"/>
+                <w:b w:val="0"/>
+                <w:i w:val="0"/>
+                <w:sz w:val="16"/>
+              </w:rPr>
+              <w:t>const refreshConnectionDiagnostics = async (conn: HubConnection) =&gt; {</w:t>
+            </w:r>
+          </w:p>
+          <w:p>
+            <w:pPr>
+              <w:spacing w:line="228" w:lineRule="auto" w:after="0"/>
+              <w:ind w:firstLine="0" w:left="0"/>
+            </w:pPr>
+            <w:r>
+              <w:rPr>
+                <w:rFonts w:ascii="Courier New" w:hAnsi="Courier New" w:eastAsia="Courier New"/>
+                <w:b w:val="0"/>
+                <w:i w:val="0"/>
+                <w:sz w:val="16"/>
+              </w:rPr>
+              <w:t xml:space="preserve">  try {</w:t>
+            </w:r>
+          </w:p>
+          <w:p>
+            <w:pPr>
+              <w:spacing w:line="228" w:lineRule="auto" w:after="0"/>
+              <w:ind w:firstLine="0" w:left="0"/>
+            </w:pPr>
+            <w:r>
+              <w:rPr>
+                <w:rFonts w:ascii="Courier New" w:hAnsi="Courier New" w:eastAsia="Courier New"/>
+                <w:b w:val="0"/>
+                <w:i w:val="0"/>
+                <w:sz w:val="16"/>
+              </w:rPr>
+              <w:t xml:space="preserve">    const diagnostics = await conn.invoke&lt;ConnectionDiagnostics&gt;(</w:t>
+            </w:r>
+          </w:p>
+          <w:p>
+            <w:pPr>
+              <w:spacing w:line="228" w:lineRule="auto" w:after="0"/>
+              <w:ind w:firstLine="0" w:left="0"/>
+            </w:pPr>
+            <w:r>
+              <w:rPr>
+                <w:rFonts w:ascii="Courier New" w:hAnsi="Courier New" w:eastAsia="Courier New"/>
+                <w:b w:val="0"/>
+                <w:i w:val="0"/>
+                <w:sz w:val="16"/>
+              </w:rPr>
+              <w:t xml:space="preserve">      "GetConnectionDiagnosticsAsync"</w:t>
+            </w:r>
+          </w:p>
+          <w:p>
+            <w:pPr>
+              <w:spacing w:line="228" w:lineRule="auto" w:after="0"/>
+              <w:ind w:firstLine="0" w:left="0"/>
+            </w:pPr>
+            <w:r>
+              <w:rPr>
+                <w:rFonts w:ascii="Courier New" w:hAnsi="Courier New" w:eastAsia="Courier New"/>
+                <w:b w:val="0"/>
+                <w:i w:val="0"/>
+                <w:sz w:val="16"/>
+              </w:rPr>
+              <w:t xml:space="preserve">    );</w:t>
+            </w:r>
+          </w:p>
+          <w:p>
+            <w:pPr>
+              <w:spacing w:line="228" w:lineRule="auto" w:after="0"/>
+              <w:ind w:firstLine="0" w:left="0"/>
+            </w:pPr>
+            <w:r>
+              <w:rPr>
+                <w:rFonts w:ascii="Courier New" w:hAnsi="Courier New" w:eastAsia="Courier New"/>
+                <w:b w:val="0"/>
+                <w:i w:val="0"/>
+                <w:sz w:val="16"/>
+              </w:rPr>
+              <w:t xml:space="preserve">    setSignalRConnectionId(diagnostics.connectionId);</w:t>
+            </w:r>
+          </w:p>
+          <w:p>
+            <w:pPr>
+              <w:spacing w:line="228" w:lineRule="auto" w:after="0"/>
+              <w:ind w:firstLine="0" w:left="0"/>
+            </w:pPr>
+            <w:r>
+              <w:rPr>
+                <w:rFonts w:ascii="Courier New" w:hAnsi="Courier New" w:eastAsia="Courier New"/>
+                <w:b w:val="0"/>
+                <w:i w:val="0"/>
+                <w:sz w:val="16"/>
+              </w:rPr>
+              <w:t xml:space="preserve">    connectionDiagnosticsUpdated(diagnostics);</w:t>
+            </w:r>
+          </w:p>
+          <w:p>
+            <w:pPr>
+              <w:spacing w:line="228" w:lineRule="auto" w:after="0"/>
+              <w:ind w:firstLine="0" w:left="0"/>
+            </w:pPr>
+            <w:r>
+              <w:rPr>
+                <w:rFonts w:ascii="Courier New" w:hAnsi="Courier New" w:eastAsia="Courier New"/>
+                <w:b w:val="0"/>
+                <w:i w:val="0"/>
+                <w:sz w:val="16"/>
+              </w:rPr>
+              <w:t xml:space="preserve">  } catch (e) {</w:t>
+            </w:r>
+          </w:p>
+          <w:p>
+            <w:pPr>
+              <w:spacing w:line="228" w:lineRule="auto" w:after="0"/>
+              <w:ind w:firstLine="0" w:left="0"/>
+            </w:pPr>
+            <w:r>
+              <w:rPr>
+                <w:rFonts w:ascii="Courier New" w:hAnsi="Courier New" w:eastAsia="Courier New"/>
+                <w:b w:val="0"/>
+                <w:i w:val="0"/>
+                <w:sz w:val="16"/>
+              </w:rPr>
+              <w:t xml:space="preserve">    console.error("[Socket] Failed to read connection diagnostics", e);</w:t>
+            </w:r>
+          </w:p>
+          <w:p>
+            <w:pPr>
+              <w:spacing w:line="228" w:lineRule="auto" w:after="0"/>
+              <w:ind w:firstLine="0" w:left="0"/>
+            </w:pPr>
+            <w:r>
+              <w:rPr>
+                <w:rFonts w:ascii="Courier New" w:hAnsi="Courier New" w:eastAsia="Courier New"/>
+                <w:b w:val="0"/>
+                <w:i w:val="0"/>
+                <w:sz w:val="16"/>
+              </w:rPr>
+              <w:t xml:space="preserve">    connectionDiagnosticsUpdated(null);</w:t>
+            </w:r>
+          </w:p>
+          <w:p>
+            <w:pPr>
+              <w:spacing w:line="228" w:lineRule="auto" w:after="0"/>
+              <w:ind w:firstLine="0" w:left="0"/>
+            </w:pPr>
+            <w:r>
+              <w:rPr>
+                <w:rFonts w:ascii="Courier New" w:hAnsi="Courier New" w:eastAsia="Courier New"/>
+                <w:b w:val="0"/>
+                <w:i w:val="0"/>
+                <w:sz w:val="16"/>
+              </w:rPr>
+              <w:t xml:space="preserve">  }</w:t>
+            </w:r>
+          </w:p>
+          <w:p>
+            <w:pPr>
+              <w:spacing w:line="228" w:lineRule="auto" w:after="0"/>
+              <w:ind w:firstLine="0" w:left="0"/>
+            </w:pPr>
+            <w:r>
+              <w:rPr>
+                <w:rFonts w:ascii="Courier New" w:hAnsi="Courier New" w:eastAsia="Courier New"/>
+                <w:b w:val="0"/>
+                <w:i w:val="0"/>
+                <w:sz w:val="16"/>
+              </w:rPr>
+              <w:t>};</w:t>
+            </w:r>
+          </w:p>
+        </w:tc>
+      </w:tr>
+    </w:tbl>
+    <w:p>
+      <w:pPr>
+        <w:spacing w:after="40"/>
+      </w:pPr>
+    </w:p>
+    <w:p>
+      <w:pPr>
+        <w:spacing w:line="360" w:lineRule="auto"/>
+        <w:ind w:firstLine="709"/>
+        <w:jc w:val="left"/>
+      </w:pPr>
+      <w:r>
+        <w:rPr>
+          <w:rFonts w:ascii="Times New Roman" w:hAnsi="Times New Roman" w:eastAsia="Times New Roman"/>
+          <w:b w:val="0"/>
+          <w:i w:val="0"/>
+          <w:sz w:val="28"/>
+        </w:rPr>
+        <w:t xml:space="preserve">Страница отчета хранит текущий </w:t>
+      </w:r>
+      <w:r>
+        <w:rPr>
+          <w:rFonts w:ascii="Courier New" w:hAnsi="Courier New" w:eastAsia="Courier New"/>
+          <w:b w:val="0"/>
+          <w:i w:val="0"/>
+          <w:sz w:val="28"/>
+        </w:rPr>
+        <w:t>reportId</w:t>
+      </w:r>
+      <w:r>
+        <w:rPr>
+          <w:rFonts w:ascii="Times New Roman" w:hAnsi="Times New Roman" w:eastAsia="Times New Roman"/>
+          <w:b w:val="0"/>
+          <w:i w:val="0"/>
+          <w:sz w:val="28"/>
+        </w:rPr>
+        <w:t xml:space="preserve"> и после reconnect повторно вызывает </w:t>
+      </w:r>
+      <w:r>
+        <w:rPr>
+          <w:rFonts w:ascii="Courier New" w:hAnsi="Courier New" w:eastAsia="Courier New"/>
+          <w:b w:val="0"/>
+          <w:i w:val="0"/>
+          <w:sz w:val="28"/>
+        </w:rPr>
+        <w:t>JoinReportGroupAsync</w:t>
+      </w:r>
+      <w:r>
+        <w:rPr>
+          <w:rFonts w:ascii="Times New Roman" w:hAnsi="Times New Roman" w:eastAsia="Times New Roman"/>
+          <w:b w:val="0"/>
+          <w:i w:val="0"/>
+          <w:sz w:val="28"/>
+        </w:rPr>
+        <w:t xml:space="preserve">, чтобы восстановить membership в SignalR-группе. Логика повторной подписки выделена в отдельный модуль </w:t>
+      </w:r>
+      <w:r>
+        <w:rPr>
+          <w:rFonts w:ascii="Courier New" w:hAnsi="Courier New" w:eastAsia="Courier New"/>
+          <w:b w:val="0"/>
+          <w:i w:val="0"/>
+          <w:sz w:val="28"/>
+        </w:rPr>
+        <w:t>createReconnectJoinHandler</w:t>
+      </w:r>
+      <w:r>
+        <w:rPr>
+          <w:rFonts w:ascii="Times New Roman" w:hAnsi="Times New Roman" w:eastAsia="Times New Roman"/>
+          <w:b w:val="0"/>
+          <w:i w:val="0"/>
+          <w:sz w:val="28"/>
+        </w:rPr>
+        <w:t>, что упрощает тестирование.</w:t>
+      </w:r>
+    </w:p>
+    <w:tbl>
+      <w:tblPr>
+        <w:tblStyle w:val="TableGrid"/>
+        <w:tblW w:type="auto" w:w="0"/>
+        <w:jc w:val="center"/>
+        <w:tblLook w:firstColumn="1" w:firstRow="1" w:lastColumn="0" w:lastRow="0" w:noHBand="0" w:noVBand="1" w:val="04A0"/>
+      </w:tblPr>
+      <w:tblGrid>
+        <w:gridCol w:w="9355"/>
+      </w:tblGrid>
+      <w:tr>
+        <w:tc>
+          <w:tcPr>
+            <w:tcW w:type="dxa" w:w="8787"/>
+            <w:tcMar>
+              <w:top w:w="90" w:type="dxa"/>
+              <w:left w:w="90" w:type="dxa"/>
+              <w:bottom w:w="90" w:type="dxa"/>
+              <w:right w:w="90" w:type="dxa"/>
+            </w:tcMar>
+            <w:shd w:fill="F7F7F7"/>
+          </w:tcPr>
+          <w:p>
+            <w:pPr>
+              <w:spacing w:line="228" w:lineRule="auto" w:after="0"/>
+              <w:ind w:firstLine="0" w:left="0"/>
+            </w:pPr>
+            <w:r/>
+            <w:r>
+              <w:rPr>
+                <w:rFonts w:ascii="Courier New" w:hAnsi="Courier New" w:eastAsia="Courier New"/>
+                <w:b w:val="0"/>
+                <w:i w:val="0"/>
+                <w:sz w:val="16"/>
+              </w:rPr>
+              <w:t>const currentReportId = useRef&lt;string | null&gt;(null);</w:t>
+            </w:r>
+          </w:p>
+          <w:p>
+            <w:pPr>
+              <w:spacing w:line="228" w:lineRule="auto" w:after="0"/>
+              <w:ind w:firstLine="0" w:left="0"/>
+            </w:pPr>
+            <w:r>
+              <w:rPr>
+                <w:rFonts w:ascii="Courier New" w:hAnsi="Courier New" w:eastAsia="Courier New"/>
+                <w:b w:val="0"/>
+                <w:i w:val="0"/>
+                <w:sz w:val="16"/>
+              </w:rPr>
+            </w:r>
+          </w:p>
+          <w:p>
+            <w:pPr>
+              <w:spacing w:line="228" w:lineRule="auto" w:after="0"/>
+              <w:ind w:firstLine="0" w:left="0"/>
+            </w:pPr>
+            <w:r>
+              <w:rPr>
+                <w:rFonts w:ascii="Courier New" w:hAnsi="Courier New" w:eastAsia="Courier New"/>
+                <w:b w:val="0"/>
+                <w:i w:val="0"/>
+                <w:sz w:val="16"/>
+              </w:rPr>
+              <w:t>useEffect(() =&gt; {</w:t>
+            </w:r>
+          </w:p>
+          <w:p>
+            <w:pPr>
+              <w:spacing w:line="228" w:lineRule="auto" w:after="0"/>
+              <w:ind w:firstLine="0" w:left="0"/>
+            </w:pPr>
+            <w:r>
+              <w:rPr>
+                <w:rFonts w:ascii="Courier New" w:hAnsi="Courier New" w:eastAsia="Courier New"/>
+                <w:b w:val="0"/>
+                <w:i w:val="0"/>
+                <w:sz w:val="16"/>
+              </w:rPr>
+              <w:t xml:space="preserve">  if (!connection) return;</w:t>
+            </w:r>
+          </w:p>
+          <w:p>
+            <w:pPr>
+              <w:spacing w:line="228" w:lineRule="auto" w:after="0"/>
+              <w:ind w:firstLine="0" w:left="0"/>
+            </w:pPr>
+            <w:r>
+              <w:rPr>
+                <w:rFonts w:ascii="Courier New" w:hAnsi="Courier New" w:eastAsia="Courier New"/>
+                <w:b w:val="0"/>
+                <w:i w:val="0"/>
+                <w:sz w:val="16"/>
+              </w:rPr>
+            </w:r>
+          </w:p>
+          <w:p>
+            <w:pPr>
+              <w:spacing w:line="228" w:lineRule="auto" w:after="0"/>
+              <w:ind w:firstLine="0" w:left="0"/>
+            </w:pPr>
+            <w:r>
+              <w:rPr>
+                <w:rFonts w:ascii="Courier New" w:hAnsi="Courier New" w:eastAsia="Courier New"/>
+                <w:b w:val="0"/>
+                <w:i w:val="0"/>
+                <w:sz w:val="16"/>
+              </w:rPr>
+              <w:t xml:space="preserve">  connection.onreconnected(</w:t>
+            </w:r>
+          </w:p>
+          <w:p>
+            <w:pPr>
+              <w:spacing w:line="228" w:lineRule="auto" w:after="0"/>
+              <w:ind w:firstLine="0" w:left="0"/>
+            </w:pPr>
+            <w:r>
+              <w:rPr>
+                <w:rFonts w:ascii="Courier New" w:hAnsi="Courier New" w:eastAsia="Courier New"/>
+                <w:b w:val="0"/>
+                <w:i w:val="0"/>
+                <w:sz w:val="16"/>
+              </w:rPr>
+              <w:t xml:space="preserve">    createReconnectJoinHandler({</w:t>
+            </w:r>
+          </w:p>
+          <w:p>
+            <w:pPr>
+              <w:spacing w:line="228" w:lineRule="auto" w:after="0"/>
+              <w:ind w:firstLine="0" w:left="0"/>
+            </w:pPr>
+            <w:r>
+              <w:rPr>
+                <w:rFonts w:ascii="Courier New" w:hAnsi="Courier New" w:eastAsia="Courier New"/>
+                <w:b w:val="0"/>
+                <w:i w:val="0"/>
+                <w:sz w:val="16"/>
+              </w:rPr>
+              <w:t xml:space="preserve">      join,</w:t>
+            </w:r>
+          </w:p>
+          <w:p>
+            <w:pPr>
+              <w:spacing w:line="228" w:lineRule="auto" w:after="0"/>
+              <w:ind w:firstLine="0" w:left="0"/>
+            </w:pPr>
+            <w:r>
+              <w:rPr>
+                <w:rFonts w:ascii="Courier New" w:hAnsi="Courier New" w:eastAsia="Courier New"/>
+                <w:b w:val="0"/>
+                <w:i w:val="0"/>
+                <w:sz w:val="16"/>
+              </w:rPr>
+              <w:t xml:space="preserve">      getCurrentReportId: () =&gt; currentReportId.current,</w:t>
+            </w:r>
+          </w:p>
+          <w:p>
+            <w:pPr>
+              <w:spacing w:line="228" w:lineRule="auto" w:after="0"/>
+              <w:ind w:firstLine="0" w:left="0"/>
+            </w:pPr>
+            <w:r>
+              <w:rPr>
+                <w:rFonts w:ascii="Courier New" w:hAnsi="Courier New" w:eastAsia="Courier New"/>
+                <w:b w:val="0"/>
+                <w:i w:val="0"/>
+                <w:sz w:val="16"/>
+              </w:rPr>
+              <w:t xml:space="preserve">    })</w:t>
+            </w:r>
+          </w:p>
+          <w:p>
+            <w:pPr>
+              <w:spacing w:line="228" w:lineRule="auto" w:after="0"/>
+              <w:ind w:firstLine="0" w:left="0"/>
+            </w:pPr>
+            <w:r>
+              <w:rPr>
+                <w:rFonts w:ascii="Courier New" w:hAnsi="Courier New" w:eastAsia="Courier New"/>
+                <w:b w:val="0"/>
+                <w:i w:val="0"/>
+                <w:sz w:val="16"/>
+              </w:rPr>
+              <w:t xml:space="preserve">  );</w:t>
+            </w:r>
+          </w:p>
+          <w:p>
+            <w:pPr>
+              <w:spacing w:line="228" w:lineRule="auto" w:after="0"/>
+              <w:ind w:firstLine="0" w:left="0"/>
+            </w:pPr>
+            <w:r>
+              <w:rPr>
+                <w:rFonts w:ascii="Courier New" w:hAnsi="Courier New" w:eastAsia="Courier New"/>
+                <w:b w:val="0"/>
+                <w:i w:val="0"/>
+                <w:sz w:val="16"/>
+              </w:rPr>
+              <w:t>}, [connection, join]);</w:t>
+            </w:r>
+          </w:p>
+          <w:p>
+            <w:pPr>
+              <w:spacing w:line="228" w:lineRule="auto" w:after="0"/>
+              <w:ind w:firstLine="0" w:left="0"/>
+            </w:pPr>
+            <w:r>
+              <w:rPr>
+                <w:rFonts w:ascii="Courier New" w:hAnsi="Courier New" w:eastAsia="Courier New"/>
+                <w:b w:val="0"/>
+                <w:i w:val="0"/>
+                <w:sz w:val="16"/>
+              </w:rPr>
+            </w:r>
+          </w:p>
+          <w:p>
+            <w:pPr>
+              <w:spacing w:line="228" w:lineRule="auto" w:after="0"/>
+              <w:ind w:firstLine="0" w:left="0"/>
+            </w:pPr>
+            <w:r>
+              <w:rPr>
+                <w:rFonts w:ascii="Courier New" w:hAnsi="Courier New" w:eastAsia="Courier New"/>
+                <w:b w:val="0"/>
+                <w:i w:val="0"/>
+                <w:sz w:val="16"/>
+              </w:rPr>
+              <w:t>export const createReconnectJoinHandler = ({ join, getCurrentReportId }) =&gt; {</w:t>
+            </w:r>
+          </w:p>
+          <w:p>
+            <w:pPr>
+              <w:spacing w:line="228" w:lineRule="auto" w:after="0"/>
+              <w:ind w:firstLine="0" w:left="0"/>
+            </w:pPr>
+            <w:r>
+              <w:rPr>
+                <w:rFonts w:ascii="Courier New" w:hAnsi="Courier New" w:eastAsia="Courier New"/>
+                <w:b w:val="0"/>
+                <w:i w:val="0"/>
+                <w:sz w:val="16"/>
+              </w:rPr>
+              <w:t xml:space="preserve">  return () =&gt; {</w:t>
+            </w:r>
+          </w:p>
+          <w:p>
+            <w:pPr>
+              <w:spacing w:line="228" w:lineRule="auto" w:after="0"/>
+              <w:ind w:firstLine="0" w:left="0"/>
+            </w:pPr>
+            <w:r>
+              <w:rPr>
+                <w:rFonts w:ascii="Courier New" w:hAnsi="Courier New" w:eastAsia="Courier New"/>
+                <w:b w:val="0"/>
+                <w:i w:val="0"/>
+                <w:sz w:val="16"/>
+              </w:rPr>
+              <w:t xml:space="preserve">    const reportId = getCurrentReportId();</w:t>
+            </w:r>
+          </w:p>
+          <w:p>
+            <w:pPr>
+              <w:spacing w:line="228" w:lineRule="auto" w:after="0"/>
+              <w:ind w:firstLine="0" w:left="0"/>
+            </w:pPr>
+            <w:r>
+              <w:rPr>
+                <w:rFonts w:ascii="Courier New" w:hAnsi="Courier New" w:eastAsia="Courier New"/>
+                <w:b w:val="0"/>
+                <w:i w:val="0"/>
+                <w:sz w:val="16"/>
+              </w:rPr>
+              <w:t xml:space="preserve">    if (reportId != null) join(reportId);</w:t>
+            </w:r>
+          </w:p>
+          <w:p>
+            <w:pPr>
+              <w:spacing w:line="228" w:lineRule="auto" w:after="0"/>
+              <w:ind w:firstLine="0" w:left="0"/>
+            </w:pPr>
+            <w:r>
+              <w:rPr>
+                <w:rFonts w:ascii="Courier New" w:hAnsi="Courier New" w:eastAsia="Courier New"/>
+                <w:b w:val="0"/>
+                <w:i w:val="0"/>
+                <w:sz w:val="16"/>
+              </w:rPr>
+              <w:t xml:space="preserve">  };</w:t>
+            </w:r>
+          </w:p>
+          <w:p>
+            <w:pPr>
+              <w:spacing w:line="228" w:lineRule="auto" w:after="0"/>
+              <w:ind w:firstLine="0" w:left="0"/>
+            </w:pPr>
+            <w:r>
+              <w:rPr>
+                <w:rFonts w:ascii="Courier New" w:hAnsi="Courier New" w:eastAsia="Courier New"/>
+                <w:b w:val="0"/>
+                <w:i w:val="0"/>
+                <w:sz w:val="16"/>
+              </w:rPr>
+              <w:t>};</w:t>
+            </w:r>
+          </w:p>
+        </w:tc>
+      </w:tr>
+    </w:tbl>
+    <w:p>
+      <w:pPr>
+        <w:spacing w:after="40"/>
+      </w:pPr>
+    </w:p>
+    <w:p>
+      <w:pPr>
+        <w:spacing w:line="360" w:lineRule="auto"/>
+        <w:ind w:firstLine="709"/>
+        <w:jc w:val="left"/>
+      </w:pPr>
+      <w:r>
+        <w:rPr>
+          <w:rFonts w:ascii="Times New Roman" w:hAnsi="Times New Roman" w:eastAsia="Times New Roman"/>
+          <w:b w:val="0"/>
+          <w:i w:val="0"/>
+          <w:sz w:val="28"/>
+        </w:rPr>
+        <w:t xml:space="preserve">Поведение повторного вступления в группу покрыто модульными тестами: проверяются отсутствие лишнего вызова без текущего отчета, повторная подписка после reconnect и использование актуального </w:t>
+      </w:r>
+      <w:r>
+        <w:rPr>
+          <w:rFonts w:ascii="Courier New" w:hAnsi="Courier New" w:eastAsia="Courier New"/>
+          <w:b w:val="0"/>
+          <w:i w:val="0"/>
+          <w:sz w:val="28"/>
+        </w:rPr>
+        <w:t>reportId</w:t>
+      </w:r>
+      <w:r>
+        <w:rPr>
+          <w:rFonts w:ascii="Times New Roman" w:hAnsi="Times New Roman" w:eastAsia="Times New Roman"/>
+          <w:b w:val="0"/>
+          <w:i w:val="0"/>
+          <w:sz w:val="28"/>
+        </w:rPr>
+        <w:t xml:space="preserve"> при последовательных переподключениях.</w:t>
+      </w:r>
+    </w:p>
+    <w:tbl>
+      <w:tblPr>
+        <w:tblStyle w:val="TableGrid"/>
+        <w:tblW w:type="auto" w:w="0"/>
+        <w:jc w:val="center"/>
+        <w:tblLook w:firstColumn="1" w:firstRow="1" w:lastColumn="0" w:lastRow="0" w:noHBand="0" w:noVBand="1" w:val="04A0"/>
+      </w:tblPr>
+      <w:tblGrid>
+        <w:gridCol w:w="9355"/>
+      </w:tblGrid>
+      <w:tr>
+        <w:tc>
+          <w:tcPr>
+            <w:tcW w:type="dxa" w:w="8787"/>
+            <w:tcMar>
+              <w:top w:w="90" w:type="dxa"/>
+              <w:left w:w="90" w:type="dxa"/>
+              <w:bottom w:w="90" w:type="dxa"/>
+              <w:right w:w="90" w:type="dxa"/>
+            </w:tcMar>
+            <w:shd w:fill="F7F7F7"/>
+          </w:tcPr>
+          <w:p>
+            <w:pPr>
+              <w:spacing w:line="228" w:lineRule="auto" w:after="0"/>
+              <w:ind w:firstLine="0" w:left="0"/>
+            </w:pPr>
+            <w:r/>
+            <w:r>
+              <w:rPr>
+                <w:rFonts w:ascii="Courier New" w:hAnsi="Courier New" w:eastAsia="Courier New"/>
+                <w:b w:val="0"/>
+                <w:i w:val="0"/>
+                <w:sz w:val="16"/>
+              </w:rPr>
+              <w:t>it("does not call join when there is no current report id", () =&gt; {</w:t>
+            </w:r>
+          </w:p>
+          <w:p>
+            <w:pPr>
+              <w:spacing w:line="228" w:lineRule="auto" w:after="0"/>
+              <w:ind w:firstLine="0" w:left="0"/>
+            </w:pPr>
+            <w:r>
+              <w:rPr>
+                <w:rFonts w:ascii="Courier New" w:hAnsi="Courier New" w:eastAsia="Courier New"/>
+                <w:b w:val="0"/>
+                <w:i w:val="0"/>
+                <w:sz w:val="16"/>
+              </w:rPr>
+              <w:t xml:space="preserve">  const calls: string[] = [];</w:t>
+            </w:r>
+          </w:p>
+          <w:p>
+            <w:pPr>
+              <w:spacing w:line="228" w:lineRule="auto" w:after="0"/>
+              <w:ind w:firstLine="0" w:left="0"/>
+            </w:pPr>
+            <w:r>
+              <w:rPr>
+                <w:rFonts w:ascii="Courier New" w:hAnsi="Courier New" w:eastAsia="Courier New"/>
+                <w:b w:val="0"/>
+                <w:i w:val="0"/>
+                <w:sz w:val="16"/>
+              </w:rPr>
+              <w:t xml:space="preserve">  const handler = createReconnectJoinHandler({</w:t>
+            </w:r>
+          </w:p>
+          <w:p>
+            <w:pPr>
+              <w:spacing w:line="228" w:lineRule="auto" w:after="0"/>
+              <w:ind w:firstLine="0" w:left="0"/>
+            </w:pPr>
+            <w:r>
+              <w:rPr>
+                <w:rFonts w:ascii="Courier New" w:hAnsi="Courier New" w:eastAsia="Courier New"/>
+                <w:b w:val="0"/>
+                <w:i w:val="0"/>
+                <w:sz w:val="16"/>
+              </w:rPr>
+              <w:t xml:space="preserve">    join: (reportId) =&gt; calls.push(reportId),</w:t>
+            </w:r>
+          </w:p>
+          <w:p>
+            <w:pPr>
+              <w:spacing w:line="228" w:lineRule="auto" w:after="0"/>
+              <w:ind w:firstLine="0" w:left="0"/>
+            </w:pPr>
+            <w:r>
+              <w:rPr>
+                <w:rFonts w:ascii="Courier New" w:hAnsi="Courier New" w:eastAsia="Courier New"/>
+                <w:b w:val="0"/>
+                <w:i w:val="0"/>
+                <w:sz w:val="16"/>
+              </w:rPr>
+              <w:t xml:space="preserve">    getCurrentReportId: () =&gt; null,</w:t>
+            </w:r>
+          </w:p>
+          <w:p>
+            <w:pPr>
+              <w:spacing w:line="228" w:lineRule="auto" w:after="0"/>
+              <w:ind w:firstLine="0" w:left="0"/>
+            </w:pPr>
+            <w:r>
+              <w:rPr>
+                <w:rFonts w:ascii="Courier New" w:hAnsi="Courier New" w:eastAsia="Courier New"/>
+                <w:b w:val="0"/>
+                <w:i w:val="0"/>
+                <w:sz w:val="16"/>
+              </w:rPr>
+              <w:t xml:space="preserve">  });</w:t>
+            </w:r>
+          </w:p>
+          <w:p>
+            <w:pPr>
+              <w:spacing w:line="228" w:lineRule="auto" w:after="0"/>
+              <w:ind w:firstLine="0" w:left="0"/>
+            </w:pPr>
+            <w:r>
+              <w:rPr>
+                <w:rFonts w:ascii="Courier New" w:hAnsi="Courier New" w:eastAsia="Courier New"/>
+                <w:b w:val="0"/>
+                <w:i w:val="0"/>
+                <w:sz w:val="16"/>
+              </w:rPr>
+            </w:r>
+          </w:p>
+          <w:p>
+            <w:pPr>
+              <w:spacing w:line="228" w:lineRule="auto" w:after="0"/>
+              <w:ind w:firstLine="0" w:left="0"/>
+            </w:pPr>
+            <w:r>
+              <w:rPr>
+                <w:rFonts w:ascii="Courier New" w:hAnsi="Courier New" w:eastAsia="Courier New"/>
+                <w:b w:val="0"/>
+                <w:i w:val="0"/>
+                <w:sz w:val="16"/>
+              </w:rPr>
+              <w:t xml:space="preserve">  handler();</w:t>
+            </w:r>
+          </w:p>
+          <w:p>
+            <w:pPr>
+              <w:spacing w:line="228" w:lineRule="auto" w:after="0"/>
+              <w:ind w:firstLine="0" w:left="0"/>
+            </w:pPr>
+            <w:r>
+              <w:rPr>
+                <w:rFonts w:ascii="Courier New" w:hAnsi="Courier New" w:eastAsia="Courier New"/>
+                <w:b w:val="0"/>
+                <w:i w:val="0"/>
+                <w:sz w:val="16"/>
+              </w:rPr>
+            </w:r>
+          </w:p>
+          <w:p>
+            <w:pPr>
+              <w:spacing w:line="228" w:lineRule="auto" w:after="0"/>
+              <w:ind w:firstLine="0" w:left="0"/>
+            </w:pPr>
+            <w:r>
+              <w:rPr>
+                <w:rFonts w:ascii="Courier New" w:hAnsi="Courier New" w:eastAsia="Courier New"/>
+                <w:b w:val="0"/>
+                <w:i w:val="0"/>
+                <w:sz w:val="16"/>
+              </w:rPr>
+              <w:t xml:space="preserve">  expect(calls).toEqual([]);</w:t>
+            </w:r>
+          </w:p>
+          <w:p>
+            <w:pPr>
+              <w:spacing w:line="228" w:lineRule="auto" w:after="0"/>
+              <w:ind w:firstLine="0" w:left="0"/>
+            </w:pPr>
+            <w:r>
+              <w:rPr>
+                <w:rFonts w:ascii="Courier New" w:hAnsi="Courier New" w:eastAsia="Courier New"/>
+                <w:b w:val="0"/>
+                <w:i w:val="0"/>
+                <w:sz w:val="16"/>
+              </w:rPr>
+              <w:t>});</w:t>
+            </w:r>
+          </w:p>
+          <w:p>
+            <w:pPr>
+              <w:spacing w:line="228" w:lineRule="auto" w:after="0"/>
+              <w:ind w:firstLine="0" w:left="0"/>
+            </w:pPr>
+            <w:r>
+              <w:rPr>
+                <w:rFonts w:ascii="Courier New" w:hAnsi="Courier New" w:eastAsia="Courier New"/>
+                <w:b w:val="0"/>
+                <w:i w:val="0"/>
+                <w:sz w:val="16"/>
+              </w:rPr>
+            </w:r>
+          </w:p>
+          <w:p>
+            <w:pPr>
+              <w:spacing w:line="228" w:lineRule="auto" w:after="0"/>
+              <w:ind w:firstLine="0" w:left="0"/>
+            </w:pPr>
+            <w:r>
+              <w:rPr>
+                <w:rFonts w:ascii="Courier New" w:hAnsi="Courier New" w:eastAsia="Courier New"/>
+                <w:b w:val="0"/>
+                <w:i w:val="0"/>
+                <w:sz w:val="16"/>
+              </w:rPr>
+              <w:t>it("calls join with current report id after reconnect", () =&gt; {</w:t>
+            </w:r>
+          </w:p>
+          <w:p>
+            <w:pPr>
+              <w:spacing w:line="228" w:lineRule="auto" w:after="0"/>
+              <w:ind w:firstLine="0" w:left="0"/>
+            </w:pPr>
+            <w:r>
+              <w:rPr>
+                <w:rFonts w:ascii="Courier New" w:hAnsi="Courier New" w:eastAsia="Courier New"/>
+                <w:b w:val="0"/>
+                <w:i w:val="0"/>
+                <w:sz w:val="16"/>
+              </w:rPr>
+              <w:t xml:space="preserve">  const calls: string[] = [];</w:t>
+            </w:r>
+          </w:p>
+          <w:p>
+            <w:pPr>
+              <w:spacing w:line="228" w:lineRule="auto" w:after="0"/>
+              <w:ind w:firstLine="0" w:left="0"/>
+            </w:pPr>
+            <w:r>
+              <w:rPr>
+                <w:rFonts w:ascii="Courier New" w:hAnsi="Courier New" w:eastAsia="Courier New"/>
+                <w:b w:val="0"/>
+                <w:i w:val="0"/>
+                <w:sz w:val="16"/>
+              </w:rPr>
+              <w:t xml:space="preserve">  const handler = createReconnectJoinHandler({</w:t>
+            </w:r>
+          </w:p>
+          <w:p>
+            <w:pPr>
+              <w:spacing w:line="228" w:lineRule="auto" w:after="0"/>
+              <w:ind w:firstLine="0" w:left="0"/>
+            </w:pPr>
+            <w:r>
+              <w:rPr>
+                <w:rFonts w:ascii="Courier New" w:hAnsi="Courier New" w:eastAsia="Courier New"/>
+                <w:b w:val="0"/>
+                <w:i w:val="0"/>
+                <w:sz w:val="16"/>
+              </w:rPr>
+              <w:t xml:space="preserve">    join: (reportId) =&gt; calls.push(reportId),</w:t>
+            </w:r>
+          </w:p>
+          <w:p>
+            <w:pPr>
+              <w:spacing w:line="228" w:lineRule="auto" w:after="0"/>
+              <w:ind w:firstLine="0" w:left="0"/>
+            </w:pPr>
+            <w:r>
+              <w:rPr>
+                <w:rFonts w:ascii="Courier New" w:hAnsi="Courier New" w:eastAsia="Courier New"/>
+                <w:b w:val="0"/>
+                <w:i w:val="0"/>
+                <w:sz w:val="16"/>
+              </w:rPr>
+              <w:t xml:space="preserve">    getCurrentReportId: () =&gt; "42",</w:t>
+            </w:r>
+          </w:p>
+          <w:p>
+            <w:pPr>
+              <w:spacing w:line="228" w:lineRule="auto" w:after="0"/>
+              <w:ind w:firstLine="0" w:left="0"/>
+            </w:pPr>
+            <w:r>
+              <w:rPr>
+                <w:rFonts w:ascii="Courier New" w:hAnsi="Courier New" w:eastAsia="Courier New"/>
+                <w:b w:val="0"/>
+                <w:i w:val="0"/>
+                <w:sz w:val="16"/>
+              </w:rPr>
+              <w:t xml:space="preserve">  });</w:t>
+            </w:r>
+          </w:p>
+          <w:p>
+            <w:pPr>
+              <w:spacing w:line="228" w:lineRule="auto" w:after="0"/>
+              <w:ind w:firstLine="0" w:left="0"/>
+            </w:pPr>
+            <w:r>
+              <w:rPr>
+                <w:rFonts w:ascii="Courier New" w:hAnsi="Courier New" w:eastAsia="Courier New"/>
+                <w:b w:val="0"/>
+                <w:i w:val="0"/>
+                <w:sz w:val="16"/>
+              </w:rPr>
+            </w:r>
+          </w:p>
+          <w:p>
+            <w:pPr>
+              <w:spacing w:line="228" w:lineRule="auto" w:after="0"/>
+              <w:ind w:firstLine="0" w:left="0"/>
+            </w:pPr>
+            <w:r>
+              <w:rPr>
+                <w:rFonts w:ascii="Courier New" w:hAnsi="Courier New" w:eastAsia="Courier New"/>
+                <w:b w:val="0"/>
+                <w:i w:val="0"/>
+                <w:sz w:val="16"/>
+              </w:rPr>
+              <w:t xml:space="preserve">  handler();</w:t>
+            </w:r>
+          </w:p>
+          <w:p>
+            <w:pPr>
+              <w:spacing w:line="228" w:lineRule="auto" w:after="0"/>
+              <w:ind w:firstLine="0" w:left="0"/>
+            </w:pPr>
+            <w:r>
+              <w:rPr>
+                <w:rFonts w:ascii="Courier New" w:hAnsi="Courier New" w:eastAsia="Courier New"/>
+                <w:b w:val="0"/>
+                <w:i w:val="0"/>
+                <w:sz w:val="16"/>
+              </w:rPr>
+            </w:r>
+          </w:p>
+          <w:p>
+            <w:pPr>
+              <w:spacing w:line="228" w:lineRule="auto" w:after="0"/>
+              <w:ind w:firstLine="0" w:left="0"/>
+            </w:pPr>
+            <w:r>
+              <w:rPr>
+                <w:rFonts w:ascii="Courier New" w:hAnsi="Courier New" w:eastAsia="Courier New"/>
+                <w:b w:val="0"/>
+                <w:i w:val="0"/>
+                <w:sz w:val="16"/>
+              </w:rPr>
+              <w:t xml:space="preserve">  expect(calls).toEqual(["42"]);</w:t>
+            </w:r>
+          </w:p>
+          <w:p>
+            <w:pPr>
+              <w:spacing w:line="228" w:lineRule="auto" w:after="0"/>
+              <w:ind w:firstLine="0" w:left="0"/>
+            </w:pPr>
+            <w:r>
+              <w:rPr>
+                <w:rFonts w:ascii="Courier New" w:hAnsi="Courier New" w:eastAsia="Courier New"/>
+                <w:b w:val="0"/>
+                <w:i w:val="0"/>
+                <w:sz w:val="16"/>
+              </w:rPr>
+              <w:t>});</w:t>
+            </w:r>
+          </w:p>
+          <w:p>
+            <w:pPr>
+              <w:spacing w:line="228" w:lineRule="auto" w:after="0"/>
+              <w:ind w:firstLine="0" w:left="0"/>
+            </w:pPr>
+            <w:r>
+              <w:rPr>
+                <w:rFonts w:ascii="Courier New" w:hAnsi="Courier New" w:eastAsia="Courier New"/>
+                <w:b w:val="0"/>
+                <w:i w:val="0"/>
+                <w:sz w:val="16"/>
+              </w:rPr>
+            </w:r>
+          </w:p>
+          <w:p>
+            <w:pPr>
+              <w:spacing w:line="228" w:lineRule="auto" w:after="0"/>
+              <w:ind w:firstLine="0" w:left="0"/>
+            </w:pPr>
+            <w:r>
+              <w:rPr>
+                <w:rFonts w:ascii="Courier New" w:hAnsi="Courier New" w:eastAsia="Courier New"/>
+                <w:b w:val="0"/>
+                <w:i w:val="0"/>
+                <w:sz w:val="16"/>
+              </w:rPr>
+              <w:t>it("uses latest report id on each reconnect", () =&gt; {</w:t>
+            </w:r>
+          </w:p>
+          <w:p>
+            <w:pPr>
+              <w:spacing w:line="228" w:lineRule="auto" w:after="0"/>
+              <w:ind w:firstLine="0" w:left="0"/>
+            </w:pPr>
+            <w:r>
+              <w:rPr>
+                <w:rFonts w:ascii="Courier New" w:hAnsi="Courier New" w:eastAsia="Courier New"/>
+                <w:b w:val="0"/>
+                <w:i w:val="0"/>
+                <w:sz w:val="16"/>
+              </w:rPr>
+              <w:t xml:space="preserve">  const calls: string[] = [];</w:t>
+            </w:r>
+          </w:p>
+          <w:p>
+            <w:pPr>
+              <w:spacing w:line="228" w:lineRule="auto" w:after="0"/>
+              <w:ind w:firstLine="0" w:left="0"/>
+            </w:pPr>
+            <w:r>
+              <w:rPr>
+                <w:rFonts w:ascii="Courier New" w:hAnsi="Courier New" w:eastAsia="Courier New"/>
+                <w:b w:val="0"/>
+                <w:i w:val="0"/>
+                <w:sz w:val="16"/>
+              </w:rPr>
+              <w:t xml:space="preserve">  let currentReportId = "101";</w:t>
+            </w:r>
+          </w:p>
+          <w:p>
+            <w:pPr>
+              <w:spacing w:line="228" w:lineRule="auto" w:after="0"/>
+              <w:ind w:firstLine="0" w:left="0"/>
+            </w:pPr>
+            <w:r>
+              <w:rPr>
+                <w:rFonts w:ascii="Courier New" w:hAnsi="Courier New" w:eastAsia="Courier New"/>
+                <w:b w:val="0"/>
+                <w:i w:val="0"/>
+                <w:sz w:val="16"/>
+              </w:rPr>
+              <w:t xml:space="preserve">  const handler = createReconnectJoinHandler({</w:t>
+            </w:r>
+          </w:p>
+          <w:p>
+            <w:pPr>
+              <w:spacing w:line="228" w:lineRule="auto" w:after="0"/>
+              <w:ind w:firstLine="0" w:left="0"/>
+            </w:pPr>
+            <w:r>
+              <w:rPr>
+                <w:rFonts w:ascii="Courier New" w:hAnsi="Courier New" w:eastAsia="Courier New"/>
+                <w:b w:val="0"/>
+                <w:i w:val="0"/>
+                <w:sz w:val="16"/>
+              </w:rPr>
+              <w:t xml:space="preserve">    join: (reportId) =&gt; calls.push(reportId),</w:t>
+            </w:r>
+          </w:p>
+          <w:p>
+            <w:pPr>
+              <w:spacing w:line="228" w:lineRule="auto" w:after="0"/>
+              <w:ind w:firstLine="0" w:left="0"/>
+            </w:pPr>
+            <w:r>
+              <w:rPr>
+                <w:rFonts w:ascii="Courier New" w:hAnsi="Courier New" w:eastAsia="Courier New"/>
+                <w:b w:val="0"/>
+                <w:i w:val="0"/>
+                <w:sz w:val="16"/>
+              </w:rPr>
+              <w:t xml:space="preserve">    getCurrentReportId: () =&gt; currentReportId,</w:t>
+            </w:r>
+          </w:p>
+          <w:p>
+            <w:pPr>
+              <w:spacing w:line="228" w:lineRule="auto" w:after="0"/>
+              <w:ind w:firstLine="0" w:left="0"/>
+            </w:pPr>
+            <w:r>
+              <w:rPr>
+                <w:rFonts w:ascii="Courier New" w:hAnsi="Courier New" w:eastAsia="Courier New"/>
+                <w:b w:val="0"/>
+                <w:i w:val="0"/>
+                <w:sz w:val="16"/>
+              </w:rPr>
+              <w:t xml:space="preserve">  });</w:t>
+            </w:r>
+          </w:p>
+          <w:p>
+            <w:pPr>
+              <w:spacing w:line="228" w:lineRule="auto" w:after="0"/>
+              <w:ind w:firstLine="0" w:left="0"/>
+            </w:pPr>
+            <w:r>
+              <w:rPr>
+                <w:rFonts w:ascii="Courier New" w:hAnsi="Courier New" w:eastAsia="Courier New"/>
+                <w:b w:val="0"/>
+                <w:i w:val="0"/>
+                <w:sz w:val="16"/>
+              </w:rPr>
+            </w:r>
+          </w:p>
+          <w:p>
+            <w:pPr>
+              <w:spacing w:line="228" w:lineRule="auto" w:after="0"/>
+              <w:ind w:firstLine="0" w:left="0"/>
+            </w:pPr>
+            <w:r>
+              <w:rPr>
+                <w:rFonts w:ascii="Courier New" w:hAnsi="Courier New" w:eastAsia="Courier New"/>
+                <w:b w:val="0"/>
+                <w:i w:val="0"/>
+                <w:sz w:val="16"/>
+              </w:rPr>
+              <w:t xml:space="preserve">  handler();</w:t>
+            </w:r>
+          </w:p>
+          <w:p>
+            <w:pPr>
+              <w:spacing w:line="228" w:lineRule="auto" w:after="0"/>
+              <w:ind w:firstLine="0" w:left="0"/>
+            </w:pPr>
+            <w:r>
+              <w:rPr>
+                <w:rFonts w:ascii="Courier New" w:hAnsi="Courier New" w:eastAsia="Courier New"/>
+                <w:b w:val="0"/>
+                <w:i w:val="0"/>
+                <w:sz w:val="16"/>
+              </w:rPr>
+              <w:t xml:space="preserve">  currentReportId = "202";</w:t>
+            </w:r>
+          </w:p>
+          <w:p>
+            <w:pPr>
+              <w:spacing w:line="228" w:lineRule="auto" w:after="0"/>
+              <w:ind w:firstLine="0" w:left="0"/>
+            </w:pPr>
+            <w:r>
+              <w:rPr>
+                <w:rFonts w:ascii="Courier New" w:hAnsi="Courier New" w:eastAsia="Courier New"/>
+                <w:b w:val="0"/>
+                <w:i w:val="0"/>
+                <w:sz w:val="16"/>
+              </w:rPr>
+              <w:t xml:space="preserve">  handler();</w:t>
+            </w:r>
+          </w:p>
+          <w:p>
+            <w:pPr>
+              <w:spacing w:line="228" w:lineRule="auto" w:after="0"/>
+              <w:ind w:firstLine="0" w:left="0"/>
+            </w:pPr>
+            <w:r>
+              <w:rPr>
+                <w:rFonts w:ascii="Courier New" w:hAnsi="Courier New" w:eastAsia="Courier New"/>
+                <w:b w:val="0"/>
+                <w:i w:val="0"/>
+                <w:sz w:val="16"/>
+              </w:rPr>
+            </w:r>
+          </w:p>
+          <w:p>
+            <w:pPr>
+              <w:spacing w:line="228" w:lineRule="auto" w:after="0"/>
+              <w:ind w:firstLine="0" w:left="0"/>
+            </w:pPr>
+            <w:r>
+              <w:rPr>
+                <w:rFonts w:ascii="Courier New" w:hAnsi="Courier New" w:eastAsia="Courier New"/>
+                <w:b w:val="0"/>
+                <w:i w:val="0"/>
+                <w:sz w:val="16"/>
+              </w:rPr>
+              <w:t xml:space="preserve">  expect(calls).toEqual(["101", "202"]);</w:t>
+            </w:r>
+          </w:p>
+          <w:p>
+            <w:pPr>
+              <w:spacing w:line="228" w:lineRule="auto" w:after="0"/>
+              <w:ind w:firstLine="0" w:left="0"/>
+            </w:pPr>
+            <w:r>
+              <w:rPr>
+                <w:rFonts w:ascii="Courier New" w:hAnsi="Courier New" w:eastAsia="Courier New"/>
+                <w:b w:val="0"/>
+                <w:i w:val="0"/>
+                <w:sz w:val="16"/>
+              </w:rPr>
+              <w:t>});</w:t>
+            </w:r>
+          </w:p>
+        </w:tc>
+      </w:tr>
+    </w:tbl>
+    <w:p>
+      <w:pPr>
+        <w:spacing w:after="40"/>
+      </w:pPr>
+    </w:p>
+    <w:p>
+      <w:pPr>
+        <w:spacing w:line="360" w:lineRule="auto"/>
+        <w:ind w:firstLine="709"/>
+        <w:jc w:val="left"/>
+      </w:pPr>
+      <w:r>
+        <w:rPr>
+          <w:rFonts w:ascii="Times New Roman" w:hAnsi="Times New Roman" w:eastAsia="Times New Roman"/>
+          <w:b w:val="0"/>
+          <w:i w:val="0"/>
+          <w:sz w:val="28"/>
+        </w:rPr>
+        <w:t xml:space="preserve">Полученные real-time события распределяются по доменным сторам страницы отчета: изменение отчета, создание и изменение бага, операции над комментариями, шагами воспроизведения и вложениями. Ниже приведена выжимка из 24 подписок хука </w:t>
+      </w:r>
+      <w:r>
+        <w:rPr>
+          <w:rFonts w:ascii="Courier New" w:hAnsi="Courier New" w:eastAsia="Courier New"/>
+          <w:b w:val="0"/>
+          <w:i w:val="0"/>
+          <w:sz w:val="28"/>
+        </w:rPr>
+        <w:t>useReportSocketEvents</w:t>
+      </w:r>
+      <w:r>
+        <w:rPr>
+          <w:rFonts w:ascii="Times New Roman" w:hAnsi="Times New Roman" w:eastAsia="Times New Roman"/>
+          <w:b w:val="0"/>
+          <w:i w:val="0"/>
+          <w:sz w:val="28"/>
+        </w:rPr>
+        <w:t>, демонстрирующая разложение real-time потока на доменные операции интерфейса.</w:t>
+      </w:r>
+    </w:p>
+    <w:tbl>
+      <w:tblPr>
+        <w:tblStyle w:val="TableGrid"/>
+        <w:tblW w:type="auto" w:w="0"/>
+        <w:jc w:val="center"/>
+        <w:tblLook w:firstColumn="1" w:firstRow="1" w:lastColumn="0" w:lastRow="0" w:noHBand="0" w:noVBand="1" w:val="04A0"/>
+      </w:tblPr>
+      <w:tblGrid>
+        <w:gridCol w:w="9355"/>
+      </w:tblGrid>
+      <w:tr>
+        <w:tc>
+          <w:tcPr>
+            <w:tcW w:type="dxa" w:w="8787"/>
+            <w:tcMar>
+              <w:top w:w="90" w:type="dxa"/>
+              <w:left w:w="90" w:type="dxa"/>
+              <w:bottom w:w="90" w:type="dxa"/>
+              <w:right w:w="90" w:type="dxa"/>
+            </w:tcMar>
+            <w:shd w:fill="F7F7F7"/>
+          </w:tcPr>
+          <w:p>
+            <w:pPr>
+              <w:spacing w:line="228" w:lineRule="auto" w:after="0"/>
+              <w:ind w:firstLine="0" w:left="0"/>
+            </w:pPr>
+            <w:r/>
+            <w:r>
+              <w:rPr>
+                <w:rFonts w:ascii="Courier New" w:hAnsi="Courier New" w:eastAsia="Courier New"/>
+                <w:b w:val="0"/>
+                <w:i w:val="0"/>
+                <w:sz w:val="16"/>
+              </w:rPr>
+              <w:t>export const useReportSocketEvents = () =&gt; {</w:t>
+            </w:r>
+          </w:p>
+          <w:p>
+            <w:pPr>
+              <w:spacing w:line="228" w:lineRule="auto" w:after="0"/>
+              <w:ind w:firstLine="0" w:left="0"/>
+            </w:pPr>
+            <w:r>
+              <w:rPr>
+                <w:rFonts w:ascii="Courier New" w:hAnsi="Courier New" w:eastAsia="Courier New"/>
+                <w:b w:val="0"/>
+                <w:i w:val="0"/>
+                <w:sz w:val="16"/>
+              </w:rPr>
+              <w:t xml:space="preserve">  const reportId = useUnit($reportIdStore);</w:t>
+            </w:r>
+          </w:p>
+          <w:p>
+            <w:pPr>
+              <w:spacing w:line="228" w:lineRule="auto" w:after="0"/>
+              <w:ind w:firstLine="0" w:left="0"/>
+            </w:pPr>
+            <w:r>
+              <w:rPr>
+                <w:rFonts w:ascii="Courier New" w:hAnsi="Courier New" w:eastAsia="Courier New"/>
+                <w:b w:val="0"/>
+                <w:i w:val="0"/>
+                <w:sz w:val="16"/>
+              </w:rPr>
+              <w:t xml:space="preserve">  const socketEvents = useUnit({</w:t>
+            </w:r>
+          </w:p>
+          <w:p>
+            <w:pPr>
+              <w:spacing w:line="228" w:lineRule="auto" w:after="0"/>
+              <w:ind w:firstLine="0" w:left="0"/>
+            </w:pPr>
+            <w:r>
+              <w:rPr>
+                <w:rFonts w:ascii="Courier New" w:hAnsi="Courier New" w:eastAsia="Courier New"/>
+                <w:b w:val="0"/>
+                <w:i w:val="0"/>
+                <w:sz w:val="16"/>
+              </w:rPr>
+              <w:t xml:space="preserve">    patchReportSocketEvent,</w:t>
+            </w:r>
+          </w:p>
+          <w:p>
+            <w:pPr>
+              <w:spacing w:line="228" w:lineRule="auto" w:after="0"/>
+              <w:ind w:firstLine="0" w:left="0"/>
+            </w:pPr>
+            <w:r>
+              <w:rPr>
+                <w:rFonts w:ascii="Courier New" w:hAnsi="Courier New" w:eastAsia="Courier New"/>
+                <w:b w:val="0"/>
+                <w:i w:val="0"/>
+                <w:sz w:val="16"/>
+              </w:rPr>
+              <w:t xml:space="preserve">    createBugSocketEvent,</w:t>
+            </w:r>
+          </w:p>
+          <w:p>
+            <w:pPr>
+              <w:spacing w:line="228" w:lineRule="auto" w:after="0"/>
+              <w:ind w:firstLine="0" w:left="0"/>
+            </w:pPr>
+            <w:r>
+              <w:rPr>
+                <w:rFonts w:ascii="Courier New" w:hAnsi="Courier New" w:eastAsia="Courier New"/>
+                <w:b w:val="0"/>
+                <w:i w:val="0"/>
+                <w:sz w:val="16"/>
+              </w:rPr>
+              <w:t xml:space="preserve">    patchBugSocketEvent,</w:t>
+            </w:r>
+          </w:p>
+          <w:p>
+            <w:pPr>
+              <w:spacing w:line="228" w:lineRule="auto" w:after="0"/>
+              <w:ind w:firstLine="0" w:left="0"/>
+            </w:pPr>
+            <w:r>
+              <w:rPr>
+                <w:rFonts w:ascii="Courier New" w:hAnsi="Courier New" w:eastAsia="Courier New"/>
+                <w:b w:val="0"/>
+                <w:i w:val="0"/>
+                <w:sz w:val="16"/>
+              </w:rPr>
+              <w:t xml:space="preserve">    createCommentSocketEvent,</w:t>
+            </w:r>
+          </w:p>
+          <w:p>
+            <w:pPr>
+              <w:spacing w:line="228" w:lineRule="auto" w:after="0"/>
+              <w:ind w:firstLine="0" w:left="0"/>
+            </w:pPr>
+            <w:r>
+              <w:rPr>
+                <w:rFonts w:ascii="Courier New" w:hAnsi="Courier New" w:eastAsia="Courier New"/>
+                <w:b w:val="0"/>
+                <w:i w:val="0"/>
+                <w:sz w:val="16"/>
+              </w:rPr>
+              <w:t xml:space="preserve">    updateCommentSocketEvent,</w:t>
+            </w:r>
+          </w:p>
+          <w:p>
+            <w:pPr>
+              <w:spacing w:line="228" w:lineRule="auto" w:after="0"/>
+              <w:ind w:firstLine="0" w:left="0"/>
+            </w:pPr>
+            <w:r>
+              <w:rPr>
+                <w:rFonts w:ascii="Courier New" w:hAnsi="Courier New" w:eastAsia="Courier New"/>
+                <w:b w:val="0"/>
+                <w:i w:val="0"/>
+                <w:sz w:val="16"/>
+              </w:rPr>
+              <w:t xml:space="preserve">    deleteCommentSocketEvent,</w:t>
+            </w:r>
+          </w:p>
+          <w:p>
+            <w:pPr>
+              <w:spacing w:line="228" w:lineRule="auto" w:after="0"/>
+              <w:ind w:firstLine="0" w:left="0"/>
+            </w:pPr>
+            <w:r>
+              <w:rPr>
+                <w:rFonts w:ascii="Courier New" w:hAnsi="Courier New" w:eastAsia="Courier New"/>
+                <w:b w:val="0"/>
+                <w:i w:val="0"/>
+                <w:sz w:val="16"/>
+              </w:rPr>
+              <w:t xml:space="preserve">    bugAttachmentCreatedSocketEvent,</w:t>
+            </w:r>
+          </w:p>
+          <w:p>
+            <w:pPr>
+              <w:spacing w:line="228" w:lineRule="auto" w:after="0"/>
+              <w:ind w:firstLine="0" w:left="0"/>
+            </w:pPr>
+            <w:r>
+              <w:rPr>
+                <w:rFonts w:ascii="Courier New" w:hAnsi="Courier New" w:eastAsia="Courier New"/>
+                <w:b w:val="0"/>
+                <w:i w:val="0"/>
+                <w:sz w:val="16"/>
+              </w:rPr>
+              <w:t xml:space="preserve">    // ...</w:t>
+            </w:r>
+          </w:p>
+          <w:p>
+            <w:pPr>
+              <w:spacing w:line="228" w:lineRule="auto" w:after="0"/>
+              <w:ind w:firstLine="0" w:left="0"/>
+            </w:pPr>
+            <w:r>
+              <w:rPr>
+                <w:rFonts w:ascii="Courier New" w:hAnsi="Courier New" w:eastAsia="Courier New"/>
+                <w:b w:val="0"/>
+                <w:i w:val="0"/>
+                <w:sz w:val="16"/>
+              </w:rPr>
+              <w:t xml:space="preserve">  });</w:t>
+            </w:r>
+          </w:p>
+          <w:p>
+            <w:pPr>
+              <w:spacing w:line="228" w:lineRule="auto" w:after="0"/>
+              <w:ind w:firstLine="0" w:left="0"/>
+            </w:pPr>
+            <w:r>
+              <w:rPr>
+                <w:rFonts w:ascii="Courier New" w:hAnsi="Courier New" w:eastAsia="Courier New"/>
+                <w:b w:val="0"/>
+                <w:i w:val="0"/>
+                <w:sz w:val="16"/>
+              </w:rPr>
+            </w:r>
+          </w:p>
+          <w:p>
+            <w:pPr>
+              <w:spacing w:line="228" w:lineRule="auto" w:after="0"/>
+              <w:ind w:firstLine="0" w:left="0"/>
+            </w:pPr>
+            <w:r>
+              <w:rPr>
+                <w:rFonts w:ascii="Courier New" w:hAnsi="Courier New" w:eastAsia="Courier New"/>
+                <w:b w:val="0"/>
+                <w:i w:val="0"/>
+                <w:sz w:val="16"/>
+              </w:rPr>
+              <w:t xml:space="preserve">  useSocketEvent(SocketEvent.ReportPatch, (patch) =&gt;</w:t>
+            </w:r>
+          </w:p>
+          <w:p>
+            <w:pPr>
+              <w:spacing w:line="228" w:lineRule="auto" w:after="0"/>
+              <w:ind w:firstLine="0" w:left="0"/>
+            </w:pPr>
+            <w:r>
+              <w:rPr>
+                <w:rFonts w:ascii="Courier New" w:hAnsi="Courier New" w:eastAsia="Courier New"/>
+                <w:b w:val="0"/>
+                <w:i w:val="0"/>
+                <w:sz w:val="16"/>
+              </w:rPr>
+              <w:t xml:space="preserve">    socketEvents.patchReportSocketEvent(patch)</w:t>
+            </w:r>
+          </w:p>
+          <w:p>
+            <w:pPr>
+              <w:spacing w:line="228" w:lineRule="auto" w:after="0"/>
+              <w:ind w:firstLine="0" w:left="0"/>
+            </w:pPr>
+            <w:r>
+              <w:rPr>
+                <w:rFonts w:ascii="Courier New" w:hAnsi="Courier New" w:eastAsia="Courier New"/>
+                <w:b w:val="0"/>
+                <w:i w:val="0"/>
+                <w:sz w:val="16"/>
+              </w:rPr>
+              <w:t xml:space="preserve">  );</w:t>
+            </w:r>
+          </w:p>
+          <w:p>
+            <w:pPr>
+              <w:spacing w:line="228" w:lineRule="auto" w:after="0"/>
+              <w:ind w:firstLine="0" w:left="0"/>
+            </w:pPr>
+            <w:r>
+              <w:rPr>
+                <w:rFonts w:ascii="Courier New" w:hAnsi="Courier New" w:eastAsia="Courier New"/>
+                <w:b w:val="0"/>
+                <w:i w:val="0"/>
+                <w:sz w:val="16"/>
+              </w:rPr>
+            </w:r>
+          </w:p>
+          <w:p>
+            <w:pPr>
+              <w:spacing w:line="228" w:lineRule="auto" w:after="0"/>
+              <w:ind w:firstLine="0" w:left="0"/>
+            </w:pPr>
+            <w:r>
+              <w:rPr>
+                <w:rFonts w:ascii="Courier New" w:hAnsi="Courier New" w:eastAsia="Courier New"/>
+                <w:b w:val="0"/>
+                <w:i w:val="0"/>
+                <w:sz w:val="16"/>
+              </w:rPr>
+              <w:t xml:space="preserve">  useSocketEvent(SocketEvent.BugCreate, (bug) =&gt; {</w:t>
+            </w:r>
+          </w:p>
+          <w:p>
+            <w:pPr>
+              <w:spacing w:line="228" w:lineRule="auto" w:after="0"/>
+              <w:ind w:firstLine="0" w:left="0"/>
+            </w:pPr>
+            <w:r>
+              <w:rPr>
+                <w:rFonts w:ascii="Courier New" w:hAnsi="Courier New" w:eastAsia="Courier New"/>
+                <w:b w:val="0"/>
+                <w:i w:val="0"/>
+                <w:sz w:val="16"/>
+              </w:rPr>
+              <w:t xml:space="preserve">    if (!reportId) return;</w:t>
+            </w:r>
+          </w:p>
+          <w:p>
+            <w:pPr>
+              <w:spacing w:line="228" w:lineRule="auto" w:after="0"/>
+              <w:ind w:firstLine="0" w:left="0"/>
+            </w:pPr>
+            <w:r>
+              <w:rPr>
+                <w:rFonts w:ascii="Courier New" w:hAnsi="Courier New" w:eastAsia="Courier New"/>
+                <w:b w:val="0"/>
+                <w:i w:val="0"/>
+                <w:sz w:val="16"/>
+              </w:rPr>
+              <w:t xml:space="preserve">    socketEvents.createBugSocketEvent({ reportId, bug });</w:t>
+            </w:r>
+          </w:p>
+          <w:p>
+            <w:pPr>
+              <w:spacing w:line="228" w:lineRule="auto" w:after="0"/>
+              <w:ind w:firstLine="0" w:left="0"/>
+            </w:pPr>
+            <w:r>
+              <w:rPr>
+                <w:rFonts w:ascii="Courier New" w:hAnsi="Courier New" w:eastAsia="Courier New"/>
+                <w:b w:val="0"/>
+                <w:i w:val="0"/>
+                <w:sz w:val="16"/>
+              </w:rPr>
+              <w:t xml:space="preserve">  });</w:t>
+            </w:r>
+          </w:p>
+          <w:p>
+            <w:pPr>
+              <w:spacing w:line="228" w:lineRule="auto" w:after="0"/>
+              <w:ind w:firstLine="0" w:left="0"/>
+            </w:pPr>
+            <w:r>
+              <w:rPr>
+                <w:rFonts w:ascii="Courier New" w:hAnsi="Courier New" w:eastAsia="Courier New"/>
+                <w:b w:val="0"/>
+                <w:i w:val="0"/>
+                <w:sz w:val="16"/>
+              </w:rPr>
+            </w:r>
+          </w:p>
+          <w:p>
+            <w:pPr>
+              <w:spacing w:line="228" w:lineRule="auto" w:after="0"/>
+              <w:ind w:firstLine="0" w:left="0"/>
+            </w:pPr>
+            <w:r>
+              <w:rPr>
+                <w:rFonts w:ascii="Courier New" w:hAnsi="Courier New" w:eastAsia="Courier New"/>
+                <w:b w:val="0"/>
+                <w:i w:val="0"/>
+                <w:sz w:val="16"/>
+              </w:rPr>
+              <w:t xml:space="preserve">  useSocketEvent(SocketEvent.BugPatch, ({ bugId, patch }) =&gt;</w:t>
+            </w:r>
+          </w:p>
+          <w:p>
+            <w:pPr>
+              <w:spacing w:line="228" w:lineRule="auto" w:after="0"/>
+              <w:ind w:firstLine="0" w:left="0"/>
+            </w:pPr>
+            <w:r>
+              <w:rPr>
+                <w:rFonts w:ascii="Courier New" w:hAnsi="Courier New" w:eastAsia="Courier New"/>
+                <w:b w:val="0"/>
+                <w:i w:val="0"/>
+                <w:sz w:val="16"/>
+              </w:rPr>
+              <w:t xml:space="preserve">    socketEvents.patchBugSocketEvent({ bugId, patch })</w:t>
+            </w:r>
+          </w:p>
+          <w:p>
+            <w:pPr>
+              <w:spacing w:line="228" w:lineRule="auto" w:after="0"/>
+              <w:ind w:firstLine="0" w:left="0"/>
+            </w:pPr>
+            <w:r>
+              <w:rPr>
+                <w:rFonts w:ascii="Courier New" w:hAnsi="Courier New" w:eastAsia="Courier New"/>
+                <w:b w:val="0"/>
+                <w:i w:val="0"/>
+                <w:sz w:val="16"/>
+              </w:rPr>
+              <w:t xml:space="preserve">  );</w:t>
+            </w:r>
+          </w:p>
+          <w:p>
+            <w:pPr>
+              <w:spacing w:line="228" w:lineRule="auto" w:after="0"/>
+              <w:ind w:firstLine="0" w:left="0"/>
+            </w:pPr>
+            <w:r>
+              <w:rPr>
+                <w:rFonts w:ascii="Courier New" w:hAnsi="Courier New" w:eastAsia="Courier New"/>
+                <w:b w:val="0"/>
+                <w:i w:val="0"/>
+                <w:sz w:val="16"/>
+              </w:rPr>
+            </w:r>
+          </w:p>
+          <w:p>
+            <w:pPr>
+              <w:spacing w:line="228" w:lineRule="auto" w:after="0"/>
+              <w:ind w:firstLine="0" w:left="0"/>
+            </w:pPr>
+            <w:r>
+              <w:rPr>
+                <w:rFonts w:ascii="Courier New" w:hAnsi="Courier New" w:eastAsia="Courier New"/>
+                <w:b w:val="0"/>
+                <w:i w:val="0"/>
+                <w:sz w:val="16"/>
+              </w:rPr>
+              <w:t xml:space="preserve">  useSocketEvent(SocketEvent.CommentCreate, (comment) =&gt;</w:t>
+            </w:r>
+          </w:p>
+          <w:p>
+            <w:pPr>
+              <w:spacing w:line="228" w:lineRule="auto" w:after="0"/>
+              <w:ind w:firstLine="0" w:left="0"/>
+            </w:pPr>
+            <w:r>
+              <w:rPr>
+                <w:rFonts w:ascii="Courier New" w:hAnsi="Courier New" w:eastAsia="Courier New"/>
+                <w:b w:val="0"/>
+                <w:i w:val="0"/>
+                <w:sz w:val="16"/>
+              </w:rPr>
+              <w:t xml:space="preserve">    socketEvents.createCommentSocketEvent(comment)</w:t>
+            </w:r>
+          </w:p>
+          <w:p>
+            <w:pPr>
+              <w:spacing w:line="228" w:lineRule="auto" w:after="0"/>
+              <w:ind w:firstLine="0" w:left="0"/>
+            </w:pPr>
+            <w:r>
+              <w:rPr>
+                <w:rFonts w:ascii="Courier New" w:hAnsi="Courier New" w:eastAsia="Courier New"/>
+                <w:b w:val="0"/>
+                <w:i w:val="0"/>
+                <w:sz w:val="16"/>
+              </w:rPr>
+              <w:t xml:space="preserve">  );</w:t>
+            </w:r>
+          </w:p>
+          <w:p>
+            <w:pPr>
+              <w:spacing w:line="228" w:lineRule="auto" w:after="0"/>
+              <w:ind w:firstLine="0" w:left="0"/>
+            </w:pPr>
+            <w:r>
+              <w:rPr>
+                <w:rFonts w:ascii="Courier New" w:hAnsi="Courier New" w:eastAsia="Courier New"/>
+                <w:b w:val="0"/>
+                <w:i w:val="0"/>
+                <w:sz w:val="16"/>
+              </w:rPr>
+            </w:r>
+          </w:p>
+          <w:p>
+            <w:pPr>
+              <w:spacing w:line="228" w:lineRule="auto" w:after="0"/>
+              <w:ind w:firstLine="0" w:left="0"/>
+            </w:pPr>
+            <w:r>
+              <w:rPr>
+                <w:rFonts w:ascii="Courier New" w:hAnsi="Courier New" w:eastAsia="Courier New"/>
+                <w:b w:val="0"/>
+                <w:i w:val="0"/>
+                <w:sz w:val="16"/>
+              </w:rPr>
+              <w:t xml:space="preserve">  useSocketEvent(SocketEvent.CommentUpdate, (comment) =&gt;</w:t>
+            </w:r>
+          </w:p>
+          <w:p>
+            <w:pPr>
+              <w:spacing w:line="228" w:lineRule="auto" w:after="0"/>
+              <w:ind w:firstLine="0" w:left="0"/>
+            </w:pPr>
+            <w:r>
+              <w:rPr>
+                <w:rFonts w:ascii="Courier New" w:hAnsi="Courier New" w:eastAsia="Courier New"/>
+                <w:b w:val="0"/>
+                <w:i w:val="0"/>
+                <w:sz w:val="16"/>
+              </w:rPr>
+              <w:t xml:space="preserve">    socketEvents.updateCommentSocketEvent(comment)</w:t>
+            </w:r>
+          </w:p>
+          <w:p>
+            <w:pPr>
+              <w:spacing w:line="228" w:lineRule="auto" w:after="0"/>
+              <w:ind w:firstLine="0" w:left="0"/>
+            </w:pPr>
+            <w:r>
+              <w:rPr>
+                <w:rFonts w:ascii="Courier New" w:hAnsi="Courier New" w:eastAsia="Courier New"/>
+                <w:b w:val="0"/>
+                <w:i w:val="0"/>
+                <w:sz w:val="16"/>
+              </w:rPr>
+              <w:t xml:space="preserve">  );</w:t>
+            </w:r>
+          </w:p>
+          <w:p>
+            <w:pPr>
+              <w:spacing w:line="228" w:lineRule="auto" w:after="0"/>
+              <w:ind w:firstLine="0" w:left="0"/>
+            </w:pPr>
+            <w:r>
+              <w:rPr>
+                <w:rFonts w:ascii="Courier New" w:hAnsi="Courier New" w:eastAsia="Courier New"/>
+                <w:b w:val="0"/>
+                <w:i w:val="0"/>
+                <w:sz w:val="16"/>
+              </w:rPr>
+            </w:r>
+          </w:p>
+          <w:p>
+            <w:pPr>
+              <w:spacing w:line="228" w:lineRule="auto" w:after="0"/>
+              <w:ind w:firstLine="0" w:left="0"/>
+            </w:pPr>
+            <w:r>
+              <w:rPr>
+                <w:rFonts w:ascii="Courier New" w:hAnsi="Courier New" w:eastAsia="Courier New"/>
+                <w:b w:val="0"/>
+                <w:i w:val="0"/>
+                <w:sz w:val="16"/>
+              </w:rPr>
+              <w:t xml:space="preserve">  useSocketEvent(SocketEvent.CommentDelete, ({ bugId, commentId }) =&gt;</w:t>
+            </w:r>
+          </w:p>
+          <w:p>
+            <w:pPr>
+              <w:spacing w:line="228" w:lineRule="auto" w:after="0"/>
+              <w:ind w:firstLine="0" w:left="0"/>
+            </w:pPr>
+            <w:r>
+              <w:rPr>
+                <w:rFonts w:ascii="Courier New" w:hAnsi="Courier New" w:eastAsia="Courier New"/>
+                <w:b w:val="0"/>
+                <w:i w:val="0"/>
+                <w:sz w:val="16"/>
+              </w:rPr>
+              <w:t xml:space="preserve">    socketEvents.deleteCommentSocketEvent({ bugId, commentId })</w:t>
+            </w:r>
+          </w:p>
+          <w:p>
+            <w:pPr>
+              <w:spacing w:line="228" w:lineRule="auto" w:after="0"/>
+              <w:ind w:firstLine="0" w:left="0"/>
+            </w:pPr>
+            <w:r>
+              <w:rPr>
+                <w:rFonts w:ascii="Courier New" w:hAnsi="Courier New" w:eastAsia="Courier New"/>
+                <w:b w:val="0"/>
+                <w:i w:val="0"/>
+                <w:sz w:val="16"/>
+              </w:rPr>
+              <w:t xml:space="preserve">  );</w:t>
+            </w:r>
+          </w:p>
+          <w:p>
+            <w:pPr>
+              <w:spacing w:line="228" w:lineRule="auto" w:after="0"/>
+              <w:ind w:firstLine="0" w:left="0"/>
+            </w:pPr>
+            <w:r>
+              <w:rPr>
+                <w:rFonts w:ascii="Courier New" w:hAnsi="Courier New" w:eastAsia="Courier New"/>
+                <w:b w:val="0"/>
+                <w:i w:val="0"/>
+                <w:sz w:val="16"/>
+              </w:rPr>
+            </w:r>
+          </w:p>
+          <w:p>
+            <w:pPr>
+              <w:spacing w:line="228" w:lineRule="auto" w:after="0"/>
+              <w:ind w:firstLine="0" w:left="0"/>
+            </w:pPr>
+            <w:r>
+              <w:rPr>
+                <w:rFonts w:ascii="Courier New" w:hAnsi="Courier New" w:eastAsia="Courier New"/>
+                <w:b w:val="0"/>
+                <w:i w:val="0"/>
+                <w:sz w:val="16"/>
+              </w:rPr>
+              <w:t xml:space="preserve">  useSocketEvent(SocketEvent.BugAttachmentCreate, (attachment) =&gt; {</w:t>
+            </w:r>
+          </w:p>
+          <w:p>
+            <w:pPr>
+              <w:spacing w:line="228" w:lineRule="auto" w:after="0"/>
+              <w:ind w:firstLine="0" w:left="0"/>
+            </w:pPr>
+            <w:r>
+              <w:rPr>
+                <w:rFonts w:ascii="Courier New" w:hAnsi="Courier New" w:eastAsia="Courier New"/>
+                <w:b w:val="0"/>
+                <w:i w:val="0"/>
+                <w:sz w:val="16"/>
+              </w:rPr>
+              <w:t xml:space="preserve">    if (attachment.attachType === AttachmentTypes.COMMENT) return;</w:t>
+            </w:r>
+          </w:p>
+          <w:p>
+            <w:pPr>
+              <w:spacing w:line="228" w:lineRule="auto" w:after="0"/>
+              <w:ind w:firstLine="0" w:left="0"/>
+            </w:pPr>
+            <w:r>
+              <w:rPr>
+                <w:rFonts w:ascii="Courier New" w:hAnsi="Courier New" w:eastAsia="Courier New"/>
+                <w:b w:val="0"/>
+                <w:i w:val="0"/>
+                <w:sz w:val="16"/>
+              </w:rPr>
+              <w:t xml:space="preserve">    socketEvents.bugAttachmentCreatedSocketEvent(attachment);</w:t>
+            </w:r>
+          </w:p>
+          <w:p>
+            <w:pPr>
+              <w:spacing w:line="228" w:lineRule="auto" w:after="0"/>
+              <w:ind w:firstLine="0" w:left="0"/>
+            </w:pPr>
+            <w:r>
+              <w:rPr>
+                <w:rFonts w:ascii="Courier New" w:hAnsi="Courier New" w:eastAsia="Courier New"/>
+                <w:b w:val="0"/>
+                <w:i w:val="0"/>
+                <w:sz w:val="16"/>
+              </w:rPr>
+              <w:t xml:space="preserve">  });</w:t>
+            </w:r>
+          </w:p>
+          <w:p>
+            <w:pPr>
+              <w:spacing w:line="228" w:lineRule="auto" w:after="0"/>
+              <w:ind w:firstLine="0" w:left="0"/>
+            </w:pPr>
+            <w:r>
+              <w:rPr>
+                <w:rFonts w:ascii="Courier New" w:hAnsi="Courier New" w:eastAsia="Courier New"/>
+                <w:b w:val="0"/>
+                <w:i w:val="0"/>
+                <w:sz w:val="16"/>
+              </w:rPr>
+              <w:t xml:space="preserve">  // ... остальные подписки по аналогии</w:t>
+            </w:r>
+          </w:p>
+          <w:p>
+            <w:pPr>
+              <w:spacing w:line="228" w:lineRule="auto" w:after="0"/>
+              <w:ind w:firstLine="0" w:left="0"/>
+            </w:pPr>
+            <w:r>
+              <w:rPr>
+                <w:rFonts w:ascii="Courier New" w:hAnsi="Courier New" w:eastAsia="Courier New"/>
+                <w:b w:val="0"/>
+                <w:i w:val="0"/>
+                <w:sz w:val="16"/>
+              </w:rPr>
+              <w:t>};</w:t>
+            </w:r>
+          </w:p>
+        </w:tc>
+      </w:tr>
+    </w:tbl>
+    <w:p>
+      <w:pPr>
+        <w:spacing w:after="40"/>
+      </w:pPr>
+    </w:p>
+    <w:p>
+      <w:r>
+        <w:br w:type="page"/>
+      </w:r>
+    </w:p>
+    <w:p>
+      <w:pPr>
+        <w:spacing w:line="276" w:lineRule="auto" w:after="0"/>
+        <w:ind w:firstLine="0"/>
+        <w:jc w:val="center"/>
+      </w:pPr>
+      <w:r>
+        <w:rPr>
+          <w:rFonts w:ascii="Times New Roman" w:hAnsi="Times New Roman" w:eastAsia="Times New Roman"/>
+          <w:b/>
+          <w:i w:val="0"/>
+          <w:sz w:val="28"/>
+        </w:rPr>
+        <w:t>Проверочный клиент</w:t>
+      </w:r>
+    </w:p>
+    <w:p>
+      <w:pPr>
+        <w:spacing w:line="360" w:lineRule="auto"/>
+        <w:ind w:firstLine="709"/>
+        <w:jc w:val="left"/>
+      </w:pPr>
+      <w:r>
+        <w:rPr>
+          <w:rFonts w:ascii="Times New Roman" w:hAnsi="Times New Roman" w:eastAsia="Times New Roman"/>
+          <w:b w:val="0"/>
+          <w:i w:val="0"/>
+          <w:sz w:val="28"/>
+        </w:rPr>
+        <w:t xml:space="preserve">Чтобы изоляция от пользовательского интерфейса не мешала строгости проверки, проверочный клиент имеет собственные обвязки: единый таймаут ожидания событий, доменный HTTP-запрос на изменение отчета с пробросом </w:t>
+      </w:r>
+      <w:r>
+        <w:rPr>
+          <w:rFonts w:ascii="Courier New" w:hAnsi="Courier New" w:eastAsia="Courier New"/>
+          <w:b w:val="0"/>
+          <w:i w:val="0"/>
+          <w:sz w:val="28"/>
+        </w:rPr>
+        <w:t>X-Signal-R-Connection-Id</w:t>
+      </w:r>
+      <w:r>
+        <w:rPr>
+          <w:rFonts w:ascii="Times New Roman" w:hAnsi="Times New Roman" w:eastAsia="Times New Roman"/>
+          <w:b w:val="0"/>
+          <w:i w:val="0"/>
+          <w:sz w:val="28"/>
+        </w:rPr>
+        <w:t xml:space="preserve"> (для исключения инициатора в </w:t>
+      </w:r>
+      <w:r>
+        <w:rPr>
+          <w:rFonts w:ascii="Courier New" w:hAnsi="Courier New" w:eastAsia="Courier New"/>
+          <w:b w:val="0"/>
+          <w:i w:val="0"/>
+          <w:sz w:val="28"/>
+        </w:rPr>
+        <w:t>GroupExcept</w:t>
+      </w:r>
+      <w:r>
+        <w:rPr>
+          <w:rFonts w:ascii="Times New Roman" w:hAnsi="Times New Roman" w:eastAsia="Times New Roman"/>
+          <w:b w:val="0"/>
+          <w:i w:val="0"/>
+          <w:sz w:val="28"/>
+        </w:rPr>
+        <w:t xml:space="preserve">), а также привязка соединения к конкретному серверному экземпляру по идентификатору </w:t>
+      </w:r>
+      <w:r>
+        <w:rPr>
+          <w:rFonts w:ascii="Courier New" w:hAnsi="Courier New" w:eastAsia="Courier New"/>
+          <w:b w:val="0"/>
+          <w:i w:val="0"/>
+          <w:sz w:val="28"/>
+        </w:rPr>
+        <w:t>serverInstanceId</w:t>
+      </w:r>
+      <w:r>
+        <w:rPr>
+          <w:rFonts w:ascii="Times New Roman" w:hAnsi="Times New Roman" w:eastAsia="Times New Roman"/>
+          <w:b w:val="0"/>
+          <w:i w:val="0"/>
+          <w:sz w:val="28"/>
+        </w:rPr>
+        <w:t>. Последнее особенно важно через nginx, который сам распределяет соединение между узлами.</w:t>
+      </w:r>
+    </w:p>
+    <w:tbl>
+      <w:tblPr>
+        <w:tblStyle w:val="TableGrid"/>
+        <w:tblW w:type="auto" w:w="0"/>
+        <w:jc w:val="center"/>
+        <w:tblLook w:firstColumn="1" w:firstRow="1" w:lastColumn="0" w:lastRow="0" w:noHBand="0" w:noVBand="1" w:val="04A0"/>
+      </w:tblPr>
+      <w:tblGrid>
+        <w:gridCol w:w="9355"/>
+      </w:tblGrid>
+      <w:tr>
+        <w:tc>
+          <w:tcPr>
+            <w:tcW w:type="dxa" w:w="8787"/>
+            <w:tcMar>
+              <w:top w:w="90" w:type="dxa"/>
+              <w:left w:w="90" w:type="dxa"/>
+              <w:bottom w:w="90" w:type="dxa"/>
+              <w:right w:w="90" w:type="dxa"/>
+            </w:tcMar>
+            <w:shd w:fill="F7F7F7"/>
+          </w:tcPr>
+          <w:p>
+            <w:pPr>
+              <w:spacing w:line="228" w:lineRule="auto" w:after="0"/>
+              <w:ind w:firstLine="0" w:left="0"/>
+            </w:pPr>
+            <w:r/>
+            <w:r>
+              <w:rPr>
+                <w:rFonts w:ascii="Courier New" w:hAnsi="Courier New" w:eastAsia="Courier New"/>
+                <w:b w:val="0"/>
+                <w:i w:val="0"/>
+                <w:sz w:val="16"/>
+              </w:rPr>
+              <w:t>const withTimeout = (promise, label) =&gt; {</w:t>
+            </w:r>
+          </w:p>
+          <w:p>
+            <w:pPr>
+              <w:spacing w:line="228" w:lineRule="auto" w:after="0"/>
+              <w:ind w:firstLine="0" w:left="0"/>
+            </w:pPr>
+            <w:r>
+              <w:rPr>
+                <w:rFonts w:ascii="Courier New" w:hAnsi="Courier New" w:eastAsia="Courier New"/>
+                <w:b w:val="0"/>
+                <w:i w:val="0"/>
+                <w:sz w:val="16"/>
+              </w:rPr>
+              <w:t xml:space="preserve">  let timer;</w:t>
+            </w:r>
+          </w:p>
+          <w:p>
+            <w:pPr>
+              <w:spacing w:line="228" w:lineRule="auto" w:after="0"/>
+              <w:ind w:firstLine="0" w:left="0"/>
+            </w:pPr>
+            <w:r>
+              <w:rPr>
+                <w:rFonts w:ascii="Courier New" w:hAnsi="Courier New" w:eastAsia="Courier New"/>
+                <w:b w:val="0"/>
+                <w:i w:val="0"/>
+                <w:sz w:val="16"/>
+              </w:rPr>
+              <w:t xml:space="preserve">  const timeout = new Promise((_, reject) =&gt; {</w:t>
+            </w:r>
+          </w:p>
+          <w:p>
+            <w:pPr>
+              <w:spacing w:line="228" w:lineRule="auto" w:after="0"/>
+              <w:ind w:firstLine="0" w:left="0"/>
+            </w:pPr>
+            <w:r>
+              <w:rPr>
+                <w:rFonts w:ascii="Courier New" w:hAnsi="Courier New" w:eastAsia="Courier New"/>
+                <w:b w:val="0"/>
+                <w:i w:val="0"/>
+                <w:sz w:val="16"/>
+              </w:rPr>
+              <w:t xml:space="preserve">    timer = setTimeout(</w:t>
+            </w:r>
+          </w:p>
+          <w:p>
+            <w:pPr>
+              <w:spacing w:line="228" w:lineRule="auto" w:after="0"/>
+              <w:ind w:firstLine="0" w:left="0"/>
+            </w:pPr>
+            <w:r>
+              <w:rPr>
+                <w:rFonts w:ascii="Courier New" w:hAnsi="Courier New" w:eastAsia="Courier New"/>
+                <w:b w:val="0"/>
+                <w:i w:val="0"/>
+                <w:sz w:val="16"/>
+              </w:rPr>
+              <w:t xml:space="preserve">      () =&gt; reject(new Error(`${label} timed out after ${timeoutMs}ms`)),</w:t>
+            </w:r>
+          </w:p>
+          <w:p>
+            <w:pPr>
+              <w:spacing w:line="228" w:lineRule="auto" w:after="0"/>
+              <w:ind w:firstLine="0" w:left="0"/>
+            </w:pPr>
+            <w:r>
+              <w:rPr>
+                <w:rFonts w:ascii="Courier New" w:hAnsi="Courier New" w:eastAsia="Courier New"/>
+                <w:b w:val="0"/>
+                <w:i w:val="0"/>
+                <w:sz w:val="16"/>
+              </w:rPr>
+              <w:t xml:space="preserve">      timeoutMs,</w:t>
+            </w:r>
+          </w:p>
+          <w:p>
+            <w:pPr>
+              <w:spacing w:line="228" w:lineRule="auto" w:after="0"/>
+              <w:ind w:firstLine="0" w:left="0"/>
+            </w:pPr>
+            <w:r>
+              <w:rPr>
+                <w:rFonts w:ascii="Courier New" w:hAnsi="Courier New" w:eastAsia="Courier New"/>
+                <w:b w:val="0"/>
+                <w:i w:val="0"/>
+                <w:sz w:val="16"/>
+              </w:rPr>
+              <w:t xml:space="preserve">    );</w:t>
+            </w:r>
+          </w:p>
+          <w:p>
+            <w:pPr>
+              <w:spacing w:line="228" w:lineRule="auto" w:after="0"/>
+              <w:ind w:firstLine="0" w:left="0"/>
+            </w:pPr>
+            <w:r>
+              <w:rPr>
+                <w:rFonts w:ascii="Courier New" w:hAnsi="Courier New" w:eastAsia="Courier New"/>
+                <w:b w:val="0"/>
+                <w:i w:val="0"/>
+                <w:sz w:val="16"/>
+              </w:rPr>
+              <w:t xml:space="preserve">  });</w:t>
+            </w:r>
+          </w:p>
+          <w:p>
+            <w:pPr>
+              <w:spacing w:line="228" w:lineRule="auto" w:after="0"/>
+              <w:ind w:firstLine="0" w:left="0"/>
+            </w:pPr>
+            <w:r>
+              <w:rPr>
+                <w:rFonts w:ascii="Courier New" w:hAnsi="Courier New" w:eastAsia="Courier New"/>
+                <w:b w:val="0"/>
+                <w:i w:val="0"/>
+                <w:sz w:val="16"/>
+              </w:rPr>
+            </w:r>
+          </w:p>
+          <w:p>
+            <w:pPr>
+              <w:spacing w:line="228" w:lineRule="auto" w:after="0"/>
+              <w:ind w:firstLine="0" w:left="0"/>
+            </w:pPr>
+            <w:r>
+              <w:rPr>
+                <w:rFonts w:ascii="Courier New" w:hAnsi="Courier New" w:eastAsia="Courier New"/>
+                <w:b w:val="0"/>
+                <w:i w:val="0"/>
+                <w:sz w:val="16"/>
+              </w:rPr>
+              <w:t xml:space="preserve">  return Promise.race([promise, timeout]).finally(() =&gt; clearTimeout(timer));</w:t>
+            </w:r>
+          </w:p>
+          <w:p>
+            <w:pPr>
+              <w:spacing w:line="228" w:lineRule="auto" w:after="0"/>
+              <w:ind w:firstLine="0" w:left="0"/>
+            </w:pPr>
+            <w:r>
+              <w:rPr>
+                <w:rFonts w:ascii="Courier New" w:hAnsi="Courier New" w:eastAsia="Courier New"/>
+                <w:b w:val="0"/>
+                <w:i w:val="0"/>
+                <w:sz w:val="16"/>
+              </w:rPr>
+              <w:t>};</w:t>
+            </w:r>
+          </w:p>
+          <w:p>
+            <w:pPr>
+              <w:spacing w:line="228" w:lineRule="auto" w:after="0"/>
+              <w:ind w:firstLine="0" w:left="0"/>
+            </w:pPr>
+            <w:r>
+              <w:rPr>
+                <w:rFonts w:ascii="Courier New" w:hAnsi="Courier New" w:eastAsia="Courier New"/>
+                <w:b w:val="0"/>
+                <w:i w:val="0"/>
+                <w:sz w:val="16"/>
+              </w:rPr>
+            </w:r>
+          </w:p>
+          <w:p>
+            <w:pPr>
+              <w:spacing w:line="228" w:lineRule="auto" w:after="0"/>
+              <w:ind w:firstLine="0" w:left="0"/>
+            </w:pPr>
+            <w:r>
+              <w:rPr>
+                <w:rFonts w:ascii="Courier New" w:hAnsi="Courier New" w:eastAsia="Courier New"/>
+                <w:b w:val="0"/>
+                <w:i w:val="0"/>
+                <w:sz w:val="16"/>
+              </w:rPr>
+              <w:t>const sendReportPatch = async (reportId, title, signalRConnectionId) =&gt;</w:t>
+            </w:r>
+          </w:p>
+          <w:p>
+            <w:pPr>
+              <w:spacing w:line="228" w:lineRule="auto" w:after="0"/>
+              <w:ind w:firstLine="0" w:left="0"/>
+            </w:pPr>
+            <w:r>
+              <w:rPr>
+                <w:rFonts w:ascii="Courier New" w:hAnsi="Courier New" w:eastAsia="Courier New"/>
+                <w:b w:val="0"/>
+                <w:i w:val="0"/>
+                <w:sz w:val="16"/>
+              </w:rPr>
+              <w:t xml:space="preserve">  requestJson(`${nodeA}/v2/reports/${reportId}`, {</w:t>
+            </w:r>
+          </w:p>
+          <w:p>
+            <w:pPr>
+              <w:spacing w:line="228" w:lineRule="auto" w:after="0"/>
+              <w:ind w:firstLine="0" w:left="0"/>
+            </w:pPr>
+            <w:r>
+              <w:rPr>
+                <w:rFonts w:ascii="Courier New" w:hAnsi="Courier New" w:eastAsia="Courier New"/>
+                <w:b w:val="0"/>
+                <w:i w:val="0"/>
+                <w:sz w:val="16"/>
+              </w:rPr>
+              <w:t xml:space="preserve">    method: "PATCH",</w:t>
+            </w:r>
+          </w:p>
+          <w:p>
+            <w:pPr>
+              <w:spacing w:line="228" w:lineRule="auto" w:after="0"/>
+              <w:ind w:firstLine="0" w:left="0"/>
+            </w:pPr>
+            <w:r>
+              <w:rPr>
+                <w:rFonts w:ascii="Courier New" w:hAnsi="Courier New" w:eastAsia="Courier New"/>
+                <w:b w:val="0"/>
+                <w:i w:val="0"/>
+                <w:sz w:val="16"/>
+              </w:rPr>
+              <w:t xml:space="preserve">    headers: { "X-Signal-R-Connection-Id": signalRConnectionId },</w:t>
+            </w:r>
+          </w:p>
+          <w:p>
+            <w:pPr>
+              <w:spacing w:line="228" w:lineRule="auto" w:after="0"/>
+              <w:ind w:firstLine="0" w:left="0"/>
+            </w:pPr>
+            <w:r>
+              <w:rPr>
+                <w:rFonts w:ascii="Courier New" w:hAnsi="Courier New" w:eastAsia="Courier New"/>
+                <w:b w:val="0"/>
+                <w:i w:val="0"/>
+                <w:sz w:val="16"/>
+              </w:rPr>
+              <w:t xml:space="preserve">    body: JSON.stringify({ title }),</w:t>
+            </w:r>
+          </w:p>
+          <w:p>
+            <w:pPr>
+              <w:spacing w:line="228" w:lineRule="auto" w:after="0"/>
+              <w:ind w:firstLine="0" w:left="0"/>
+            </w:pPr>
+            <w:r>
+              <w:rPr>
+                <w:rFonts w:ascii="Courier New" w:hAnsi="Courier New" w:eastAsia="Courier New"/>
+                <w:b w:val="0"/>
+                <w:i w:val="0"/>
+                <w:sz w:val="16"/>
+              </w:rPr>
+              <w:t xml:space="preserve">  });</w:t>
+            </w:r>
+          </w:p>
+          <w:p>
+            <w:pPr>
+              <w:spacing w:line="228" w:lineRule="auto" w:after="0"/>
+              <w:ind w:firstLine="0" w:left="0"/>
+            </w:pPr>
+            <w:r>
+              <w:rPr>
+                <w:rFonts w:ascii="Courier New" w:hAnsi="Courier New" w:eastAsia="Courier New"/>
+                <w:b w:val="0"/>
+                <w:i w:val="0"/>
+                <w:sz w:val="16"/>
+              </w:rPr>
+            </w:r>
+          </w:p>
+          <w:p>
+            <w:pPr>
+              <w:spacing w:line="228" w:lineRule="auto" w:after="0"/>
+              <w:ind w:firstLine="0" w:left="0"/>
+            </w:pPr>
+            <w:r>
+              <w:rPr>
+                <w:rFonts w:ascii="Courier New" w:hAnsi="Courier New" w:eastAsia="Courier New"/>
+                <w:b w:val="0"/>
+                <w:i w:val="0"/>
+                <w:sz w:val="16"/>
+              </w:rPr>
+              <w:t>const connectToServerInstance = async (baseUrl, serverInstanceId) =&gt; {</w:t>
+            </w:r>
+          </w:p>
+          <w:p>
+            <w:pPr>
+              <w:spacing w:line="228" w:lineRule="auto" w:after="0"/>
+              <w:ind w:firstLine="0" w:left="0"/>
+            </w:pPr>
+            <w:r>
+              <w:rPr>
+                <w:rFonts w:ascii="Courier New" w:hAnsi="Courier New" w:eastAsia="Courier New"/>
+                <w:b w:val="0"/>
+                <w:i w:val="0"/>
+                <w:sz w:val="16"/>
+              </w:rPr>
+              <w:t xml:space="preserve">  for (let attempt = 1; attempt &lt;= 8; attempt += 1) {</w:t>
+            </w:r>
+          </w:p>
+          <w:p>
+            <w:pPr>
+              <w:spacing w:line="228" w:lineRule="auto" w:after="0"/>
+              <w:ind w:firstLine="0" w:left="0"/>
+            </w:pPr>
+            <w:r>
+              <w:rPr>
+                <w:rFonts w:ascii="Courier New" w:hAnsi="Courier New" w:eastAsia="Courier New"/>
+                <w:b w:val="0"/>
+                <w:i w:val="0"/>
+                <w:sz w:val="16"/>
+              </w:rPr>
+              <w:t xml:space="preserve">    const connection = buildConnection(baseUrl, { automaticReconnect: true });</w:t>
+            </w:r>
+          </w:p>
+          <w:p>
+            <w:pPr>
+              <w:spacing w:line="228" w:lineRule="auto" w:after="0"/>
+              <w:ind w:firstLine="0" w:left="0"/>
+            </w:pPr>
+            <w:r>
+              <w:rPr>
+                <w:rFonts w:ascii="Courier New" w:hAnsi="Courier New" w:eastAsia="Courier New"/>
+                <w:b w:val="0"/>
+                <w:i w:val="0"/>
+                <w:sz w:val="16"/>
+              </w:rPr>
+              <w:t xml:space="preserve">    await connection.start();</w:t>
+            </w:r>
+          </w:p>
+          <w:p>
+            <w:pPr>
+              <w:spacing w:line="228" w:lineRule="auto" w:after="0"/>
+              <w:ind w:firstLine="0" w:left="0"/>
+            </w:pPr>
+            <w:r>
+              <w:rPr>
+                <w:rFonts w:ascii="Courier New" w:hAnsi="Courier New" w:eastAsia="Courier New"/>
+                <w:b w:val="0"/>
+                <w:i w:val="0"/>
+                <w:sz w:val="16"/>
+              </w:rPr>
+              <w:t xml:space="preserve">    const diagnostics = await getDiagnostics(connection);</w:t>
+            </w:r>
+          </w:p>
+          <w:p>
+            <w:pPr>
+              <w:spacing w:line="228" w:lineRule="auto" w:after="0"/>
+              <w:ind w:firstLine="0" w:left="0"/>
+            </w:pPr>
+            <w:r>
+              <w:rPr>
+                <w:rFonts w:ascii="Courier New" w:hAnsi="Courier New" w:eastAsia="Courier New"/>
+                <w:b w:val="0"/>
+                <w:i w:val="0"/>
+                <w:sz w:val="16"/>
+              </w:rPr>
+            </w:r>
+          </w:p>
+          <w:p>
+            <w:pPr>
+              <w:spacing w:line="228" w:lineRule="auto" w:after="0"/>
+              <w:ind w:firstLine="0" w:left="0"/>
+            </w:pPr>
+            <w:r>
+              <w:rPr>
+                <w:rFonts w:ascii="Courier New" w:hAnsi="Courier New" w:eastAsia="Courier New"/>
+                <w:b w:val="0"/>
+                <w:i w:val="0"/>
+                <w:sz w:val="16"/>
+              </w:rPr>
+              <w:t xml:space="preserve">    if (diagnostics.serverInstanceId === serverInstanceId) {</w:t>
+            </w:r>
+          </w:p>
+          <w:p>
+            <w:pPr>
+              <w:spacing w:line="228" w:lineRule="auto" w:after="0"/>
+              <w:ind w:firstLine="0" w:left="0"/>
+            </w:pPr>
+            <w:r>
+              <w:rPr>
+                <w:rFonts w:ascii="Courier New" w:hAnsi="Courier New" w:eastAsia="Courier New"/>
+                <w:b w:val="0"/>
+                <w:i w:val="0"/>
+                <w:sz w:val="16"/>
+              </w:rPr>
+              <w:t xml:space="preserve">      return { connection, diagnostics, attempt };</w:t>
+            </w:r>
+          </w:p>
+          <w:p>
+            <w:pPr>
+              <w:spacing w:line="228" w:lineRule="auto" w:after="0"/>
+              <w:ind w:firstLine="0" w:left="0"/>
+            </w:pPr>
+            <w:r>
+              <w:rPr>
+                <w:rFonts w:ascii="Courier New" w:hAnsi="Courier New" w:eastAsia="Courier New"/>
+                <w:b w:val="0"/>
+                <w:i w:val="0"/>
+                <w:sz w:val="16"/>
+              </w:rPr>
+              <w:t xml:space="preserve">    }</w:t>
+            </w:r>
+          </w:p>
+          <w:p>
+            <w:pPr>
+              <w:spacing w:line="228" w:lineRule="auto" w:after="0"/>
+              <w:ind w:firstLine="0" w:left="0"/>
+            </w:pPr>
+            <w:r>
+              <w:rPr>
+                <w:rFonts w:ascii="Courier New" w:hAnsi="Courier New" w:eastAsia="Courier New"/>
+                <w:b w:val="0"/>
+                <w:i w:val="0"/>
+                <w:sz w:val="16"/>
+              </w:rPr>
+            </w:r>
+          </w:p>
+          <w:p>
+            <w:pPr>
+              <w:spacing w:line="228" w:lineRule="auto" w:after="0"/>
+              <w:ind w:firstLine="0" w:left="0"/>
+            </w:pPr>
+            <w:r>
+              <w:rPr>
+                <w:rFonts w:ascii="Courier New" w:hAnsi="Courier New" w:eastAsia="Courier New"/>
+                <w:b w:val="0"/>
+                <w:i w:val="0"/>
+                <w:sz w:val="16"/>
+              </w:rPr>
+              <w:t xml:space="preserve">    await connection.stop();</w:t>
+            </w:r>
+          </w:p>
+          <w:p>
+            <w:pPr>
+              <w:spacing w:line="228" w:lineRule="auto" w:after="0"/>
+              <w:ind w:firstLine="0" w:left="0"/>
+            </w:pPr>
+            <w:r>
+              <w:rPr>
+                <w:rFonts w:ascii="Courier New" w:hAnsi="Courier New" w:eastAsia="Courier New"/>
+                <w:b w:val="0"/>
+                <w:i w:val="0"/>
+                <w:sz w:val="16"/>
+              </w:rPr>
+              <w:t xml:space="preserve">    await wait(150);</w:t>
+            </w:r>
+          </w:p>
+          <w:p>
+            <w:pPr>
+              <w:spacing w:line="228" w:lineRule="auto" w:after="0"/>
+              <w:ind w:firstLine="0" w:left="0"/>
+            </w:pPr>
+            <w:r>
+              <w:rPr>
+                <w:rFonts w:ascii="Courier New" w:hAnsi="Courier New" w:eastAsia="Courier New"/>
+                <w:b w:val="0"/>
+                <w:i w:val="0"/>
+                <w:sz w:val="16"/>
+              </w:rPr>
+              <w:t xml:space="preserve">  }</w:t>
+            </w:r>
+          </w:p>
+          <w:p>
+            <w:pPr>
+              <w:spacing w:line="228" w:lineRule="auto" w:after="0"/>
+              <w:ind w:firstLine="0" w:left="0"/>
+            </w:pPr>
+            <w:r>
+              <w:rPr>
+                <w:rFonts w:ascii="Courier New" w:hAnsi="Courier New" w:eastAsia="Courier New"/>
+                <w:b w:val="0"/>
+                <w:i w:val="0"/>
+                <w:sz w:val="16"/>
+              </w:rPr>
+            </w:r>
+          </w:p>
+          <w:p>
+            <w:pPr>
+              <w:spacing w:line="228" w:lineRule="auto" w:after="0"/>
+              <w:ind w:firstLine="0" w:left="0"/>
+            </w:pPr>
+            <w:r>
+              <w:rPr>
+                <w:rFonts w:ascii="Courier New" w:hAnsi="Courier New" w:eastAsia="Courier New"/>
+                <w:b w:val="0"/>
+                <w:i w:val="0"/>
+                <w:sz w:val="16"/>
+              </w:rPr>
+              <w:t xml:space="preserve">  throw new Error(</w:t>
+            </w:r>
+          </w:p>
+          <w:p>
+            <w:pPr>
+              <w:spacing w:line="228" w:lineRule="auto" w:after="0"/>
+              <w:ind w:firstLine="0" w:left="0"/>
+            </w:pPr>
+            <w:r>
+              <w:rPr>
+                <w:rFonts w:ascii="Courier New" w:hAnsi="Courier New" w:eastAsia="Courier New"/>
+                <w:b w:val="0"/>
+                <w:i w:val="0"/>
+                <w:sz w:val="16"/>
+              </w:rPr>
+              <w:t xml:space="preserve">    `Could not connect to ${serverInstanceId} through ${baseUrl}`,</w:t>
+            </w:r>
+          </w:p>
+          <w:p>
+            <w:pPr>
+              <w:spacing w:line="228" w:lineRule="auto" w:after="0"/>
+              <w:ind w:firstLine="0" w:left="0"/>
+            </w:pPr>
+            <w:r>
+              <w:rPr>
+                <w:rFonts w:ascii="Courier New" w:hAnsi="Courier New" w:eastAsia="Courier New"/>
+                <w:b w:val="0"/>
+                <w:i w:val="0"/>
+                <w:sz w:val="16"/>
+              </w:rPr>
+              <w:t xml:space="preserve">  );</w:t>
+            </w:r>
+          </w:p>
+          <w:p>
+            <w:pPr>
+              <w:spacing w:line="228" w:lineRule="auto" w:after="0"/>
+              <w:ind w:firstLine="0" w:left="0"/>
+            </w:pPr>
+            <w:r>
+              <w:rPr>
+                <w:rFonts w:ascii="Courier New" w:hAnsi="Courier New" w:eastAsia="Courier New"/>
+                <w:b w:val="0"/>
+                <w:i w:val="0"/>
+                <w:sz w:val="16"/>
+              </w:rPr>
+              <w:t>};</w:t>
+            </w:r>
+          </w:p>
+        </w:tc>
+      </w:tr>
+    </w:tbl>
+    <w:p>
+      <w:pPr>
+        <w:spacing w:after="40"/>
+      </w:pPr>
+    </w:p>
+    <w:p>
+      <w:pPr>
+        <w:spacing w:line="360" w:lineRule="auto"/>
+        <w:ind w:firstLine="709"/>
+        <w:jc w:val="left"/>
+      </w:pPr>
+      <w:r>
+        <w:rPr>
+          <w:rFonts w:ascii="Times New Roman" w:hAnsi="Times New Roman" w:eastAsia="Times New Roman"/>
+          <w:b w:val="0"/>
+          <w:i w:val="0"/>
+          <w:sz w:val="28"/>
+        </w:rPr>
+        <w:t xml:space="preserve">Базовый сценарий проверки доставки события подключает два SignalR-соединения к разным узлам, подписывает их на группу отчета и ожидает событие </w:t>
+      </w:r>
+      <w:r>
+        <w:rPr>
+          <w:rFonts w:ascii="Courier New" w:hAnsi="Courier New" w:eastAsia="Courier New"/>
+          <w:b w:val="0"/>
+          <w:i w:val="0"/>
+          <w:sz w:val="28"/>
+        </w:rPr>
+        <w:t>ReceiveReportPatch</w:t>
+      </w:r>
+      <w:r>
+        <w:rPr>
+          <w:rFonts w:ascii="Times New Roman" w:hAnsi="Times New Roman" w:eastAsia="Times New Roman"/>
+          <w:b w:val="0"/>
+          <w:i w:val="0"/>
+          <w:sz w:val="28"/>
+        </w:rPr>
+        <w:t xml:space="preserve"> на втором узле. Замеры задержки выполняются по </w:t>
+      </w:r>
+      <w:r>
+        <w:rPr>
+          <w:rFonts w:ascii="Courier New" w:hAnsi="Courier New" w:eastAsia="Courier New"/>
+          <w:b w:val="0"/>
+          <w:i w:val="0"/>
+          <w:sz w:val="28"/>
+        </w:rPr>
+        <w:t>performance.now()</w:t>
+      </w:r>
+      <w:r>
+        <w:rPr>
+          <w:rFonts w:ascii="Times New Roman" w:hAnsi="Times New Roman" w:eastAsia="Times New Roman"/>
+          <w:b w:val="0"/>
+          <w:i w:val="0"/>
+          <w:sz w:val="28"/>
+        </w:rPr>
+        <w:t xml:space="preserve"> между моментом отправки HTTP-запроса и моментом прихода события на втором клиенте.</w:t>
+      </w:r>
+    </w:p>
+    <w:tbl>
+      <w:tblPr>
+        <w:tblStyle w:val="TableGrid"/>
+        <w:tblW w:type="auto" w:w="0"/>
+        <w:jc w:val="center"/>
+        <w:tblLook w:firstColumn="1" w:firstRow="1" w:lastColumn="0" w:lastRow="0" w:noHBand="0" w:noVBand="1" w:val="04A0"/>
+      </w:tblPr>
+      <w:tblGrid>
+        <w:gridCol w:w="9355"/>
+      </w:tblGrid>
+      <w:tr>
+        <w:tc>
+          <w:tcPr>
+            <w:tcW w:type="dxa" w:w="8787"/>
+            <w:tcMar>
+              <w:top w:w="90" w:type="dxa"/>
+              <w:left w:w="90" w:type="dxa"/>
+              <w:bottom w:w="90" w:type="dxa"/>
+              <w:right w:w="90" w:type="dxa"/>
+            </w:tcMar>
+            <w:shd w:fill="F7F7F7"/>
+          </w:tcPr>
+          <w:p>
+            <w:pPr>
+              <w:spacing w:line="228" w:lineRule="auto" w:after="0"/>
+              <w:ind w:firstLine="0" w:left="0"/>
+            </w:pPr>
+            <w:r/>
+            <w:r>
+              <w:rPr>
+                <w:rFonts w:ascii="Courier New" w:hAnsi="Courier New" w:eastAsia="Courier New"/>
+                <w:b w:val="0"/>
+                <w:i w:val="0"/>
+                <w:sz w:val="16"/>
+              </w:rPr>
               <w:t>const diagnosticsA = await getDiagnostics(clientA);</w:t>
             </w:r>
           </w:p>
@@ -14932,6 +20790,21 @@
                 <w:i w:val="0"/>
                 <w:sz w:val="16"/>
               </w:rPr>
+              <w:t>const patchStartedAt = performance.now();</w:t>
+            </w:r>
+          </w:p>
+          <w:p>
+            <w:pPr>
+              <w:spacing w:line="228" w:lineRule="auto" w:after="0"/>
+              <w:ind w:firstLine="0" w:left="0"/>
+            </w:pPr>
+            <w:r>
+              <w:rPr>
+                <w:rFonts w:ascii="Courier New" w:hAnsi="Courier New" w:eastAsia="Courier New"/>
+                <w:b w:val="0"/>
+                <w:i w:val="0"/>
+                <w:sz w:val="16"/>
+              </w:rPr>
               <w:t>await sendReportPatch(reportId, patchedTitle, diagnosticsA.connectionId);</w:t>
             </w:r>
           </w:p>
@@ -14948,6 +20821,761 @@
                 <w:sz w:val="16"/>
               </w:rPr>
               <w:t>await withTimeout(patchWatcher.promise, "ReceiveReportPatch");</w:t>
+            </w:r>
+          </w:p>
+          <w:p>
+            <w:pPr>
+              <w:spacing w:line="228" w:lineRule="auto" w:after="0"/>
+              <w:ind w:firstLine="0" w:left="0"/>
+            </w:pPr>
+            <w:r>
+              <w:rPr>
+                <w:rFonts w:ascii="Courier New" w:hAnsi="Courier New" w:eastAsia="Courier New"/>
+                <w:b w:val="0"/>
+                <w:i w:val="0"/>
+                <w:sz w:val="16"/>
+              </w:rPr>
+            </w:r>
+          </w:p>
+          <w:p>
+            <w:pPr>
+              <w:spacing w:line="228" w:lineRule="auto" w:after="0"/>
+              <w:ind w:firstLine="0" w:left="0"/>
+            </w:pPr>
+            <w:r>
+              <w:rPr>
+                <w:rFonts w:ascii="Courier New" w:hAnsi="Courier New" w:eastAsia="Courier New"/>
+                <w:b w:val="0"/>
+                <w:i w:val="0"/>
+                <w:sz w:val="16"/>
+              </w:rPr>
+              <w:t>return {</w:t>
+            </w:r>
+          </w:p>
+          <w:p>
+            <w:pPr>
+              <w:spacing w:line="228" w:lineRule="auto" w:after="0"/>
+              <w:ind w:firstLine="0" w:left="0"/>
+            </w:pPr>
+            <w:r>
+              <w:rPr>
+                <w:rFonts w:ascii="Courier New" w:hAnsi="Courier New" w:eastAsia="Courier New"/>
+                <w:b w:val="0"/>
+                <w:i w:val="0"/>
+                <w:sz w:val="16"/>
+              </w:rPr>
+              <w:t xml:space="preserve">  ok: patchWatcher.getReceivedPatch()?.title === patchedTitle,</w:t>
+            </w:r>
+          </w:p>
+          <w:p>
+            <w:pPr>
+              <w:spacing w:line="228" w:lineRule="auto" w:after="0"/>
+              <w:ind w:firstLine="0" w:left="0"/>
+            </w:pPr>
+            <w:r>
+              <w:rPr>
+                <w:rFonts w:ascii="Courier New" w:hAnsi="Courier New" w:eastAsia="Courier New"/>
+                <w:b w:val="0"/>
+                <w:i w:val="0"/>
+                <w:sz w:val="16"/>
+              </w:rPr>
+              <w:t xml:space="preserve">  nodeA: diagnosticsA,</w:t>
+            </w:r>
+          </w:p>
+          <w:p>
+            <w:pPr>
+              <w:spacing w:line="228" w:lineRule="auto" w:after="0"/>
+              <w:ind w:firstLine="0" w:left="0"/>
+            </w:pPr>
+            <w:r>
+              <w:rPr>
+                <w:rFonts w:ascii="Courier New" w:hAnsi="Courier New" w:eastAsia="Courier New"/>
+                <w:b w:val="0"/>
+                <w:i w:val="0"/>
+                <w:sz w:val="16"/>
+              </w:rPr>
+              <w:t xml:space="preserve">  nodeB: diagnosticsB,</w:t>
+            </w:r>
+          </w:p>
+          <w:p>
+            <w:pPr>
+              <w:spacing w:line="228" w:lineRule="auto" w:after="0"/>
+              <w:ind w:firstLine="0" w:left="0"/>
+            </w:pPr>
+            <w:r>
+              <w:rPr>
+                <w:rFonts w:ascii="Courier New" w:hAnsi="Courier New" w:eastAsia="Courier New"/>
+                <w:b w:val="0"/>
+                <w:i w:val="0"/>
+                <w:sz w:val="16"/>
+              </w:rPr>
+              <w:t xml:space="preserve">  metrics: {</w:t>
+            </w:r>
+          </w:p>
+          <w:p>
+            <w:pPr>
+              <w:spacing w:line="228" w:lineRule="auto" w:after="0"/>
+              <w:ind w:firstLine="0" w:left="0"/>
+            </w:pPr>
+            <w:r>
+              <w:rPr>
+                <w:rFonts w:ascii="Courier New" w:hAnsi="Courier New" w:eastAsia="Courier New"/>
+                <w:b w:val="0"/>
+                <w:i w:val="0"/>
+                <w:sz w:val="16"/>
+              </w:rPr>
+              <w:t xml:space="preserve">    deliveryLatencyMs: roundMetric(patchWatcher.getReceivedAt() - patchStartedAt),</w:t>
+            </w:r>
+          </w:p>
+          <w:p>
+            <w:pPr>
+              <w:spacing w:line="228" w:lineRule="auto" w:after="0"/>
+              <w:ind w:firstLine="0" w:left="0"/>
+            </w:pPr>
+            <w:r>
+              <w:rPr>
+                <w:rFonts w:ascii="Courier New" w:hAnsi="Courier New" w:eastAsia="Courier New"/>
+                <w:b w:val="0"/>
+                <w:i w:val="0"/>
+                <w:sz w:val="16"/>
+              </w:rPr>
+              <w:t xml:space="preserve">  },</w:t>
+            </w:r>
+          </w:p>
+          <w:p>
+            <w:pPr>
+              <w:spacing w:line="228" w:lineRule="auto" w:after="0"/>
+              <w:ind w:firstLine="0" w:left="0"/>
+            </w:pPr>
+            <w:r>
+              <w:rPr>
+                <w:rFonts w:ascii="Courier New" w:hAnsi="Courier New" w:eastAsia="Courier New"/>
+                <w:b w:val="0"/>
+                <w:i w:val="0"/>
+                <w:sz w:val="16"/>
+              </w:rPr>
+              <w:t>};</w:t>
+            </w:r>
+          </w:p>
+        </w:tc>
+      </w:tr>
+    </w:tbl>
+    <w:p>
+      <w:pPr>
+        <w:spacing w:after="40"/>
+      </w:pPr>
+    </w:p>
+    <w:p>
+      <w:pPr>
+        <w:spacing w:line="360" w:lineRule="auto"/>
+        <w:ind w:firstLine="709"/>
+        <w:jc w:val="left"/>
+      </w:pPr>
+      <w:r>
+        <w:rPr>
+          <w:rFonts w:ascii="Times New Roman" w:hAnsi="Times New Roman" w:eastAsia="Times New Roman"/>
+          <w:b w:val="0"/>
+          <w:i w:val="0"/>
+          <w:sz w:val="28"/>
+        </w:rPr>
+        <w:t xml:space="preserve">Сценарий проверки отказоустойчивости останавливает контейнер целевого узла и ожидает автоматический переход клиента на оставшийся узел через nginx. Подписывается обработчик </w:t>
+      </w:r>
+      <w:r>
+        <w:rPr>
+          <w:rFonts w:ascii="Courier New" w:hAnsi="Courier New" w:eastAsia="Courier New"/>
+          <w:b w:val="0"/>
+          <w:i w:val="0"/>
+          <w:sz w:val="28"/>
+        </w:rPr>
+        <w:t>onreconnected</w:t>
+      </w:r>
+      <w:r>
+        <w:rPr>
+          <w:rFonts w:ascii="Times New Roman" w:hAnsi="Times New Roman" w:eastAsia="Times New Roman"/>
+          <w:b w:val="0"/>
+          <w:i w:val="0"/>
+          <w:sz w:val="28"/>
+        </w:rPr>
+        <w:t xml:space="preserve">, который после восстановления соединения читает диагностику нового узла и повторно вызывает </w:t>
+      </w:r>
+      <w:r>
+        <w:rPr>
+          <w:rFonts w:ascii="Courier New" w:hAnsi="Courier New" w:eastAsia="Courier New"/>
+          <w:b w:val="0"/>
+          <w:i w:val="0"/>
+          <w:sz w:val="28"/>
+        </w:rPr>
+        <w:t>JoinReportGroupAsync</w:t>
+      </w:r>
+      <w:r>
+        <w:rPr>
+          <w:rFonts w:ascii="Times New Roman" w:hAnsi="Times New Roman" w:eastAsia="Times New Roman"/>
+          <w:b w:val="0"/>
+          <w:i w:val="0"/>
+          <w:sz w:val="28"/>
+        </w:rPr>
+        <w:t xml:space="preserve">. Сценарий считается пройденным, если событие изменения отчета доставлено клиенту на новом узле, а </w:t>
+      </w:r>
+      <w:r>
+        <w:rPr>
+          <w:rFonts w:ascii="Courier New" w:hAnsi="Courier New" w:eastAsia="Courier New"/>
+          <w:b w:val="0"/>
+          <w:i w:val="0"/>
+          <w:sz w:val="28"/>
+        </w:rPr>
+        <w:t>serverInstanceId</w:t>
+      </w:r>
+      <w:r>
+        <w:rPr>
+          <w:rFonts w:ascii="Times New Roman" w:hAnsi="Times New Roman" w:eastAsia="Times New Roman"/>
+          <w:b w:val="0"/>
+          <w:i w:val="0"/>
+          <w:sz w:val="28"/>
+        </w:rPr>
+        <w:t xml:space="preserve"> после восстановления отличается от исходного.</w:t>
+      </w:r>
+    </w:p>
+    <w:tbl>
+      <w:tblPr>
+        <w:tblStyle w:val="TableGrid"/>
+        <w:tblW w:type="auto" w:w="0"/>
+        <w:jc w:val="center"/>
+        <w:tblLook w:firstColumn="1" w:firstRow="1" w:lastColumn="0" w:lastRow="0" w:noHBand="0" w:noVBand="1" w:val="04A0"/>
+      </w:tblPr>
+      <w:tblGrid>
+        <w:gridCol w:w="9355"/>
+      </w:tblGrid>
+      <w:tr>
+        <w:tc>
+          <w:tcPr>
+            <w:tcW w:type="dxa" w:w="8787"/>
+            <w:tcMar>
+              <w:top w:w="90" w:type="dxa"/>
+              <w:left w:w="90" w:type="dxa"/>
+              <w:bottom w:w="90" w:type="dxa"/>
+              <w:right w:w="90" w:type="dxa"/>
+            </w:tcMar>
+            <w:shd w:fill="F7F7F7"/>
+          </w:tcPr>
+          <w:p>
+            <w:pPr>
+              <w:spacing w:line="228" w:lineRule="auto" w:after="0"/>
+              <w:ind w:firstLine="0" w:left="0"/>
+            </w:pPr>
+            <w:r/>
+            <w:r>
+              <w:rPr>
+                <w:rFonts w:ascii="Courier New" w:hAnsi="Courier New" w:eastAsia="Courier New"/>
+                <w:b w:val="0"/>
+                <w:i w:val="0"/>
+                <w:sz w:val="16"/>
+              </w:rPr>
+              <w:t>const initial = await connectToServerInstance(nginxNode, failoverTargetInstance);</w:t>
+            </w:r>
+          </w:p>
+          <w:p>
+            <w:pPr>
+              <w:spacing w:line="228" w:lineRule="auto" w:after="0"/>
+              <w:ind w:firstLine="0" w:left="0"/>
+            </w:pPr>
+            <w:r>
+              <w:rPr>
+                <w:rFonts w:ascii="Courier New" w:hAnsi="Courier New" w:eastAsia="Courier New"/>
+                <w:b w:val="0"/>
+                <w:i w:val="0"/>
+                <w:sz w:val="16"/>
+              </w:rPr>
+              <w:t>clientB = initial.connection;</w:t>
+            </w:r>
+          </w:p>
+          <w:p>
+            <w:pPr>
+              <w:spacing w:line="228" w:lineRule="auto" w:after="0"/>
+              <w:ind w:firstLine="0" w:left="0"/>
+            </w:pPr>
+            <w:r>
+              <w:rPr>
+                <w:rFonts w:ascii="Courier New" w:hAnsi="Courier New" w:eastAsia="Courier New"/>
+                <w:b w:val="0"/>
+                <w:i w:val="0"/>
+                <w:sz w:val="16"/>
+              </w:rPr>
+              <w:t>const diagnosticsB = initial.diagnostics;</w:t>
+            </w:r>
+          </w:p>
+          <w:p>
+            <w:pPr>
+              <w:spacing w:line="228" w:lineRule="auto" w:after="0"/>
+              <w:ind w:firstLine="0" w:left="0"/>
+            </w:pPr>
+            <w:r>
+              <w:rPr>
+                <w:rFonts w:ascii="Courier New" w:hAnsi="Courier New" w:eastAsia="Courier New"/>
+                <w:b w:val="0"/>
+                <w:i w:val="0"/>
+                <w:sz w:val="16"/>
+              </w:rPr>
+            </w:r>
+          </w:p>
+          <w:p>
+            <w:pPr>
+              <w:spacing w:line="228" w:lineRule="auto" w:after="0"/>
+              <w:ind w:firstLine="0" w:left="0"/>
+            </w:pPr>
+            <w:r>
+              <w:rPr>
+                <w:rFonts w:ascii="Courier New" w:hAnsi="Courier New" w:eastAsia="Courier New"/>
+                <w:b w:val="0"/>
+                <w:i w:val="0"/>
+                <w:sz w:val="16"/>
+              </w:rPr>
+              <w:t>await clientB.invoke("JoinReportGroupAsync", reportId);</w:t>
+            </w:r>
+          </w:p>
+          <w:p>
+            <w:pPr>
+              <w:spacing w:line="228" w:lineRule="auto" w:after="0"/>
+              <w:ind w:firstLine="0" w:left="0"/>
+            </w:pPr>
+            <w:r>
+              <w:rPr>
+                <w:rFonts w:ascii="Courier New" w:hAnsi="Courier New" w:eastAsia="Courier New"/>
+                <w:b w:val="0"/>
+                <w:i w:val="0"/>
+                <w:sz w:val="16"/>
+              </w:rPr>
+            </w:r>
+          </w:p>
+          <w:p>
+            <w:pPr>
+              <w:spacing w:line="228" w:lineRule="auto" w:after="0"/>
+              <w:ind w:firstLine="0" w:left="0"/>
+            </w:pPr>
+            <w:r>
+              <w:rPr>
+                <w:rFonts w:ascii="Courier New" w:hAnsi="Courier New" w:eastAsia="Courier New"/>
+                <w:b w:val="0"/>
+                <w:i w:val="0"/>
+                <w:sz w:val="16"/>
+              </w:rPr>
+              <w:t>const reconnectStartedAt = performance.now();</w:t>
+            </w:r>
+          </w:p>
+          <w:p>
+            <w:pPr>
+              <w:spacing w:line="228" w:lineRule="auto" w:after="0"/>
+              <w:ind w:firstLine="0" w:left="0"/>
+            </w:pPr>
+            <w:r>
+              <w:rPr>
+                <w:rFonts w:ascii="Courier New" w:hAnsi="Courier New" w:eastAsia="Courier New"/>
+                <w:b w:val="0"/>
+                <w:i w:val="0"/>
+                <w:sz w:val="16"/>
+              </w:rPr>
+              <w:t>const rejoinPromise = new Promise((resolve, reject) =&gt; {</w:t>
+            </w:r>
+          </w:p>
+          <w:p>
+            <w:pPr>
+              <w:spacing w:line="228" w:lineRule="auto" w:after="0"/>
+              <w:ind w:firstLine="0" w:left="0"/>
+            </w:pPr>
+            <w:r>
+              <w:rPr>
+                <w:rFonts w:ascii="Courier New" w:hAnsi="Courier New" w:eastAsia="Courier New"/>
+                <w:b w:val="0"/>
+                <w:i w:val="0"/>
+                <w:sz w:val="16"/>
+              </w:rPr>
+              <w:t xml:space="preserve">  clientB.onreconnected(async () =&gt; {</w:t>
+            </w:r>
+          </w:p>
+          <w:p>
+            <w:pPr>
+              <w:spacing w:line="228" w:lineRule="auto" w:after="0"/>
+              <w:ind w:firstLine="0" w:left="0"/>
+            </w:pPr>
+            <w:r>
+              <w:rPr>
+                <w:rFonts w:ascii="Courier New" w:hAnsi="Courier New" w:eastAsia="Courier New"/>
+                <w:b w:val="0"/>
+                <w:i w:val="0"/>
+                <w:sz w:val="16"/>
+              </w:rPr>
+              <w:t xml:space="preserve">    try {</w:t>
+            </w:r>
+          </w:p>
+          <w:p>
+            <w:pPr>
+              <w:spacing w:line="228" w:lineRule="auto" w:after="0"/>
+              <w:ind w:firstLine="0" w:left="0"/>
+            </w:pPr>
+            <w:r>
+              <w:rPr>
+                <w:rFonts w:ascii="Courier New" w:hAnsi="Courier New" w:eastAsia="Courier New"/>
+                <w:b w:val="0"/>
+                <w:i w:val="0"/>
+                <w:sz w:val="16"/>
+              </w:rPr>
+              <w:t xml:space="preserve">      diagnosticsAfterFailover = await getDiagnostics(clientB);</w:t>
+            </w:r>
+          </w:p>
+          <w:p>
+            <w:pPr>
+              <w:spacing w:line="228" w:lineRule="auto" w:after="0"/>
+              <w:ind w:firstLine="0" w:left="0"/>
+            </w:pPr>
+            <w:r>
+              <w:rPr>
+                <w:rFonts w:ascii="Courier New" w:hAnsi="Courier New" w:eastAsia="Courier New"/>
+                <w:b w:val="0"/>
+                <w:i w:val="0"/>
+                <w:sz w:val="16"/>
+              </w:rPr>
+              <w:t xml:space="preserve">      await clientB.invoke("JoinReportGroupAsync", reportId);</w:t>
+            </w:r>
+          </w:p>
+          <w:p>
+            <w:pPr>
+              <w:spacing w:line="228" w:lineRule="auto" w:after="0"/>
+              <w:ind w:firstLine="0" w:left="0"/>
+            </w:pPr>
+            <w:r>
+              <w:rPr>
+                <w:rFonts w:ascii="Courier New" w:hAnsi="Courier New" w:eastAsia="Courier New"/>
+                <w:b w:val="0"/>
+                <w:i w:val="0"/>
+                <w:sz w:val="16"/>
+              </w:rPr>
+              <w:t xml:space="preserve">      resolve();</w:t>
+            </w:r>
+          </w:p>
+          <w:p>
+            <w:pPr>
+              <w:spacing w:line="228" w:lineRule="auto" w:after="0"/>
+              <w:ind w:firstLine="0" w:left="0"/>
+            </w:pPr>
+            <w:r>
+              <w:rPr>
+                <w:rFonts w:ascii="Courier New" w:hAnsi="Courier New" w:eastAsia="Courier New"/>
+                <w:b w:val="0"/>
+                <w:i w:val="0"/>
+                <w:sz w:val="16"/>
+              </w:rPr>
+              <w:t xml:space="preserve">    } catch (error) {</w:t>
+            </w:r>
+          </w:p>
+          <w:p>
+            <w:pPr>
+              <w:spacing w:line="228" w:lineRule="auto" w:after="0"/>
+              <w:ind w:firstLine="0" w:left="0"/>
+            </w:pPr>
+            <w:r>
+              <w:rPr>
+                <w:rFonts w:ascii="Courier New" w:hAnsi="Courier New" w:eastAsia="Courier New"/>
+                <w:b w:val="0"/>
+                <w:i w:val="0"/>
+                <w:sz w:val="16"/>
+              </w:rPr>
+              <w:t xml:space="preserve">      reject(error);</w:t>
+            </w:r>
+          </w:p>
+          <w:p>
+            <w:pPr>
+              <w:spacing w:line="228" w:lineRule="auto" w:after="0"/>
+              <w:ind w:firstLine="0" w:left="0"/>
+            </w:pPr>
+            <w:r>
+              <w:rPr>
+                <w:rFonts w:ascii="Courier New" w:hAnsi="Courier New" w:eastAsia="Courier New"/>
+                <w:b w:val="0"/>
+                <w:i w:val="0"/>
+                <w:sz w:val="16"/>
+              </w:rPr>
+              <w:t xml:space="preserve">    }</w:t>
+            </w:r>
+          </w:p>
+          <w:p>
+            <w:pPr>
+              <w:spacing w:line="228" w:lineRule="auto" w:after="0"/>
+              <w:ind w:firstLine="0" w:left="0"/>
+            </w:pPr>
+            <w:r>
+              <w:rPr>
+                <w:rFonts w:ascii="Courier New" w:hAnsi="Courier New" w:eastAsia="Courier New"/>
+                <w:b w:val="0"/>
+                <w:i w:val="0"/>
+                <w:sz w:val="16"/>
+              </w:rPr>
+              <w:t xml:space="preserve">  });</w:t>
+            </w:r>
+          </w:p>
+          <w:p>
+            <w:pPr>
+              <w:spacing w:line="228" w:lineRule="auto" w:after="0"/>
+              <w:ind w:firstLine="0" w:left="0"/>
+            </w:pPr>
+            <w:r>
+              <w:rPr>
+                <w:rFonts w:ascii="Courier New" w:hAnsi="Courier New" w:eastAsia="Courier New"/>
+                <w:b w:val="0"/>
+                <w:i w:val="0"/>
+                <w:sz w:val="16"/>
+              </w:rPr>
+              <w:t>});</w:t>
+            </w:r>
+          </w:p>
+          <w:p>
+            <w:pPr>
+              <w:spacing w:line="228" w:lineRule="auto" w:after="0"/>
+              <w:ind w:firstLine="0" w:left="0"/>
+            </w:pPr>
+            <w:r>
+              <w:rPr>
+                <w:rFonts w:ascii="Courier New" w:hAnsi="Courier New" w:eastAsia="Courier New"/>
+                <w:b w:val="0"/>
+                <w:i w:val="0"/>
+                <w:sz w:val="16"/>
+              </w:rPr>
+            </w:r>
+          </w:p>
+          <w:p>
+            <w:pPr>
+              <w:spacing w:line="228" w:lineRule="auto" w:after="0"/>
+              <w:ind w:firstLine="0" w:left="0"/>
+            </w:pPr>
+            <w:r>
+              <w:rPr>
+                <w:rFonts w:ascii="Courier New" w:hAnsi="Courier New" w:eastAsia="Courier New"/>
+                <w:b w:val="0"/>
+                <w:i w:val="0"/>
+                <w:sz w:val="16"/>
+              </w:rPr>
+              <w:t>await runDocker("stop", "--time", "1", failoverContainer);</w:t>
+            </w:r>
+          </w:p>
+          <w:p>
+            <w:pPr>
+              <w:spacing w:line="228" w:lineRule="auto" w:after="0"/>
+              <w:ind w:firstLine="0" w:left="0"/>
+            </w:pPr>
+            <w:r>
+              <w:rPr>
+                <w:rFonts w:ascii="Courier New" w:hAnsi="Courier New" w:eastAsia="Courier New"/>
+                <w:b w:val="0"/>
+                <w:i w:val="0"/>
+                <w:sz w:val="16"/>
+              </w:rPr>
+              <w:t>await withTimeout(rejoinPromise, "SignalR failover reconnect/rejoin");</w:t>
+            </w:r>
+          </w:p>
+          <w:p>
+            <w:pPr>
+              <w:spacing w:line="228" w:lineRule="auto" w:after="0"/>
+              <w:ind w:firstLine="0" w:left="0"/>
+            </w:pPr>
+            <w:r>
+              <w:rPr>
+                <w:rFonts w:ascii="Courier New" w:hAnsi="Courier New" w:eastAsia="Courier New"/>
+                <w:b w:val="0"/>
+                <w:i w:val="0"/>
+                <w:sz w:val="16"/>
+              </w:rPr>
+              <w:t>const rejoinedAt = performance.now();</w:t>
+            </w:r>
+          </w:p>
+          <w:p>
+            <w:pPr>
+              <w:spacing w:line="228" w:lineRule="auto" w:after="0"/>
+              <w:ind w:firstLine="0" w:left="0"/>
+            </w:pPr>
+            <w:r>
+              <w:rPr>
+                <w:rFonts w:ascii="Courier New" w:hAnsi="Courier New" w:eastAsia="Courier New"/>
+                <w:b w:val="0"/>
+                <w:i w:val="0"/>
+                <w:sz w:val="16"/>
+              </w:rPr>
+            </w:r>
+          </w:p>
+          <w:p>
+            <w:pPr>
+              <w:spacing w:line="228" w:lineRule="auto" w:after="0"/>
+              <w:ind w:firstLine="0" w:left="0"/>
+            </w:pPr>
+            <w:r>
+              <w:rPr>
+                <w:rFonts w:ascii="Courier New" w:hAnsi="Courier New" w:eastAsia="Courier New"/>
+                <w:b w:val="0"/>
+                <w:i w:val="0"/>
+                <w:sz w:val="16"/>
+              </w:rPr>
+              <w:t>const secondPatchWatcher = waitForReportPatch(clientB, secondTitle);</w:t>
+            </w:r>
+          </w:p>
+          <w:p>
+            <w:pPr>
+              <w:spacing w:line="228" w:lineRule="auto" w:after="0"/>
+              <w:ind w:firstLine="0" w:left="0"/>
+            </w:pPr>
+            <w:r>
+              <w:rPr>
+                <w:rFonts w:ascii="Courier New" w:hAnsi="Courier New" w:eastAsia="Courier New"/>
+                <w:b w:val="0"/>
+                <w:i w:val="0"/>
+                <w:sz w:val="16"/>
+              </w:rPr>
+              <w:t>await sendReportPatch(reportId, secondTitle, diagnosticsA.connectionId);</w:t>
+            </w:r>
+          </w:p>
+          <w:p>
+            <w:pPr>
+              <w:spacing w:line="228" w:lineRule="auto" w:after="0"/>
+              <w:ind w:firstLine="0" w:left="0"/>
+            </w:pPr>
+            <w:r>
+              <w:rPr>
+                <w:rFonts w:ascii="Courier New" w:hAnsi="Courier New" w:eastAsia="Courier New"/>
+                <w:b w:val="0"/>
+                <w:i w:val="0"/>
+                <w:sz w:val="16"/>
+              </w:rPr>
+              <w:t>await withTimeout(secondPatchWatcher.promise, "Post-failover ReceiveReportPatch");</w:t>
+            </w:r>
+          </w:p>
+          <w:p>
+            <w:pPr>
+              <w:spacing w:line="228" w:lineRule="auto" w:after="0"/>
+              <w:ind w:firstLine="0" w:left="0"/>
+            </w:pPr>
+            <w:r>
+              <w:rPr>
+                <w:rFonts w:ascii="Courier New" w:hAnsi="Courier New" w:eastAsia="Courier New"/>
+                <w:b w:val="0"/>
+                <w:i w:val="0"/>
+                <w:sz w:val="16"/>
+              </w:rPr>
+            </w:r>
+          </w:p>
+          <w:p>
+            <w:pPr>
+              <w:spacing w:line="228" w:lineRule="auto" w:after="0"/>
+              <w:ind w:firstLine="0" w:left="0"/>
+            </w:pPr>
+            <w:r>
+              <w:rPr>
+                <w:rFonts w:ascii="Courier New" w:hAnsi="Courier New" w:eastAsia="Courier New"/>
+                <w:b w:val="0"/>
+                <w:i w:val="0"/>
+                <w:sz w:val="16"/>
+              </w:rPr>
+              <w:t>return {</w:t>
+            </w:r>
+          </w:p>
+          <w:p>
+            <w:pPr>
+              <w:spacing w:line="228" w:lineRule="auto" w:after="0"/>
+              <w:ind w:firstLine="0" w:left="0"/>
+            </w:pPr>
+            <w:r>
+              <w:rPr>
+                <w:rFonts w:ascii="Courier New" w:hAnsi="Courier New" w:eastAsia="Courier New"/>
+                <w:b w:val="0"/>
+                <w:i w:val="0"/>
+                <w:sz w:val="16"/>
+              </w:rPr>
+              <w:t xml:space="preserve">  ok:</w:t>
+            </w:r>
+          </w:p>
+          <w:p>
+            <w:pPr>
+              <w:spacing w:line="228" w:lineRule="auto" w:after="0"/>
+              <w:ind w:firstLine="0" w:left="0"/>
+            </w:pPr>
+            <w:r>
+              <w:rPr>
+                <w:rFonts w:ascii="Courier New" w:hAnsi="Courier New" w:eastAsia="Courier New"/>
+                <w:b w:val="0"/>
+                <w:i w:val="0"/>
+                <w:sz w:val="16"/>
+              </w:rPr>
+              <w:t xml:space="preserve">    secondPatchWatcher.getReceivedPatch()?.title === secondTitle &amp;&amp;</w:t>
+            </w:r>
+          </w:p>
+          <w:p>
+            <w:pPr>
+              <w:spacing w:line="228" w:lineRule="auto" w:after="0"/>
+              <w:ind w:firstLine="0" w:left="0"/>
+            </w:pPr>
+            <w:r>
+              <w:rPr>
+                <w:rFonts w:ascii="Courier New" w:hAnsi="Courier New" w:eastAsia="Courier New"/>
+                <w:b w:val="0"/>
+                <w:i w:val="0"/>
+                <w:sz w:val="16"/>
+              </w:rPr>
+              <w:t xml:space="preserve">    diagnosticsAfterFailover?.serverInstanceId !== diagnosticsB.serverInstanceId,</w:t>
+            </w:r>
+          </w:p>
+          <w:p>
+            <w:pPr>
+              <w:spacing w:line="228" w:lineRule="auto" w:after="0"/>
+              <w:ind w:firstLine="0" w:left="0"/>
+            </w:pPr>
+            <w:r>
+              <w:rPr>
+                <w:rFonts w:ascii="Courier New" w:hAnsi="Courier New" w:eastAsia="Courier New"/>
+                <w:b w:val="0"/>
+                <w:i w:val="0"/>
+                <w:sz w:val="16"/>
+              </w:rPr>
+              <w:t xml:space="preserve">  metrics: {</w:t>
+            </w:r>
+          </w:p>
+          <w:p>
+            <w:pPr>
+              <w:spacing w:line="228" w:lineRule="auto" w:after="0"/>
+              <w:ind w:firstLine="0" w:left="0"/>
+            </w:pPr>
+            <w:r>
+              <w:rPr>
+                <w:rFonts w:ascii="Courier New" w:hAnsi="Courier New" w:eastAsia="Courier New"/>
+                <w:b w:val="0"/>
+                <w:i w:val="0"/>
+                <w:sz w:val="16"/>
+              </w:rPr>
+              <w:t xml:space="preserve">    failoverReconnectAndRejoinMs: roundMetric(rejoinedAt - reconnectStartedAt),</w:t>
+            </w:r>
+          </w:p>
+          <w:p>
+            <w:pPr>
+              <w:spacing w:line="228" w:lineRule="auto" w:after="0"/>
+              <w:ind w:firstLine="0" w:left="0"/>
+            </w:pPr>
+            <w:r>
+              <w:rPr>
+                <w:rFonts w:ascii="Courier New" w:hAnsi="Courier New" w:eastAsia="Courier New"/>
+                <w:b w:val="0"/>
+                <w:i w:val="0"/>
+                <w:sz w:val="16"/>
+              </w:rPr>
+              <w:t xml:space="preserve">  },</w:t>
+            </w:r>
+          </w:p>
+          <w:p>
+            <w:pPr>
+              <w:spacing w:line="228" w:lineRule="auto" w:after="0"/>
+              <w:ind w:firstLine="0" w:left="0"/>
+            </w:pPr>
+            <w:r>
+              <w:rPr>
+                <w:rFonts w:ascii="Courier New" w:hAnsi="Courier New" w:eastAsia="Courier New"/>
+                <w:b w:val="0"/>
+                <w:i w:val="0"/>
+                <w:sz w:val="16"/>
+              </w:rPr>
+              <w:t>};</w:t>
             </w:r>
           </w:p>
         </w:tc>

--- a/build/docx/vkr-draft-1.docx
+++ b/build/docx/vkr-draft-1.docx
@@ -4664,7 +4664,7 @@
         </w:rPr>
         <w:t>1.2 WebSocket и SignalR как основа real-time контура</w:t>
         <w:tab/>
-        <w:t>11</w:t>
+        <w:t>10</w:t>
       </w:r>
     </w:p>
     <w:p>
@@ -4864,7 +4864,7 @@
         </w:rPr>
         <w:t>3. Проектирование масштабируемого real-time контура</w:t>
         <w:tab/>
-        <w:t>20</w:t>
+        <w:t>19</w:t>
       </w:r>
     </w:p>
     <w:p>
@@ -4884,7 +4884,7 @@
         </w:rPr>
         <w:t>3.1 Исходная архитектура</w:t>
         <w:tab/>
-        <w:t>20</w:t>
+        <w:t>19</w:t>
       </w:r>
     </w:p>
     <w:p>
@@ -4904,7 +4904,7 @@
         </w:rPr>
         <w:t>3.2 Целевая архитектура</w:t>
         <w:tab/>
-        <w:t>21</w:t>
+        <w:t>20</w:t>
       </w:r>
     </w:p>
     <w:p>
@@ -4924,7 +4924,7 @@
         </w:rPr>
         <w:t>3.3 Поток real-time события</w:t>
         <w:tab/>
-        <w:t>22</w:t>
+        <w:t>21</w:t>
       </w:r>
     </w:p>
     <w:p>
@@ -4944,7 +4944,7 @@
         </w:rPr>
         <w:t>3.4 Модель групп и повторной подписки</w:t>
         <w:tab/>
-        <w:t>23</w:t>
+        <w:t>22</w:t>
       </w:r>
     </w:p>
     <w:p>
@@ -4964,7 +4964,7 @@
         </w:rPr>
         <w:t>3.5 Диагностический контур</w:t>
         <w:tab/>
-        <w:t>24</w:t>
+        <w:t>22</w:t>
       </w:r>
     </w:p>
     <w:p>
@@ -4984,7 +4984,7 @@
         </w:rPr>
         <w:t>3.6 Семантика доставки и ограничения</w:t>
         <w:tab/>
-        <w:t>24</w:t>
+        <w:t>23</w:t>
       </w:r>
     </w:p>
     <w:p>
@@ -5004,7 +5004,7 @@
         </w:rPr>
         <w:t>4. Реализация решения в целевой системе</w:t>
         <w:tab/>
-        <w:t>26</w:t>
+        <w:t>25</w:t>
       </w:r>
     </w:p>
     <w:p>
@@ -5024,7 +5024,7 @@
         </w:rPr>
         <w:t>4.1 Организация работ</w:t>
         <w:tab/>
-        <w:t>26</w:t>
+        <w:t>25</w:t>
       </w:r>
     </w:p>
     <w:p>
@@ -5044,7 +5044,7 @@
         </w:rPr>
         <w:t>4.2 Изменения серверной части</w:t>
         <w:tab/>
-        <w:t>26</w:t>
+        <w:t>25</w:t>
       </w:r>
     </w:p>
     <w:p>
@@ -5064,7 +5064,7 @@
         </w:rPr>
         <w:t>4.3 Изменения клиентской части</w:t>
         <w:tab/>
-        <w:t>28</w:t>
+        <w:t>27</w:t>
       </w:r>
     </w:p>
     <w:p>
@@ -5084,7 +5084,7 @@
         </w:rPr>
         <w:t>4.4 Проверочный клиент</w:t>
         <w:tab/>
-        <w:t>29</w:t>
+        <w:t>28</w:t>
       </w:r>
     </w:p>
     <w:p>
@@ -5104,7 +5104,7 @@
         </w:rPr>
         <w:t>4.5 Инфраструктурные изменения</w:t>
         <w:tab/>
-        <w:t>29</w:t>
+        <w:t>28</w:t>
       </w:r>
     </w:p>
     <w:p>
@@ -5124,7 +5124,7 @@
         </w:rPr>
         <w:t>4.6 Автоматизированный сценарий проверки</w:t>
         <w:tab/>
-        <w:t>30</w:t>
+        <w:t>29</w:t>
       </w:r>
     </w:p>
     <w:p>
@@ -5144,7 +5144,7 @@
         </w:rPr>
         <w:t>5. Испытания и оценка результатов</w:t>
         <w:tab/>
-        <w:t>32</w:t>
+        <w:t>31</w:t>
       </w:r>
     </w:p>
     <w:p>
@@ -5164,7 +5164,7 @@
         </w:rPr>
         <w:t>5.1 Цель и программа испытаний</w:t>
         <w:tab/>
-        <w:t>32</w:t>
+        <w:t>31</w:t>
       </w:r>
     </w:p>
     <w:p>
@@ -5184,7 +5184,7 @@
         </w:rPr>
         <w:t>5.2 Стенд испытаний</w:t>
         <w:tab/>
-        <w:t>32</w:t>
+        <w:t>31</w:t>
       </w:r>
     </w:p>
     <w:p>
@@ -5204,7 +5204,7 @@
         </w:rPr>
         <w:t>5.3 Результат без Redis backplane</w:t>
         <w:tab/>
-        <w:t>33</w:t>
+        <w:t>32</w:t>
       </w:r>
     </w:p>
     <w:p>
@@ -5224,7 +5224,7 @@
         </w:rPr>
         <w:t>5.4 Результат с Redis backplane</w:t>
         <w:tab/>
-        <w:t>33</w:t>
+        <w:t>32</w:t>
       </w:r>
     </w:p>
     <w:p>
@@ -5244,7 +5244,7 @@
         </w:rPr>
         <w:t>5.5 Серийная проверка и задержка доставки</w:t>
         <w:tab/>
-        <w:t>34</w:t>
+        <w:t>33</w:t>
       </w:r>
     </w:p>
     <w:p>
@@ -5264,7 +5264,7 @@
         </w:rPr>
         <w:t>5.6 Проверка восстановления соединения и отказа узла</w:t>
         <w:tab/>
-        <w:t>35</w:t>
+        <w:t>34</w:t>
       </w:r>
     </w:p>
     <w:p>
@@ -5284,7 +5284,7 @@
         </w:rPr>
         <w:t>5.7 Сравнительная таблица результатов</w:t>
         <w:tab/>
-        <w:t>35</w:t>
+        <w:t>34</w:t>
       </w:r>
     </w:p>
     <w:p>
@@ -5304,7 +5304,7 @@
         </w:rPr>
         <w:t>5.8 Проверка входной точки стенда</w:t>
         <w:tab/>
-        <w:t>36</w:t>
+        <w:t>35</w:t>
       </w:r>
     </w:p>
     <w:p>
@@ -5324,7 +5324,7 @@
         </w:rPr>
         <w:t>5.9 Оценка достоверности результатов</w:t>
         <w:tab/>
-        <w:t>36</w:t>
+        <w:t>35</w:t>
       </w:r>
     </w:p>
     <w:p>
@@ -5344,7 +5344,7 @@
         </w:rPr>
         <w:t>5.10 Вывод по испытаниям</w:t>
         <w:tab/>
-        <w:t>37</w:t>
+        <w:t>36</w:t>
       </w:r>
     </w:p>
     <w:p>

--- a/build/docx/vkr-draft-1.docx
+++ b/build/docx/vkr-draft-1.docx
@@ -3314,7 +3314,7 @@
             <w:pPr>
               <w:spacing w:line="240" w:lineRule="auto" w:before="0" w:after="0"/>
               <w:ind w:firstLine="0"/>
-              <w:jc w:val="both"/>
+              <w:jc w:val="left"/>
             </w:pPr>
             <w:r/>
             <w:r>
@@ -3324,8 +3324,63 @@
                 <w:i w:val="0"/>
                 <w:sz w:val="22"/>
               </w:rPr>
-              <w:t>разработать и исследовать real-time интерфейс для системы отслеживания задач, в котором WebSocket-соединения обслуживаются несколькими экземплярами серверного приложения, а события об изменении сущностей корректно доставляются клиентам независимо от узла подключения.</w:t>
-            </w:r>
+              <w:t>разработка real-time интерфейса для системы отслеживания задач с поддержкой</w:t>
+            </w:r>
+          </w:p>
+        </w:tc>
+      </w:tr>
+      <w:tr>
+        <w:trPr>
+          <w:trHeight w:val="397"/>
+        </w:trPr>
+        <w:tc>
+          <w:tcPr>
+            <w:tcW w:w="9660" w:type="dxa"/>
+            <w:gridSpan w:val="2"/>
+            <w:tcBorders>
+              <w:bottom w:val="single" w:sz="4" w:space="0" w:color="auto"/>
+            </w:tcBorders>
+            <w:vAlign w:val="center"/>
+          </w:tcPr>
+          <w:p>
+            <w:pPr>
+              <w:spacing w:line="240" w:lineRule="auto" w:before="0" w:after="0"/>
+              <w:ind w:firstLine="0"/>
+              <w:jc w:val="left"/>
+            </w:pPr>
+            <w:r/>
+            <w:r>
+              <w:rPr>
+                <w:rFonts w:ascii="Times New Roman" w:hAnsi="Times New Roman" w:eastAsia="Times New Roman"/>
+                <w:b w:val="0"/>
+                <w:i w:val="0"/>
+                <w:sz w:val="22"/>
+              </w:rPr>
+              <w:t>горизонтального масштабирования WebSocket-соединений.</w:t>
+            </w:r>
+          </w:p>
+        </w:tc>
+      </w:tr>
+      <w:tr>
+        <w:trPr>
+          <w:trHeight w:val="397"/>
+        </w:trPr>
+        <w:tc>
+          <w:tcPr>
+            <w:tcW w:w="9660" w:type="dxa"/>
+            <w:gridSpan w:val="2"/>
+            <w:tcBorders>
+              <w:top w:val="single" w:sz="4" w:space="0" w:color="auto"/>
+            </w:tcBorders>
+            <w:vAlign w:val="center"/>
+          </w:tcPr>
+          <w:p>
+            <w:pPr>
+              <w:spacing w:line="240" w:lineRule="auto" w:before="0" w:after="0"/>
+              <w:ind w:firstLine="0"/>
+              <w:jc w:val="left"/>
+            </w:pPr>
+            <w:r/>
           </w:p>
         </w:tc>
       </w:tr>
@@ -3397,7 +3452,7 @@
             <w:pPr>
               <w:spacing w:line="240" w:lineRule="auto" w:before="0" w:after="0"/>
               <w:ind w:firstLine="0"/>
-              <w:jc w:val="both"/>
+              <w:jc w:val="left"/>
             </w:pPr>
             <w:r/>
             <w:r>
@@ -3407,8 +3462,63 @@
                 <w:i w:val="0"/>
                 <w:sz w:val="22"/>
               </w:rPr>
-              <w:t>проанализировать предметную область и подходы к масштабированию WebSocket-соединений; исследовать исходную реализацию real-time контура; спроектировать распределенную архитектуру с межузловой доставкой событий; реализовать решение в отдельной ветке проекта; подготовить стенд и провести испытания.</w:t>
-            </w:r>
+              <w:t>1) проанализировать предметную область; 2) спроектировать</w:t>
+            </w:r>
+          </w:p>
+        </w:tc>
+      </w:tr>
+      <w:tr>
+        <w:trPr>
+          <w:trHeight w:val="397"/>
+        </w:trPr>
+        <w:tc>
+          <w:tcPr>
+            <w:tcW w:w="9648" w:type="dxa"/>
+            <w:gridSpan w:val="2"/>
+            <w:tcBorders>
+              <w:bottom w:val="single" w:sz="4" w:space="0" w:color="auto"/>
+            </w:tcBorders>
+            <w:vAlign w:val="center"/>
+          </w:tcPr>
+          <w:p>
+            <w:pPr>
+              <w:spacing w:line="240" w:lineRule="auto" w:before="0" w:after="0"/>
+              <w:ind w:firstLine="0"/>
+              <w:jc w:val="left"/>
+            </w:pPr>
+            <w:r/>
+            <w:r>
+              <w:rPr>
+                <w:rFonts w:ascii="Times New Roman" w:hAnsi="Times New Roman" w:eastAsia="Times New Roman"/>
+                <w:b w:val="0"/>
+                <w:i w:val="0"/>
+                <w:sz w:val="22"/>
+              </w:rPr>
+              <w:t>распределенную архитектуру real-time контура; 3) реализовать решение; 4) провести испытания.</w:t>
+            </w:r>
+          </w:p>
+        </w:tc>
+      </w:tr>
+      <w:tr>
+        <w:trPr>
+          <w:trHeight w:val="397"/>
+        </w:trPr>
+        <w:tc>
+          <w:tcPr>
+            <w:tcW w:w="9648" w:type="dxa"/>
+            <w:gridSpan w:val="2"/>
+            <w:tcBorders>
+              <w:top w:val="single" w:sz="4" w:space="0" w:color="auto"/>
+            </w:tcBorders>
+            <w:vAlign w:val="center"/>
+          </w:tcPr>
+          <w:p>
+            <w:pPr>
+              <w:spacing w:line="240" w:lineRule="auto" w:before="0" w:after="0"/>
+              <w:ind w:firstLine="0"/>
+              <w:jc w:val="left"/>
+            </w:pPr>
+            <w:r/>
           </w:p>
         </w:tc>
       </w:tr>
@@ -3498,7 +3608,7 @@
             <w:pPr>
               <w:spacing w:line="240" w:lineRule="auto" w:before="0" w:after="0"/>
               <w:ind w:firstLine="0"/>
-              <w:jc w:val="both"/>
+              <w:jc w:val="left"/>
             </w:pPr>
             <w:r/>
             <w:r>
@@ -3508,8 +3618,87 @@
                 <w:i w:val="0"/>
                 <w:sz w:val="22"/>
               </w:rPr>
-              <w:t>анализ предметной области, постановка задачи, проектирование масштабируемого real-time контура, реализация, испытания и оценка результатов.</w:t>
-            </w:r>
+              <w:t>введение, анализ предметной области,</w:t>
+            </w:r>
+          </w:p>
+        </w:tc>
+      </w:tr>
+      <w:tr>
+        <w:trPr>
+          <w:trHeight w:val="397"/>
+        </w:trPr>
+        <w:tc>
+          <w:tcPr>
+            <w:tcW w:w="9648" w:type="dxa"/>
+            <w:gridSpan w:val="2"/>
+            <w:tcBorders>
+              <w:bottom w:val="single" w:sz="4" w:space="0" w:color="auto"/>
+            </w:tcBorders>
+            <w:vAlign w:val="center"/>
+          </w:tcPr>
+          <w:p>
+            <w:pPr>
+              <w:spacing w:line="240" w:lineRule="auto" w:before="0" w:after="0"/>
+              <w:ind w:firstLine="0"/>
+              <w:jc w:val="left"/>
+            </w:pPr>
+            <w:r/>
+            <w:r>
+              <w:rPr>
+                <w:rFonts w:ascii="Times New Roman" w:hAnsi="Times New Roman" w:eastAsia="Times New Roman"/>
+                <w:b w:val="0"/>
+                <w:i w:val="0"/>
+                <w:sz w:val="22"/>
+              </w:rPr>
+              <w:t>проектирование real-time контура, разработка и тестирование, заключение.</w:t>
+            </w:r>
+          </w:p>
+        </w:tc>
+      </w:tr>
+      <w:tr>
+        <w:trPr>
+          <w:trHeight w:val="397"/>
+        </w:trPr>
+        <w:tc>
+          <w:tcPr>
+            <w:tcW w:w="9648" w:type="dxa"/>
+            <w:gridSpan w:val="2"/>
+            <w:tcBorders>
+              <w:top w:val="single" w:sz="4" w:space="0" w:color="auto"/>
+              <w:bottom w:val="single" w:sz="4" w:space="0" w:color="auto"/>
+            </w:tcBorders>
+            <w:vAlign w:val="center"/>
+          </w:tcPr>
+          <w:p>
+            <w:pPr>
+              <w:spacing w:line="240" w:lineRule="auto" w:before="0" w:after="0"/>
+              <w:ind w:firstLine="0"/>
+              <w:jc w:val="left"/>
+            </w:pPr>
+            <w:r/>
+          </w:p>
+        </w:tc>
+      </w:tr>
+      <w:tr>
+        <w:trPr>
+          <w:trHeight w:val="397"/>
+        </w:trPr>
+        <w:tc>
+          <w:tcPr>
+            <w:tcW w:w="9648" w:type="dxa"/>
+            <w:gridSpan w:val="2"/>
+            <w:tcBorders>
+              <w:top w:val="single" w:sz="4" w:space="0" w:color="auto"/>
+            </w:tcBorders>
+            <w:vAlign w:val="center"/>
+          </w:tcPr>
+          <w:p>
+            <w:pPr>
+              <w:spacing w:line="240" w:lineRule="auto" w:before="0" w:after="0"/>
+              <w:ind w:firstLine="0"/>
+              <w:jc w:val="left"/>
+            </w:pPr>
+            <w:r/>
           </w:p>
         </w:tc>
       </w:tr>

--- a/build/docx/vkr-draft-1.docx
+++ b/build/docx/vkr-draft-1.docx
@@ -5553,7 +5553,7 @@
         </w:rPr>
         <w:t>ЗАКЛЮЧЕНИЕ</w:t>
         <w:tab/>
-        <w:t>36</w:t>
+        <w:t>37</w:t>
       </w:r>
     </w:p>
     <w:p>
@@ -5573,7 +5573,7 @@
         </w:rPr>
         <w:t>СПИСОК ИСПОЛЬЗОВАННЫХ ИСТОЧНИКОВ</w:t>
         <w:tab/>
-        <w:t>38</w:t>
+        <w:t>39</w:t>
       </w:r>
     </w:p>
     <w:p>
@@ -5593,7 +5593,7 @@
         </w:rPr>
         <w:t>ПРИЛОЖЕНИЕ А</w:t>
         <w:tab/>
-        <w:t>39</w:t>
+        <w:t>40</w:t>
       </w:r>
     </w:p>
     <w:p>
@@ -5613,7 +5613,7 @@
         </w:rPr>
         <w:t>ПРИЛОЖЕНИЕ Б</w:t>
         <w:tab/>
-        <w:t>40</w:t>
+        <w:t>41</w:t>
       </w:r>
     </w:p>
     <w:p>
@@ -5633,7 +5633,7 @@
         </w:rPr>
         <w:t>ПРИЛОЖЕНИЕ В</w:t>
         <w:tab/>
-        <w:t>44</w:t>
+        <w:t>45</w:t>
       </w:r>
     </w:p>
     <w:p>
@@ -14155,6 +14155,7 @@
     <w:p>
       <w:pPr>
         <w:pStyle w:val="1"/>
+        <w:pageBreakBefore/>
         <w:jc w:val="center"/>
       </w:pPr>
       <w:r>

--- a/build/docx/vkr-draft-1.docx
+++ b/build/docx/vkr-draft-1.docx
@@ -1188,7 +1188,7 @@
                 <w:i w:val="0"/>
                 <w:sz w:val="28"/>
               </w:rPr>
-              <w:t>92</w:t>
+              <w:t>02</w:t>
             </w:r>
           </w:p>
         </w:tc>
@@ -4655,7 +4655,7 @@
           <w:i w:val="0"/>
           <w:sz w:val="28"/>
         </w:rPr>
-        <w:t>Выпускная квалификационная работа содержит 51 страницу, 6 рисунков, 2 таблицы, список использованных источников из 20 наименований и 3 приложения.</w:t>
+        <w:t>Выпускная квалификационная работа содержит 52 страницы, 6 рисунков, 2 таблицы, список использованных источников из 20 наименований и 3 приложения.</w:t>
       </w:r>
     </w:p>
     <w:p>
